--- a/DOCUMENTS/Assessment_2_report.docx
+++ b/DOCUMENTS/Assessment_2_report.docx
@@ -1,6 +1,6 @@
 
 <file path=word/document.xml><?xml version="1.0" encoding="utf-8"?>
-<w:document xmlns:wpc="http://schemas.microsoft.com/office/word/2010/wordprocessingCanvas" xmlns:cx="http://schemas.microsoft.com/office/drawing/2014/chartex" xmlns:cx1="http://schemas.microsoft.com/office/drawing/2015/9/8/chartex" xmlns:cx2="http://schemas.microsoft.com/office/drawing/2015/10/21/chartex" xmlns:cx3="http://schemas.microsoft.com/office/drawing/2016/5/9/chartex" xmlns:cx4="http://schemas.microsoft.com/office/drawing/2016/5/10/chartex" xmlns:cx5="http://schemas.microsoft.com/office/drawing/2016/5/11/chartex" xmlns:cx6="http://schemas.microsoft.com/office/drawing/2016/5/12/chartex" xmlns:cx7="http://schemas.microsoft.com/office/drawing/2016/5/13/chartex" xmlns:cx8="http://schemas.microsoft.com/office/drawing/2016/5/14/chartex" xmlns:mc="http://schemas.openxmlformats.org/markup-compatibility/2006" xmlns:m="http://schemas.openxmlformats.org/officeDocument/2006/math" xmlns:aink="http://schemas.microsoft.com/office/drawing/2016/ink" xmlns:am3d="http://schemas.microsoft.com/office/drawing/2017/model3d" xmlns:oel="http://schemas.microsoft.com/office/2019/extlst" xmlns:r="http://schemas.openxmlformats.org/officeDocument/2006/relationships" xmlns:wp14="http://schemas.microsoft.com/office/word/2010/wordprocessingDrawing" xmlns:wp="http://schemas.openxmlformats.org/drawingml/2006/wordprocessingDrawing" xmlns:wpg="http://schemas.microsoft.com/office/word/2010/wordprocessingGroup" xmlns:wpi="http://schemas.microsoft.com/office/word/2010/wordprocessingInk" xmlns:wps="http://schemas.microsoft.com/office/word/2010/wordprocessingShape" xmlns:o="urn:schemas-microsoft-com:office:office" xmlns:v="urn:schemas-microsoft-com:vml" xmlns:w10="urn:schemas-microsoft-com:office:word" xmlns:w="http://schemas.openxmlformats.org/wordprocessingml/2006/main" xmlns:w14="http://schemas.microsoft.com/office/word/2010/wordml" xmlns:w15="http://schemas.microsoft.com/office/word/2012/wordml" xmlns:w16cex="http://schemas.microsoft.com/office/word/2018/wordml/cex" xmlns:w16cid="http://schemas.microsoft.com/office/word/2016/wordml/cid" xmlns:w16="http://schemas.microsoft.com/office/word/2018/wordml" xmlns:w16sdtdh="http://schemas.microsoft.com/office/word/2020/wordml/sdtdatahash" xmlns:w16sdtfl="http://schemas.microsoft.com/office/word/2024/wordml/sdtformatlock" xmlns:w16se="http://schemas.microsoft.com/office/word/2015/wordml/symex" xmlns:w16du="http://schemas.microsoft.com/office/word/2023/wordml/word16du" xmlns:wne="http://schemas.microsoft.com/office/word/2006/wordml" mc:Ignorable="w14 w15 w16se w16cid w16 w16cex w16sdtdh w16sdtfl w16du wp14">
+<w:document xmlns:wpc="http://schemas.microsoft.com/office/word/2010/wordprocessingCanvas" xmlns:cx="http://schemas.microsoft.com/office/drawing/2014/chartex" xmlns:cx1="http://schemas.microsoft.com/office/drawing/2015/9/8/chartex" xmlns:cx2="http://schemas.microsoft.com/office/drawing/2015/10/21/chartex" xmlns:cx3="http://schemas.microsoft.com/office/drawing/2016/5/9/chartex" xmlns:cx4="http://schemas.microsoft.com/office/drawing/2016/5/10/chartex" xmlns:cx5="http://schemas.microsoft.com/office/drawing/2016/5/11/chartex" xmlns:cx6="http://schemas.microsoft.com/office/drawing/2016/5/12/chartex" xmlns:cx7="http://schemas.microsoft.com/office/drawing/2016/5/13/chartex" xmlns:cx8="http://schemas.microsoft.com/office/drawing/2016/5/14/chartex" xmlns:mc="http://schemas.openxmlformats.org/markup-compatibility/2006" xmlns:aink="http://schemas.microsoft.com/office/drawing/2016/ink" xmlns:am3d="http://schemas.microsoft.com/office/drawing/2017/model3d" xmlns:o="urn:schemas-microsoft-com:office:office" xmlns:oel="http://schemas.microsoft.com/office/2019/extlst" xmlns:r="http://schemas.openxmlformats.org/officeDocument/2006/relationships" xmlns:m="http://schemas.openxmlformats.org/officeDocument/2006/math" xmlns:v="urn:schemas-microsoft-com:vml" xmlns:wp14="http://schemas.microsoft.com/office/word/2010/wordprocessingDrawing" xmlns:wp="http://schemas.openxmlformats.org/drawingml/2006/wordprocessingDrawing" xmlns:w10="urn:schemas-microsoft-com:office:word" xmlns:w="http://schemas.openxmlformats.org/wordprocessingml/2006/main" xmlns:w14="http://schemas.microsoft.com/office/word/2010/wordml" xmlns:w15="http://schemas.microsoft.com/office/word/2012/wordml" xmlns:w16cex="http://schemas.microsoft.com/office/word/2018/wordml/cex" xmlns:w16cid="http://schemas.microsoft.com/office/word/2016/wordml/cid" xmlns:w16="http://schemas.microsoft.com/office/word/2018/wordml" xmlns:w16du="http://schemas.microsoft.com/office/word/2023/wordml/word16du" xmlns:w16sdtdh="http://schemas.microsoft.com/office/word/2020/wordml/sdtdatahash" xmlns:w16sdtfl="http://schemas.microsoft.com/office/word/2024/wordml/sdtformatlock" xmlns:w16se="http://schemas.microsoft.com/office/word/2015/wordml/symex" xmlns:wpg="http://schemas.microsoft.com/office/word/2010/wordprocessingGroup" xmlns:wpi="http://schemas.microsoft.com/office/word/2010/wordprocessingInk" xmlns:wne="http://schemas.microsoft.com/office/word/2006/wordml" xmlns:wps="http://schemas.microsoft.com/office/word/2010/wordprocessingShape" mc:Ignorable="w14 w15 w16se w16cid w16 w16cex w16sdtdh w16sdtfl w16du wp14">
   <w:body>
     <w:p>
       <w:pPr>
@@ -264,21 +264,7 @@
               <w:rPr>
                 <w:lang w:val="en-US"/>
               </w:rPr>
-              <w:t xml:space="preserve"> Sonam </w:t>
-            </w:r>
-            <w:proofErr w:type="spellStart"/>
-            <w:r>
-              <w:rPr>
-                <w:lang w:val="en-US"/>
-              </w:rPr>
-              <w:t>Pelden</w:t>
-            </w:r>
-            <w:proofErr w:type="spellEnd"/>
-            <w:r>
-              <w:rPr>
-                <w:lang w:val="en-US"/>
-              </w:rPr>
-              <w:t xml:space="preserve">, </w:t>
+              <w:t xml:space="preserve"> Sonam Pelden, </w:t>
             </w:r>
             <w:r>
               <w:rPr>
@@ -928,12 +914,6 @@
                 <w:lang w:val="en-NZ" w:eastAsia="en-NZ"/>
               </w:rPr>
             </w:pPr>
-            <w:r>
-              <w:rPr>
-                <w:lang w:val="en-NZ" w:eastAsia="en-NZ"/>
-              </w:rPr>
-              <w:t>Solution Design/Tech Justification/security design/ threat model/cost estimation.</w:t>
-            </w:r>
           </w:p>
         </w:tc>
       </w:tr>
@@ -1236,9 +1216,7 @@
       </w:sdtPr>
       <w:sdtEndPr>
         <w:rPr>
-          <w:rFonts w:ascii="Times New Roman" w:hAnsi="Times New Roman"/>
           <w:noProof/>
-          <w:sz w:val="24"/>
         </w:rPr>
       </w:sdtEndPr>
       <w:sdtContent>
@@ -1259,6 +1237,7 @@
             <w:rPr>
               <w:rFonts w:eastAsiaTheme="minorEastAsia"/>
               <w:noProof/>
+              <w:sz w:val="24"/>
               <w:szCs w:val="34"/>
               <w:lang w:val="en-US" w:bidi="dz-BT"/>
             </w:rPr>
@@ -1339,6 +1318,7 @@
             <w:rPr>
               <w:rFonts w:eastAsiaTheme="minorEastAsia"/>
               <w:noProof/>
+              <w:sz w:val="24"/>
               <w:szCs w:val="34"/>
               <w:lang w:val="en-US" w:bidi="dz-BT"/>
             </w:rPr>
@@ -1410,6 +1390,7 @@
             <w:rPr>
               <w:rFonts w:eastAsiaTheme="minorEastAsia"/>
               <w:noProof/>
+              <w:sz w:val="24"/>
               <w:szCs w:val="34"/>
               <w:lang w:val="en-US" w:bidi="dz-BT"/>
             </w:rPr>
@@ -1481,6 +1462,7 @@
             <w:rPr>
               <w:rFonts w:eastAsiaTheme="minorEastAsia"/>
               <w:noProof/>
+              <w:sz w:val="24"/>
               <w:szCs w:val="34"/>
               <w:lang w:val="en-US" w:bidi="dz-BT"/>
             </w:rPr>
@@ -1552,6 +1534,7 @@
             <w:rPr>
               <w:rFonts w:eastAsiaTheme="minorEastAsia"/>
               <w:noProof/>
+              <w:sz w:val="24"/>
               <w:szCs w:val="34"/>
               <w:lang w:val="en-US" w:bidi="dz-BT"/>
             </w:rPr>
@@ -1623,6 +1606,7 @@
             <w:rPr>
               <w:rFonts w:eastAsiaTheme="minorEastAsia"/>
               <w:noProof/>
+              <w:sz w:val="24"/>
               <w:szCs w:val="34"/>
               <w:lang w:val="en-US" w:bidi="dz-BT"/>
             </w:rPr>
@@ -1694,6 +1678,7 @@
             <w:rPr>
               <w:rFonts w:eastAsiaTheme="minorEastAsia"/>
               <w:noProof/>
+              <w:sz w:val="24"/>
               <w:szCs w:val="34"/>
               <w:lang w:val="en-US" w:bidi="dz-BT"/>
             </w:rPr>
@@ -1765,6 +1750,7 @@
             <w:rPr>
               <w:rFonts w:eastAsiaTheme="minorEastAsia"/>
               <w:noProof/>
+              <w:sz w:val="24"/>
               <w:szCs w:val="34"/>
               <w:lang w:val="en-US" w:bidi="dz-BT"/>
             </w:rPr>
@@ -1836,6 +1822,7 @@
             <w:rPr>
               <w:rFonts w:eastAsiaTheme="minorEastAsia"/>
               <w:noProof/>
+              <w:sz w:val="24"/>
               <w:szCs w:val="34"/>
               <w:lang w:val="en-US" w:bidi="dz-BT"/>
             </w:rPr>
@@ -1907,6 +1894,7 @@
             <w:rPr>
               <w:rFonts w:eastAsiaTheme="minorEastAsia"/>
               <w:noProof/>
+              <w:sz w:val="24"/>
               <w:szCs w:val="34"/>
               <w:lang w:val="en-US" w:bidi="dz-BT"/>
             </w:rPr>
@@ -1978,6 +1966,7 @@
             <w:rPr>
               <w:rFonts w:eastAsiaTheme="minorEastAsia"/>
               <w:noProof/>
+              <w:sz w:val="24"/>
               <w:szCs w:val="34"/>
               <w:lang w:val="en-US" w:bidi="dz-BT"/>
             </w:rPr>
@@ -2049,6 +2038,7 @@
             <w:rPr>
               <w:rFonts w:eastAsiaTheme="minorEastAsia"/>
               <w:noProof/>
+              <w:sz w:val="24"/>
               <w:szCs w:val="34"/>
               <w:lang w:val="en-US" w:bidi="dz-BT"/>
             </w:rPr>
@@ -2120,6 +2110,7 @@
             <w:rPr>
               <w:rFonts w:eastAsiaTheme="minorEastAsia"/>
               <w:noProof/>
+              <w:sz w:val="24"/>
               <w:szCs w:val="34"/>
               <w:lang w:val="en-US" w:bidi="dz-BT"/>
             </w:rPr>
@@ -2191,6 +2182,7 @@
             <w:rPr>
               <w:rFonts w:eastAsiaTheme="minorEastAsia"/>
               <w:noProof/>
+              <w:sz w:val="24"/>
               <w:szCs w:val="34"/>
               <w:lang w:val="en-US" w:bidi="dz-BT"/>
             </w:rPr>
@@ -2262,6 +2254,7 @@
             <w:rPr>
               <w:rFonts w:eastAsiaTheme="minorEastAsia"/>
               <w:noProof/>
+              <w:sz w:val="24"/>
               <w:szCs w:val="34"/>
               <w:lang w:val="en-US" w:bidi="dz-BT"/>
             </w:rPr>
@@ -2333,6 +2326,7 @@
             <w:rPr>
               <w:rFonts w:eastAsiaTheme="minorEastAsia"/>
               <w:noProof/>
+              <w:sz w:val="24"/>
               <w:szCs w:val="34"/>
               <w:lang w:val="en-US" w:bidi="dz-BT"/>
             </w:rPr>
@@ -2404,6 +2398,7 @@
             <w:rPr>
               <w:rFonts w:eastAsiaTheme="minorEastAsia"/>
               <w:noProof/>
+              <w:sz w:val="24"/>
               <w:szCs w:val="34"/>
               <w:lang w:val="en-US" w:bidi="dz-BT"/>
             </w:rPr>
@@ -2475,6 +2470,7 @@
             <w:rPr>
               <w:rFonts w:eastAsiaTheme="minorEastAsia"/>
               <w:noProof/>
+              <w:sz w:val="24"/>
               <w:szCs w:val="34"/>
               <w:lang w:val="en-US" w:bidi="dz-BT"/>
             </w:rPr>
@@ -2546,6 +2542,7 @@
             <w:rPr>
               <w:rFonts w:eastAsiaTheme="minorEastAsia"/>
               <w:noProof/>
+              <w:sz w:val="24"/>
               <w:szCs w:val="34"/>
               <w:lang w:val="en-US" w:bidi="dz-BT"/>
             </w:rPr>
@@ -2617,6 +2614,7 @@
             <w:rPr>
               <w:rFonts w:eastAsiaTheme="minorEastAsia"/>
               <w:noProof/>
+              <w:sz w:val="24"/>
               <w:szCs w:val="34"/>
               <w:lang w:val="en-US" w:bidi="dz-BT"/>
             </w:rPr>
@@ -2688,6 +2686,7 @@
             <w:rPr>
               <w:rFonts w:eastAsiaTheme="minorEastAsia"/>
               <w:noProof/>
+              <w:sz w:val="24"/>
               <w:szCs w:val="34"/>
               <w:lang w:val="en-US" w:bidi="dz-BT"/>
             </w:rPr>
@@ -2759,6 +2758,7 @@
             <w:rPr>
               <w:rFonts w:eastAsiaTheme="minorEastAsia"/>
               <w:noProof/>
+              <w:sz w:val="24"/>
               <w:szCs w:val="34"/>
               <w:lang w:val="en-US" w:bidi="dz-BT"/>
             </w:rPr>
@@ -2830,6 +2830,7 @@
             <w:rPr>
               <w:rFonts w:eastAsiaTheme="minorEastAsia"/>
               <w:noProof/>
+              <w:sz w:val="24"/>
               <w:szCs w:val="34"/>
               <w:lang w:val="en-US" w:bidi="dz-BT"/>
             </w:rPr>
@@ -2901,6 +2902,7 @@
             <w:rPr>
               <w:rFonts w:eastAsiaTheme="minorEastAsia"/>
               <w:noProof/>
+              <w:sz w:val="24"/>
               <w:szCs w:val="34"/>
               <w:lang w:val="en-US" w:bidi="dz-BT"/>
             </w:rPr>
@@ -2972,6 +2974,7 @@
             <w:rPr>
               <w:rFonts w:eastAsiaTheme="minorEastAsia"/>
               <w:noProof/>
+              <w:sz w:val="24"/>
               <w:szCs w:val="34"/>
               <w:lang w:val="en-US" w:bidi="dz-BT"/>
             </w:rPr>
@@ -3043,6 +3046,7 @@
             <w:rPr>
               <w:rFonts w:eastAsiaTheme="minorEastAsia"/>
               <w:noProof/>
+              <w:sz w:val="24"/>
               <w:szCs w:val="34"/>
               <w:lang w:val="en-US" w:bidi="dz-BT"/>
             </w:rPr>
@@ -3114,6 +3118,7 @@
             <w:rPr>
               <w:rFonts w:eastAsiaTheme="minorEastAsia"/>
               <w:noProof/>
+              <w:sz w:val="24"/>
               <w:szCs w:val="34"/>
               <w:lang w:val="en-US" w:bidi="dz-BT"/>
             </w:rPr>
@@ -3185,6 +3190,7 @@
             <w:rPr>
               <w:rFonts w:eastAsiaTheme="minorEastAsia"/>
               <w:noProof/>
+              <w:sz w:val="24"/>
               <w:szCs w:val="34"/>
               <w:lang w:val="en-US" w:bidi="dz-BT"/>
             </w:rPr>
@@ -3256,6 +3262,7 @@
             <w:rPr>
               <w:rFonts w:eastAsiaTheme="minorEastAsia"/>
               <w:noProof/>
+              <w:sz w:val="24"/>
               <w:szCs w:val="34"/>
               <w:lang w:val="en-US" w:bidi="dz-BT"/>
             </w:rPr>
@@ -3334,7 +3341,6 @@
     <w:p/>
     <w:p>
       <w:r>
-        <w:lastRenderedPageBreak/>
         <w:br w:type="page"/>
       </w:r>
     </w:p>
@@ -3694,7 +3700,6 @@
         </w:numPr>
       </w:pPr>
       <w:r>
-        <w:lastRenderedPageBreak/>
         <w:t xml:space="preserve">A synthetic test-data plan </w:t>
       </w:r>
       <w:r>
@@ -3719,6 +3724,7 @@
         </w:numPr>
       </w:pPr>
       <w:r>
+        <w:lastRenderedPageBreak/>
         <w:t>A written, connector-weighted test plan covering happy-path, error-handling and degradation scenarios for all three connectors.</w:t>
       </w:r>
     </w:p>
@@ -4004,7 +4010,6 @@
       </w:pPr>
       <w:bookmarkStart w:id="5" w:name="_Toc238803235"/>
       <w:r>
-        <w:lastRenderedPageBreak/>
         <w:t>1.4 Stakeholders and User Requirements</w:t>
       </w:r>
       <w:bookmarkEnd w:id="5"/>
@@ -4123,6 +4128,7 @@
           </w:tcPr>
           <w:p>
             <w:r>
+              <w:lastRenderedPageBreak/>
               <w:t>Md Ashraf Uddin</w:t>
             </w:r>
           </w:p>
@@ -4709,7 +4715,6 @@
           </w:tcPr>
           <w:p>
             <w:r>
-              <w:lastRenderedPageBreak/>
               <w:t>Solution Design &amp; PoC Planning</w:t>
             </w:r>
           </w:p>
@@ -4742,6 +4747,7 @@
           </w:tcPr>
           <w:p>
             <w:r>
+              <w:lastRenderedPageBreak/>
               <w:t>Finalisation &amp; Submission</w:t>
             </w:r>
           </w:p>
@@ -4798,11 +4804,11 @@
         <w:tblLook w:val="0000" w:firstRow="0" w:lastRow="0" w:firstColumn="0" w:lastColumn="0" w:noHBand="0" w:noVBand="0"/>
       </w:tblPr>
       <w:tblGrid>
-        <w:gridCol w:w="2811"/>
-        <w:gridCol w:w="1541"/>
-        <w:gridCol w:w="1513"/>
-        <w:gridCol w:w="1538"/>
-        <w:gridCol w:w="1623"/>
+        <w:gridCol w:w="2856"/>
+        <w:gridCol w:w="1542"/>
+        <w:gridCol w:w="1529"/>
+        <w:gridCol w:w="1542"/>
+        <w:gridCol w:w="1557"/>
       </w:tblGrid>
       <w:tr>
         <w:tc>
@@ -5576,7 +5582,6 @@
       </w:pPr>
       <w:bookmarkStart w:id="10" w:name="_Toc238803240"/>
       <w:r>
-        <w:lastRenderedPageBreak/>
         <w:t>2.4 Risk Register</w:t>
       </w:r>
       <w:bookmarkEnd w:id="10"/>
@@ -5603,13 +5608,13 @@
       </w:tblPr>
       <w:tblGrid>
         <w:gridCol w:w="499"/>
-        <w:gridCol w:w="2234"/>
-        <w:gridCol w:w="985"/>
+        <w:gridCol w:w="2196"/>
+        <w:gridCol w:w="1004"/>
         <w:gridCol w:w="846"/>
-        <w:gridCol w:w="603"/>
-        <w:gridCol w:w="799"/>
-        <w:gridCol w:w="2333"/>
-        <w:gridCol w:w="701"/>
+        <w:gridCol w:w="650"/>
+        <w:gridCol w:w="800"/>
+        <w:gridCol w:w="2293"/>
+        <w:gridCol w:w="712"/>
       </w:tblGrid>
       <w:tr>
         <w:tc>
@@ -5822,6 +5827,7 @@
                 <w:sz w:val="17"/>
                 <w:szCs w:val="17"/>
               </w:rPr>
+              <w:lastRenderedPageBreak/>
               <w:t>R1</w:t>
             </w:r>
           </w:p>
@@ -6991,26 +6997,26 @@
     </w:p>
     <w:p>
       <w:r>
+        <w:t xml:space="preserve">Economic </w:t>
+      </w:r>
+      <w:r>
+        <w:t>feasibility is high</w:t>
+      </w:r>
+      <w:r>
+        <w:t xml:space="preserve">: estimated overall cost is around $150 AUD, both using </w:t>
+      </w:r>
+      <w:proofErr w:type="gramStart"/>
+      <w:r>
+        <w:t>open source</w:t>
+      </w:r>
+      <w:proofErr w:type="gramEnd"/>
+      <w:r>
+        <w:t xml:space="preserve"> tools and free tier hosting under the WIL arrangement, and the expected value for FAZ Australia is great, as defect escape rate will be reduced and onboarding of connectors will be accelerated.</w:t>
+      </w:r>
+    </w:p>
+    <w:p>
+      <w:r>
         <w:lastRenderedPageBreak/>
-        <w:t xml:space="preserve">Economic </w:t>
-      </w:r>
-      <w:r>
-        <w:t>feasibility is high</w:t>
-      </w:r>
-      <w:r>
-        <w:t xml:space="preserve">: estimated overall cost is around $150 AUD, both using </w:t>
-      </w:r>
-      <w:proofErr w:type="gramStart"/>
-      <w:r>
-        <w:t>open source</w:t>
-      </w:r>
-      <w:proofErr w:type="gramEnd"/>
-      <w:r>
-        <w:t xml:space="preserve"> tools and free tier hosting under the WIL arrangement, and the expected value for FAZ Australia is great, as defect escape rate will be reduced and onboarding of connectors will be accelerated.</w:t>
-      </w:r>
-    </w:p>
-    <w:p>
-      <w:r>
         <w:t xml:space="preserve">Legal feasibility is </w:t>
       </w:r>
       <w:r>
@@ -7244,62 +7250,62 @@
         <w:rPr>
           <w:color w:val="000000"/>
         </w:rPr>
-        <w:t xml:space="preserve">). One of the developing platforms that MedTalk uses is Epic.  Epic sandbox provides platform for developers to test integration first using mock patient data before EHR (Electronic Health Records) exchange. </w:t>
+        <w:t xml:space="preserve">). One of the developing platforms that MedTalk uses is Epic.  Epic sandbox provides platform for developers to test integration first using mock patient data before EHR (Electronic Health Records) exchange. According to </w:t>
       </w:r>
       <w:r>
         <w:rPr>
           <w:color w:val="000000"/>
         </w:rPr>
+        <w:t>Choudhary</w:t>
+      </w:r>
+      <w:r>
+        <w:rPr>
+          <w:color w:val="000000"/>
+        </w:rPr>
+        <w:t xml:space="preserve"> (2026), for a company to upload their application on Epic is split into three main categories for charging fees. There is Connection Hub listing fee approximately USD$500, vendor services membership charging up to USD$1 900 and build Labour ranging from USD$40000 for read only FHIR and USD$350000 for full bidirectional (</w:t>
+      </w:r>
+      <w:r>
+        <w:rPr>
+          <w:color w:val="000000"/>
+        </w:rPr>
+        <w:t>Choudhary</w:t>
+      </w:r>
+      <w:r>
+        <w:rPr>
+          <w:color w:val="000000"/>
+        </w:rPr>
+        <w:t>, 2026). MedTalk and MediBetter partnership tech-tech API prices are not publicly available but according to MarkiTech.AI</w:t>
+      </w:r>
+      <w:r>
+        <w:rPr>
+          <w:color w:val="000000"/>
+        </w:rPr>
+        <w:t xml:space="preserve"> (2025</w:t>
+      </w:r>
+      <w:r>
+        <w:rPr>
+          <w:color w:val="000000"/>
+        </w:rPr>
+        <w:t>)</w:t>
+      </w:r>
+      <w:r>
+        <w:rPr>
+          <w:color w:val="000000"/>
+        </w:rPr>
+        <w:t>,</w:t>
+      </w:r>
+      <w:r>
+        <w:rPr>
+          <w:color w:val="000000"/>
+        </w:rPr>
+        <w:t xml:space="preserve"> a flat fee ranges </w:t>
+      </w:r>
+      <w:r>
+        <w:rPr>
+          <w:color w:val="000000"/>
+        </w:rPr>
         <w:lastRenderedPageBreak/>
-        <w:t xml:space="preserve">According to </w:t>
-      </w:r>
-      <w:r>
-        <w:rPr>
-          <w:color w:val="000000"/>
-        </w:rPr>
-        <w:t>Choudhary</w:t>
-      </w:r>
-      <w:r>
-        <w:rPr>
-          <w:color w:val="000000"/>
-        </w:rPr>
-        <w:t xml:space="preserve"> (2026), for a company to upload their application on Epic is split into three main categories for charging fees. There is Connection Hub listing fee approximately USD$500, vendor services membership charging up to USD$1 900 and build Labour ranging from USD$40000 for read only FHIR and USD$350000 for full bidirectional (</w:t>
-      </w:r>
-      <w:r>
-        <w:rPr>
-          <w:color w:val="000000"/>
-        </w:rPr>
-        <w:t>Choudhary</w:t>
-      </w:r>
-      <w:r>
-        <w:rPr>
-          <w:color w:val="000000"/>
-        </w:rPr>
-        <w:t>, 2026). MedTalk and MediBetter partnership tech-tech API prices are not publicly available but according to MarkiTech.AI</w:t>
-      </w:r>
-      <w:r>
-        <w:rPr>
-          <w:color w:val="000000"/>
-        </w:rPr>
-        <w:t xml:space="preserve"> (2025</w:t>
-      </w:r>
-      <w:r>
-        <w:rPr>
-          <w:color w:val="000000"/>
-        </w:rPr>
-        <w:t>)</w:t>
-      </w:r>
-      <w:r>
-        <w:rPr>
-          <w:color w:val="000000"/>
-        </w:rPr>
-        <w:t>,</w:t>
-      </w:r>
-      <w:r>
-        <w:rPr>
-          <w:color w:val="000000"/>
-        </w:rPr>
-        <w:t xml:space="preserve"> a flat fee ranges from $100 to $500. This excludes the subscription of the MediBetter professional suite which </w:t>
+        <w:t xml:space="preserve">from $100 to $500. This excludes the subscription of the MediBetter professional suite which </w:t>
       </w:r>
       <w:r>
         <w:rPr>
@@ -7422,269 +7428,266 @@
         <w:rPr>
           <w:lang w:val="en-US"/>
         </w:rPr>
-        <w:t xml:space="preserve">MedTalk is part of the Australian health interoperability market. The main technical challenge in this market is not only generating accurate clinical notes but safe exchange of the clinical </w:t>
-      </w:r>
+        <w:t xml:space="preserve">MedTalk is part of the Australian health interoperability market. The main technical challenge in this market is not only generating accurate clinical notes but safe exchange of the clinical notes and correct translation of the data to the receiving system.  The most relevant technologies for the test harness are HL7 FHIR, SMART, vendor integration layers and Australian clinical terminology. These are all essential for the project as it </w:t>
+      </w:r>
+      <w:proofErr w:type="gramStart"/>
       <w:r>
         <w:rPr>
           <w:lang w:val="en-US"/>
         </w:rPr>
+        <w:t>has to</w:t>
+      </w:r>
+      <w:proofErr w:type="gramEnd"/>
+      <w:r>
+        <w:rPr>
+          <w:lang w:val="en-US"/>
+        </w:rPr>
+        <w:t xml:space="preserve"> reflect the same standards as production systems.</w:t>
+      </w:r>
+    </w:p>
+    <w:p>
+      <w:pPr>
+        <w:textAlignment w:val="baseline"/>
+        <w:rPr>
+          <w:lang w:val="en-US"/>
+        </w:rPr>
+      </w:pPr>
+    </w:p>
+    <w:p>
+      <w:pPr>
+        <w:textAlignment w:val="baseline"/>
+        <w:rPr>
+          <w:lang w:val="en-US"/>
+        </w:rPr>
+      </w:pPr>
+      <w:r>
+        <w:rPr>
+          <w:lang w:val="en-US"/>
+        </w:rPr>
         <w:lastRenderedPageBreak/>
-        <w:t xml:space="preserve">notes and correct translation of the data to the receiving system.  The most relevant technologies for the test harness are HL7 FHIR, SMART, vendor integration layers and Australian clinical terminology. These are all essential for the project as it </w:t>
+        <w:t>FHIR (</w:t>
+      </w:r>
+      <w:r>
+        <w:rPr>
+          <w:color w:val="000000"/>
+        </w:rPr>
+        <w:t>Fast Healthcare Interoperability Resources</w:t>
+      </w:r>
+      <w:r>
+        <w:rPr>
+          <w:lang w:val="en-US"/>
+        </w:rPr>
+        <w:t>) is the central exchange standard that defines resources meaning patient data, appointments, clinical notes and related information structure and transferred between systems (</w:t>
+      </w:r>
+      <w:proofErr w:type="spellStart"/>
+      <w:r>
+        <w:rPr>
+          <w:color w:val="000000"/>
+        </w:rPr>
+        <w:t>eCQI</w:t>
+      </w:r>
+      <w:proofErr w:type="spellEnd"/>
+      <w:r>
+        <w:rPr>
+          <w:color w:val="000000"/>
+        </w:rPr>
+        <w:t xml:space="preserve">, </w:t>
+      </w:r>
+      <w:r>
+        <w:rPr>
+          <w:color w:val="000000"/>
+        </w:rPr>
+        <w:t>2025)</w:t>
+      </w:r>
+      <w:r>
+        <w:rPr>
+          <w:lang w:val="en-US"/>
+        </w:rPr>
+        <w:t>. It also depicts interaction patterns including real time representation state Transfer (RESTful) application programming interfaces (APIs), document based and messaging. The RESTful APIS use HTTP operations to create, read, update and search for FHIR resources to enable real time data exchange. FHIR framework is free to build commercial and open-source tools while HL7 is registered trademark that cannot be used without permission. FHIR is a necessity for the project to mimic structured clinical document exchange and be able to test it.</w:t>
+      </w:r>
+    </w:p>
+    <w:p>
+      <w:pPr>
+        <w:textAlignment w:val="baseline"/>
+        <w:rPr>
+          <w:lang w:val="en-US"/>
+        </w:rPr>
+      </w:pPr>
+      <w:r>
+        <w:rPr>
+          <w:lang w:val="en-US"/>
+        </w:rPr>
+        <w:t xml:space="preserve">Australian clinical terminology and classification is vital which include SNOMED CT-AU and ICD-10-AM. SNOMED CT-AU is the preferred clinical terminology in Australia which is an extension of the global </w:t>
+      </w:r>
+      <w:r>
+        <w:t xml:space="preserve">SNOMED </w:t>
+      </w:r>
+      <w:r>
+        <w:t>CT standard.</w:t>
+      </w:r>
+      <w:r>
+        <w:t xml:space="preserve"> It combines international core clinical data with Australian-specific terms, spellings, local reference set</w:t>
+      </w:r>
+      <w:r>
+        <w:t>s</w:t>
+      </w:r>
+      <w:r>
+        <w:t xml:space="preserve"> and the Australian Medicines Terminology (AMT</w:t>
+      </w:r>
+      <w:r>
+        <w:t xml:space="preserve">). </w:t>
+      </w:r>
+      <w:r>
+        <w:rPr>
+          <w:lang w:val="en-US"/>
+        </w:rPr>
+        <w:t xml:space="preserve">SNOMED CT-AU </w:t>
+      </w:r>
+      <w:r>
+        <w:t>c</w:t>
+      </w:r>
+      <w:r>
+        <w:t xml:space="preserve">ontains </w:t>
+      </w:r>
+      <w:r>
+        <w:t xml:space="preserve">numerous </w:t>
+      </w:r>
+      <w:r>
+        <w:t xml:space="preserve">clinical concepts organized into hierarchies </w:t>
+      </w:r>
+      <w:r>
+        <w:t>like body structures, procedures and clinical findings</w:t>
+      </w:r>
+      <w:r>
+        <w:t>.</w:t>
+      </w:r>
+      <w:r>
+        <w:t xml:space="preserve"> </w:t>
+      </w:r>
+      <w:r>
+        <w:rPr>
+          <w:lang w:val="en-US"/>
+        </w:rPr>
+        <w:t>SNOMED CT-AU is then mapped to ICD-10-AM which is classification of diseases and diagnosis</w:t>
+      </w:r>
+      <w:r>
+        <w:t xml:space="preserve"> t</w:t>
+      </w:r>
+      <w:r>
+        <w:t>ailored to match Australian clinical terminology, practice and health-tracking need</w:t>
+      </w:r>
+      <w:r>
+        <w:t xml:space="preserve">. The </w:t>
+      </w:r>
+      <w:r>
+        <w:rPr>
+          <w:lang w:val="en-US"/>
+        </w:rPr>
+        <w:t>ICD-10-AM is mapped to MBS for billing in Australia. These terms need to be coded in the synthetic patient record correctly as the test harness will validate them. These terminologies are free access to code in synthetic data.</w:t>
+      </w:r>
+    </w:p>
+    <w:p>
+      <w:pPr>
+        <w:textAlignment w:val="baseline"/>
+        <w:rPr>
+          <w:lang w:val="en-US"/>
+        </w:rPr>
+      </w:pPr>
+    </w:p>
+    <w:p>
+      <w:pPr>
+        <w:textAlignment w:val="baseline"/>
+        <w:rPr>
+          <w:lang w:val="en-US"/>
+        </w:rPr>
+      </w:pPr>
+      <w:r>
+        <w:rPr>
+          <w:lang w:val="en-US"/>
+        </w:rPr>
+        <w:t xml:space="preserve">Synthea is currently one of the most credited synthetic patient </w:t>
       </w:r>
       <w:proofErr w:type="gramStart"/>
       <w:r>
         <w:rPr>
           <w:lang w:val="en-US"/>
         </w:rPr>
-        <w:t>has to</w:t>
+        <w:t>generator</w:t>
       </w:r>
       <w:proofErr w:type="gramEnd"/>
       <w:r>
         <w:rPr>
           <w:lang w:val="en-US"/>
         </w:rPr>
-        <w:t xml:space="preserve"> reflect the same standards as production systems.</w:t>
+        <w:t xml:space="preserve"> as it creates realistic </w:t>
+      </w:r>
+      <w:r>
+        <w:t>realistic mock medical histories and electronic health records</w:t>
+      </w:r>
+      <w:r>
+        <w:t xml:space="preserve"> lifespan</w:t>
+      </w:r>
+      <w:r>
+        <w:t xml:space="preserve"> from birth to death.</w:t>
+      </w:r>
+      <w:r>
+        <w:t xml:space="preserve"> Synthea is an open source but produces mock patients based on Unites States of America demographics. CSIRO have created Australian mock data using Australian demographics, but the synthea tool is not available for public. The mock data is available which would be used for this project to ensure compliance and mimics real clinical system. SMART on FHIR is the authentication and authorising </w:t>
+      </w:r>
+      <w:r>
+        <w:t>secure system that lets third-party health apps log users in</w:t>
+      </w:r>
+      <w:r>
+        <w:t xml:space="preserve">, </w:t>
+      </w:r>
+      <w:r>
+        <w:t>access electronic health record (EHR) data using standard OAuth 2.0 protocols</w:t>
+      </w:r>
+      <w:r>
+        <w:t>. This security is necessary to ensure that there is no authorised access to the Test harness</w:t>
+      </w:r>
+      <w:r>
+        <w:t>.</w:t>
       </w:r>
     </w:p>
     <w:p>
       <w:pPr>
         <w:textAlignment w:val="baseline"/>
+      </w:pPr>
+      <w:r>
         <w:rPr>
           <w:lang w:val="en-US"/>
         </w:rPr>
-      </w:pPr>
+        <w:t>Vendor integration layers include Halo connect to be implemented in the project. Halo connect is an Australian healthcare platform that safely links local medical practice systems to cloud-based software. It has two main components Halo Link and Halo Cloud. Halo Link is used to link the database to Halo cloud and Halo Cloud would be required for sharing data using standard formats like SQL and FHIR with approved external software. This integration is necessary as when the integration (another system) requires data from the server’s database, it sends this enquiry to the</w:t>
+      </w:r>
+      <w:r>
+        <w:t xml:space="preserve"> Halo Cloud</w:t>
+      </w:r>
+      <w:r>
+        <w:t xml:space="preserve"> then forwards it</w:t>
+      </w:r>
+      <w:r>
+        <w:t xml:space="preserve"> to the Halo Link agent</w:t>
+      </w:r>
+      <w:r>
+        <w:t>. The agent sends the enquiry to the local system database and run the query and send back results.</w:t>
+      </w:r>
     </w:p>
     <w:p>
       <w:pPr>
         <w:textAlignment w:val="baseline"/>
-        <w:rPr>
-          <w:lang w:val="en-US"/>
-        </w:rPr>
-      </w:pPr>
-      <w:r>
-        <w:rPr>
-          <w:lang w:val="en-US"/>
-        </w:rPr>
-        <w:t>FHIR (</w:t>
-      </w:r>
-      <w:r>
-        <w:rPr>
-          <w:color w:val="000000"/>
-        </w:rPr>
-        <w:t>Fast Healthcare Interoperability Resources</w:t>
-      </w:r>
-      <w:r>
-        <w:rPr>
-          <w:lang w:val="en-US"/>
-        </w:rPr>
-        <w:t>) is the central exchange standard that defines resources meaning patient data, appointments, clinical notes and related information structure and transferred between systems (</w:t>
-      </w:r>
-      <w:proofErr w:type="spellStart"/>
-      <w:r>
-        <w:rPr>
-          <w:color w:val="000000"/>
-        </w:rPr>
-        <w:t>eCQI</w:t>
-      </w:r>
-      <w:proofErr w:type="spellEnd"/>
-      <w:r>
-        <w:rPr>
-          <w:color w:val="000000"/>
-        </w:rPr>
-        <w:t xml:space="preserve">, </w:t>
-      </w:r>
-      <w:r>
-        <w:rPr>
-          <w:color w:val="000000"/>
-        </w:rPr>
-        <w:t>2025)</w:t>
-      </w:r>
-      <w:r>
-        <w:rPr>
-          <w:lang w:val="en-US"/>
-        </w:rPr>
-        <w:t>. It also depicts interaction patterns including real time representation state Transfer (RESTful) application programming interfaces (APIs), document based and messaging. The RESTful APIS use HTTP operations to create, read, update and search for FHIR resources to enable real time data exchange. FHIR framework is free to build commercial and open-source tools while HL7 is registered trademark that cannot be used without permission. FHIR is a necessity for the project to mimic structured clinical document exchange and be able to test it.</w:t>
-      </w:r>
-    </w:p>
-    <w:p>
-      <w:pPr>
-        <w:textAlignment w:val="baseline"/>
-        <w:rPr>
-          <w:lang w:val="en-US"/>
-        </w:rPr>
-      </w:pPr>
-      <w:r>
-        <w:rPr>
-          <w:lang w:val="en-US"/>
-        </w:rPr>
-        <w:t xml:space="preserve">Australian clinical terminology and classification is vital which include SNOMED CT-AU and ICD-10-AM. SNOMED CT-AU is the preferred clinical terminology in Australia which is an extension of the global </w:t>
-      </w:r>
-      <w:r>
-        <w:t xml:space="preserve">SNOMED </w:t>
-      </w:r>
-      <w:r>
-        <w:t>CT standard.</w:t>
-      </w:r>
-      <w:r>
-        <w:t xml:space="preserve"> It combines international core clinical data with Australian-specific terms, spellings, local reference set</w:t>
-      </w:r>
-      <w:r>
-        <w:t>s</w:t>
-      </w:r>
-      <w:r>
-        <w:t xml:space="preserve"> and the Australian Medicines Terminology (AMT</w:t>
-      </w:r>
-      <w:r>
-        <w:t xml:space="preserve">). </w:t>
-      </w:r>
-      <w:r>
-        <w:rPr>
-          <w:lang w:val="en-US"/>
-        </w:rPr>
-        <w:t xml:space="preserve">SNOMED CT-AU </w:t>
-      </w:r>
-      <w:r>
-        <w:t>c</w:t>
-      </w:r>
-      <w:r>
-        <w:t xml:space="preserve">ontains </w:t>
-      </w:r>
-      <w:r>
-        <w:t xml:space="preserve">numerous </w:t>
-      </w:r>
-      <w:r>
-        <w:t xml:space="preserve">clinical concepts organized into hierarchies </w:t>
-      </w:r>
-      <w:r>
-        <w:t>like body structures, procedures and clinical findings</w:t>
-      </w:r>
-      <w:r>
-        <w:t>.</w:t>
-      </w:r>
-      <w:r>
-        <w:t xml:space="preserve"> </w:t>
-      </w:r>
-      <w:r>
-        <w:rPr>
-          <w:lang w:val="en-US"/>
-        </w:rPr>
-        <w:t>SNOMED CT-AU is then mapped to ICD-10-AM which is classification of diseases and diagnosis</w:t>
-      </w:r>
-      <w:r>
-        <w:t xml:space="preserve"> t</w:t>
-      </w:r>
-      <w:r>
-        <w:t>ailored to match Australian clinical terminology, practice and health-tracking need</w:t>
-      </w:r>
-      <w:r>
-        <w:t xml:space="preserve">. The </w:t>
-      </w:r>
-      <w:r>
-        <w:rPr>
-          <w:lang w:val="en-US"/>
-        </w:rPr>
-        <w:t>ICD-10-AM is mapped to MBS for billing in Australia. These terms need to be coded in the synthetic patient record correctly as the test harness will validate them. These terminologies are free access to code in synthetic data.</w:t>
-      </w:r>
-    </w:p>
-    <w:p>
-      <w:pPr>
-        <w:textAlignment w:val="baseline"/>
-        <w:rPr>
-          <w:lang w:val="en-US"/>
-        </w:rPr>
-      </w:pPr>
-    </w:p>
-    <w:p>
-      <w:pPr>
-        <w:textAlignment w:val="baseline"/>
-        <w:rPr>
-          <w:lang w:val="en-US"/>
-        </w:rPr>
-      </w:pPr>
-      <w:r>
-        <w:rPr>
-          <w:lang w:val="en-US"/>
-        </w:rPr>
-        <w:t xml:space="preserve">Synthea is currently one of the most credited synthetic patient </w:t>
-      </w:r>
-      <w:proofErr w:type="gramStart"/>
-      <w:r>
-        <w:rPr>
-          <w:lang w:val="en-US"/>
-        </w:rPr>
-        <w:t>generator</w:t>
-      </w:r>
-      <w:proofErr w:type="gramEnd"/>
-      <w:r>
-        <w:rPr>
-          <w:lang w:val="en-US"/>
-        </w:rPr>
-        <w:t xml:space="preserve"> as it creates realistic </w:t>
-      </w:r>
-      <w:r>
-        <w:t>realistic mock medical histories and electronic health records</w:t>
-      </w:r>
-      <w:r>
-        <w:t xml:space="preserve"> lifespan</w:t>
-      </w:r>
-      <w:r>
-        <w:t xml:space="preserve"> from birth to death.</w:t>
-      </w:r>
-      <w:r>
-        <w:t xml:space="preserve"> Synthea is an open source but produces mock patients based on Unites States of America demographics. CSIRO have created Australian mock data using Australian demographics, but the synthea tool is not available for public. The mock data is available which would be used for this project to ensure compliance and mimics real clinical system. SMART on FHIR is the authentication and authorising </w:t>
-      </w:r>
-      <w:r>
-        <w:t>secure system that lets third-party health apps log users in</w:t>
-      </w:r>
-      <w:r>
-        <w:t xml:space="preserve">, </w:t>
-      </w:r>
-      <w:r>
-        <w:t>access electronic health record (EHR) data using standard OAuth 2.0 protocols</w:t>
-      </w:r>
-      <w:r>
-        <w:t>. This security is necessary to ensure that there is no authorised access to the Test harness.</w:t>
-      </w:r>
-    </w:p>
-    <w:p>
-      <w:pPr>
-        <w:textAlignment w:val="baseline"/>
-      </w:pPr>
-      <w:r>
-        <w:rPr>
-          <w:lang w:val="en-US"/>
-        </w:rPr>
-        <w:t>Vendor integration layers include Halo connect to be implemented in the project. Halo connect is an Australian healthcare platform that safely links local medical practice systems to cloud-based software. It has two main components Halo Link and Halo Cloud. Halo Link is used to link the database to Halo cloud and Halo Cloud would be required for sharing data using standard formats like SQL and FHIR with approved external software. This integration is necessary as when the integration (another system) requires data from the server’s database, it sends this enquiry to the</w:t>
-      </w:r>
-      <w:r>
-        <w:t xml:space="preserve"> Halo Cloud</w:t>
-      </w:r>
-      <w:r>
-        <w:t xml:space="preserve"> then forwards it</w:t>
-      </w:r>
-      <w:r>
-        <w:t xml:space="preserve"> to the Halo Link agent</w:t>
-      </w:r>
-      <w:r>
-        <w:t>. The agent sends the enquiry to the local system database and run the query and send back results.</w:t>
-      </w:r>
-    </w:p>
-    <w:p>
-      <w:pPr>
-        <w:textAlignment w:val="baseline"/>
-      </w:pPr>
+      </w:pPr>
+      <w:r>
+        <w:t xml:space="preserve">The main gap in the current market is that existing standards and vendors solve only part of the problem. Standards define how data should be exchanged, vendor products expose endpoints and terminology systems define how meaning should be coded. This still then requires a synthetic test harness that utilises all these tools, standards and frameworks to form a repeatable automation testing, failure simulation and validation of edge cases. </w:t>
+      </w:r>
+    </w:p>
+    <w:p/>
+    <w:p>
+      <w:pPr>
+        <w:pStyle w:val="Heading2"/>
+      </w:pPr>
+      <w:bookmarkStart w:id="15" w:name="_Toc238803245"/>
       <w:r>
         <w:lastRenderedPageBreak/>
-        <w:t xml:space="preserve">The main gap in the current market is that existing standards and vendors solve only part of the problem. Standards define how data should be exchanged, vendor products expose endpoints and terminology systems define how meaning should be coded. This still then requires a synthetic test harness that utilises all these tools, standards and frameworks to form a repeatable automation testing, failure simulation and validation of edge cases. </w:t>
-      </w:r>
-    </w:p>
-    <w:p/>
-    <w:p>
-      <w:pPr>
-        <w:pStyle w:val="Heading2"/>
-      </w:pPr>
-      <w:bookmarkStart w:id="15" w:name="_Toc238803245"/>
-      <w:r>
         <w:t>3.3 Comparative Analysis of Existing Solutions</w:t>
       </w:r>
       <w:bookmarkEnd w:id="15"/>
@@ -7714,11 +7717,11 @@
         <w:tblLook w:val="04A0" w:firstRow="1" w:lastRow="0" w:firstColumn="1" w:lastColumn="0" w:noHBand="0" w:noVBand="1"/>
       </w:tblPr>
       <w:tblGrid>
-        <w:gridCol w:w="1510"/>
-        <w:gridCol w:w="2044"/>
-        <w:gridCol w:w="1430"/>
-        <w:gridCol w:w="2050"/>
-        <w:gridCol w:w="2884"/>
+        <w:gridCol w:w="1469"/>
+        <w:gridCol w:w="2065"/>
+        <w:gridCol w:w="1414"/>
+        <w:gridCol w:w="2053"/>
+        <w:gridCol w:w="2917"/>
       </w:tblGrid>
       <w:tr>
         <w:tc>
@@ -8047,14 +8050,14 @@
             </w:pPr>
             <w:r>
               <w:rPr>
-                <w:rFonts w:cs="Times New Roman"/>
+                <w:rFonts w:ascii="Times New Roman" w:hAnsi="Times New Roman" w:cs="Times New Roman"/>
               </w:rPr>
               <w:t>Integration can involve </w:t>
             </w:r>
             <w:r>
               <w:rPr>
                 <w:rStyle w:val="Strong"/>
-                <w:rFonts w:cs="Times New Roman"/>
+                <w:rFonts w:ascii="Times New Roman" w:hAnsi="Times New Roman" w:cs="Times New Roman"/>
                 <w:b w:val="0"/>
                 <w:bCs w:val="0"/>
               </w:rPr>
@@ -8062,7 +8065,7 @@
             </w:r>
             <w:r>
               <w:rPr>
-                <w:rFonts w:cs="Times New Roman"/>
+                <w:rFonts w:ascii="Times New Roman" w:hAnsi="Times New Roman" w:cs="Times New Roman"/>
                 <w:b/>
                 <w:bCs/>
               </w:rPr>
@@ -8072,7 +8075,7 @@
           <w:p>
             <w:pPr>
               <w:rPr>
-                <w:rFonts w:cs="Times New Roman"/>
+                <w:rFonts w:ascii="Times New Roman" w:hAnsi="Times New Roman" w:cs="Times New Roman"/>
                 <w:lang w:eastAsia="en-AU"/>
               </w:rPr>
             </w:pPr>
@@ -8242,14 +8245,13 @@
               <w:rPr>
                 <w:color w:val="000000"/>
               </w:rPr>
-              <w:t xml:space="preserve">Synapxe HealthX </w:t>
+              <w:t xml:space="preserve">Synapxe HealthX innovation </w:t>
             </w:r>
             <w:r>
               <w:rPr>
                 <w:color w:val="000000"/>
               </w:rPr>
-              <w:lastRenderedPageBreak/>
-              <w:t>innovation sandbox</w:t>
+              <w:t>sandbox</w:t>
             </w:r>
           </w:p>
         </w:tc>
@@ -8268,15 +8270,7 @@
               <w:rPr>
                 <w:color w:val="000000"/>
               </w:rPr>
-              <w:lastRenderedPageBreak/>
-              <w:t xml:space="preserve">Provides an innovation and experimentation </w:t>
-            </w:r>
-            <w:r>
-              <w:rPr>
-                <w:color w:val="000000"/>
-              </w:rPr>
-              <w:lastRenderedPageBreak/>
-              <w:t>environment for healthcare technologies, supporting testing, prototyping and validation of digital health solutions and interoperability concepts within a healthcare ecosystem</w:t>
+              <w:t>Provides an innovation and experimentation environment for healthcare technologies, supporting testing, prototyping and validation of digital health solutions and interoperability concepts within a healthcare ecosystem</w:t>
             </w:r>
             <w:r>
               <w:rPr>
@@ -8313,15 +8307,7 @@
               <w:rPr>
                 <w:color w:val="000000"/>
               </w:rPr>
-              <w:lastRenderedPageBreak/>
-              <w:t xml:space="preserve">Innovation sandbox/ </w:t>
-            </w:r>
-            <w:r>
-              <w:rPr>
-                <w:color w:val="000000"/>
-              </w:rPr>
-              <w:lastRenderedPageBreak/>
-              <w:t>testing environment</w:t>
+              <w:t>Innovation sandbox/ testing environment</w:t>
             </w:r>
           </w:p>
         </w:tc>
@@ -8340,15 +8326,7 @@
               <w:rPr>
                 <w:color w:val="000000"/>
               </w:rPr>
-              <w:lastRenderedPageBreak/>
-              <w:t xml:space="preserve">Primarily focused on Singapore’s healthcare </w:t>
-            </w:r>
-            <w:r>
-              <w:rPr>
-                <w:color w:val="000000"/>
-              </w:rPr>
-              <w:lastRenderedPageBreak/>
-              <w:t>ecosystem different from Australian.</w:t>
+              <w:t>Primarily focused on Singapore’s healthcare ecosystem different from Australian.</w:t>
             </w:r>
           </w:p>
         </w:tc>
@@ -8367,7 +8345,6 @@
               <w:rPr>
                 <w:color w:val="000000"/>
               </w:rPr>
-              <w:lastRenderedPageBreak/>
               <w:t>Moderately relevant as a reference model for testing healthcare technologies</w:t>
             </w:r>
           </w:p>
@@ -8379,6 +8356,7 @@
         <w:textAlignment w:val="baseline"/>
       </w:pPr>
       <w:r>
+        <w:lastRenderedPageBreak/>
         <w:t xml:space="preserve">The comparison of existing healthcare sandbox platforms demonstrates that solutions such as </w:t>
       </w:r>
       <w:r>
@@ -8490,14 +8468,76 @@
         <w:rPr>
           <w:lang w:val="en-US"/>
         </w:rPr>
-        <w:t xml:space="preserve">The third gap is clinical text generation as to code clinical meaning. MedTalk does not only document doctor patient conversation, but it must also support structured output that can be coded using SNOMED CT-AU and translated where necessary into ICD-10-AM for MBS. </w:t>
+        <w:t xml:space="preserve">The third gap is clinical text generation as to code clinical meaning. MedTalk does not only document doctor patient conversation, but it must also support structured output that can be coded using SNOMED CT-AU and translated where necessary into ICD-10-AM for MBS. The existing integration approach does not provide an </w:t>
       </w:r>
       <w:r>
         <w:rPr>
           <w:lang w:val="en-US"/>
         </w:rPr>
+        <w:t>independent</w:t>
+      </w:r>
+      <w:r>
+        <w:rPr>
+          <w:lang w:val="en-US"/>
+        </w:rPr>
+        <w:t xml:space="preserve"> verification mechanism for consistently detecting semantics that are mismatches or dropped between the layers. The proposed dataset will close this gap by using synthetic records with known terminology mapping and checking the translation outcomes.</w:t>
+      </w:r>
+    </w:p>
+    <w:p>
+      <w:pPr>
+        <w:textAlignment w:val="baseline"/>
+        <w:rPr>
+          <w:lang w:val="en-US"/>
+        </w:rPr>
+      </w:pPr>
+      <w:r>
+        <w:rPr>
+          <w:lang w:val="en-US"/>
+        </w:rPr>
+        <w:t xml:space="preserve">The fourth gap is happy path testing as to resilience testing. In real world healthcare integrations fail because of delays, malformed payloads, dropped connections and incomplete data. If failure conditions are not tested before deployment, MedTalk may behave unpredictably when connected to external systems like failed transactions. This requires a testing environment that does repeatable error simulations. The test harness will test robustness by simulating slow systems, bad data and connection loss. </w:t>
+      </w:r>
+    </w:p>
+    <w:p>
+      <w:pPr>
+        <w:textAlignment w:val="baseline"/>
+        <w:rPr>
+          <w:lang w:val="en-US"/>
+        </w:rPr>
+      </w:pPr>
+    </w:p>
+    <w:p>
+      <w:pPr>
+        <w:textAlignment w:val="baseline"/>
+        <w:rPr>
+          <w:lang w:val="en-US"/>
+        </w:rPr>
+      </w:pPr>
+      <w:r>
+        <w:rPr>
+          <w:lang w:val="en-US"/>
+        </w:rPr>
+        <w:t xml:space="preserve">The fifth gap is manual validation as to reusable automation testing. When there is no automation, each release requires human checks which </w:t>
+      </w:r>
+      <w:proofErr w:type="gramStart"/>
+      <w:r>
+        <w:rPr>
+          <w:lang w:val="en-US"/>
+        </w:rPr>
+        <w:t>is</w:t>
+      </w:r>
+      <w:proofErr w:type="gramEnd"/>
+      <w:r>
+        <w:rPr>
+          <w:lang w:val="en-US"/>
+        </w:rPr>
+        <w:t xml:space="preserve"> slow and prone to errors. The </w:t>
+      </w:r>
+      <w:r>
+        <w:rPr>
+          <w:lang w:val="en-US"/>
+        </w:rPr>
         <w:lastRenderedPageBreak/>
-        <w:t>The existing integration approach does not provide an independent verification mechanism for consistently detecting semantics that are mismatches or dropped between the layers. The proposed dataset will close this gap by using synthetic records with known terminology mapping and checking the translation outcomes.</w:t>
+        <w:t>proposed solution introduces automatic test suite, making it easy to repeat scenarios, compare results and identify regression. This boosts engineering efficiency and release confidence.</w:t>
       </w:r>
     </w:p>
     <w:p>
@@ -8511,43 +8551,19 @@
         <w:rPr>
           <w:lang w:val="en-US"/>
         </w:rPr>
-        <w:t xml:space="preserve">The fourth gap is happy path testing as to resilience testing. In real world healthcare integrations fail because of delays, malformed payloads, dropped connections and incomplete data. If failure conditions are not tested before deployment, MedTalk may behave unpredictably when connected to external systems like failed transactions. This requires a testing environment that does repeatable error simulations. The test harness will test robustness by simulating slow systems, bad data and connection loss. </w:t>
-      </w:r>
-    </w:p>
-    <w:p>
-      <w:pPr>
-        <w:textAlignment w:val="baseline"/>
+        <w:t xml:space="preserve">The final gap is fragmented tooling as to a single validation workflow. Existing standards, terminology mapping and vendor interfaces each solve a separate problem, while MedTalk requires a unified controlled environment that brings them all together. Fragmented testing increases complexity and makes it difficult to establish consistent validation </w:t>
+      </w:r>
+      <w:r>
         <w:rPr>
           <w:lang w:val="en-US"/>
         </w:rPr>
-      </w:pPr>
-    </w:p>
-    <w:p>
-      <w:pPr>
-        <w:textAlignment w:val="baseline"/>
+        <w:t>processes</w:t>
+      </w:r>
+      <w:r>
         <w:rPr>
           <w:lang w:val="en-US"/>
         </w:rPr>
-      </w:pPr>
-      <w:r>
-        <w:rPr>
-          <w:lang w:val="en-US"/>
-        </w:rPr>
-        <w:t>The fifth gap is manual validation as to reusable automation testing. When there is no automation, each release requires human checks which is slow and prone to errors. The proposed solution introduces automatic test suite, making it easy to repeat scenarios, compare results and identify regression. This boosts engineering efficiency and release confidence.</w:t>
-      </w:r>
-    </w:p>
-    <w:p>
-      <w:pPr>
-        <w:textAlignment w:val="baseline"/>
-        <w:rPr>
-          <w:lang w:val="en-US"/>
-        </w:rPr>
-      </w:pPr>
-      <w:r>
-        <w:rPr>
-          <w:lang w:val="en-US"/>
-        </w:rPr>
-        <w:t>The final gap is fragmented tooling as to a single validation workflow. Existing standards, terminology mapping and vendor interfaces each solve a separate problem, while MedTalk requires a unified controlled environment that brings them all together. Fragmented testing increases complexity and makes it difficult to establish consistent validation processes. The proposed test harness closes this gap by merging standards-based messaging, terminology validation and performing automated testing.</w:t>
+        <w:t>. The proposed test harness closes this gap by merging standards-based messaging, terminology validation and performing automated testing.</w:t>
       </w:r>
     </w:p>
     <w:p>
@@ -8731,18 +8747,33 @@
     </w:p>
     <w:p>
       <w:pPr>
-        <w:rPr>
+        <w:pStyle w:val="Heading2"/>
+        <w:jc w:val="both"/>
+        <w:rPr>
+          <w:rFonts w:ascii="Times New Roman" w:eastAsia="Times New Roman" w:hAnsi="Times New Roman" w:cs="Times New Roman"/>
+          <w:color w:val="auto"/>
+          <w:sz w:val="24"/>
+          <w:szCs w:val="24"/>
           <w:lang w:val="en-GB" w:eastAsia="en-GB"/>
         </w:rPr>
       </w:pPr>
       <w:r>
         <w:rPr>
+          <w:rFonts w:ascii="Times New Roman" w:eastAsia="Times New Roman" w:hAnsi="Times New Roman" w:cs="Times New Roman"/>
+          <w:color w:val="auto"/>
+          <w:sz w:val="24"/>
+          <w:szCs w:val="24"/>
           <w:lang w:val="en-GB" w:eastAsia="en-GB"/>
         </w:rPr>
+        <w:lastRenderedPageBreak/>
         <w:t>Validated data is represented using FHIR R4 objects and passed to the interoperability testing layer</w:t>
       </w:r>
       <w:r>
         <w:rPr>
+          <w:rFonts w:ascii="Times New Roman" w:eastAsia="Times New Roman" w:hAnsi="Times New Roman" w:cs="Times New Roman"/>
+          <w:color w:val="auto"/>
+          <w:sz w:val="24"/>
+          <w:szCs w:val="24"/>
           <w:lang w:val="en-GB" w:eastAsia="en-GB"/>
         </w:rPr>
         <w:t xml:space="preserve"> (</w:t>
@@ -8750,6 +8781,10 @@
       <w:proofErr w:type="spellStart"/>
       <w:r>
         <w:rPr>
+          <w:rFonts w:ascii="Times New Roman" w:eastAsia="Times New Roman" w:hAnsi="Times New Roman" w:cs="Times New Roman"/>
+          <w:color w:val="auto"/>
+          <w:sz w:val="24"/>
+          <w:szCs w:val="24"/>
           <w:lang w:val="en-GB" w:eastAsia="en-GB"/>
         </w:rPr>
         <w:t>Gruendner</w:t>
@@ -8757,44 +8792,62 @@
       <w:proofErr w:type="spellEnd"/>
       <w:r>
         <w:rPr>
+          <w:rFonts w:ascii="Times New Roman" w:eastAsia="Times New Roman" w:hAnsi="Times New Roman" w:cs="Times New Roman"/>
+          <w:color w:val="auto"/>
+          <w:sz w:val="24"/>
+          <w:szCs w:val="24"/>
           <w:lang w:val="en-GB" w:eastAsia="en-GB"/>
         </w:rPr>
-        <w:t xml:space="preserve"> et al., 2021).</w:t>
-      </w:r>
-      <w:r>
-        <w:rPr>
+        <w:t xml:space="preserve"> et al., 2021). </w:t>
+      </w:r>
+      <w:r>
+        <w:rPr>
+          <w:rFonts w:ascii="Times New Roman" w:eastAsia="Times New Roman" w:hAnsi="Times New Roman" w:cs="Times New Roman"/>
+          <w:color w:val="auto"/>
+          <w:sz w:val="24"/>
+          <w:szCs w:val="24"/>
           <w:lang w:val="en-GB" w:eastAsia="en-GB"/>
         </w:rPr>
-        <w:t xml:space="preserve"> </w:t>
-      </w:r>
-      <w:r>
-        <w:rPr>
+        <w:t xml:space="preserve"> In addition, HL7 v2 messages can be simulated in case it is required. Data will go through the terminology mapping stage, where representative clinical concepts will be mapped on SNOMED CT-AU, ICD-10-AM and MBS</w:t>
+      </w:r>
+      <w:r>
+        <w:rPr>
+          <w:rFonts w:ascii="Times New Roman" w:eastAsia="Times New Roman" w:hAnsi="Times New Roman" w:cs="Times New Roman"/>
+          <w:color w:val="auto"/>
+          <w:sz w:val="24"/>
+          <w:szCs w:val="24"/>
           <w:lang w:val="en-GB" w:eastAsia="en-GB"/>
         </w:rPr>
-        <w:t xml:space="preserve"> In addition, HL7 v2 messages can be simulated in case it is required. Data will go through the terminology mapping stage, where representative clinical concepts will be mapped on SNOMED CT-AU, ICD-10-AM and MBS</w:t>
-      </w:r>
-      <w:r>
-        <w:rPr>
+        <w:t xml:space="preserve"> (</w:t>
+      </w:r>
+      <w:proofErr w:type="spellStart"/>
+      <w:r>
+        <w:rPr>
+          <w:rFonts w:ascii="Times New Roman" w:eastAsia="Times New Roman" w:hAnsi="Times New Roman" w:cs="Times New Roman"/>
+          <w:color w:val="auto"/>
+          <w:sz w:val="24"/>
+          <w:szCs w:val="24"/>
           <w:lang w:val="en-GB" w:eastAsia="en-GB"/>
         </w:rPr>
-        <w:t xml:space="preserve"> (</w:t>
-      </w:r>
-      <w:proofErr w:type="spellStart"/>
-      <w:r>
-        <w:rPr>
+        <w:t>Giannangelo</w:t>
+      </w:r>
+      <w:proofErr w:type="spellEnd"/>
+      <w:r>
+        <w:rPr>
+          <w:rFonts w:ascii="Times New Roman" w:eastAsia="Times New Roman" w:hAnsi="Times New Roman" w:cs="Times New Roman"/>
+          <w:color w:val="auto"/>
+          <w:sz w:val="24"/>
+          <w:szCs w:val="24"/>
           <w:lang w:val="en-GB" w:eastAsia="en-GB"/>
         </w:rPr>
-        <w:t>Giannangelo</w:t>
-      </w:r>
-      <w:proofErr w:type="spellEnd"/>
-      <w:r>
-        <w:rPr>
-          <w:lang w:val="en-GB" w:eastAsia="en-GB"/>
-        </w:rPr>
         <w:t xml:space="preserve"> et al., 2012).</w:t>
       </w:r>
       <w:r>
         <w:rPr>
+          <w:rFonts w:ascii="Times New Roman" w:eastAsia="Times New Roman" w:hAnsi="Times New Roman" w:cs="Times New Roman"/>
+          <w:color w:val="auto"/>
+          <w:sz w:val="24"/>
+          <w:szCs w:val="24"/>
           <w:lang w:val="en-GB" w:eastAsia="en-GB"/>
         </w:rPr>
         <w:t xml:space="preserve"> Repository will provide a special terminology mapping chain that depicts this process.</w:t>
@@ -8821,7 +8874,6 @@
           <w:szCs w:val="24"/>
           <w:lang w:val="en-GB" w:eastAsia="en-GB"/>
         </w:rPr>
-        <w:lastRenderedPageBreak/>
         <w:drawing>
           <wp:inline distT="0" distB="0" distL="0" distR="0" wp14:anchorId="6B26B5B5" wp14:editId="4715E35B">
             <wp:extent cx="5943600" cy="586105"/>
@@ -8867,71 +8919,6 @@
     </w:p>
     <w:p>
       <w:pPr>
-        <w:rPr>
-          <w:lang w:val="en-GB" w:eastAsia="en-GB"/>
-        </w:rPr>
-      </w:pPr>
-      <w:r>
-        <w:rPr>
-          <w:lang w:val="en-GB" w:eastAsia="en-GB"/>
-        </w:rPr>
-        <w:t>Figure 4.1.</w:t>
-      </w:r>
-      <w:r>
-        <w:rPr>
-          <w:lang w:val="en-GB" w:eastAsia="en-GB"/>
-        </w:rPr>
-        <w:t>2</w:t>
-      </w:r>
-      <w:r>
-        <w:rPr>
-          <w:lang w:val="en-GB" w:eastAsia="en-GB"/>
-        </w:rPr>
-        <w:t xml:space="preserve"> Terminology Mapping Chain</w:t>
-      </w:r>
-    </w:p>
-    <w:p>
-      <w:pPr>
-        <w:rPr>
-          <w:lang w:val="en-GB" w:eastAsia="en-GB"/>
-        </w:rPr>
-      </w:pPr>
-      <w:r>
-        <w:rPr>
-          <w:lang w:val="en-GB" w:eastAsia="en-GB"/>
-        </w:rPr>
-        <w:t xml:space="preserve">Test execution layer performs normal, negative and degraded scenarios. These involve successful message exchange, malformed data, slow responses and dropped connections. The response from test execution layer is evaluated according to the expected outcome and stored for future analysis. Simulated connector layer provides simulated EMR integrations relevant to MedTalk Connect, which will allow testing connector </w:t>
-      </w:r>
-      <w:proofErr w:type="spellStart"/>
-      <w:r>
-        <w:rPr>
-          <w:lang w:val="en-GB" w:eastAsia="en-GB"/>
-        </w:rPr>
-        <w:t>behavior</w:t>
-      </w:r>
-      <w:proofErr w:type="spellEnd"/>
-      <w:r>
-        <w:rPr>
-          <w:lang w:val="en-GB" w:eastAsia="en-GB"/>
-        </w:rPr>
-        <w:t xml:space="preserve"> without having to connect the test harness to production clinical systems.</w:t>
-      </w:r>
-    </w:p>
-    <w:p>
-      <w:pPr>
-        <w:rPr>
-          <w:lang w:val="en-GB" w:eastAsia="en-GB"/>
-        </w:rPr>
-      </w:pPr>
-      <w:r>
-        <w:rPr>
-          <w:lang w:val="en-GB" w:eastAsia="en-GB"/>
-        </w:rPr>
-        <w:t>The primary trust boundaries are thus established between the authorized user and the test harness, between unvalidated and validated synthetic data and between internal test environment and simulated connectors. The authentication, access control, data validation, connector isolation and secure communication are proposed as a protection measure at these trust boundaries. Such design allows implementing all the necessary requirements of the project directly.</w:t>
-      </w:r>
-    </w:p>
-    <w:p>
-      <w:pPr>
         <w:pStyle w:val="Heading2"/>
         <w:jc w:val="both"/>
         <w:rPr>
@@ -8942,10 +8929,121 @@
           <w:lang w:val="en-GB" w:eastAsia="en-GB"/>
         </w:rPr>
       </w:pPr>
+      <w:r>
+        <w:rPr>
+          <w:rFonts w:ascii="Times New Roman" w:eastAsia="Times New Roman" w:hAnsi="Times New Roman" w:cs="Times New Roman"/>
+          <w:color w:val="auto"/>
+          <w:sz w:val="24"/>
+          <w:szCs w:val="24"/>
+          <w:lang w:val="en-GB" w:eastAsia="en-GB"/>
+        </w:rPr>
+        <w:t>Figure 4.1.</w:t>
+      </w:r>
+      <w:r>
+        <w:rPr>
+          <w:rFonts w:ascii="Times New Roman" w:eastAsia="Times New Roman" w:hAnsi="Times New Roman" w:cs="Times New Roman"/>
+          <w:color w:val="auto"/>
+          <w:sz w:val="24"/>
+          <w:szCs w:val="24"/>
+          <w:lang w:val="en-GB" w:eastAsia="en-GB"/>
+        </w:rPr>
+        <w:t>2</w:t>
+      </w:r>
+      <w:r>
+        <w:rPr>
+          <w:rFonts w:ascii="Times New Roman" w:eastAsia="Times New Roman" w:hAnsi="Times New Roman" w:cs="Times New Roman"/>
+          <w:color w:val="auto"/>
+          <w:sz w:val="24"/>
+          <w:szCs w:val="24"/>
+          <w:lang w:val="en-GB" w:eastAsia="en-GB"/>
+        </w:rPr>
+        <w:t xml:space="preserve"> Terminology Mapping Chain</w:t>
+      </w:r>
     </w:p>
     <w:p>
       <w:pPr>
         <w:pStyle w:val="Heading2"/>
+        <w:jc w:val="both"/>
+        <w:rPr>
+          <w:rFonts w:ascii="Times New Roman" w:eastAsia="Times New Roman" w:hAnsi="Times New Roman" w:cs="Times New Roman"/>
+          <w:color w:val="auto"/>
+          <w:sz w:val="24"/>
+          <w:szCs w:val="24"/>
+          <w:lang w:val="en-GB" w:eastAsia="en-GB"/>
+        </w:rPr>
+      </w:pPr>
+      <w:r>
+        <w:rPr>
+          <w:rFonts w:ascii="Times New Roman" w:eastAsia="Times New Roman" w:hAnsi="Times New Roman" w:cs="Times New Roman"/>
+          <w:color w:val="auto"/>
+          <w:sz w:val="24"/>
+          <w:szCs w:val="24"/>
+          <w:lang w:val="en-GB" w:eastAsia="en-GB"/>
+        </w:rPr>
+        <w:t xml:space="preserve">Test execution layer performs normal, negative and degraded scenarios. These involve successful message exchange, malformed data, slow responses and dropped connections. The response from test execution layer is evaluated according to the expected outcome and stored for future analysis. Simulated connector layer provides simulated EMR integrations relevant to MedTalk Connect, which will allow testing connector </w:t>
+      </w:r>
+      <w:proofErr w:type="spellStart"/>
+      <w:r>
+        <w:rPr>
+          <w:rFonts w:ascii="Times New Roman" w:eastAsia="Times New Roman" w:hAnsi="Times New Roman" w:cs="Times New Roman"/>
+          <w:color w:val="auto"/>
+          <w:sz w:val="24"/>
+          <w:szCs w:val="24"/>
+          <w:lang w:val="en-GB" w:eastAsia="en-GB"/>
+        </w:rPr>
+        <w:t>behavior</w:t>
+      </w:r>
+      <w:proofErr w:type="spellEnd"/>
+      <w:r>
+        <w:rPr>
+          <w:rFonts w:ascii="Times New Roman" w:eastAsia="Times New Roman" w:hAnsi="Times New Roman" w:cs="Times New Roman"/>
+          <w:color w:val="auto"/>
+          <w:sz w:val="24"/>
+          <w:szCs w:val="24"/>
+          <w:lang w:val="en-GB" w:eastAsia="en-GB"/>
+        </w:rPr>
+        <w:t xml:space="preserve"> without having to connect the test harness to production clinical systems.</w:t>
+      </w:r>
+    </w:p>
+    <w:p>
+      <w:pPr>
+        <w:pStyle w:val="Heading2"/>
+        <w:jc w:val="both"/>
+        <w:rPr>
+          <w:rFonts w:ascii="Times New Roman" w:eastAsia="Times New Roman" w:hAnsi="Times New Roman" w:cs="Times New Roman"/>
+          <w:color w:val="auto"/>
+          <w:sz w:val="24"/>
+          <w:szCs w:val="24"/>
+          <w:lang w:val="en-GB" w:eastAsia="en-GB"/>
+        </w:rPr>
+      </w:pPr>
+      <w:r>
+        <w:rPr>
+          <w:rFonts w:ascii="Times New Roman" w:eastAsia="Times New Roman" w:hAnsi="Times New Roman" w:cs="Times New Roman"/>
+          <w:color w:val="auto"/>
+          <w:sz w:val="24"/>
+          <w:szCs w:val="24"/>
+          <w:lang w:val="en-GB" w:eastAsia="en-GB"/>
+        </w:rPr>
+        <w:t>The primary trust boundaries are thus established between the authorized user and the test harness, between unvalidated and validated synthetic data and between internal test environment and simulated connectors. The authentication, access control, data validation, connector isolation and secure communication are proposed as a protection measure at these trust boundaries. Such design allows implementing all the necessary requirements of the project directly.</w:t>
+      </w:r>
+    </w:p>
+    <w:p>
+      <w:pPr>
+        <w:pStyle w:val="Heading2"/>
+        <w:jc w:val="both"/>
+        <w:rPr>
+          <w:rFonts w:ascii="Times New Roman" w:eastAsia="Times New Roman" w:hAnsi="Times New Roman" w:cs="Times New Roman"/>
+          <w:color w:val="auto"/>
+          <w:sz w:val="24"/>
+          <w:szCs w:val="24"/>
+          <w:lang w:val="en-GB" w:eastAsia="en-GB"/>
+        </w:rPr>
+      </w:pPr>
+    </w:p>
+    <w:p>
+      <w:pPr>
+        <w:pStyle w:val="Heading2"/>
       </w:pPr>
       <w:r>
         <w:t>4.2 Technology Stack and Justification</w:t>
@@ -8955,13 +9053,13 @@
       <w:pPr>
         <w:jc w:val="both"/>
         <w:rPr>
-          <w:rFonts w:eastAsia="Times New Roman" w:cs="Times New Roman"/>
+          <w:rFonts w:ascii="Times New Roman" w:eastAsia="Times New Roman" w:hAnsi="Times New Roman" w:cs="Times New Roman"/>
           <w:lang w:val="en-GB" w:eastAsia="en-GB"/>
         </w:rPr>
       </w:pPr>
       <w:r>
         <w:rPr>
-          <w:rFonts w:eastAsia="Times New Roman" w:cs="Times New Roman"/>
+          <w:rFonts w:ascii="Times New Roman" w:eastAsia="Times New Roman" w:hAnsi="Times New Roman" w:cs="Times New Roman"/>
           <w:lang w:val="en-GB" w:eastAsia="en-GB"/>
         </w:rPr>
         <w:t>The technology stack is chosen taking into consideration interoperability standards, needs of Australian healthcare system, security and cheapness of implementation. The selected technologies will enable implementing the Stage 1 architecture, laying a foundation for the Stage 2.</w:t>
@@ -8971,13 +9069,13 @@
       <w:pPr>
         <w:jc w:val="both"/>
         <w:rPr>
-          <w:rFonts w:eastAsia="Times New Roman" w:cs="Times New Roman"/>
+          <w:rFonts w:ascii="Times New Roman" w:eastAsia="Times New Roman" w:hAnsi="Times New Roman" w:cs="Times New Roman"/>
           <w:lang w:val="en-GB" w:eastAsia="en-GB"/>
         </w:rPr>
       </w:pPr>
       <w:r>
         <w:rPr>
-          <w:rFonts w:eastAsia="Times New Roman" w:cs="Times New Roman"/>
+          <w:rFonts w:ascii="Times New Roman" w:eastAsia="Times New Roman" w:hAnsi="Times New Roman" w:cs="Times New Roman"/>
           <w:lang w:val="en-GB" w:eastAsia="en-GB"/>
         </w:rPr>
         <w:t>React technology is used as the frontend framework because of the requirement to use the stateful and component-based interface (scenario builder, results of the live test, connector statuses) instead of several static pages; React technology, along with its ecosystem, will enable developing such an interface without paying license costs, which is possible due to the limitations of the project budget.  There are both Python (</w:t>
@@ -8985,7 +9083,7 @@
       <w:proofErr w:type="spellStart"/>
       <w:r>
         <w:rPr>
-          <w:rFonts w:eastAsia="Times New Roman" w:cs="Times New Roman"/>
+          <w:rFonts w:ascii="Times New Roman" w:eastAsia="Times New Roman" w:hAnsi="Times New Roman" w:cs="Times New Roman"/>
           <w:lang w:val="en-GB" w:eastAsia="en-GB"/>
         </w:rPr>
         <w:t>FastAPI</w:t>
@@ -8993,7 +9091,7 @@
       <w:proofErr w:type="spellEnd"/>
       <w:r>
         <w:rPr>
-          <w:rFonts w:eastAsia="Times New Roman" w:cs="Times New Roman"/>
+          <w:rFonts w:ascii="Times New Roman" w:eastAsia="Times New Roman" w:hAnsi="Times New Roman" w:cs="Times New Roman"/>
           <w:lang w:val="en-GB" w:eastAsia="en-GB"/>
         </w:rPr>
         <w:t>) and Node.js (Express) suggested as the backend languages, not as the single option, because any of these frameworks will be able to implement the sandbox FHIR API with equal level of efficiency and community; the actual choice will be decided by the knowledge of the team, not by any technological requirement.</w:t>
@@ -9027,9 +9125,9 @@
         <w:tblLook w:val="04A0" w:firstRow="1" w:lastRow="0" w:firstColumn="1" w:lastColumn="0" w:noHBand="0" w:noVBand="1"/>
       </w:tblPr>
       <w:tblGrid>
-        <w:gridCol w:w="1843"/>
-        <w:gridCol w:w="1935"/>
-        <w:gridCol w:w="2760"/>
+        <w:gridCol w:w="1865"/>
+        <w:gridCol w:w="1784"/>
+        <w:gridCol w:w="2889"/>
         <w:gridCol w:w="3635"/>
       </w:tblGrid>
       <w:tr>
@@ -9706,33 +9804,22 @@
     </w:tbl>
     <w:p>
       <w:pPr>
-        <w:rPr>
+        <w:pStyle w:val="Heading2"/>
+        <w:jc w:val="both"/>
+        <w:rPr>
+          <w:rFonts w:ascii="Times New Roman" w:eastAsia="Times New Roman" w:hAnsi="Times New Roman" w:cs="Times New Roman"/>
+          <w:color w:val="auto"/>
+          <w:sz w:val="24"/>
+          <w:szCs w:val="24"/>
           <w:lang w:val="en-GB" w:eastAsia="en-GB"/>
         </w:rPr>
       </w:pPr>
-    </w:p>
-    <w:p>
-      <w:pPr>
-        <w:rPr>
-          <w:lang w:val="en-GB" w:eastAsia="en-GB"/>
-        </w:rPr>
-      </w:pPr>
-      <w:r>
-        <w:rPr>
-          <w:lang w:val="en-GB" w:eastAsia="en-GB"/>
-        </w:rPr>
-        <w:br w:type="page"/>
-      </w:r>
-    </w:p>
-    <w:p>
-      <w:pPr>
-        <w:jc w:val="both"/>
-        <w:rPr>
-          <w:lang w:val="en-GB" w:eastAsia="en-GB"/>
-        </w:rPr>
-      </w:pPr>
-      <w:r>
-        <w:rPr>
+      <w:r>
+        <w:rPr>
+          <w:rFonts w:ascii="Times New Roman" w:eastAsia="Times New Roman" w:hAnsi="Times New Roman" w:cs="Times New Roman"/>
+          <w:color w:val="auto"/>
+          <w:sz w:val="24"/>
+          <w:szCs w:val="24"/>
           <w:lang w:val="en-GB" w:eastAsia="en-GB"/>
         </w:rPr>
         <w:lastRenderedPageBreak/>
@@ -9740,30 +9827,50 @@
       </w:r>
       <w:r>
         <w:rPr>
+          <w:rFonts w:ascii="Times New Roman" w:eastAsia="Times New Roman" w:hAnsi="Times New Roman" w:cs="Times New Roman"/>
+          <w:color w:val="auto"/>
+          <w:sz w:val="24"/>
+          <w:szCs w:val="24"/>
           <w:lang w:val="en-GB" w:eastAsia="en-GB"/>
         </w:rPr>
         <w:t xml:space="preserve"> (HL7 Australia, n.d.). </w:t>
       </w:r>
       <w:r>
         <w:rPr>
+          <w:rFonts w:ascii="Times New Roman" w:eastAsia="Times New Roman" w:hAnsi="Times New Roman" w:cs="Times New Roman"/>
+          <w:color w:val="auto"/>
+          <w:sz w:val="24"/>
+          <w:szCs w:val="24"/>
           <w:lang w:val="en-GB" w:eastAsia="en-GB"/>
         </w:rPr>
         <w:t xml:space="preserve"> HL7 v2 remains part of the complementary simulation capabilities but not a substitute for FHIR. The terminology standards (SNOMED CT-AU, ICD-10-AM, MBS) serve as the foundation for clinical and billing mapping testing, whereas SMART on FHIR and OAuth 2.0 become the proposed authentication </w:t>
       </w:r>
       <w:r>
         <w:rPr>
+          <w:rFonts w:ascii="Times New Roman" w:eastAsia="Times New Roman" w:hAnsi="Times New Roman" w:cs="Times New Roman"/>
+          <w:color w:val="auto"/>
+          <w:sz w:val="24"/>
+          <w:szCs w:val="24"/>
           <w:lang w:val="en-GB" w:eastAsia="en-GB"/>
         </w:rPr>
         <w:t xml:space="preserve">approach (SMART Health IT, n.d.). </w:t>
       </w:r>
       <w:r>
         <w:rPr>
+          <w:rFonts w:ascii="Times New Roman" w:eastAsia="Times New Roman" w:hAnsi="Times New Roman" w:cs="Times New Roman"/>
+          <w:color w:val="auto"/>
+          <w:sz w:val="24"/>
+          <w:szCs w:val="24"/>
           <w:lang w:val="en-GB" w:eastAsia="en-GB"/>
         </w:rPr>
         <w:t>Docker becomes a Stage 2 implementation technology and not the pre-existing solution due to the scope of work, where no test harness implementation takes place in Stage 1. Postman/Newman becomes part of the solution besides the unit-testing platform since the API validation comes from an external protocol level that the unit testing cannot handle</w:t>
       </w:r>
       <w:r>
         <w:rPr>
+          <w:rFonts w:ascii="Times New Roman" w:eastAsia="Times New Roman" w:hAnsi="Times New Roman" w:cs="Times New Roman"/>
+          <w:color w:val="auto"/>
+          <w:sz w:val="24"/>
+          <w:szCs w:val="24"/>
           <w:lang w:val="en-GB" w:eastAsia="en-GB"/>
         </w:rPr>
         <w:t xml:space="preserve"> (</w:t>
@@ -9771,6 +9878,10 @@
       <w:proofErr w:type="spellStart"/>
       <w:r>
         <w:rPr>
+          <w:rFonts w:ascii="Times New Roman" w:eastAsia="Times New Roman" w:hAnsi="Times New Roman" w:cs="Times New Roman"/>
+          <w:color w:val="auto"/>
+          <w:sz w:val="24"/>
+          <w:szCs w:val="24"/>
           <w:lang w:val="en-GB" w:eastAsia="en-GB"/>
         </w:rPr>
         <w:t>Gruendner</w:t>
@@ -9778,6 +9889,10 @@
       <w:proofErr w:type="spellEnd"/>
       <w:r>
         <w:rPr>
+          <w:rFonts w:ascii="Times New Roman" w:eastAsia="Times New Roman" w:hAnsi="Times New Roman" w:cs="Times New Roman"/>
+          <w:color w:val="auto"/>
+          <w:sz w:val="24"/>
+          <w:szCs w:val="24"/>
           <w:lang w:val="en-GB" w:eastAsia="en-GB"/>
         </w:rPr>
         <w:t xml:space="preserve"> et al., 2021).</w:t>
@@ -9872,10 +9987,10 @@
         <w:tblLook w:val="04A0" w:firstRow="1" w:lastRow="0" w:firstColumn="1" w:lastColumn="0" w:noHBand="0" w:noVBand="1"/>
       </w:tblPr>
       <w:tblGrid>
-        <w:gridCol w:w="2405"/>
-        <w:gridCol w:w="3223"/>
-        <w:gridCol w:w="1220"/>
-        <w:gridCol w:w="2168"/>
+        <w:gridCol w:w="2374"/>
+        <w:gridCol w:w="3268"/>
+        <w:gridCol w:w="1186"/>
+        <w:gridCol w:w="2188"/>
       </w:tblGrid>
       <w:tr>
         <w:trPr>
@@ -10653,109 +10768,10 @@
     </w:p>
     <w:p>
       <w:pPr>
-        <w:pStyle w:val="NormalWeb"/>
-        <w:jc w:val="both"/>
-      </w:pPr>
-      <w:r>
-        <w:rPr>
-          <w:noProof/>
-          <w14:ligatures w14:val="standardContextual"/>
-        </w:rPr>
-        <w:lastRenderedPageBreak/>
-        <w:drawing>
-          <wp:inline distT="0" distB="0" distL="0" distR="0" wp14:anchorId="0426236E" wp14:editId="020FE4F1">
-            <wp:extent cx="5731510" cy="3783330"/>
-            <wp:effectExtent l="0" t="0" r="0" b="1270"/>
-            <wp:docPr id="976933799" name="Picture 2"/>
-            <wp:cNvGraphicFramePr>
-              <a:graphicFrameLocks xmlns:a="http://schemas.openxmlformats.org/drawingml/2006/main" noChangeAspect="1"/>
-            </wp:cNvGraphicFramePr>
-            <a:graphic xmlns:a="http://schemas.openxmlformats.org/drawingml/2006/main">
-              <a:graphicData uri="http://schemas.openxmlformats.org/drawingml/2006/picture">
-                <pic:pic xmlns:pic="http://schemas.openxmlformats.org/drawingml/2006/picture">
-                  <pic:nvPicPr>
-                    <pic:cNvPr id="976933799" name="Picture 976933799"/>
-                    <pic:cNvPicPr/>
-                  </pic:nvPicPr>
-                  <pic:blipFill>
-                    <a:blip r:embed="rId13" cstate="print">
-                      <a:extLst>
-                        <a:ext uri="{28A0092B-C50C-407E-A947-70E740481C1C}">
-                          <a14:useLocalDpi xmlns:a14="http://schemas.microsoft.com/office/drawing/2010/main" val="0"/>
-                        </a:ext>
-                      </a:extLst>
-                    </a:blip>
-                    <a:stretch>
-                      <a:fillRect/>
-                    </a:stretch>
-                  </pic:blipFill>
-                  <pic:spPr>
-                    <a:xfrm>
-                      <a:off x="0" y="0"/>
-                      <a:ext cx="5731510" cy="3783330"/>
-                    </a:xfrm>
-                    <a:prstGeom prst="rect">
-                      <a:avLst/>
-                    </a:prstGeom>
-                  </pic:spPr>
-                </pic:pic>
-              </a:graphicData>
-            </a:graphic>
-          </wp:inline>
-        </w:drawing>
-      </w:r>
-    </w:p>
-    <w:p>
-      <w:pPr>
-        <w:pStyle w:val="NormalWeb"/>
-        <w:jc w:val="both"/>
-        <w:rPr>
-          <w:b/>
-          <w:bCs/>
-        </w:rPr>
-      </w:pPr>
-      <w:r>
-        <w:rPr>
-          <w:b/>
-          <w:bCs/>
-        </w:rPr>
-        <w:t>Figure 4.3.0:</w:t>
-      </w:r>
-      <w:r>
-        <w:rPr>
-          <w:b/>
-          <w:bCs/>
-        </w:rPr>
-        <w:t xml:space="preserve"> </w:t>
-      </w:r>
-      <w:r>
-        <w:rPr>
-          <w:b/>
-          <w:bCs/>
-        </w:rPr>
-        <w:t>Threat model</w:t>
-      </w:r>
-    </w:p>
-    <w:p>
-      <w:pPr>
-        <w:pStyle w:val="NormalWeb"/>
-        <w:jc w:val="both"/>
-      </w:pPr>
-      <w:r>
-        <w:t>This figure extends the design presented in Section 4.1 by assigning the STRIDE threats across the three trust boundaries that have been defined previously. Clinicians and testers access the design via two separate but authenticated methods: a federated SMART on FHIR launch and a sandbox token login, both traversing Trust Boundary 1 via the identity gateway. The data travels through the scenario building, validating synthetic data (Boundary 2), terminology mapping, and tests, finally arriving at simulated EMR connectors (Boundary 3). The two threat actors used for analysis in the design — an external attacker testing credentials and a malicious insider posing a risk of configuration drift — are represented with vectors pointing at the threatened boundaries. A panel showing asset categorisation lists data at rest, data in transit, and credentials/secrets, and STRIDE matrix (R-01-R-05) is included linking risks with their assets and mitigations</w:t>
-      </w:r>
-      <w:r>
-        <w:t xml:space="preserve"> as shown in the table below</w:t>
-      </w:r>
-      <w:r>
-        <w:t>.</w:t>
-      </w:r>
-    </w:p>
-    <w:p>
-      <w:pPr>
-        <w:rPr>
-          <w:rFonts w:eastAsia="Times New Roman" w:cs="Times New Roman"/>
+        <w:rPr>
+          <w:rFonts w:ascii="Times New Roman" w:eastAsia="Times New Roman" w:hAnsi="Times New Roman" w:cs="Times New Roman"/>
           <w:kern w:val="0"/>
+          <w:sz w:val="24"/>
           <w:szCs w:val="24"/>
           <w:lang w:val="en-GB" w:eastAsia="en-GB"/>
           <w14:ligatures w14:val="none"/>
@@ -10767,1249 +10783,60 @@
     </w:p>
     <w:p>
       <w:pPr>
-        <w:pStyle w:val="NormalWeb"/>
-        <w:rPr>
+        <w:pStyle w:val="Heading2"/>
+      </w:pPr>
+      <w:r>
+        <w:lastRenderedPageBreak/>
+        <w:t>4.4 Capital and Non-Capital Cost Estimation</w:t>
+      </w:r>
+    </w:p>
+    <w:p>
+      <w:pPr>
+        <w:jc w:val="both"/>
+        <w:rPr>
+          <w:rFonts w:ascii="Times New Roman" w:eastAsia="Times New Roman" w:hAnsi="Times New Roman" w:cs="Times New Roman"/>
+          <w:lang w:val="en-GB" w:eastAsia="en-GB"/>
+        </w:rPr>
+      </w:pPr>
+      <w:r>
+        <w:rPr>
+          <w:rFonts w:ascii="Times New Roman" w:eastAsia="Times New Roman" w:hAnsi="Times New Roman" w:cs="Times New Roman"/>
+          <w:lang w:val="en-GB" w:eastAsia="en-GB"/>
+        </w:rPr>
+        <w:t>The solution suggested has an indirect financial impact as stage 1 is related to design, and it can be implemented using only free-tier and open-source tools, according to the report. As stated in the report, there is no budget allocated for any client or College, and there is also no allocation of cloud services, so students must use free-tier and open-source software.</w:t>
+      </w:r>
+    </w:p>
+    <w:p>
+      <w:pPr>
+        <w:jc w:val="both"/>
+        <w:rPr>
+          <w:rFonts w:ascii="Times New Roman" w:eastAsia="Times New Roman" w:hAnsi="Times New Roman" w:cs="Times New Roman"/>
           <w:b/>
           <w:bCs/>
-        </w:rPr>
-      </w:pPr>
-      <w:r>
-        <w:rPr>
+          <w:lang w:val="en-GB" w:eastAsia="en-GB"/>
+        </w:rPr>
+      </w:pPr>
+      <w:r>
+        <w:rPr>
+          <w:rFonts w:ascii="Times New Roman" w:eastAsia="Times New Roman" w:hAnsi="Times New Roman" w:cs="Times New Roman"/>
           <w:b/>
           <w:bCs/>
-        </w:rPr>
-        <w:lastRenderedPageBreak/>
-        <w:t>Table 4.3.2 Stride Table</w:t>
+          <w:lang w:val="en-GB" w:eastAsia="en-GB"/>
+        </w:rPr>
+        <w:t>Table 4.4.1: Cost category and estimation</w:t>
       </w:r>
     </w:p>
     <w:tbl>
       <w:tblPr>
-        <w:tblStyle w:val="TableGridLight"/>
-        <w:tblW w:w="10207" w:type="dxa"/>
-        <w:tblInd w:w="-431" w:type="dxa"/>
+        <w:tblStyle w:val="PlainTable1"/>
+        <w:tblW w:w="0" w:type="auto"/>
         <w:tblLook w:val="04A0" w:firstRow="1" w:lastRow="0" w:firstColumn="1" w:lastColumn="0" w:noHBand="0" w:noVBand="1"/>
       </w:tblPr>
       <w:tblGrid>
-        <w:gridCol w:w="912"/>
-        <w:gridCol w:w="2349"/>
-        <w:gridCol w:w="1276"/>
-        <w:gridCol w:w="1197"/>
-        <w:gridCol w:w="2347"/>
-        <w:gridCol w:w="2126"/>
-      </w:tblGrid>
-      <w:tr>
-        <w:tc>
-          <w:tcPr>
-            <w:tcW w:w="912" w:type="dxa"/>
-            <w:hideMark/>
-          </w:tcPr>
-          <w:p>
-            <w:pPr>
-              <w:jc w:val="center"/>
-              <w:rPr>
-                <w:rFonts w:ascii="Arial" w:eastAsia="Times New Roman" w:hAnsi="Arial" w:cs="Arial"/>
-                <w:b/>
-                <w:bCs/>
-                <w:kern w:val="0"/>
-                <w:sz w:val="21"/>
-                <w:szCs w:val="21"/>
-                <w:lang w:val="en-GB" w:eastAsia="en-GB"/>
-                <w14:ligatures w14:val="none"/>
-              </w:rPr>
-            </w:pPr>
-            <w:r>
-              <w:rPr>
-                <w:rFonts w:ascii="Arial" w:eastAsia="Times New Roman" w:hAnsi="Arial" w:cs="Arial"/>
-                <w:b/>
-                <w:bCs/>
-                <w:kern w:val="0"/>
-                <w:sz w:val="21"/>
-                <w:szCs w:val="21"/>
-                <w:lang w:val="en-GB" w:eastAsia="en-GB"/>
-                <w14:ligatures w14:val="none"/>
-              </w:rPr>
-              <w:t>ID</w:t>
-            </w:r>
-          </w:p>
-        </w:tc>
-        <w:tc>
-          <w:tcPr>
-            <w:tcW w:w="2349" w:type="dxa"/>
-            <w:hideMark/>
-          </w:tcPr>
-          <w:p>
-            <w:pPr>
-              <w:jc w:val="center"/>
-              <w:rPr>
-                <w:rFonts w:ascii="Arial" w:eastAsia="Times New Roman" w:hAnsi="Arial" w:cs="Arial"/>
-                <w:b/>
-                <w:bCs/>
-                <w:kern w:val="0"/>
-                <w:sz w:val="21"/>
-                <w:szCs w:val="21"/>
-                <w:lang w:val="en-GB" w:eastAsia="en-GB"/>
-                <w14:ligatures w14:val="none"/>
-              </w:rPr>
-            </w:pPr>
-            <w:r>
-              <w:rPr>
-                <w:rFonts w:ascii="Arial" w:eastAsia="Times New Roman" w:hAnsi="Arial" w:cs="Arial"/>
-                <w:b/>
-                <w:bCs/>
-                <w:kern w:val="0"/>
-                <w:sz w:val="21"/>
-                <w:szCs w:val="21"/>
-                <w:lang w:val="en-GB" w:eastAsia="en-GB"/>
-                <w14:ligatures w14:val="none"/>
-              </w:rPr>
-              <w:t>Risk Description</w:t>
-            </w:r>
-          </w:p>
-        </w:tc>
-        <w:tc>
-          <w:tcPr>
-            <w:tcW w:w="1276" w:type="dxa"/>
-            <w:hideMark/>
-          </w:tcPr>
-          <w:p>
-            <w:pPr>
-              <w:jc w:val="center"/>
-              <w:rPr>
-                <w:rFonts w:ascii="Arial" w:eastAsia="Times New Roman" w:hAnsi="Arial" w:cs="Arial"/>
-                <w:b/>
-                <w:bCs/>
-                <w:kern w:val="0"/>
-                <w:sz w:val="21"/>
-                <w:szCs w:val="21"/>
-                <w:lang w:val="en-GB" w:eastAsia="en-GB"/>
-                <w14:ligatures w14:val="none"/>
-              </w:rPr>
-            </w:pPr>
-            <w:r>
-              <w:rPr>
-                <w:rFonts w:ascii="Arial" w:eastAsia="Times New Roman" w:hAnsi="Arial" w:cs="Arial"/>
-                <w:b/>
-                <w:bCs/>
-                <w:kern w:val="0"/>
-                <w:sz w:val="21"/>
-                <w:szCs w:val="21"/>
-                <w:lang w:val="en-GB" w:eastAsia="en-GB"/>
-                <w14:ligatures w14:val="none"/>
-              </w:rPr>
-              <w:t>STRIDE Category</w:t>
-            </w:r>
-          </w:p>
-        </w:tc>
-        <w:tc>
-          <w:tcPr>
-            <w:tcW w:w="1197" w:type="dxa"/>
-            <w:hideMark/>
-          </w:tcPr>
-          <w:p>
-            <w:pPr>
-              <w:jc w:val="center"/>
-              <w:rPr>
-                <w:rFonts w:ascii="Arial" w:eastAsia="Times New Roman" w:hAnsi="Arial" w:cs="Arial"/>
-                <w:b/>
-                <w:bCs/>
-                <w:kern w:val="0"/>
-                <w:sz w:val="21"/>
-                <w:szCs w:val="21"/>
-                <w:lang w:val="en-GB" w:eastAsia="en-GB"/>
-                <w14:ligatures w14:val="none"/>
-              </w:rPr>
-            </w:pPr>
-            <w:r>
-              <w:rPr>
-                <w:rFonts w:ascii="Arial" w:eastAsia="Times New Roman" w:hAnsi="Arial" w:cs="Arial"/>
-                <w:b/>
-                <w:bCs/>
-                <w:kern w:val="0"/>
-                <w:sz w:val="21"/>
-                <w:szCs w:val="21"/>
-                <w:lang w:val="en-GB" w:eastAsia="en-GB"/>
-                <w14:ligatures w14:val="none"/>
-              </w:rPr>
-              <w:t>Boundary</w:t>
-            </w:r>
-          </w:p>
-        </w:tc>
-        <w:tc>
-          <w:tcPr>
-            <w:tcW w:w="2347" w:type="dxa"/>
-            <w:hideMark/>
-          </w:tcPr>
-          <w:p>
-            <w:pPr>
-              <w:jc w:val="center"/>
-              <w:rPr>
-                <w:rFonts w:ascii="Arial" w:eastAsia="Times New Roman" w:hAnsi="Arial" w:cs="Arial"/>
-                <w:b/>
-                <w:bCs/>
-                <w:kern w:val="0"/>
-                <w:sz w:val="21"/>
-                <w:szCs w:val="21"/>
-                <w:lang w:val="en-GB" w:eastAsia="en-GB"/>
-                <w14:ligatures w14:val="none"/>
-              </w:rPr>
-            </w:pPr>
-            <w:r>
-              <w:rPr>
-                <w:rFonts w:ascii="Arial" w:eastAsia="Times New Roman" w:hAnsi="Arial" w:cs="Arial"/>
-                <w:b/>
-                <w:bCs/>
-                <w:kern w:val="0"/>
-                <w:sz w:val="21"/>
-                <w:szCs w:val="21"/>
-                <w:lang w:val="en-GB" w:eastAsia="en-GB"/>
-                <w14:ligatures w14:val="none"/>
-              </w:rPr>
-              <w:t>Asset(s) Affected</w:t>
-            </w:r>
-          </w:p>
-        </w:tc>
-        <w:tc>
-          <w:tcPr>
-            <w:tcW w:w="2126" w:type="dxa"/>
-            <w:hideMark/>
-          </w:tcPr>
-          <w:p>
-            <w:pPr>
-              <w:jc w:val="center"/>
-              <w:rPr>
-                <w:rFonts w:ascii="Arial" w:eastAsia="Times New Roman" w:hAnsi="Arial" w:cs="Arial"/>
-                <w:b/>
-                <w:bCs/>
-                <w:kern w:val="0"/>
-                <w:sz w:val="21"/>
-                <w:szCs w:val="21"/>
-                <w:lang w:val="en-GB" w:eastAsia="en-GB"/>
-                <w14:ligatures w14:val="none"/>
-              </w:rPr>
-            </w:pPr>
-            <w:r>
-              <w:rPr>
-                <w:rFonts w:ascii="Arial" w:eastAsia="Times New Roman" w:hAnsi="Arial" w:cs="Arial"/>
-                <w:b/>
-                <w:bCs/>
-                <w:kern w:val="0"/>
-                <w:sz w:val="21"/>
-                <w:szCs w:val="21"/>
-                <w:lang w:val="en-GB" w:eastAsia="en-GB"/>
-                <w14:ligatures w14:val="none"/>
-              </w:rPr>
-              <w:t>Mitigation</w:t>
-            </w:r>
-          </w:p>
-        </w:tc>
-      </w:tr>
-      <w:tr>
-        <w:tc>
-          <w:tcPr>
-            <w:tcW w:w="912" w:type="dxa"/>
-            <w:hideMark/>
-          </w:tcPr>
-          <w:p>
-            <w:pPr>
-              <w:rPr>
-                <w:rFonts w:ascii="Arial" w:eastAsia="Times New Roman" w:hAnsi="Arial" w:cs="Arial"/>
-                <w:kern w:val="0"/>
-                <w:sz w:val="21"/>
-                <w:szCs w:val="21"/>
-                <w:lang w:val="en-GB" w:eastAsia="en-GB"/>
-                <w14:ligatures w14:val="none"/>
-              </w:rPr>
-            </w:pPr>
-            <w:r>
-              <w:rPr>
-                <w:rFonts w:ascii="Arial" w:eastAsia="Times New Roman" w:hAnsi="Arial" w:cs="Arial"/>
-                <w:b/>
-                <w:bCs/>
-                <w:kern w:val="0"/>
-                <w:sz w:val="21"/>
-                <w:szCs w:val="21"/>
-                <w:lang w:val="en-GB" w:eastAsia="en-GB"/>
-                <w14:ligatures w14:val="none"/>
-              </w:rPr>
-              <w:t>R-01</w:t>
-            </w:r>
-          </w:p>
-        </w:tc>
-        <w:tc>
-          <w:tcPr>
-            <w:tcW w:w="2349" w:type="dxa"/>
-            <w:hideMark/>
-          </w:tcPr>
-          <w:p>
-            <w:pPr>
-              <w:rPr>
-                <w:rFonts w:ascii="Arial" w:eastAsia="Times New Roman" w:hAnsi="Arial" w:cs="Arial"/>
-                <w:kern w:val="0"/>
-                <w:sz w:val="21"/>
-                <w:szCs w:val="21"/>
-                <w:lang w:val="en-GB" w:eastAsia="en-GB"/>
-                <w14:ligatures w14:val="none"/>
-              </w:rPr>
-            </w:pPr>
-            <w:r>
-              <w:rPr>
-                <w:rFonts w:ascii="Arial" w:eastAsia="Times New Roman" w:hAnsi="Arial" w:cs="Arial"/>
-                <w:kern w:val="0"/>
-                <w:sz w:val="21"/>
-                <w:szCs w:val="21"/>
-                <w:lang w:val="en-GB" w:eastAsia="en-GB"/>
-                <w14:ligatures w14:val="none"/>
-              </w:rPr>
-              <w:t>Fake or replayed credential reaches the identity gateway</w:t>
-            </w:r>
-          </w:p>
-        </w:tc>
-        <w:tc>
-          <w:tcPr>
-            <w:tcW w:w="1276" w:type="dxa"/>
-            <w:hideMark/>
-          </w:tcPr>
-          <w:p>
-            <w:pPr>
-              <w:rPr>
-                <w:rFonts w:ascii="Arial" w:eastAsia="Times New Roman" w:hAnsi="Arial" w:cs="Arial"/>
-                <w:kern w:val="0"/>
-                <w:sz w:val="21"/>
-                <w:szCs w:val="21"/>
-                <w:lang w:val="en-GB" w:eastAsia="en-GB"/>
-                <w14:ligatures w14:val="none"/>
-              </w:rPr>
-            </w:pPr>
-            <w:r>
-              <w:rPr>
-                <w:rFonts w:ascii="Arial" w:eastAsia="Times New Roman" w:hAnsi="Arial" w:cs="Arial"/>
-                <w:kern w:val="0"/>
-                <w:sz w:val="21"/>
-                <w:szCs w:val="21"/>
-                <w:lang w:val="en-GB" w:eastAsia="en-GB"/>
-                <w14:ligatures w14:val="none"/>
-              </w:rPr>
-              <w:t>Spoofing</w:t>
-            </w:r>
-          </w:p>
-        </w:tc>
-        <w:tc>
-          <w:tcPr>
-            <w:tcW w:w="1197" w:type="dxa"/>
-            <w:hideMark/>
-          </w:tcPr>
-          <w:p>
-            <w:pPr>
-              <w:rPr>
-                <w:rFonts w:ascii="Arial" w:eastAsia="Times New Roman" w:hAnsi="Arial" w:cs="Arial"/>
-                <w:kern w:val="0"/>
-                <w:sz w:val="21"/>
-                <w:szCs w:val="21"/>
-                <w:lang w:val="en-GB" w:eastAsia="en-GB"/>
-                <w14:ligatures w14:val="none"/>
-              </w:rPr>
-            </w:pPr>
-            <w:r>
-              <w:rPr>
-                <w:rFonts w:ascii="Arial" w:eastAsia="Times New Roman" w:hAnsi="Arial" w:cs="Arial"/>
-                <w:kern w:val="0"/>
-                <w:sz w:val="21"/>
-                <w:szCs w:val="21"/>
-                <w:lang w:val="en-GB" w:eastAsia="en-GB"/>
-                <w14:ligatures w14:val="none"/>
-              </w:rPr>
-              <w:t>B1</w:t>
-            </w:r>
-          </w:p>
-        </w:tc>
-        <w:tc>
-          <w:tcPr>
-            <w:tcW w:w="2347" w:type="dxa"/>
-            <w:hideMark/>
-          </w:tcPr>
-          <w:p>
-            <w:pPr>
-              <w:rPr>
-                <w:rFonts w:ascii="Arial" w:eastAsia="Times New Roman" w:hAnsi="Arial" w:cs="Arial"/>
-                <w:kern w:val="0"/>
-                <w:sz w:val="21"/>
-                <w:szCs w:val="21"/>
-                <w:lang w:val="en-GB" w:eastAsia="en-GB"/>
-                <w14:ligatures w14:val="none"/>
-              </w:rPr>
-            </w:pPr>
-            <w:r>
-              <w:rPr>
-                <w:rFonts w:ascii="Arial" w:eastAsia="Times New Roman" w:hAnsi="Arial" w:cs="Arial"/>
-                <w:kern w:val="0"/>
-                <w:sz w:val="21"/>
-                <w:szCs w:val="21"/>
-                <w:lang w:val="en-GB" w:eastAsia="en-GB"/>
-                <w14:ligatures w14:val="none"/>
-              </w:rPr>
-              <w:t>Credentials &amp; Secrets</w:t>
-            </w:r>
-            <w:r>
-              <w:rPr>
-                <w:rFonts w:ascii="Arial" w:eastAsia="Times New Roman" w:hAnsi="Arial" w:cs="Arial"/>
-                <w:kern w:val="0"/>
-                <w:sz w:val="21"/>
-                <w:szCs w:val="21"/>
-                <w:lang w:val="en-GB" w:eastAsia="en-GB"/>
-                <w14:ligatures w14:val="none"/>
-              </w:rPr>
-              <w:br/>
-              <w:t>(OAuth token)</w:t>
-            </w:r>
-          </w:p>
-        </w:tc>
-        <w:tc>
-          <w:tcPr>
-            <w:tcW w:w="2126" w:type="dxa"/>
-            <w:hideMark/>
-          </w:tcPr>
-          <w:p>
-            <w:pPr>
-              <w:rPr>
-                <w:rFonts w:ascii="Arial" w:eastAsia="Times New Roman" w:hAnsi="Arial" w:cs="Arial"/>
-                <w:kern w:val="0"/>
-                <w:sz w:val="21"/>
-                <w:szCs w:val="21"/>
-                <w:lang w:val="en-GB" w:eastAsia="en-GB"/>
-                <w14:ligatures w14:val="none"/>
-              </w:rPr>
-            </w:pPr>
-            <w:r>
-              <w:rPr>
-                <w:rFonts w:ascii="Arial" w:eastAsia="Times New Roman" w:hAnsi="Arial" w:cs="Arial"/>
-                <w:kern w:val="0"/>
-                <w:sz w:val="21"/>
-                <w:szCs w:val="21"/>
-                <w:lang w:val="en-GB" w:eastAsia="en-GB"/>
-                <w14:ligatures w14:val="none"/>
-              </w:rPr>
-              <w:t>SMART on FHIR + OAuth 2.0; short-lived tokens</w:t>
-            </w:r>
-          </w:p>
-        </w:tc>
-      </w:tr>
-      <w:tr>
-        <w:tc>
-          <w:tcPr>
-            <w:tcW w:w="912" w:type="dxa"/>
-            <w:hideMark/>
-          </w:tcPr>
-          <w:p>
-            <w:pPr>
-              <w:rPr>
-                <w:rFonts w:ascii="Arial" w:eastAsia="Times New Roman" w:hAnsi="Arial" w:cs="Arial"/>
-                <w:kern w:val="0"/>
-                <w:sz w:val="21"/>
-                <w:szCs w:val="21"/>
-                <w:lang w:val="en-GB" w:eastAsia="en-GB"/>
-                <w14:ligatures w14:val="none"/>
-              </w:rPr>
-            </w:pPr>
-            <w:r>
-              <w:rPr>
-                <w:rFonts w:ascii="Arial" w:eastAsia="Times New Roman" w:hAnsi="Arial" w:cs="Arial"/>
-                <w:b/>
-                <w:bCs/>
-                <w:kern w:val="0"/>
-                <w:sz w:val="21"/>
-                <w:szCs w:val="21"/>
-                <w:lang w:val="en-GB" w:eastAsia="en-GB"/>
-                <w14:ligatures w14:val="none"/>
-              </w:rPr>
-              <w:t>R-02</w:t>
-            </w:r>
-          </w:p>
-        </w:tc>
-        <w:tc>
-          <w:tcPr>
-            <w:tcW w:w="2349" w:type="dxa"/>
-            <w:hideMark/>
-          </w:tcPr>
-          <w:p>
-            <w:pPr>
-              <w:rPr>
-                <w:rFonts w:ascii="Arial" w:eastAsia="Times New Roman" w:hAnsi="Arial" w:cs="Arial"/>
-                <w:kern w:val="0"/>
-                <w:sz w:val="21"/>
-                <w:szCs w:val="21"/>
-                <w:lang w:val="en-GB" w:eastAsia="en-GB"/>
-                <w14:ligatures w14:val="none"/>
-              </w:rPr>
-            </w:pPr>
-            <w:r>
-              <w:rPr>
-                <w:rFonts w:ascii="Arial" w:eastAsia="Times New Roman" w:hAnsi="Arial" w:cs="Arial"/>
-                <w:kern w:val="0"/>
-                <w:sz w:val="21"/>
-                <w:szCs w:val="21"/>
-                <w:lang w:val="en-GB" w:eastAsia="en-GB"/>
-                <w14:ligatures w14:val="none"/>
-              </w:rPr>
-              <w:t>Tester's sandbox token reused to perform clinician-only actions</w:t>
-            </w:r>
-          </w:p>
-        </w:tc>
-        <w:tc>
-          <w:tcPr>
-            <w:tcW w:w="1276" w:type="dxa"/>
-            <w:hideMark/>
-          </w:tcPr>
-          <w:p>
-            <w:pPr>
-              <w:rPr>
-                <w:rFonts w:ascii="Arial" w:eastAsia="Times New Roman" w:hAnsi="Arial" w:cs="Arial"/>
-                <w:kern w:val="0"/>
-                <w:sz w:val="21"/>
-                <w:szCs w:val="21"/>
-                <w:lang w:val="en-GB" w:eastAsia="en-GB"/>
-                <w14:ligatures w14:val="none"/>
-              </w:rPr>
-            </w:pPr>
-            <w:r>
-              <w:rPr>
-                <w:rFonts w:ascii="Arial" w:eastAsia="Times New Roman" w:hAnsi="Arial" w:cs="Arial"/>
-                <w:kern w:val="0"/>
-                <w:sz w:val="21"/>
-                <w:szCs w:val="21"/>
-                <w:lang w:val="en-GB" w:eastAsia="en-GB"/>
-                <w14:ligatures w14:val="none"/>
-              </w:rPr>
-              <w:t>Elevation of Privilege</w:t>
-            </w:r>
-          </w:p>
-        </w:tc>
-        <w:tc>
-          <w:tcPr>
-            <w:tcW w:w="1197" w:type="dxa"/>
-            <w:hideMark/>
-          </w:tcPr>
-          <w:p>
-            <w:pPr>
-              <w:rPr>
-                <w:rFonts w:ascii="Arial" w:eastAsia="Times New Roman" w:hAnsi="Arial" w:cs="Arial"/>
-                <w:kern w:val="0"/>
-                <w:sz w:val="21"/>
-                <w:szCs w:val="21"/>
-                <w:lang w:val="en-GB" w:eastAsia="en-GB"/>
-                <w14:ligatures w14:val="none"/>
-              </w:rPr>
-            </w:pPr>
-            <w:r>
-              <w:rPr>
-                <w:rFonts w:ascii="Arial" w:eastAsia="Times New Roman" w:hAnsi="Arial" w:cs="Arial"/>
-                <w:kern w:val="0"/>
-                <w:sz w:val="21"/>
-                <w:szCs w:val="21"/>
-                <w:lang w:val="en-GB" w:eastAsia="en-GB"/>
-                <w14:ligatures w14:val="none"/>
-              </w:rPr>
-              <w:t>B1</w:t>
-            </w:r>
-          </w:p>
-        </w:tc>
-        <w:tc>
-          <w:tcPr>
-            <w:tcW w:w="2347" w:type="dxa"/>
-            <w:hideMark/>
-          </w:tcPr>
-          <w:p>
-            <w:pPr>
-              <w:rPr>
-                <w:rFonts w:ascii="Arial" w:eastAsia="Times New Roman" w:hAnsi="Arial" w:cs="Arial"/>
-                <w:kern w:val="0"/>
-                <w:sz w:val="21"/>
-                <w:szCs w:val="21"/>
-                <w:lang w:val="en-GB" w:eastAsia="en-GB"/>
-                <w14:ligatures w14:val="none"/>
-              </w:rPr>
-            </w:pPr>
-            <w:r>
-              <w:rPr>
-                <w:rFonts w:ascii="Arial" w:eastAsia="Times New Roman" w:hAnsi="Arial" w:cs="Arial"/>
-                <w:kern w:val="0"/>
-                <w:sz w:val="21"/>
-                <w:szCs w:val="21"/>
-                <w:lang w:val="en-GB" w:eastAsia="en-GB"/>
-                <w14:ligatures w14:val="none"/>
-              </w:rPr>
-              <w:t>Credentials &amp; Secrets</w:t>
-            </w:r>
-            <w:r>
-              <w:rPr>
-                <w:rFonts w:ascii="Arial" w:eastAsia="Times New Roman" w:hAnsi="Arial" w:cs="Arial"/>
-                <w:kern w:val="0"/>
-                <w:sz w:val="21"/>
-                <w:szCs w:val="21"/>
-                <w:lang w:val="en-GB" w:eastAsia="en-GB"/>
-                <w14:ligatures w14:val="none"/>
-              </w:rPr>
-              <w:br/>
-              <w:t>(sandbox client secret)</w:t>
-            </w:r>
-          </w:p>
-        </w:tc>
-        <w:tc>
-          <w:tcPr>
-            <w:tcW w:w="2126" w:type="dxa"/>
-            <w:hideMark/>
-          </w:tcPr>
-          <w:p>
-            <w:pPr>
-              <w:rPr>
-                <w:rFonts w:ascii="Arial" w:eastAsia="Times New Roman" w:hAnsi="Arial" w:cs="Arial"/>
-                <w:kern w:val="0"/>
-                <w:sz w:val="21"/>
-                <w:szCs w:val="21"/>
-                <w:lang w:val="en-GB" w:eastAsia="en-GB"/>
-                <w14:ligatures w14:val="none"/>
-              </w:rPr>
-            </w:pPr>
-            <w:r>
-              <w:rPr>
-                <w:rFonts w:ascii="Arial" w:eastAsia="Times New Roman" w:hAnsi="Arial" w:cs="Arial"/>
-                <w:kern w:val="0"/>
-                <w:sz w:val="21"/>
-                <w:szCs w:val="21"/>
-                <w:lang w:val="en-GB" w:eastAsia="en-GB"/>
-                <w14:ligatures w14:val="none"/>
-              </w:rPr>
-              <w:t>Role-based access control; tenant isolation</w:t>
-            </w:r>
-          </w:p>
-        </w:tc>
-      </w:tr>
-      <w:tr>
-        <w:tc>
-          <w:tcPr>
-            <w:tcW w:w="912" w:type="dxa"/>
-            <w:hideMark/>
-          </w:tcPr>
-          <w:p>
-            <w:pPr>
-              <w:rPr>
-                <w:rFonts w:ascii="Arial" w:eastAsia="Times New Roman" w:hAnsi="Arial" w:cs="Arial"/>
-                <w:kern w:val="0"/>
-                <w:sz w:val="21"/>
-                <w:szCs w:val="21"/>
-                <w:lang w:val="en-GB" w:eastAsia="en-GB"/>
-                <w14:ligatures w14:val="none"/>
-              </w:rPr>
-            </w:pPr>
-            <w:r>
-              <w:rPr>
-                <w:rFonts w:ascii="Arial" w:eastAsia="Times New Roman" w:hAnsi="Arial" w:cs="Arial"/>
-                <w:b/>
-                <w:bCs/>
-                <w:kern w:val="0"/>
-                <w:sz w:val="21"/>
-                <w:szCs w:val="21"/>
-                <w:lang w:val="en-GB" w:eastAsia="en-GB"/>
-                <w14:ligatures w14:val="none"/>
-              </w:rPr>
-              <w:t>R-03</w:t>
-            </w:r>
-          </w:p>
-        </w:tc>
-        <w:tc>
-          <w:tcPr>
-            <w:tcW w:w="2349" w:type="dxa"/>
-            <w:hideMark/>
-          </w:tcPr>
-          <w:p>
-            <w:pPr>
-              <w:rPr>
-                <w:rFonts w:ascii="Arial" w:eastAsia="Times New Roman" w:hAnsi="Arial" w:cs="Arial"/>
-                <w:kern w:val="0"/>
-                <w:sz w:val="21"/>
-                <w:szCs w:val="21"/>
-                <w:lang w:val="en-GB" w:eastAsia="en-GB"/>
-                <w14:ligatures w14:val="none"/>
-              </w:rPr>
-            </w:pPr>
-            <w:r>
-              <w:rPr>
-                <w:rFonts w:ascii="Arial" w:eastAsia="Times New Roman" w:hAnsi="Arial" w:cs="Arial"/>
-                <w:kern w:val="0"/>
-                <w:sz w:val="21"/>
-                <w:szCs w:val="21"/>
-                <w:lang w:val="en-GB" w:eastAsia="en-GB"/>
-                <w14:ligatures w14:val="none"/>
-              </w:rPr>
-              <w:t>Untrusted or drifted scenario/mapping configuration passed downstream</w:t>
-            </w:r>
-          </w:p>
-        </w:tc>
-        <w:tc>
-          <w:tcPr>
-            <w:tcW w:w="1276" w:type="dxa"/>
-            <w:hideMark/>
-          </w:tcPr>
-          <w:p>
-            <w:pPr>
-              <w:rPr>
-                <w:rFonts w:ascii="Arial" w:eastAsia="Times New Roman" w:hAnsi="Arial" w:cs="Arial"/>
-                <w:kern w:val="0"/>
-                <w:sz w:val="21"/>
-                <w:szCs w:val="21"/>
-                <w:lang w:val="en-GB" w:eastAsia="en-GB"/>
-                <w14:ligatures w14:val="none"/>
-              </w:rPr>
-            </w:pPr>
-            <w:r>
-              <w:rPr>
-                <w:rFonts w:ascii="Arial" w:eastAsia="Times New Roman" w:hAnsi="Arial" w:cs="Arial"/>
-                <w:kern w:val="0"/>
-                <w:sz w:val="21"/>
-                <w:szCs w:val="21"/>
-                <w:lang w:val="en-GB" w:eastAsia="en-GB"/>
-                <w14:ligatures w14:val="none"/>
-              </w:rPr>
-              <w:t>Tampering</w:t>
-            </w:r>
-          </w:p>
-        </w:tc>
-        <w:tc>
-          <w:tcPr>
-            <w:tcW w:w="1197" w:type="dxa"/>
-            <w:hideMark/>
-          </w:tcPr>
-          <w:p>
-            <w:pPr>
-              <w:rPr>
-                <w:rFonts w:ascii="Arial" w:eastAsia="Times New Roman" w:hAnsi="Arial" w:cs="Arial"/>
-                <w:kern w:val="0"/>
-                <w:sz w:val="21"/>
-                <w:szCs w:val="21"/>
-                <w:lang w:val="en-GB" w:eastAsia="en-GB"/>
-                <w14:ligatures w14:val="none"/>
-              </w:rPr>
-            </w:pPr>
-            <w:r>
-              <w:rPr>
-                <w:rFonts w:ascii="Arial" w:eastAsia="Times New Roman" w:hAnsi="Arial" w:cs="Arial"/>
-                <w:kern w:val="0"/>
-                <w:sz w:val="21"/>
-                <w:szCs w:val="21"/>
-                <w:lang w:val="en-GB" w:eastAsia="en-GB"/>
-                <w14:ligatures w14:val="none"/>
-              </w:rPr>
-              <w:t>B2</w:t>
-            </w:r>
-          </w:p>
-        </w:tc>
-        <w:tc>
-          <w:tcPr>
-            <w:tcW w:w="2347" w:type="dxa"/>
-            <w:hideMark/>
-          </w:tcPr>
-          <w:p>
-            <w:pPr>
-              <w:rPr>
-                <w:rFonts w:ascii="Arial" w:eastAsia="Times New Roman" w:hAnsi="Arial" w:cs="Arial"/>
-                <w:kern w:val="0"/>
-                <w:sz w:val="21"/>
-                <w:szCs w:val="21"/>
-                <w:lang w:val="en-GB" w:eastAsia="en-GB"/>
-                <w14:ligatures w14:val="none"/>
-              </w:rPr>
-            </w:pPr>
-            <w:r>
-              <w:rPr>
-                <w:rFonts w:ascii="Arial" w:eastAsia="Times New Roman" w:hAnsi="Arial" w:cs="Arial"/>
-                <w:kern w:val="0"/>
-                <w:sz w:val="21"/>
-                <w:szCs w:val="21"/>
-                <w:lang w:val="en-GB" w:eastAsia="en-GB"/>
-                <w14:ligatures w14:val="none"/>
-              </w:rPr>
-              <w:t>Data in Motion</w:t>
-            </w:r>
-            <w:r>
-              <w:rPr>
-                <w:rFonts w:ascii="Arial" w:eastAsia="Times New Roman" w:hAnsi="Arial" w:cs="Arial"/>
-                <w:kern w:val="0"/>
-                <w:sz w:val="21"/>
-                <w:szCs w:val="21"/>
-                <w:lang w:val="en-GB" w:eastAsia="en-GB"/>
-                <w14:ligatures w14:val="none"/>
-              </w:rPr>
-              <w:br/>
-              <w:t>(FHIR scenario payload)</w:t>
-            </w:r>
-          </w:p>
-        </w:tc>
-        <w:tc>
-          <w:tcPr>
-            <w:tcW w:w="2126" w:type="dxa"/>
-            <w:hideMark/>
-          </w:tcPr>
-          <w:p>
-            <w:pPr>
-              <w:rPr>
-                <w:rFonts w:ascii="Arial" w:eastAsia="Times New Roman" w:hAnsi="Arial" w:cs="Arial"/>
-                <w:kern w:val="0"/>
-                <w:sz w:val="21"/>
-                <w:szCs w:val="21"/>
-                <w:lang w:val="en-GB" w:eastAsia="en-GB"/>
-                <w14:ligatures w14:val="none"/>
-              </w:rPr>
-            </w:pPr>
-            <w:r>
-              <w:rPr>
-                <w:rFonts w:ascii="Arial" w:eastAsia="Times New Roman" w:hAnsi="Arial" w:cs="Arial"/>
-                <w:kern w:val="0"/>
-                <w:sz w:val="21"/>
-                <w:szCs w:val="21"/>
-                <w:lang w:val="en-GB" w:eastAsia="en-GB"/>
-                <w14:ligatures w14:val="none"/>
-              </w:rPr>
-              <w:t>Input validation on FHIR resources before execution</w:t>
-            </w:r>
-          </w:p>
-        </w:tc>
-      </w:tr>
-      <w:tr>
-        <w:tc>
-          <w:tcPr>
-            <w:tcW w:w="912" w:type="dxa"/>
-            <w:hideMark/>
-          </w:tcPr>
-          <w:p>
-            <w:pPr>
-              <w:rPr>
-                <w:rFonts w:ascii="Arial" w:eastAsia="Times New Roman" w:hAnsi="Arial" w:cs="Arial"/>
-                <w:kern w:val="0"/>
-                <w:sz w:val="21"/>
-                <w:szCs w:val="21"/>
-                <w:lang w:val="en-GB" w:eastAsia="en-GB"/>
-                <w14:ligatures w14:val="none"/>
-              </w:rPr>
-            </w:pPr>
-            <w:r>
-              <w:rPr>
-                <w:rFonts w:ascii="Arial" w:eastAsia="Times New Roman" w:hAnsi="Arial" w:cs="Arial"/>
-                <w:b/>
-                <w:bCs/>
-                <w:kern w:val="0"/>
-                <w:sz w:val="21"/>
-                <w:szCs w:val="21"/>
-                <w:lang w:val="en-GB" w:eastAsia="en-GB"/>
-                <w14:ligatures w14:val="none"/>
-              </w:rPr>
-              <w:t>R-04</w:t>
-            </w:r>
-          </w:p>
-        </w:tc>
-        <w:tc>
-          <w:tcPr>
-            <w:tcW w:w="2349" w:type="dxa"/>
-            <w:hideMark/>
-          </w:tcPr>
-          <w:p>
-            <w:pPr>
-              <w:rPr>
-                <w:rFonts w:ascii="Arial" w:eastAsia="Times New Roman" w:hAnsi="Arial" w:cs="Arial"/>
-                <w:kern w:val="0"/>
-                <w:sz w:val="21"/>
-                <w:szCs w:val="21"/>
-                <w:lang w:val="en-GB" w:eastAsia="en-GB"/>
-                <w14:ligatures w14:val="none"/>
-              </w:rPr>
-            </w:pPr>
-            <w:r>
-              <w:rPr>
-                <w:rFonts w:ascii="Arial" w:eastAsia="Times New Roman" w:hAnsi="Arial" w:cs="Arial"/>
-                <w:kern w:val="0"/>
-                <w:sz w:val="21"/>
-                <w:szCs w:val="21"/>
-                <w:lang w:val="en-GB" w:eastAsia="en-GB"/>
-                <w14:ligatures w14:val="none"/>
-              </w:rPr>
-              <w:t>Real-world identifier pattern slips into the synthetic data set</w:t>
-            </w:r>
-          </w:p>
-        </w:tc>
-        <w:tc>
-          <w:tcPr>
-            <w:tcW w:w="1276" w:type="dxa"/>
-            <w:hideMark/>
-          </w:tcPr>
-          <w:p>
-            <w:pPr>
-              <w:rPr>
-                <w:rFonts w:ascii="Arial" w:eastAsia="Times New Roman" w:hAnsi="Arial" w:cs="Arial"/>
-                <w:kern w:val="0"/>
-                <w:sz w:val="21"/>
-                <w:szCs w:val="21"/>
-                <w:lang w:val="en-GB" w:eastAsia="en-GB"/>
-                <w14:ligatures w14:val="none"/>
-              </w:rPr>
-            </w:pPr>
-            <w:r>
-              <w:rPr>
-                <w:rFonts w:ascii="Arial" w:eastAsia="Times New Roman" w:hAnsi="Arial" w:cs="Arial"/>
-                <w:kern w:val="0"/>
-                <w:sz w:val="21"/>
-                <w:szCs w:val="21"/>
-                <w:lang w:val="en-GB" w:eastAsia="en-GB"/>
-                <w14:ligatures w14:val="none"/>
-              </w:rPr>
-              <w:t>Information Disclosure</w:t>
-            </w:r>
-          </w:p>
-        </w:tc>
-        <w:tc>
-          <w:tcPr>
-            <w:tcW w:w="1197" w:type="dxa"/>
-            <w:hideMark/>
-          </w:tcPr>
-          <w:p>
-            <w:pPr>
-              <w:rPr>
-                <w:rFonts w:ascii="Arial" w:eastAsia="Times New Roman" w:hAnsi="Arial" w:cs="Arial"/>
-                <w:kern w:val="0"/>
-                <w:sz w:val="21"/>
-                <w:szCs w:val="21"/>
-                <w:lang w:val="en-GB" w:eastAsia="en-GB"/>
-                <w14:ligatures w14:val="none"/>
-              </w:rPr>
-            </w:pPr>
-            <w:r>
-              <w:rPr>
-                <w:rFonts w:ascii="Arial" w:eastAsia="Times New Roman" w:hAnsi="Arial" w:cs="Arial"/>
-                <w:kern w:val="0"/>
-                <w:sz w:val="21"/>
-                <w:szCs w:val="21"/>
-                <w:lang w:val="en-GB" w:eastAsia="en-GB"/>
-                <w14:ligatures w14:val="none"/>
-              </w:rPr>
-              <w:t>B2</w:t>
-            </w:r>
-          </w:p>
-        </w:tc>
-        <w:tc>
-          <w:tcPr>
-            <w:tcW w:w="2347" w:type="dxa"/>
-            <w:hideMark/>
-          </w:tcPr>
-          <w:p>
-            <w:pPr>
-              <w:rPr>
-                <w:rFonts w:ascii="Arial" w:eastAsia="Times New Roman" w:hAnsi="Arial" w:cs="Arial"/>
-                <w:kern w:val="0"/>
-                <w:sz w:val="21"/>
-                <w:szCs w:val="21"/>
-                <w:lang w:val="en-GB" w:eastAsia="en-GB"/>
-                <w14:ligatures w14:val="none"/>
-              </w:rPr>
-            </w:pPr>
-            <w:r>
-              <w:rPr>
-                <w:rFonts w:ascii="Arial" w:eastAsia="Times New Roman" w:hAnsi="Arial" w:cs="Arial"/>
-                <w:kern w:val="0"/>
-                <w:sz w:val="21"/>
-                <w:szCs w:val="21"/>
-                <w:lang w:val="en-GB" w:eastAsia="en-GB"/>
-                <w14:ligatures w14:val="none"/>
-              </w:rPr>
-              <w:t>Data at Rest</w:t>
-            </w:r>
-            <w:r>
-              <w:rPr>
-                <w:rFonts w:ascii="Arial" w:eastAsia="Times New Roman" w:hAnsi="Arial" w:cs="Arial"/>
-                <w:kern w:val="0"/>
-                <w:sz w:val="21"/>
-                <w:szCs w:val="21"/>
-                <w:lang w:val="en-GB" w:eastAsia="en-GB"/>
-                <w14:ligatures w14:val="none"/>
-              </w:rPr>
-              <w:br/>
-              <w:t>(synthetic patient records)</w:t>
-            </w:r>
-          </w:p>
-        </w:tc>
-        <w:tc>
-          <w:tcPr>
-            <w:tcW w:w="2126" w:type="dxa"/>
-            <w:hideMark/>
-          </w:tcPr>
-          <w:p>
-            <w:pPr>
-              <w:rPr>
-                <w:rFonts w:ascii="Arial" w:eastAsia="Times New Roman" w:hAnsi="Arial" w:cs="Arial"/>
-                <w:kern w:val="0"/>
-                <w:sz w:val="21"/>
-                <w:szCs w:val="21"/>
-                <w:lang w:val="en-GB" w:eastAsia="en-GB"/>
-                <w14:ligatures w14:val="none"/>
-              </w:rPr>
-            </w:pPr>
-            <w:r>
-              <w:rPr>
-                <w:rFonts w:ascii="Arial" w:eastAsia="Times New Roman" w:hAnsi="Arial" w:cs="Arial"/>
-                <w:kern w:val="0"/>
-                <w:sz w:val="21"/>
-                <w:szCs w:val="21"/>
-                <w:lang w:val="en-GB" w:eastAsia="en-GB"/>
-                <w14:ligatures w14:val="none"/>
-              </w:rPr>
-              <w:t>Luhn-check rejection of real AU IHI ranges (e.g. 800360 prefix)</w:t>
-            </w:r>
-          </w:p>
-        </w:tc>
-      </w:tr>
-      <w:tr>
-        <w:tc>
-          <w:tcPr>
-            <w:tcW w:w="912" w:type="dxa"/>
-            <w:hideMark/>
-          </w:tcPr>
-          <w:p>
-            <w:pPr>
-              <w:rPr>
-                <w:rFonts w:ascii="Arial" w:eastAsia="Times New Roman" w:hAnsi="Arial" w:cs="Arial"/>
-                <w:kern w:val="0"/>
-                <w:sz w:val="21"/>
-                <w:szCs w:val="21"/>
-                <w:lang w:val="en-GB" w:eastAsia="en-GB"/>
-                <w14:ligatures w14:val="none"/>
-              </w:rPr>
-            </w:pPr>
-            <w:r>
-              <w:rPr>
-                <w:rFonts w:ascii="Arial" w:eastAsia="Times New Roman" w:hAnsi="Arial" w:cs="Arial"/>
-                <w:b/>
-                <w:bCs/>
-                <w:kern w:val="0"/>
-                <w:sz w:val="21"/>
-                <w:szCs w:val="21"/>
-                <w:lang w:val="en-GB" w:eastAsia="en-GB"/>
-                <w14:ligatures w14:val="none"/>
-              </w:rPr>
-              <w:t>R-05</w:t>
-            </w:r>
-          </w:p>
-        </w:tc>
-        <w:tc>
-          <w:tcPr>
-            <w:tcW w:w="2349" w:type="dxa"/>
-            <w:hideMark/>
-          </w:tcPr>
-          <w:p>
-            <w:pPr>
-              <w:rPr>
-                <w:rFonts w:ascii="Arial" w:eastAsia="Times New Roman" w:hAnsi="Arial" w:cs="Arial"/>
-                <w:kern w:val="0"/>
-                <w:sz w:val="21"/>
-                <w:szCs w:val="21"/>
-                <w:lang w:val="en-GB" w:eastAsia="en-GB"/>
-                <w14:ligatures w14:val="none"/>
-              </w:rPr>
-            </w:pPr>
-            <w:r>
-              <w:rPr>
-                <w:rFonts w:ascii="Arial" w:eastAsia="Times New Roman" w:hAnsi="Arial" w:cs="Arial"/>
-                <w:kern w:val="0"/>
-                <w:sz w:val="21"/>
-                <w:szCs w:val="21"/>
-                <w:lang w:val="en-GB" w:eastAsia="en-GB"/>
-                <w14:ligatures w14:val="none"/>
-              </w:rPr>
-              <w:t>Malformed or flooded response from a simulated connector</w:t>
-            </w:r>
-          </w:p>
-        </w:tc>
-        <w:tc>
-          <w:tcPr>
-            <w:tcW w:w="1276" w:type="dxa"/>
-            <w:hideMark/>
-          </w:tcPr>
-          <w:p>
-            <w:pPr>
-              <w:rPr>
-                <w:rFonts w:ascii="Arial" w:eastAsia="Times New Roman" w:hAnsi="Arial" w:cs="Arial"/>
-                <w:kern w:val="0"/>
-                <w:sz w:val="21"/>
-                <w:szCs w:val="21"/>
-                <w:lang w:val="en-GB" w:eastAsia="en-GB"/>
-                <w14:ligatures w14:val="none"/>
-              </w:rPr>
-            </w:pPr>
-            <w:r>
-              <w:rPr>
-                <w:rFonts w:ascii="Arial" w:eastAsia="Times New Roman" w:hAnsi="Arial" w:cs="Arial"/>
-                <w:kern w:val="0"/>
-                <w:sz w:val="21"/>
-                <w:szCs w:val="21"/>
-                <w:lang w:val="en-GB" w:eastAsia="en-GB"/>
-                <w14:ligatures w14:val="none"/>
-              </w:rPr>
-              <w:t>Denial of Service</w:t>
-            </w:r>
-          </w:p>
-        </w:tc>
-        <w:tc>
-          <w:tcPr>
-            <w:tcW w:w="1197" w:type="dxa"/>
-            <w:hideMark/>
-          </w:tcPr>
-          <w:p>
-            <w:pPr>
-              <w:rPr>
-                <w:rFonts w:ascii="Arial" w:eastAsia="Times New Roman" w:hAnsi="Arial" w:cs="Arial"/>
-                <w:kern w:val="0"/>
-                <w:sz w:val="21"/>
-                <w:szCs w:val="21"/>
-                <w:lang w:val="en-GB" w:eastAsia="en-GB"/>
-                <w14:ligatures w14:val="none"/>
-              </w:rPr>
-            </w:pPr>
-            <w:r>
-              <w:rPr>
-                <w:rFonts w:ascii="Arial" w:eastAsia="Times New Roman" w:hAnsi="Arial" w:cs="Arial"/>
-                <w:kern w:val="0"/>
-                <w:sz w:val="21"/>
-                <w:szCs w:val="21"/>
-                <w:lang w:val="en-GB" w:eastAsia="en-GB"/>
-                <w14:ligatures w14:val="none"/>
-              </w:rPr>
-              <w:t>B3</w:t>
-            </w:r>
-          </w:p>
-        </w:tc>
-        <w:tc>
-          <w:tcPr>
-            <w:tcW w:w="2347" w:type="dxa"/>
-            <w:hideMark/>
-          </w:tcPr>
-          <w:p>
-            <w:pPr>
-              <w:rPr>
-                <w:rFonts w:ascii="Arial" w:eastAsia="Times New Roman" w:hAnsi="Arial" w:cs="Arial"/>
-                <w:kern w:val="0"/>
-                <w:sz w:val="21"/>
-                <w:szCs w:val="21"/>
-                <w:lang w:val="en-GB" w:eastAsia="en-GB"/>
-                <w14:ligatures w14:val="none"/>
-              </w:rPr>
-            </w:pPr>
-            <w:r>
-              <w:rPr>
-                <w:rFonts w:ascii="Arial" w:eastAsia="Times New Roman" w:hAnsi="Arial" w:cs="Arial"/>
-                <w:kern w:val="0"/>
-                <w:sz w:val="21"/>
-                <w:szCs w:val="21"/>
-                <w:lang w:val="en-GB" w:eastAsia="en-GB"/>
-                <w14:ligatures w14:val="none"/>
-              </w:rPr>
-              <w:t>Data in Motion</w:t>
-            </w:r>
-            <w:r>
-              <w:rPr>
-                <w:rFonts w:ascii="Arial" w:eastAsia="Times New Roman" w:hAnsi="Arial" w:cs="Arial"/>
-                <w:kern w:val="0"/>
-                <w:sz w:val="21"/>
-                <w:szCs w:val="21"/>
-                <w:lang w:val="en-GB" w:eastAsia="en-GB"/>
-                <w14:ligatures w14:val="none"/>
-              </w:rPr>
-              <w:br/>
-              <w:t>(FHIR / HL7v2 messages)</w:t>
-            </w:r>
-          </w:p>
-        </w:tc>
-        <w:tc>
-          <w:tcPr>
-            <w:tcW w:w="2126" w:type="dxa"/>
-            <w:hideMark/>
-          </w:tcPr>
-          <w:p>
-            <w:pPr>
-              <w:rPr>
-                <w:rFonts w:ascii="Arial" w:eastAsia="Times New Roman" w:hAnsi="Arial" w:cs="Arial"/>
-                <w:kern w:val="0"/>
-                <w:sz w:val="21"/>
-                <w:szCs w:val="21"/>
-                <w:lang w:val="en-GB" w:eastAsia="en-GB"/>
-                <w14:ligatures w14:val="none"/>
-              </w:rPr>
-            </w:pPr>
-            <w:r>
-              <w:rPr>
-                <w:rFonts w:ascii="Arial" w:eastAsia="Times New Roman" w:hAnsi="Arial" w:cs="Arial"/>
-                <w:kern w:val="0"/>
-                <w:sz w:val="21"/>
-                <w:szCs w:val="21"/>
-                <w:lang w:val="en-GB" w:eastAsia="en-GB"/>
-                <w14:ligatures w14:val="none"/>
-              </w:rPr>
-              <w:t>Structured error handling; rate limiting; connector isolation</w:t>
-            </w:r>
-          </w:p>
-        </w:tc>
-      </w:tr>
-    </w:tbl>
-    <w:p/>
-    <w:p>
-      <w:pPr>
-        <w:pStyle w:val="Heading2"/>
-      </w:pPr>
-      <w:r>
-        <w:t>4.4 Capital and Non-Capital Cost Estimation</w:t>
-      </w:r>
-    </w:p>
-    <w:p>
-      <w:pPr>
-        <w:jc w:val="both"/>
-        <w:rPr>
-          <w:rFonts w:eastAsia="Times New Roman" w:cs="Times New Roman"/>
-          <w:lang w:val="en-GB" w:eastAsia="en-GB"/>
-        </w:rPr>
-      </w:pPr>
-      <w:r>
-        <w:rPr>
-          <w:rFonts w:eastAsia="Times New Roman" w:cs="Times New Roman"/>
-          <w:lang w:val="en-GB" w:eastAsia="en-GB"/>
-        </w:rPr>
-        <w:t>The solution suggested has an indirect financial impact as stage 1 is related to design, and it can be implemented using only free-tier and open-source tools, according to the report. As stated in the report, there is no budget allocated for any client or College, and there is also no allocation of cloud services, so students must use free-tier and open-source software.</w:t>
-      </w:r>
-    </w:p>
-    <w:p>
-      <w:pPr>
-        <w:jc w:val="both"/>
-        <w:rPr>
-          <w:rFonts w:eastAsia="Times New Roman" w:cs="Times New Roman"/>
-          <w:b/>
-          <w:bCs/>
-          <w:lang w:val="en-GB" w:eastAsia="en-GB"/>
-        </w:rPr>
-      </w:pPr>
-      <w:r>
-        <w:rPr>
-          <w:rFonts w:eastAsia="Times New Roman" w:cs="Times New Roman"/>
-          <w:b/>
-          <w:bCs/>
-          <w:lang w:val="en-GB" w:eastAsia="en-GB"/>
-        </w:rPr>
-        <w:t>Table 4.4.1: Cost category and estimation</w:t>
-      </w:r>
-    </w:p>
-    <w:tbl>
-      <w:tblPr>
-        <w:tblStyle w:val="PlainTable1"/>
-        <w:tblW w:w="9776" w:type="dxa"/>
-        <w:tblLook w:val="04A0" w:firstRow="1" w:lastRow="0" w:firstColumn="1" w:lastColumn="0" w:noHBand="0" w:noVBand="1"/>
-      </w:tblPr>
-      <w:tblGrid>
-        <w:gridCol w:w="2877"/>
-        <w:gridCol w:w="1375"/>
-        <w:gridCol w:w="2831"/>
-        <w:gridCol w:w="2693"/>
+        <w:gridCol w:w="2890"/>
+        <w:gridCol w:w="1348"/>
+        <w:gridCol w:w="2251"/>
+        <w:gridCol w:w="2527"/>
       </w:tblGrid>
       <w:tr>
         <w:trPr>
@@ -12059,7 +10886,7 @@
         </w:tc>
         <w:tc>
           <w:tcPr>
-            <w:tcW w:w="2831" w:type="dxa"/>
+            <w:tcW w:w="0" w:type="auto"/>
             <w:hideMark/>
           </w:tcPr>
           <w:p>
@@ -12082,7 +10909,7 @@
         </w:tc>
         <w:tc>
           <w:tcPr>
-            <w:tcW w:w="2693" w:type="dxa"/>
+            <w:tcW w:w="0" w:type="auto"/>
             <w:hideMark/>
           </w:tcPr>
           <w:p>
@@ -12142,7 +10969,7 @@
         </w:tc>
         <w:tc>
           <w:tcPr>
-            <w:tcW w:w="2831" w:type="dxa"/>
+            <w:tcW w:w="0" w:type="auto"/>
             <w:hideMark/>
           </w:tcPr>
           <w:p>
@@ -12156,7 +10983,7 @@
         </w:tc>
         <w:tc>
           <w:tcPr>
-            <w:tcW w:w="2693" w:type="dxa"/>
+            <w:tcW w:w="0" w:type="auto"/>
             <w:hideMark/>
           </w:tcPr>
           <w:p>
@@ -12198,7 +11025,7 @@
         </w:tc>
         <w:tc>
           <w:tcPr>
-            <w:tcW w:w="2831" w:type="dxa"/>
+            <w:tcW w:w="0" w:type="auto"/>
             <w:hideMark/>
           </w:tcPr>
           <w:p>
@@ -12212,7 +11039,7 @@
         </w:tc>
         <w:tc>
           <w:tcPr>
-            <w:tcW w:w="2693" w:type="dxa"/>
+            <w:tcW w:w="0" w:type="auto"/>
             <w:hideMark/>
           </w:tcPr>
           <w:p>
@@ -12257,7 +11084,7 @@
         </w:tc>
         <w:tc>
           <w:tcPr>
-            <w:tcW w:w="2831" w:type="dxa"/>
+            <w:tcW w:w="0" w:type="auto"/>
             <w:hideMark/>
           </w:tcPr>
           <w:p>
@@ -12271,7 +11098,7 @@
         </w:tc>
         <w:tc>
           <w:tcPr>
-            <w:tcW w:w="2693" w:type="dxa"/>
+            <w:tcW w:w="0" w:type="auto"/>
             <w:hideMark/>
           </w:tcPr>
           <w:p>
@@ -12313,7 +11140,7 @@
         </w:tc>
         <w:tc>
           <w:tcPr>
-            <w:tcW w:w="2831" w:type="dxa"/>
+            <w:tcW w:w="0" w:type="auto"/>
             <w:hideMark/>
           </w:tcPr>
           <w:p>
@@ -12327,7 +11154,7 @@
         </w:tc>
         <w:tc>
           <w:tcPr>
-            <w:tcW w:w="2693" w:type="dxa"/>
+            <w:tcW w:w="0" w:type="auto"/>
             <w:hideMark/>
           </w:tcPr>
           <w:p>
@@ -12372,7 +11199,7 @@
         </w:tc>
         <w:tc>
           <w:tcPr>
-            <w:tcW w:w="2831" w:type="dxa"/>
+            <w:tcW w:w="0" w:type="auto"/>
             <w:hideMark/>
           </w:tcPr>
           <w:p>
@@ -12386,7 +11213,7 @@
         </w:tc>
         <w:tc>
           <w:tcPr>
-            <w:tcW w:w="2693" w:type="dxa"/>
+            <w:tcW w:w="0" w:type="auto"/>
             <w:hideMark/>
           </w:tcPr>
           <w:p>
@@ -12404,16 +11231,24 @@
       <w:pPr>
         <w:jc w:val="both"/>
         <w:rPr>
-          <w:rFonts w:eastAsia="Times New Roman" w:cs="Times New Roman"/>
+          <w:rFonts w:ascii="Times New Roman" w:eastAsia="Times New Roman" w:hAnsi="Times New Roman" w:cs="Times New Roman"/>
           <w:lang w:val="en-GB" w:eastAsia="en-GB"/>
         </w:rPr>
       </w:pPr>
-      <w:r>
-        <w:rPr>
-          <w:rFonts w:eastAsia="Times New Roman" w:cs="Times New Roman"/>
+    </w:p>
+    <w:p>
+      <w:pPr>
+        <w:jc w:val="both"/>
+        <w:rPr>
+          <w:rFonts w:ascii="Times New Roman" w:eastAsia="Times New Roman" w:hAnsi="Times New Roman" w:cs="Times New Roman"/>
           <w:lang w:val="en-GB" w:eastAsia="en-GB"/>
         </w:rPr>
-        <w:lastRenderedPageBreak/>
+      </w:pPr>
+      <w:r>
+        <w:rPr>
+          <w:rFonts w:ascii="Times New Roman" w:eastAsia="Times New Roman" w:hAnsi="Times New Roman" w:cs="Times New Roman"/>
+          <w:lang w:val="en-GB" w:eastAsia="en-GB"/>
+        </w:rPr>
         <w:t>Labour is not considered as part of the expense for the student project; an organisational implementation will require accounting for labour associated with engineering and support.</w:t>
       </w:r>
     </w:p>
@@ -12423,7 +11258,7 @@
       </w:pPr>
       <w:r>
         <w:rPr>
-          <w:rFonts w:eastAsia="Times New Roman" w:cs="Times New Roman"/>
+          <w:rFonts w:ascii="Times New Roman" w:eastAsia="Times New Roman" w:hAnsi="Times New Roman" w:cs="Times New Roman"/>
           <w:lang w:val="en-GB" w:eastAsia="en-GB"/>
         </w:rPr>
         <w:t>The solution will have a number of cost advantages beyond its low cost to implement. For instance, the creation of a synthetic reusable testing environment can limit testing near production and make repeat testing of the connectors possible, while reducing risks of privacy incidents or unknown issues of interoperability. It might also help to decrease testing efforts with the addition of new connectors. But it is not possible to determine a reliable financial return on investment or break-even point, as there is no information about the costs related to testing or incidents in the available project data, labour rates or expected savings of the implementation – the invention of such a number would be inappropriate.</w:t>
@@ -12439,6 +11274,7 @@
         </w:rPr>
       </w:pPr>
       <w:r>
+        <w:lastRenderedPageBreak/>
         <w:t>5. Proof of Concept, and Evaluation</w:t>
       </w:r>
       <w:bookmarkEnd w:id="17"/>
@@ -12521,7 +11357,7 @@
       <w:r>
         <w:t xml:space="preserve">Attorney-General's Department. (n.d.). Document Verification Service (DVS). Australian Government. </w:t>
       </w:r>
-      <w:hyperlink r:id="rId14" w:history="1">
+      <w:hyperlink r:id="rId13" w:history="1">
         <w:r>
           <w:rPr>
             <w:rStyle w:val="Hyperlink"/>
@@ -12545,7 +11381,7 @@
       <w:r>
         <w:t xml:space="preserve">). </w:t>
       </w:r>
-      <w:hyperlink r:id="rId15" w:history="1">
+      <w:hyperlink r:id="rId14" w:history="1">
         <w:r>
           <w:rPr>
             <w:rStyle w:val="Hyperlink"/>
@@ -12569,7 +11405,7 @@
       <w:r>
         <w:t xml:space="preserve">). </w:t>
       </w:r>
-      <w:hyperlink r:id="rId16" w:history="1">
+      <w:hyperlink r:id="rId15" w:history="1">
         <w:r>
           <w:rPr>
             <w:rStyle w:val="Hyperlink"/>
@@ -12605,7 +11441,7 @@
         </w:rPr>
         <w:t xml:space="preserve">. Bonami Software. </w:t>
       </w:r>
-      <w:hyperlink r:id="rId17" w:history="1">
+      <w:hyperlink r:id="rId16" w:history="1">
         <w:r>
           <w:rPr>
             <w:rStyle w:val="Hyperlink"/>
@@ -12670,7 +11506,7 @@
         </w:rPr>
         <w:t xml:space="preserve">. </w:t>
       </w:r>
-      <w:hyperlink r:id="rId18" w:history="1">
+      <w:hyperlink r:id="rId17" w:history="1">
         <w:r>
           <w:rPr>
             <w:rStyle w:val="Hyperlink"/>
@@ -12724,25 +11560,15 @@
           <w:iCs/>
           <w:color w:val="000000"/>
         </w:rPr>
-        <w:t xml:space="preserve"> Resource </w:t>
-      </w:r>
-      <w:proofErr w:type="spellStart"/>
-      <w:r>
-        <w:rPr>
-          <w:i/>
-          <w:iCs/>
+        <w:t xml:space="preserve"> Resource Center</w:t>
+      </w:r>
+      <w:r>
+        <w:rPr>
           <w:color w:val="000000"/>
         </w:rPr>
-        <w:t>Center</w:t>
-      </w:r>
-      <w:proofErr w:type="spellEnd"/>
-      <w:r>
-        <w:rPr>
-          <w:color w:val="000000"/>
-        </w:rPr>
         <w:t xml:space="preserve">. Healthit.Gov. </w:t>
       </w:r>
-      <w:hyperlink r:id="rId19" w:history="1">
+      <w:hyperlink r:id="rId18" w:history="1">
         <w:r>
           <w:rPr>
             <w:rStyle w:val="Hyperlink"/>
@@ -12773,7 +11599,6 @@
           <w:iCs/>
           <w:color w:val="000000"/>
         </w:rPr>
-        <w:lastRenderedPageBreak/>
         <w:t>For practices - Halo Connect Documentation</w:t>
       </w:r>
       <w:r>
@@ -12817,7 +11642,7 @@
       <w:r>
         <w:t xml:space="preserve"> </w:t>
       </w:r>
-      <w:hyperlink r:id="rId20" w:history="1">
+      <w:hyperlink r:id="rId19" w:history="1">
         <w:r>
           <w:rPr>
             <w:rStyle w:val="Hyperlink"/>
@@ -12838,7 +11663,7 @@
       <w:r>
         <w:t xml:space="preserve">, J., Gulden, C., Kampf, M., Mate, S., Prokosch, H.-U., &amp; Zierk, J. (2021). A framework for criteria-based selection and processing of Fast Healthcare Interoperability Resources (FHIR) data for statistical analysis: Design and implementation study. JMIR Medical Informatics, 9(4), e25645. </w:t>
       </w:r>
-      <w:hyperlink r:id="rId21" w:history="1">
+      <w:hyperlink r:id="rId20" w:history="1">
         <w:r>
           <w:rPr>
             <w:rStyle w:val="Hyperlink"/>
@@ -12854,7 +11679,7 @@
       <w:r>
         <w:t xml:space="preserve">HL7 Australia. (n.d.). AU Core Implementation Guide (v1.0.0). HL7 International. </w:t>
       </w:r>
-      <w:hyperlink r:id="rId22" w:history="1">
+      <w:hyperlink r:id="rId21" w:history="1">
         <w:r>
           <w:rPr>
             <w:rStyle w:val="Hyperlink"/>
@@ -12868,9 +11693,10 @@
         <w:ind w:left="720" w:hanging="720"/>
       </w:pPr>
       <w:r>
+        <w:lastRenderedPageBreak/>
         <w:t xml:space="preserve">HL7 International. (2019). HL7 FHIR Release 4 (R4). </w:t>
       </w:r>
-      <w:hyperlink r:id="rId23" w:history="1">
+      <w:hyperlink r:id="rId22" w:history="1">
         <w:r>
           <w:rPr>
             <w:rStyle w:val="Hyperlink"/>
@@ -12928,7 +11754,7 @@
         </w:rPr>
         <w:t xml:space="preserve">. </w:t>
       </w:r>
-      <w:hyperlink r:id="rId24" w:history="1">
+      <w:hyperlink r:id="rId23" w:history="1">
         <w:r>
           <w:rPr>
             <w:rStyle w:val="Hyperlink"/>
@@ -12983,7 +11809,7 @@
         </w:rPr>
         <w:t xml:space="preserve">. </w:t>
       </w:r>
-      <w:hyperlink r:id="rId25" w:history="1">
+      <w:hyperlink r:id="rId24" w:history="1">
         <w:r>
           <w:rPr>
             <w:rStyle w:val="Hyperlink"/>
@@ -13013,7 +11839,7 @@
         </w:rPr>
         <w:t xml:space="preserve">. (2026). Knowledge Base. </w:t>
       </w:r>
-      <w:hyperlink r:id="rId26" w:history="1">
+      <w:hyperlink r:id="rId25" w:history="1">
         <w:r>
           <w:rPr>
             <w:rStyle w:val="Hyperlink"/>
@@ -13089,7 +11915,7 @@
       <w:r>
         <w:t xml:space="preserve">National Institute of Standards and Technology. (2024). The NIST Cybersecurity Framework (CSF) 2.0 (NIST CSWP 29). U.S. Department of Commerce. </w:t>
       </w:r>
-      <w:hyperlink r:id="rId27" w:history="1">
+      <w:hyperlink r:id="rId26" w:history="1">
         <w:r>
           <w:rPr>
             <w:rStyle w:val="Hyperlink"/>
@@ -13105,7 +11931,7 @@
       <w:r>
         <w:t xml:space="preserve">SMART Health IT. (n.d.). SMART App Launch Framework. HL7 International. </w:t>
       </w:r>
-      <w:hyperlink r:id="rId28" w:history="1">
+      <w:hyperlink r:id="rId27" w:history="1">
         <w:r>
           <w:rPr>
             <w:rStyle w:val="Hyperlink"/>
@@ -13135,7 +11961,7 @@
         </w:rPr>
         <w:t xml:space="preserve">. (n.d.). Docs.Smarthealthit.Org. Retrieved September 11, 2026, from </w:t>
       </w:r>
-      <w:hyperlink r:id="rId29" w:history="1">
+      <w:hyperlink r:id="rId28" w:history="1">
         <w:r>
           <w:rPr>
             <w:rStyle w:val="Hyperlink"/>
@@ -13166,7 +11992,7 @@
         </w:rPr>
         <w:t xml:space="preserve">. (2022). Digitalhealth.Gov.Au. </w:t>
       </w:r>
-      <w:hyperlink r:id="rId30" w:history="1">
+      <w:hyperlink r:id="rId29" w:history="1">
         <w:r>
           <w:rPr>
             <w:rStyle w:val="Hyperlink"/>
@@ -13217,7 +12043,6 @@
         <w:ind w:left="720" w:hanging="720"/>
       </w:pPr>
       <w:r>
-        <w:lastRenderedPageBreak/>
         <w:t xml:space="preserve">Walonoski, J., Kramer, M., Nichols, J., Quina, A., </w:t>
       </w:r>
       <w:proofErr w:type="spellStart"/>
@@ -13228,7 +12053,7 @@
       <w:r>
         <w:t xml:space="preserve">, C., Hall, D., Duffett, C., Dube, K., Gallagher, T., &amp; McLachlan, S. (2018). Synthea: An approach, method, and software mechanism for generating synthetic patients and the synthetic electronic health care record. Journal of the American Medical Informatics Association, 25(3), 230–238. </w:t>
       </w:r>
-      <w:hyperlink r:id="rId31" w:history="1">
+      <w:hyperlink r:id="rId30" w:history="1">
         <w:r>
           <w:rPr>
             <w:rStyle w:val="Hyperlink"/>
@@ -13263,7 +12088,7 @@
 </file>
 
 <file path=word/endnotes.xml><?xml version="1.0" encoding="utf-8"?>
-<w:endnotes xmlns:wpc="http://schemas.microsoft.com/office/word/2010/wordprocessingCanvas" xmlns:cx="http://schemas.microsoft.com/office/drawing/2014/chartex" xmlns:cx1="http://schemas.microsoft.com/office/drawing/2015/9/8/chartex" xmlns:cx2="http://schemas.microsoft.com/office/drawing/2015/10/21/chartex" xmlns:cx3="http://schemas.microsoft.com/office/drawing/2016/5/9/chartex" xmlns:cx4="http://schemas.microsoft.com/office/drawing/2016/5/10/chartex" xmlns:cx5="http://schemas.microsoft.com/office/drawing/2016/5/11/chartex" xmlns:cx6="http://schemas.microsoft.com/office/drawing/2016/5/12/chartex" xmlns:cx7="http://schemas.microsoft.com/office/drawing/2016/5/13/chartex" xmlns:cx8="http://schemas.microsoft.com/office/drawing/2016/5/14/chartex" xmlns:mc="http://schemas.openxmlformats.org/markup-compatibility/2006" xmlns:m="http://schemas.openxmlformats.org/officeDocument/2006/math" xmlns:aink="http://schemas.microsoft.com/office/drawing/2016/ink" xmlns:am3d="http://schemas.microsoft.com/office/drawing/2017/model3d" xmlns:oel="http://schemas.microsoft.com/office/2019/extlst" xmlns:r="http://schemas.openxmlformats.org/officeDocument/2006/relationships" xmlns:wp14="http://schemas.microsoft.com/office/word/2010/wordprocessingDrawing" xmlns:wp="http://schemas.openxmlformats.org/drawingml/2006/wordprocessingDrawing" xmlns:wpg="http://schemas.microsoft.com/office/word/2010/wordprocessingGroup" xmlns:wpi="http://schemas.microsoft.com/office/word/2010/wordprocessingInk" xmlns:wps="http://schemas.microsoft.com/office/word/2010/wordprocessingShape" xmlns:o="urn:schemas-microsoft-com:office:office" xmlns:v="urn:schemas-microsoft-com:vml" xmlns:w10="urn:schemas-microsoft-com:office:word" xmlns:w="http://schemas.openxmlformats.org/wordprocessingml/2006/main" xmlns:w14="http://schemas.microsoft.com/office/word/2010/wordml" xmlns:w15="http://schemas.microsoft.com/office/word/2012/wordml" xmlns:w16cex="http://schemas.microsoft.com/office/word/2018/wordml/cex" xmlns:w16cid="http://schemas.microsoft.com/office/word/2016/wordml/cid" xmlns:w16="http://schemas.microsoft.com/office/word/2018/wordml" xmlns:w16sdtdh="http://schemas.microsoft.com/office/word/2020/wordml/sdtdatahash" xmlns:w16sdtfl="http://schemas.microsoft.com/office/word/2024/wordml/sdtformatlock" xmlns:w16se="http://schemas.microsoft.com/office/word/2015/wordml/symex" xmlns:w16du="http://schemas.microsoft.com/office/word/2023/wordml/word16du" xmlns:wne="http://schemas.microsoft.com/office/word/2006/wordml" mc:Ignorable="w14 w15 w16se w16cid w16 w16cex w16sdtdh w16sdtfl w16du wp14">
+<w:endnotes xmlns:wpc="http://schemas.microsoft.com/office/word/2010/wordprocessingCanvas" xmlns:cx="http://schemas.microsoft.com/office/drawing/2014/chartex" xmlns:cx1="http://schemas.microsoft.com/office/drawing/2015/9/8/chartex" xmlns:cx2="http://schemas.microsoft.com/office/drawing/2015/10/21/chartex" xmlns:cx3="http://schemas.microsoft.com/office/drawing/2016/5/9/chartex" xmlns:cx4="http://schemas.microsoft.com/office/drawing/2016/5/10/chartex" xmlns:cx5="http://schemas.microsoft.com/office/drawing/2016/5/11/chartex" xmlns:cx6="http://schemas.microsoft.com/office/drawing/2016/5/12/chartex" xmlns:cx7="http://schemas.microsoft.com/office/drawing/2016/5/13/chartex" xmlns:cx8="http://schemas.microsoft.com/office/drawing/2016/5/14/chartex" xmlns:mc="http://schemas.openxmlformats.org/markup-compatibility/2006" xmlns:aink="http://schemas.microsoft.com/office/drawing/2016/ink" xmlns:am3d="http://schemas.microsoft.com/office/drawing/2017/model3d" xmlns:o="urn:schemas-microsoft-com:office:office" xmlns:oel="http://schemas.microsoft.com/office/2019/extlst" xmlns:r="http://schemas.openxmlformats.org/officeDocument/2006/relationships" xmlns:m="http://schemas.openxmlformats.org/officeDocument/2006/math" xmlns:v="urn:schemas-microsoft-com:vml" xmlns:wp14="http://schemas.microsoft.com/office/word/2010/wordprocessingDrawing" xmlns:wp="http://schemas.openxmlformats.org/drawingml/2006/wordprocessingDrawing" xmlns:w10="urn:schemas-microsoft-com:office:word" xmlns:w="http://schemas.openxmlformats.org/wordprocessingml/2006/main" xmlns:w14="http://schemas.microsoft.com/office/word/2010/wordml" xmlns:w15="http://schemas.microsoft.com/office/word/2012/wordml" xmlns:w16cex="http://schemas.microsoft.com/office/word/2018/wordml/cex" xmlns:w16cid="http://schemas.microsoft.com/office/word/2016/wordml/cid" xmlns:w16="http://schemas.microsoft.com/office/word/2018/wordml" xmlns:w16du="http://schemas.microsoft.com/office/word/2023/wordml/word16du" xmlns:w16sdtdh="http://schemas.microsoft.com/office/word/2020/wordml/sdtdatahash" xmlns:w16sdtfl="http://schemas.microsoft.com/office/word/2024/wordml/sdtformatlock" xmlns:w16se="http://schemas.microsoft.com/office/word/2015/wordml/symex" xmlns:wpg="http://schemas.microsoft.com/office/word/2010/wordprocessingGroup" xmlns:wpi="http://schemas.microsoft.com/office/word/2010/wordprocessingInk" xmlns:wne="http://schemas.microsoft.com/office/word/2006/wordml" xmlns:wps="http://schemas.microsoft.com/office/word/2010/wordprocessingShape" mc:Ignorable="w14 w15 w16se w16cid w16 w16cex w16sdtdh w16sdtfl w16du wp14">
   <w:endnote w:type="separator" w:id="-1">
     <w:p>
       <w:r>
@@ -13282,7 +12107,7 @@
 </file>
 
 <file path=word/footer1.xml><?xml version="1.0" encoding="utf-8"?>
-<w:ftr xmlns:wpc="http://schemas.microsoft.com/office/word/2010/wordprocessingCanvas" xmlns:cx="http://schemas.microsoft.com/office/drawing/2014/chartex" xmlns:cx1="http://schemas.microsoft.com/office/drawing/2015/9/8/chartex" xmlns:cx2="http://schemas.microsoft.com/office/drawing/2015/10/21/chartex" xmlns:cx3="http://schemas.microsoft.com/office/drawing/2016/5/9/chartex" xmlns:cx4="http://schemas.microsoft.com/office/drawing/2016/5/10/chartex" xmlns:cx5="http://schemas.microsoft.com/office/drawing/2016/5/11/chartex" xmlns:cx6="http://schemas.microsoft.com/office/drawing/2016/5/12/chartex" xmlns:cx7="http://schemas.microsoft.com/office/drawing/2016/5/13/chartex" xmlns:cx8="http://schemas.microsoft.com/office/drawing/2016/5/14/chartex" xmlns:mc="http://schemas.openxmlformats.org/markup-compatibility/2006" xmlns:m="http://schemas.openxmlformats.org/officeDocument/2006/math" xmlns:aink="http://schemas.microsoft.com/office/drawing/2016/ink" xmlns:am3d="http://schemas.microsoft.com/office/drawing/2017/model3d" xmlns:oel="http://schemas.microsoft.com/office/2019/extlst" xmlns:r="http://schemas.openxmlformats.org/officeDocument/2006/relationships" xmlns:wp14="http://schemas.microsoft.com/office/word/2010/wordprocessingDrawing" xmlns:wp="http://schemas.openxmlformats.org/drawingml/2006/wordprocessingDrawing" xmlns:wpg="http://schemas.microsoft.com/office/word/2010/wordprocessingGroup" xmlns:wpi="http://schemas.microsoft.com/office/word/2010/wordprocessingInk" xmlns:wps="http://schemas.microsoft.com/office/word/2010/wordprocessingShape" xmlns:o="urn:schemas-microsoft-com:office:office" xmlns:v="urn:schemas-microsoft-com:vml" xmlns:w10="urn:schemas-microsoft-com:office:word" xmlns:w="http://schemas.openxmlformats.org/wordprocessingml/2006/main" xmlns:w14="http://schemas.microsoft.com/office/word/2010/wordml" xmlns:w15="http://schemas.microsoft.com/office/word/2012/wordml" xmlns:w16cex="http://schemas.microsoft.com/office/word/2018/wordml/cex" xmlns:w16cid="http://schemas.microsoft.com/office/word/2016/wordml/cid" xmlns:w16="http://schemas.microsoft.com/office/word/2018/wordml" xmlns:w16sdtdh="http://schemas.microsoft.com/office/word/2020/wordml/sdtdatahash" xmlns:w16sdtfl="http://schemas.microsoft.com/office/word/2024/wordml/sdtformatlock" xmlns:w16se="http://schemas.microsoft.com/office/word/2015/wordml/symex" xmlns:w16du="http://schemas.microsoft.com/office/word/2023/wordml/word16du" xmlns:wne="http://schemas.microsoft.com/office/word/2006/wordml" mc:Ignorable="w14 w15 w16se w16cid w16 w16cex w16sdtdh w16sdtfl w16du wp14">
+<w:ftr xmlns:wpc="http://schemas.microsoft.com/office/word/2010/wordprocessingCanvas" xmlns:cx="http://schemas.microsoft.com/office/drawing/2014/chartex" xmlns:cx1="http://schemas.microsoft.com/office/drawing/2015/9/8/chartex" xmlns:cx2="http://schemas.microsoft.com/office/drawing/2015/10/21/chartex" xmlns:cx3="http://schemas.microsoft.com/office/drawing/2016/5/9/chartex" xmlns:cx4="http://schemas.microsoft.com/office/drawing/2016/5/10/chartex" xmlns:cx5="http://schemas.microsoft.com/office/drawing/2016/5/11/chartex" xmlns:cx6="http://schemas.microsoft.com/office/drawing/2016/5/12/chartex" xmlns:cx7="http://schemas.microsoft.com/office/drawing/2016/5/13/chartex" xmlns:cx8="http://schemas.microsoft.com/office/drawing/2016/5/14/chartex" xmlns:mc="http://schemas.openxmlformats.org/markup-compatibility/2006" xmlns:aink="http://schemas.microsoft.com/office/drawing/2016/ink" xmlns:am3d="http://schemas.microsoft.com/office/drawing/2017/model3d" xmlns:o="urn:schemas-microsoft-com:office:office" xmlns:oel="http://schemas.microsoft.com/office/2019/extlst" xmlns:r="http://schemas.openxmlformats.org/officeDocument/2006/relationships" xmlns:m="http://schemas.openxmlformats.org/officeDocument/2006/math" xmlns:v="urn:schemas-microsoft-com:vml" xmlns:wp14="http://schemas.microsoft.com/office/word/2010/wordprocessingDrawing" xmlns:wp="http://schemas.openxmlformats.org/drawingml/2006/wordprocessingDrawing" xmlns:w10="urn:schemas-microsoft-com:office:word" xmlns:w="http://schemas.openxmlformats.org/wordprocessingml/2006/main" xmlns:w14="http://schemas.microsoft.com/office/word/2010/wordml" xmlns:w15="http://schemas.microsoft.com/office/word/2012/wordml" xmlns:w16cex="http://schemas.microsoft.com/office/word/2018/wordml/cex" xmlns:w16cid="http://schemas.microsoft.com/office/word/2016/wordml/cid" xmlns:w16="http://schemas.microsoft.com/office/word/2018/wordml" xmlns:w16du="http://schemas.microsoft.com/office/word/2023/wordml/word16du" xmlns:w16sdtdh="http://schemas.microsoft.com/office/word/2020/wordml/sdtdatahash" xmlns:w16sdtfl="http://schemas.microsoft.com/office/word/2024/wordml/sdtformatlock" xmlns:w16se="http://schemas.microsoft.com/office/word/2015/wordml/symex" xmlns:wpg="http://schemas.microsoft.com/office/word/2010/wordprocessingGroup" xmlns:wpi="http://schemas.microsoft.com/office/word/2010/wordprocessingInk" xmlns:wne="http://schemas.microsoft.com/office/word/2006/wordml" xmlns:wps="http://schemas.microsoft.com/office/word/2010/wordprocessingShape" mc:Ignorable="w14 w15 w16se w16cid w16 w16cex w16sdtdh w16sdtfl w16du wp14">
   <w:p>
     <w:pPr>
       <w:pStyle w:val="Footer"/>
@@ -13297,7 +12122,7 @@
 </file>
 
 <file path=word/footnotes.xml><?xml version="1.0" encoding="utf-8"?>
-<w:footnotes xmlns:wpc="http://schemas.microsoft.com/office/word/2010/wordprocessingCanvas" xmlns:cx="http://schemas.microsoft.com/office/drawing/2014/chartex" xmlns:cx1="http://schemas.microsoft.com/office/drawing/2015/9/8/chartex" xmlns:cx2="http://schemas.microsoft.com/office/drawing/2015/10/21/chartex" xmlns:cx3="http://schemas.microsoft.com/office/drawing/2016/5/9/chartex" xmlns:cx4="http://schemas.microsoft.com/office/drawing/2016/5/10/chartex" xmlns:cx5="http://schemas.microsoft.com/office/drawing/2016/5/11/chartex" xmlns:cx6="http://schemas.microsoft.com/office/drawing/2016/5/12/chartex" xmlns:cx7="http://schemas.microsoft.com/office/drawing/2016/5/13/chartex" xmlns:cx8="http://schemas.microsoft.com/office/drawing/2016/5/14/chartex" xmlns:mc="http://schemas.openxmlformats.org/markup-compatibility/2006" xmlns:m="http://schemas.openxmlformats.org/officeDocument/2006/math" xmlns:aink="http://schemas.microsoft.com/office/drawing/2016/ink" xmlns:am3d="http://schemas.microsoft.com/office/drawing/2017/model3d" xmlns:oel="http://schemas.microsoft.com/office/2019/extlst" xmlns:r="http://schemas.openxmlformats.org/officeDocument/2006/relationships" xmlns:wp14="http://schemas.microsoft.com/office/word/2010/wordprocessingDrawing" xmlns:wp="http://schemas.openxmlformats.org/drawingml/2006/wordprocessingDrawing" xmlns:wpg="http://schemas.microsoft.com/office/word/2010/wordprocessingGroup" xmlns:wpi="http://schemas.microsoft.com/office/word/2010/wordprocessingInk" xmlns:wps="http://schemas.microsoft.com/office/word/2010/wordprocessingShape" xmlns:o="urn:schemas-microsoft-com:office:office" xmlns:v="urn:schemas-microsoft-com:vml" xmlns:w10="urn:schemas-microsoft-com:office:word" xmlns:w="http://schemas.openxmlformats.org/wordprocessingml/2006/main" xmlns:w14="http://schemas.microsoft.com/office/word/2010/wordml" xmlns:w15="http://schemas.microsoft.com/office/word/2012/wordml" xmlns:w16cex="http://schemas.microsoft.com/office/word/2018/wordml/cex" xmlns:w16cid="http://schemas.microsoft.com/office/word/2016/wordml/cid" xmlns:w16="http://schemas.microsoft.com/office/word/2018/wordml" xmlns:w16sdtdh="http://schemas.microsoft.com/office/word/2020/wordml/sdtdatahash" xmlns:w16sdtfl="http://schemas.microsoft.com/office/word/2024/wordml/sdtformatlock" xmlns:w16se="http://schemas.microsoft.com/office/word/2015/wordml/symex" xmlns:w16du="http://schemas.microsoft.com/office/word/2023/wordml/word16du" xmlns:wne="http://schemas.microsoft.com/office/word/2006/wordml" mc:Ignorable="w14 w15 w16se w16cid w16 w16cex w16sdtdh w16sdtfl w16du wp14">
+<w:footnotes xmlns:wpc="http://schemas.microsoft.com/office/word/2010/wordprocessingCanvas" xmlns:cx="http://schemas.microsoft.com/office/drawing/2014/chartex" xmlns:cx1="http://schemas.microsoft.com/office/drawing/2015/9/8/chartex" xmlns:cx2="http://schemas.microsoft.com/office/drawing/2015/10/21/chartex" xmlns:cx3="http://schemas.microsoft.com/office/drawing/2016/5/9/chartex" xmlns:cx4="http://schemas.microsoft.com/office/drawing/2016/5/10/chartex" xmlns:cx5="http://schemas.microsoft.com/office/drawing/2016/5/11/chartex" xmlns:cx6="http://schemas.microsoft.com/office/drawing/2016/5/12/chartex" xmlns:cx7="http://schemas.microsoft.com/office/drawing/2016/5/13/chartex" xmlns:cx8="http://schemas.microsoft.com/office/drawing/2016/5/14/chartex" xmlns:mc="http://schemas.openxmlformats.org/markup-compatibility/2006" xmlns:aink="http://schemas.microsoft.com/office/drawing/2016/ink" xmlns:am3d="http://schemas.microsoft.com/office/drawing/2017/model3d" xmlns:o="urn:schemas-microsoft-com:office:office" xmlns:oel="http://schemas.microsoft.com/office/2019/extlst" xmlns:r="http://schemas.openxmlformats.org/officeDocument/2006/relationships" xmlns:m="http://schemas.openxmlformats.org/officeDocument/2006/math" xmlns:v="urn:schemas-microsoft-com:vml" xmlns:wp14="http://schemas.microsoft.com/office/word/2010/wordprocessingDrawing" xmlns:wp="http://schemas.openxmlformats.org/drawingml/2006/wordprocessingDrawing" xmlns:w10="urn:schemas-microsoft-com:office:word" xmlns:w="http://schemas.openxmlformats.org/wordprocessingml/2006/main" xmlns:w14="http://schemas.microsoft.com/office/word/2010/wordml" xmlns:w15="http://schemas.microsoft.com/office/word/2012/wordml" xmlns:w16cex="http://schemas.microsoft.com/office/word/2018/wordml/cex" xmlns:w16cid="http://schemas.microsoft.com/office/word/2016/wordml/cid" xmlns:w16="http://schemas.microsoft.com/office/word/2018/wordml" xmlns:w16du="http://schemas.microsoft.com/office/word/2023/wordml/word16du" xmlns:w16sdtdh="http://schemas.microsoft.com/office/word/2020/wordml/sdtdatahash" xmlns:w16sdtfl="http://schemas.microsoft.com/office/word/2024/wordml/sdtformatlock" xmlns:w16se="http://schemas.microsoft.com/office/word/2015/wordml/symex" xmlns:wpg="http://schemas.microsoft.com/office/word/2010/wordprocessingGroup" xmlns:wpi="http://schemas.microsoft.com/office/word/2010/wordprocessingInk" xmlns:wne="http://schemas.microsoft.com/office/word/2006/wordml" xmlns:wps="http://schemas.microsoft.com/office/word/2010/wordprocessingShape" mc:Ignorable="w14 w15 w16se w16cid w16 w16cex w16sdtdh w16sdtfl w16du wp14">
   <w:footnote w:type="separator" w:id="-1">
     <w:p>
       <w:r>
@@ -13316,7 +12141,7 @@
 </file>
 
 <file path=word/numbering.xml><?xml version="1.0" encoding="utf-8"?>
-<w:numbering xmlns:wpc="http://schemas.microsoft.com/office/word/2010/wordprocessingCanvas" xmlns:cx="http://schemas.microsoft.com/office/drawing/2014/chartex" xmlns:cx1="http://schemas.microsoft.com/office/drawing/2015/9/8/chartex" xmlns:cx2="http://schemas.microsoft.com/office/drawing/2015/10/21/chartex" xmlns:cx3="http://schemas.microsoft.com/office/drawing/2016/5/9/chartex" xmlns:cx4="http://schemas.microsoft.com/office/drawing/2016/5/10/chartex" xmlns:cx5="http://schemas.microsoft.com/office/drawing/2016/5/11/chartex" xmlns:cx6="http://schemas.microsoft.com/office/drawing/2016/5/12/chartex" xmlns:cx7="http://schemas.microsoft.com/office/drawing/2016/5/13/chartex" xmlns:cx8="http://schemas.microsoft.com/office/drawing/2016/5/14/chartex" xmlns:mc="http://schemas.openxmlformats.org/markup-compatibility/2006" xmlns:m="http://schemas.openxmlformats.org/officeDocument/2006/math" xmlns:aink="http://schemas.microsoft.com/office/drawing/2016/ink" xmlns:am3d="http://schemas.microsoft.com/office/drawing/2017/model3d" xmlns:oel="http://schemas.microsoft.com/office/2019/extlst" xmlns:r="http://schemas.openxmlformats.org/officeDocument/2006/relationships" xmlns:wp14="http://schemas.microsoft.com/office/word/2010/wordprocessingDrawing" xmlns:wp="http://schemas.openxmlformats.org/drawingml/2006/wordprocessingDrawing" xmlns:wpg="http://schemas.microsoft.com/office/word/2010/wordprocessingGroup" xmlns:wpi="http://schemas.microsoft.com/office/word/2010/wordprocessingInk" xmlns:wps="http://schemas.microsoft.com/office/word/2010/wordprocessingShape" xmlns:o="urn:schemas-microsoft-com:office:office" xmlns:v="urn:schemas-microsoft-com:vml" xmlns:w10="urn:schemas-microsoft-com:office:word" xmlns:w="http://schemas.openxmlformats.org/wordprocessingml/2006/main" xmlns:w14="http://schemas.microsoft.com/office/word/2010/wordml" xmlns:w15="http://schemas.microsoft.com/office/word/2012/wordml" xmlns:w16cex="http://schemas.microsoft.com/office/word/2018/wordml/cex" xmlns:w16cid="http://schemas.microsoft.com/office/word/2016/wordml/cid" xmlns:w16="http://schemas.microsoft.com/office/word/2018/wordml" xmlns:w16sdtdh="http://schemas.microsoft.com/office/word/2020/wordml/sdtdatahash" xmlns:w16sdtfl="http://schemas.microsoft.com/office/word/2024/wordml/sdtformatlock" xmlns:w16se="http://schemas.microsoft.com/office/word/2015/wordml/symex" xmlns:w16du="http://schemas.microsoft.com/office/word/2023/wordml/word16du" xmlns:wne="http://schemas.microsoft.com/office/word/2006/wordml" mc:Ignorable="w14 w15 w16se w16cid w16 w16cex w16sdtdh w16sdtfl w16du wp14">
+<w:numbering xmlns:wpc="http://schemas.microsoft.com/office/word/2010/wordprocessingCanvas" xmlns:cx="http://schemas.microsoft.com/office/drawing/2014/chartex" xmlns:cx1="http://schemas.microsoft.com/office/drawing/2015/9/8/chartex" xmlns:cx2="http://schemas.microsoft.com/office/drawing/2015/10/21/chartex" xmlns:cx3="http://schemas.microsoft.com/office/drawing/2016/5/9/chartex" xmlns:cx4="http://schemas.microsoft.com/office/drawing/2016/5/10/chartex" xmlns:cx5="http://schemas.microsoft.com/office/drawing/2016/5/11/chartex" xmlns:cx6="http://schemas.microsoft.com/office/drawing/2016/5/12/chartex" xmlns:cx7="http://schemas.microsoft.com/office/drawing/2016/5/13/chartex" xmlns:cx8="http://schemas.microsoft.com/office/drawing/2016/5/14/chartex" xmlns:mc="http://schemas.openxmlformats.org/markup-compatibility/2006" xmlns:aink="http://schemas.microsoft.com/office/drawing/2016/ink" xmlns:am3d="http://schemas.microsoft.com/office/drawing/2017/model3d" xmlns:o="urn:schemas-microsoft-com:office:office" xmlns:oel="http://schemas.microsoft.com/office/2019/extlst" xmlns:r="http://schemas.openxmlformats.org/officeDocument/2006/relationships" xmlns:m="http://schemas.openxmlformats.org/officeDocument/2006/math" xmlns:v="urn:schemas-microsoft-com:vml" xmlns:wp14="http://schemas.microsoft.com/office/word/2010/wordprocessingDrawing" xmlns:wp="http://schemas.openxmlformats.org/drawingml/2006/wordprocessingDrawing" xmlns:w10="urn:schemas-microsoft-com:office:word" xmlns:w="http://schemas.openxmlformats.org/wordprocessingml/2006/main" xmlns:w14="http://schemas.microsoft.com/office/word/2010/wordml" xmlns:w15="http://schemas.microsoft.com/office/word/2012/wordml" xmlns:w16cex="http://schemas.microsoft.com/office/word/2018/wordml/cex" xmlns:w16cid="http://schemas.microsoft.com/office/word/2016/wordml/cid" xmlns:w16="http://schemas.microsoft.com/office/word/2018/wordml" xmlns:w16du="http://schemas.microsoft.com/office/word/2023/wordml/word16du" xmlns:w16sdtdh="http://schemas.microsoft.com/office/word/2020/wordml/sdtdatahash" xmlns:w16sdtfl="http://schemas.microsoft.com/office/word/2024/wordml/sdtformatlock" xmlns:w16se="http://schemas.microsoft.com/office/word/2015/wordml/symex" xmlns:wpg="http://schemas.microsoft.com/office/word/2010/wordprocessingGroup" xmlns:wpi="http://schemas.microsoft.com/office/word/2010/wordprocessingInk" xmlns:wne="http://schemas.microsoft.com/office/word/2006/wordml" xmlns:wps="http://schemas.microsoft.com/office/word/2010/wordprocessingShape" mc:Ignorable="w14 w15 w16se w16cid w16 w16cex w16sdtdh w16sdtfl w16du wp14">
   <w:abstractNum w:abstractNumId="0" w15:restartNumberingAfterBreak="0">
     <w:nsid w:val="01E30731"/>
     <w:multiLevelType w:val="hybridMultilevel"/>
@@ -16151,7 +14976,7 @@
 </file>
 
 <file path=word/styles.xml><?xml version="1.0" encoding="utf-8"?>
-<w:styles xmlns:mc="http://schemas.openxmlformats.org/markup-compatibility/2006" xmlns:r="http://schemas.openxmlformats.org/officeDocument/2006/relationships" xmlns:w="http://schemas.openxmlformats.org/wordprocessingml/2006/main" xmlns:w14="http://schemas.microsoft.com/office/word/2010/wordml" xmlns:w15="http://schemas.microsoft.com/office/word/2012/wordml" xmlns:w16cex="http://schemas.microsoft.com/office/word/2018/wordml/cex" xmlns:w16cid="http://schemas.microsoft.com/office/word/2016/wordml/cid" xmlns:w16="http://schemas.microsoft.com/office/word/2018/wordml" xmlns:w16sdtdh="http://schemas.microsoft.com/office/word/2020/wordml/sdtdatahash" xmlns:w16sdtfl="http://schemas.microsoft.com/office/word/2024/wordml/sdtformatlock" xmlns:w16se="http://schemas.microsoft.com/office/word/2015/wordml/symex" xmlns:w16du="http://schemas.microsoft.com/office/word/2023/wordml/word16du" mc:Ignorable="w14 w15 w16se w16cid w16 w16cex w16sdtdh w16sdtfl w16du">
+<w:styles xmlns:mc="http://schemas.openxmlformats.org/markup-compatibility/2006" xmlns:r="http://schemas.openxmlformats.org/officeDocument/2006/relationships" xmlns:w="http://schemas.openxmlformats.org/wordprocessingml/2006/main" xmlns:w14="http://schemas.microsoft.com/office/word/2010/wordml" xmlns:w15="http://schemas.microsoft.com/office/word/2012/wordml" xmlns:w16cex="http://schemas.microsoft.com/office/word/2018/wordml/cex" xmlns:w16cid="http://schemas.microsoft.com/office/word/2016/wordml/cid" xmlns:w16="http://schemas.microsoft.com/office/word/2018/wordml" xmlns:w16du="http://schemas.microsoft.com/office/word/2023/wordml/word16du" xmlns:w16sdtdh="http://schemas.microsoft.com/office/word/2020/wordml/sdtdatahash" xmlns:w16sdtfl="http://schemas.microsoft.com/office/word/2024/wordml/sdtformatlock" xmlns:w16se="http://schemas.microsoft.com/office/word/2015/wordml/symex" mc:Ignorable="w14 w15 w16se w16cid w16 w16cex w16sdtdh w16sdtfl w16du">
   <w:docDefaults>
     <w:rPrDefault>
       <w:rPr>
@@ -16550,11 +15375,7 @@
   <w:style w:type="paragraph" w:default="1" w:styleId="Normal">
     <w:name w:val="Normal"/>
     <w:qFormat/>
-    <w:rsid w:val="009A43F4"/>
-    <w:rPr>
-      <w:rFonts w:ascii="Times New Roman" w:hAnsi="Times New Roman"/>
-      <w:sz w:val="24"/>
-    </w:rPr>
+    <w:rsid w:val="000F16A6"/>
   </w:style>
   <w:style w:type="paragraph" w:styleId="Heading1">
     <w:name w:val="heading 1"/>
@@ -16758,6 +15579,7 @@
   <w:style w:type="character" w:default="1" w:styleId="DefaultParagraphFont">
     <w:name w:val="Default Paragraph Font"/>
     <w:uiPriority w:val="1"/>
+    <w:semiHidden/>
     <w:unhideWhenUsed/>
   </w:style>
   <w:style w:type="table" w:default="1" w:styleId="TableNormal">
@@ -17887,8 +16709,9 @@
       <w:spacing w:before="100" w:beforeAutospacing="1" w:after="100" w:afterAutospacing="1" w:line="240" w:lineRule="auto"/>
     </w:pPr>
     <w:rPr>
-      <w:rFonts w:eastAsia="Times New Roman" w:cs="Times New Roman"/>
+      <w:rFonts w:ascii="Times New Roman" w:eastAsia="Times New Roman" w:hAnsi="Times New Roman" w:cs="Times New Roman"/>
       <w:kern w:val="0"/>
+      <w:sz w:val="24"/>
       <w:szCs w:val="24"/>
       <w:lang w:val="en-GB" w:eastAsia="en-GB"/>
       <w14:ligatures w14:val="none"/>
@@ -17905,16 +16728,6 @@
       <w:color w:val="96607D" w:themeColor="followedHyperlink"/>
       <w:u w:val="single"/>
     </w:rPr>
-  </w:style>
-  <w:style w:type="paragraph" w:styleId="Revision">
-    <w:name w:val="Revision"/>
-    <w:hidden/>
-    <w:uiPriority w:val="99"/>
-    <w:semiHidden/>
-    <w:rsid w:val="009A43F4"/>
-    <w:pPr>
-      <w:spacing w:after="0" w:line="240" w:lineRule="auto"/>
-    </w:pPr>
   </w:style>
 </w:styles>
 </file>

--- a/DOCUMENTS/Assessment_2_report.docx
+++ b/DOCUMENTS/Assessment_2_report.docx
@@ -1,6 +1,6 @@
 
 <file path=word/document.xml><?xml version="1.0" encoding="utf-8"?>
-<w:document xmlns:wpc="http://schemas.microsoft.com/office/word/2010/wordprocessingCanvas" xmlns:cx="http://schemas.microsoft.com/office/drawing/2014/chartex" xmlns:cx1="http://schemas.microsoft.com/office/drawing/2015/9/8/chartex" xmlns:cx2="http://schemas.microsoft.com/office/drawing/2015/10/21/chartex" xmlns:cx3="http://schemas.microsoft.com/office/drawing/2016/5/9/chartex" xmlns:cx4="http://schemas.microsoft.com/office/drawing/2016/5/10/chartex" xmlns:cx5="http://schemas.microsoft.com/office/drawing/2016/5/11/chartex" xmlns:cx6="http://schemas.microsoft.com/office/drawing/2016/5/12/chartex" xmlns:cx7="http://schemas.microsoft.com/office/drawing/2016/5/13/chartex" xmlns:cx8="http://schemas.microsoft.com/office/drawing/2016/5/14/chartex" xmlns:mc="http://schemas.openxmlformats.org/markup-compatibility/2006" xmlns:aink="http://schemas.microsoft.com/office/drawing/2016/ink" xmlns:am3d="http://schemas.microsoft.com/office/drawing/2017/model3d" xmlns:o="urn:schemas-microsoft-com:office:office" xmlns:oel="http://schemas.microsoft.com/office/2019/extlst" xmlns:r="http://schemas.openxmlformats.org/officeDocument/2006/relationships" xmlns:m="http://schemas.openxmlformats.org/officeDocument/2006/math" xmlns:v="urn:schemas-microsoft-com:vml" xmlns:wp14="http://schemas.microsoft.com/office/word/2010/wordprocessingDrawing" xmlns:wp="http://schemas.openxmlformats.org/drawingml/2006/wordprocessingDrawing" xmlns:w10="urn:schemas-microsoft-com:office:word" xmlns:w="http://schemas.openxmlformats.org/wordprocessingml/2006/main" xmlns:w14="http://schemas.microsoft.com/office/word/2010/wordml" xmlns:w15="http://schemas.microsoft.com/office/word/2012/wordml" xmlns:w16cex="http://schemas.microsoft.com/office/word/2018/wordml/cex" xmlns:w16cid="http://schemas.microsoft.com/office/word/2016/wordml/cid" xmlns:w16="http://schemas.microsoft.com/office/word/2018/wordml" xmlns:w16du="http://schemas.microsoft.com/office/word/2023/wordml/word16du" xmlns:w16sdtdh="http://schemas.microsoft.com/office/word/2020/wordml/sdtdatahash" xmlns:w16sdtfl="http://schemas.microsoft.com/office/word/2024/wordml/sdtformatlock" xmlns:w16se="http://schemas.microsoft.com/office/word/2015/wordml/symex" xmlns:wpg="http://schemas.microsoft.com/office/word/2010/wordprocessingGroup" xmlns:wpi="http://schemas.microsoft.com/office/word/2010/wordprocessingInk" xmlns:wne="http://schemas.microsoft.com/office/word/2006/wordml" xmlns:wps="http://schemas.microsoft.com/office/word/2010/wordprocessingShape" mc:Ignorable="w14 w15 w16se w16cid w16 w16cex w16sdtdh w16sdtfl w16du wp14">
+<w:document xmlns:wpc="http://schemas.microsoft.com/office/word/2010/wordprocessingCanvas" xmlns:cx="http://schemas.microsoft.com/office/drawing/2014/chartex" xmlns:cx1="http://schemas.microsoft.com/office/drawing/2015/9/8/chartex" xmlns:cx2="http://schemas.microsoft.com/office/drawing/2015/10/21/chartex" xmlns:cx3="http://schemas.microsoft.com/office/drawing/2016/5/9/chartex" xmlns:cx4="http://schemas.microsoft.com/office/drawing/2016/5/10/chartex" xmlns:cx5="http://schemas.microsoft.com/office/drawing/2016/5/11/chartex" xmlns:cx6="http://schemas.microsoft.com/office/drawing/2016/5/12/chartex" xmlns:cx7="http://schemas.microsoft.com/office/drawing/2016/5/13/chartex" xmlns:cx8="http://schemas.microsoft.com/office/drawing/2016/5/14/chartex" xmlns:mc="http://schemas.openxmlformats.org/markup-compatibility/2006" xmlns:m="http://schemas.openxmlformats.org/officeDocument/2006/math" xmlns:aink="http://schemas.microsoft.com/office/drawing/2016/ink" xmlns:am3d="http://schemas.microsoft.com/office/drawing/2017/model3d" xmlns:oel="http://schemas.microsoft.com/office/2019/extlst" xmlns:r="http://schemas.openxmlformats.org/officeDocument/2006/relationships" xmlns:wp14="http://schemas.microsoft.com/office/word/2010/wordprocessingDrawing" xmlns:wp="http://schemas.openxmlformats.org/drawingml/2006/wordprocessingDrawing" xmlns:wpg="http://schemas.microsoft.com/office/word/2010/wordprocessingGroup" xmlns:wpi="http://schemas.microsoft.com/office/word/2010/wordprocessingInk" xmlns:wps="http://schemas.microsoft.com/office/word/2010/wordprocessingShape" xmlns:o="urn:schemas-microsoft-com:office:office" xmlns:v="urn:schemas-microsoft-com:vml" xmlns:w10="urn:schemas-microsoft-com:office:word" xmlns:w="http://schemas.openxmlformats.org/wordprocessingml/2006/main" xmlns:w14="http://schemas.microsoft.com/office/word/2010/wordml" xmlns:w15="http://schemas.microsoft.com/office/word/2012/wordml" xmlns:w16cex="http://schemas.microsoft.com/office/word/2018/wordml/cex" xmlns:w16cid="http://schemas.microsoft.com/office/word/2016/wordml/cid" xmlns:w16="http://schemas.microsoft.com/office/word/2018/wordml" xmlns:w16sdtdh="http://schemas.microsoft.com/office/word/2020/wordml/sdtdatahash" xmlns:w16sdtfl="http://schemas.microsoft.com/office/word/2024/wordml/sdtformatlock" xmlns:w16se="http://schemas.microsoft.com/office/word/2015/wordml/symex" xmlns:w16du="http://schemas.microsoft.com/office/word/2023/wordml/word16du" xmlns:wne="http://schemas.microsoft.com/office/word/2006/wordml" mc:Ignorable="w14 w15 w16se w16cid w16 w16cex w16sdtdh w16sdtfl w16du wp14">
   <w:body>
     <w:p>
       <w:pPr>
@@ -264,7 +264,21 @@
               <w:rPr>
                 <w:lang w:val="en-US"/>
               </w:rPr>
-              <w:t xml:space="preserve"> Sonam Pelden, </w:t>
+              <w:t xml:space="preserve"> Sonam </w:t>
+            </w:r>
+            <w:proofErr w:type="spellStart"/>
+            <w:r>
+              <w:rPr>
+                <w:lang w:val="en-US"/>
+              </w:rPr>
+              <w:t>Pelden</w:t>
+            </w:r>
+            <w:proofErr w:type="spellEnd"/>
+            <w:r>
+              <w:rPr>
+                <w:lang w:val="en-US"/>
+              </w:rPr>
+              <w:t xml:space="preserve">, </w:t>
             </w:r>
             <w:r>
               <w:rPr>
@@ -914,6 +928,12 @@
                 <w:lang w:val="en-NZ" w:eastAsia="en-NZ"/>
               </w:rPr>
             </w:pPr>
+            <w:r>
+              <w:rPr>
+                <w:lang w:val="en-NZ" w:eastAsia="en-NZ"/>
+              </w:rPr>
+              <w:t>Solution Design/Tech Justification/security design/ threat model/cost estimation.</w:t>
+            </w:r>
           </w:p>
         </w:tc>
       </w:tr>
@@ -1216,7 +1236,9 @@
       </w:sdtPr>
       <w:sdtEndPr>
         <w:rPr>
+          <w:rFonts w:ascii="Times New Roman" w:hAnsi="Times New Roman"/>
           <w:noProof/>
+          <w:sz w:val="24"/>
         </w:rPr>
       </w:sdtEndPr>
       <w:sdtContent>
@@ -1237,7 +1259,6 @@
             <w:rPr>
               <w:rFonts w:eastAsiaTheme="minorEastAsia"/>
               <w:noProof/>
-              <w:sz w:val="24"/>
               <w:szCs w:val="34"/>
               <w:lang w:val="en-US" w:bidi="dz-BT"/>
             </w:rPr>
@@ -1318,7 +1339,6 @@
             <w:rPr>
               <w:rFonts w:eastAsiaTheme="minorEastAsia"/>
               <w:noProof/>
-              <w:sz w:val="24"/>
               <w:szCs w:val="34"/>
               <w:lang w:val="en-US" w:bidi="dz-BT"/>
             </w:rPr>
@@ -1390,7 +1410,6 @@
             <w:rPr>
               <w:rFonts w:eastAsiaTheme="minorEastAsia"/>
               <w:noProof/>
-              <w:sz w:val="24"/>
               <w:szCs w:val="34"/>
               <w:lang w:val="en-US" w:bidi="dz-BT"/>
             </w:rPr>
@@ -1462,7 +1481,6 @@
             <w:rPr>
               <w:rFonts w:eastAsiaTheme="minorEastAsia"/>
               <w:noProof/>
-              <w:sz w:val="24"/>
               <w:szCs w:val="34"/>
               <w:lang w:val="en-US" w:bidi="dz-BT"/>
             </w:rPr>
@@ -1534,7 +1552,6 @@
             <w:rPr>
               <w:rFonts w:eastAsiaTheme="minorEastAsia"/>
               <w:noProof/>
-              <w:sz w:val="24"/>
               <w:szCs w:val="34"/>
               <w:lang w:val="en-US" w:bidi="dz-BT"/>
             </w:rPr>
@@ -1606,7 +1623,6 @@
             <w:rPr>
               <w:rFonts w:eastAsiaTheme="minorEastAsia"/>
               <w:noProof/>
-              <w:sz w:val="24"/>
               <w:szCs w:val="34"/>
               <w:lang w:val="en-US" w:bidi="dz-BT"/>
             </w:rPr>
@@ -1678,7 +1694,6 @@
             <w:rPr>
               <w:rFonts w:eastAsiaTheme="minorEastAsia"/>
               <w:noProof/>
-              <w:sz w:val="24"/>
               <w:szCs w:val="34"/>
               <w:lang w:val="en-US" w:bidi="dz-BT"/>
             </w:rPr>
@@ -1750,7 +1765,6 @@
             <w:rPr>
               <w:rFonts w:eastAsiaTheme="minorEastAsia"/>
               <w:noProof/>
-              <w:sz w:val="24"/>
               <w:szCs w:val="34"/>
               <w:lang w:val="en-US" w:bidi="dz-BT"/>
             </w:rPr>
@@ -1822,7 +1836,6 @@
             <w:rPr>
               <w:rFonts w:eastAsiaTheme="minorEastAsia"/>
               <w:noProof/>
-              <w:sz w:val="24"/>
               <w:szCs w:val="34"/>
               <w:lang w:val="en-US" w:bidi="dz-BT"/>
             </w:rPr>
@@ -1894,7 +1907,6 @@
             <w:rPr>
               <w:rFonts w:eastAsiaTheme="minorEastAsia"/>
               <w:noProof/>
-              <w:sz w:val="24"/>
               <w:szCs w:val="34"/>
               <w:lang w:val="en-US" w:bidi="dz-BT"/>
             </w:rPr>
@@ -1966,7 +1978,6 @@
             <w:rPr>
               <w:rFonts w:eastAsiaTheme="minorEastAsia"/>
               <w:noProof/>
-              <w:sz w:val="24"/>
               <w:szCs w:val="34"/>
               <w:lang w:val="en-US" w:bidi="dz-BT"/>
             </w:rPr>
@@ -2038,7 +2049,6 @@
             <w:rPr>
               <w:rFonts w:eastAsiaTheme="minorEastAsia"/>
               <w:noProof/>
-              <w:sz w:val="24"/>
               <w:szCs w:val="34"/>
               <w:lang w:val="en-US" w:bidi="dz-BT"/>
             </w:rPr>
@@ -2110,7 +2120,6 @@
             <w:rPr>
               <w:rFonts w:eastAsiaTheme="minorEastAsia"/>
               <w:noProof/>
-              <w:sz w:val="24"/>
               <w:szCs w:val="34"/>
               <w:lang w:val="en-US" w:bidi="dz-BT"/>
             </w:rPr>
@@ -2182,7 +2191,6 @@
             <w:rPr>
               <w:rFonts w:eastAsiaTheme="minorEastAsia"/>
               <w:noProof/>
-              <w:sz w:val="24"/>
               <w:szCs w:val="34"/>
               <w:lang w:val="en-US" w:bidi="dz-BT"/>
             </w:rPr>
@@ -2254,7 +2262,6 @@
             <w:rPr>
               <w:rFonts w:eastAsiaTheme="minorEastAsia"/>
               <w:noProof/>
-              <w:sz w:val="24"/>
               <w:szCs w:val="34"/>
               <w:lang w:val="en-US" w:bidi="dz-BT"/>
             </w:rPr>
@@ -2326,7 +2333,6 @@
             <w:rPr>
               <w:rFonts w:eastAsiaTheme="minorEastAsia"/>
               <w:noProof/>
-              <w:sz w:val="24"/>
               <w:szCs w:val="34"/>
               <w:lang w:val="en-US" w:bidi="dz-BT"/>
             </w:rPr>
@@ -2398,7 +2404,6 @@
             <w:rPr>
               <w:rFonts w:eastAsiaTheme="minorEastAsia"/>
               <w:noProof/>
-              <w:sz w:val="24"/>
               <w:szCs w:val="34"/>
               <w:lang w:val="en-US" w:bidi="dz-BT"/>
             </w:rPr>
@@ -2470,7 +2475,6 @@
             <w:rPr>
               <w:rFonts w:eastAsiaTheme="minorEastAsia"/>
               <w:noProof/>
-              <w:sz w:val="24"/>
               <w:szCs w:val="34"/>
               <w:lang w:val="en-US" w:bidi="dz-BT"/>
             </w:rPr>
@@ -2542,7 +2546,6 @@
             <w:rPr>
               <w:rFonts w:eastAsiaTheme="minorEastAsia"/>
               <w:noProof/>
-              <w:sz w:val="24"/>
               <w:szCs w:val="34"/>
               <w:lang w:val="en-US" w:bidi="dz-BT"/>
             </w:rPr>
@@ -2614,7 +2617,6 @@
             <w:rPr>
               <w:rFonts w:eastAsiaTheme="minorEastAsia"/>
               <w:noProof/>
-              <w:sz w:val="24"/>
               <w:szCs w:val="34"/>
               <w:lang w:val="en-US" w:bidi="dz-BT"/>
             </w:rPr>
@@ -2686,7 +2688,6 @@
             <w:rPr>
               <w:rFonts w:eastAsiaTheme="minorEastAsia"/>
               <w:noProof/>
-              <w:sz w:val="24"/>
               <w:szCs w:val="34"/>
               <w:lang w:val="en-US" w:bidi="dz-BT"/>
             </w:rPr>
@@ -2758,7 +2759,6 @@
             <w:rPr>
               <w:rFonts w:eastAsiaTheme="minorEastAsia"/>
               <w:noProof/>
-              <w:sz w:val="24"/>
               <w:szCs w:val="34"/>
               <w:lang w:val="en-US" w:bidi="dz-BT"/>
             </w:rPr>
@@ -2830,7 +2830,6 @@
             <w:rPr>
               <w:rFonts w:eastAsiaTheme="minorEastAsia"/>
               <w:noProof/>
-              <w:sz w:val="24"/>
               <w:szCs w:val="34"/>
               <w:lang w:val="en-US" w:bidi="dz-BT"/>
             </w:rPr>
@@ -2902,7 +2901,6 @@
             <w:rPr>
               <w:rFonts w:eastAsiaTheme="minorEastAsia"/>
               <w:noProof/>
-              <w:sz w:val="24"/>
               <w:szCs w:val="34"/>
               <w:lang w:val="en-US" w:bidi="dz-BT"/>
             </w:rPr>
@@ -2974,7 +2972,6 @@
             <w:rPr>
               <w:rFonts w:eastAsiaTheme="minorEastAsia"/>
               <w:noProof/>
-              <w:sz w:val="24"/>
               <w:szCs w:val="34"/>
               <w:lang w:val="en-US" w:bidi="dz-BT"/>
             </w:rPr>
@@ -3046,7 +3043,6 @@
             <w:rPr>
               <w:rFonts w:eastAsiaTheme="minorEastAsia"/>
               <w:noProof/>
-              <w:sz w:val="24"/>
               <w:szCs w:val="34"/>
               <w:lang w:val="en-US" w:bidi="dz-BT"/>
             </w:rPr>
@@ -3118,7 +3114,6 @@
             <w:rPr>
               <w:rFonts w:eastAsiaTheme="minorEastAsia"/>
               <w:noProof/>
-              <w:sz w:val="24"/>
               <w:szCs w:val="34"/>
               <w:lang w:val="en-US" w:bidi="dz-BT"/>
             </w:rPr>
@@ -3190,7 +3185,6 @@
             <w:rPr>
               <w:rFonts w:eastAsiaTheme="minorEastAsia"/>
               <w:noProof/>
-              <w:sz w:val="24"/>
               <w:szCs w:val="34"/>
               <w:lang w:val="en-US" w:bidi="dz-BT"/>
             </w:rPr>
@@ -3262,7 +3256,6 @@
             <w:rPr>
               <w:rFonts w:eastAsiaTheme="minorEastAsia"/>
               <w:noProof/>
-              <w:sz w:val="24"/>
               <w:szCs w:val="34"/>
               <w:lang w:val="en-US" w:bidi="dz-BT"/>
             </w:rPr>
@@ -3341,6 +3334,7 @@
     <w:p/>
     <w:p>
       <w:r>
+        <w:lastRenderedPageBreak/>
         <w:br w:type="page"/>
       </w:r>
     </w:p>
@@ -3700,6 +3694,7 @@
         </w:numPr>
       </w:pPr>
       <w:r>
+        <w:lastRenderedPageBreak/>
         <w:t xml:space="preserve">A synthetic test-data plan </w:t>
       </w:r>
       <w:r>
@@ -3724,7 +3719,6 @@
         </w:numPr>
       </w:pPr>
       <w:r>
-        <w:lastRenderedPageBreak/>
         <w:t>A written, connector-weighted test plan covering happy-path, error-handling and degradation scenarios for all three connectors.</w:t>
       </w:r>
     </w:p>
@@ -4010,6 +4004,7 @@
       </w:pPr>
       <w:bookmarkStart w:id="5" w:name="_Toc238803235"/>
       <w:r>
+        <w:lastRenderedPageBreak/>
         <w:t>1.4 Stakeholders and User Requirements</w:t>
       </w:r>
       <w:bookmarkEnd w:id="5"/>
@@ -4128,7 +4123,6 @@
           </w:tcPr>
           <w:p>
             <w:r>
-              <w:lastRenderedPageBreak/>
               <w:t>Md Ashraf Uddin</w:t>
             </w:r>
           </w:p>
@@ -4715,6 +4709,7 @@
           </w:tcPr>
           <w:p>
             <w:r>
+              <w:lastRenderedPageBreak/>
               <w:t>Solution Design &amp; PoC Planning</w:t>
             </w:r>
           </w:p>
@@ -4747,7 +4742,6 @@
           </w:tcPr>
           <w:p>
             <w:r>
-              <w:lastRenderedPageBreak/>
               <w:t>Finalisation &amp; Submission</w:t>
             </w:r>
           </w:p>
@@ -4804,11 +4798,11 @@
         <w:tblLook w:val="0000" w:firstRow="0" w:lastRow="0" w:firstColumn="0" w:lastColumn="0" w:noHBand="0" w:noVBand="0"/>
       </w:tblPr>
       <w:tblGrid>
-        <w:gridCol w:w="2856"/>
-        <w:gridCol w:w="1542"/>
-        <w:gridCol w:w="1529"/>
-        <w:gridCol w:w="1542"/>
-        <w:gridCol w:w="1557"/>
+        <w:gridCol w:w="2811"/>
+        <w:gridCol w:w="1541"/>
+        <w:gridCol w:w="1513"/>
+        <w:gridCol w:w="1538"/>
+        <w:gridCol w:w="1623"/>
       </w:tblGrid>
       <w:tr>
         <w:tc>
@@ -5582,6 +5576,7 @@
       </w:pPr>
       <w:bookmarkStart w:id="10" w:name="_Toc238803240"/>
       <w:r>
+        <w:lastRenderedPageBreak/>
         <w:t>2.4 Risk Register</w:t>
       </w:r>
       <w:bookmarkEnd w:id="10"/>
@@ -5608,13 +5603,13 @@
       </w:tblPr>
       <w:tblGrid>
         <w:gridCol w:w="499"/>
-        <w:gridCol w:w="2196"/>
-        <w:gridCol w:w="1004"/>
+        <w:gridCol w:w="2234"/>
+        <w:gridCol w:w="985"/>
         <w:gridCol w:w="846"/>
-        <w:gridCol w:w="650"/>
-        <w:gridCol w:w="800"/>
-        <w:gridCol w:w="2293"/>
-        <w:gridCol w:w="712"/>
+        <w:gridCol w:w="603"/>
+        <w:gridCol w:w="799"/>
+        <w:gridCol w:w="2333"/>
+        <w:gridCol w:w="701"/>
       </w:tblGrid>
       <w:tr>
         <w:tc>
@@ -5827,7 +5822,6 @@
                 <w:sz w:val="17"/>
                 <w:szCs w:val="17"/>
               </w:rPr>
-              <w:lastRenderedPageBreak/>
               <w:t>R1</w:t>
             </w:r>
           </w:p>
@@ -6997,6 +6991,7 @@
     </w:p>
     <w:p>
       <w:r>
+        <w:lastRenderedPageBreak/>
         <w:t xml:space="preserve">Economic </w:t>
       </w:r>
       <w:r>
@@ -7016,7 +7011,6 @@
     </w:p>
     <w:p>
       <w:r>
-        <w:lastRenderedPageBreak/>
         <w:t xml:space="preserve">Legal feasibility is </w:t>
       </w:r>
       <w:r>
@@ -7250,12 +7244,19 @@
         <w:rPr>
           <w:color w:val="000000"/>
         </w:rPr>
-        <w:t xml:space="preserve">). One of the developing platforms that MedTalk uses is Epic.  Epic sandbox provides platform for developers to test integration first using mock patient data before EHR (Electronic Health Records) exchange. According to </w:t>
+        <w:t xml:space="preserve">). One of the developing platforms that MedTalk uses is Epic.  Epic sandbox provides platform for developers to test integration first using mock patient data before EHR (Electronic Health Records) exchange. </w:t>
       </w:r>
       <w:r>
         <w:rPr>
           <w:color w:val="000000"/>
         </w:rPr>
+        <w:lastRenderedPageBreak/>
+        <w:t xml:space="preserve">According to </w:t>
+      </w:r>
+      <w:r>
+        <w:rPr>
+          <w:color w:val="000000"/>
+        </w:rPr>
         <w:t>Choudhary</w:t>
       </w:r>
       <w:r>
@@ -7298,14 +7299,7 @@
         <w:rPr>
           <w:color w:val="000000"/>
         </w:rPr>
-        <w:t xml:space="preserve"> a flat fee ranges </w:t>
-      </w:r>
-      <w:r>
-        <w:rPr>
-          <w:color w:val="000000"/>
-        </w:rPr>
-        <w:lastRenderedPageBreak/>
-        <w:t xml:space="preserve">from $100 to $500. This excludes the subscription of the MediBetter professional suite which </w:t>
+        <w:t xml:space="preserve"> a flat fee ranges from $100 to $500. This excludes the subscription of the MediBetter professional suite which </w:t>
       </w:r>
       <w:r>
         <w:rPr>
@@ -7428,7 +7422,14 @@
         <w:rPr>
           <w:lang w:val="en-US"/>
         </w:rPr>
-        <w:t xml:space="preserve">MedTalk is part of the Australian health interoperability market. The main technical challenge in this market is not only generating accurate clinical notes but safe exchange of the clinical notes and correct translation of the data to the receiving system.  The most relevant technologies for the test harness are HL7 FHIR, SMART, vendor integration layers and Australian clinical terminology. These are all essential for the project as it </w:t>
+        <w:t xml:space="preserve">MedTalk is part of the Australian health interoperability market. The main technical challenge in this market is not only generating accurate clinical notes but safe exchange of the clinical </w:t>
+      </w:r>
+      <w:r>
+        <w:rPr>
+          <w:lang w:val="en-US"/>
+        </w:rPr>
+        <w:lastRenderedPageBreak/>
+        <w:t xml:space="preserve">notes and correct translation of the data to the receiving system.  The most relevant technologies for the test harness are HL7 FHIR, SMART, vendor integration layers and Australian clinical terminology. These are all essential for the project as it </w:t>
       </w:r>
       <w:proofErr w:type="gramStart"/>
       <w:r>
@@ -7464,219 +7465,216 @@
         <w:rPr>
           <w:lang w:val="en-US"/>
         </w:rPr>
+        <w:t>FHIR (</w:t>
+      </w:r>
+      <w:r>
+        <w:rPr>
+          <w:color w:val="000000"/>
+        </w:rPr>
+        <w:t>Fast Healthcare Interoperability Resources</w:t>
+      </w:r>
+      <w:r>
+        <w:rPr>
+          <w:lang w:val="en-US"/>
+        </w:rPr>
+        <w:t>) is the central exchange standard that defines resources meaning patient data, appointments, clinical notes and related information structure and transferred between systems (</w:t>
+      </w:r>
+      <w:proofErr w:type="spellStart"/>
+      <w:r>
+        <w:rPr>
+          <w:color w:val="000000"/>
+        </w:rPr>
+        <w:t>eCQI</w:t>
+      </w:r>
+      <w:proofErr w:type="spellEnd"/>
+      <w:r>
+        <w:rPr>
+          <w:color w:val="000000"/>
+        </w:rPr>
+        <w:t xml:space="preserve">, </w:t>
+      </w:r>
+      <w:r>
+        <w:rPr>
+          <w:color w:val="000000"/>
+        </w:rPr>
+        <w:t>2025)</w:t>
+      </w:r>
+      <w:r>
+        <w:rPr>
+          <w:lang w:val="en-US"/>
+        </w:rPr>
+        <w:t>. It also depicts interaction patterns including real time representation state Transfer (RESTful) application programming interfaces (APIs), document based and messaging. The RESTful APIS use HTTP operations to create, read, update and search for FHIR resources to enable real time data exchange. FHIR framework is free to build commercial and open-source tools while HL7 is registered trademark that cannot be used without permission. FHIR is a necessity for the project to mimic structured clinical document exchange and be able to test it.</w:t>
+      </w:r>
+    </w:p>
+    <w:p>
+      <w:pPr>
+        <w:textAlignment w:val="baseline"/>
+        <w:rPr>
+          <w:lang w:val="en-US"/>
+        </w:rPr>
+      </w:pPr>
+      <w:r>
+        <w:rPr>
+          <w:lang w:val="en-US"/>
+        </w:rPr>
+        <w:t xml:space="preserve">Australian clinical terminology and classification is vital which include SNOMED CT-AU and ICD-10-AM. SNOMED CT-AU is the preferred clinical terminology in Australia which is an extension of the global </w:t>
+      </w:r>
+      <w:r>
+        <w:t xml:space="preserve">SNOMED </w:t>
+      </w:r>
+      <w:r>
+        <w:t>CT standard.</w:t>
+      </w:r>
+      <w:r>
+        <w:t xml:space="preserve"> It combines international core clinical data with Australian-specific terms, spellings, local reference set</w:t>
+      </w:r>
+      <w:r>
+        <w:t>s</w:t>
+      </w:r>
+      <w:r>
+        <w:t xml:space="preserve"> and the Australian Medicines Terminology (AMT</w:t>
+      </w:r>
+      <w:r>
+        <w:t xml:space="preserve">). </w:t>
+      </w:r>
+      <w:r>
+        <w:rPr>
+          <w:lang w:val="en-US"/>
+        </w:rPr>
+        <w:t xml:space="preserve">SNOMED CT-AU </w:t>
+      </w:r>
+      <w:r>
+        <w:t>c</w:t>
+      </w:r>
+      <w:r>
+        <w:t xml:space="preserve">ontains </w:t>
+      </w:r>
+      <w:r>
+        <w:t xml:space="preserve">numerous </w:t>
+      </w:r>
+      <w:r>
+        <w:t xml:space="preserve">clinical concepts organized into hierarchies </w:t>
+      </w:r>
+      <w:r>
+        <w:t>like body structures, procedures and clinical findings</w:t>
+      </w:r>
+      <w:r>
+        <w:t>.</w:t>
+      </w:r>
+      <w:r>
+        <w:t xml:space="preserve"> </w:t>
+      </w:r>
+      <w:r>
+        <w:rPr>
+          <w:lang w:val="en-US"/>
+        </w:rPr>
+        <w:t>SNOMED CT-AU is then mapped to ICD-10-AM which is classification of diseases and diagnosis</w:t>
+      </w:r>
+      <w:r>
+        <w:t xml:space="preserve"> t</w:t>
+      </w:r>
+      <w:r>
+        <w:t>ailored to match Australian clinical terminology, practice and health-tracking need</w:t>
+      </w:r>
+      <w:r>
+        <w:t xml:space="preserve">. The </w:t>
+      </w:r>
+      <w:r>
+        <w:rPr>
+          <w:lang w:val="en-US"/>
+        </w:rPr>
+        <w:t>ICD-10-AM is mapped to MBS for billing in Australia. These terms need to be coded in the synthetic patient record correctly as the test harness will validate them. These terminologies are free access to code in synthetic data.</w:t>
+      </w:r>
+    </w:p>
+    <w:p>
+      <w:pPr>
+        <w:textAlignment w:val="baseline"/>
+        <w:rPr>
+          <w:lang w:val="en-US"/>
+        </w:rPr>
+      </w:pPr>
+    </w:p>
+    <w:p>
+      <w:pPr>
+        <w:textAlignment w:val="baseline"/>
+        <w:rPr>
+          <w:lang w:val="en-US"/>
+        </w:rPr>
+      </w:pPr>
+      <w:r>
+        <w:rPr>
+          <w:lang w:val="en-US"/>
+        </w:rPr>
+        <w:t xml:space="preserve">Synthea is currently one of the most credited synthetic patient </w:t>
+      </w:r>
+      <w:proofErr w:type="gramStart"/>
+      <w:r>
+        <w:rPr>
+          <w:lang w:val="en-US"/>
+        </w:rPr>
+        <w:t>generator</w:t>
+      </w:r>
+      <w:proofErr w:type="gramEnd"/>
+      <w:r>
+        <w:rPr>
+          <w:lang w:val="en-US"/>
+        </w:rPr>
+        <w:t xml:space="preserve"> as it creates realistic </w:t>
+      </w:r>
+      <w:r>
+        <w:t>realistic mock medical histories and electronic health records</w:t>
+      </w:r>
+      <w:r>
+        <w:t xml:space="preserve"> lifespan</w:t>
+      </w:r>
+      <w:r>
+        <w:t xml:space="preserve"> from birth to death.</w:t>
+      </w:r>
+      <w:r>
+        <w:t xml:space="preserve"> Synthea is an open source but produces mock patients based on Unites States of America demographics. CSIRO have created Australian mock data using Australian demographics, but the synthea tool is not available for public. The mock data is available which would be used for this project to ensure compliance and mimics real clinical system. SMART on FHIR is the authentication and authorising </w:t>
+      </w:r>
+      <w:r>
+        <w:t>secure system that lets third-party health apps log users in</w:t>
+      </w:r>
+      <w:r>
+        <w:t xml:space="preserve">, </w:t>
+      </w:r>
+      <w:r>
+        <w:t>access electronic health record (EHR) data using standard OAuth 2.0 protocols</w:t>
+      </w:r>
+      <w:r>
+        <w:t>. This security is necessary to ensure that there is no authorised access to the Test harness.</w:t>
+      </w:r>
+    </w:p>
+    <w:p>
+      <w:pPr>
+        <w:textAlignment w:val="baseline"/>
+      </w:pPr>
+      <w:r>
+        <w:rPr>
+          <w:lang w:val="en-US"/>
+        </w:rPr>
+        <w:t>Vendor integration layers include Halo connect to be implemented in the project. Halo connect is an Australian healthcare platform that safely links local medical practice systems to cloud-based software. It has two main components Halo Link and Halo Cloud. Halo Link is used to link the database to Halo cloud and Halo Cloud would be required for sharing data using standard formats like SQL and FHIR with approved external software. This integration is necessary as when the integration (another system) requires data from the server’s database, it sends this enquiry to the</w:t>
+      </w:r>
+      <w:r>
+        <w:t xml:space="preserve"> Halo Cloud</w:t>
+      </w:r>
+      <w:r>
+        <w:t xml:space="preserve"> then forwards it</w:t>
+      </w:r>
+      <w:r>
+        <w:t xml:space="preserve"> to the Halo Link agent</w:t>
+      </w:r>
+      <w:r>
+        <w:t>. The agent sends the enquiry to the local system database and run the query and send back results.</w:t>
+      </w:r>
+    </w:p>
+    <w:p>
+      <w:pPr>
+        <w:textAlignment w:val="baseline"/>
+      </w:pPr>
+      <w:r>
         <w:lastRenderedPageBreak/>
-        <w:t>FHIR (</w:t>
-      </w:r>
-      <w:r>
-        <w:rPr>
-          <w:color w:val="000000"/>
-        </w:rPr>
-        <w:t>Fast Healthcare Interoperability Resources</w:t>
-      </w:r>
-      <w:r>
-        <w:rPr>
-          <w:lang w:val="en-US"/>
-        </w:rPr>
-        <w:t>) is the central exchange standard that defines resources meaning patient data, appointments, clinical notes and related information structure and transferred between systems (</w:t>
-      </w:r>
-      <w:proofErr w:type="spellStart"/>
-      <w:r>
-        <w:rPr>
-          <w:color w:val="000000"/>
-        </w:rPr>
-        <w:t>eCQI</w:t>
-      </w:r>
-      <w:proofErr w:type="spellEnd"/>
-      <w:r>
-        <w:rPr>
-          <w:color w:val="000000"/>
-        </w:rPr>
-        <w:t xml:space="preserve">, </w:t>
-      </w:r>
-      <w:r>
-        <w:rPr>
-          <w:color w:val="000000"/>
-        </w:rPr>
-        <w:t>2025)</w:t>
-      </w:r>
-      <w:r>
-        <w:rPr>
-          <w:lang w:val="en-US"/>
-        </w:rPr>
-        <w:t>. It also depicts interaction patterns including real time representation state Transfer (RESTful) application programming interfaces (APIs), document based and messaging. The RESTful APIS use HTTP operations to create, read, update and search for FHIR resources to enable real time data exchange. FHIR framework is free to build commercial and open-source tools while HL7 is registered trademark that cannot be used without permission. FHIR is a necessity for the project to mimic structured clinical document exchange and be able to test it.</w:t>
-      </w:r>
-    </w:p>
-    <w:p>
-      <w:pPr>
-        <w:textAlignment w:val="baseline"/>
-        <w:rPr>
-          <w:lang w:val="en-US"/>
-        </w:rPr>
-      </w:pPr>
-      <w:r>
-        <w:rPr>
-          <w:lang w:val="en-US"/>
-        </w:rPr>
-        <w:t xml:space="preserve">Australian clinical terminology and classification is vital which include SNOMED CT-AU and ICD-10-AM. SNOMED CT-AU is the preferred clinical terminology in Australia which is an extension of the global </w:t>
-      </w:r>
-      <w:r>
-        <w:t xml:space="preserve">SNOMED </w:t>
-      </w:r>
-      <w:r>
-        <w:t>CT standard.</w:t>
-      </w:r>
-      <w:r>
-        <w:t xml:space="preserve"> It combines international core clinical data with Australian-specific terms, spellings, local reference set</w:t>
-      </w:r>
-      <w:r>
-        <w:t>s</w:t>
-      </w:r>
-      <w:r>
-        <w:t xml:space="preserve"> and the Australian Medicines Terminology (AMT</w:t>
-      </w:r>
-      <w:r>
-        <w:t xml:space="preserve">). </w:t>
-      </w:r>
-      <w:r>
-        <w:rPr>
-          <w:lang w:val="en-US"/>
-        </w:rPr>
-        <w:t xml:space="preserve">SNOMED CT-AU </w:t>
-      </w:r>
-      <w:r>
-        <w:t>c</w:t>
-      </w:r>
-      <w:r>
-        <w:t xml:space="preserve">ontains </w:t>
-      </w:r>
-      <w:r>
-        <w:t xml:space="preserve">numerous </w:t>
-      </w:r>
-      <w:r>
-        <w:t xml:space="preserve">clinical concepts organized into hierarchies </w:t>
-      </w:r>
-      <w:r>
-        <w:t>like body structures, procedures and clinical findings</w:t>
-      </w:r>
-      <w:r>
-        <w:t>.</w:t>
-      </w:r>
-      <w:r>
-        <w:t xml:space="preserve"> </w:t>
-      </w:r>
-      <w:r>
-        <w:rPr>
-          <w:lang w:val="en-US"/>
-        </w:rPr>
-        <w:t>SNOMED CT-AU is then mapped to ICD-10-AM which is classification of diseases and diagnosis</w:t>
-      </w:r>
-      <w:r>
-        <w:t xml:space="preserve"> t</w:t>
-      </w:r>
-      <w:r>
-        <w:t>ailored to match Australian clinical terminology, practice and health-tracking need</w:t>
-      </w:r>
-      <w:r>
-        <w:t xml:space="preserve">. The </w:t>
-      </w:r>
-      <w:r>
-        <w:rPr>
-          <w:lang w:val="en-US"/>
-        </w:rPr>
-        <w:t>ICD-10-AM is mapped to MBS for billing in Australia. These terms need to be coded in the synthetic patient record correctly as the test harness will validate them. These terminologies are free access to code in synthetic data.</w:t>
-      </w:r>
-    </w:p>
-    <w:p>
-      <w:pPr>
-        <w:textAlignment w:val="baseline"/>
-        <w:rPr>
-          <w:lang w:val="en-US"/>
-        </w:rPr>
-      </w:pPr>
-    </w:p>
-    <w:p>
-      <w:pPr>
-        <w:textAlignment w:val="baseline"/>
-        <w:rPr>
-          <w:lang w:val="en-US"/>
-        </w:rPr>
-      </w:pPr>
-      <w:r>
-        <w:rPr>
-          <w:lang w:val="en-US"/>
-        </w:rPr>
-        <w:t xml:space="preserve">Synthea is currently one of the most credited synthetic patient </w:t>
-      </w:r>
-      <w:proofErr w:type="gramStart"/>
-      <w:r>
-        <w:rPr>
-          <w:lang w:val="en-US"/>
-        </w:rPr>
-        <w:t>generator</w:t>
-      </w:r>
-      <w:proofErr w:type="gramEnd"/>
-      <w:r>
-        <w:rPr>
-          <w:lang w:val="en-US"/>
-        </w:rPr>
-        <w:t xml:space="preserve"> as it creates realistic </w:t>
-      </w:r>
-      <w:r>
-        <w:t>realistic mock medical histories and electronic health records</w:t>
-      </w:r>
-      <w:r>
-        <w:t xml:space="preserve"> lifespan</w:t>
-      </w:r>
-      <w:r>
-        <w:t xml:space="preserve"> from birth to death.</w:t>
-      </w:r>
-      <w:r>
-        <w:t xml:space="preserve"> Synthea is an open source but produces mock patients based on Unites States of America demographics. CSIRO have created Australian mock data using Australian demographics, but the synthea tool is not available for public. The mock data is available which would be used for this project to ensure compliance and mimics real clinical system. SMART on FHIR is the authentication and authorising </w:t>
-      </w:r>
-      <w:r>
-        <w:t>secure system that lets third-party health apps log users in</w:t>
-      </w:r>
-      <w:r>
-        <w:t xml:space="preserve">, </w:t>
-      </w:r>
-      <w:r>
-        <w:t>access electronic health record (EHR) data using standard OAuth 2.0 protocols</w:t>
-      </w:r>
-      <w:r>
-        <w:t>. This security is necessary to ensure that there is no authorised access to the Test harness</w:t>
-      </w:r>
-      <w:r>
-        <w:t>.</w:t>
-      </w:r>
-    </w:p>
-    <w:p>
-      <w:pPr>
-        <w:textAlignment w:val="baseline"/>
-      </w:pPr>
-      <w:r>
-        <w:rPr>
-          <w:lang w:val="en-US"/>
-        </w:rPr>
-        <w:t>Vendor integration layers include Halo connect to be implemented in the project. Halo connect is an Australian healthcare platform that safely links local medical practice systems to cloud-based software. It has two main components Halo Link and Halo Cloud. Halo Link is used to link the database to Halo cloud and Halo Cloud would be required for sharing data using standard formats like SQL and FHIR with approved external software. This integration is necessary as when the integration (another system) requires data from the server’s database, it sends this enquiry to the</w:t>
-      </w:r>
-      <w:r>
-        <w:t xml:space="preserve"> Halo Cloud</w:t>
-      </w:r>
-      <w:r>
-        <w:t xml:space="preserve"> then forwards it</w:t>
-      </w:r>
-      <w:r>
-        <w:t xml:space="preserve"> to the Halo Link agent</w:t>
-      </w:r>
-      <w:r>
-        <w:t>. The agent sends the enquiry to the local system database and run the query and send back results.</w:t>
-      </w:r>
-    </w:p>
-    <w:p>
-      <w:pPr>
-        <w:textAlignment w:val="baseline"/>
-      </w:pPr>
-      <w:r>
         <w:t xml:space="preserve">The main gap in the current market is that existing standards and vendors solve only part of the problem. Standards define how data should be exchanged, vendor products expose endpoints and terminology systems define how meaning should be coded. This still then requires a synthetic test harness that utilises all these tools, standards and frameworks to form a repeatable automation testing, failure simulation and validation of edge cases. </w:t>
       </w:r>
     </w:p>
@@ -7687,7 +7685,6 @@
       </w:pPr>
       <w:bookmarkStart w:id="15" w:name="_Toc238803245"/>
       <w:r>
-        <w:lastRenderedPageBreak/>
         <w:t>3.3 Comparative Analysis of Existing Solutions</w:t>
       </w:r>
       <w:bookmarkEnd w:id="15"/>
@@ -7717,11 +7714,11 @@
         <w:tblLook w:val="04A0" w:firstRow="1" w:lastRow="0" w:firstColumn="1" w:lastColumn="0" w:noHBand="0" w:noVBand="1"/>
       </w:tblPr>
       <w:tblGrid>
-        <w:gridCol w:w="1469"/>
-        <w:gridCol w:w="2065"/>
-        <w:gridCol w:w="1414"/>
-        <w:gridCol w:w="2053"/>
-        <w:gridCol w:w="2917"/>
+        <w:gridCol w:w="1510"/>
+        <w:gridCol w:w="2044"/>
+        <w:gridCol w:w="1430"/>
+        <w:gridCol w:w="2050"/>
+        <w:gridCol w:w="2884"/>
       </w:tblGrid>
       <w:tr>
         <w:tc>
@@ -8050,14 +8047,14 @@
             </w:pPr>
             <w:r>
               <w:rPr>
-                <w:rFonts w:ascii="Times New Roman" w:hAnsi="Times New Roman" w:cs="Times New Roman"/>
+                <w:rFonts w:cs="Times New Roman"/>
               </w:rPr>
               <w:t>Integration can involve </w:t>
             </w:r>
             <w:r>
               <w:rPr>
                 <w:rStyle w:val="Strong"/>
-                <w:rFonts w:ascii="Times New Roman" w:hAnsi="Times New Roman" w:cs="Times New Roman"/>
+                <w:rFonts w:cs="Times New Roman"/>
                 <w:b w:val="0"/>
                 <w:bCs w:val="0"/>
               </w:rPr>
@@ -8065,7 +8062,7 @@
             </w:r>
             <w:r>
               <w:rPr>
-                <w:rFonts w:ascii="Times New Roman" w:hAnsi="Times New Roman" w:cs="Times New Roman"/>
+                <w:rFonts w:cs="Times New Roman"/>
                 <w:b/>
                 <w:bCs/>
               </w:rPr>
@@ -8075,7 +8072,7 @@
           <w:p>
             <w:pPr>
               <w:rPr>
-                <w:rFonts w:ascii="Times New Roman" w:hAnsi="Times New Roman" w:cs="Times New Roman"/>
+                <w:rFonts w:cs="Times New Roman"/>
                 <w:lang w:eastAsia="en-AU"/>
               </w:rPr>
             </w:pPr>
@@ -8245,13 +8242,14 @@
               <w:rPr>
                 <w:color w:val="000000"/>
               </w:rPr>
-              <w:t xml:space="preserve">Synapxe HealthX innovation </w:t>
+              <w:t xml:space="preserve">Synapxe HealthX </w:t>
             </w:r>
             <w:r>
               <w:rPr>
                 <w:color w:val="000000"/>
               </w:rPr>
-              <w:t>sandbox</w:t>
+              <w:lastRenderedPageBreak/>
+              <w:t>innovation sandbox</w:t>
             </w:r>
           </w:p>
         </w:tc>
@@ -8270,12 +8268,20 @@
               <w:rPr>
                 <w:color w:val="000000"/>
               </w:rPr>
-              <w:t>Provides an innovation and experimentation environment for healthcare technologies, supporting testing, prototyping and validation of digital health solutions and interoperability concepts within a healthcare ecosystem</w:t>
+              <w:lastRenderedPageBreak/>
+              <w:t xml:space="preserve">Provides an innovation and experimentation </w:t>
             </w:r>
             <w:r>
               <w:rPr>
                 <w:color w:val="000000"/>
               </w:rPr>
+              <w:lastRenderedPageBreak/>
+              <w:t>environment for healthcare technologies, supporting testing, prototyping and validation of digital health solutions and interoperability concepts within a healthcare ecosystem</w:t>
+            </w:r>
+            <w:r>
+              <w:rPr>
+                <w:color w:val="000000"/>
+              </w:rPr>
               <w:t xml:space="preserve"> (</w:t>
             </w:r>
             <w:r>
@@ -8307,7 +8313,15 @@
               <w:rPr>
                 <w:color w:val="000000"/>
               </w:rPr>
-              <w:t>Innovation sandbox/ testing environment</w:t>
+              <w:lastRenderedPageBreak/>
+              <w:t xml:space="preserve">Innovation sandbox/ </w:t>
+            </w:r>
+            <w:r>
+              <w:rPr>
+                <w:color w:val="000000"/>
+              </w:rPr>
+              <w:lastRenderedPageBreak/>
+              <w:t>testing environment</w:t>
             </w:r>
           </w:p>
         </w:tc>
@@ -8326,7 +8340,15 @@
               <w:rPr>
                 <w:color w:val="000000"/>
               </w:rPr>
-              <w:t>Primarily focused on Singapore’s healthcare ecosystem different from Australian.</w:t>
+              <w:lastRenderedPageBreak/>
+              <w:t xml:space="preserve">Primarily focused on Singapore’s healthcare </w:t>
+            </w:r>
+            <w:r>
+              <w:rPr>
+                <w:color w:val="000000"/>
+              </w:rPr>
+              <w:lastRenderedPageBreak/>
+              <w:t>ecosystem different from Australian.</w:t>
             </w:r>
           </w:p>
         </w:tc>
@@ -8345,6 +8367,7 @@
               <w:rPr>
                 <w:color w:val="000000"/>
               </w:rPr>
+              <w:lastRenderedPageBreak/>
               <w:t>Moderately relevant as a reference model for testing healthcare technologies</w:t>
             </w:r>
           </w:p>
@@ -8356,7 +8379,6 @@
         <w:textAlignment w:val="baseline"/>
       </w:pPr>
       <w:r>
-        <w:lastRenderedPageBreak/>
         <w:t xml:space="preserve">The comparison of existing healthcare sandbox platforms demonstrates that solutions such as </w:t>
       </w:r>
       <w:r>
@@ -8468,19 +8490,28 @@
         <w:rPr>
           <w:lang w:val="en-US"/>
         </w:rPr>
-        <w:t xml:space="preserve">The third gap is clinical text generation as to code clinical meaning. MedTalk does not only document doctor patient conversation, but it must also support structured output that can be coded using SNOMED CT-AU and translated where necessary into ICD-10-AM for MBS. The existing integration approach does not provide an </w:t>
+        <w:t xml:space="preserve">The third gap is clinical text generation as to code clinical meaning. MedTalk does not only document doctor patient conversation, but it must also support structured output that can be coded using SNOMED CT-AU and translated where necessary into ICD-10-AM for MBS. </w:t>
       </w:r>
       <w:r>
         <w:rPr>
           <w:lang w:val="en-US"/>
         </w:rPr>
-        <w:t>independent</w:t>
-      </w:r>
-      <w:r>
+        <w:lastRenderedPageBreak/>
+        <w:t>The existing integration approach does not provide an independent verification mechanism for consistently detecting semantics that are mismatches or dropped between the layers. The proposed dataset will close this gap by using synthetic records with known terminology mapping and checking the translation outcomes.</w:t>
+      </w:r>
+    </w:p>
+    <w:p>
+      <w:pPr>
+        <w:textAlignment w:val="baseline"/>
         <w:rPr>
           <w:lang w:val="en-US"/>
         </w:rPr>
-        <w:t xml:space="preserve"> verification mechanism for consistently detecting semantics that are mismatches or dropped between the layers. The proposed dataset will close this gap by using synthetic records with known terminology mapping and checking the translation outcomes.</w:t>
+      </w:pPr>
+      <w:r>
+        <w:rPr>
+          <w:lang w:val="en-US"/>
+        </w:rPr>
+        <w:t xml:space="preserve">The fourth gap is happy path testing as to resilience testing. In real world healthcare integrations fail because of delays, malformed payloads, dropped connections and incomplete data. If failure conditions are not tested before deployment, MedTalk may behave unpredictably when connected to external systems like failed transactions. This requires a testing environment that does repeatable error simulations. The test harness will test robustness by simulating slow systems, bad data and connection loss. </w:t>
       </w:r>
     </w:p>
     <w:p>
@@ -8490,11 +8521,19 @@
           <w:lang w:val="en-US"/>
         </w:rPr>
       </w:pPr>
-      <w:r>
+    </w:p>
+    <w:p>
+      <w:pPr>
+        <w:textAlignment w:val="baseline"/>
         <w:rPr>
           <w:lang w:val="en-US"/>
         </w:rPr>
-        <w:t xml:space="preserve">The fourth gap is happy path testing as to resilience testing. In real world healthcare integrations fail because of delays, malformed payloads, dropped connections and incomplete data. If failure conditions are not tested before deployment, MedTalk may behave unpredictably when connected to external systems like failed transactions. This requires a testing environment that does repeatable error simulations. The test harness will test robustness by simulating slow systems, bad data and connection loss. </w:t>
+      </w:pPr>
+      <w:r>
+        <w:rPr>
+          <w:lang w:val="en-US"/>
+        </w:rPr>
+        <w:t>The fifth gap is manual validation as to reusable automation testing. When there is no automation, each release requires human checks which is slow and prone to errors. The proposed solution introduces automatic test suite, making it easy to repeat scenarios, compare results and identify regression. This boosts engineering efficiency and release confidence.</w:t>
       </w:r>
     </w:p>
     <w:p>
@@ -8504,66 +8543,11 @@
           <w:lang w:val="en-US"/>
         </w:rPr>
       </w:pPr>
-    </w:p>
-    <w:p>
-      <w:pPr>
-        <w:textAlignment w:val="baseline"/>
+      <w:r>
         <w:rPr>
           <w:lang w:val="en-US"/>
         </w:rPr>
-      </w:pPr>
-      <w:r>
-        <w:rPr>
-          <w:lang w:val="en-US"/>
-        </w:rPr>
-        <w:t xml:space="preserve">The fifth gap is manual validation as to reusable automation testing. When there is no automation, each release requires human checks which </w:t>
-      </w:r>
-      <w:proofErr w:type="gramStart"/>
-      <w:r>
-        <w:rPr>
-          <w:lang w:val="en-US"/>
-        </w:rPr>
-        <w:t>is</w:t>
-      </w:r>
-      <w:proofErr w:type="gramEnd"/>
-      <w:r>
-        <w:rPr>
-          <w:lang w:val="en-US"/>
-        </w:rPr>
-        <w:t xml:space="preserve"> slow and prone to errors. The </w:t>
-      </w:r>
-      <w:r>
-        <w:rPr>
-          <w:lang w:val="en-US"/>
-        </w:rPr>
-        <w:lastRenderedPageBreak/>
-        <w:t>proposed solution introduces automatic test suite, making it easy to repeat scenarios, compare results and identify regression. This boosts engineering efficiency and release confidence.</w:t>
-      </w:r>
-    </w:p>
-    <w:p>
-      <w:pPr>
-        <w:textAlignment w:val="baseline"/>
-        <w:rPr>
-          <w:lang w:val="en-US"/>
-        </w:rPr>
-      </w:pPr>
-      <w:r>
-        <w:rPr>
-          <w:lang w:val="en-US"/>
-        </w:rPr>
-        <w:t xml:space="preserve">The final gap is fragmented tooling as to a single validation workflow. Existing standards, terminology mapping and vendor interfaces each solve a separate problem, while MedTalk requires a unified controlled environment that brings them all together. Fragmented testing increases complexity and makes it difficult to establish consistent validation </w:t>
-      </w:r>
-      <w:r>
-        <w:rPr>
-          <w:lang w:val="en-US"/>
-        </w:rPr>
-        <w:t>processes</w:t>
-      </w:r>
-      <w:r>
-        <w:rPr>
-          <w:lang w:val="en-US"/>
-        </w:rPr>
-        <w:t>. The proposed test harness closes this gap by merging standards-based messaging, terminology validation and performing automated testing.</w:t>
+        <w:t>The final gap is fragmented tooling as to a single validation workflow. Existing standards, terminology mapping and vendor interfaces each solve a separate problem, while MedTalk requires a unified controlled environment that brings them all together. Fragmented testing increases complexity and makes it difficult to establish consistent validation processes. The proposed test harness closes this gap by merging standards-based messaging, terminology validation and performing automated testing.</w:t>
       </w:r>
     </w:p>
     <w:p>
@@ -8747,33 +8731,18 @@
     </w:p>
     <w:p>
       <w:pPr>
-        <w:pStyle w:val="Heading2"/>
-        <w:jc w:val="both"/>
-        <w:rPr>
-          <w:rFonts w:ascii="Times New Roman" w:eastAsia="Times New Roman" w:hAnsi="Times New Roman" w:cs="Times New Roman"/>
-          <w:color w:val="auto"/>
-          <w:sz w:val="24"/>
-          <w:szCs w:val="24"/>
+        <w:rPr>
           <w:lang w:val="en-GB" w:eastAsia="en-GB"/>
         </w:rPr>
       </w:pPr>
       <w:r>
         <w:rPr>
-          <w:rFonts w:ascii="Times New Roman" w:eastAsia="Times New Roman" w:hAnsi="Times New Roman" w:cs="Times New Roman"/>
-          <w:color w:val="auto"/>
-          <w:sz w:val="24"/>
-          <w:szCs w:val="24"/>
           <w:lang w:val="en-GB" w:eastAsia="en-GB"/>
         </w:rPr>
-        <w:lastRenderedPageBreak/>
         <w:t>Validated data is represented using FHIR R4 objects and passed to the interoperability testing layer</w:t>
       </w:r>
       <w:r>
         <w:rPr>
-          <w:rFonts w:ascii="Times New Roman" w:eastAsia="Times New Roman" w:hAnsi="Times New Roman" w:cs="Times New Roman"/>
-          <w:color w:val="auto"/>
-          <w:sz w:val="24"/>
-          <w:szCs w:val="24"/>
           <w:lang w:val="en-GB" w:eastAsia="en-GB"/>
         </w:rPr>
         <w:t xml:space="preserve"> (</w:t>
@@ -8781,10 +8750,6 @@
       <w:proofErr w:type="spellStart"/>
       <w:r>
         <w:rPr>
-          <w:rFonts w:ascii="Times New Roman" w:eastAsia="Times New Roman" w:hAnsi="Times New Roman" w:cs="Times New Roman"/>
-          <w:color w:val="auto"/>
-          <w:sz w:val="24"/>
-          <w:szCs w:val="24"/>
           <w:lang w:val="en-GB" w:eastAsia="en-GB"/>
         </w:rPr>
         <w:t>Gruendner</w:t>
@@ -8792,30 +8757,24 @@
       <w:proofErr w:type="spellEnd"/>
       <w:r>
         <w:rPr>
-          <w:rFonts w:ascii="Times New Roman" w:eastAsia="Times New Roman" w:hAnsi="Times New Roman" w:cs="Times New Roman"/>
-          <w:color w:val="auto"/>
-          <w:sz w:val="24"/>
-          <w:szCs w:val="24"/>
           <w:lang w:val="en-GB" w:eastAsia="en-GB"/>
         </w:rPr>
-        <w:t xml:space="preserve"> et al., 2021). </w:t>
-      </w:r>
-      <w:r>
-        <w:rPr>
-          <w:rFonts w:ascii="Times New Roman" w:eastAsia="Times New Roman" w:hAnsi="Times New Roman" w:cs="Times New Roman"/>
-          <w:color w:val="auto"/>
-          <w:sz w:val="24"/>
-          <w:szCs w:val="24"/>
+        <w:t xml:space="preserve"> et al., 2021).</w:t>
+      </w:r>
+      <w:r>
+        <w:rPr>
           <w:lang w:val="en-GB" w:eastAsia="en-GB"/>
         </w:rPr>
+        <w:t xml:space="preserve"> </w:t>
+      </w:r>
+      <w:r>
+        <w:rPr>
+          <w:lang w:val="en-GB" w:eastAsia="en-GB"/>
+        </w:rPr>
         <w:t xml:space="preserve"> In addition, HL7 v2 messages can be simulated in case it is required. Data will go through the terminology mapping stage, where representative clinical concepts will be mapped on SNOMED CT-AU, ICD-10-AM and MBS</w:t>
       </w:r>
       <w:r>
         <w:rPr>
-          <w:rFonts w:ascii="Times New Roman" w:eastAsia="Times New Roman" w:hAnsi="Times New Roman" w:cs="Times New Roman"/>
-          <w:color w:val="auto"/>
-          <w:sz w:val="24"/>
-          <w:szCs w:val="24"/>
           <w:lang w:val="en-GB" w:eastAsia="en-GB"/>
         </w:rPr>
         <w:t xml:space="preserve"> (</w:t>
@@ -8823,10 +8782,6 @@
       <w:proofErr w:type="spellStart"/>
       <w:r>
         <w:rPr>
-          <w:rFonts w:ascii="Times New Roman" w:eastAsia="Times New Roman" w:hAnsi="Times New Roman" w:cs="Times New Roman"/>
-          <w:color w:val="auto"/>
-          <w:sz w:val="24"/>
-          <w:szCs w:val="24"/>
           <w:lang w:val="en-GB" w:eastAsia="en-GB"/>
         </w:rPr>
         <w:t>Giannangelo</w:t>
@@ -8834,20 +8789,12 @@
       <w:proofErr w:type="spellEnd"/>
       <w:r>
         <w:rPr>
-          <w:rFonts w:ascii="Times New Roman" w:eastAsia="Times New Roman" w:hAnsi="Times New Roman" w:cs="Times New Roman"/>
-          <w:color w:val="auto"/>
-          <w:sz w:val="24"/>
-          <w:szCs w:val="24"/>
           <w:lang w:val="en-GB" w:eastAsia="en-GB"/>
         </w:rPr>
         <w:t xml:space="preserve"> et al., 2012).</w:t>
       </w:r>
       <w:r>
         <w:rPr>
-          <w:rFonts w:ascii="Times New Roman" w:eastAsia="Times New Roman" w:hAnsi="Times New Roman" w:cs="Times New Roman"/>
-          <w:color w:val="auto"/>
-          <w:sz w:val="24"/>
-          <w:szCs w:val="24"/>
           <w:lang w:val="en-GB" w:eastAsia="en-GB"/>
         </w:rPr>
         <w:t xml:space="preserve"> Repository will provide a special terminology mapping chain that depicts this process.</w:t>
@@ -8874,6 +8821,7 @@
           <w:szCs w:val="24"/>
           <w:lang w:val="en-GB" w:eastAsia="en-GB"/>
         </w:rPr>
+        <w:lastRenderedPageBreak/>
         <w:drawing>
           <wp:inline distT="0" distB="0" distL="0" distR="0" wp14:anchorId="6B26B5B5" wp14:editId="4715E35B">
             <wp:extent cx="5943600" cy="586105"/>
@@ -8919,6 +8867,71 @@
     </w:p>
     <w:p>
       <w:pPr>
+        <w:rPr>
+          <w:lang w:val="en-GB" w:eastAsia="en-GB"/>
+        </w:rPr>
+      </w:pPr>
+      <w:r>
+        <w:rPr>
+          <w:lang w:val="en-GB" w:eastAsia="en-GB"/>
+        </w:rPr>
+        <w:t>Figure 4.1.</w:t>
+      </w:r>
+      <w:r>
+        <w:rPr>
+          <w:lang w:val="en-GB" w:eastAsia="en-GB"/>
+        </w:rPr>
+        <w:t>2</w:t>
+      </w:r>
+      <w:r>
+        <w:rPr>
+          <w:lang w:val="en-GB" w:eastAsia="en-GB"/>
+        </w:rPr>
+        <w:t xml:space="preserve"> Terminology Mapping Chain</w:t>
+      </w:r>
+    </w:p>
+    <w:p>
+      <w:pPr>
+        <w:rPr>
+          <w:lang w:val="en-GB" w:eastAsia="en-GB"/>
+        </w:rPr>
+      </w:pPr>
+      <w:r>
+        <w:rPr>
+          <w:lang w:val="en-GB" w:eastAsia="en-GB"/>
+        </w:rPr>
+        <w:t xml:space="preserve">Test execution layer performs normal, negative and degraded scenarios. These involve successful message exchange, malformed data, slow responses and dropped connections. The response from test execution layer is evaluated according to the expected outcome and stored for future analysis. Simulated connector layer provides simulated EMR integrations relevant to MedTalk Connect, which will allow testing connector </w:t>
+      </w:r>
+      <w:proofErr w:type="spellStart"/>
+      <w:r>
+        <w:rPr>
+          <w:lang w:val="en-GB" w:eastAsia="en-GB"/>
+        </w:rPr>
+        <w:t>behavior</w:t>
+      </w:r>
+      <w:proofErr w:type="spellEnd"/>
+      <w:r>
+        <w:rPr>
+          <w:lang w:val="en-GB" w:eastAsia="en-GB"/>
+        </w:rPr>
+        <w:t xml:space="preserve"> without having to connect the test harness to production clinical systems.</w:t>
+      </w:r>
+    </w:p>
+    <w:p>
+      <w:pPr>
+        <w:rPr>
+          <w:lang w:val="en-GB" w:eastAsia="en-GB"/>
+        </w:rPr>
+      </w:pPr>
+      <w:r>
+        <w:rPr>
+          <w:lang w:val="en-GB" w:eastAsia="en-GB"/>
+        </w:rPr>
+        <w:t>The primary trust boundaries are thus established between the authorized user and the test harness, between unvalidated and validated synthetic data and between internal test environment and simulated connectors. The authentication, access control, data validation, connector isolation and secure communication are proposed as a protection measure at these trust boundaries. Such design allows implementing all the necessary requirements of the project directly.</w:t>
+      </w:r>
+    </w:p>
+    <w:p>
+      <w:pPr>
         <w:pStyle w:val="Heading2"/>
         <w:jc w:val="both"/>
         <w:rPr>
@@ -8929,169 +8942,58 @@
           <w:lang w:val="en-GB" w:eastAsia="en-GB"/>
         </w:rPr>
       </w:pPr>
-      <w:r>
-        <w:rPr>
-          <w:rFonts w:ascii="Times New Roman" w:eastAsia="Times New Roman" w:hAnsi="Times New Roman" w:cs="Times New Roman"/>
-          <w:color w:val="auto"/>
-          <w:sz w:val="24"/>
-          <w:szCs w:val="24"/>
+    </w:p>
+    <w:p>
+      <w:pPr>
+        <w:pStyle w:val="Heading2"/>
+      </w:pPr>
+      <w:r>
+        <w:t>4.2 Technology Stack and Justification</w:t>
+      </w:r>
+    </w:p>
+    <w:p>
+      <w:pPr>
+        <w:jc w:val="both"/>
+        <w:rPr>
+          <w:rFonts w:eastAsia="Times New Roman" w:cs="Times New Roman"/>
           <w:lang w:val="en-GB" w:eastAsia="en-GB"/>
         </w:rPr>
-        <w:t>Figure 4.1.</w:t>
-      </w:r>
-      <w:r>
-        <w:rPr>
-          <w:rFonts w:ascii="Times New Roman" w:eastAsia="Times New Roman" w:hAnsi="Times New Roman" w:cs="Times New Roman"/>
-          <w:color w:val="auto"/>
-          <w:sz w:val="24"/>
-          <w:szCs w:val="24"/>
+      </w:pPr>
+      <w:r>
+        <w:rPr>
+          <w:rFonts w:eastAsia="Times New Roman" w:cs="Times New Roman"/>
           <w:lang w:val="en-GB" w:eastAsia="en-GB"/>
         </w:rPr>
-        <w:t>2</w:t>
-      </w:r>
-      <w:r>
-        <w:rPr>
-          <w:rFonts w:ascii="Times New Roman" w:eastAsia="Times New Roman" w:hAnsi="Times New Roman" w:cs="Times New Roman"/>
-          <w:color w:val="auto"/>
-          <w:sz w:val="24"/>
-          <w:szCs w:val="24"/>
+        <w:t>The technology stack is chosen taking into consideration interoperability standards, needs of Australian healthcare system, security and cheapness of implementation. The selected technologies will enable implementing the Stage 1 architecture, laying a foundation for the Stage 2.</w:t>
+      </w:r>
+    </w:p>
+    <w:p>
+      <w:pPr>
+        <w:jc w:val="both"/>
+        <w:rPr>
+          <w:rFonts w:eastAsia="Times New Roman" w:cs="Times New Roman"/>
           <w:lang w:val="en-GB" w:eastAsia="en-GB"/>
         </w:rPr>
-        <w:t xml:space="preserve"> Terminology Mapping Chain</w:t>
-      </w:r>
-    </w:p>
-    <w:p>
-      <w:pPr>
-        <w:pStyle w:val="Heading2"/>
-        <w:jc w:val="both"/>
-        <w:rPr>
-          <w:rFonts w:ascii="Times New Roman" w:eastAsia="Times New Roman" w:hAnsi="Times New Roman" w:cs="Times New Roman"/>
-          <w:color w:val="auto"/>
-          <w:sz w:val="24"/>
-          <w:szCs w:val="24"/>
+      </w:pPr>
+      <w:r>
+        <w:rPr>
+          <w:rFonts w:eastAsia="Times New Roman" w:cs="Times New Roman"/>
           <w:lang w:val="en-GB" w:eastAsia="en-GB"/>
         </w:rPr>
-      </w:pPr>
-      <w:r>
-        <w:rPr>
-          <w:rFonts w:ascii="Times New Roman" w:eastAsia="Times New Roman" w:hAnsi="Times New Roman" w:cs="Times New Roman"/>
-          <w:color w:val="auto"/>
-          <w:sz w:val="24"/>
-          <w:szCs w:val="24"/>
+        <w:t>React technology is used as the frontend framework because of the requirement to use the stateful and component-based interface (scenario builder, results of the live test, connector statuses) instead of several static pages; React technology, along with its ecosystem, will enable developing such an interface without paying license costs, which is possible due to the limitations of the project budget.  There are both Python (</w:t>
+      </w:r>
+      <w:proofErr w:type="spellStart"/>
+      <w:r>
+        <w:rPr>
+          <w:rFonts w:eastAsia="Times New Roman" w:cs="Times New Roman"/>
           <w:lang w:val="en-GB" w:eastAsia="en-GB"/>
         </w:rPr>
-        <w:t xml:space="preserve">Test execution layer performs normal, negative and degraded scenarios. These involve successful message exchange, malformed data, slow responses and dropped connections. The response from test execution layer is evaluated according to the expected outcome and stored for future analysis. Simulated connector layer provides simulated EMR integrations relevant to MedTalk Connect, which will allow testing connector </w:t>
-      </w:r>
-      <w:proofErr w:type="spellStart"/>
-      <w:r>
-        <w:rPr>
-          <w:rFonts w:ascii="Times New Roman" w:eastAsia="Times New Roman" w:hAnsi="Times New Roman" w:cs="Times New Roman"/>
-          <w:color w:val="auto"/>
-          <w:sz w:val="24"/>
-          <w:szCs w:val="24"/>
-          <w:lang w:val="en-GB" w:eastAsia="en-GB"/>
-        </w:rPr>
-        <w:t>behavior</w:t>
+        <w:t>FastAPI</w:t>
       </w:r>
       <w:proofErr w:type="spellEnd"/>
       <w:r>
         <w:rPr>
-          <w:rFonts w:ascii="Times New Roman" w:eastAsia="Times New Roman" w:hAnsi="Times New Roman" w:cs="Times New Roman"/>
-          <w:color w:val="auto"/>
-          <w:sz w:val="24"/>
-          <w:szCs w:val="24"/>
-          <w:lang w:val="en-GB" w:eastAsia="en-GB"/>
-        </w:rPr>
-        <w:t xml:space="preserve"> without having to connect the test harness to production clinical systems.</w:t>
-      </w:r>
-    </w:p>
-    <w:p>
-      <w:pPr>
-        <w:pStyle w:val="Heading2"/>
-        <w:jc w:val="both"/>
-        <w:rPr>
-          <w:rFonts w:ascii="Times New Roman" w:eastAsia="Times New Roman" w:hAnsi="Times New Roman" w:cs="Times New Roman"/>
-          <w:color w:val="auto"/>
-          <w:sz w:val="24"/>
-          <w:szCs w:val="24"/>
-          <w:lang w:val="en-GB" w:eastAsia="en-GB"/>
-        </w:rPr>
-      </w:pPr>
-      <w:r>
-        <w:rPr>
-          <w:rFonts w:ascii="Times New Roman" w:eastAsia="Times New Roman" w:hAnsi="Times New Roman" w:cs="Times New Roman"/>
-          <w:color w:val="auto"/>
-          <w:sz w:val="24"/>
-          <w:szCs w:val="24"/>
-          <w:lang w:val="en-GB" w:eastAsia="en-GB"/>
-        </w:rPr>
-        <w:t>The primary trust boundaries are thus established between the authorized user and the test harness, between unvalidated and validated synthetic data and between internal test environment and simulated connectors. The authentication, access control, data validation, connector isolation and secure communication are proposed as a protection measure at these trust boundaries. Such design allows implementing all the necessary requirements of the project directly.</w:t>
-      </w:r>
-    </w:p>
-    <w:p>
-      <w:pPr>
-        <w:pStyle w:val="Heading2"/>
-        <w:jc w:val="both"/>
-        <w:rPr>
-          <w:rFonts w:ascii="Times New Roman" w:eastAsia="Times New Roman" w:hAnsi="Times New Roman" w:cs="Times New Roman"/>
-          <w:color w:val="auto"/>
-          <w:sz w:val="24"/>
-          <w:szCs w:val="24"/>
-          <w:lang w:val="en-GB" w:eastAsia="en-GB"/>
-        </w:rPr>
-      </w:pPr>
-    </w:p>
-    <w:p>
-      <w:pPr>
-        <w:pStyle w:val="Heading2"/>
-      </w:pPr>
-      <w:r>
-        <w:t>4.2 Technology Stack and Justification</w:t>
-      </w:r>
-    </w:p>
-    <w:p>
-      <w:pPr>
-        <w:jc w:val="both"/>
-        <w:rPr>
-          <w:rFonts w:ascii="Times New Roman" w:eastAsia="Times New Roman" w:hAnsi="Times New Roman" w:cs="Times New Roman"/>
-          <w:lang w:val="en-GB" w:eastAsia="en-GB"/>
-        </w:rPr>
-      </w:pPr>
-      <w:r>
-        <w:rPr>
-          <w:rFonts w:ascii="Times New Roman" w:eastAsia="Times New Roman" w:hAnsi="Times New Roman" w:cs="Times New Roman"/>
-          <w:lang w:val="en-GB" w:eastAsia="en-GB"/>
-        </w:rPr>
-        <w:t>The technology stack is chosen taking into consideration interoperability standards, needs of Australian healthcare system, security and cheapness of implementation. The selected technologies will enable implementing the Stage 1 architecture, laying a foundation for the Stage 2.</w:t>
-      </w:r>
-    </w:p>
-    <w:p>
-      <w:pPr>
-        <w:jc w:val="both"/>
-        <w:rPr>
-          <w:rFonts w:ascii="Times New Roman" w:eastAsia="Times New Roman" w:hAnsi="Times New Roman" w:cs="Times New Roman"/>
-          <w:lang w:val="en-GB" w:eastAsia="en-GB"/>
-        </w:rPr>
-      </w:pPr>
-      <w:r>
-        <w:rPr>
-          <w:rFonts w:ascii="Times New Roman" w:eastAsia="Times New Roman" w:hAnsi="Times New Roman" w:cs="Times New Roman"/>
-          <w:lang w:val="en-GB" w:eastAsia="en-GB"/>
-        </w:rPr>
-        <w:t>React technology is used as the frontend framework because of the requirement to use the stateful and component-based interface (scenario builder, results of the live test, connector statuses) instead of several static pages; React technology, along with its ecosystem, will enable developing such an interface without paying license costs, which is possible due to the limitations of the project budget.  There are both Python (</w:t>
-      </w:r>
-      <w:proofErr w:type="spellStart"/>
-      <w:r>
-        <w:rPr>
-          <w:rFonts w:ascii="Times New Roman" w:eastAsia="Times New Roman" w:hAnsi="Times New Roman" w:cs="Times New Roman"/>
-          <w:lang w:val="en-GB" w:eastAsia="en-GB"/>
-        </w:rPr>
-        <w:t>FastAPI</w:t>
-      </w:r>
-      <w:proofErr w:type="spellEnd"/>
-      <w:r>
-        <w:rPr>
-          <w:rFonts w:ascii="Times New Roman" w:eastAsia="Times New Roman" w:hAnsi="Times New Roman" w:cs="Times New Roman"/>
+          <w:rFonts w:eastAsia="Times New Roman" w:cs="Times New Roman"/>
           <w:lang w:val="en-GB" w:eastAsia="en-GB"/>
         </w:rPr>
         <w:t>) and Node.js (Express) suggested as the backend languages, not as the single option, because any of these frameworks will be able to implement the sandbox FHIR API with equal level of efficiency and community; the actual choice will be decided by the knowledge of the team, not by any technological requirement.</w:t>
@@ -9125,9 +9027,9 @@
         <w:tblLook w:val="04A0" w:firstRow="1" w:lastRow="0" w:firstColumn="1" w:lastColumn="0" w:noHBand="0" w:noVBand="1"/>
       </w:tblPr>
       <w:tblGrid>
-        <w:gridCol w:w="1865"/>
-        <w:gridCol w:w="1784"/>
-        <w:gridCol w:w="2889"/>
+        <w:gridCol w:w="1843"/>
+        <w:gridCol w:w="1935"/>
+        <w:gridCol w:w="2760"/>
         <w:gridCol w:w="3635"/>
       </w:tblGrid>
       <w:tr>
@@ -9804,22 +9706,33 @@
     </w:tbl>
     <w:p>
       <w:pPr>
-        <w:pStyle w:val="Heading2"/>
+        <w:rPr>
+          <w:lang w:val="en-GB" w:eastAsia="en-GB"/>
+        </w:rPr>
+      </w:pPr>
+    </w:p>
+    <w:p>
+      <w:pPr>
+        <w:rPr>
+          <w:lang w:val="en-GB" w:eastAsia="en-GB"/>
+        </w:rPr>
+      </w:pPr>
+      <w:r>
+        <w:rPr>
+          <w:lang w:val="en-GB" w:eastAsia="en-GB"/>
+        </w:rPr>
+        <w:br w:type="page"/>
+      </w:r>
+    </w:p>
+    <w:p>
+      <w:pPr>
         <w:jc w:val="both"/>
         <w:rPr>
-          <w:rFonts w:ascii="Times New Roman" w:eastAsia="Times New Roman" w:hAnsi="Times New Roman" w:cs="Times New Roman"/>
-          <w:color w:val="auto"/>
-          <w:sz w:val="24"/>
-          <w:szCs w:val="24"/>
           <w:lang w:val="en-GB" w:eastAsia="en-GB"/>
         </w:rPr>
       </w:pPr>
       <w:r>
         <w:rPr>
-          <w:rFonts w:ascii="Times New Roman" w:eastAsia="Times New Roman" w:hAnsi="Times New Roman" w:cs="Times New Roman"/>
-          <w:color w:val="auto"/>
-          <w:sz w:val="24"/>
-          <w:szCs w:val="24"/>
           <w:lang w:val="en-GB" w:eastAsia="en-GB"/>
         </w:rPr>
         <w:lastRenderedPageBreak/>
@@ -9827,50 +9740,30 @@
       </w:r>
       <w:r>
         <w:rPr>
-          <w:rFonts w:ascii="Times New Roman" w:eastAsia="Times New Roman" w:hAnsi="Times New Roman" w:cs="Times New Roman"/>
-          <w:color w:val="auto"/>
-          <w:sz w:val="24"/>
-          <w:szCs w:val="24"/>
           <w:lang w:val="en-GB" w:eastAsia="en-GB"/>
         </w:rPr>
         <w:t xml:space="preserve"> (HL7 Australia, n.d.). </w:t>
       </w:r>
       <w:r>
         <w:rPr>
-          <w:rFonts w:ascii="Times New Roman" w:eastAsia="Times New Roman" w:hAnsi="Times New Roman" w:cs="Times New Roman"/>
-          <w:color w:val="auto"/>
-          <w:sz w:val="24"/>
-          <w:szCs w:val="24"/>
           <w:lang w:val="en-GB" w:eastAsia="en-GB"/>
         </w:rPr>
         <w:t xml:space="preserve"> HL7 v2 remains part of the complementary simulation capabilities but not a substitute for FHIR. The terminology standards (SNOMED CT-AU, ICD-10-AM, MBS) serve as the foundation for clinical and billing mapping testing, whereas SMART on FHIR and OAuth 2.0 become the proposed authentication </w:t>
       </w:r>
       <w:r>
         <w:rPr>
-          <w:rFonts w:ascii="Times New Roman" w:eastAsia="Times New Roman" w:hAnsi="Times New Roman" w:cs="Times New Roman"/>
-          <w:color w:val="auto"/>
-          <w:sz w:val="24"/>
-          <w:szCs w:val="24"/>
           <w:lang w:val="en-GB" w:eastAsia="en-GB"/>
         </w:rPr>
         <w:t xml:space="preserve">approach (SMART Health IT, n.d.). </w:t>
       </w:r>
       <w:r>
         <w:rPr>
-          <w:rFonts w:ascii="Times New Roman" w:eastAsia="Times New Roman" w:hAnsi="Times New Roman" w:cs="Times New Roman"/>
-          <w:color w:val="auto"/>
-          <w:sz w:val="24"/>
-          <w:szCs w:val="24"/>
           <w:lang w:val="en-GB" w:eastAsia="en-GB"/>
         </w:rPr>
         <w:t>Docker becomes a Stage 2 implementation technology and not the pre-existing solution due to the scope of work, where no test harness implementation takes place in Stage 1. Postman/Newman becomes part of the solution besides the unit-testing platform since the API validation comes from an external protocol level that the unit testing cannot handle</w:t>
       </w:r>
       <w:r>
         <w:rPr>
-          <w:rFonts w:ascii="Times New Roman" w:eastAsia="Times New Roman" w:hAnsi="Times New Roman" w:cs="Times New Roman"/>
-          <w:color w:val="auto"/>
-          <w:sz w:val="24"/>
-          <w:szCs w:val="24"/>
           <w:lang w:val="en-GB" w:eastAsia="en-GB"/>
         </w:rPr>
         <w:t xml:space="preserve"> (</w:t>
@@ -9878,10 +9771,6 @@
       <w:proofErr w:type="spellStart"/>
       <w:r>
         <w:rPr>
-          <w:rFonts w:ascii="Times New Roman" w:eastAsia="Times New Roman" w:hAnsi="Times New Roman" w:cs="Times New Roman"/>
-          <w:color w:val="auto"/>
-          <w:sz w:val="24"/>
-          <w:szCs w:val="24"/>
           <w:lang w:val="en-GB" w:eastAsia="en-GB"/>
         </w:rPr>
         <w:t>Gruendner</w:t>
@@ -9889,10 +9778,6 @@
       <w:proofErr w:type="spellEnd"/>
       <w:r>
         <w:rPr>
-          <w:rFonts w:ascii="Times New Roman" w:eastAsia="Times New Roman" w:hAnsi="Times New Roman" w:cs="Times New Roman"/>
-          <w:color w:val="auto"/>
-          <w:sz w:val="24"/>
-          <w:szCs w:val="24"/>
           <w:lang w:val="en-GB" w:eastAsia="en-GB"/>
         </w:rPr>
         <w:t xml:space="preserve"> et al., 2021).</w:t>
@@ -9987,10 +9872,10 @@
         <w:tblLook w:val="04A0" w:firstRow="1" w:lastRow="0" w:firstColumn="1" w:lastColumn="0" w:noHBand="0" w:noVBand="1"/>
       </w:tblPr>
       <w:tblGrid>
-        <w:gridCol w:w="2374"/>
-        <w:gridCol w:w="3268"/>
-        <w:gridCol w:w="1186"/>
-        <w:gridCol w:w="2188"/>
+        <w:gridCol w:w="2405"/>
+        <w:gridCol w:w="3223"/>
+        <w:gridCol w:w="1220"/>
+        <w:gridCol w:w="2168"/>
       </w:tblGrid>
       <w:tr>
         <w:trPr>
@@ -10768,10 +10653,109 @@
     </w:p>
     <w:p>
       <w:pPr>
-        <w:rPr>
-          <w:rFonts w:ascii="Times New Roman" w:eastAsia="Times New Roman" w:hAnsi="Times New Roman" w:cs="Times New Roman"/>
+        <w:pStyle w:val="NormalWeb"/>
+        <w:jc w:val="both"/>
+      </w:pPr>
+      <w:r>
+        <w:rPr>
+          <w:noProof/>
+          <w14:ligatures w14:val="standardContextual"/>
+        </w:rPr>
+        <w:lastRenderedPageBreak/>
+        <w:drawing>
+          <wp:inline distT="0" distB="0" distL="0" distR="0" wp14:anchorId="0426236E" wp14:editId="020FE4F1">
+            <wp:extent cx="5731510" cy="3783330"/>
+            <wp:effectExtent l="0" t="0" r="0" b="1270"/>
+            <wp:docPr id="976933799" name="Picture 2"/>
+            <wp:cNvGraphicFramePr>
+              <a:graphicFrameLocks xmlns:a="http://schemas.openxmlformats.org/drawingml/2006/main" noChangeAspect="1"/>
+            </wp:cNvGraphicFramePr>
+            <a:graphic xmlns:a="http://schemas.openxmlformats.org/drawingml/2006/main">
+              <a:graphicData uri="http://schemas.openxmlformats.org/drawingml/2006/picture">
+                <pic:pic xmlns:pic="http://schemas.openxmlformats.org/drawingml/2006/picture">
+                  <pic:nvPicPr>
+                    <pic:cNvPr id="976933799" name="Picture 976933799"/>
+                    <pic:cNvPicPr/>
+                  </pic:nvPicPr>
+                  <pic:blipFill>
+                    <a:blip r:embed="rId13" cstate="print">
+                      <a:extLst>
+                        <a:ext uri="{28A0092B-C50C-407E-A947-70E740481C1C}">
+                          <a14:useLocalDpi xmlns:a14="http://schemas.microsoft.com/office/drawing/2010/main" val="0"/>
+                        </a:ext>
+                      </a:extLst>
+                    </a:blip>
+                    <a:stretch>
+                      <a:fillRect/>
+                    </a:stretch>
+                  </pic:blipFill>
+                  <pic:spPr>
+                    <a:xfrm>
+                      <a:off x="0" y="0"/>
+                      <a:ext cx="5731510" cy="3783330"/>
+                    </a:xfrm>
+                    <a:prstGeom prst="rect">
+                      <a:avLst/>
+                    </a:prstGeom>
+                  </pic:spPr>
+                </pic:pic>
+              </a:graphicData>
+            </a:graphic>
+          </wp:inline>
+        </w:drawing>
+      </w:r>
+    </w:p>
+    <w:p>
+      <w:pPr>
+        <w:pStyle w:val="NormalWeb"/>
+        <w:jc w:val="both"/>
+        <w:rPr>
+          <w:b/>
+          <w:bCs/>
+        </w:rPr>
+      </w:pPr>
+      <w:r>
+        <w:rPr>
+          <w:b/>
+          <w:bCs/>
+        </w:rPr>
+        <w:t>Figure 4.3.0:</w:t>
+      </w:r>
+      <w:r>
+        <w:rPr>
+          <w:b/>
+          <w:bCs/>
+        </w:rPr>
+        <w:t xml:space="preserve"> </w:t>
+      </w:r>
+      <w:r>
+        <w:rPr>
+          <w:b/>
+          <w:bCs/>
+        </w:rPr>
+        <w:t>Threat model</w:t>
+      </w:r>
+    </w:p>
+    <w:p>
+      <w:pPr>
+        <w:pStyle w:val="NormalWeb"/>
+        <w:jc w:val="both"/>
+      </w:pPr>
+      <w:r>
+        <w:t>This figure extends the design presented in Section 4.1 by assigning the STRIDE threats across the three trust boundaries that have been defined previously. Clinicians and testers access the design via two separate but authenticated methods: a federated SMART on FHIR launch and a sandbox token login, both traversing Trust Boundary 1 via the identity gateway. The data travels through the scenario building, validating synthetic data (Boundary 2), terminology mapping, and tests, finally arriving at simulated EMR connectors (Boundary 3). The two threat actors used for analysis in the design — an external attacker testing credentials and a malicious insider posing a risk of configuration drift — are represented with vectors pointing at the threatened boundaries. A panel showing asset categorisation lists data at rest, data in transit, and credentials/secrets, and STRIDE matrix (R-01-R-05) is included linking risks with their assets and mitigations</w:t>
+      </w:r>
+      <w:r>
+        <w:t xml:space="preserve"> as shown in the table below</w:t>
+      </w:r>
+      <w:r>
+        <w:t>.</w:t>
+      </w:r>
+    </w:p>
+    <w:p>
+      <w:pPr>
+        <w:rPr>
+          <w:rFonts w:eastAsia="Times New Roman" w:cs="Times New Roman"/>
           <w:kern w:val="0"/>
-          <w:sz w:val="24"/>
           <w:szCs w:val="24"/>
           <w:lang w:val="en-GB" w:eastAsia="en-GB"/>
           <w14:ligatures w14:val="none"/>
@@ -10783,10 +10767,1199 @@
     </w:p>
     <w:p>
       <w:pPr>
+        <w:pStyle w:val="NormalWeb"/>
+        <w:rPr>
+          <w:b/>
+          <w:bCs/>
+        </w:rPr>
+      </w:pPr>
+      <w:r>
+        <w:rPr>
+          <w:b/>
+          <w:bCs/>
+        </w:rPr>
+        <w:lastRenderedPageBreak/>
+        <w:t>Table 4.3.2 Stride Table</w:t>
+      </w:r>
+    </w:p>
+    <w:tbl>
+      <w:tblPr>
+        <w:tblStyle w:val="TableGridLight"/>
+        <w:tblW w:w="10207" w:type="dxa"/>
+        <w:tblInd w:w="-431" w:type="dxa"/>
+        <w:tblLook w:val="04A0" w:firstRow="1" w:lastRow="0" w:firstColumn="1" w:lastColumn="0" w:noHBand="0" w:noVBand="1"/>
+      </w:tblPr>
+      <w:tblGrid>
+        <w:gridCol w:w="912"/>
+        <w:gridCol w:w="2349"/>
+        <w:gridCol w:w="1276"/>
+        <w:gridCol w:w="1197"/>
+        <w:gridCol w:w="2347"/>
+        <w:gridCol w:w="2126"/>
+      </w:tblGrid>
+      <w:tr>
+        <w:tc>
+          <w:tcPr>
+            <w:tcW w:w="912" w:type="dxa"/>
+            <w:hideMark/>
+          </w:tcPr>
+          <w:p>
+            <w:pPr>
+              <w:jc w:val="center"/>
+              <w:rPr>
+                <w:rFonts w:ascii="Arial" w:eastAsia="Times New Roman" w:hAnsi="Arial" w:cs="Arial"/>
+                <w:b/>
+                <w:bCs/>
+                <w:kern w:val="0"/>
+                <w:sz w:val="21"/>
+                <w:szCs w:val="21"/>
+                <w:lang w:val="en-GB" w:eastAsia="en-GB"/>
+                <w14:ligatures w14:val="none"/>
+              </w:rPr>
+            </w:pPr>
+            <w:r>
+              <w:rPr>
+                <w:rFonts w:ascii="Arial" w:eastAsia="Times New Roman" w:hAnsi="Arial" w:cs="Arial"/>
+                <w:b/>
+                <w:bCs/>
+                <w:kern w:val="0"/>
+                <w:sz w:val="21"/>
+                <w:szCs w:val="21"/>
+                <w:lang w:val="en-GB" w:eastAsia="en-GB"/>
+                <w14:ligatures w14:val="none"/>
+              </w:rPr>
+              <w:t>ID</w:t>
+            </w:r>
+          </w:p>
+        </w:tc>
+        <w:tc>
+          <w:tcPr>
+            <w:tcW w:w="2349" w:type="dxa"/>
+            <w:hideMark/>
+          </w:tcPr>
+          <w:p>
+            <w:pPr>
+              <w:jc w:val="center"/>
+              <w:rPr>
+                <w:rFonts w:ascii="Arial" w:eastAsia="Times New Roman" w:hAnsi="Arial" w:cs="Arial"/>
+                <w:b/>
+                <w:bCs/>
+                <w:kern w:val="0"/>
+                <w:sz w:val="21"/>
+                <w:szCs w:val="21"/>
+                <w:lang w:val="en-GB" w:eastAsia="en-GB"/>
+                <w14:ligatures w14:val="none"/>
+              </w:rPr>
+            </w:pPr>
+            <w:r>
+              <w:rPr>
+                <w:rFonts w:ascii="Arial" w:eastAsia="Times New Roman" w:hAnsi="Arial" w:cs="Arial"/>
+                <w:b/>
+                <w:bCs/>
+                <w:kern w:val="0"/>
+                <w:sz w:val="21"/>
+                <w:szCs w:val="21"/>
+                <w:lang w:val="en-GB" w:eastAsia="en-GB"/>
+                <w14:ligatures w14:val="none"/>
+              </w:rPr>
+              <w:t>Risk Description</w:t>
+            </w:r>
+          </w:p>
+        </w:tc>
+        <w:tc>
+          <w:tcPr>
+            <w:tcW w:w="1276" w:type="dxa"/>
+            <w:hideMark/>
+          </w:tcPr>
+          <w:p>
+            <w:pPr>
+              <w:jc w:val="center"/>
+              <w:rPr>
+                <w:rFonts w:ascii="Arial" w:eastAsia="Times New Roman" w:hAnsi="Arial" w:cs="Arial"/>
+                <w:b/>
+                <w:bCs/>
+                <w:kern w:val="0"/>
+                <w:sz w:val="21"/>
+                <w:szCs w:val="21"/>
+                <w:lang w:val="en-GB" w:eastAsia="en-GB"/>
+                <w14:ligatures w14:val="none"/>
+              </w:rPr>
+            </w:pPr>
+            <w:r>
+              <w:rPr>
+                <w:rFonts w:ascii="Arial" w:eastAsia="Times New Roman" w:hAnsi="Arial" w:cs="Arial"/>
+                <w:b/>
+                <w:bCs/>
+                <w:kern w:val="0"/>
+                <w:sz w:val="21"/>
+                <w:szCs w:val="21"/>
+                <w:lang w:val="en-GB" w:eastAsia="en-GB"/>
+                <w14:ligatures w14:val="none"/>
+              </w:rPr>
+              <w:t>STRIDE Category</w:t>
+            </w:r>
+          </w:p>
+        </w:tc>
+        <w:tc>
+          <w:tcPr>
+            <w:tcW w:w="1197" w:type="dxa"/>
+            <w:hideMark/>
+          </w:tcPr>
+          <w:p>
+            <w:pPr>
+              <w:jc w:val="center"/>
+              <w:rPr>
+                <w:rFonts w:ascii="Arial" w:eastAsia="Times New Roman" w:hAnsi="Arial" w:cs="Arial"/>
+                <w:b/>
+                <w:bCs/>
+                <w:kern w:val="0"/>
+                <w:sz w:val="21"/>
+                <w:szCs w:val="21"/>
+                <w:lang w:val="en-GB" w:eastAsia="en-GB"/>
+                <w14:ligatures w14:val="none"/>
+              </w:rPr>
+            </w:pPr>
+            <w:r>
+              <w:rPr>
+                <w:rFonts w:ascii="Arial" w:eastAsia="Times New Roman" w:hAnsi="Arial" w:cs="Arial"/>
+                <w:b/>
+                <w:bCs/>
+                <w:kern w:val="0"/>
+                <w:sz w:val="21"/>
+                <w:szCs w:val="21"/>
+                <w:lang w:val="en-GB" w:eastAsia="en-GB"/>
+                <w14:ligatures w14:val="none"/>
+              </w:rPr>
+              <w:t>Boundary</w:t>
+            </w:r>
+          </w:p>
+        </w:tc>
+        <w:tc>
+          <w:tcPr>
+            <w:tcW w:w="2347" w:type="dxa"/>
+            <w:hideMark/>
+          </w:tcPr>
+          <w:p>
+            <w:pPr>
+              <w:jc w:val="center"/>
+              <w:rPr>
+                <w:rFonts w:ascii="Arial" w:eastAsia="Times New Roman" w:hAnsi="Arial" w:cs="Arial"/>
+                <w:b/>
+                <w:bCs/>
+                <w:kern w:val="0"/>
+                <w:sz w:val="21"/>
+                <w:szCs w:val="21"/>
+                <w:lang w:val="en-GB" w:eastAsia="en-GB"/>
+                <w14:ligatures w14:val="none"/>
+              </w:rPr>
+            </w:pPr>
+            <w:r>
+              <w:rPr>
+                <w:rFonts w:ascii="Arial" w:eastAsia="Times New Roman" w:hAnsi="Arial" w:cs="Arial"/>
+                <w:b/>
+                <w:bCs/>
+                <w:kern w:val="0"/>
+                <w:sz w:val="21"/>
+                <w:szCs w:val="21"/>
+                <w:lang w:val="en-GB" w:eastAsia="en-GB"/>
+                <w14:ligatures w14:val="none"/>
+              </w:rPr>
+              <w:t>Asset(s) Affected</w:t>
+            </w:r>
+          </w:p>
+        </w:tc>
+        <w:tc>
+          <w:tcPr>
+            <w:tcW w:w="2126" w:type="dxa"/>
+            <w:hideMark/>
+          </w:tcPr>
+          <w:p>
+            <w:pPr>
+              <w:jc w:val="center"/>
+              <w:rPr>
+                <w:rFonts w:ascii="Arial" w:eastAsia="Times New Roman" w:hAnsi="Arial" w:cs="Arial"/>
+                <w:b/>
+                <w:bCs/>
+                <w:kern w:val="0"/>
+                <w:sz w:val="21"/>
+                <w:szCs w:val="21"/>
+                <w:lang w:val="en-GB" w:eastAsia="en-GB"/>
+                <w14:ligatures w14:val="none"/>
+              </w:rPr>
+            </w:pPr>
+            <w:r>
+              <w:rPr>
+                <w:rFonts w:ascii="Arial" w:eastAsia="Times New Roman" w:hAnsi="Arial" w:cs="Arial"/>
+                <w:b/>
+                <w:bCs/>
+                <w:kern w:val="0"/>
+                <w:sz w:val="21"/>
+                <w:szCs w:val="21"/>
+                <w:lang w:val="en-GB" w:eastAsia="en-GB"/>
+                <w14:ligatures w14:val="none"/>
+              </w:rPr>
+              <w:t>Mitigation</w:t>
+            </w:r>
+          </w:p>
+        </w:tc>
+      </w:tr>
+      <w:tr>
+        <w:tc>
+          <w:tcPr>
+            <w:tcW w:w="912" w:type="dxa"/>
+            <w:hideMark/>
+          </w:tcPr>
+          <w:p>
+            <w:pPr>
+              <w:rPr>
+                <w:rFonts w:ascii="Arial" w:eastAsia="Times New Roman" w:hAnsi="Arial" w:cs="Arial"/>
+                <w:kern w:val="0"/>
+                <w:sz w:val="21"/>
+                <w:szCs w:val="21"/>
+                <w:lang w:val="en-GB" w:eastAsia="en-GB"/>
+                <w14:ligatures w14:val="none"/>
+              </w:rPr>
+            </w:pPr>
+            <w:r>
+              <w:rPr>
+                <w:rFonts w:ascii="Arial" w:eastAsia="Times New Roman" w:hAnsi="Arial" w:cs="Arial"/>
+                <w:b/>
+                <w:bCs/>
+                <w:kern w:val="0"/>
+                <w:sz w:val="21"/>
+                <w:szCs w:val="21"/>
+                <w:lang w:val="en-GB" w:eastAsia="en-GB"/>
+                <w14:ligatures w14:val="none"/>
+              </w:rPr>
+              <w:t>R-01</w:t>
+            </w:r>
+          </w:p>
+        </w:tc>
+        <w:tc>
+          <w:tcPr>
+            <w:tcW w:w="2349" w:type="dxa"/>
+            <w:hideMark/>
+          </w:tcPr>
+          <w:p>
+            <w:pPr>
+              <w:rPr>
+                <w:rFonts w:ascii="Arial" w:eastAsia="Times New Roman" w:hAnsi="Arial" w:cs="Arial"/>
+                <w:kern w:val="0"/>
+                <w:sz w:val="21"/>
+                <w:szCs w:val="21"/>
+                <w:lang w:val="en-GB" w:eastAsia="en-GB"/>
+                <w14:ligatures w14:val="none"/>
+              </w:rPr>
+            </w:pPr>
+            <w:r>
+              <w:rPr>
+                <w:rFonts w:ascii="Arial" w:eastAsia="Times New Roman" w:hAnsi="Arial" w:cs="Arial"/>
+                <w:kern w:val="0"/>
+                <w:sz w:val="21"/>
+                <w:szCs w:val="21"/>
+                <w:lang w:val="en-GB" w:eastAsia="en-GB"/>
+                <w14:ligatures w14:val="none"/>
+              </w:rPr>
+              <w:t>Fake or replayed credential reaches the identity gateway</w:t>
+            </w:r>
+          </w:p>
+        </w:tc>
+        <w:tc>
+          <w:tcPr>
+            <w:tcW w:w="1276" w:type="dxa"/>
+            <w:hideMark/>
+          </w:tcPr>
+          <w:p>
+            <w:pPr>
+              <w:rPr>
+                <w:rFonts w:ascii="Arial" w:eastAsia="Times New Roman" w:hAnsi="Arial" w:cs="Arial"/>
+                <w:kern w:val="0"/>
+                <w:sz w:val="21"/>
+                <w:szCs w:val="21"/>
+                <w:lang w:val="en-GB" w:eastAsia="en-GB"/>
+                <w14:ligatures w14:val="none"/>
+              </w:rPr>
+            </w:pPr>
+            <w:r>
+              <w:rPr>
+                <w:rFonts w:ascii="Arial" w:eastAsia="Times New Roman" w:hAnsi="Arial" w:cs="Arial"/>
+                <w:kern w:val="0"/>
+                <w:sz w:val="21"/>
+                <w:szCs w:val="21"/>
+                <w:lang w:val="en-GB" w:eastAsia="en-GB"/>
+                <w14:ligatures w14:val="none"/>
+              </w:rPr>
+              <w:t>Spoofing</w:t>
+            </w:r>
+          </w:p>
+        </w:tc>
+        <w:tc>
+          <w:tcPr>
+            <w:tcW w:w="1197" w:type="dxa"/>
+            <w:hideMark/>
+          </w:tcPr>
+          <w:p>
+            <w:pPr>
+              <w:rPr>
+                <w:rFonts w:ascii="Arial" w:eastAsia="Times New Roman" w:hAnsi="Arial" w:cs="Arial"/>
+                <w:kern w:val="0"/>
+                <w:sz w:val="21"/>
+                <w:szCs w:val="21"/>
+                <w:lang w:val="en-GB" w:eastAsia="en-GB"/>
+                <w14:ligatures w14:val="none"/>
+              </w:rPr>
+            </w:pPr>
+            <w:r>
+              <w:rPr>
+                <w:rFonts w:ascii="Arial" w:eastAsia="Times New Roman" w:hAnsi="Arial" w:cs="Arial"/>
+                <w:kern w:val="0"/>
+                <w:sz w:val="21"/>
+                <w:szCs w:val="21"/>
+                <w:lang w:val="en-GB" w:eastAsia="en-GB"/>
+                <w14:ligatures w14:val="none"/>
+              </w:rPr>
+              <w:t>B1</w:t>
+            </w:r>
+          </w:p>
+        </w:tc>
+        <w:tc>
+          <w:tcPr>
+            <w:tcW w:w="2347" w:type="dxa"/>
+            <w:hideMark/>
+          </w:tcPr>
+          <w:p>
+            <w:pPr>
+              <w:rPr>
+                <w:rFonts w:ascii="Arial" w:eastAsia="Times New Roman" w:hAnsi="Arial" w:cs="Arial"/>
+                <w:kern w:val="0"/>
+                <w:sz w:val="21"/>
+                <w:szCs w:val="21"/>
+                <w:lang w:val="en-GB" w:eastAsia="en-GB"/>
+                <w14:ligatures w14:val="none"/>
+              </w:rPr>
+            </w:pPr>
+            <w:r>
+              <w:rPr>
+                <w:rFonts w:ascii="Arial" w:eastAsia="Times New Roman" w:hAnsi="Arial" w:cs="Arial"/>
+                <w:kern w:val="0"/>
+                <w:sz w:val="21"/>
+                <w:szCs w:val="21"/>
+                <w:lang w:val="en-GB" w:eastAsia="en-GB"/>
+                <w14:ligatures w14:val="none"/>
+              </w:rPr>
+              <w:t>Credentials &amp; Secrets</w:t>
+            </w:r>
+            <w:r>
+              <w:rPr>
+                <w:rFonts w:ascii="Arial" w:eastAsia="Times New Roman" w:hAnsi="Arial" w:cs="Arial"/>
+                <w:kern w:val="0"/>
+                <w:sz w:val="21"/>
+                <w:szCs w:val="21"/>
+                <w:lang w:val="en-GB" w:eastAsia="en-GB"/>
+                <w14:ligatures w14:val="none"/>
+              </w:rPr>
+              <w:br/>
+              <w:t>(OAuth token)</w:t>
+            </w:r>
+          </w:p>
+        </w:tc>
+        <w:tc>
+          <w:tcPr>
+            <w:tcW w:w="2126" w:type="dxa"/>
+            <w:hideMark/>
+          </w:tcPr>
+          <w:p>
+            <w:pPr>
+              <w:rPr>
+                <w:rFonts w:ascii="Arial" w:eastAsia="Times New Roman" w:hAnsi="Arial" w:cs="Arial"/>
+                <w:kern w:val="0"/>
+                <w:sz w:val="21"/>
+                <w:szCs w:val="21"/>
+                <w:lang w:val="en-GB" w:eastAsia="en-GB"/>
+                <w14:ligatures w14:val="none"/>
+              </w:rPr>
+            </w:pPr>
+            <w:r>
+              <w:rPr>
+                <w:rFonts w:ascii="Arial" w:eastAsia="Times New Roman" w:hAnsi="Arial" w:cs="Arial"/>
+                <w:kern w:val="0"/>
+                <w:sz w:val="21"/>
+                <w:szCs w:val="21"/>
+                <w:lang w:val="en-GB" w:eastAsia="en-GB"/>
+                <w14:ligatures w14:val="none"/>
+              </w:rPr>
+              <w:t>SMART on FHIR + OAuth 2.0; short-lived tokens</w:t>
+            </w:r>
+          </w:p>
+        </w:tc>
+      </w:tr>
+      <w:tr>
+        <w:tc>
+          <w:tcPr>
+            <w:tcW w:w="912" w:type="dxa"/>
+            <w:hideMark/>
+          </w:tcPr>
+          <w:p>
+            <w:pPr>
+              <w:rPr>
+                <w:rFonts w:ascii="Arial" w:eastAsia="Times New Roman" w:hAnsi="Arial" w:cs="Arial"/>
+                <w:kern w:val="0"/>
+                <w:sz w:val="21"/>
+                <w:szCs w:val="21"/>
+                <w:lang w:val="en-GB" w:eastAsia="en-GB"/>
+                <w14:ligatures w14:val="none"/>
+              </w:rPr>
+            </w:pPr>
+            <w:r>
+              <w:rPr>
+                <w:rFonts w:ascii="Arial" w:eastAsia="Times New Roman" w:hAnsi="Arial" w:cs="Arial"/>
+                <w:b/>
+                <w:bCs/>
+                <w:kern w:val="0"/>
+                <w:sz w:val="21"/>
+                <w:szCs w:val="21"/>
+                <w:lang w:val="en-GB" w:eastAsia="en-GB"/>
+                <w14:ligatures w14:val="none"/>
+              </w:rPr>
+              <w:t>R-02</w:t>
+            </w:r>
+          </w:p>
+        </w:tc>
+        <w:tc>
+          <w:tcPr>
+            <w:tcW w:w="2349" w:type="dxa"/>
+            <w:hideMark/>
+          </w:tcPr>
+          <w:p>
+            <w:pPr>
+              <w:rPr>
+                <w:rFonts w:ascii="Arial" w:eastAsia="Times New Roman" w:hAnsi="Arial" w:cs="Arial"/>
+                <w:kern w:val="0"/>
+                <w:sz w:val="21"/>
+                <w:szCs w:val="21"/>
+                <w:lang w:val="en-GB" w:eastAsia="en-GB"/>
+                <w14:ligatures w14:val="none"/>
+              </w:rPr>
+            </w:pPr>
+            <w:r>
+              <w:rPr>
+                <w:rFonts w:ascii="Arial" w:eastAsia="Times New Roman" w:hAnsi="Arial" w:cs="Arial"/>
+                <w:kern w:val="0"/>
+                <w:sz w:val="21"/>
+                <w:szCs w:val="21"/>
+                <w:lang w:val="en-GB" w:eastAsia="en-GB"/>
+                <w14:ligatures w14:val="none"/>
+              </w:rPr>
+              <w:t>Tester's sandbox token reused to perform clinician-only actions</w:t>
+            </w:r>
+          </w:p>
+        </w:tc>
+        <w:tc>
+          <w:tcPr>
+            <w:tcW w:w="1276" w:type="dxa"/>
+            <w:hideMark/>
+          </w:tcPr>
+          <w:p>
+            <w:pPr>
+              <w:rPr>
+                <w:rFonts w:ascii="Arial" w:eastAsia="Times New Roman" w:hAnsi="Arial" w:cs="Arial"/>
+                <w:kern w:val="0"/>
+                <w:sz w:val="21"/>
+                <w:szCs w:val="21"/>
+                <w:lang w:val="en-GB" w:eastAsia="en-GB"/>
+                <w14:ligatures w14:val="none"/>
+              </w:rPr>
+            </w:pPr>
+            <w:r>
+              <w:rPr>
+                <w:rFonts w:ascii="Arial" w:eastAsia="Times New Roman" w:hAnsi="Arial" w:cs="Arial"/>
+                <w:kern w:val="0"/>
+                <w:sz w:val="21"/>
+                <w:szCs w:val="21"/>
+                <w:lang w:val="en-GB" w:eastAsia="en-GB"/>
+                <w14:ligatures w14:val="none"/>
+              </w:rPr>
+              <w:t>Elevation of Privilege</w:t>
+            </w:r>
+          </w:p>
+        </w:tc>
+        <w:tc>
+          <w:tcPr>
+            <w:tcW w:w="1197" w:type="dxa"/>
+            <w:hideMark/>
+          </w:tcPr>
+          <w:p>
+            <w:pPr>
+              <w:rPr>
+                <w:rFonts w:ascii="Arial" w:eastAsia="Times New Roman" w:hAnsi="Arial" w:cs="Arial"/>
+                <w:kern w:val="0"/>
+                <w:sz w:val="21"/>
+                <w:szCs w:val="21"/>
+                <w:lang w:val="en-GB" w:eastAsia="en-GB"/>
+                <w14:ligatures w14:val="none"/>
+              </w:rPr>
+            </w:pPr>
+            <w:r>
+              <w:rPr>
+                <w:rFonts w:ascii="Arial" w:eastAsia="Times New Roman" w:hAnsi="Arial" w:cs="Arial"/>
+                <w:kern w:val="0"/>
+                <w:sz w:val="21"/>
+                <w:szCs w:val="21"/>
+                <w:lang w:val="en-GB" w:eastAsia="en-GB"/>
+                <w14:ligatures w14:val="none"/>
+              </w:rPr>
+              <w:t>B1</w:t>
+            </w:r>
+          </w:p>
+        </w:tc>
+        <w:tc>
+          <w:tcPr>
+            <w:tcW w:w="2347" w:type="dxa"/>
+            <w:hideMark/>
+          </w:tcPr>
+          <w:p>
+            <w:pPr>
+              <w:rPr>
+                <w:rFonts w:ascii="Arial" w:eastAsia="Times New Roman" w:hAnsi="Arial" w:cs="Arial"/>
+                <w:kern w:val="0"/>
+                <w:sz w:val="21"/>
+                <w:szCs w:val="21"/>
+                <w:lang w:val="en-GB" w:eastAsia="en-GB"/>
+                <w14:ligatures w14:val="none"/>
+              </w:rPr>
+            </w:pPr>
+            <w:r>
+              <w:rPr>
+                <w:rFonts w:ascii="Arial" w:eastAsia="Times New Roman" w:hAnsi="Arial" w:cs="Arial"/>
+                <w:kern w:val="0"/>
+                <w:sz w:val="21"/>
+                <w:szCs w:val="21"/>
+                <w:lang w:val="en-GB" w:eastAsia="en-GB"/>
+                <w14:ligatures w14:val="none"/>
+              </w:rPr>
+              <w:t>Credentials &amp; Secrets</w:t>
+            </w:r>
+            <w:r>
+              <w:rPr>
+                <w:rFonts w:ascii="Arial" w:eastAsia="Times New Roman" w:hAnsi="Arial" w:cs="Arial"/>
+                <w:kern w:val="0"/>
+                <w:sz w:val="21"/>
+                <w:szCs w:val="21"/>
+                <w:lang w:val="en-GB" w:eastAsia="en-GB"/>
+                <w14:ligatures w14:val="none"/>
+              </w:rPr>
+              <w:br/>
+              <w:t>(sandbox client secret)</w:t>
+            </w:r>
+          </w:p>
+        </w:tc>
+        <w:tc>
+          <w:tcPr>
+            <w:tcW w:w="2126" w:type="dxa"/>
+            <w:hideMark/>
+          </w:tcPr>
+          <w:p>
+            <w:pPr>
+              <w:rPr>
+                <w:rFonts w:ascii="Arial" w:eastAsia="Times New Roman" w:hAnsi="Arial" w:cs="Arial"/>
+                <w:kern w:val="0"/>
+                <w:sz w:val="21"/>
+                <w:szCs w:val="21"/>
+                <w:lang w:val="en-GB" w:eastAsia="en-GB"/>
+                <w14:ligatures w14:val="none"/>
+              </w:rPr>
+            </w:pPr>
+            <w:r>
+              <w:rPr>
+                <w:rFonts w:ascii="Arial" w:eastAsia="Times New Roman" w:hAnsi="Arial" w:cs="Arial"/>
+                <w:kern w:val="0"/>
+                <w:sz w:val="21"/>
+                <w:szCs w:val="21"/>
+                <w:lang w:val="en-GB" w:eastAsia="en-GB"/>
+                <w14:ligatures w14:val="none"/>
+              </w:rPr>
+              <w:t>Role-based access control; tenant isolation</w:t>
+            </w:r>
+          </w:p>
+        </w:tc>
+      </w:tr>
+      <w:tr>
+        <w:tc>
+          <w:tcPr>
+            <w:tcW w:w="912" w:type="dxa"/>
+            <w:hideMark/>
+          </w:tcPr>
+          <w:p>
+            <w:pPr>
+              <w:rPr>
+                <w:rFonts w:ascii="Arial" w:eastAsia="Times New Roman" w:hAnsi="Arial" w:cs="Arial"/>
+                <w:kern w:val="0"/>
+                <w:sz w:val="21"/>
+                <w:szCs w:val="21"/>
+                <w:lang w:val="en-GB" w:eastAsia="en-GB"/>
+                <w14:ligatures w14:val="none"/>
+              </w:rPr>
+            </w:pPr>
+            <w:r>
+              <w:rPr>
+                <w:rFonts w:ascii="Arial" w:eastAsia="Times New Roman" w:hAnsi="Arial" w:cs="Arial"/>
+                <w:b/>
+                <w:bCs/>
+                <w:kern w:val="0"/>
+                <w:sz w:val="21"/>
+                <w:szCs w:val="21"/>
+                <w:lang w:val="en-GB" w:eastAsia="en-GB"/>
+                <w14:ligatures w14:val="none"/>
+              </w:rPr>
+              <w:t>R-03</w:t>
+            </w:r>
+          </w:p>
+        </w:tc>
+        <w:tc>
+          <w:tcPr>
+            <w:tcW w:w="2349" w:type="dxa"/>
+            <w:hideMark/>
+          </w:tcPr>
+          <w:p>
+            <w:pPr>
+              <w:rPr>
+                <w:rFonts w:ascii="Arial" w:eastAsia="Times New Roman" w:hAnsi="Arial" w:cs="Arial"/>
+                <w:kern w:val="0"/>
+                <w:sz w:val="21"/>
+                <w:szCs w:val="21"/>
+                <w:lang w:val="en-GB" w:eastAsia="en-GB"/>
+                <w14:ligatures w14:val="none"/>
+              </w:rPr>
+            </w:pPr>
+            <w:r>
+              <w:rPr>
+                <w:rFonts w:ascii="Arial" w:eastAsia="Times New Roman" w:hAnsi="Arial" w:cs="Arial"/>
+                <w:kern w:val="0"/>
+                <w:sz w:val="21"/>
+                <w:szCs w:val="21"/>
+                <w:lang w:val="en-GB" w:eastAsia="en-GB"/>
+                <w14:ligatures w14:val="none"/>
+              </w:rPr>
+              <w:t>Untrusted or drifted scenario/mapping configuration passed downstream</w:t>
+            </w:r>
+          </w:p>
+        </w:tc>
+        <w:tc>
+          <w:tcPr>
+            <w:tcW w:w="1276" w:type="dxa"/>
+            <w:hideMark/>
+          </w:tcPr>
+          <w:p>
+            <w:pPr>
+              <w:rPr>
+                <w:rFonts w:ascii="Arial" w:eastAsia="Times New Roman" w:hAnsi="Arial" w:cs="Arial"/>
+                <w:kern w:val="0"/>
+                <w:sz w:val="21"/>
+                <w:szCs w:val="21"/>
+                <w:lang w:val="en-GB" w:eastAsia="en-GB"/>
+                <w14:ligatures w14:val="none"/>
+              </w:rPr>
+            </w:pPr>
+            <w:r>
+              <w:rPr>
+                <w:rFonts w:ascii="Arial" w:eastAsia="Times New Roman" w:hAnsi="Arial" w:cs="Arial"/>
+                <w:kern w:val="0"/>
+                <w:sz w:val="21"/>
+                <w:szCs w:val="21"/>
+                <w:lang w:val="en-GB" w:eastAsia="en-GB"/>
+                <w14:ligatures w14:val="none"/>
+              </w:rPr>
+              <w:t>Tampering</w:t>
+            </w:r>
+          </w:p>
+        </w:tc>
+        <w:tc>
+          <w:tcPr>
+            <w:tcW w:w="1197" w:type="dxa"/>
+            <w:hideMark/>
+          </w:tcPr>
+          <w:p>
+            <w:pPr>
+              <w:rPr>
+                <w:rFonts w:ascii="Arial" w:eastAsia="Times New Roman" w:hAnsi="Arial" w:cs="Arial"/>
+                <w:kern w:val="0"/>
+                <w:sz w:val="21"/>
+                <w:szCs w:val="21"/>
+                <w:lang w:val="en-GB" w:eastAsia="en-GB"/>
+                <w14:ligatures w14:val="none"/>
+              </w:rPr>
+            </w:pPr>
+            <w:r>
+              <w:rPr>
+                <w:rFonts w:ascii="Arial" w:eastAsia="Times New Roman" w:hAnsi="Arial" w:cs="Arial"/>
+                <w:kern w:val="0"/>
+                <w:sz w:val="21"/>
+                <w:szCs w:val="21"/>
+                <w:lang w:val="en-GB" w:eastAsia="en-GB"/>
+                <w14:ligatures w14:val="none"/>
+              </w:rPr>
+              <w:t>B2</w:t>
+            </w:r>
+          </w:p>
+        </w:tc>
+        <w:tc>
+          <w:tcPr>
+            <w:tcW w:w="2347" w:type="dxa"/>
+            <w:hideMark/>
+          </w:tcPr>
+          <w:p>
+            <w:pPr>
+              <w:rPr>
+                <w:rFonts w:ascii="Arial" w:eastAsia="Times New Roman" w:hAnsi="Arial" w:cs="Arial"/>
+                <w:kern w:val="0"/>
+                <w:sz w:val="21"/>
+                <w:szCs w:val="21"/>
+                <w:lang w:val="en-GB" w:eastAsia="en-GB"/>
+                <w14:ligatures w14:val="none"/>
+              </w:rPr>
+            </w:pPr>
+            <w:r>
+              <w:rPr>
+                <w:rFonts w:ascii="Arial" w:eastAsia="Times New Roman" w:hAnsi="Arial" w:cs="Arial"/>
+                <w:kern w:val="0"/>
+                <w:sz w:val="21"/>
+                <w:szCs w:val="21"/>
+                <w:lang w:val="en-GB" w:eastAsia="en-GB"/>
+                <w14:ligatures w14:val="none"/>
+              </w:rPr>
+              <w:t>Data in Motion</w:t>
+            </w:r>
+            <w:r>
+              <w:rPr>
+                <w:rFonts w:ascii="Arial" w:eastAsia="Times New Roman" w:hAnsi="Arial" w:cs="Arial"/>
+                <w:kern w:val="0"/>
+                <w:sz w:val="21"/>
+                <w:szCs w:val="21"/>
+                <w:lang w:val="en-GB" w:eastAsia="en-GB"/>
+                <w14:ligatures w14:val="none"/>
+              </w:rPr>
+              <w:br/>
+              <w:t>(FHIR scenario payload)</w:t>
+            </w:r>
+          </w:p>
+        </w:tc>
+        <w:tc>
+          <w:tcPr>
+            <w:tcW w:w="2126" w:type="dxa"/>
+            <w:hideMark/>
+          </w:tcPr>
+          <w:p>
+            <w:pPr>
+              <w:rPr>
+                <w:rFonts w:ascii="Arial" w:eastAsia="Times New Roman" w:hAnsi="Arial" w:cs="Arial"/>
+                <w:kern w:val="0"/>
+                <w:sz w:val="21"/>
+                <w:szCs w:val="21"/>
+                <w:lang w:val="en-GB" w:eastAsia="en-GB"/>
+                <w14:ligatures w14:val="none"/>
+              </w:rPr>
+            </w:pPr>
+            <w:r>
+              <w:rPr>
+                <w:rFonts w:ascii="Arial" w:eastAsia="Times New Roman" w:hAnsi="Arial" w:cs="Arial"/>
+                <w:kern w:val="0"/>
+                <w:sz w:val="21"/>
+                <w:szCs w:val="21"/>
+                <w:lang w:val="en-GB" w:eastAsia="en-GB"/>
+                <w14:ligatures w14:val="none"/>
+              </w:rPr>
+              <w:t>Input validation on FHIR resources before execution</w:t>
+            </w:r>
+          </w:p>
+        </w:tc>
+      </w:tr>
+      <w:tr>
+        <w:tc>
+          <w:tcPr>
+            <w:tcW w:w="912" w:type="dxa"/>
+            <w:hideMark/>
+          </w:tcPr>
+          <w:p>
+            <w:pPr>
+              <w:rPr>
+                <w:rFonts w:ascii="Arial" w:eastAsia="Times New Roman" w:hAnsi="Arial" w:cs="Arial"/>
+                <w:kern w:val="0"/>
+                <w:sz w:val="21"/>
+                <w:szCs w:val="21"/>
+                <w:lang w:val="en-GB" w:eastAsia="en-GB"/>
+                <w14:ligatures w14:val="none"/>
+              </w:rPr>
+            </w:pPr>
+            <w:r>
+              <w:rPr>
+                <w:rFonts w:ascii="Arial" w:eastAsia="Times New Roman" w:hAnsi="Arial" w:cs="Arial"/>
+                <w:b/>
+                <w:bCs/>
+                <w:kern w:val="0"/>
+                <w:sz w:val="21"/>
+                <w:szCs w:val="21"/>
+                <w:lang w:val="en-GB" w:eastAsia="en-GB"/>
+                <w14:ligatures w14:val="none"/>
+              </w:rPr>
+              <w:t>R-04</w:t>
+            </w:r>
+          </w:p>
+        </w:tc>
+        <w:tc>
+          <w:tcPr>
+            <w:tcW w:w="2349" w:type="dxa"/>
+            <w:hideMark/>
+          </w:tcPr>
+          <w:p>
+            <w:pPr>
+              <w:rPr>
+                <w:rFonts w:ascii="Arial" w:eastAsia="Times New Roman" w:hAnsi="Arial" w:cs="Arial"/>
+                <w:kern w:val="0"/>
+                <w:sz w:val="21"/>
+                <w:szCs w:val="21"/>
+                <w:lang w:val="en-GB" w:eastAsia="en-GB"/>
+                <w14:ligatures w14:val="none"/>
+              </w:rPr>
+            </w:pPr>
+            <w:r>
+              <w:rPr>
+                <w:rFonts w:ascii="Arial" w:eastAsia="Times New Roman" w:hAnsi="Arial" w:cs="Arial"/>
+                <w:kern w:val="0"/>
+                <w:sz w:val="21"/>
+                <w:szCs w:val="21"/>
+                <w:lang w:val="en-GB" w:eastAsia="en-GB"/>
+                <w14:ligatures w14:val="none"/>
+              </w:rPr>
+              <w:t>Real-world identifier pattern slips into the synthetic data set</w:t>
+            </w:r>
+          </w:p>
+        </w:tc>
+        <w:tc>
+          <w:tcPr>
+            <w:tcW w:w="1276" w:type="dxa"/>
+            <w:hideMark/>
+          </w:tcPr>
+          <w:p>
+            <w:pPr>
+              <w:rPr>
+                <w:rFonts w:ascii="Arial" w:eastAsia="Times New Roman" w:hAnsi="Arial" w:cs="Arial"/>
+                <w:kern w:val="0"/>
+                <w:sz w:val="21"/>
+                <w:szCs w:val="21"/>
+                <w:lang w:val="en-GB" w:eastAsia="en-GB"/>
+                <w14:ligatures w14:val="none"/>
+              </w:rPr>
+            </w:pPr>
+            <w:r>
+              <w:rPr>
+                <w:rFonts w:ascii="Arial" w:eastAsia="Times New Roman" w:hAnsi="Arial" w:cs="Arial"/>
+                <w:kern w:val="0"/>
+                <w:sz w:val="21"/>
+                <w:szCs w:val="21"/>
+                <w:lang w:val="en-GB" w:eastAsia="en-GB"/>
+                <w14:ligatures w14:val="none"/>
+              </w:rPr>
+              <w:t>Information Disclosure</w:t>
+            </w:r>
+          </w:p>
+        </w:tc>
+        <w:tc>
+          <w:tcPr>
+            <w:tcW w:w="1197" w:type="dxa"/>
+            <w:hideMark/>
+          </w:tcPr>
+          <w:p>
+            <w:pPr>
+              <w:rPr>
+                <w:rFonts w:ascii="Arial" w:eastAsia="Times New Roman" w:hAnsi="Arial" w:cs="Arial"/>
+                <w:kern w:val="0"/>
+                <w:sz w:val="21"/>
+                <w:szCs w:val="21"/>
+                <w:lang w:val="en-GB" w:eastAsia="en-GB"/>
+                <w14:ligatures w14:val="none"/>
+              </w:rPr>
+            </w:pPr>
+            <w:r>
+              <w:rPr>
+                <w:rFonts w:ascii="Arial" w:eastAsia="Times New Roman" w:hAnsi="Arial" w:cs="Arial"/>
+                <w:kern w:val="0"/>
+                <w:sz w:val="21"/>
+                <w:szCs w:val="21"/>
+                <w:lang w:val="en-GB" w:eastAsia="en-GB"/>
+                <w14:ligatures w14:val="none"/>
+              </w:rPr>
+              <w:t>B2</w:t>
+            </w:r>
+          </w:p>
+        </w:tc>
+        <w:tc>
+          <w:tcPr>
+            <w:tcW w:w="2347" w:type="dxa"/>
+            <w:hideMark/>
+          </w:tcPr>
+          <w:p>
+            <w:pPr>
+              <w:rPr>
+                <w:rFonts w:ascii="Arial" w:eastAsia="Times New Roman" w:hAnsi="Arial" w:cs="Arial"/>
+                <w:kern w:val="0"/>
+                <w:sz w:val="21"/>
+                <w:szCs w:val="21"/>
+                <w:lang w:val="en-GB" w:eastAsia="en-GB"/>
+                <w14:ligatures w14:val="none"/>
+              </w:rPr>
+            </w:pPr>
+            <w:r>
+              <w:rPr>
+                <w:rFonts w:ascii="Arial" w:eastAsia="Times New Roman" w:hAnsi="Arial" w:cs="Arial"/>
+                <w:kern w:val="0"/>
+                <w:sz w:val="21"/>
+                <w:szCs w:val="21"/>
+                <w:lang w:val="en-GB" w:eastAsia="en-GB"/>
+                <w14:ligatures w14:val="none"/>
+              </w:rPr>
+              <w:t>Data at Rest</w:t>
+            </w:r>
+            <w:r>
+              <w:rPr>
+                <w:rFonts w:ascii="Arial" w:eastAsia="Times New Roman" w:hAnsi="Arial" w:cs="Arial"/>
+                <w:kern w:val="0"/>
+                <w:sz w:val="21"/>
+                <w:szCs w:val="21"/>
+                <w:lang w:val="en-GB" w:eastAsia="en-GB"/>
+                <w14:ligatures w14:val="none"/>
+              </w:rPr>
+              <w:br/>
+              <w:t>(synthetic patient records)</w:t>
+            </w:r>
+          </w:p>
+        </w:tc>
+        <w:tc>
+          <w:tcPr>
+            <w:tcW w:w="2126" w:type="dxa"/>
+            <w:hideMark/>
+          </w:tcPr>
+          <w:p>
+            <w:pPr>
+              <w:rPr>
+                <w:rFonts w:ascii="Arial" w:eastAsia="Times New Roman" w:hAnsi="Arial" w:cs="Arial"/>
+                <w:kern w:val="0"/>
+                <w:sz w:val="21"/>
+                <w:szCs w:val="21"/>
+                <w:lang w:val="en-GB" w:eastAsia="en-GB"/>
+                <w14:ligatures w14:val="none"/>
+              </w:rPr>
+            </w:pPr>
+            <w:r>
+              <w:rPr>
+                <w:rFonts w:ascii="Arial" w:eastAsia="Times New Roman" w:hAnsi="Arial" w:cs="Arial"/>
+                <w:kern w:val="0"/>
+                <w:sz w:val="21"/>
+                <w:szCs w:val="21"/>
+                <w:lang w:val="en-GB" w:eastAsia="en-GB"/>
+                <w14:ligatures w14:val="none"/>
+              </w:rPr>
+              <w:t>Luhn-check rejection of real AU IHI ranges (e.g. 800360 prefix)</w:t>
+            </w:r>
+          </w:p>
+        </w:tc>
+      </w:tr>
+      <w:tr>
+        <w:tc>
+          <w:tcPr>
+            <w:tcW w:w="912" w:type="dxa"/>
+            <w:hideMark/>
+          </w:tcPr>
+          <w:p>
+            <w:pPr>
+              <w:rPr>
+                <w:rFonts w:ascii="Arial" w:eastAsia="Times New Roman" w:hAnsi="Arial" w:cs="Arial"/>
+                <w:kern w:val="0"/>
+                <w:sz w:val="21"/>
+                <w:szCs w:val="21"/>
+                <w:lang w:val="en-GB" w:eastAsia="en-GB"/>
+                <w14:ligatures w14:val="none"/>
+              </w:rPr>
+            </w:pPr>
+            <w:r>
+              <w:rPr>
+                <w:rFonts w:ascii="Arial" w:eastAsia="Times New Roman" w:hAnsi="Arial" w:cs="Arial"/>
+                <w:b/>
+                <w:bCs/>
+                <w:kern w:val="0"/>
+                <w:sz w:val="21"/>
+                <w:szCs w:val="21"/>
+                <w:lang w:val="en-GB" w:eastAsia="en-GB"/>
+                <w14:ligatures w14:val="none"/>
+              </w:rPr>
+              <w:t>R-05</w:t>
+            </w:r>
+          </w:p>
+        </w:tc>
+        <w:tc>
+          <w:tcPr>
+            <w:tcW w:w="2349" w:type="dxa"/>
+            <w:hideMark/>
+          </w:tcPr>
+          <w:p>
+            <w:pPr>
+              <w:rPr>
+                <w:rFonts w:ascii="Arial" w:eastAsia="Times New Roman" w:hAnsi="Arial" w:cs="Arial"/>
+                <w:kern w:val="0"/>
+                <w:sz w:val="21"/>
+                <w:szCs w:val="21"/>
+                <w:lang w:val="en-GB" w:eastAsia="en-GB"/>
+                <w14:ligatures w14:val="none"/>
+              </w:rPr>
+            </w:pPr>
+            <w:r>
+              <w:rPr>
+                <w:rFonts w:ascii="Arial" w:eastAsia="Times New Roman" w:hAnsi="Arial" w:cs="Arial"/>
+                <w:kern w:val="0"/>
+                <w:sz w:val="21"/>
+                <w:szCs w:val="21"/>
+                <w:lang w:val="en-GB" w:eastAsia="en-GB"/>
+                <w14:ligatures w14:val="none"/>
+              </w:rPr>
+              <w:t>Malformed or flooded response from a simulated connector</w:t>
+            </w:r>
+          </w:p>
+        </w:tc>
+        <w:tc>
+          <w:tcPr>
+            <w:tcW w:w="1276" w:type="dxa"/>
+            <w:hideMark/>
+          </w:tcPr>
+          <w:p>
+            <w:pPr>
+              <w:rPr>
+                <w:rFonts w:ascii="Arial" w:eastAsia="Times New Roman" w:hAnsi="Arial" w:cs="Arial"/>
+                <w:kern w:val="0"/>
+                <w:sz w:val="21"/>
+                <w:szCs w:val="21"/>
+                <w:lang w:val="en-GB" w:eastAsia="en-GB"/>
+                <w14:ligatures w14:val="none"/>
+              </w:rPr>
+            </w:pPr>
+            <w:r>
+              <w:rPr>
+                <w:rFonts w:ascii="Arial" w:eastAsia="Times New Roman" w:hAnsi="Arial" w:cs="Arial"/>
+                <w:kern w:val="0"/>
+                <w:sz w:val="21"/>
+                <w:szCs w:val="21"/>
+                <w:lang w:val="en-GB" w:eastAsia="en-GB"/>
+                <w14:ligatures w14:val="none"/>
+              </w:rPr>
+              <w:t>Denial of Service</w:t>
+            </w:r>
+          </w:p>
+        </w:tc>
+        <w:tc>
+          <w:tcPr>
+            <w:tcW w:w="1197" w:type="dxa"/>
+            <w:hideMark/>
+          </w:tcPr>
+          <w:p>
+            <w:pPr>
+              <w:rPr>
+                <w:rFonts w:ascii="Arial" w:eastAsia="Times New Roman" w:hAnsi="Arial" w:cs="Arial"/>
+                <w:kern w:val="0"/>
+                <w:sz w:val="21"/>
+                <w:szCs w:val="21"/>
+                <w:lang w:val="en-GB" w:eastAsia="en-GB"/>
+                <w14:ligatures w14:val="none"/>
+              </w:rPr>
+            </w:pPr>
+            <w:r>
+              <w:rPr>
+                <w:rFonts w:ascii="Arial" w:eastAsia="Times New Roman" w:hAnsi="Arial" w:cs="Arial"/>
+                <w:kern w:val="0"/>
+                <w:sz w:val="21"/>
+                <w:szCs w:val="21"/>
+                <w:lang w:val="en-GB" w:eastAsia="en-GB"/>
+                <w14:ligatures w14:val="none"/>
+              </w:rPr>
+              <w:t>B3</w:t>
+            </w:r>
+          </w:p>
+        </w:tc>
+        <w:tc>
+          <w:tcPr>
+            <w:tcW w:w="2347" w:type="dxa"/>
+            <w:hideMark/>
+          </w:tcPr>
+          <w:p>
+            <w:pPr>
+              <w:rPr>
+                <w:rFonts w:ascii="Arial" w:eastAsia="Times New Roman" w:hAnsi="Arial" w:cs="Arial"/>
+                <w:kern w:val="0"/>
+                <w:sz w:val="21"/>
+                <w:szCs w:val="21"/>
+                <w:lang w:val="en-GB" w:eastAsia="en-GB"/>
+                <w14:ligatures w14:val="none"/>
+              </w:rPr>
+            </w:pPr>
+            <w:r>
+              <w:rPr>
+                <w:rFonts w:ascii="Arial" w:eastAsia="Times New Roman" w:hAnsi="Arial" w:cs="Arial"/>
+                <w:kern w:val="0"/>
+                <w:sz w:val="21"/>
+                <w:szCs w:val="21"/>
+                <w:lang w:val="en-GB" w:eastAsia="en-GB"/>
+                <w14:ligatures w14:val="none"/>
+              </w:rPr>
+              <w:t>Data in Motion</w:t>
+            </w:r>
+            <w:r>
+              <w:rPr>
+                <w:rFonts w:ascii="Arial" w:eastAsia="Times New Roman" w:hAnsi="Arial" w:cs="Arial"/>
+                <w:kern w:val="0"/>
+                <w:sz w:val="21"/>
+                <w:szCs w:val="21"/>
+                <w:lang w:val="en-GB" w:eastAsia="en-GB"/>
+                <w14:ligatures w14:val="none"/>
+              </w:rPr>
+              <w:br/>
+              <w:t>(FHIR / HL7v2 messages)</w:t>
+            </w:r>
+          </w:p>
+        </w:tc>
+        <w:tc>
+          <w:tcPr>
+            <w:tcW w:w="2126" w:type="dxa"/>
+            <w:hideMark/>
+          </w:tcPr>
+          <w:p>
+            <w:pPr>
+              <w:rPr>
+                <w:rFonts w:ascii="Arial" w:eastAsia="Times New Roman" w:hAnsi="Arial" w:cs="Arial"/>
+                <w:kern w:val="0"/>
+                <w:sz w:val="21"/>
+                <w:szCs w:val="21"/>
+                <w:lang w:val="en-GB" w:eastAsia="en-GB"/>
+                <w14:ligatures w14:val="none"/>
+              </w:rPr>
+            </w:pPr>
+            <w:r>
+              <w:rPr>
+                <w:rFonts w:ascii="Arial" w:eastAsia="Times New Roman" w:hAnsi="Arial" w:cs="Arial"/>
+                <w:kern w:val="0"/>
+                <w:sz w:val="21"/>
+                <w:szCs w:val="21"/>
+                <w:lang w:val="en-GB" w:eastAsia="en-GB"/>
+                <w14:ligatures w14:val="none"/>
+              </w:rPr>
+              <w:t>Structured error handling; rate limiting; connector isolation</w:t>
+            </w:r>
+          </w:p>
+        </w:tc>
+      </w:tr>
+    </w:tbl>
+    <w:p/>
+    <w:p>
+      <w:pPr>
         <w:pStyle w:val="Heading2"/>
       </w:pPr>
       <w:r>
-        <w:lastRenderedPageBreak/>
         <w:t>4.4 Capital and Non-Capital Cost Estimation</w:t>
       </w:r>
     </w:p>
@@ -10794,13 +11967,13 @@
       <w:pPr>
         <w:jc w:val="both"/>
         <w:rPr>
-          <w:rFonts w:ascii="Times New Roman" w:eastAsia="Times New Roman" w:hAnsi="Times New Roman" w:cs="Times New Roman"/>
+          <w:rFonts w:eastAsia="Times New Roman" w:cs="Times New Roman"/>
           <w:lang w:val="en-GB" w:eastAsia="en-GB"/>
         </w:rPr>
       </w:pPr>
       <w:r>
         <w:rPr>
-          <w:rFonts w:ascii="Times New Roman" w:eastAsia="Times New Roman" w:hAnsi="Times New Roman" w:cs="Times New Roman"/>
+          <w:rFonts w:eastAsia="Times New Roman" w:cs="Times New Roman"/>
           <w:lang w:val="en-GB" w:eastAsia="en-GB"/>
         </w:rPr>
         <w:t>The solution suggested has an indirect financial impact as stage 1 is related to design, and it can be implemented using only free-tier and open-source tools, according to the report. As stated in the report, there is no budget allocated for any client or College, and there is also no allocation of cloud services, so students must use free-tier and open-source software.</w:t>
@@ -10810,7 +11983,7 @@
       <w:pPr>
         <w:jc w:val="both"/>
         <w:rPr>
-          <w:rFonts w:ascii="Times New Roman" w:eastAsia="Times New Roman" w:hAnsi="Times New Roman" w:cs="Times New Roman"/>
+          <w:rFonts w:eastAsia="Times New Roman" w:cs="Times New Roman"/>
           <w:b/>
           <w:bCs/>
           <w:lang w:val="en-GB" w:eastAsia="en-GB"/>
@@ -10818,7 +11991,7 @@
       </w:pPr>
       <w:r>
         <w:rPr>
-          <w:rFonts w:ascii="Times New Roman" w:eastAsia="Times New Roman" w:hAnsi="Times New Roman" w:cs="Times New Roman"/>
+          <w:rFonts w:eastAsia="Times New Roman" w:cs="Times New Roman"/>
           <w:b/>
           <w:bCs/>
           <w:lang w:val="en-GB" w:eastAsia="en-GB"/>
@@ -10829,14 +12002,14 @@
     <w:tbl>
       <w:tblPr>
         <w:tblStyle w:val="PlainTable1"/>
-        <w:tblW w:w="0" w:type="auto"/>
+        <w:tblW w:w="9776" w:type="dxa"/>
         <w:tblLook w:val="04A0" w:firstRow="1" w:lastRow="0" w:firstColumn="1" w:lastColumn="0" w:noHBand="0" w:noVBand="1"/>
       </w:tblPr>
       <w:tblGrid>
-        <w:gridCol w:w="2890"/>
-        <w:gridCol w:w="1348"/>
-        <w:gridCol w:w="2251"/>
-        <w:gridCol w:w="2527"/>
+        <w:gridCol w:w="2877"/>
+        <w:gridCol w:w="1375"/>
+        <w:gridCol w:w="2831"/>
+        <w:gridCol w:w="2693"/>
       </w:tblGrid>
       <w:tr>
         <w:trPr>
@@ -10886,7 +12059,7 @@
         </w:tc>
         <w:tc>
           <w:tcPr>
-            <w:tcW w:w="0" w:type="auto"/>
+            <w:tcW w:w="2831" w:type="dxa"/>
             <w:hideMark/>
           </w:tcPr>
           <w:p>
@@ -10909,7 +12082,7 @@
         </w:tc>
         <w:tc>
           <w:tcPr>
-            <w:tcW w:w="0" w:type="auto"/>
+            <w:tcW w:w="2693" w:type="dxa"/>
             <w:hideMark/>
           </w:tcPr>
           <w:p>
@@ -10969,7 +12142,7 @@
         </w:tc>
         <w:tc>
           <w:tcPr>
-            <w:tcW w:w="0" w:type="auto"/>
+            <w:tcW w:w="2831" w:type="dxa"/>
             <w:hideMark/>
           </w:tcPr>
           <w:p>
@@ -10983,7 +12156,7 @@
         </w:tc>
         <w:tc>
           <w:tcPr>
-            <w:tcW w:w="0" w:type="auto"/>
+            <w:tcW w:w="2693" w:type="dxa"/>
             <w:hideMark/>
           </w:tcPr>
           <w:p>
@@ -11025,7 +12198,7 @@
         </w:tc>
         <w:tc>
           <w:tcPr>
-            <w:tcW w:w="0" w:type="auto"/>
+            <w:tcW w:w="2831" w:type="dxa"/>
             <w:hideMark/>
           </w:tcPr>
           <w:p>
@@ -11039,7 +12212,7 @@
         </w:tc>
         <w:tc>
           <w:tcPr>
-            <w:tcW w:w="0" w:type="auto"/>
+            <w:tcW w:w="2693" w:type="dxa"/>
             <w:hideMark/>
           </w:tcPr>
           <w:p>
@@ -11084,7 +12257,7 @@
         </w:tc>
         <w:tc>
           <w:tcPr>
-            <w:tcW w:w="0" w:type="auto"/>
+            <w:tcW w:w="2831" w:type="dxa"/>
             <w:hideMark/>
           </w:tcPr>
           <w:p>
@@ -11098,7 +12271,7 @@
         </w:tc>
         <w:tc>
           <w:tcPr>
-            <w:tcW w:w="0" w:type="auto"/>
+            <w:tcW w:w="2693" w:type="dxa"/>
             <w:hideMark/>
           </w:tcPr>
           <w:p>
@@ -11140,7 +12313,7 @@
         </w:tc>
         <w:tc>
           <w:tcPr>
-            <w:tcW w:w="0" w:type="auto"/>
+            <w:tcW w:w="2831" w:type="dxa"/>
             <w:hideMark/>
           </w:tcPr>
           <w:p>
@@ -11154,7 +12327,7 @@
         </w:tc>
         <w:tc>
           <w:tcPr>
-            <w:tcW w:w="0" w:type="auto"/>
+            <w:tcW w:w="2693" w:type="dxa"/>
             <w:hideMark/>
           </w:tcPr>
           <w:p>
@@ -11199,7 +12372,7 @@
         </w:tc>
         <w:tc>
           <w:tcPr>
-            <w:tcW w:w="0" w:type="auto"/>
+            <w:tcW w:w="2831" w:type="dxa"/>
             <w:hideMark/>
           </w:tcPr>
           <w:p>
@@ -11213,7 +12386,7 @@
         </w:tc>
         <w:tc>
           <w:tcPr>
-            <w:tcW w:w="0" w:type="auto"/>
+            <w:tcW w:w="2693" w:type="dxa"/>
             <w:hideMark/>
           </w:tcPr>
           <w:p>
@@ -11231,34 +12404,26 @@
       <w:pPr>
         <w:jc w:val="both"/>
         <w:rPr>
-          <w:rFonts w:ascii="Times New Roman" w:eastAsia="Times New Roman" w:hAnsi="Times New Roman" w:cs="Times New Roman"/>
+          <w:rFonts w:eastAsia="Times New Roman" w:cs="Times New Roman"/>
           <w:lang w:val="en-GB" w:eastAsia="en-GB"/>
         </w:rPr>
       </w:pPr>
+      <w:r>
+        <w:rPr>
+          <w:rFonts w:eastAsia="Times New Roman" w:cs="Times New Roman"/>
+          <w:lang w:val="en-GB" w:eastAsia="en-GB"/>
+        </w:rPr>
+        <w:lastRenderedPageBreak/>
+        <w:t>Labour is not considered as part of the expense for the student project; an organisational implementation will require accounting for labour associated with engineering and support.</w:t>
+      </w:r>
     </w:p>
     <w:p>
       <w:pPr>
         <w:jc w:val="both"/>
-        <w:rPr>
-          <w:rFonts w:ascii="Times New Roman" w:eastAsia="Times New Roman" w:hAnsi="Times New Roman" w:cs="Times New Roman"/>
-          <w:lang w:val="en-GB" w:eastAsia="en-GB"/>
-        </w:rPr>
-      </w:pPr>
-      <w:r>
-        <w:rPr>
-          <w:rFonts w:ascii="Times New Roman" w:eastAsia="Times New Roman" w:hAnsi="Times New Roman" w:cs="Times New Roman"/>
-          <w:lang w:val="en-GB" w:eastAsia="en-GB"/>
-        </w:rPr>
-        <w:t>Labour is not considered as part of the expense for the student project; an organisational implementation will require accounting for labour associated with engineering and support.</w:t>
-      </w:r>
-    </w:p>
-    <w:p>
-      <w:pPr>
-        <w:jc w:val="both"/>
-      </w:pPr>
-      <w:r>
-        <w:rPr>
-          <w:rFonts w:ascii="Times New Roman" w:eastAsia="Times New Roman" w:hAnsi="Times New Roman" w:cs="Times New Roman"/>
+      </w:pPr>
+      <w:r>
+        <w:rPr>
+          <w:rFonts w:eastAsia="Times New Roman" w:cs="Times New Roman"/>
           <w:lang w:val="en-GB" w:eastAsia="en-GB"/>
         </w:rPr>
         <w:t>The solution will have a number of cost advantages beyond its low cost to implement. For instance, the creation of a synthetic reusable testing environment can limit testing near production and make repeat testing of the connectors possible, while reducing risks of privacy incidents or unknown issues of interoperability. It might also help to decrease testing efforts with the addition of new connectors. But it is not possible to determine a reliable financial return on investment or break-even point, as there is no information about the costs related to testing or incidents in the available project data, labour rates or expected savings of the implementation – the invention of such a number would be inappropriate.</w:t>
@@ -11274,7 +12439,6 @@
         </w:rPr>
       </w:pPr>
       <w:r>
-        <w:lastRenderedPageBreak/>
         <w:t>5. Proof of Concept, and Evaluation</w:t>
       </w:r>
       <w:bookmarkEnd w:id="17"/>
@@ -11357,7 +12521,7 @@
       <w:r>
         <w:t xml:space="preserve">Attorney-General's Department. (n.d.). Document Verification Service (DVS). Australian Government. </w:t>
       </w:r>
-      <w:hyperlink r:id="rId13" w:history="1">
+      <w:hyperlink r:id="rId14" w:history="1">
         <w:r>
           <w:rPr>
             <w:rStyle w:val="Hyperlink"/>
@@ -11381,7 +12545,7 @@
       <w:r>
         <w:t xml:space="preserve">). </w:t>
       </w:r>
-      <w:hyperlink r:id="rId14" w:history="1">
+      <w:hyperlink r:id="rId15" w:history="1">
         <w:r>
           <w:rPr>
             <w:rStyle w:val="Hyperlink"/>
@@ -11405,7 +12569,7 @@
       <w:r>
         <w:t xml:space="preserve">). </w:t>
       </w:r>
-      <w:hyperlink r:id="rId15" w:history="1">
+      <w:hyperlink r:id="rId16" w:history="1">
         <w:r>
           <w:rPr>
             <w:rStyle w:val="Hyperlink"/>
@@ -11441,7 +12605,7 @@
         </w:rPr>
         <w:t xml:space="preserve">. Bonami Software. </w:t>
       </w:r>
-      <w:hyperlink r:id="rId16" w:history="1">
+      <w:hyperlink r:id="rId17" w:history="1">
         <w:r>
           <w:rPr>
             <w:rStyle w:val="Hyperlink"/>
@@ -11506,7 +12670,7 @@
         </w:rPr>
         <w:t xml:space="preserve">. </w:t>
       </w:r>
-      <w:hyperlink r:id="rId17" w:history="1">
+      <w:hyperlink r:id="rId18" w:history="1">
         <w:r>
           <w:rPr>
             <w:rStyle w:val="Hyperlink"/>
@@ -11560,15 +12724,25 @@
           <w:iCs/>
           <w:color w:val="000000"/>
         </w:rPr>
-        <w:t xml:space="preserve"> Resource Center</w:t>
-      </w:r>
-      <w:r>
-        <w:rPr>
+        <w:t xml:space="preserve"> Resource </w:t>
+      </w:r>
+      <w:proofErr w:type="spellStart"/>
+      <w:r>
+        <w:rPr>
+          <w:i/>
+          <w:iCs/>
           <w:color w:val="000000"/>
         </w:rPr>
+        <w:t>Center</w:t>
+      </w:r>
+      <w:proofErr w:type="spellEnd"/>
+      <w:r>
+        <w:rPr>
+          <w:color w:val="000000"/>
+        </w:rPr>
         <w:t xml:space="preserve">. Healthit.Gov. </w:t>
       </w:r>
-      <w:hyperlink r:id="rId18" w:history="1">
+      <w:hyperlink r:id="rId19" w:history="1">
         <w:r>
           <w:rPr>
             <w:rStyle w:val="Hyperlink"/>
@@ -11599,6 +12773,7 @@
           <w:iCs/>
           <w:color w:val="000000"/>
         </w:rPr>
+        <w:lastRenderedPageBreak/>
         <w:t>For practices - Halo Connect Documentation</w:t>
       </w:r>
       <w:r>
@@ -11642,7 +12817,7 @@
       <w:r>
         <w:t xml:space="preserve"> </w:t>
       </w:r>
-      <w:hyperlink r:id="rId19" w:history="1">
+      <w:hyperlink r:id="rId20" w:history="1">
         <w:r>
           <w:rPr>
             <w:rStyle w:val="Hyperlink"/>
@@ -11663,7 +12838,7 @@
       <w:r>
         <w:t xml:space="preserve">, J., Gulden, C., Kampf, M., Mate, S., Prokosch, H.-U., &amp; Zierk, J. (2021). A framework for criteria-based selection and processing of Fast Healthcare Interoperability Resources (FHIR) data for statistical analysis: Design and implementation study. JMIR Medical Informatics, 9(4), e25645. </w:t>
       </w:r>
-      <w:hyperlink r:id="rId20" w:history="1">
+      <w:hyperlink r:id="rId21" w:history="1">
         <w:r>
           <w:rPr>
             <w:rStyle w:val="Hyperlink"/>
@@ -11679,7 +12854,7 @@
       <w:r>
         <w:t xml:space="preserve">HL7 Australia. (n.d.). AU Core Implementation Guide (v1.0.0). HL7 International. </w:t>
       </w:r>
-      <w:hyperlink r:id="rId21" w:history="1">
+      <w:hyperlink r:id="rId22" w:history="1">
         <w:r>
           <w:rPr>
             <w:rStyle w:val="Hyperlink"/>
@@ -11693,10 +12868,9 @@
         <w:ind w:left="720" w:hanging="720"/>
       </w:pPr>
       <w:r>
-        <w:lastRenderedPageBreak/>
         <w:t xml:space="preserve">HL7 International. (2019). HL7 FHIR Release 4 (R4). </w:t>
       </w:r>
-      <w:hyperlink r:id="rId22" w:history="1">
+      <w:hyperlink r:id="rId23" w:history="1">
         <w:r>
           <w:rPr>
             <w:rStyle w:val="Hyperlink"/>
@@ -11754,7 +12928,7 @@
         </w:rPr>
         <w:t xml:space="preserve">. </w:t>
       </w:r>
-      <w:hyperlink r:id="rId23" w:history="1">
+      <w:hyperlink r:id="rId24" w:history="1">
         <w:r>
           <w:rPr>
             <w:rStyle w:val="Hyperlink"/>
@@ -11809,7 +12983,7 @@
         </w:rPr>
         <w:t xml:space="preserve">. </w:t>
       </w:r>
-      <w:hyperlink r:id="rId24" w:history="1">
+      <w:hyperlink r:id="rId25" w:history="1">
         <w:r>
           <w:rPr>
             <w:rStyle w:val="Hyperlink"/>
@@ -11839,7 +13013,7 @@
         </w:rPr>
         <w:t xml:space="preserve">. (2026). Knowledge Base. </w:t>
       </w:r>
-      <w:hyperlink r:id="rId25" w:history="1">
+      <w:hyperlink r:id="rId26" w:history="1">
         <w:r>
           <w:rPr>
             <w:rStyle w:val="Hyperlink"/>
@@ -11915,7 +13089,7 @@
       <w:r>
         <w:t xml:space="preserve">National Institute of Standards and Technology. (2024). The NIST Cybersecurity Framework (CSF) 2.0 (NIST CSWP 29). U.S. Department of Commerce. </w:t>
       </w:r>
-      <w:hyperlink r:id="rId26" w:history="1">
+      <w:hyperlink r:id="rId27" w:history="1">
         <w:r>
           <w:rPr>
             <w:rStyle w:val="Hyperlink"/>
@@ -11931,7 +13105,7 @@
       <w:r>
         <w:t xml:space="preserve">SMART Health IT. (n.d.). SMART App Launch Framework. HL7 International. </w:t>
       </w:r>
-      <w:hyperlink r:id="rId27" w:history="1">
+      <w:hyperlink r:id="rId28" w:history="1">
         <w:r>
           <w:rPr>
             <w:rStyle w:val="Hyperlink"/>
@@ -11961,7 +13135,7 @@
         </w:rPr>
         <w:t xml:space="preserve">. (n.d.). Docs.Smarthealthit.Org. Retrieved September 11, 2026, from </w:t>
       </w:r>
-      <w:hyperlink r:id="rId28" w:history="1">
+      <w:hyperlink r:id="rId29" w:history="1">
         <w:r>
           <w:rPr>
             <w:rStyle w:val="Hyperlink"/>
@@ -11992,7 +13166,7 @@
         </w:rPr>
         <w:t xml:space="preserve">. (2022). Digitalhealth.Gov.Au. </w:t>
       </w:r>
-      <w:hyperlink r:id="rId29" w:history="1">
+      <w:hyperlink r:id="rId30" w:history="1">
         <w:r>
           <w:rPr>
             <w:rStyle w:val="Hyperlink"/>
@@ -12043,6 +13217,7 @@
         <w:ind w:left="720" w:hanging="720"/>
       </w:pPr>
       <w:r>
+        <w:lastRenderedPageBreak/>
         <w:t xml:space="preserve">Walonoski, J., Kramer, M., Nichols, J., Quina, A., </w:t>
       </w:r>
       <w:proofErr w:type="spellStart"/>
@@ -12053,7 +13228,7 @@
       <w:r>
         <w:t xml:space="preserve">, C., Hall, D., Duffett, C., Dube, K., Gallagher, T., &amp; McLachlan, S. (2018). Synthea: An approach, method, and software mechanism for generating synthetic patients and the synthetic electronic health care record. Journal of the American Medical Informatics Association, 25(3), 230–238. </w:t>
       </w:r>
-      <w:hyperlink r:id="rId30" w:history="1">
+      <w:hyperlink r:id="rId31" w:history="1">
         <w:r>
           <w:rPr>
             <w:rStyle w:val="Hyperlink"/>
@@ -12088,7 +13263,7 @@
 </file>
 
 <file path=word/endnotes.xml><?xml version="1.0" encoding="utf-8"?>
-<w:endnotes xmlns:wpc="http://schemas.microsoft.com/office/word/2010/wordprocessingCanvas" xmlns:cx="http://schemas.microsoft.com/office/drawing/2014/chartex" xmlns:cx1="http://schemas.microsoft.com/office/drawing/2015/9/8/chartex" xmlns:cx2="http://schemas.microsoft.com/office/drawing/2015/10/21/chartex" xmlns:cx3="http://schemas.microsoft.com/office/drawing/2016/5/9/chartex" xmlns:cx4="http://schemas.microsoft.com/office/drawing/2016/5/10/chartex" xmlns:cx5="http://schemas.microsoft.com/office/drawing/2016/5/11/chartex" xmlns:cx6="http://schemas.microsoft.com/office/drawing/2016/5/12/chartex" xmlns:cx7="http://schemas.microsoft.com/office/drawing/2016/5/13/chartex" xmlns:cx8="http://schemas.microsoft.com/office/drawing/2016/5/14/chartex" xmlns:mc="http://schemas.openxmlformats.org/markup-compatibility/2006" xmlns:aink="http://schemas.microsoft.com/office/drawing/2016/ink" xmlns:am3d="http://schemas.microsoft.com/office/drawing/2017/model3d" xmlns:o="urn:schemas-microsoft-com:office:office" xmlns:oel="http://schemas.microsoft.com/office/2019/extlst" xmlns:r="http://schemas.openxmlformats.org/officeDocument/2006/relationships" xmlns:m="http://schemas.openxmlformats.org/officeDocument/2006/math" xmlns:v="urn:schemas-microsoft-com:vml" xmlns:wp14="http://schemas.microsoft.com/office/word/2010/wordprocessingDrawing" xmlns:wp="http://schemas.openxmlformats.org/drawingml/2006/wordprocessingDrawing" xmlns:w10="urn:schemas-microsoft-com:office:word" xmlns:w="http://schemas.openxmlformats.org/wordprocessingml/2006/main" xmlns:w14="http://schemas.microsoft.com/office/word/2010/wordml" xmlns:w15="http://schemas.microsoft.com/office/word/2012/wordml" xmlns:w16cex="http://schemas.microsoft.com/office/word/2018/wordml/cex" xmlns:w16cid="http://schemas.microsoft.com/office/word/2016/wordml/cid" xmlns:w16="http://schemas.microsoft.com/office/word/2018/wordml" xmlns:w16du="http://schemas.microsoft.com/office/word/2023/wordml/word16du" xmlns:w16sdtdh="http://schemas.microsoft.com/office/word/2020/wordml/sdtdatahash" xmlns:w16sdtfl="http://schemas.microsoft.com/office/word/2024/wordml/sdtformatlock" xmlns:w16se="http://schemas.microsoft.com/office/word/2015/wordml/symex" xmlns:wpg="http://schemas.microsoft.com/office/word/2010/wordprocessingGroup" xmlns:wpi="http://schemas.microsoft.com/office/word/2010/wordprocessingInk" xmlns:wne="http://schemas.microsoft.com/office/word/2006/wordml" xmlns:wps="http://schemas.microsoft.com/office/word/2010/wordprocessingShape" mc:Ignorable="w14 w15 w16se w16cid w16 w16cex w16sdtdh w16sdtfl w16du wp14">
+<w:endnotes xmlns:wpc="http://schemas.microsoft.com/office/word/2010/wordprocessingCanvas" xmlns:cx="http://schemas.microsoft.com/office/drawing/2014/chartex" xmlns:cx1="http://schemas.microsoft.com/office/drawing/2015/9/8/chartex" xmlns:cx2="http://schemas.microsoft.com/office/drawing/2015/10/21/chartex" xmlns:cx3="http://schemas.microsoft.com/office/drawing/2016/5/9/chartex" xmlns:cx4="http://schemas.microsoft.com/office/drawing/2016/5/10/chartex" xmlns:cx5="http://schemas.microsoft.com/office/drawing/2016/5/11/chartex" xmlns:cx6="http://schemas.microsoft.com/office/drawing/2016/5/12/chartex" xmlns:cx7="http://schemas.microsoft.com/office/drawing/2016/5/13/chartex" xmlns:cx8="http://schemas.microsoft.com/office/drawing/2016/5/14/chartex" xmlns:mc="http://schemas.openxmlformats.org/markup-compatibility/2006" xmlns:m="http://schemas.openxmlformats.org/officeDocument/2006/math" xmlns:aink="http://schemas.microsoft.com/office/drawing/2016/ink" xmlns:am3d="http://schemas.microsoft.com/office/drawing/2017/model3d" xmlns:oel="http://schemas.microsoft.com/office/2019/extlst" xmlns:r="http://schemas.openxmlformats.org/officeDocument/2006/relationships" xmlns:wp14="http://schemas.microsoft.com/office/word/2010/wordprocessingDrawing" xmlns:wp="http://schemas.openxmlformats.org/drawingml/2006/wordprocessingDrawing" xmlns:wpg="http://schemas.microsoft.com/office/word/2010/wordprocessingGroup" xmlns:wpi="http://schemas.microsoft.com/office/word/2010/wordprocessingInk" xmlns:wps="http://schemas.microsoft.com/office/word/2010/wordprocessingShape" xmlns:o="urn:schemas-microsoft-com:office:office" xmlns:v="urn:schemas-microsoft-com:vml" xmlns:w10="urn:schemas-microsoft-com:office:word" xmlns:w="http://schemas.openxmlformats.org/wordprocessingml/2006/main" xmlns:w14="http://schemas.microsoft.com/office/word/2010/wordml" xmlns:w15="http://schemas.microsoft.com/office/word/2012/wordml" xmlns:w16cex="http://schemas.microsoft.com/office/word/2018/wordml/cex" xmlns:w16cid="http://schemas.microsoft.com/office/word/2016/wordml/cid" xmlns:w16="http://schemas.microsoft.com/office/word/2018/wordml" xmlns:w16sdtdh="http://schemas.microsoft.com/office/word/2020/wordml/sdtdatahash" xmlns:w16sdtfl="http://schemas.microsoft.com/office/word/2024/wordml/sdtformatlock" xmlns:w16se="http://schemas.microsoft.com/office/word/2015/wordml/symex" xmlns:w16du="http://schemas.microsoft.com/office/word/2023/wordml/word16du" xmlns:wne="http://schemas.microsoft.com/office/word/2006/wordml" mc:Ignorable="w14 w15 w16se w16cid w16 w16cex w16sdtdh w16sdtfl w16du wp14">
   <w:endnote w:type="separator" w:id="-1">
     <w:p>
       <w:r>
@@ -12107,7 +13282,7 @@
 </file>
 
 <file path=word/footer1.xml><?xml version="1.0" encoding="utf-8"?>
-<w:ftr xmlns:wpc="http://schemas.microsoft.com/office/word/2010/wordprocessingCanvas" xmlns:cx="http://schemas.microsoft.com/office/drawing/2014/chartex" xmlns:cx1="http://schemas.microsoft.com/office/drawing/2015/9/8/chartex" xmlns:cx2="http://schemas.microsoft.com/office/drawing/2015/10/21/chartex" xmlns:cx3="http://schemas.microsoft.com/office/drawing/2016/5/9/chartex" xmlns:cx4="http://schemas.microsoft.com/office/drawing/2016/5/10/chartex" xmlns:cx5="http://schemas.microsoft.com/office/drawing/2016/5/11/chartex" xmlns:cx6="http://schemas.microsoft.com/office/drawing/2016/5/12/chartex" xmlns:cx7="http://schemas.microsoft.com/office/drawing/2016/5/13/chartex" xmlns:cx8="http://schemas.microsoft.com/office/drawing/2016/5/14/chartex" xmlns:mc="http://schemas.openxmlformats.org/markup-compatibility/2006" xmlns:aink="http://schemas.microsoft.com/office/drawing/2016/ink" xmlns:am3d="http://schemas.microsoft.com/office/drawing/2017/model3d" xmlns:o="urn:schemas-microsoft-com:office:office" xmlns:oel="http://schemas.microsoft.com/office/2019/extlst" xmlns:r="http://schemas.openxmlformats.org/officeDocument/2006/relationships" xmlns:m="http://schemas.openxmlformats.org/officeDocument/2006/math" xmlns:v="urn:schemas-microsoft-com:vml" xmlns:wp14="http://schemas.microsoft.com/office/word/2010/wordprocessingDrawing" xmlns:wp="http://schemas.openxmlformats.org/drawingml/2006/wordprocessingDrawing" xmlns:w10="urn:schemas-microsoft-com:office:word" xmlns:w="http://schemas.openxmlformats.org/wordprocessingml/2006/main" xmlns:w14="http://schemas.microsoft.com/office/word/2010/wordml" xmlns:w15="http://schemas.microsoft.com/office/word/2012/wordml" xmlns:w16cex="http://schemas.microsoft.com/office/word/2018/wordml/cex" xmlns:w16cid="http://schemas.microsoft.com/office/word/2016/wordml/cid" xmlns:w16="http://schemas.microsoft.com/office/word/2018/wordml" xmlns:w16du="http://schemas.microsoft.com/office/word/2023/wordml/word16du" xmlns:w16sdtdh="http://schemas.microsoft.com/office/word/2020/wordml/sdtdatahash" xmlns:w16sdtfl="http://schemas.microsoft.com/office/word/2024/wordml/sdtformatlock" xmlns:w16se="http://schemas.microsoft.com/office/word/2015/wordml/symex" xmlns:wpg="http://schemas.microsoft.com/office/word/2010/wordprocessingGroup" xmlns:wpi="http://schemas.microsoft.com/office/word/2010/wordprocessingInk" xmlns:wne="http://schemas.microsoft.com/office/word/2006/wordml" xmlns:wps="http://schemas.microsoft.com/office/word/2010/wordprocessingShape" mc:Ignorable="w14 w15 w16se w16cid w16 w16cex w16sdtdh w16sdtfl w16du wp14">
+<w:ftr xmlns:wpc="http://schemas.microsoft.com/office/word/2010/wordprocessingCanvas" xmlns:cx="http://schemas.microsoft.com/office/drawing/2014/chartex" xmlns:cx1="http://schemas.microsoft.com/office/drawing/2015/9/8/chartex" xmlns:cx2="http://schemas.microsoft.com/office/drawing/2015/10/21/chartex" xmlns:cx3="http://schemas.microsoft.com/office/drawing/2016/5/9/chartex" xmlns:cx4="http://schemas.microsoft.com/office/drawing/2016/5/10/chartex" xmlns:cx5="http://schemas.microsoft.com/office/drawing/2016/5/11/chartex" xmlns:cx6="http://schemas.microsoft.com/office/drawing/2016/5/12/chartex" xmlns:cx7="http://schemas.microsoft.com/office/drawing/2016/5/13/chartex" xmlns:cx8="http://schemas.microsoft.com/office/drawing/2016/5/14/chartex" xmlns:mc="http://schemas.openxmlformats.org/markup-compatibility/2006" xmlns:m="http://schemas.openxmlformats.org/officeDocument/2006/math" xmlns:aink="http://schemas.microsoft.com/office/drawing/2016/ink" xmlns:am3d="http://schemas.microsoft.com/office/drawing/2017/model3d" xmlns:oel="http://schemas.microsoft.com/office/2019/extlst" xmlns:r="http://schemas.openxmlformats.org/officeDocument/2006/relationships" xmlns:wp14="http://schemas.microsoft.com/office/word/2010/wordprocessingDrawing" xmlns:wp="http://schemas.openxmlformats.org/drawingml/2006/wordprocessingDrawing" xmlns:wpg="http://schemas.microsoft.com/office/word/2010/wordprocessingGroup" xmlns:wpi="http://schemas.microsoft.com/office/word/2010/wordprocessingInk" xmlns:wps="http://schemas.microsoft.com/office/word/2010/wordprocessingShape" xmlns:o="urn:schemas-microsoft-com:office:office" xmlns:v="urn:schemas-microsoft-com:vml" xmlns:w10="urn:schemas-microsoft-com:office:word" xmlns:w="http://schemas.openxmlformats.org/wordprocessingml/2006/main" xmlns:w14="http://schemas.microsoft.com/office/word/2010/wordml" xmlns:w15="http://schemas.microsoft.com/office/word/2012/wordml" xmlns:w16cex="http://schemas.microsoft.com/office/word/2018/wordml/cex" xmlns:w16cid="http://schemas.microsoft.com/office/word/2016/wordml/cid" xmlns:w16="http://schemas.microsoft.com/office/word/2018/wordml" xmlns:w16sdtdh="http://schemas.microsoft.com/office/word/2020/wordml/sdtdatahash" xmlns:w16sdtfl="http://schemas.microsoft.com/office/word/2024/wordml/sdtformatlock" xmlns:w16se="http://schemas.microsoft.com/office/word/2015/wordml/symex" xmlns:w16du="http://schemas.microsoft.com/office/word/2023/wordml/word16du" xmlns:wne="http://schemas.microsoft.com/office/word/2006/wordml" mc:Ignorable="w14 w15 w16se w16cid w16 w16cex w16sdtdh w16sdtfl w16du wp14">
   <w:p>
     <w:pPr>
       <w:pStyle w:val="Footer"/>
@@ -12122,7 +13297,7 @@
 </file>
 
 <file path=word/footnotes.xml><?xml version="1.0" encoding="utf-8"?>
-<w:footnotes xmlns:wpc="http://schemas.microsoft.com/office/word/2010/wordprocessingCanvas" xmlns:cx="http://schemas.microsoft.com/office/drawing/2014/chartex" xmlns:cx1="http://schemas.microsoft.com/office/drawing/2015/9/8/chartex" xmlns:cx2="http://schemas.microsoft.com/office/drawing/2015/10/21/chartex" xmlns:cx3="http://schemas.microsoft.com/office/drawing/2016/5/9/chartex" xmlns:cx4="http://schemas.microsoft.com/office/drawing/2016/5/10/chartex" xmlns:cx5="http://schemas.microsoft.com/office/drawing/2016/5/11/chartex" xmlns:cx6="http://schemas.microsoft.com/office/drawing/2016/5/12/chartex" xmlns:cx7="http://schemas.microsoft.com/office/drawing/2016/5/13/chartex" xmlns:cx8="http://schemas.microsoft.com/office/drawing/2016/5/14/chartex" xmlns:mc="http://schemas.openxmlformats.org/markup-compatibility/2006" xmlns:aink="http://schemas.microsoft.com/office/drawing/2016/ink" xmlns:am3d="http://schemas.microsoft.com/office/drawing/2017/model3d" xmlns:o="urn:schemas-microsoft-com:office:office" xmlns:oel="http://schemas.microsoft.com/office/2019/extlst" xmlns:r="http://schemas.openxmlformats.org/officeDocument/2006/relationships" xmlns:m="http://schemas.openxmlformats.org/officeDocument/2006/math" xmlns:v="urn:schemas-microsoft-com:vml" xmlns:wp14="http://schemas.microsoft.com/office/word/2010/wordprocessingDrawing" xmlns:wp="http://schemas.openxmlformats.org/drawingml/2006/wordprocessingDrawing" xmlns:w10="urn:schemas-microsoft-com:office:word" xmlns:w="http://schemas.openxmlformats.org/wordprocessingml/2006/main" xmlns:w14="http://schemas.microsoft.com/office/word/2010/wordml" xmlns:w15="http://schemas.microsoft.com/office/word/2012/wordml" xmlns:w16cex="http://schemas.microsoft.com/office/word/2018/wordml/cex" xmlns:w16cid="http://schemas.microsoft.com/office/word/2016/wordml/cid" xmlns:w16="http://schemas.microsoft.com/office/word/2018/wordml" xmlns:w16du="http://schemas.microsoft.com/office/word/2023/wordml/word16du" xmlns:w16sdtdh="http://schemas.microsoft.com/office/word/2020/wordml/sdtdatahash" xmlns:w16sdtfl="http://schemas.microsoft.com/office/word/2024/wordml/sdtformatlock" xmlns:w16se="http://schemas.microsoft.com/office/word/2015/wordml/symex" xmlns:wpg="http://schemas.microsoft.com/office/word/2010/wordprocessingGroup" xmlns:wpi="http://schemas.microsoft.com/office/word/2010/wordprocessingInk" xmlns:wne="http://schemas.microsoft.com/office/word/2006/wordml" xmlns:wps="http://schemas.microsoft.com/office/word/2010/wordprocessingShape" mc:Ignorable="w14 w15 w16se w16cid w16 w16cex w16sdtdh w16sdtfl w16du wp14">
+<w:footnotes xmlns:wpc="http://schemas.microsoft.com/office/word/2010/wordprocessingCanvas" xmlns:cx="http://schemas.microsoft.com/office/drawing/2014/chartex" xmlns:cx1="http://schemas.microsoft.com/office/drawing/2015/9/8/chartex" xmlns:cx2="http://schemas.microsoft.com/office/drawing/2015/10/21/chartex" xmlns:cx3="http://schemas.microsoft.com/office/drawing/2016/5/9/chartex" xmlns:cx4="http://schemas.microsoft.com/office/drawing/2016/5/10/chartex" xmlns:cx5="http://schemas.microsoft.com/office/drawing/2016/5/11/chartex" xmlns:cx6="http://schemas.microsoft.com/office/drawing/2016/5/12/chartex" xmlns:cx7="http://schemas.microsoft.com/office/drawing/2016/5/13/chartex" xmlns:cx8="http://schemas.microsoft.com/office/drawing/2016/5/14/chartex" xmlns:mc="http://schemas.openxmlformats.org/markup-compatibility/2006" xmlns:m="http://schemas.openxmlformats.org/officeDocument/2006/math" xmlns:aink="http://schemas.microsoft.com/office/drawing/2016/ink" xmlns:am3d="http://schemas.microsoft.com/office/drawing/2017/model3d" xmlns:oel="http://schemas.microsoft.com/office/2019/extlst" xmlns:r="http://schemas.openxmlformats.org/officeDocument/2006/relationships" xmlns:wp14="http://schemas.microsoft.com/office/word/2010/wordprocessingDrawing" xmlns:wp="http://schemas.openxmlformats.org/drawingml/2006/wordprocessingDrawing" xmlns:wpg="http://schemas.microsoft.com/office/word/2010/wordprocessingGroup" xmlns:wpi="http://schemas.microsoft.com/office/word/2010/wordprocessingInk" xmlns:wps="http://schemas.microsoft.com/office/word/2010/wordprocessingShape" xmlns:o="urn:schemas-microsoft-com:office:office" xmlns:v="urn:schemas-microsoft-com:vml" xmlns:w10="urn:schemas-microsoft-com:office:word" xmlns:w="http://schemas.openxmlformats.org/wordprocessingml/2006/main" xmlns:w14="http://schemas.microsoft.com/office/word/2010/wordml" xmlns:w15="http://schemas.microsoft.com/office/word/2012/wordml" xmlns:w16cex="http://schemas.microsoft.com/office/word/2018/wordml/cex" xmlns:w16cid="http://schemas.microsoft.com/office/word/2016/wordml/cid" xmlns:w16="http://schemas.microsoft.com/office/word/2018/wordml" xmlns:w16sdtdh="http://schemas.microsoft.com/office/word/2020/wordml/sdtdatahash" xmlns:w16sdtfl="http://schemas.microsoft.com/office/word/2024/wordml/sdtformatlock" xmlns:w16se="http://schemas.microsoft.com/office/word/2015/wordml/symex" xmlns:w16du="http://schemas.microsoft.com/office/word/2023/wordml/word16du" xmlns:wne="http://schemas.microsoft.com/office/word/2006/wordml" mc:Ignorable="w14 w15 w16se w16cid w16 w16cex w16sdtdh w16sdtfl w16du wp14">
   <w:footnote w:type="separator" w:id="-1">
     <w:p>
       <w:r>
@@ -12141,7 +13316,7 @@
 </file>
 
 <file path=word/numbering.xml><?xml version="1.0" encoding="utf-8"?>
-<w:numbering xmlns:wpc="http://schemas.microsoft.com/office/word/2010/wordprocessingCanvas" xmlns:cx="http://schemas.microsoft.com/office/drawing/2014/chartex" xmlns:cx1="http://schemas.microsoft.com/office/drawing/2015/9/8/chartex" xmlns:cx2="http://schemas.microsoft.com/office/drawing/2015/10/21/chartex" xmlns:cx3="http://schemas.microsoft.com/office/drawing/2016/5/9/chartex" xmlns:cx4="http://schemas.microsoft.com/office/drawing/2016/5/10/chartex" xmlns:cx5="http://schemas.microsoft.com/office/drawing/2016/5/11/chartex" xmlns:cx6="http://schemas.microsoft.com/office/drawing/2016/5/12/chartex" xmlns:cx7="http://schemas.microsoft.com/office/drawing/2016/5/13/chartex" xmlns:cx8="http://schemas.microsoft.com/office/drawing/2016/5/14/chartex" xmlns:mc="http://schemas.openxmlformats.org/markup-compatibility/2006" xmlns:aink="http://schemas.microsoft.com/office/drawing/2016/ink" xmlns:am3d="http://schemas.microsoft.com/office/drawing/2017/model3d" xmlns:o="urn:schemas-microsoft-com:office:office" xmlns:oel="http://schemas.microsoft.com/office/2019/extlst" xmlns:r="http://schemas.openxmlformats.org/officeDocument/2006/relationships" xmlns:m="http://schemas.openxmlformats.org/officeDocument/2006/math" xmlns:v="urn:schemas-microsoft-com:vml" xmlns:wp14="http://schemas.microsoft.com/office/word/2010/wordprocessingDrawing" xmlns:wp="http://schemas.openxmlformats.org/drawingml/2006/wordprocessingDrawing" xmlns:w10="urn:schemas-microsoft-com:office:word" xmlns:w="http://schemas.openxmlformats.org/wordprocessingml/2006/main" xmlns:w14="http://schemas.microsoft.com/office/word/2010/wordml" xmlns:w15="http://schemas.microsoft.com/office/word/2012/wordml" xmlns:w16cex="http://schemas.microsoft.com/office/word/2018/wordml/cex" xmlns:w16cid="http://schemas.microsoft.com/office/word/2016/wordml/cid" xmlns:w16="http://schemas.microsoft.com/office/word/2018/wordml" xmlns:w16du="http://schemas.microsoft.com/office/word/2023/wordml/word16du" xmlns:w16sdtdh="http://schemas.microsoft.com/office/word/2020/wordml/sdtdatahash" xmlns:w16sdtfl="http://schemas.microsoft.com/office/word/2024/wordml/sdtformatlock" xmlns:w16se="http://schemas.microsoft.com/office/word/2015/wordml/symex" xmlns:wpg="http://schemas.microsoft.com/office/word/2010/wordprocessingGroup" xmlns:wpi="http://schemas.microsoft.com/office/word/2010/wordprocessingInk" xmlns:wne="http://schemas.microsoft.com/office/word/2006/wordml" xmlns:wps="http://schemas.microsoft.com/office/word/2010/wordprocessingShape" mc:Ignorable="w14 w15 w16se w16cid w16 w16cex w16sdtdh w16sdtfl w16du wp14">
+<w:numbering xmlns:wpc="http://schemas.microsoft.com/office/word/2010/wordprocessingCanvas" xmlns:cx="http://schemas.microsoft.com/office/drawing/2014/chartex" xmlns:cx1="http://schemas.microsoft.com/office/drawing/2015/9/8/chartex" xmlns:cx2="http://schemas.microsoft.com/office/drawing/2015/10/21/chartex" xmlns:cx3="http://schemas.microsoft.com/office/drawing/2016/5/9/chartex" xmlns:cx4="http://schemas.microsoft.com/office/drawing/2016/5/10/chartex" xmlns:cx5="http://schemas.microsoft.com/office/drawing/2016/5/11/chartex" xmlns:cx6="http://schemas.microsoft.com/office/drawing/2016/5/12/chartex" xmlns:cx7="http://schemas.microsoft.com/office/drawing/2016/5/13/chartex" xmlns:cx8="http://schemas.microsoft.com/office/drawing/2016/5/14/chartex" xmlns:mc="http://schemas.openxmlformats.org/markup-compatibility/2006" xmlns:m="http://schemas.openxmlformats.org/officeDocument/2006/math" xmlns:aink="http://schemas.microsoft.com/office/drawing/2016/ink" xmlns:am3d="http://schemas.microsoft.com/office/drawing/2017/model3d" xmlns:oel="http://schemas.microsoft.com/office/2019/extlst" xmlns:r="http://schemas.openxmlformats.org/officeDocument/2006/relationships" xmlns:wp14="http://schemas.microsoft.com/office/word/2010/wordprocessingDrawing" xmlns:wp="http://schemas.openxmlformats.org/drawingml/2006/wordprocessingDrawing" xmlns:wpg="http://schemas.microsoft.com/office/word/2010/wordprocessingGroup" xmlns:wpi="http://schemas.microsoft.com/office/word/2010/wordprocessingInk" xmlns:wps="http://schemas.microsoft.com/office/word/2010/wordprocessingShape" xmlns:o="urn:schemas-microsoft-com:office:office" xmlns:v="urn:schemas-microsoft-com:vml" xmlns:w10="urn:schemas-microsoft-com:office:word" xmlns:w="http://schemas.openxmlformats.org/wordprocessingml/2006/main" xmlns:w14="http://schemas.microsoft.com/office/word/2010/wordml" xmlns:w15="http://schemas.microsoft.com/office/word/2012/wordml" xmlns:w16cex="http://schemas.microsoft.com/office/word/2018/wordml/cex" xmlns:w16cid="http://schemas.microsoft.com/office/word/2016/wordml/cid" xmlns:w16="http://schemas.microsoft.com/office/word/2018/wordml" xmlns:w16sdtdh="http://schemas.microsoft.com/office/word/2020/wordml/sdtdatahash" xmlns:w16sdtfl="http://schemas.microsoft.com/office/word/2024/wordml/sdtformatlock" xmlns:w16se="http://schemas.microsoft.com/office/word/2015/wordml/symex" xmlns:w16du="http://schemas.microsoft.com/office/word/2023/wordml/word16du" xmlns:wne="http://schemas.microsoft.com/office/word/2006/wordml" mc:Ignorable="w14 w15 w16se w16cid w16 w16cex w16sdtdh w16sdtfl w16du wp14">
   <w:abstractNum w:abstractNumId="0" w15:restartNumberingAfterBreak="0">
     <w:nsid w:val="01E30731"/>
     <w:multiLevelType w:val="hybridMultilevel"/>
@@ -14976,7 +16151,7 @@
 </file>
 
 <file path=word/styles.xml><?xml version="1.0" encoding="utf-8"?>
-<w:styles xmlns:mc="http://schemas.openxmlformats.org/markup-compatibility/2006" xmlns:r="http://schemas.openxmlformats.org/officeDocument/2006/relationships" xmlns:w="http://schemas.openxmlformats.org/wordprocessingml/2006/main" xmlns:w14="http://schemas.microsoft.com/office/word/2010/wordml" xmlns:w15="http://schemas.microsoft.com/office/word/2012/wordml" xmlns:w16cex="http://schemas.microsoft.com/office/word/2018/wordml/cex" xmlns:w16cid="http://schemas.microsoft.com/office/word/2016/wordml/cid" xmlns:w16="http://schemas.microsoft.com/office/word/2018/wordml" xmlns:w16du="http://schemas.microsoft.com/office/word/2023/wordml/word16du" xmlns:w16sdtdh="http://schemas.microsoft.com/office/word/2020/wordml/sdtdatahash" xmlns:w16sdtfl="http://schemas.microsoft.com/office/word/2024/wordml/sdtformatlock" xmlns:w16se="http://schemas.microsoft.com/office/word/2015/wordml/symex" mc:Ignorable="w14 w15 w16se w16cid w16 w16cex w16sdtdh w16sdtfl w16du">
+<w:styles xmlns:mc="http://schemas.openxmlformats.org/markup-compatibility/2006" xmlns:r="http://schemas.openxmlformats.org/officeDocument/2006/relationships" xmlns:w="http://schemas.openxmlformats.org/wordprocessingml/2006/main" xmlns:w14="http://schemas.microsoft.com/office/word/2010/wordml" xmlns:w15="http://schemas.microsoft.com/office/word/2012/wordml" xmlns:w16cex="http://schemas.microsoft.com/office/word/2018/wordml/cex" xmlns:w16cid="http://schemas.microsoft.com/office/word/2016/wordml/cid" xmlns:w16="http://schemas.microsoft.com/office/word/2018/wordml" xmlns:w16sdtdh="http://schemas.microsoft.com/office/word/2020/wordml/sdtdatahash" xmlns:w16sdtfl="http://schemas.microsoft.com/office/word/2024/wordml/sdtformatlock" xmlns:w16se="http://schemas.microsoft.com/office/word/2015/wordml/symex" xmlns:w16du="http://schemas.microsoft.com/office/word/2023/wordml/word16du" mc:Ignorable="w14 w15 w16se w16cid w16 w16cex w16sdtdh w16sdtfl w16du">
   <w:docDefaults>
     <w:rPrDefault>
       <w:rPr>
@@ -15375,7 +16550,11 @@
   <w:style w:type="paragraph" w:default="1" w:styleId="Normal">
     <w:name w:val="Normal"/>
     <w:qFormat/>
-    <w:rsid w:val="000F16A6"/>
+    <w:rsid w:val="009A43F4"/>
+    <w:rPr>
+      <w:rFonts w:ascii="Times New Roman" w:hAnsi="Times New Roman"/>
+      <w:sz w:val="24"/>
+    </w:rPr>
   </w:style>
   <w:style w:type="paragraph" w:styleId="Heading1">
     <w:name w:val="heading 1"/>
@@ -15579,7 +16758,6 @@
   <w:style w:type="character" w:default="1" w:styleId="DefaultParagraphFont">
     <w:name w:val="Default Paragraph Font"/>
     <w:uiPriority w:val="1"/>
-    <w:semiHidden/>
     <w:unhideWhenUsed/>
   </w:style>
   <w:style w:type="table" w:default="1" w:styleId="TableNormal">
@@ -16709,9 +17887,8 @@
       <w:spacing w:before="100" w:beforeAutospacing="1" w:after="100" w:afterAutospacing="1" w:line="240" w:lineRule="auto"/>
     </w:pPr>
     <w:rPr>
-      <w:rFonts w:ascii="Times New Roman" w:eastAsia="Times New Roman" w:hAnsi="Times New Roman" w:cs="Times New Roman"/>
+      <w:rFonts w:eastAsia="Times New Roman" w:cs="Times New Roman"/>
       <w:kern w:val="0"/>
-      <w:sz w:val="24"/>
       <w:szCs w:val="24"/>
       <w:lang w:val="en-GB" w:eastAsia="en-GB"/>
       <w14:ligatures w14:val="none"/>
@@ -16728,6 +17905,16 @@
       <w:color w:val="96607D" w:themeColor="followedHyperlink"/>
       <w:u w:val="single"/>
     </w:rPr>
+  </w:style>
+  <w:style w:type="paragraph" w:styleId="Revision">
+    <w:name w:val="Revision"/>
+    <w:hidden/>
+    <w:uiPriority w:val="99"/>
+    <w:semiHidden/>
+    <w:rsid w:val="009A43F4"/>
+    <w:pPr>
+      <w:spacing w:after="0" w:line="240" w:lineRule="auto"/>
+    </w:pPr>
   </w:style>
 </w:styles>
 </file>

--- a/DOCUMENTS/Assessment_2_report.docx
+++ b/DOCUMENTS/Assessment_2_report.docx
@@ -8712,7 +8712,13 @@
         <w:jc w:val="both"/>
       </w:pPr>
       <w:r>
-        <w:t>The primary end-user of the proposed test harness is the authorised MedTalk Connect engineering or testing end-user. The end-user creates a test scenario and selects the appropriate connector and test parameters. The system creates synthetic patients and clinical encounter records based on this information</w:t>
+        <w:t>The primary end-user of the proposed test harness is the authorised MedTalk Connect engineering or testing end-user</w:t>
+      </w:r>
+      <w:r>
+        <w:t xml:space="preserve"> (e.g. Doctors or clinics as an actors)</w:t>
+      </w:r>
+      <w:r>
+        <w:t>. The end-user creates a test scenario and selects the appropriate connector and test parameters. The system creates synthetic patients and clinical encounter records based on this information</w:t>
       </w:r>
       <w:r>
         <w:t xml:space="preserve"> (</w:t>

--- a/DOCUMENTS/Assessment_2_report.docx
+++ b/DOCUMENTS/Assessment_2_report.docx
@@ -1,6 +1,6 @@
 
 <file path=word/document.xml><?xml version="1.0" encoding="utf-8"?>
-<w:document xmlns:wpc="http://schemas.microsoft.com/office/word/2010/wordprocessingCanvas" xmlns:cx="http://schemas.microsoft.com/office/drawing/2014/chartex" xmlns:cx1="http://schemas.microsoft.com/office/drawing/2015/9/8/chartex" xmlns:cx2="http://schemas.microsoft.com/office/drawing/2015/10/21/chartex" xmlns:cx3="http://schemas.microsoft.com/office/drawing/2016/5/9/chartex" xmlns:cx4="http://schemas.microsoft.com/office/drawing/2016/5/10/chartex" xmlns:cx5="http://schemas.microsoft.com/office/drawing/2016/5/11/chartex" xmlns:cx6="http://schemas.microsoft.com/office/drawing/2016/5/12/chartex" xmlns:cx7="http://schemas.microsoft.com/office/drawing/2016/5/13/chartex" xmlns:cx8="http://schemas.microsoft.com/office/drawing/2016/5/14/chartex" xmlns:mc="http://schemas.openxmlformats.org/markup-compatibility/2006" xmlns:aink="http://schemas.microsoft.com/office/drawing/2016/ink" xmlns:am3d="http://schemas.microsoft.com/office/drawing/2017/model3d" xmlns:o="urn:schemas-microsoft-com:office:office" xmlns:oel="http://schemas.microsoft.com/office/2019/extlst" xmlns:r="http://schemas.openxmlformats.org/officeDocument/2006/relationships" xmlns:m="http://schemas.openxmlformats.org/officeDocument/2006/math" xmlns:v="urn:schemas-microsoft-com:vml" xmlns:wp14="http://schemas.microsoft.com/office/word/2010/wordprocessingDrawing" xmlns:wp="http://schemas.openxmlformats.org/drawingml/2006/wordprocessingDrawing" xmlns:w10="urn:schemas-microsoft-com:office:word" xmlns:w="http://schemas.openxmlformats.org/wordprocessingml/2006/main" xmlns:w14="http://schemas.microsoft.com/office/word/2010/wordml" xmlns:w15="http://schemas.microsoft.com/office/word/2012/wordml" xmlns:w16cex="http://schemas.microsoft.com/office/word/2018/wordml/cex" xmlns:w16cid="http://schemas.microsoft.com/office/word/2016/wordml/cid" xmlns:w16="http://schemas.microsoft.com/office/word/2018/wordml" xmlns:w16du="http://schemas.microsoft.com/office/word/2023/wordml/word16du" xmlns:w16sdtdh="http://schemas.microsoft.com/office/word/2020/wordml/sdtdatahash" xmlns:w16sdtfl="http://schemas.microsoft.com/office/word/2024/wordml/sdtformatlock" xmlns:w16se="http://schemas.microsoft.com/office/word/2015/wordml/symex" xmlns:wpg="http://schemas.microsoft.com/office/word/2010/wordprocessingGroup" xmlns:wpi="http://schemas.microsoft.com/office/word/2010/wordprocessingInk" xmlns:wne="http://schemas.microsoft.com/office/word/2006/wordml" xmlns:wps="http://schemas.microsoft.com/office/word/2010/wordprocessingShape" mc:Ignorable="w14 w15 w16se w16cid w16 w16cex w16sdtdh w16sdtfl w16du wp14">
+<w:document xmlns:wpc="http://schemas.microsoft.com/office/word/2010/wordprocessingCanvas" xmlns:cx="http://schemas.microsoft.com/office/drawing/2014/chartex" xmlns:cx1="http://schemas.microsoft.com/office/drawing/2015/9/8/chartex" xmlns:cx2="http://schemas.microsoft.com/office/drawing/2015/10/21/chartex" xmlns:cx3="http://schemas.microsoft.com/office/drawing/2016/5/9/chartex" xmlns:cx4="http://schemas.microsoft.com/office/drawing/2016/5/10/chartex" xmlns:cx5="http://schemas.microsoft.com/office/drawing/2016/5/11/chartex" xmlns:cx6="http://schemas.microsoft.com/office/drawing/2016/5/12/chartex" xmlns:cx7="http://schemas.microsoft.com/office/drawing/2016/5/13/chartex" xmlns:cx8="http://schemas.microsoft.com/office/drawing/2016/5/14/chartex" xmlns:mc="http://schemas.openxmlformats.org/markup-compatibility/2006" xmlns:aink="http://schemas.microsoft.com/office/drawing/2016/ink" xmlns:am3d="http://schemas.microsoft.com/office/drawing/2017/model3d" xmlns:o="urn:schemas-microsoft-com:office:office" xmlns:oel="http://schemas.microsoft.com/office/2019/extlst" xmlns:r="http://schemas.openxmlformats.org/officeDocument/2006/relationships" xmlns:m="http://schemas.openxmlformats.org/officeDocument/2006/math" xmlns:v="urn:schemas-microsoft-com:vml" xmlns:wp14="http://schemas.microsoft.com/office/word/2010/wordprocessingDrawing" xmlns:wp="http://schemas.openxmlformats.org/drawingml/2006/wordprocessingDrawing" xmlns:w10="urn:schemas-microsoft-com:office:word" xmlns:w="http://schemas.openxmlformats.org/wordprocessingml/2006/main" xmlns:w14="http://schemas.microsoft.com/office/word/2010/wordml" xmlns:w15="http://schemas.microsoft.com/office/word/2012/wordml" xmlns:w16cex="http://schemas.microsoft.com/office/word/2018/wordml/cex" xmlns:w16cid="http://schemas.microsoft.com/office/word/2016/wordml/cid" xmlns:w16="http://schemas.microsoft.com/office/word/2018/wordml" xmlns:w16sdtdh="http://schemas.microsoft.com/office/word/2020/wordml/sdtdatahash" xmlns:w16se="http://schemas.microsoft.com/office/word/2015/wordml/symex" xmlns:wpg="http://schemas.microsoft.com/office/word/2010/wordprocessingGroup" xmlns:wpi="http://schemas.microsoft.com/office/word/2010/wordprocessingInk" xmlns:wne="http://schemas.microsoft.com/office/word/2006/wordml" xmlns:wps="http://schemas.microsoft.com/office/word/2010/wordprocessingShape" mc:Ignorable="w14 w15 w16se w16cid w16 w16cex w16sdtdh wp14">
   <w:body>
     <w:p>
       <w:pPr>
@@ -258,19 +258,81 @@
               <w:rPr>
                 <w:lang w:val="en-US"/>
               </w:rPr>
-              <w:t>Charity Gwese,</w:t>
-            </w:r>
+              <w:t xml:space="preserve">Charity </w:t>
+            </w:r>
+            <w:proofErr w:type="spellStart"/>
             <w:r>
               <w:rPr>
                 <w:lang w:val="en-US"/>
               </w:rPr>
-              <w:t xml:space="preserve"> Sonam Pelden, </w:t>
-            </w:r>
+              <w:t>Gwese</w:t>
+            </w:r>
+            <w:proofErr w:type="spellEnd"/>
             <w:r>
               <w:rPr>
                 <w:lang w:val="en-US"/>
               </w:rPr>
-              <w:t>Rikesh Aryal, Zubari Adil Soomro</w:t>
+              <w:t>,</w:t>
+            </w:r>
+            <w:r>
+              <w:rPr>
+                <w:lang w:val="en-US"/>
+              </w:rPr>
+              <w:t xml:space="preserve"> Sonam </w:t>
+            </w:r>
+            <w:proofErr w:type="spellStart"/>
+            <w:r>
+              <w:rPr>
+                <w:lang w:val="en-US"/>
+              </w:rPr>
+              <w:t>Pelden</w:t>
+            </w:r>
+            <w:proofErr w:type="spellEnd"/>
+            <w:r>
+              <w:rPr>
+                <w:lang w:val="en-US"/>
+              </w:rPr>
+              <w:t xml:space="preserve">, </w:t>
+            </w:r>
+            <w:proofErr w:type="spellStart"/>
+            <w:r>
+              <w:rPr>
+                <w:lang w:val="en-US"/>
+              </w:rPr>
+              <w:t>Rikesh</w:t>
+            </w:r>
+            <w:proofErr w:type="spellEnd"/>
+            <w:r>
+              <w:rPr>
+                <w:lang w:val="en-US"/>
+              </w:rPr>
+              <w:t xml:space="preserve"> </w:t>
+            </w:r>
+            <w:proofErr w:type="spellStart"/>
+            <w:r>
+              <w:rPr>
+                <w:lang w:val="en-US"/>
+              </w:rPr>
+              <w:t>Aryal</w:t>
+            </w:r>
+            <w:proofErr w:type="spellEnd"/>
+            <w:r>
+              <w:rPr>
+                <w:lang w:val="en-US"/>
+              </w:rPr>
+              <w:t>, Zub</w:t>
+            </w:r>
+            <w:r>
+              <w:rPr>
+                <w:lang w:val="en-US"/>
+              </w:rPr>
+              <w:t>air</w:t>
+            </w:r>
+            <w:r>
+              <w:rPr>
+                <w:lang w:val="en-US"/>
+              </w:rPr>
+              <w:t xml:space="preserve"> Adil Soomro</w:t>
             </w:r>
           </w:p>
         </w:tc>
@@ -586,8 +648,16 @@
               <w:rPr>
                 <w:lang w:val="en-NZ" w:eastAsia="en-NZ"/>
               </w:rPr>
-              <w:t>Sonam Pelden</w:t>
-            </w:r>
+              <w:t xml:space="preserve">Sonam </w:t>
+            </w:r>
+            <w:proofErr w:type="spellStart"/>
+            <w:r>
+              <w:rPr>
+                <w:lang w:val="en-NZ" w:eastAsia="en-NZ"/>
+              </w:rPr>
+              <w:t>Pelden</w:t>
+            </w:r>
+            <w:proofErr w:type="spellEnd"/>
           </w:p>
         </w:tc>
         <w:tc>
@@ -699,8 +769,16 @@
               <w:rPr>
                 <w:lang w:val="en-NZ" w:eastAsia="en-NZ"/>
               </w:rPr>
-              <w:t>Charity Gwese</w:t>
-            </w:r>
+              <w:t xml:space="preserve">Charity </w:t>
+            </w:r>
+            <w:proofErr w:type="spellStart"/>
+            <w:r>
+              <w:rPr>
+                <w:lang w:val="en-NZ" w:eastAsia="en-NZ"/>
+              </w:rPr>
+              <w:t>Gwese</w:t>
+            </w:r>
+            <w:proofErr w:type="spellEnd"/>
           </w:p>
         </w:tc>
         <w:tc>
@@ -820,12 +898,28 @@
                 <w:lang w:val="en-NZ" w:eastAsia="en-NZ"/>
               </w:rPr>
             </w:pPr>
+            <w:proofErr w:type="spellStart"/>
             <w:r>
               <w:rPr>
                 <w:lang w:val="en-NZ" w:eastAsia="en-NZ"/>
               </w:rPr>
-              <w:t>Rikesh Aryal</w:t>
-            </w:r>
+              <w:t>Rikesh</w:t>
+            </w:r>
+            <w:proofErr w:type="spellEnd"/>
+            <w:r>
+              <w:rPr>
+                <w:lang w:val="en-NZ" w:eastAsia="en-NZ"/>
+              </w:rPr>
+              <w:t xml:space="preserve"> </w:t>
+            </w:r>
+            <w:proofErr w:type="spellStart"/>
+            <w:r>
+              <w:rPr>
+                <w:lang w:val="en-NZ" w:eastAsia="en-NZ"/>
+              </w:rPr>
+              <w:t>Aryal</w:t>
+            </w:r>
+            <w:proofErr w:type="spellEnd"/>
           </w:p>
         </w:tc>
         <w:tc>
@@ -943,7 +1037,19 @@
               <w:rPr>
                 <w:lang w:val="en-NZ" w:eastAsia="en-NZ"/>
               </w:rPr>
-              <w:t>Zair Adil Soomro</w:t>
+              <w:t>Z</w:t>
+            </w:r>
+            <w:r>
+              <w:rPr>
+                <w:lang w:val="en-NZ" w:eastAsia="en-NZ"/>
+              </w:rPr>
+              <w:t>ubai</w:t>
+            </w:r>
+            <w:r>
+              <w:rPr>
+                <w:lang w:val="en-NZ" w:eastAsia="en-NZ"/>
+              </w:rPr>
+              <w:t>r Adil Soomro</w:t>
             </w:r>
           </w:p>
         </w:tc>
@@ -1015,7 +1121,7 @@
               <w:rPr>
                 <w:lang w:eastAsia="en-NZ"/>
               </w:rPr>
-              <w:t>Testing Evaluation, Conclusion</w:t>
+              <w:t>Sprint Plan, PoC evidence, Testing/Validation/Cybersecurity Evaluation, Conclusion, Executive Summary</w:t>
             </w:r>
           </w:p>
         </w:tc>
@@ -1041,7 +1147,15 @@
         <w:br/>
       </w:r>
       <w:r>
-        <w:t>By submitting this assessment, I/we confirm that this work is my/our own and complies with the CIHE Academic Integrity Policy and the QA70 Use of GenAI in Teaching, Learning, Assessment and Research Policy. Any use of AI or other tools has followed the assessment instructions and guidance provided in the CIHE Student Guide on the Use of AI and has been fully acknowledged in the AI/Tool Use Declaration Table below. I/we understand that inappropriate or unacknowledged use of AI, or submission of work that is not my/our own, may constitute academic misconduct. I/we also confirm that this assessment has not been previously submitted unless approved, and I/we consent to its use for standard academic integrity, quality assurance, and AI governance review processes.</w:t>
+        <w:t xml:space="preserve">By submitting this assessment, I/we confirm that this work is my/our own and complies with the CIHE Academic Integrity Policy and the QA70 Use of </w:t>
+      </w:r>
+      <w:proofErr w:type="spellStart"/>
+      <w:r>
+        <w:t>GenAI</w:t>
+      </w:r>
+      <w:proofErr w:type="spellEnd"/>
+      <w:r>
+        <w:t xml:space="preserve"> in Teaching, Learning, Assessment and Research Policy. Any use of AI or other tools has followed the assessment instructions and guidance provided in the CIHE Student Guide on the Use of AI and has been fully acknowledged in the AI/Tool Use Declaration Table below. I/we understand that inappropriate or unacknowledged use of AI, or submission of work that is not my/our own, may constitute academic misconduct. I/we also confirm that this assessment has not been previously submitted unless approved, and I/we consent to its use for standard academic integrity, quality assurance, and AI governance review processes.</w:t>
       </w:r>
     </w:p>
     <w:p>
@@ -1118,11 +1232,19 @@
                 <w:lang w:eastAsia="en-NZ"/>
               </w:rPr>
             </w:pPr>
+            <w:proofErr w:type="spellStart"/>
             <w:r>
               <w:rPr>
                 <w:lang w:eastAsia="en-NZ"/>
               </w:rPr>
-              <w:t>GenAI Tool</w:t>
+              <w:t>GenAI</w:t>
+            </w:r>
+            <w:proofErr w:type="spellEnd"/>
+            <w:r>
+              <w:rPr>
+                <w:lang w:eastAsia="en-NZ"/>
+              </w:rPr>
+              <w:t xml:space="preserve"> Tool</w:t>
             </w:r>
           </w:p>
         </w:tc>
@@ -1212,6 +1334,8 @@
       <w:sdtPr>
         <w:rPr>
           <w:rFonts w:asciiTheme="minorHAnsi" w:eastAsiaTheme="minorHAnsi" w:hAnsiTheme="minorHAnsi" w:cstheme="minorBidi"/>
+          <w:b w:val="0"/>
+          <w:bCs w:val="0"/>
           <w:color w:val="auto"/>
           <w:kern w:val="2"/>
           <w:sz w:val="22"/>
@@ -1228,8 +1352,6 @@
       <w:sdtEndPr>
         <w:rPr>
           <w:rFonts w:ascii="Times New Roman" w:hAnsi="Times New Roman"/>
-          <w:b w:val="0"/>
-          <w:bCs w:val="0"/>
           <w:noProof/>
           <w:sz w:val="24"/>
         </w:rPr>
@@ -1252,8 +1374,8 @@
             <w:rPr>
               <w:rFonts w:asciiTheme="minorHAnsi" w:eastAsiaTheme="minorEastAsia" w:hAnsiTheme="minorHAnsi"/>
               <w:noProof/>
-              <w:szCs w:val="34"/>
-              <w:lang w:val="en-US" w:bidi="dz-BT"/>
+              <w:szCs w:val="24"/>
+              <w:lang w:eastAsia="en-AU"/>
             </w:rPr>
           </w:pPr>
           <w:r>
@@ -1265,7 +1387,7 @@
           <w:r>
             <w:fldChar w:fldCharType="separate"/>
           </w:r>
-          <w:hyperlink w:anchor="_Toc240222652" w:history="1">
+          <w:hyperlink w:anchor="_Toc240230969" w:history="1">
             <w:r>
               <w:rPr>
                 <w:rStyle w:val="Hyperlink"/>
@@ -1292,7 +1414,7 @@
                 <w:noProof/>
                 <w:webHidden/>
               </w:rPr>
-              <w:instrText xml:space="preserve"> PAGEREF _Toc240222652 \h </w:instrText>
+              <w:instrText xml:space="preserve"> PAGEREF _Toc240230969 \h </w:instrText>
             </w:r>
             <w:r>
               <w:rPr>
@@ -1333,11 +1455,11 @@
             <w:rPr>
               <w:rFonts w:asciiTheme="minorHAnsi" w:eastAsiaTheme="minorEastAsia" w:hAnsiTheme="minorHAnsi"/>
               <w:noProof/>
-              <w:szCs w:val="34"/>
-              <w:lang w:val="en-US" w:bidi="dz-BT"/>
+              <w:szCs w:val="24"/>
+              <w:lang w:eastAsia="en-AU"/>
             </w:rPr>
           </w:pPr>
-          <w:hyperlink w:anchor="_Toc240222653" w:history="1">
+          <w:hyperlink w:anchor="_Toc240230970" w:history="1">
             <w:r>
               <w:rPr>
                 <w:rStyle w:val="Hyperlink"/>
@@ -1349,8 +1471,8 @@
               <w:rPr>
                 <w:rFonts w:asciiTheme="minorHAnsi" w:eastAsiaTheme="minorEastAsia" w:hAnsiTheme="minorHAnsi"/>
                 <w:noProof/>
-                <w:szCs w:val="34"/>
-                <w:lang w:val="en-US" w:bidi="dz-BT"/>
+                <w:szCs w:val="24"/>
+                <w:lang w:eastAsia="en-AU"/>
               </w:rPr>
               <w:tab/>
             </w:r>
@@ -1380,7 +1502,7 @@
                 <w:noProof/>
                 <w:webHidden/>
               </w:rPr>
-              <w:instrText xml:space="preserve"> PAGEREF _Toc240222653 \h </w:instrText>
+              <w:instrText xml:space="preserve"> PAGEREF _Toc240230970 \h </w:instrText>
             </w:r>
             <w:r>
               <w:rPr>
@@ -1420,11 +1542,11 @@
             <w:rPr>
               <w:rFonts w:asciiTheme="minorHAnsi" w:eastAsiaTheme="minorEastAsia" w:hAnsiTheme="minorHAnsi"/>
               <w:noProof/>
-              <w:szCs w:val="34"/>
-              <w:lang w:val="en-US" w:bidi="dz-BT"/>
+              <w:szCs w:val="24"/>
+              <w:lang w:eastAsia="en-AU"/>
             </w:rPr>
           </w:pPr>
-          <w:hyperlink w:anchor="_Toc240222654" w:history="1">
+          <w:hyperlink w:anchor="_Toc240230971" w:history="1">
             <w:r>
               <w:rPr>
                 <w:rStyle w:val="Hyperlink"/>
@@ -1451,7 +1573,7 @@
                 <w:noProof/>
                 <w:webHidden/>
               </w:rPr>
-              <w:instrText xml:space="preserve"> PAGEREF _Toc240222654 \h </w:instrText>
+              <w:instrText xml:space="preserve"> PAGEREF _Toc240230971 \h </w:instrText>
             </w:r>
             <w:r>
               <w:rPr>
@@ -1491,11 +1613,11 @@
             <w:rPr>
               <w:rFonts w:asciiTheme="minorHAnsi" w:eastAsiaTheme="minorEastAsia" w:hAnsiTheme="minorHAnsi"/>
               <w:noProof/>
-              <w:szCs w:val="34"/>
-              <w:lang w:val="en-US" w:bidi="dz-BT"/>
+              <w:szCs w:val="24"/>
+              <w:lang w:eastAsia="en-AU"/>
             </w:rPr>
           </w:pPr>
-          <w:hyperlink w:anchor="_Toc240222655" w:history="1">
+          <w:hyperlink w:anchor="_Toc240230972" w:history="1">
             <w:r>
               <w:rPr>
                 <w:rStyle w:val="Hyperlink"/>
@@ -1522,7 +1644,7 @@
                 <w:noProof/>
                 <w:webHidden/>
               </w:rPr>
-              <w:instrText xml:space="preserve"> PAGEREF _Toc240222655 \h </w:instrText>
+              <w:instrText xml:space="preserve"> PAGEREF _Toc240230972 \h </w:instrText>
             </w:r>
             <w:r>
               <w:rPr>
@@ -1562,11 +1684,11 @@
             <w:rPr>
               <w:rFonts w:asciiTheme="minorHAnsi" w:eastAsiaTheme="minorEastAsia" w:hAnsiTheme="minorHAnsi"/>
               <w:noProof/>
-              <w:szCs w:val="34"/>
-              <w:lang w:val="en-US" w:bidi="dz-BT"/>
+              <w:szCs w:val="24"/>
+              <w:lang w:eastAsia="en-AU"/>
             </w:rPr>
           </w:pPr>
-          <w:hyperlink w:anchor="_Toc240222656" w:history="1">
+          <w:hyperlink w:anchor="_Toc240230973" w:history="1">
             <w:r>
               <w:rPr>
                 <w:rStyle w:val="Hyperlink"/>
@@ -1593,7 +1715,7 @@
                 <w:noProof/>
                 <w:webHidden/>
               </w:rPr>
-              <w:instrText xml:space="preserve"> PAGEREF _Toc240222656 \h </w:instrText>
+              <w:instrText xml:space="preserve"> PAGEREF _Toc240230973 \h </w:instrText>
             </w:r>
             <w:r>
               <w:rPr>
@@ -1633,11 +1755,11 @@
             <w:rPr>
               <w:rFonts w:asciiTheme="minorHAnsi" w:eastAsiaTheme="minorEastAsia" w:hAnsiTheme="minorHAnsi"/>
               <w:noProof/>
-              <w:szCs w:val="34"/>
-              <w:lang w:val="en-US" w:bidi="dz-BT"/>
+              <w:szCs w:val="24"/>
+              <w:lang w:eastAsia="en-AU"/>
             </w:rPr>
           </w:pPr>
-          <w:hyperlink w:anchor="_Toc240222657" w:history="1">
+          <w:hyperlink w:anchor="_Toc240230974" w:history="1">
             <w:r>
               <w:rPr>
                 <w:rStyle w:val="Hyperlink"/>
@@ -1664,7 +1786,7 @@
                 <w:noProof/>
                 <w:webHidden/>
               </w:rPr>
-              <w:instrText xml:space="preserve"> PAGEREF _Toc240222657 \h </w:instrText>
+              <w:instrText xml:space="preserve"> PAGEREF _Toc240230974 \h </w:instrText>
             </w:r>
             <w:r>
               <w:rPr>
@@ -1704,11 +1826,11 @@
             <w:rPr>
               <w:rFonts w:asciiTheme="minorHAnsi" w:eastAsiaTheme="minorEastAsia" w:hAnsiTheme="minorHAnsi"/>
               <w:noProof/>
-              <w:szCs w:val="34"/>
-              <w:lang w:val="en-US" w:bidi="dz-BT"/>
+              <w:szCs w:val="24"/>
+              <w:lang w:eastAsia="en-AU"/>
             </w:rPr>
           </w:pPr>
-          <w:hyperlink w:anchor="_Toc240222658" w:history="1">
+          <w:hyperlink w:anchor="_Toc240230975" w:history="1">
             <w:r>
               <w:rPr>
                 <w:rStyle w:val="Hyperlink"/>
@@ -1735,7 +1857,7 @@
                 <w:noProof/>
                 <w:webHidden/>
               </w:rPr>
-              <w:instrText xml:space="preserve"> PAGEREF _Toc240222658 \h </w:instrText>
+              <w:instrText xml:space="preserve"> PAGEREF _Toc240230975 \h </w:instrText>
             </w:r>
             <w:r>
               <w:rPr>
@@ -1775,11 +1897,11 @@
             <w:rPr>
               <w:rFonts w:asciiTheme="minorHAnsi" w:eastAsiaTheme="minorEastAsia" w:hAnsiTheme="minorHAnsi"/>
               <w:noProof/>
-              <w:szCs w:val="34"/>
-              <w:lang w:val="en-US" w:bidi="dz-BT"/>
+              <w:szCs w:val="24"/>
+              <w:lang w:eastAsia="en-AU"/>
             </w:rPr>
           </w:pPr>
-          <w:hyperlink w:anchor="_Toc240222659" w:history="1">
+          <w:hyperlink w:anchor="_Toc240230976" w:history="1">
             <w:r>
               <w:rPr>
                 <w:rStyle w:val="Hyperlink"/>
@@ -1806,7 +1928,7 @@
                 <w:noProof/>
                 <w:webHidden/>
               </w:rPr>
-              <w:instrText xml:space="preserve"> PAGEREF _Toc240222659 \h </w:instrText>
+              <w:instrText xml:space="preserve"> PAGEREF _Toc240230976 \h </w:instrText>
             </w:r>
             <w:r>
               <w:rPr>
@@ -1846,11 +1968,11 @@
             <w:rPr>
               <w:rFonts w:asciiTheme="minorHAnsi" w:eastAsiaTheme="minorEastAsia" w:hAnsiTheme="minorHAnsi"/>
               <w:noProof/>
-              <w:szCs w:val="34"/>
-              <w:lang w:val="en-US" w:bidi="dz-BT"/>
+              <w:szCs w:val="24"/>
+              <w:lang w:eastAsia="en-AU"/>
             </w:rPr>
           </w:pPr>
-          <w:hyperlink w:anchor="_Toc240222660" w:history="1">
+          <w:hyperlink w:anchor="_Toc240230977" w:history="1">
             <w:r>
               <w:rPr>
                 <w:rStyle w:val="Hyperlink"/>
@@ -1877,7 +1999,7 @@
                 <w:noProof/>
                 <w:webHidden/>
               </w:rPr>
-              <w:instrText xml:space="preserve"> PAGEREF _Toc240222660 \h </w:instrText>
+              <w:instrText xml:space="preserve"> PAGEREF _Toc240230977 \h </w:instrText>
             </w:r>
             <w:r>
               <w:rPr>
@@ -1917,11 +2039,11 @@
             <w:rPr>
               <w:rFonts w:asciiTheme="minorHAnsi" w:eastAsiaTheme="minorEastAsia" w:hAnsiTheme="minorHAnsi"/>
               <w:noProof/>
-              <w:szCs w:val="34"/>
-              <w:lang w:val="en-US" w:bidi="dz-BT"/>
+              <w:szCs w:val="24"/>
+              <w:lang w:eastAsia="en-AU"/>
             </w:rPr>
           </w:pPr>
-          <w:hyperlink w:anchor="_Toc240222661" w:history="1">
+          <w:hyperlink w:anchor="_Toc240230978" w:history="1">
             <w:r>
               <w:rPr>
                 <w:rStyle w:val="Hyperlink"/>
@@ -1948,7 +2070,7 @@
                 <w:noProof/>
                 <w:webHidden/>
               </w:rPr>
-              <w:instrText xml:space="preserve"> PAGEREF _Toc240222661 \h </w:instrText>
+              <w:instrText xml:space="preserve"> PAGEREF _Toc240230978 \h </w:instrText>
             </w:r>
             <w:r>
               <w:rPr>
@@ -1988,11 +2110,11 @@
             <w:rPr>
               <w:rFonts w:asciiTheme="minorHAnsi" w:eastAsiaTheme="minorEastAsia" w:hAnsiTheme="minorHAnsi"/>
               <w:noProof/>
-              <w:szCs w:val="34"/>
-              <w:lang w:val="en-US" w:bidi="dz-BT"/>
+              <w:szCs w:val="24"/>
+              <w:lang w:eastAsia="en-AU"/>
             </w:rPr>
           </w:pPr>
-          <w:hyperlink w:anchor="_Toc240222662" w:history="1">
+          <w:hyperlink w:anchor="_Toc240230979" w:history="1">
             <w:r>
               <w:rPr>
                 <w:rStyle w:val="Hyperlink"/>
@@ -2019,7 +2141,7 @@
                 <w:noProof/>
                 <w:webHidden/>
               </w:rPr>
-              <w:instrText xml:space="preserve"> PAGEREF _Toc240222662 \h </w:instrText>
+              <w:instrText xml:space="preserve"> PAGEREF _Toc240230979 \h </w:instrText>
             </w:r>
             <w:r>
               <w:rPr>
@@ -2059,11 +2181,11 @@
             <w:rPr>
               <w:rFonts w:asciiTheme="minorHAnsi" w:eastAsiaTheme="minorEastAsia" w:hAnsiTheme="minorHAnsi"/>
               <w:noProof/>
-              <w:szCs w:val="34"/>
-              <w:lang w:val="en-US" w:bidi="dz-BT"/>
+              <w:szCs w:val="24"/>
+              <w:lang w:eastAsia="en-AU"/>
             </w:rPr>
           </w:pPr>
-          <w:hyperlink w:anchor="_Toc240222663" w:history="1">
+          <w:hyperlink w:anchor="_Toc240230980" w:history="1">
             <w:r>
               <w:rPr>
                 <w:rStyle w:val="Hyperlink"/>
@@ -2090,7 +2212,7 @@
                 <w:noProof/>
                 <w:webHidden/>
               </w:rPr>
-              <w:instrText xml:space="preserve"> PAGEREF _Toc240222663 \h </w:instrText>
+              <w:instrText xml:space="preserve"> PAGEREF _Toc240230980 \h </w:instrText>
             </w:r>
             <w:r>
               <w:rPr>
@@ -2130,11 +2252,11 @@
             <w:rPr>
               <w:rFonts w:asciiTheme="minorHAnsi" w:eastAsiaTheme="minorEastAsia" w:hAnsiTheme="minorHAnsi"/>
               <w:noProof/>
-              <w:szCs w:val="34"/>
-              <w:lang w:val="en-US" w:bidi="dz-BT"/>
+              <w:szCs w:val="24"/>
+              <w:lang w:eastAsia="en-AU"/>
             </w:rPr>
           </w:pPr>
-          <w:hyperlink w:anchor="_Toc240222664" w:history="1">
+          <w:hyperlink w:anchor="_Toc240230981" w:history="1">
             <w:r>
               <w:rPr>
                 <w:rStyle w:val="Hyperlink"/>
@@ -2161,7 +2283,7 @@
                 <w:noProof/>
                 <w:webHidden/>
               </w:rPr>
-              <w:instrText xml:space="preserve"> PAGEREF _Toc240222664 \h </w:instrText>
+              <w:instrText xml:space="preserve"> PAGEREF _Toc240230981 \h </w:instrText>
             </w:r>
             <w:r>
               <w:rPr>
@@ -2201,11 +2323,11 @@
             <w:rPr>
               <w:rFonts w:asciiTheme="minorHAnsi" w:eastAsiaTheme="minorEastAsia" w:hAnsiTheme="minorHAnsi"/>
               <w:noProof/>
-              <w:szCs w:val="34"/>
-              <w:lang w:val="en-US" w:bidi="dz-BT"/>
+              <w:szCs w:val="24"/>
+              <w:lang w:eastAsia="en-AU"/>
             </w:rPr>
           </w:pPr>
-          <w:hyperlink w:anchor="_Toc240222665" w:history="1">
+          <w:hyperlink w:anchor="_Toc240230982" w:history="1">
             <w:r>
               <w:rPr>
                 <w:rStyle w:val="Hyperlink"/>
@@ -2232,7 +2354,7 @@
                 <w:noProof/>
                 <w:webHidden/>
               </w:rPr>
-              <w:instrText xml:space="preserve"> PAGEREF _Toc240222665 \h </w:instrText>
+              <w:instrText xml:space="preserve"> PAGEREF _Toc240230982 \h </w:instrText>
             </w:r>
             <w:r>
               <w:rPr>
@@ -2272,11 +2394,11 @@
             <w:rPr>
               <w:rFonts w:asciiTheme="minorHAnsi" w:eastAsiaTheme="minorEastAsia" w:hAnsiTheme="minorHAnsi"/>
               <w:noProof/>
-              <w:szCs w:val="34"/>
-              <w:lang w:val="en-US" w:bidi="dz-BT"/>
+              <w:szCs w:val="24"/>
+              <w:lang w:eastAsia="en-AU"/>
             </w:rPr>
           </w:pPr>
-          <w:hyperlink w:anchor="_Toc240222666" w:history="1">
+          <w:hyperlink w:anchor="_Toc240230983" w:history="1">
             <w:r>
               <w:rPr>
                 <w:rStyle w:val="Hyperlink"/>
@@ -2303,7 +2425,7 @@
                 <w:noProof/>
                 <w:webHidden/>
               </w:rPr>
-              <w:instrText xml:space="preserve"> PAGEREF _Toc240222666 \h </w:instrText>
+              <w:instrText xml:space="preserve"> PAGEREF _Toc240230983 \h </w:instrText>
             </w:r>
             <w:r>
               <w:rPr>
@@ -2343,11 +2465,11 @@
             <w:rPr>
               <w:rFonts w:asciiTheme="minorHAnsi" w:eastAsiaTheme="minorEastAsia" w:hAnsiTheme="minorHAnsi"/>
               <w:noProof/>
-              <w:szCs w:val="34"/>
-              <w:lang w:val="en-US" w:bidi="dz-BT"/>
+              <w:szCs w:val="24"/>
+              <w:lang w:eastAsia="en-AU"/>
             </w:rPr>
           </w:pPr>
-          <w:hyperlink w:anchor="_Toc240222667" w:history="1">
+          <w:hyperlink w:anchor="_Toc240230984" w:history="1">
             <w:r>
               <w:rPr>
                 <w:rStyle w:val="Hyperlink"/>
@@ -2374,7 +2496,7 @@
                 <w:noProof/>
                 <w:webHidden/>
               </w:rPr>
-              <w:instrText xml:space="preserve"> PAGEREF _Toc240222667 \h </w:instrText>
+              <w:instrText xml:space="preserve"> PAGEREF _Toc240230984 \h </w:instrText>
             </w:r>
             <w:r>
               <w:rPr>
@@ -2414,11 +2536,11 @@
             <w:rPr>
               <w:rFonts w:asciiTheme="minorHAnsi" w:eastAsiaTheme="minorEastAsia" w:hAnsiTheme="minorHAnsi"/>
               <w:noProof/>
-              <w:szCs w:val="34"/>
-              <w:lang w:val="en-US" w:bidi="dz-BT"/>
+              <w:szCs w:val="24"/>
+              <w:lang w:eastAsia="en-AU"/>
             </w:rPr>
           </w:pPr>
-          <w:hyperlink w:anchor="_Toc240222668" w:history="1">
+          <w:hyperlink w:anchor="_Toc240230985" w:history="1">
             <w:r>
               <w:rPr>
                 <w:rStyle w:val="Hyperlink"/>
@@ -2445,7 +2567,7 @@
                 <w:noProof/>
                 <w:webHidden/>
               </w:rPr>
-              <w:instrText xml:space="preserve"> PAGEREF _Toc240222668 \h </w:instrText>
+              <w:instrText xml:space="preserve"> PAGEREF _Toc240230985 \h </w:instrText>
             </w:r>
             <w:r>
               <w:rPr>
@@ -2485,11 +2607,11 @@
             <w:rPr>
               <w:rFonts w:asciiTheme="minorHAnsi" w:eastAsiaTheme="minorEastAsia" w:hAnsiTheme="minorHAnsi"/>
               <w:noProof/>
-              <w:szCs w:val="34"/>
-              <w:lang w:val="en-US" w:bidi="dz-BT"/>
+              <w:szCs w:val="24"/>
+              <w:lang w:eastAsia="en-AU"/>
             </w:rPr>
           </w:pPr>
-          <w:hyperlink w:anchor="_Toc240222669" w:history="1">
+          <w:hyperlink w:anchor="_Toc240230986" w:history="1">
             <w:r>
               <w:rPr>
                 <w:rStyle w:val="Hyperlink"/>
@@ -2516,7 +2638,7 @@
                 <w:noProof/>
                 <w:webHidden/>
               </w:rPr>
-              <w:instrText xml:space="preserve"> PAGEREF _Toc240222669 \h </w:instrText>
+              <w:instrText xml:space="preserve"> PAGEREF _Toc240230986 \h </w:instrText>
             </w:r>
             <w:r>
               <w:rPr>
@@ -2556,11 +2678,11 @@
             <w:rPr>
               <w:rFonts w:asciiTheme="minorHAnsi" w:eastAsiaTheme="minorEastAsia" w:hAnsiTheme="minorHAnsi"/>
               <w:noProof/>
-              <w:szCs w:val="34"/>
-              <w:lang w:val="en-US" w:bidi="dz-BT"/>
+              <w:szCs w:val="24"/>
+              <w:lang w:eastAsia="en-AU"/>
             </w:rPr>
           </w:pPr>
-          <w:hyperlink w:anchor="_Toc240222670" w:history="1">
+          <w:hyperlink w:anchor="_Toc240230987" w:history="1">
             <w:r>
               <w:rPr>
                 <w:rStyle w:val="Hyperlink"/>
@@ -2587,7 +2709,7 @@
                 <w:noProof/>
                 <w:webHidden/>
               </w:rPr>
-              <w:instrText xml:space="preserve"> PAGEREF _Toc240222670 \h </w:instrText>
+              <w:instrText xml:space="preserve"> PAGEREF _Toc240230987 \h </w:instrText>
             </w:r>
             <w:r>
               <w:rPr>
@@ -2627,11 +2749,12 @@
             <w:rPr>
               <w:rFonts w:asciiTheme="minorHAnsi" w:eastAsiaTheme="minorEastAsia" w:hAnsiTheme="minorHAnsi"/>
               <w:noProof/>
-              <w:szCs w:val="34"/>
-              <w:lang w:val="en-US" w:bidi="dz-BT"/>
+              <w:szCs w:val="24"/>
+              <w:lang w:eastAsia="en-AU"/>
             </w:rPr>
           </w:pPr>
-          <w:hyperlink w:anchor="_Toc240222671" w:history="1">
+          <w:hyperlink w:anchor="_Toc240230988" w:history="1">
+            <w:bookmarkStart w:id="0" w:name="_Toc240227375"/>
             <w:r>
               <w:rPr>
                 <w:rStyle w:val="Hyperlink"/>
@@ -2640,10 +2763,10 @@
                 <w:lang w:val="en-GB" w:eastAsia="en-GB"/>
               </w:rPr>
               <w:drawing>
-                <wp:inline distT="0" distB="0" distL="0" distR="0" wp14:anchorId="2D22872A" wp14:editId="20A8283B">
+                <wp:inline distT="0" distB="0" distL="0" distR="0" wp14:anchorId="0DC43BAE" wp14:editId="3C323BD5">
                   <wp:extent cx="5943600" cy="586105"/>
                   <wp:effectExtent l="0" t="0" r="0" b="0"/>
-                  <wp:docPr id="1624080967" name="Picture 2"/>
+                  <wp:docPr id="4" name="Picture 2"/>
                   <wp:cNvGraphicFramePr>
                     <a:graphicFrameLocks xmlns:a="http://schemas.openxmlformats.org/drawingml/2006/main" noChangeAspect="1"/>
                   </wp:cNvGraphicFramePr>
@@ -2681,6 +2804,7 @@
                 </wp:inline>
               </w:drawing>
             </w:r>
+            <w:bookmarkEnd w:id="0"/>
             <w:r>
               <w:rPr>
                 <w:noProof/>
@@ -2700,7 +2824,7 @@
                 <w:noProof/>
                 <w:webHidden/>
               </w:rPr>
-              <w:instrText xml:space="preserve"> PAGEREF _Toc240222671 \h </w:instrText>
+              <w:instrText xml:space="preserve"> PAGEREF _Toc240230988 \h </w:instrText>
             </w:r>
             <w:r>
               <w:rPr>
@@ -2740,11 +2864,11 @@
             <w:rPr>
               <w:rFonts w:asciiTheme="minorHAnsi" w:eastAsiaTheme="minorEastAsia" w:hAnsiTheme="minorHAnsi"/>
               <w:noProof/>
-              <w:szCs w:val="34"/>
-              <w:lang w:val="en-US" w:bidi="dz-BT"/>
+              <w:szCs w:val="24"/>
+              <w:lang w:eastAsia="en-AU"/>
             </w:rPr>
           </w:pPr>
-          <w:hyperlink w:anchor="_Toc240222672" w:history="1">
+          <w:hyperlink w:anchor="_Toc240230989" w:history="1">
             <w:r>
               <w:rPr>
                 <w:rStyle w:val="Hyperlink"/>
@@ -2771,7 +2895,7 @@
                 <w:noProof/>
                 <w:webHidden/>
               </w:rPr>
-              <w:instrText xml:space="preserve"> PAGEREF _Toc240222672 \h </w:instrText>
+              <w:instrText xml:space="preserve"> PAGEREF _Toc240230989 \h </w:instrText>
             </w:r>
             <w:r>
               <w:rPr>
@@ -2811,11 +2935,11 @@
             <w:rPr>
               <w:rFonts w:asciiTheme="minorHAnsi" w:eastAsiaTheme="minorEastAsia" w:hAnsiTheme="minorHAnsi"/>
               <w:noProof/>
-              <w:szCs w:val="34"/>
-              <w:lang w:val="en-US" w:bidi="dz-BT"/>
+              <w:szCs w:val="24"/>
+              <w:lang w:eastAsia="en-AU"/>
             </w:rPr>
           </w:pPr>
-          <w:hyperlink w:anchor="_Toc240222673" w:history="1">
+          <w:hyperlink w:anchor="_Toc240230990" w:history="1">
             <w:r>
               <w:rPr>
                 <w:rStyle w:val="Hyperlink"/>
@@ -2842,7 +2966,7 @@
                 <w:noProof/>
                 <w:webHidden/>
               </w:rPr>
-              <w:instrText xml:space="preserve"> PAGEREF _Toc240222673 \h </w:instrText>
+              <w:instrText xml:space="preserve"> PAGEREF _Toc240230990 \h </w:instrText>
             </w:r>
             <w:r>
               <w:rPr>
@@ -2882,11 +3006,11 @@
             <w:rPr>
               <w:rFonts w:asciiTheme="minorHAnsi" w:eastAsiaTheme="minorEastAsia" w:hAnsiTheme="minorHAnsi"/>
               <w:noProof/>
-              <w:szCs w:val="34"/>
-              <w:lang w:val="en-US" w:bidi="dz-BT"/>
+              <w:szCs w:val="24"/>
+              <w:lang w:eastAsia="en-AU"/>
             </w:rPr>
           </w:pPr>
-          <w:hyperlink w:anchor="_Toc240222674" w:history="1">
+          <w:hyperlink w:anchor="_Toc240230991" w:history="1">
             <w:r>
               <w:rPr>
                 <w:rStyle w:val="Hyperlink"/>
@@ -2913,7 +3037,7 @@
                 <w:noProof/>
                 <w:webHidden/>
               </w:rPr>
-              <w:instrText xml:space="preserve"> PAGEREF _Toc240222674 \h </w:instrText>
+              <w:instrText xml:space="preserve"> PAGEREF _Toc240230991 \h </w:instrText>
             </w:r>
             <w:r>
               <w:rPr>
@@ -2953,11 +3077,11 @@
             <w:rPr>
               <w:rFonts w:asciiTheme="minorHAnsi" w:eastAsiaTheme="minorEastAsia" w:hAnsiTheme="minorHAnsi"/>
               <w:noProof/>
-              <w:szCs w:val="34"/>
-              <w:lang w:val="en-US" w:bidi="dz-BT"/>
+              <w:szCs w:val="24"/>
+              <w:lang w:eastAsia="en-AU"/>
             </w:rPr>
           </w:pPr>
-          <w:hyperlink w:anchor="_Toc240222675" w:history="1">
+          <w:hyperlink w:anchor="_Toc240230992" w:history="1">
             <w:r>
               <w:rPr>
                 <w:rStyle w:val="Hyperlink"/>
@@ -2984,7 +3108,7 @@
                 <w:noProof/>
                 <w:webHidden/>
               </w:rPr>
-              <w:instrText xml:space="preserve"> PAGEREF _Toc240222675 \h </w:instrText>
+              <w:instrText xml:space="preserve"> PAGEREF _Toc240230992 \h </w:instrText>
             </w:r>
             <w:r>
               <w:rPr>
@@ -3024,11 +3148,11 @@
             <w:rPr>
               <w:rFonts w:asciiTheme="minorHAnsi" w:eastAsiaTheme="minorEastAsia" w:hAnsiTheme="minorHAnsi"/>
               <w:noProof/>
-              <w:szCs w:val="34"/>
-              <w:lang w:val="en-US" w:bidi="dz-BT"/>
+              <w:szCs w:val="24"/>
+              <w:lang w:eastAsia="en-AU"/>
             </w:rPr>
           </w:pPr>
-          <w:hyperlink w:anchor="_Toc240222676" w:history="1">
+          <w:hyperlink w:anchor="_Toc240230993" w:history="1">
             <w:r>
               <w:rPr>
                 <w:rStyle w:val="Hyperlink"/>
@@ -3055,7 +3179,7 @@
                 <w:noProof/>
                 <w:webHidden/>
               </w:rPr>
-              <w:instrText xml:space="preserve"> PAGEREF _Toc240222676 \h </w:instrText>
+              <w:instrText xml:space="preserve"> PAGEREF _Toc240230993 \h </w:instrText>
             </w:r>
             <w:r>
               <w:rPr>
@@ -3095,17 +3219,17 @@
             <w:rPr>
               <w:rFonts w:asciiTheme="minorHAnsi" w:eastAsiaTheme="minorEastAsia" w:hAnsiTheme="minorHAnsi"/>
               <w:noProof/>
-              <w:szCs w:val="34"/>
-              <w:lang w:val="en-US" w:bidi="dz-BT"/>
+              <w:szCs w:val="24"/>
+              <w:lang w:eastAsia="en-AU"/>
             </w:rPr>
           </w:pPr>
-          <w:hyperlink w:anchor="_Toc240222677" w:history="1">
+          <w:hyperlink w:anchor="_Toc240230994" w:history="1">
             <w:r>
               <w:rPr>
                 <w:rStyle w:val="Hyperlink"/>
                 <w:noProof/>
               </w:rPr>
-              <w:t>5.2 Proof of Concept Description</w:t>
+              <w:t>5.2 Testing, Validation, and Cybersecurity Evaluation</w:t>
             </w:r>
             <w:r>
               <w:rPr>
@@ -3126,7 +3250,7 @@
                 <w:noProof/>
                 <w:webHidden/>
               </w:rPr>
-              <w:instrText xml:space="preserve"> PAGEREF _Toc240222677 \h </w:instrText>
+              <w:instrText xml:space="preserve"> PAGEREF _Toc240230994 \h </w:instrText>
             </w:r>
             <w:r>
               <w:rPr>
@@ -3146,7 +3270,7 @@
                 <w:noProof/>
                 <w:webHidden/>
               </w:rPr>
-              <w:t>26</w:t>
+              <w:t>29</w:t>
             </w:r>
             <w:r>
               <w:rPr>
@@ -3166,17 +3290,17 @@
             <w:rPr>
               <w:rFonts w:asciiTheme="minorHAnsi" w:eastAsiaTheme="minorEastAsia" w:hAnsiTheme="minorHAnsi"/>
               <w:noProof/>
-              <w:szCs w:val="34"/>
-              <w:lang w:val="en-US" w:bidi="dz-BT"/>
+              <w:szCs w:val="24"/>
+              <w:lang w:eastAsia="en-AU"/>
             </w:rPr>
           </w:pPr>
-          <w:hyperlink w:anchor="_Toc240222678" w:history="1">
+          <w:hyperlink w:anchor="_Toc240230995" w:history="1">
             <w:r>
               <w:rPr>
                 <w:rStyle w:val="Hyperlink"/>
                 <w:noProof/>
               </w:rPr>
-              <w:t>5.3 Testing, Validation, and Cybersecurity Evaluation/evaluate ethical and privacy issues</w:t>
+              <w:t>Table 1 — Functional Test Evidence (executed, Week 8)</w:t>
             </w:r>
             <w:r>
               <w:rPr>
@@ -3197,7 +3321,7 @@
                 <w:noProof/>
                 <w:webHidden/>
               </w:rPr>
-              <w:instrText xml:space="preserve"> PAGEREF _Toc240222678 \h </w:instrText>
+              <w:instrText xml:space="preserve"> PAGEREF _Toc240230995 \h </w:instrText>
             </w:r>
             <w:r>
               <w:rPr>
@@ -3217,7 +3341,220 @@
                 <w:noProof/>
                 <w:webHidden/>
               </w:rPr>
-              <w:t>26</w:t>
+              <w:t>32</w:t>
+            </w:r>
+            <w:r>
+              <w:rPr>
+                <w:noProof/>
+                <w:webHidden/>
+              </w:rPr>
+              <w:fldChar w:fldCharType="end"/>
+            </w:r>
+          </w:hyperlink>
+        </w:p>
+        <w:p>
+          <w:pPr>
+            <w:pStyle w:val="TOC2"/>
+            <w:tabs>
+              <w:tab w:val="right" w:leader="dot" w:pos="9016"/>
+            </w:tabs>
+            <w:rPr>
+              <w:rFonts w:asciiTheme="minorHAnsi" w:eastAsiaTheme="minorEastAsia" w:hAnsiTheme="minorHAnsi"/>
+              <w:noProof/>
+              <w:szCs w:val="24"/>
+              <w:lang w:eastAsia="en-AU"/>
+            </w:rPr>
+          </w:pPr>
+          <w:hyperlink w:anchor="_Toc240230996" w:history="1">
+            <w:r>
+              <w:rPr>
+                <w:rStyle w:val="Hyperlink"/>
+                <w:noProof/>
+              </w:rPr>
+              <w:t>Table 2 — Threat → Asset → Vulnerability → Impact → Control</w:t>
+            </w:r>
+            <w:r>
+              <w:rPr>
+                <w:noProof/>
+                <w:webHidden/>
+              </w:rPr>
+              <w:tab/>
+            </w:r>
+            <w:r>
+              <w:rPr>
+                <w:noProof/>
+                <w:webHidden/>
+              </w:rPr>
+              <w:fldChar w:fldCharType="begin"/>
+            </w:r>
+            <w:r>
+              <w:rPr>
+                <w:noProof/>
+                <w:webHidden/>
+              </w:rPr>
+              <w:instrText xml:space="preserve"> PAGEREF _Toc240230996 \h </w:instrText>
+            </w:r>
+            <w:r>
+              <w:rPr>
+                <w:noProof/>
+                <w:webHidden/>
+              </w:rPr>
+            </w:r>
+            <w:r>
+              <w:rPr>
+                <w:noProof/>
+                <w:webHidden/>
+              </w:rPr>
+              <w:fldChar w:fldCharType="separate"/>
+            </w:r>
+            <w:r>
+              <w:rPr>
+                <w:noProof/>
+                <w:webHidden/>
+              </w:rPr>
+              <w:t>32</w:t>
+            </w:r>
+            <w:r>
+              <w:rPr>
+                <w:noProof/>
+                <w:webHidden/>
+              </w:rPr>
+              <w:fldChar w:fldCharType="end"/>
+            </w:r>
+          </w:hyperlink>
+        </w:p>
+        <w:p>
+          <w:pPr>
+            <w:pStyle w:val="TOC2"/>
+            <w:tabs>
+              <w:tab w:val="right" w:leader="dot" w:pos="9016"/>
+            </w:tabs>
+            <w:rPr>
+              <w:rFonts w:asciiTheme="minorHAnsi" w:eastAsiaTheme="minorEastAsia" w:hAnsiTheme="minorHAnsi"/>
+              <w:noProof/>
+              <w:szCs w:val="24"/>
+              <w:lang w:eastAsia="en-AU"/>
+            </w:rPr>
+          </w:pPr>
+          <w:hyperlink w:anchor="_Toc240230997" w:history="1">
+            <w:r>
+              <w:rPr>
+                <w:rStyle w:val="Hyperlink"/>
+                <w:noProof/>
+              </w:rPr>
+              <w:t>Table 3 — NIST Cybersecurity Framework 2.0 Mapping</w:t>
+            </w:r>
+            <w:r>
+              <w:rPr>
+                <w:noProof/>
+                <w:webHidden/>
+              </w:rPr>
+              <w:tab/>
+            </w:r>
+            <w:r>
+              <w:rPr>
+                <w:noProof/>
+                <w:webHidden/>
+              </w:rPr>
+              <w:fldChar w:fldCharType="begin"/>
+            </w:r>
+            <w:r>
+              <w:rPr>
+                <w:noProof/>
+                <w:webHidden/>
+              </w:rPr>
+              <w:instrText xml:space="preserve"> PAGEREF _Toc240230997 \h </w:instrText>
+            </w:r>
+            <w:r>
+              <w:rPr>
+                <w:noProof/>
+                <w:webHidden/>
+              </w:rPr>
+            </w:r>
+            <w:r>
+              <w:rPr>
+                <w:noProof/>
+                <w:webHidden/>
+              </w:rPr>
+              <w:fldChar w:fldCharType="separate"/>
+            </w:r>
+            <w:r>
+              <w:rPr>
+                <w:noProof/>
+                <w:webHidden/>
+              </w:rPr>
+              <w:t>33</w:t>
+            </w:r>
+            <w:r>
+              <w:rPr>
+                <w:noProof/>
+                <w:webHidden/>
+              </w:rPr>
+              <w:fldChar w:fldCharType="end"/>
+            </w:r>
+          </w:hyperlink>
+        </w:p>
+        <w:p>
+          <w:pPr>
+            <w:pStyle w:val="TOC2"/>
+            <w:tabs>
+              <w:tab w:val="right" w:leader="dot" w:pos="9016"/>
+            </w:tabs>
+            <w:rPr>
+              <w:rFonts w:asciiTheme="minorHAnsi" w:eastAsiaTheme="minorEastAsia" w:hAnsiTheme="minorHAnsi"/>
+              <w:noProof/>
+              <w:szCs w:val="24"/>
+              <w:lang w:eastAsia="en-AU"/>
+            </w:rPr>
+          </w:pPr>
+          <w:hyperlink w:anchor="_Toc240230998" w:history="1">
+            <w:r>
+              <w:rPr>
+                <w:rStyle w:val="Hyperlink"/>
+                <w:noProof/>
+              </w:rPr>
+              <w:t>Table 4 — Before / After Risk Comparison</w:t>
+            </w:r>
+            <w:r>
+              <w:rPr>
+                <w:noProof/>
+                <w:webHidden/>
+              </w:rPr>
+              <w:tab/>
+            </w:r>
+            <w:r>
+              <w:rPr>
+                <w:noProof/>
+                <w:webHidden/>
+              </w:rPr>
+              <w:fldChar w:fldCharType="begin"/>
+            </w:r>
+            <w:r>
+              <w:rPr>
+                <w:noProof/>
+                <w:webHidden/>
+              </w:rPr>
+              <w:instrText xml:space="preserve"> PAGEREF _Toc240230998 \h </w:instrText>
+            </w:r>
+            <w:r>
+              <w:rPr>
+                <w:noProof/>
+                <w:webHidden/>
+              </w:rPr>
+            </w:r>
+            <w:r>
+              <w:rPr>
+                <w:noProof/>
+                <w:webHidden/>
+              </w:rPr>
+              <w:fldChar w:fldCharType="separate"/>
+            </w:r>
+            <w:r>
+              <w:rPr>
+                <w:noProof/>
+                <w:webHidden/>
+              </w:rPr>
+              <w:t>34</w:t>
             </w:r>
             <w:r>
               <w:rPr>
@@ -3237,11 +3574,11 @@
             <w:rPr>
               <w:rFonts w:asciiTheme="minorHAnsi" w:eastAsiaTheme="minorEastAsia" w:hAnsiTheme="minorHAnsi"/>
               <w:noProof/>
-              <w:szCs w:val="34"/>
-              <w:lang w:val="en-US" w:bidi="dz-BT"/>
+              <w:szCs w:val="24"/>
+              <w:lang w:eastAsia="en-AU"/>
             </w:rPr>
           </w:pPr>
-          <w:hyperlink w:anchor="_Toc240222679" w:history="1">
+          <w:hyperlink w:anchor="_Toc240230999" w:history="1">
             <w:r>
               <w:rPr>
                 <w:rStyle w:val="Hyperlink"/>
@@ -3268,7 +3605,7 @@
                 <w:noProof/>
                 <w:webHidden/>
               </w:rPr>
-              <w:instrText xml:space="preserve"> PAGEREF _Toc240222679 \h </w:instrText>
+              <w:instrText xml:space="preserve"> PAGEREF _Toc240230999 \h </w:instrText>
             </w:r>
             <w:r>
               <w:rPr>
@@ -3288,7 +3625,7 @@
                 <w:noProof/>
                 <w:webHidden/>
               </w:rPr>
-              <w:t>26</w:t>
+              <w:t>35</w:t>
             </w:r>
             <w:r>
               <w:rPr>
@@ -3308,11 +3645,11 @@
             <w:rPr>
               <w:rFonts w:asciiTheme="minorHAnsi" w:eastAsiaTheme="minorEastAsia" w:hAnsiTheme="minorHAnsi"/>
               <w:noProof/>
-              <w:szCs w:val="34"/>
-              <w:lang w:val="en-US" w:bidi="dz-BT"/>
+              <w:szCs w:val="24"/>
+              <w:lang w:eastAsia="en-AU"/>
             </w:rPr>
           </w:pPr>
-          <w:hyperlink w:anchor="_Toc240222680" w:history="1">
+          <w:hyperlink w:anchor="_Toc240231000" w:history="1">
             <w:r>
               <w:rPr>
                 <w:rStyle w:val="Hyperlink"/>
@@ -3339,7 +3676,7 @@
                 <w:noProof/>
                 <w:webHidden/>
               </w:rPr>
-              <w:instrText xml:space="preserve"> PAGEREF _Toc240222680 \h </w:instrText>
+              <w:instrText xml:space="preserve"> PAGEREF _Toc240231000 \h </w:instrText>
             </w:r>
             <w:r>
               <w:rPr>
@@ -3359,7 +3696,7 @@
                 <w:noProof/>
                 <w:webHidden/>
               </w:rPr>
-              <w:t>26</w:t>
+              <w:t>36</w:t>
             </w:r>
             <w:r>
               <w:rPr>
@@ -3379,17 +3716,17 @@
             <w:rPr>
               <w:rFonts w:asciiTheme="minorHAnsi" w:eastAsiaTheme="minorEastAsia" w:hAnsiTheme="minorHAnsi"/>
               <w:noProof/>
-              <w:szCs w:val="34"/>
-              <w:lang w:val="en-US" w:bidi="dz-BT"/>
+              <w:szCs w:val="24"/>
+              <w:lang w:eastAsia="en-AU"/>
             </w:rPr>
           </w:pPr>
-          <w:hyperlink w:anchor="_Toc240222681" w:history="1">
+          <w:hyperlink w:anchor="_Toc240231001" w:history="1">
             <w:r>
               <w:rPr>
                 <w:rStyle w:val="Hyperlink"/>
                 <w:noProof/>
               </w:rPr>
-              <w:t>Appendices</w:t>
+              <w:t>Appendix</w:t>
             </w:r>
             <w:r>
               <w:rPr>
@@ -3410,7 +3747,7 @@
                 <w:noProof/>
                 <w:webHidden/>
               </w:rPr>
-              <w:instrText xml:space="preserve"> PAGEREF _Toc240222681 \h </w:instrText>
+              <w:instrText xml:space="preserve"> PAGEREF _Toc240231001 \h </w:instrText>
             </w:r>
             <w:r>
               <w:rPr>
@@ -3430,7 +3767,7 @@
                 <w:noProof/>
                 <w:webHidden/>
               </w:rPr>
-              <w:t>28</w:t>
+              <w:t>37</w:t>
             </w:r>
             <w:r>
               <w:rPr>
@@ -3448,7 +3785,6 @@
               <w:bCs/>
               <w:noProof/>
             </w:rPr>
-            <w:lastRenderedPageBreak/>
             <w:fldChar w:fldCharType="end"/>
           </w:r>
         </w:p>
@@ -3465,16 +3801,94 @@
       <w:pPr>
         <w:pStyle w:val="Heading1"/>
       </w:pPr>
-      <w:bookmarkStart w:id="0" w:name="_Toc240222652"/>
+      <w:bookmarkStart w:id="1" w:name="_Toc240230969"/>
       <w:r>
         <w:lastRenderedPageBreak/>
         <w:t>Executive Summary</w:t>
       </w:r>
-      <w:bookmarkEnd w:id="0"/>
+      <w:bookmarkEnd w:id="1"/>
       <w:r>
         <w:t> </w:t>
       </w:r>
     </w:p>
+    <w:p>
+      <w:bookmarkStart w:id="2" w:name="_Hlk240207580"/>
+      <w:r>
+        <w:t xml:space="preserve">FAZ Australia’s clinical messaging platform, </w:t>
+      </w:r>
+      <w:proofErr w:type="spellStart"/>
+      <w:r>
+        <w:t>MedTalk</w:t>
+      </w:r>
+      <w:proofErr w:type="spellEnd"/>
+      <w:r>
+        <w:t xml:space="preserve"> Connect, shares data with external Electronic Medical Record (EMR) systems like Halo Connect and Oracle Health Millennium. Now engineers check these connections using one-off tests that run close to or sometimes against live clinical environments. This approach brings three risks. First there is a clinical-safety risk if an incorrect connector update or a bad data payload makes it into a patient record. Second there is a privacy risk under the Privacy Act 1988 (</w:t>
+      </w:r>
+      <w:proofErr w:type="spellStart"/>
+      <w:r>
+        <w:t>Cth</w:t>
+      </w:r>
+      <w:proofErr w:type="spellEnd"/>
+      <w:r>
+        <w:t>) and the My Health Records Act 2012. And third there is a compliance risk because there is no way to prove that SNOMED CT-AU ICD-10-AM and MBS coding mappings are working as expected.</w:t>
+      </w:r>
+    </w:p>
+    <w:p>
+      <w:r>
+        <w:t xml:space="preserve">This project introduces a Healthcare Integration &amp; Clinical Terminology Test Harness: a synthetic and isolated environment where engineers can test how connectors behave and how clinical terminology mappings work—without ever using real patient data. </w:t>
+      </w:r>
+      <w:r>
+        <w:t>Stage 1 produced the trust-boundary architecture, a planned two-sprint implementation approach, seven planned failure-mode test cases and eight data-validation rules, alongside a limited working Postman proof of concept.</w:t>
+      </w:r>
+    </w:p>
+    <w:p>
+      <w:r>
+        <w:t>A working proof of concept has turned this idea from theory into practice. A synthetic FHIR R4 Patient endpoint was tested in Postman. It returned the expected response and a synthetic identifier in two out of three tests. On the test it correctly exposed a configuration issue—a missing FHIR-specific content type. That shows the testing process finds defects not just confirms success.</w:t>
+      </w:r>
+    </w:p>
+    <w:p>
+      <w:r>
+        <w:t xml:space="preserve">Security and privacy controls have been aligned with the NIST Cybersecurity Framework 2.0. Data isolation has been partially demonstrated. </w:t>
+      </w:r>
+      <w:r>
+        <w:t>Authentication, access control and continuous monitoring are mentioned in the design. They are part of the plan</w:t>
+      </w:r>
+      <w:r>
+        <w:t xml:space="preserve"> and w</w:t>
+      </w:r>
+      <w:r>
+        <w:t>ere not shown during the Stage 1 PoC. These features are still scheduled for Stage 2.</w:t>
+      </w:r>
+      <w:r>
+        <w:t xml:space="preserve"> </w:t>
+      </w:r>
+      <w:r>
+        <w:t>The biggest unresolved concern is that automated mapping between SNOMED CT-AU and ICD-10-AM is inherently unreliable—some published sensitivity figures are as low as 54%. That's why consistent synthetic testing is essential before any connector touches production data.</w:t>
+      </w:r>
+    </w:p>
+    <w:p>
+      <w:r>
+        <w:t xml:space="preserve">For FAZ Australia leadership the business case is clear. Now production evidence depends on only one reference deployment. </w:t>
+      </w:r>
+      <w:r>
+        <w:t>A targeted Stage 2 implementation effort</w:t>
+      </w:r>
+      <w:r>
+        <w:t xml:space="preserve"> </w:t>
+      </w:r>
+      <w:r>
+        <w:t xml:space="preserve">would bridge that gap, help meet the platform’s own production-readiness checklist. It would also reduce the chance of an error, a privacy breach or a billing-coding problem as </w:t>
+      </w:r>
+      <w:proofErr w:type="spellStart"/>
+      <w:r>
+        <w:t>MedTalk</w:t>
+      </w:r>
+      <w:proofErr w:type="spellEnd"/>
+      <w:r>
+        <w:t xml:space="preserve"> Connect grows.</w:t>
+      </w:r>
+    </w:p>
+    <w:bookmarkEnd w:id="2"/>
     <w:p>
       <w:r>
         <w:br w:type="page"/>
@@ -3488,19 +3902,24 @@
           <w:numId w:val="18"/>
         </w:numPr>
       </w:pPr>
-      <w:bookmarkStart w:id="1" w:name="_Toc240222653"/>
+      <w:bookmarkStart w:id="3" w:name="_Toc240230970"/>
       <w:r>
         <w:lastRenderedPageBreak/>
         <w:t>Introduction</w:t>
       </w:r>
-      <w:bookmarkEnd w:id="1"/>
+      <w:bookmarkEnd w:id="3"/>
       <w:r>
         <w:t> </w:t>
       </w:r>
     </w:p>
     <w:p>
-      <w:r>
-        <w:t>MedTalk Connect, the interoperability layer developed by FAZ Australi</w:t>
+      <w:proofErr w:type="spellStart"/>
+      <w:r>
+        <w:t>MedTalk</w:t>
+      </w:r>
+      <w:proofErr w:type="spellEnd"/>
+      <w:r>
+        <w:t xml:space="preserve"> Connect, the interoperability layer developed by FAZ Australi</w:t>
       </w:r>
       <w:r>
         <w:t>a</w:t>
@@ -3518,17 +3937,65 @@
         <w:t xml:space="preserve">or </w:t>
       </w:r>
       <w:r>
-        <w:t>validate FHIR-enabled data exchange and clinical terminology mapping with the EMRs that MedTalk Connect interfaces with, prior to implementation into production (FAZ Australia, 2026b). This gap presents a direct cybersecurity, privacy and clinical-safety issue because as systems change, connector and terminology-mapping changes are informally tested with systems near to or overlapping with real clinical data; this is not in line with obligations under the Privacy Act 1988 (Cth) and the My Health Records Act 2012 (Cth).</w:t>
-      </w:r>
-    </w:p>
-    <w:p>
-      <w:r>
-        <w:t>This is important because MedTalk Connect is located between an AI-generated clinical note and a patient's medical record any error in FHIR exchange or in the translation of the clinical note from SNOMED CT-AU to ICD-10-AM/MBS could lead to incorrect clinical documentation or billing, while any chance of real patient data being accidentally exposed during testing constitutes a reportable privacy breach. Addressing this, the Healthcare Integration &amp; Clinical Terminology Test Harness project will be designing and subsequently build, a fully synthetic FHIR R4 test environment aligned with the AU Core Implementation Guide (HL7 Australia, 2025) that enables safe and repeatable testing of interoperability and terminology mapping.</w:t>
-      </w:r>
-    </w:p>
-    <w:p>
-      <w:r>
-        <w:t>As part of this, the project directly lowers the cybersecurity and compliance risk for FAZ Australia, elevates MedTalk Connect's security stance in the context of data exchange, enhances operational efficiency by eliminating reliance on production adjacent testing, and builds business resilience by providing the FAZ Australia with a reusable validation asset before it begins with new EMR connectors and practices.</w:t>
+        <w:t xml:space="preserve">validate FHIR-enabled data exchange and clinical terminology mapping with the EMRs that </w:t>
+      </w:r>
+      <w:proofErr w:type="spellStart"/>
+      <w:r>
+        <w:t>MedTalk</w:t>
+      </w:r>
+      <w:proofErr w:type="spellEnd"/>
+      <w:r>
+        <w:t xml:space="preserve"> Connect interfaces with, prior to implementation into production (FAZ Australia, 2026b). This gap presents a direct cybersecurity, privacy and clinical-safety issue because as systems change, connector and terminology-mapping changes are informally tested with systems near to or overlapping with real clinical data; this is not in line with obligations under the Privacy Act 1988 (</w:t>
+      </w:r>
+      <w:proofErr w:type="spellStart"/>
+      <w:r>
+        <w:t>Cth</w:t>
+      </w:r>
+      <w:proofErr w:type="spellEnd"/>
+      <w:r>
+        <w:t>) and the My Health Records Act 2012 (</w:t>
+      </w:r>
+      <w:proofErr w:type="spellStart"/>
+      <w:r>
+        <w:t>Cth</w:t>
+      </w:r>
+      <w:proofErr w:type="spellEnd"/>
+      <w:r>
+        <w:t>).</w:t>
+      </w:r>
+    </w:p>
+    <w:p>
+      <w:r>
+        <w:t xml:space="preserve">This is important because </w:t>
+      </w:r>
+      <w:proofErr w:type="spellStart"/>
+      <w:r>
+        <w:t>MedTalk</w:t>
+      </w:r>
+      <w:proofErr w:type="spellEnd"/>
+      <w:r>
+        <w:t xml:space="preserve"> Connect is located between an AI-generated clinical note and a patient's medical record any error in FHIR exchange or in the translation of the clinical note from SNOMED CT-AU to ICD-10-AM/MBS could lead to incorrect clinical documentation or billing, while any chance of real patient data being accidentally exposed during testing constitutes a reportable privacy breach. Addressing this, the Healthcare Integration &amp; Clinical Terminology Test Harness project will be designing and subsequently build, a fully synthetic FHIR R4 test environment aligned with the AU Core Implementation Guide (HL7 Australia, 2025) that enables safe and repeatable testing of interoperability and terminology mapping.</w:t>
+      </w:r>
+    </w:p>
+    <w:p>
+      <w:r>
+        <w:t xml:space="preserve">As part of this, the project directly lowers the cybersecurity and compliance risk for FAZ Australia, elevates </w:t>
+      </w:r>
+      <w:proofErr w:type="spellStart"/>
+      <w:r>
+        <w:t>MedTalk</w:t>
+      </w:r>
+      <w:proofErr w:type="spellEnd"/>
+      <w:r>
+        <w:t xml:space="preserve"> </w:t>
+      </w:r>
+      <w:proofErr w:type="spellStart"/>
+      <w:r>
+        <w:t>Connect's</w:t>
+      </w:r>
+      <w:proofErr w:type="spellEnd"/>
+      <w:r>
+        <w:t xml:space="preserve"> security stance in the context of data exchange, enhances operational efficiency by eliminating reliance on production adjacent testing, and builds business resilience by providing the FAZ Australia with a reusable validation asset before it begins with new EMR connectors and practices.</w:t>
       </w:r>
     </w:p>
     <w:p/>
@@ -3549,7 +4016,7 @@
       <w:pPr>
         <w:pStyle w:val="Heading2"/>
       </w:pPr>
-      <w:bookmarkStart w:id="2" w:name="_Toc240222654"/>
+      <w:bookmarkStart w:id="4" w:name="_Toc240230971"/>
       <w:r>
         <w:lastRenderedPageBreak/>
         <w:t xml:space="preserve">1.1 </w:t>
@@ -3557,7 +4024,7 @@
       <w:r>
         <w:t>Business Context and Problem Statement</w:t>
       </w:r>
-      <w:bookmarkEnd w:id="2"/>
+      <w:bookmarkEnd w:id="4"/>
       <w:r>
         <w:t> </w:t>
       </w:r>
@@ -3567,13 +4034,58 @@
     </w:p>
     <w:p>
       <w:r>
-        <w:t>FAZ Australia is a Canberra-based health technology, with its flagship product MedTalk, an artificial intelligence clinical scribe tool that is used by doctors in clinics all over Australia to turn doctor–patient conversations into structured clinical notes. MedTalk integrates with practice EMR systems via MedTalk Connect, a white label interoperability layer based on the HL7 FHIR standard, which currently supports Oracle Health Millennium and Best Practice/Halo Connect at production and supports Epic in sandbox.</w:t>
-      </w:r>
-    </w:p>
-    <w:p>
-      <w:r>
-        <w:t>Currently MedTalk Connect does not provide for a secure and safe environment to validate data exchange with EMR systems, or validate clinical terminology mapping between SNOMED CT-AU, ICD-10-AM and Medicare Benefits Schedule (MBS) coding. Some new connectors and FHIR terminology mappings are subject to informal validation with ad hoc scripts and manual review of FHIR payloads in some environments sufficiently similar to production that they pose a real data risk. This puts the organisation at risk of clinical-safety, privacy and compliance issues with the Privacy Act 1988 (Cth) and the My Health Records Act 2012 (Cth</w:t>
-      </w:r>
+        <w:t xml:space="preserve">FAZ Australia is a Canberra-based health technology, with its flagship product </w:t>
+      </w:r>
+      <w:proofErr w:type="spellStart"/>
+      <w:r>
+        <w:t>MedTalk</w:t>
+      </w:r>
+      <w:proofErr w:type="spellEnd"/>
+      <w:r>
+        <w:t xml:space="preserve">, an artificial intelligence clinical scribe tool that is used by doctors in clinics all over Australia to turn doctor–patient conversations into structured clinical notes. </w:t>
+      </w:r>
+      <w:proofErr w:type="spellStart"/>
+      <w:r>
+        <w:t>MedTalk</w:t>
+      </w:r>
+      <w:proofErr w:type="spellEnd"/>
+      <w:r>
+        <w:t xml:space="preserve"> integrates with practice EMR systems via </w:t>
+      </w:r>
+      <w:proofErr w:type="spellStart"/>
+      <w:r>
+        <w:t>MedTalk</w:t>
+      </w:r>
+      <w:proofErr w:type="spellEnd"/>
+      <w:r>
+        <w:t xml:space="preserve"> Connect, a white label interoperability layer based on the HL7 FHIR standard, which currently supports Oracle Health Millennium and Best Practice/Halo Connect at production and supports Epic in sandbox.</w:t>
+      </w:r>
+    </w:p>
+    <w:p>
+      <w:r>
+        <w:t xml:space="preserve">Currently </w:t>
+      </w:r>
+      <w:proofErr w:type="spellStart"/>
+      <w:r>
+        <w:t>MedTalk</w:t>
+      </w:r>
+      <w:proofErr w:type="spellEnd"/>
+      <w:r>
+        <w:t xml:space="preserve"> Connect does not provide for a secure and safe environment to validate data exchange with EMR systems, or validate clinical terminology mapping between SNOMED CT-AU, ICD-10-AM and Medicare Benefits Schedule (MBS) coding. Some new connectors and FHIR terminology mappings are subject to informal validation with ad hoc scripts and manual review of FHIR payloads in some environments sufficiently similar to production that they pose a real data risk. This puts the organisation at risk of clinical-safety, privacy and compliance issues with the Privacy Act 1988 (</w:t>
+      </w:r>
+      <w:proofErr w:type="spellStart"/>
+      <w:r>
+        <w:t>Cth</w:t>
+      </w:r>
+      <w:proofErr w:type="spellEnd"/>
+      <w:r>
+        <w:t>) and the My Health Records Act 2012 (</w:t>
+      </w:r>
+      <w:proofErr w:type="spellStart"/>
+      <w:r>
+        <w:t>Cth</w:t>
+      </w:r>
+      <w:proofErr w:type="spellEnd"/>
       <w:r>
         <w:t>) and</w:t>
       </w:r>
@@ -3594,7 +4106,23 @@
         <w:t>laws and</w:t>
       </w:r>
       <w:r>
-        <w:t>, of course, speeds MedTalk Connect's development and onboarding process.</w:t>
+        <w:t xml:space="preserve">, of course, speeds </w:t>
+      </w:r>
+      <w:proofErr w:type="spellStart"/>
+      <w:r>
+        <w:t>MedTalk</w:t>
+      </w:r>
+      <w:proofErr w:type="spellEnd"/>
+      <w:r>
+        <w:t xml:space="preserve"> </w:t>
+      </w:r>
+      <w:proofErr w:type="spellStart"/>
+      <w:r>
+        <w:t>Connect's</w:t>
+      </w:r>
+      <w:proofErr w:type="spellEnd"/>
+      <w:r>
+        <w:t xml:space="preserve"> development and onboarding process.</w:t>
       </w:r>
     </w:p>
     <w:p>
@@ -3666,21 +4194,29 @@
       <w:pPr>
         <w:pStyle w:val="Heading2"/>
       </w:pPr>
-      <w:bookmarkStart w:id="3" w:name="_Toc240222655"/>
+      <w:bookmarkStart w:id="5" w:name="_Toc240230972"/>
       <w:r>
         <w:t xml:space="preserve">1.2 </w:t>
       </w:r>
       <w:r>
         <w:t>Project Goals, Objectives, and Success Criteria</w:t>
       </w:r>
-      <w:bookmarkEnd w:id="3"/>
+      <w:bookmarkEnd w:id="5"/>
       <w:r>
         <w:t> </w:t>
       </w:r>
     </w:p>
     <w:p>
       <w:r>
-        <w:t>Project Goals: Design and validate a synthetic, standards-based FHIR test harness to help FAZ Australia to safely test interoperability and clinical terminology mapping between MedTalk Connect and the FHIR standard before going to production to protect patient data.</w:t>
+        <w:t xml:space="preserve">Project Goals: Design and validate a synthetic, standards-based FHIR test harness to help FAZ Australia to safely test interoperability and clinical terminology mapping between </w:t>
+      </w:r>
+      <w:proofErr w:type="spellStart"/>
+      <w:r>
+        <w:t>MedTalk</w:t>
+      </w:r>
+      <w:proofErr w:type="spellEnd"/>
+      <w:r>
+        <w:t xml:space="preserve"> Connect and the FHIR standard before going to production to protect patient data.</w:t>
       </w:r>
     </w:p>
     <w:p>
@@ -3697,7 +4233,23 @@
         </w:numPr>
       </w:pPr>
       <w:r>
-        <w:t>By end of Stage 1, create a synthetic FHIR R4 test environment that supports MedTalk Connect's EMR connectors for production (Oracle Health Millennium and Best Practice/Halo Connect) and sandbox (Epic), and can be validated with peer review by mentors.</w:t>
+        <w:t xml:space="preserve">By end of Stage 1, create a synthetic FHIR R4 test environment that supports </w:t>
+      </w:r>
+      <w:proofErr w:type="spellStart"/>
+      <w:r>
+        <w:t>MedTalk</w:t>
+      </w:r>
+      <w:proofErr w:type="spellEnd"/>
+      <w:r>
+        <w:t xml:space="preserve"> </w:t>
+      </w:r>
+      <w:proofErr w:type="spellStart"/>
+      <w:r>
+        <w:t>Connect's</w:t>
+      </w:r>
+      <w:proofErr w:type="spellEnd"/>
+      <w:r>
+        <w:t xml:space="preserve"> EMR connectors for production (Oracle Health Millennium and Best Practice/Halo Connect) and sandbox (Epic), and can be validated with peer review by mentors.</w:t>
       </w:r>
     </w:p>
     <w:p>
@@ -3736,7 +4288,15 @@
         </w:numPr>
       </w:pPr>
       <w:r>
-        <w:t>Fully avoid real patient data during the project, with all use of real patient data blocked by automatic validation rules for synthetic data (e.g., Luhn check</w:t>
+        <w:t xml:space="preserve">Fully avoid real patient data during the project, with all use of real patient data blocked by automatic validation rules for synthetic data (e.g., </w:t>
+      </w:r>
+      <w:proofErr w:type="spellStart"/>
+      <w:r>
+        <w:t>Luhn</w:t>
+      </w:r>
+      <w:proofErr w:type="spellEnd"/>
+      <w:r>
+        <w:t xml:space="preserve"> check</w:t>
       </w:r>
       <w:r>
         <w:t xml:space="preserve"> </w:t>
@@ -3819,11 +4379,11 @@
       <w:pPr>
         <w:pStyle w:val="Heading2"/>
       </w:pPr>
-      <w:bookmarkStart w:id="4" w:name="_Toc240222656"/>
+      <w:bookmarkStart w:id="6" w:name="_Toc240230973"/>
       <w:r>
         <w:t>1.3 Project Scope, Assumptions, and Constraints</w:t>
       </w:r>
-      <w:bookmarkEnd w:id="4"/>
+      <w:bookmarkEnd w:id="6"/>
       <w:r>
         <w:t> </w:t>
       </w:r>
@@ -3928,7 +4488,15 @@
         <w:t xml:space="preserve">not </w:t>
       </w:r>
       <w:r>
-        <w:t>about changes to the core AI transcription/NLP engine of MedTalk.</w:t>
+        <w:t xml:space="preserve">about changes to the core AI transcription/NLP engine of </w:t>
+      </w:r>
+      <w:proofErr w:type="spellStart"/>
+      <w:r>
+        <w:t>MedTalk</w:t>
+      </w:r>
+      <w:proofErr w:type="spellEnd"/>
+      <w:r>
+        <w:t>.</w:t>
       </w:r>
     </w:p>
     <w:p>
@@ -4029,12 +4597,12 @@
       <w:pPr>
         <w:pStyle w:val="Heading2"/>
       </w:pPr>
-      <w:bookmarkStart w:id="5" w:name="_Toc240222657"/>
+      <w:bookmarkStart w:id="7" w:name="_Toc240230974"/>
       <w:r>
         <w:lastRenderedPageBreak/>
         <w:t>1.4 Stakeholders and User Requirements</w:t>
       </w:r>
-      <w:bookmarkEnd w:id="5"/>
+      <w:bookmarkEnd w:id="7"/>
       <w:r>
         <w:t> </w:t>
       </w:r>
@@ -4196,7 +4764,15 @@
           </w:tcPr>
           <w:p>
             <w:r>
-              <w:t>Project Team (Sonam, Charity, Rikesh, Zubair)</w:t>
+              <w:t xml:space="preserve">Project Team (Sonam, Charity, </w:t>
+            </w:r>
+            <w:proofErr w:type="spellStart"/>
+            <w:r>
+              <w:t>Rikesh</w:t>
+            </w:r>
+            <w:proofErr w:type="spellEnd"/>
+            <w:r>
+              <w:t>, Zubair)</w:t>
             </w:r>
           </w:p>
         </w:tc>
@@ -4237,8 +4813,13 @@
             <w:tcW w:w="2254" w:type="dxa"/>
           </w:tcPr>
           <w:p>
-            <w:r>
-              <w:t>MedTalk Connect Engineering Team</w:t>
+            <w:proofErr w:type="spellStart"/>
+            <w:r>
+              <w:t>MedTalk</w:t>
+            </w:r>
+            <w:proofErr w:type="spellEnd"/>
+            <w:r>
+              <w:t xml:space="preserve"> Connect Engineering Team</w:t>
             </w:r>
           </w:p>
         </w:tc>
@@ -4391,7 +4972,15 @@
         <w:t>data, with automated validation (</w:t>
       </w:r>
       <w:r>
-        <w:t>e.g., Luhn-check rejection</w:t>
+        <w:t xml:space="preserve">e.g., </w:t>
+      </w:r>
+      <w:proofErr w:type="spellStart"/>
+      <w:r>
+        <w:t>Luhn</w:t>
+      </w:r>
+      <w:proofErr w:type="spellEnd"/>
+      <w:r>
+        <w:t>-check rejection</w:t>
       </w:r>
       <w:r>
         <w:t>)</w:t>
@@ -4445,7 +5034,23 @@
         </w:numPr>
       </w:pPr>
       <w:r>
-        <w:t>Compliance requirements: Ensure the harness does not process real patient or health information and align with the Privacy Act 1988 (Cth), My Health Records Act 2012 (Cth) and the AU Core FHIR Implementation Guide.</w:t>
+        <w:t>Compliance requirements: Ensure the harness does not process real patient or health information and align with the Privacy Act 1988 (</w:t>
+      </w:r>
+      <w:proofErr w:type="spellStart"/>
+      <w:r>
+        <w:t>Cth</w:t>
+      </w:r>
+      <w:proofErr w:type="spellEnd"/>
+      <w:r>
+        <w:t>), My Health Records Act 2012 (</w:t>
+      </w:r>
+      <w:proofErr w:type="spellStart"/>
+      <w:r>
+        <w:t>Cth</w:t>
+      </w:r>
+      <w:proofErr w:type="spellEnd"/>
+      <w:r>
+        <w:t>) and the AU Core FHIR Implementation Guide.</w:t>
       </w:r>
       <w:r>
         <w:br w:type="page"/>
@@ -4460,12 +5065,12 @@
           <w:szCs w:val="18"/>
         </w:rPr>
       </w:pPr>
-      <w:bookmarkStart w:id="6" w:name="_Toc240222658"/>
+      <w:bookmarkStart w:id="8" w:name="_Toc240230975"/>
       <w:r>
         <w:lastRenderedPageBreak/>
         <w:t>2. Project Planning and Management</w:t>
       </w:r>
-      <w:bookmarkEnd w:id="6"/>
+      <w:bookmarkEnd w:id="8"/>
       <w:r>
         <w:t> </w:t>
       </w:r>
@@ -4474,11 +5079,11 @@
       <w:pPr>
         <w:pStyle w:val="Heading2"/>
       </w:pPr>
-      <w:bookmarkStart w:id="7" w:name="_Toc240222659"/>
+      <w:bookmarkStart w:id="9" w:name="_Toc240230976"/>
       <w:r>
         <w:t>2.1 Project Charter</w:t>
       </w:r>
-      <w:bookmarkEnd w:id="7"/>
+      <w:bookmarkEnd w:id="9"/>
       <w:r>
         <w:t> </w:t>
       </w:r>
@@ -4492,7 +5097,23 @@
         <w:t>Project Purpose:</w:t>
       </w:r>
       <w:r>
-        <w:t xml:space="preserve"> Develop and provide a synthetic, standards-based FHIR test harness, to help FAZ Australia test MedTalk Connect's interoperability and clinical terminology mapping without real patient data.</w:t>
+        <w:t xml:space="preserve"> Develop and provide a synthetic, standards-based FHIR test harness, to help FAZ Australia test </w:t>
+      </w:r>
+      <w:proofErr w:type="spellStart"/>
+      <w:r>
+        <w:t>MedTalk</w:t>
+      </w:r>
+      <w:proofErr w:type="spellEnd"/>
+      <w:r>
+        <w:t xml:space="preserve"> </w:t>
+      </w:r>
+      <w:proofErr w:type="spellStart"/>
+      <w:r>
+        <w:t>Connect's</w:t>
+      </w:r>
+      <w:proofErr w:type="spellEnd"/>
+      <w:r>
+        <w:t xml:space="preserve"> interoperability and clinical terminology mapping without real patient data.</w:t>
       </w:r>
     </w:p>
     <w:p>
@@ -4522,7 +5143,15 @@
         <w:t>Key Stakeholders:</w:t>
       </w:r>
       <w:r>
-        <w:t xml:space="preserve"> Atif Nisar (FAZ Australia, Project Sponsor/Industry Mentor), Md Ashraf Uddin (Academic Supervisor), Project Team, MedTalk Connect Engineering Team, Connected EMR Vendors.</w:t>
+        <w:t xml:space="preserve"> Atif Nisar (FAZ Australia, Project Sponsor/Industry Mentor), Md Ashraf Uddin (Academic Supervisor), Project Team, </w:t>
+      </w:r>
+      <w:proofErr w:type="spellStart"/>
+      <w:r>
+        <w:t>MedTalk</w:t>
+      </w:r>
+      <w:proofErr w:type="spellEnd"/>
+      <w:r>
+        <w:t xml:space="preserve"> Connect Engineering Team, Connected EMR Vendors.</w:t>
       </w:r>
     </w:p>
     <w:p>
@@ -4591,11 +5220,11 @@
       <w:pPr>
         <w:pStyle w:val="Heading2"/>
       </w:pPr>
-      <w:bookmarkStart w:id="8" w:name="_Toc240222660"/>
+      <w:bookmarkStart w:id="10" w:name="_Toc240230977"/>
       <w:r>
         <w:t>2.2 Project Roadmap / Gantt Chart</w:t>
       </w:r>
-      <w:bookmarkEnd w:id="8"/>
+      <w:bookmarkEnd w:id="10"/>
       <w:r>
         <w:t> </w:t>
       </w:r>
@@ -4857,11 +5486,11 @@
       <w:pPr>
         <w:pStyle w:val="Heading2"/>
       </w:pPr>
-      <w:bookmarkStart w:id="9" w:name="_Toc240222661"/>
+      <w:bookmarkStart w:id="11" w:name="_Toc240230978"/>
       <w:r>
         <w:t>2.3 Team Roles and RACI Matrix</w:t>
       </w:r>
-      <w:bookmarkEnd w:id="9"/>
+      <w:bookmarkEnd w:id="11"/>
     </w:p>
     <w:p>
       <w:r>
@@ -4956,8 +5585,13 @@
             </w:tcMar>
           </w:tcPr>
           <w:p>
-            <w:r>
-              <w:t>Rikesh (Integration)</w:t>
+            <w:proofErr w:type="spellStart"/>
+            <w:r>
+              <w:t>Rikesh</w:t>
+            </w:r>
+            <w:proofErr w:type="spellEnd"/>
+            <w:r>
+              <w:t xml:space="preserve"> (Integration)</w:t>
             </w:r>
           </w:p>
         </w:tc>
@@ -5402,7 +6036,19 @@
           </w:tcPr>
           <w:p>
             <w:r>
-              <w:t>PoC &amp; Testing Evaluation (5.1–5.3)</w:t>
+              <w:t>Proof of Concept &amp; Evaluation</w:t>
+            </w:r>
+            <w:r>
+              <w:t xml:space="preserve"> </w:t>
+            </w:r>
+            <w:r>
+              <w:t>(5.1–5.</w:t>
+            </w:r>
+            <w:r>
+              <w:t>2</w:t>
+            </w:r>
+            <w:r>
+              <w:t>)</w:t>
             </w:r>
           </w:p>
         </w:tc>
@@ -5434,7 +6080,7 @@
           </w:tcPr>
           <w:p>
             <w:r>
-              <w:t>R (5.2)</w:t>
+              <w:t>C</w:t>
             </w:r>
           </w:p>
         </w:tc>
@@ -5466,7 +6112,13 @@
           </w:tcPr>
           <w:p>
             <w:r>
-              <w:t>R/A (5.1, 5.3)</w:t>
+              <w:t>R/A (5.1</w:t>
+            </w:r>
+            <w:r>
+              <w:t>, 5.2</w:t>
+            </w:r>
+            <w:r>
+              <w:t>)</w:t>
             </w:r>
           </w:p>
         </w:tc>
@@ -5648,7 +6300,15 @@
     </w:p>
     <w:p>
       <w:r>
-        <w:t>Sonam holds overall accountability as Project Lead, chairing check-ins and resolving scope conflicts; Charity leads clinical-data accuracy decisions; Rikesh leads technical/integration trade-offs; Zubair leads quality assurance and documentation standards. Leadership was distributed by domain rather than centralised, which kept decisions close to the person with the relevant expertise and reduced review bottlenecks going into Stage 2.</w:t>
+        <w:t xml:space="preserve">Sonam holds overall accountability as Project Lead, chairing check-ins and resolving scope conflicts; Charity leads clinical-data accuracy decisions; </w:t>
+      </w:r>
+      <w:proofErr w:type="spellStart"/>
+      <w:r>
+        <w:t>Rikesh</w:t>
+      </w:r>
+      <w:proofErr w:type="spellEnd"/>
+      <w:r>
+        <w:t xml:space="preserve"> leads technical/integration trade-offs; Zubair leads quality assurance and documentation standards. Leadership was distributed by domain rather than centralised, which kept decisions close to the person with the relevant expertise and reduced review bottlenecks going into Stage 2.</w:t>
       </w:r>
     </w:p>
     <w:p/>
@@ -5656,12 +6316,12 @@
       <w:pPr>
         <w:pStyle w:val="Heading2"/>
       </w:pPr>
-      <w:bookmarkStart w:id="10" w:name="_Toc240222662"/>
+      <w:bookmarkStart w:id="12" w:name="_Toc240230979"/>
       <w:r>
         <w:lastRenderedPageBreak/>
         <w:t>2.4 Risk Register</w:t>
       </w:r>
-      <w:bookmarkEnd w:id="10"/>
+      <w:bookmarkEnd w:id="12"/>
       <w:r>
         <w:t> </w:t>
       </w:r>
@@ -6464,8 +7124,13 @@
             </w:tcMar>
           </w:tcPr>
           <w:p>
-            <w:r>
-              <w:t>Luhn-check rejection rule + automated negative test</w:t>
+            <w:proofErr w:type="spellStart"/>
+            <w:r>
+              <w:t>Luhn</w:t>
+            </w:r>
+            <w:proofErr w:type="spellEnd"/>
+            <w:r>
+              <w:t>-check rejection rule + automated negative test</w:t>
             </w:r>
           </w:p>
         </w:tc>
@@ -6758,11 +7423,11 @@
       <w:pPr>
         <w:pStyle w:val="Heading2"/>
       </w:pPr>
-      <w:bookmarkStart w:id="11" w:name="_Toc240222663"/>
+      <w:bookmarkStart w:id="13" w:name="_Toc240230980"/>
       <w:r>
         <w:t>2.5 Feasibility Study</w:t>
       </w:r>
-      <w:bookmarkEnd w:id="11"/>
+      <w:bookmarkEnd w:id="13"/>
       <w:r>
         <w:t> </w:t>
       </w:r>
@@ -6792,7 +7457,15 @@
         <w:t>t</w:t>
       </w:r>
       <w:r>
-        <w:t xml:space="preserve">he proposed stack (FHIR R4 (Health Level Seven International, 2019), AU Core (HL7 Australia, 2025), HL7 v2.4 (Standards Australia, 2007), SNOMED CT-AU, HAPI FHIR, FastAPI/Node.js, PostgreSQL, Docker) is mature, open-source, and familiar to the team. The key difficulty is </w:t>
+        <w:t xml:space="preserve">he proposed stack (FHIR R4 (Health Level Seven International, 2019), AU Core (HL7 Australia, 2025), HL7 v2.4 (Standards Australia, 2007), SNOMED CT-AU, HAPI FHIR, </w:t>
+      </w:r>
+      <w:proofErr w:type="spellStart"/>
+      <w:r>
+        <w:t>FastAPI</w:t>
+      </w:r>
+      <w:proofErr w:type="spellEnd"/>
+      <w:r>
+        <w:t xml:space="preserve">/Node.js, PostgreSQL, Docker) is mature, open-source, and familiar to the team. The key difficulty is </w:t>
       </w:r>
       <w:r>
         <w:t>correctly implementing healthcare-</w:t>
@@ -6850,7 +7523,31 @@
         <w:t>high</w:t>
       </w:r>
       <w:r>
-        <w:t>: the project also doesn't include real patient data, which is the primary exposure under the Privacy Act 1988 (Cth) and My Health Records Act 2012 (Cth). Automated synthetic-data validation rules (such as Luhn-check rejection) offer technical protection, but do not require manual compliance.</w:t>
+        <w:t>: the project also doesn't include real patient data, which is the primary exposure under the Privacy Act 1988 (</w:t>
+      </w:r>
+      <w:proofErr w:type="spellStart"/>
+      <w:r>
+        <w:t>Cth</w:t>
+      </w:r>
+      <w:proofErr w:type="spellEnd"/>
+      <w:r>
+        <w:t>) and My Health Records Act 2012 (</w:t>
+      </w:r>
+      <w:proofErr w:type="spellStart"/>
+      <w:r>
+        <w:t>Cth</w:t>
+      </w:r>
+      <w:proofErr w:type="spellEnd"/>
+      <w:r>
+        <w:t xml:space="preserve">). Automated synthetic-data validation rules (such as </w:t>
+      </w:r>
+      <w:proofErr w:type="spellStart"/>
+      <w:r>
+        <w:t>Luhn</w:t>
+      </w:r>
+      <w:proofErr w:type="spellEnd"/>
+      <w:r>
+        <w:t>-check rejection) offer technical protection, but do not require manual compliance.</w:t>
       </w:r>
     </w:p>
     <w:p>
@@ -6904,12 +7601,12 @@
           <w:szCs w:val="18"/>
         </w:rPr>
       </w:pPr>
-      <w:bookmarkStart w:id="12" w:name="_Toc240222664"/>
+      <w:bookmarkStart w:id="14" w:name="_Toc240230981"/>
       <w:r>
         <w:lastRenderedPageBreak/>
         <w:t>3. Industry and Technology Landscape Analysis</w:t>
       </w:r>
-      <w:bookmarkEnd w:id="12"/>
+      <w:bookmarkEnd w:id="14"/>
       <w:r>
         <w:t> </w:t>
       </w:r>
@@ -6918,18 +7615,42 @@
       <w:pPr>
         <w:pStyle w:val="Heading2"/>
       </w:pPr>
-      <w:bookmarkStart w:id="13" w:name="_Toc240222665"/>
+      <w:bookmarkStart w:id="15" w:name="_Toc240230982"/>
       <w:r>
         <w:t>3.1 Current State Assessment: As-Is Analysis</w:t>
       </w:r>
-      <w:bookmarkEnd w:id="13"/>
+      <w:bookmarkEnd w:id="15"/>
       <w:r>
         <w:t> </w:t>
       </w:r>
     </w:p>
     <w:p>
       <w:r>
-        <w:t>Faz Australia Flagship product is MedTalk. MedTalk is an artificial intelligence clinical documentation that listens to doctor-patient consultation producing a live transcription during the consultation. MedTalk connects to clinical systems or Best Practice (BP) where the completed EMR (electronic medical record) is stored and shared to other systems exposing integration interfaces via FHIR (</w:t>
+        <w:t xml:space="preserve">Faz Australia Flagship product is </w:t>
+      </w:r>
+      <w:proofErr w:type="spellStart"/>
+      <w:r>
+        <w:t>MedTalk</w:t>
+      </w:r>
+      <w:proofErr w:type="spellEnd"/>
+      <w:r>
+        <w:t xml:space="preserve">. </w:t>
+      </w:r>
+      <w:proofErr w:type="spellStart"/>
+      <w:r>
+        <w:t>MedTalk</w:t>
+      </w:r>
+      <w:proofErr w:type="spellEnd"/>
+      <w:r>
+        <w:t xml:space="preserve"> is an artificial intelligence clinical documentation that listens to doctor-patient consultation producing a live transcription during the consultation. </w:t>
+      </w:r>
+      <w:proofErr w:type="spellStart"/>
+      <w:r>
+        <w:t>MedTalk</w:t>
+      </w:r>
+      <w:proofErr w:type="spellEnd"/>
+      <w:r>
+        <w:t xml:space="preserve"> connects to clinical systems or Best Practice (BP) where the completed EMR (electronic medical record) is stored and shared to other systems exposing integration interfaces via FHIR (</w:t>
       </w:r>
       <w:r>
         <w:t>Fast Healthcare Interoperability Resources</w:t>
@@ -6953,7 +7674,31 @@
         <w:t>International Statistical Classification of Diseases and Related Health Problems, Tenth Revision, Australian Modification</w:t>
       </w:r>
       <w:r>
-        <w:t>) using MedTalk Internal Infrastructure. For billing purposes MedTalk partners with MediBetter BOSS (Billing Optimisation and Support Software) by sharing the translated ICD-10-AM to be mapped to the MBS (</w:t>
+        <w:t xml:space="preserve">) using </w:t>
+      </w:r>
+      <w:proofErr w:type="spellStart"/>
+      <w:r>
+        <w:t>MedTalk</w:t>
+      </w:r>
+      <w:proofErr w:type="spellEnd"/>
+      <w:r>
+        <w:t xml:space="preserve"> Internal Infrastructure. For billing purposes </w:t>
+      </w:r>
+      <w:proofErr w:type="spellStart"/>
+      <w:r>
+        <w:t>MedTalk</w:t>
+      </w:r>
+      <w:proofErr w:type="spellEnd"/>
+      <w:r>
+        <w:t xml:space="preserve"> partners with </w:t>
+      </w:r>
+      <w:proofErr w:type="spellStart"/>
+      <w:r>
+        <w:t>MediBetter</w:t>
+      </w:r>
+      <w:proofErr w:type="spellEnd"/>
+      <w:r>
+        <w:t xml:space="preserve"> BOSS (Billing Optimisation and Support Software) by sharing the translated ICD-10-AM to be mapped to the MBS (</w:t>
       </w:r>
       <w:r>
         <w:t>Medicare Benefits Schedule</w:t>
@@ -6962,7 +7707,15 @@
         <w:t xml:space="preserve">) system </w:t>
       </w:r>
       <w:r>
-        <w:t>(MediBetter, 2026)</w:t>
+        <w:t>(</w:t>
+      </w:r>
+      <w:proofErr w:type="spellStart"/>
+      <w:r>
+        <w:t>MediBetter</w:t>
+      </w:r>
+      <w:proofErr w:type="spellEnd"/>
+      <w:r>
+        <w:t>, 2026)</w:t>
       </w:r>
       <w:r>
         <w:t xml:space="preserve">. </w:t>
@@ -6984,8 +7737,13 @@
       <w:r>
         <w:t xml:space="preserve"> protocols to test, map and synchronise data to the BPs exact data architecture that it is being integrated to (</w:t>
       </w:r>
-      <w:r>
-        <w:t>MedTalk AI</w:t>
+      <w:proofErr w:type="spellStart"/>
+      <w:r>
+        <w:t>MedTalk</w:t>
+      </w:r>
+      <w:proofErr w:type="spellEnd"/>
+      <w:r>
+        <w:t xml:space="preserve"> AI</w:t>
       </w:r>
       <w:r>
         <w:t>,</w:t>
@@ -6994,7 +7752,15 @@
         <w:t xml:space="preserve"> 2020</w:t>
       </w:r>
       <w:r>
-        <w:t xml:space="preserve">). One of the developing platforms that MedTalk uses is Epic.  Epic sandbox provides platform for developers to test integration first using mock patient data before EHR (Electronic Health Records) exchange. According to </w:t>
+        <w:t xml:space="preserve">). One of the developing platforms that </w:t>
+      </w:r>
+      <w:proofErr w:type="spellStart"/>
+      <w:r>
+        <w:t>MedTalk</w:t>
+      </w:r>
+      <w:proofErr w:type="spellEnd"/>
+      <w:r>
+        <w:t xml:space="preserve"> uses is Epic.  Epic sandbox provides platform for developers to test integration first using mock patient data before EHR (Electronic Health Records) exchange. According to </w:t>
       </w:r>
       <w:r>
         <w:t>Choudhary</w:t>
@@ -7006,7 +7772,23 @@
         <w:t>Choudhary</w:t>
       </w:r>
       <w:r>
-        <w:t>, 2026). MedTalk and MediBetter partnership tech-tech API prices are not publicly available but according to MarkiTech.AI</w:t>
+        <w:t xml:space="preserve">, 2026). </w:t>
+      </w:r>
+      <w:proofErr w:type="spellStart"/>
+      <w:r>
+        <w:t>MedTalk</w:t>
+      </w:r>
+      <w:proofErr w:type="spellEnd"/>
+      <w:r>
+        <w:t xml:space="preserve"> and </w:t>
+      </w:r>
+      <w:proofErr w:type="spellStart"/>
+      <w:r>
+        <w:t>MediBetter</w:t>
+      </w:r>
+      <w:proofErr w:type="spellEnd"/>
+      <w:r>
+        <w:t xml:space="preserve"> partnership tech-tech API prices are not publicly available but according to MarkiTech.AI</w:t>
       </w:r>
       <w:r>
         <w:t xml:space="preserve"> (2025</w:t>
@@ -7018,18 +7800,50 @@
         <w:t>,</w:t>
       </w:r>
       <w:r>
-        <w:t xml:space="preserve"> a flat fee ranges from $100 to $500. This excludes the subscription of the MediBetter professional suite which </w:t>
+        <w:t xml:space="preserve"> a flat fee ranges from $100 to $500. This excludes the subscription of the </w:t>
+      </w:r>
+      <w:proofErr w:type="spellStart"/>
+      <w:r>
+        <w:t>MediBetter</w:t>
+      </w:r>
+      <w:proofErr w:type="spellEnd"/>
+      <w:r>
+        <w:t xml:space="preserve"> professional suite which </w:t>
       </w:r>
       <w:r>
         <w:t>unlocks the BOSS engine and browser extensions for clinical workflow.</w:t>
       </w:r>
       <w:r>
-        <w:t xml:space="preserve"> These integration and subscription costs represent a significant financial pain point for MedTalk, focusing on the high upfront investment required for full bidirectional FHIR integration with Epic. These costs burden the scalability of Medtalk.</w:t>
-      </w:r>
-    </w:p>
-    <w:p>
-      <w:r>
-        <w:t>Apart from the financial burden on Faz Australia, the main operational inefficiency is lack of a reusable safe test environment. The restricted access to sandboxes slows development and harder to reproduce issues consistently to improve MedTalk overall. Due to strong privacy and compliance requirements, there is also limited flexibility in testing live connection with other BPs since Epic requires the application to be load on first to test it. These limitations clearly indicate the business pain on high costs in expansion, delayed integration tests and higher compliance exposure if problems are found late. These pain points are affecting engineering efficiency and confidence in releases, which this project of a test harness is designed to solve.</w:t>
+        <w:t xml:space="preserve"> These integration and subscription costs represent a significant financial pain point for </w:t>
+      </w:r>
+      <w:proofErr w:type="spellStart"/>
+      <w:r>
+        <w:t>MedTalk</w:t>
+      </w:r>
+      <w:proofErr w:type="spellEnd"/>
+      <w:r>
+        <w:t xml:space="preserve">, focusing on the high upfront investment required for full bidirectional FHIR integration with Epic. These costs burden the scalability of </w:t>
+      </w:r>
+      <w:proofErr w:type="spellStart"/>
+      <w:r>
+        <w:t>Medtalk</w:t>
+      </w:r>
+      <w:proofErr w:type="spellEnd"/>
+      <w:r>
+        <w:t>.</w:t>
+      </w:r>
+    </w:p>
+    <w:p>
+      <w:r>
+        <w:t xml:space="preserve">Apart from the financial burden on Faz Australia, the main operational inefficiency is lack of a reusable safe test environment. The restricted access to sandboxes slows development and harder to reproduce issues consistently to improve </w:t>
+      </w:r>
+      <w:proofErr w:type="spellStart"/>
+      <w:r>
+        <w:t>MedTalk</w:t>
+      </w:r>
+      <w:proofErr w:type="spellEnd"/>
+      <w:r>
+        <w:t xml:space="preserve"> overall. Due to strong privacy and compliance requirements, there is also limited flexibility in testing live connection with other BPs since Epic requires the application to be load on first to test it. These limitations clearly indicate the business pain on high costs in expansion, delayed integration tests and higher compliance exposure if problems are found late. These pain points are affecting engineering efficiency and confidence in releases, which this project of a test harness is designed to solve.</w:t>
       </w:r>
     </w:p>
     <w:p>
@@ -7091,11 +7905,11 @@
       <w:pPr>
         <w:pStyle w:val="Heading2"/>
       </w:pPr>
-      <w:bookmarkStart w:id="14" w:name="_Toc240222666"/>
+      <w:bookmarkStart w:id="16" w:name="_Toc240230983"/>
       <w:r>
         <w:t>3.2 Technology and Market Survey</w:t>
       </w:r>
-      <w:bookmarkEnd w:id="14"/>
+      <w:bookmarkEnd w:id="16"/>
       <w:r>
         <w:t> </w:t>
       </w:r>
@@ -7106,11 +7920,19 @@
           <w:lang w:val="en-US"/>
         </w:rPr>
       </w:pPr>
+      <w:proofErr w:type="spellStart"/>
       <w:r>
         <w:rPr>
           <w:lang w:val="en-US"/>
         </w:rPr>
-        <w:t>MedTalk is part of the Australian health interoperability market. The main technical challenge in this market is not only generating accurate clinical notes but safe exchange of the clinical notes and correct translation of the data to the receiving system.  The most relevant technologies for the test harness are HL7 FHIR, SMART, vendor integration layers and Australian clinical terminology. These are all essential for the project as it has to reflect the same standards as production systems.</w:t>
+        <w:t>MedTalk</w:t>
+      </w:r>
+      <w:proofErr w:type="spellEnd"/>
+      <w:r>
+        <w:rPr>
+          <w:lang w:val="en-US"/>
+        </w:rPr>
+        <w:t xml:space="preserve"> is part of the Australian health interoperability market. The main technical challenge in this market is not only generating accurate clinical notes but safe exchange of the clinical notes and correct translation of the data to the receiving system.  The most relevant technologies for the test harness are HL7 FHIR, SMART, vendor integration layers and Australian clinical terminology. These are all essential for the project as it has to reflect the same standards as production systems.</w:t>
       </w:r>
     </w:p>
     <w:p>
@@ -7137,12 +7959,14 @@
         </w:rPr>
         <w:t>) is the central exchange standard that defines resources meaning patient data, appointments, clinical notes and related information structure and transferred between systems (</w:t>
       </w:r>
+      <w:proofErr w:type="spellStart"/>
       <w:r>
         <w:rPr>
           <w:color w:val="000000"/>
         </w:rPr>
         <w:t>eCQI</w:t>
       </w:r>
+      <w:proofErr w:type="spellEnd"/>
       <w:r>
         <w:rPr>
           <w:color w:val="000000"/>
@@ -7251,11 +8075,19 @@
           <w:lang w:val="en-US"/>
         </w:rPr>
       </w:pPr>
+      <w:proofErr w:type="spellStart"/>
       <w:r>
         <w:rPr>
           <w:lang w:val="en-US"/>
         </w:rPr>
-        <w:t xml:space="preserve">Synthea is currently one of the most credited synthetic patient generator as it creates realistic </w:t>
+        <w:t>Synthea</w:t>
+      </w:r>
+      <w:proofErr w:type="spellEnd"/>
+      <w:r>
+        <w:rPr>
+          <w:lang w:val="en-US"/>
+        </w:rPr>
+        <w:t xml:space="preserve"> is currently one of the most credited synthetic patient generator as it creates realistic </w:t>
       </w:r>
       <w:r>
         <w:t>realistic mock medical histories and electronic health records</w:t>
@@ -7267,7 +8099,23 @@
         <w:t xml:space="preserve"> from birth to death.</w:t>
       </w:r>
       <w:r>
-        <w:t xml:space="preserve"> Synthea is an open source but produces mock patients based on Unites States of America demographics. CSIRO have created Australian mock data using Australian demographics, but the synthea tool is not available for public. The mock data is available which would be used for this project to ensure compliance and mimics real clinical system. SMART on FHIR is the authentication and authorising </w:t>
+        <w:t xml:space="preserve"> </w:t>
+      </w:r>
+      <w:proofErr w:type="spellStart"/>
+      <w:r>
+        <w:t>Synthea</w:t>
+      </w:r>
+      <w:proofErr w:type="spellEnd"/>
+      <w:r>
+        <w:t xml:space="preserve"> is an open source but produces mock patients based on Unites States of America demographics. CSIRO have created Australian mock data using Australian demographics, but the </w:t>
+      </w:r>
+      <w:proofErr w:type="spellStart"/>
+      <w:r>
+        <w:t>synthea</w:t>
+      </w:r>
+      <w:proofErr w:type="spellEnd"/>
+      <w:r>
+        <w:t xml:space="preserve"> tool is not available for public. The mock data is available which would be used for this project to ensure compliance and mimics real clinical system. SMART on FHIR is the authentication and authorising </w:t>
       </w:r>
       <w:r>
         <w:t>secure system that lets third-party health apps log users in</w:t>
@@ -7312,11 +8160,11 @@
       <w:pPr>
         <w:pStyle w:val="Heading2"/>
       </w:pPr>
-      <w:bookmarkStart w:id="15" w:name="_Toc240222667"/>
+      <w:bookmarkStart w:id="17" w:name="_Toc240230984"/>
       <w:r>
         <w:t>3.3 Comparative Analysis of Existing Solutions</w:t>
       </w:r>
-      <w:bookmarkEnd w:id="15"/>
+      <w:bookmarkEnd w:id="17"/>
       <w:r>
         <w:t> </w:t>
       </w:r>
@@ -7500,7 +8348,15 @@
               <w:t xml:space="preserve"> </w:t>
             </w:r>
             <w:r>
-              <w:t>(Bonami Software, 2026)</w:t>
+              <w:t>(</w:t>
+            </w:r>
+            <w:proofErr w:type="spellStart"/>
+            <w:r>
+              <w:t>Bonami</w:t>
+            </w:r>
+            <w:proofErr w:type="spellEnd"/>
+            <w:r>
+              <w:t xml:space="preserve"> Software, 2026)</w:t>
             </w:r>
             <w:r>
               <w:t>.</w:t>
@@ -7590,8 +8446,13 @@
             <w:tcW w:w="1469" w:type="dxa"/>
           </w:tcPr>
           <w:p>
-            <w:r>
-              <w:t>MediRecords Developer Sandbox</w:t>
+            <w:proofErr w:type="spellStart"/>
+            <w:r>
+              <w:t>MediRecords</w:t>
+            </w:r>
+            <w:proofErr w:type="spellEnd"/>
+            <w:r>
+              <w:t xml:space="preserve"> Developer Sandbox</w:t>
             </w:r>
           </w:p>
         </w:tc>
@@ -7601,13 +8462,26 @@
           </w:tcPr>
           <w:p>
             <w:r>
-              <w:t>Provides developers with an environment to test applications and integrations with MediRecords</w:t>
-            </w:r>
+              <w:t xml:space="preserve">Provides developers with an environment to test applications and integrations with </w:t>
+            </w:r>
+            <w:proofErr w:type="spellStart"/>
+            <w:r>
+              <w:t>MediRecords</w:t>
+            </w:r>
+            <w:proofErr w:type="spellEnd"/>
             <w:r>
               <w:t xml:space="preserve"> </w:t>
             </w:r>
             <w:r>
-              <w:t>(MediRecords Connect, 2026</w:t>
+              <w:t>(</w:t>
+            </w:r>
+            <w:proofErr w:type="spellStart"/>
+            <w:r>
+              <w:t>MediRecords</w:t>
+            </w:r>
+            <w:proofErr w:type="spellEnd"/>
+            <w:r>
+              <w:t xml:space="preserve"> Connect, 2026</w:t>
             </w:r>
             <w:r>
               <w:rPr>
@@ -7655,8 +8529,21 @@
             <w:tcW w:w="1469" w:type="dxa"/>
           </w:tcPr>
           <w:p>
-            <w:r>
-              <w:t>Synapxe HealthX innovation sandbox</w:t>
+            <w:proofErr w:type="spellStart"/>
+            <w:r>
+              <w:t>Synapxe</w:t>
+            </w:r>
+            <w:proofErr w:type="spellEnd"/>
+            <w:r>
+              <w:t xml:space="preserve"> </w:t>
+            </w:r>
+            <w:proofErr w:type="spellStart"/>
+            <w:r>
+              <w:t>HealthX</w:t>
+            </w:r>
+            <w:proofErr w:type="spellEnd"/>
+            <w:r>
+              <w:t xml:space="preserve"> innovation sandbox</w:t>
             </w:r>
           </w:p>
         </w:tc>
@@ -7671,9 +8558,11 @@
             <w:r>
               <w:t xml:space="preserve"> (</w:t>
             </w:r>
+            <w:proofErr w:type="spellStart"/>
             <w:r>
               <w:t>Synapxe</w:t>
             </w:r>
+            <w:proofErr w:type="spellEnd"/>
             <w:r>
               <w:t>, 2023)</w:t>
             </w:r>
@@ -7751,17 +8640,81 @@
         </w:rPr>
         <w:t xml:space="preserve"> and </w:t>
       </w:r>
+      <w:proofErr w:type="spellStart"/>
       <w:r>
         <w:rPr>
           <w:lang w:val="en-US"/>
         </w:rPr>
-        <w:t>Synapxe HealthX innovation sandbox</w:t>
-      </w:r>
+        <w:t>Synapxe</w:t>
+      </w:r>
+      <w:proofErr w:type="spellEnd"/>
       <w:r>
         <w:rPr>
           <w:lang w:val="en-US"/>
         </w:rPr>
-        <w:t xml:space="preserve"> provide valuable environments for testing interoperability. Each solution has its limitations in scope of either accessibility or platform dependency. These environments are primarily designed around specific HER ecosystems or organisational requirements rather than providing a vendor neutral solution for comprehensive healthcare integration testing. Medtalk requires an effective test harness that extends beyond basic API connectivity, validation of accurate data exchange and interpretation across the different healthcare systems. This includes validating terminology to ensure that clinical concepts retain their intended meaning between different systems. The proposed Test Harness would be a centralised and independent harness that allows integration of workflows, FHIR resources, authentication, data mapping and terminology validation to be tested before and after </w:t>
+        <w:t xml:space="preserve"> </w:t>
+      </w:r>
+      <w:proofErr w:type="spellStart"/>
+      <w:r>
+        <w:rPr>
+          <w:lang w:val="en-US"/>
+        </w:rPr>
+        <w:t>HealthX</w:t>
+      </w:r>
+      <w:proofErr w:type="spellEnd"/>
+      <w:r>
+        <w:rPr>
+          <w:lang w:val="en-US"/>
+        </w:rPr>
+        <w:t xml:space="preserve"> innovation sandbox</w:t>
+      </w:r>
+      <w:r>
+        <w:rPr>
+          <w:lang w:val="en-US"/>
+        </w:rPr>
+        <w:t xml:space="preserve"> provide valuable environments for testing interoperability. Each solution has its limitations in scope of either accessibility or platform dependency. These environments are primarily designed around specific HER ecosystems or </w:t>
+      </w:r>
+      <w:proofErr w:type="spellStart"/>
+      <w:r>
+        <w:rPr>
+          <w:lang w:val="en-US"/>
+        </w:rPr>
+        <w:t>organisational</w:t>
+      </w:r>
+      <w:proofErr w:type="spellEnd"/>
+      <w:r>
+        <w:rPr>
+          <w:lang w:val="en-US"/>
+        </w:rPr>
+        <w:t xml:space="preserve"> requirements rather than providing a vendor neutral solution for comprehensive healthcare integration testing. </w:t>
+      </w:r>
+      <w:proofErr w:type="spellStart"/>
+      <w:r>
+        <w:rPr>
+          <w:lang w:val="en-US"/>
+        </w:rPr>
+        <w:t>Medtalk</w:t>
+      </w:r>
+      <w:proofErr w:type="spellEnd"/>
+      <w:r>
+        <w:rPr>
+          <w:lang w:val="en-US"/>
+        </w:rPr>
+        <w:t xml:space="preserve"> requires an effective test harness that extends beyond basic API connectivity, validation of accurate data exchange and interpretation across the different healthcare systems. This includes validating terminology to ensure that clinical concepts retain their intended meaning between different systems. The proposed Test Harness would be a </w:t>
+      </w:r>
+      <w:proofErr w:type="spellStart"/>
+      <w:r>
+        <w:rPr>
+          <w:lang w:val="en-US"/>
+        </w:rPr>
+        <w:t>centralised</w:t>
+      </w:r>
+      <w:proofErr w:type="spellEnd"/>
+      <w:r>
+        <w:rPr>
+          <w:lang w:val="en-US"/>
+        </w:rPr>
+        <w:t xml:space="preserve"> and independent harness that allows integration of workflows, FHIR resources, authentication, data mapping and terminology validation to be tested before and after </w:t>
       </w:r>
       <w:r>
         <w:rPr>
@@ -7776,11 +8729,11 @@
       <w:pPr>
         <w:pStyle w:val="Heading2"/>
       </w:pPr>
-      <w:bookmarkStart w:id="16" w:name="_Toc240222668"/>
+      <w:bookmarkStart w:id="18" w:name="_Toc240230985"/>
       <w:r>
         <w:t>3.4 Gap Analysis: As-Is to To-Be</w:t>
       </w:r>
-      <w:bookmarkEnd w:id="16"/>
+      <w:bookmarkEnd w:id="18"/>
       <w:r>
         <w:t> </w:t>
       </w:r>
@@ -7795,33 +8748,35 @@
         <w:rPr>
           <w:lang w:val="en-US"/>
         </w:rPr>
-        <w:t>The test harness would address a challenge which includes unsafe or restricted testing versus a reusable fully synthetic test environment. In the current state Medtalk rely on partners, restricted or manual testing to validate integrations. That creates privacy, high financial costs and operational risk because real patient data cannot be used to test during live production. The proposed solution closes this gap by creating a complete (100%) synthetic system that MedTalk connects to, to ensure that all testing occurs without exposing real patient records.</w:t>
-      </w:r>
-    </w:p>
-    <w:p>
-      <w:pPr>
+        <w:t xml:space="preserve">The test harness would address a challenge which includes unsafe or restricted testing versus a reusable fully synthetic test environment. In the current state </w:t>
+      </w:r>
+      <w:proofErr w:type="spellStart"/>
+      <w:r>
         <w:rPr>
           <w:lang w:val="en-US"/>
         </w:rPr>
-      </w:pPr>
+        <w:t>Medtalk</w:t>
+      </w:r>
+      <w:proofErr w:type="spellEnd"/>
       <w:r>
         <w:rPr>
           <w:lang w:val="en-US"/>
         </w:rPr>
-        <w:t xml:space="preserve">The second gap is basic API connectivity as to standard aligned interoperability. A system can technically send or receive data but still fail to meet Australian expectations if it does not align FHIR, SNOMED CT-AU and ICT-10-AM. This could result in rejected messages and incorrect information shared. The proposed harness address this explicitly by mapping what MedTalk sends and receives using FHIR standard making integration behavior testable and reusable. </w:t>
-      </w:r>
-    </w:p>
-    <w:p>
-      <w:pPr>
+        <w:t xml:space="preserve"> rely on partners, restricted or manual testing to validate integrations. That creates privacy, high financial costs and operational risk because real patient data cannot be used to test during live production. The proposed solution closes this gap by creating a complete (100%) synthetic system that </w:t>
+      </w:r>
+      <w:proofErr w:type="spellStart"/>
+      <w:r>
         <w:rPr>
           <w:lang w:val="en-US"/>
         </w:rPr>
-      </w:pPr>
+        <w:t>MedTalk</w:t>
+      </w:r>
+      <w:proofErr w:type="spellEnd"/>
       <w:r>
         <w:rPr>
           <w:lang w:val="en-US"/>
         </w:rPr>
-        <w:t>The third gap is clinical text generation as to code clinical meaning. MedTalk does not only document doctor patient conversation, but it must also support structured output that can be coded using SNOMED CT-AU and translated where necessary into ICD-10-AM for MBS. The existing integration approach does not provide an independent verification mechanism for consistently detecting semantics that are mismatches or dropped between the layers. The proposed dataset will close this gap by using synthetic records with known terminology mapping and checking the translation outcomes.</w:t>
+        <w:t xml:space="preserve"> connects to, to ensure that all testing occurs without exposing real patient records.</w:t>
       </w:r>
     </w:p>
     <w:p>
@@ -7834,7 +8789,75 @@
         <w:rPr>
           <w:lang w:val="en-US"/>
         </w:rPr>
-        <w:t xml:space="preserve">The fourth gap is happy path testing as to resilience testing. In real world healthcare integrations fail because of delays, malformed payloads, dropped connections and incomplete data. If failure conditions are not tested before deployment, MedTalk may behave unpredictably when connected to external systems like failed transactions. This requires a testing environment that does repeatable error simulations. The test harness will test robustness by simulating slow systems, bad data and connection loss. </w:t>
+        <w:t xml:space="preserve">The second gap is basic API connectivity as to standard aligned interoperability. A system can technically send or receive data but still fail to meet Australian expectations if it does not align FHIR, SNOMED CT-AU and ICT-10-AM. This could result in rejected messages and incorrect information shared. The proposed harness address this explicitly by mapping what </w:t>
+      </w:r>
+      <w:proofErr w:type="spellStart"/>
+      <w:r>
+        <w:rPr>
+          <w:lang w:val="en-US"/>
+        </w:rPr>
+        <w:t>MedTalk</w:t>
+      </w:r>
+      <w:proofErr w:type="spellEnd"/>
+      <w:r>
+        <w:rPr>
+          <w:lang w:val="en-US"/>
+        </w:rPr>
+        <w:t xml:space="preserve"> sends and receives using FHIR standard making integration behavior testable and reusable. </w:t>
+      </w:r>
+    </w:p>
+    <w:p>
+      <w:pPr>
+        <w:rPr>
+          <w:lang w:val="en-US"/>
+        </w:rPr>
+      </w:pPr>
+      <w:r>
+        <w:rPr>
+          <w:lang w:val="en-US"/>
+        </w:rPr>
+        <w:t xml:space="preserve">The third gap is clinical text generation as to code clinical meaning. </w:t>
+      </w:r>
+      <w:proofErr w:type="spellStart"/>
+      <w:r>
+        <w:rPr>
+          <w:lang w:val="en-US"/>
+        </w:rPr>
+        <w:t>MedTalk</w:t>
+      </w:r>
+      <w:proofErr w:type="spellEnd"/>
+      <w:r>
+        <w:rPr>
+          <w:lang w:val="en-US"/>
+        </w:rPr>
+        <w:t xml:space="preserve"> does not only document doctor patient conversation, but it must also support structured output that can be coded using SNOMED CT-AU and translated where necessary into ICD-10-AM for MBS. The existing integration approach does not provide an independent verification mechanism for consistently detecting semantics that are mismatches or dropped between the layers. The proposed dataset will close this gap by using synthetic records with known terminology mapping and checking the translation outcomes.</w:t>
+      </w:r>
+    </w:p>
+    <w:p>
+      <w:pPr>
+        <w:rPr>
+          <w:lang w:val="en-US"/>
+        </w:rPr>
+      </w:pPr>
+      <w:r>
+        <w:rPr>
+          <w:lang w:val="en-US"/>
+        </w:rPr>
+        <w:t xml:space="preserve">The fourth gap is happy path testing as to resilience testing. In real world healthcare integrations fail because of delays, malformed payloads, dropped connections and incomplete data. If failure conditions are not tested before deployment, </w:t>
+      </w:r>
+      <w:proofErr w:type="spellStart"/>
+      <w:r>
+        <w:rPr>
+          <w:lang w:val="en-US"/>
+        </w:rPr>
+        <w:t>MedTalk</w:t>
+      </w:r>
+      <w:proofErr w:type="spellEnd"/>
+      <w:r>
+        <w:rPr>
+          <w:lang w:val="en-US"/>
+        </w:rPr>
+        <w:t xml:space="preserve"> may behave unpredictably when connected to external systems like failed transactions. This requires a testing environment that does repeatable error simulations. The test harness will test robustness by simulating slow systems, bad data and connection loss. </w:t>
       </w:r>
     </w:p>
     <w:p>
@@ -7860,7 +8883,21 @@
         <w:rPr>
           <w:lang w:val="en-US"/>
         </w:rPr>
-        <w:t>The final gap is fragmented tooling as to a single validation workflow. Existing standards, terminology mapping and vendor interfaces each solve a separate problem, while MedTalk requires a unified controlled environment that brings them all together. Fragmented testing increases complexity and makes it difficult to establish consistent validation processes. The proposed test harness closes this gap by merging standards-based messaging, terminology validation and performing automated testing.</w:t>
+        <w:t xml:space="preserve">The final gap is fragmented tooling as to a single validation workflow. Existing standards, terminology mapping and vendor interfaces each solve a separate problem, while </w:t>
+      </w:r>
+      <w:proofErr w:type="spellStart"/>
+      <w:r>
+        <w:rPr>
+          <w:lang w:val="en-US"/>
+        </w:rPr>
+        <w:t>MedTalk</w:t>
+      </w:r>
+      <w:proofErr w:type="spellEnd"/>
+      <w:r>
+        <w:rPr>
+          <w:lang w:val="en-US"/>
+        </w:rPr>
+        <w:t xml:space="preserve"> requires a unified controlled environment that brings them all together. Fragmented testing increases complexity and makes it difficult to establish consistent validation processes. The proposed test harness closes this gap by merging standards-based messaging, terminology validation and performing automated testing.</w:t>
       </w:r>
     </w:p>
     <w:p>
@@ -7887,12 +8924,12 @@
       <w:pPr>
         <w:pStyle w:val="Heading1"/>
       </w:pPr>
-      <w:bookmarkStart w:id="17" w:name="_Toc240222669"/>
+      <w:bookmarkStart w:id="19" w:name="_Toc240230986"/>
       <w:r>
         <w:lastRenderedPageBreak/>
         <w:t>4. Solution Design</w:t>
       </w:r>
-      <w:bookmarkEnd w:id="17"/>
+      <w:bookmarkEnd w:id="19"/>
     </w:p>
     <w:p>
       <w:pPr>
@@ -7942,11 +8979,11 @@
       <w:pPr>
         <w:pStyle w:val="Heading2"/>
       </w:pPr>
-      <w:bookmarkStart w:id="18" w:name="_Toc240222670"/>
+      <w:bookmarkStart w:id="20" w:name="_Toc240230987"/>
       <w:r>
         <w:t>4.1 Proposed Solution Architecture</w:t>
       </w:r>
-      <w:bookmarkEnd w:id="18"/>
+      <w:bookmarkEnd w:id="20"/>
     </w:p>
     <w:p>
       <w:pPr>
@@ -8020,7 +9057,15 @@
         <w:pStyle w:val="NormalWeb"/>
       </w:pPr>
       <w:r>
-        <w:t>The primary end-user of the proposed test harness is the authorised MedTalk Connect engineering or testing end-user</w:t>
+        <w:t xml:space="preserve">The primary end-user of the proposed test harness is the authorised </w:t>
+      </w:r>
+      <w:proofErr w:type="spellStart"/>
+      <w:r>
+        <w:t>MedTalk</w:t>
+      </w:r>
+      <w:proofErr w:type="spellEnd"/>
+      <w:r>
+        <w:t xml:space="preserve"> Connect engineering or testing end-user</w:t>
       </w:r>
       <w:r>
         <w:t xml:space="preserve"> (e.g. Doctors or clinics as an actors)</w:t>
@@ -8029,7 +9074,15 @@
         <w:t>. The end-user creates a test scenario and selects the appropriate connector and test parameters. The system creates synthetic patients and clinical encounter records based on this information</w:t>
       </w:r>
       <w:r>
-        <w:t xml:space="preserve"> (Walonoski et al., 2018)</w:t>
+        <w:t xml:space="preserve"> (</w:t>
+      </w:r>
+      <w:proofErr w:type="spellStart"/>
+      <w:r>
+        <w:t>Walonoski</w:t>
+      </w:r>
+      <w:proofErr w:type="spellEnd"/>
+      <w:r>
+        <w:t xml:space="preserve"> et al., 2018)</w:t>
       </w:r>
       <w:r>
         <w:t xml:space="preserve">. Before these records are used for testing purposes, they go through validation control checks to ensure that they satisfy the necessary synthetic data constraints and do not include any realistic patient identifiers. </w:t>
@@ -8051,7 +9104,21 @@
         <w:rPr>
           <w:lang w:val="en-GB" w:eastAsia="en-GB"/>
         </w:rPr>
-        <w:t xml:space="preserve"> (Gruendner et al., 2021).</w:t>
+        <w:t xml:space="preserve"> (</w:t>
+      </w:r>
+      <w:proofErr w:type="spellStart"/>
+      <w:r>
+        <w:rPr>
+          <w:lang w:val="en-GB" w:eastAsia="en-GB"/>
+        </w:rPr>
+        <w:t>Gruendner</w:t>
+      </w:r>
+      <w:proofErr w:type="spellEnd"/>
+      <w:r>
+        <w:rPr>
+          <w:lang w:val="en-GB" w:eastAsia="en-GB"/>
+        </w:rPr>
+        <w:t xml:space="preserve"> et al., 2021).</w:t>
       </w:r>
       <w:r>
         <w:rPr>
@@ -8069,7 +9136,21 @@
         <w:rPr>
           <w:lang w:val="en-GB" w:eastAsia="en-GB"/>
         </w:rPr>
-        <w:t xml:space="preserve"> (Giannangelo et al., 2012).</w:t>
+        <w:t xml:space="preserve"> (</w:t>
+      </w:r>
+      <w:proofErr w:type="spellStart"/>
+      <w:r>
+        <w:rPr>
+          <w:lang w:val="en-GB" w:eastAsia="en-GB"/>
+        </w:rPr>
+        <w:t>Giannangelo</w:t>
+      </w:r>
+      <w:proofErr w:type="spellEnd"/>
+      <w:r>
+        <w:rPr>
+          <w:lang w:val="en-GB" w:eastAsia="en-GB"/>
+        </w:rPr>
+        <w:t xml:space="preserve"> et al., 2012).</w:t>
       </w:r>
       <w:r>
         <w:rPr>
@@ -8086,7 +9167,7 @@
           <w:lang w:val="en-GB" w:eastAsia="en-GB"/>
         </w:rPr>
       </w:pPr>
-      <w:bookmarkStart w:id="19" w:name="_Toc240222671"/>
+      <w:bookmarkStart w:id="21" w:name="_Toc240230988"/>
       <w:r>
         <w:rPr>
           <w:rFonts w:eastAsia="Times New Roman"/>
@@ -8136,7 +9217,7 @@
           </wp:inline>
         </w:drawing>
       </w:r>
-      <w:bookmarkEnd w:id="19"/>
+      <w:bookmarkEnd w:id="21"/>
     </w:p>
     <w:p>
       <w:pPr>
@@ -8173,7 +9254,35 @@
         <w:rPr>
           <w:lang w:val="en-GB" w:eastAsia="en-GB"/>
         </w:rPr>
-        <w:t>Test execution layer performs normal, negative and degraded scenarios. These involve successful message exchange, malformed data, slow responses and dropped connections. The response from test execution layer is evaluated according to the expected outcome and stored for future analysis. Simulated connector layer provides simulated EMR integrations relevant to MedTalk Connect, which will allow testing connector behavior without having to connect the test harness to production clinical systems.</w:t>
+        <w:t xml:space="preserve">Test execution layer performs normal, negative and degraded scenarios. These involve successful message exchange, malformed data, slow responses and dropped connections. The response from test execution layer is evaluated according to the expected outcome and stored for future analysis. Simulated connector layer provides simulated EMR integrations relevant to </w:t>
+      </w:r>
+      <w:proofErr w:type="spellStart"/>
+      <w:r>
+        <w:rPr>
+          <w:lang w:val="en-GB" w:eastAsia="en-GB"/>
+        </w:rPr>
+        <w:t>MedTalk</w:t>
+      </w:r>
+      <w:proofErr w:type="spellEnd"/>
+      <w:r>
+        <w:rPr>
+          <w:lang w:val="en-GB" w:eastAsia="en-GB"/>
+        </w:rPr>
+        <w:t xml:space="preserve"> Connect, which will allow testing connector </w:t>
+      </w:r>
+      <w:proofErr w:type="spellStart"/>
+      <w:r>
+        <w:rPr>
+          <w:lang w:val="en-GB" w:eastAsia="en-GB"/>
+        </w:rPr>
+        <w:t>behavior</w:t>
+      </w:r>
+      <w:proofErr w:type="spellEnd"/>
+      <w:r>
+        <w:rPr>
+          <w:lang w:val="en-GB" w:eastAsia="en-GB"/>
+        </w:rPr>
+        <w:t xml:space="preserve"> without having to connect the test harness to production clinical systems.</w:t>
       </w:r>
     </w:p>
     <w:p>
@@ -8202,11 +9311,11 @@
       <w:pPr>
         <w:pStyle w:val="Heading2"/>
       </w:pPr>
-      <w:bookmarkStart w:id="20" w:name="_Toc240222672"/>
+      <w:bookmarkStart w:id="22" w:name="_Toc240230989"/>
       <w:r>
         <w:t>4.2 Technology Stack and Justification</w:t>
       </w:r>
-      <w:bookmarkEnd w:id="20"/>
+      <w:bookmarkEnd w:id="22"/>
     </w:p>
     <w:p>
       <w:pPr>
@@ -8231,7 +9340,21 @@
         <w:rPr>
           <w:lang w:val="en-GB" w:eastAsia="en-GB"/>
         </w:rPr>
-        <w:t>React technology is used as the frontend framework because of the requirement to use the stateful and component-based interface (scenario builder, results of the live test, connector statuses) instead of several static pages; React technology, along with its ecosystem, will enable developing such an interface without paying license costs, which is possible due to the limitations of the project budget.  There are both Python (FastAPI) and Node.js (Express) suggested as the backend languages, not as the single option, because any of these frameworks will be able to implement the sandbox FHIR API with equal level of efficiency and community; the actual choice will be decided by the knowledge of the team, not by any technological requirement.</w:t>
+        <w:t>React technology is used as the frontend framework because of the requirement to use the stateful and component-based interface (scenario builder, results of the live test, connector statuses) instead of several static pages; React technology, along with its ecosystem, will enable developing such an interface without paying license costs, which is possible due to the limitations of the project budget.  There are both Python (</w:t>
+      </w:r>
+      <w:proofErr w:type="spellStart"/>
+      <w:r>
+        <w:rPr>
+          <w:lang w:val="en-GB" w:eastAsia="en-GB"/>
+        </w:rPr>
+        <w:t>FastAPI</w:t>
+      </w:r>
+      <w:proofErr w:type="spellEnd"/>
+      <w:r>
+        <w:rPr>
+          <w:lang w:val="en-GB" w:eastAsia="en-GB"/>
+        </w:rPr>
+        <w:t>) and Node.js (Express) suggested as the backend languages, not as the single option, because any of these frameworks will be able to implement the sandbox FHIR API with equal level of efficiency and community; the actual choice will be decided by the knowledge of the team, not by any technological requirement.</w:t>
       </w:r>
       <w:r>
         <w:br w:type="page"/>
@@ -8326,8 +9449,13 @@
             <w:hideMark/>
           </w:tcPr>
           <w:p>
-            <w:r>
-              <w:t>FastAPI (Python) or Express (Node.js)</w:t>
+            <w:proofErr w:type="spellStart"/>
+            <w:r>
+              <w:t>FastAPI</w:t>
+            </w:r>
+            <w:proofErr w:type="spellEnd"/>
+            <w:r>
+              <w:t xml:space="preserve"> (Python) or Express (Node.js)</w:t>
             </w:r>
           </w:p>
         </w:tc>
@@ -8826,7 +9954,21 @@
         <w:rPr>
           <w:lang w:val="en-GB" w:eastAsia="en-GB"/>
         </w:rPr>
-        <w:t xml:space="preserve"> (Gruendner et al., 2021).</w:t>
+        <w:t xml:space="preserve"> (</w:t>
+      </w:r>
+      <w:proofErr w:type="spellStart"/>
+      <w:r>
+        <w:rPr>
+          <w:lang w:val="en-GB" w:eastAsia="en-GB"/>
+        </w:rPr>
+        <w:t>Gruendner</w:t>
+      </w:r>
+      <w:proofErr w:type="spellEnd"/>
+      <w:r>
+        <w:rPr>
+          <w:lang w:val="en-GB" w:eastAsia="en-GB"/>
+        </w:rPr>
+        <w:t xml:space="preserve"> et al., 2021).</w:t>
       </w:r>
     </w:p>
     <w:p>
@@ -8842,11 +9984,11 @@
       <w:pPr>
         <w:pStyle w:val="Heading2"/>
       </w:pPr>
-      <w:bookmarkStart w:id="21" w:name="_Toc240222673"/>
+      <w:bookmarkStart w:id="23" w:name="_Toc240230990"/>
       <w:r>
         <w:t>4.3 Security Design and Control Mapping</w:t>
       </w:r>
-      <w:bookmarkEnd w:id="21"/>
+      <w:bookmarkEnd w:id="23"/>
     </w:p>
     <w:p>
       <w:pPr>
@@ -9496,13 +10638,29 @@
         <w:pStyle w:val="NormalWeb"/>
       </w:pPr>
       <w:r>
-        <w:t>These controls support the project's stated privacy and compliance objectives, including alignment with the Privacy Act 1988 (Cth)</w:t>
+        <w:t>These controls support the project's stated privacy and compliance objectives, including alignment with the Privacy Act 1988 (</w:t>
+      </w:r>
+      <w:proofErr w:type="spellStart"/>
+      <w:r>
+        <w:t>Cth</w:t>
+      </w:r>
+      <w:proofErr w:type="spellEnd"/>
+      <w:r>
+        <w:t>)</w:t>
       </w:r>
       <w:r>
         <w:t xml:space="preserve"> (Australian Government, 1988)</w:t>
       </w:r>
       <w:r>
-        <w:t>, My Health Records Act 2012 (Cth) and AU Core requirements</w:t>
+        <w:t>, My Health Records Act 2012 (</w:t>
+      </w:r>
+      <w:proofErr w:type="spellStart"/>
+      <w:r>
+        <w:t>Cth</w:t>
+      </w:r>
+      <w:proofErr w:type="spellEnd"/>
+      <w:r>
+        <w:t>) and AU Core requirements</w:t>
       </w:r>
       <w:r>
         <w:t xml:space="preserve"> (HL7 Australia, n.d.).</w:t>
@@ -10242,11 +11400,19 @@
                 <w:lang w:val="en-GB" w:eastAsia="en-GB"/>
               </w:rPr>
             </w:pPr>
+            <w:proofErr w:type="spellStart"/>
             <w:r>
               <w:rPr>
                 <w:lang w:val="en-GB" w:eastAsia="en-GB"/>
               </w:rPr>
-              <w:t>Luhn-check rejection of real AU IHI ranges (e.g. 800360 prefix)</w:t>
+              <w:t>Luhn</w:t>
+            </w:r>
+            <w:proofErr w:type="spellEnd"/>
+            <w:r>
+              <w:rPr>
+                <w:lang w:val="en-GB" w:eastAsia="en-GB"/>
+              </w:rPr>
+              <w:t>-check rejection of real AU IHI ranges (e.g. 800360 prefix)</w:t>
             </w:r>
           </w:p>
         </w:tc>
@@ -10380,11 +11546,11 @@
       <w:pPr>
         <w:pStyle w:val="Heading2"/>
       </w:pPr>
-      <w:bookmarkStart w:id="22" w:name="_Toc240222674"/>
+      <w:bookmarkStart w:id="24" w:name="_Toc240230991"/>
       <w:r>
         <w:t>4.4 Capital and Non-Capital Cost Estimation</w:t>
       </w:r>
-      <w:bookmarkEnd w:id="22"/>
+      <w:bookmarkEnd w:id="24"/>
     </w:p>
     <w:p>
       <w:pPr>
@@ -10754,11 +11920,11 @@
           <w:szCs w:val="18"/>
         </w:rPr>
       </w:pPr>
-      <w:bookmarkStart w:id="23" w:name="_Toc240222675"/>
+      <w:bookmarkStart w:id="25" w:name="_Toc240230992"/>
       <w:r>
         <w:t>5. Proof of Concept, and Evaluation</w:t>
       </w:r>
-      <w:bookmarkEnd w:id="23"/>
+      <w:bookmarkEnd w:id="25"/>
       <w:r>
         <w:t> </w:t>
       </w:r>
@@ -10767,75 +11933,3992 @@
       <w:pPr>
         <w:pStyle w:val="Heading2"/>
       </w:pPr>
-      <w:bookmarkStart w:id="24" w:name="_Toc240222676"/>
+      <w:bookmarkStart w:id="26" w:name="_Toc240230993"/>
       <w:r>
         <w:t>5.1 Sprint Plan</w:t>
       </w:r>
-      <w:bookmarkEnd w:id="24"/>
+      <w:bookmarkEnd w:id="26"/>
+    </w:p>
+    <w:p>
+      <w:r>
+        <w:t>The implementation of the Healthcare Integration and Clinical Terminology Test Harness will continue in Stage 2 using a sprint-based approach. Stage 1 has set the business requirements suggested architecture, security design, planned test cases and a small Postman proof of concept. Stage 2 will turn this design into a working test harness. Check it step by step against the success criteria set in Stage 1.</w:t>
+      </w:r>
+    </w:p>
+    <w:p>
+      <w:r>
+        <w:t xml:space="preserve">The implementation will be split into two sprints. The first sprint will build the core environment and basic FHIR workflow. The second sprint will add failure simulation, terminology validation, security controls and automated reporting. Jira will be used to track sprint tasks and who's responsible, for them while GitHub will be used for source control pull requests and peer review. </w:t>
+      </w:r>
+      <w:r>
+        <w:t>During ICT946 Jira sprint logs, task-board records, GitHub evidence and test outputs will be kept. These items may be included in the Stage 2 appendix.</w:t>
+      </w:r>
+    </w:p>
+    <w:p>
+      <w:pPr>
+        <w:rPr>
+          <w:b/>
+          <w:bCs/>
+        </w:rPr>
+      </w:pPr>
+      <w:r>
+        <w:rPr>
+          <w:b/>
+          <w:bCs/>
+        </w:rPr>
+        <w:t>Implementation risks and challenges</w:t>
+      </w:r>
+    </w:p>
+    <w:p>
+      <w:r>
+        <w:t>Several risks should be addressed before implementation begins. I think these risks might change the feasibility or reliability of the test harness.</w:t>
+      </w:r>
+    </w:p>
+    <w:tbl>
+      <w:tblPr>
+        <w:tblStyle w:val="TableGrid"/>
+        <w:tblW w:w="0" w:type="auto"/>
+        <w:tblLook w:val="04A0" w:firstRow="1" w:lastRow="0" w:firstColumn="1" w:lastColumn="0" w:noHBand="0" w:noVBand="1"/>
+      </w:tblPr>
+      <w:tblGrid>
+        <w:gridCol w:w="2589"/>
+        <w:gridCol w:w="2628"/>
+        <w:gridCol w:w="3799"/>
+      </w:tblGrid>
+      <w:tr>
+        <w:tc>
+          <w:tcPr>
+            <w:tcW w:w="0" w:type="auto"/>
+            <w:hideMark/>
+          </w:tcPr>
+          <w:p>
+            <w:pPr>
+              <w:spacing w:after="160" w:line="259" w:lineRule="auto"/>
+              <w:rPr>
+                <w:b/>
+                <w:bCs/>
+              </w:rPr>
+            </w:pPr>
+            <w:r>
+              <w:rPr>
+                <w:b/>
+                <w:bCs/>
+              </w:rPr>
+              <w:t>Risk / challenge</w:t>
+            </w:r>
+          </w:p>
+        </w:tc>
+        <w:tc>
+          <w:tcPr>
+            <w:tcW w:w="0" w:type="auto"/>
+            <w:hideMark/>
+          </w:tcPr>
+          <w:p>
+            <w:pPr>
+              <w:spacing w:after="160" w:line="259" w:lineRule="auto"/>
+              <w:rPr>
+                <w:b/>
+                <w:bCs/>
+              </w:rPr>
+            </w:pPr>
+            <w:r>
+              <w:rPr>
+                <w:b/>
+                <w:bCs/>
+              </w:rPr>
+              <w:t>Potential impact</w:t>
+            </w:r>
+          </w:p>
+        </w:tc>
+        <w:tc>
+          <w:tcPr>
+            <w:tcW w:w="0" w:type="auto"/>
+            <w:hideMark/>
+          </w:tcPr>
+          <w:p>
+            <w:pPr>
+              <w:spacing w:after="160" w:line="259" w:lineRule="auto"/>
+              <w:rPr>
+                <w:b/>
+                <w:bCs/>
+              </w:rPr>
+            </w:pPr>
+            <w:r>
+              <w:rPr>
+                <w:b/>
+                <w:bCs/>
+              </w:rPr>
+              <w:t>Planned response</w:t>
+            </w:r>
+          </w:p>
+        </w:tc>
+      </w:tr>
+      <w:tr>
+        <w:tc>
+          <w:tcPr>
+            <w:tcW w:w="0" w:type="auto"/>
+            <w:hideMark/>
+          </w:tcPr>
+          <w:p>
+            <w:pPr>
+              <w:spacing w:after="160" w:line="259" w:lineRule="auto"/>
+            </w:pPr>
+            <w:r>
+              <w:t>Docker and dependency compatibility across team development environments</w:t>
+            </w:r>
+          </w:p>
+        </w:tc>
+        <w:tc>
+          <w:tcPr>
+            <w:tcW w:w="0" w:type="auto"/>
+            <w:hideMark/>
+          </w:tcPr>
+          <w:p>
+            <w:pPr>
+              <w:spacing w:after="160" w:line="259" w:lineRule="auto"/>
+            </w:pPr>
+            <w:r>
+              <w:t>Services may run differently on different machines or fail to communicate</w:t>
+            </w:r>
+          </w:p>
+        </w:tc>
+        <w:tc>
+          <w:tcPr>
+            <w:tcW w:w="0" w:type="auto"/>
+            <w:hideMark/>
+          </w:tcPr>
+          <w:p>
+            <w:pPr>
+              <w:spacing w:after="160" w:line="259" w:lineRule="auto"/>
+            </w:pPr>
+            <w:r>
+              <w:t>Establish a common Docker Compose configuration, fixed versions and container health checks before additional features are added</w:t>
+            </w:r>
+          </w:p>
+        </w:tc>
+      </w:tr>
+      <w:tr>
+        <w:tc>
+          <w:tcPr>
+            <w:tcW w:w="0" w:type="auto"/>
+            <w:hideMark/>
+          </w:tcPr>
+          <w:p>
+            <w:pPr>
+              <w:spacing w:after="160" w:line="259" w:lineRule="auto"/>
+            </w:pPr>
+            <w:r>
+              <w:t>Incorrect or unrealistic synthetic identifiers</w:t>
+            </w:r>
+          </w:p>
+        </w:tc>
+        <w:tc>
+          <w:tcPr>
+            <w:tcW w:w="0" w:type="auto"/>
+            <w:hideMark/>
+          </w:tcPr>
+          <w:p>
+            <w:pPr>
+              <w:spacing w:after="160" w:line="259" w:lineRule="auto"/>
+            </w:pPr>
+            <w:r>
+              <w:t>Test records may accidentally resemble real patient information</w:t>
+            </w:r>
+          </w:p>
+        </w:tc>
+        <w:tc>
+          <w:tcPr>
+            <w:tcW w:w="0" w:type="auto"/>
+            <w:hideMark/>
+          </w:tcPr>
+          <w:p>
+            <w:pPr>
+              <w:spacing w:after="160" w:line="259" w:lineRule="auto"/>
+            </w:pPr>
+            <w:r>
+              <w:t>Apply the planned DVR-01–DVR-08 synthetic-data rules and identifier validation before records enter the test environment</w:t>
+            </w:r>
+          </w:p>
+        </w:tc>
+      </w:tr>
+      <w:tr>
+        <w:tc>
+          <w:tcPr>
+            <w:tcW w:w="0" w:type="auto"/>
+            <w:hideMark/>
+          </w:tcPr>
+          <w:p>
+            <w:pPr>
+              <w:spacing w:after="160" w:line="259" w:lineRule="auto"/>
+            </w:pPr>
+            <w:r>
+              <w:t>AU Core/FHIR validation complexity</w:t>
+            </w:r>
+          </w:p>
+        </w:tc>
+        <w:tc>
+          <w:tcPr>
+            <w:tcW w:w="0" w:type="auto"/>
+            <w:hideMark/>
+          </w:tcPr>
+          <w:p>
+            <w:pPr>
+              <w:spacing w:after="160" w:line="259" w:lineRule="auto"/>
+            </w:pPr>
+            <w:r>
+              <w:t xml:space="preserve">Invalid FHIR resources may pass through the harness or valid </w:t>
+            </w:r>
+            <w:r>
+              <w:lastRenderedPageBreak/>
+              <w:t>resources may be rejected</w:t>
+            </w:r>
+          </w:p>
+        </w:tc>
+        <w:tc>
+          <w:tcPr>
+            <w:tcW w:w="0" w:type="auto"/>
+            <w:hideMark/>
+          </w:tcPr>
+          <w:p>
+            <w:pPr>
+              <w:spacing w:after="160" w:line="259" w:lineRule="auto"/>
+            </w:pPr>
+            <w:r>
+              <w:lastRenderedPageBreak/>
+              <w:t>Use HAPI FHIR as the reference validation service and test against agreed AU Core profiles</w:t>
+            </w:r>
+          </w:p>
+        </w:tc>
+      </w:tr>
+      <w:tr>
+        <w:tc>
+          <w:tcPr>
+            <w:tcW w:w="0" w:type="auto"/>
+            <w:hideMark/>
+          </w:tcPr>
+          <w:p>
+            <w:pPr>
+              <w:spacing w:after="160" w:line="259" w:lineRule="auto"/>
+            </w:pPr>
+            <w:r>
+              <w:t>SNOMED CT-AU to ICD-10-AM/MBS mapping ambiguity</w:t>
+            </w:r>
+          </w:p>
+        </w:tc>
+        <w:tc>
+          <w:tcPr>
+            <w:tcW w:w="0" w:type="auto"/>
+            <w:hideMark/>
+          </w:tcPr>
+          <w:p>
+            <w:pPr>
+              <w:spacing w:after="160" w:line="259" w:lineRule="auto"/>
+            </w:pPr>
+            <w:r>
+              <w:t>Incorrect mappings may lead to misleading test results</w:t>
+            </w:r>
+          </w:p>
+        </w:tc>
+        <w:tc>
+          <w:tcPr>
+            <w:tcW w:w="0" w:type="auto"/>
+            <w:hideMark/>
+          </w:tcPr>
+          <w:p>
+            <w:pPr>
+              <w:spacing w:after="160" w:line="259" w:lineRule="auto"/>
+            </w:pPr>
+            <w:r>
+              <w:t>Use defined synthetic scenarios, expected-result tables, version-controlled mappings and manual review of ambiguous cases</w:t>
+            </w:r>
+          </w:p>
+        </w:tc>
+      </w:tr>
+      <w:tr>
+        <w:tc>
+          <w:tcPr>
+            <w:tcW w:w="0" w:type="auto"/>
+            <w:hideMark/>
+          </w:tcPr>
+          <w:p>
+            <w:pPr>
+              <w:spacing w:after="160" w:line="259" w:lineRule="auto"/>
+            </w:pPr>
+            <w:r>
+              <w:t>Connector behaviour during slow, malformed or unavailable conditions</w:t>
+            </w:r>
+          </w:p>
+        </w:tc>
+        <w:tc>
+          <w:tcPr>
+            <w:tcW w:w="0" w:type="auto"/>
+            <w:hideMark/>
+          </w:tcPr>
+          <w:p>
+            <w:pPr>
+              <w:spacing w:after="160" w:line="259" w:lineRule="auto"/>
+            </w:pPr>
+            <w:r>
+              <w:t>Errors may not be handled consistently</w:t>
+            </w:r>
+          </w:p>
+        </w:tc>
+        <w:tc>
+          <w:tcPr>
+            <w:tcW w:w="0" w:type="auto"/>
+            <w:hideMark/>
+          </w:tcPr>
+          <w:p>
+            <w:pPr>
+              <w:spacing w:after="160" w:line="259" w:lineRule="auto"/>
+            </w:pPr>
+            <w:r>
+              <w:t>Implement the seven planned failure-mode test cases covering slow responses, malformed FHIR/HL7 data, dropped connections and unavailable mock systems</w:t>
+            </w:r>
+          </w:p>
+        </w:tc>
+      </w:tr>
+      <w:tr>
+        <w:tc>
+          <w:tcPr>
+            <w:tcW w:w="0" w:type="auto"/>
+            <w:hideMark/>
+          </w:tcPr>
+          <w:p>
+            <w:pPr>
+              <w:spacing w:after="160" w:line="259" w:lineRule="auto"/>
+            </w:pPr>
+            <w:r>
+              <w:t>Authentication and tenant isolation not yet implemented</w:t>
+            </w:r>
+          </w:p>
+        </w:tc>
+        <w:tc>
+          <w:tcPr>
+            <w:tcW w:w="0" w:type="auto"/>
+            <w:hideMark/>
+          </w:tcPr>
+          <w:p>
+            <w:pPr>
+              <w:spacing w:after="160" w:line="259" w:lineRule="auto"/>
+            </w:pPr>
+            <w:r>
+              <w:t>Unauthorised access or cross-tenant exposure could occur in a larger test environment</w:t>
+            </w:r>
+          </w:p>
+        </w:tc>
+        <w:tc>
+          <w:tcPr>
+            <w:tcW w:w="0" w:type="auto"/>
+            <w:hideMark/>
+          </w:tcPr>
+          <w:p>
+            <w:pPr>
+              <w:spacing w:after="160" w:line="259" w:lineRule="auto"/>
+            </w:pPr>
+            <w:r>
+              <w:t>Implement authentication, authorisation and tenant-scoping controls before multi-tenant testing</w:t>
+            </w:r>
+          </w:p>
+        </w:tc>
+      </w:tr>
+      <w:tr>
+        <w:tc>
+          <w:tcPr>
+            <w:tcW w:w="0" w:type="auto"/>
+            <w:hideMark/>
+          </w:tcPr>
+          <w:p>
+            <w:pPr>
+              <w:spacing w:after="160" w:line="259" w:lineRule="auto"/>
+            </w:pPr>
+            <w:r>
+              <w:t>Scope growth during ICT946</w:t>
+            </w:r>
+          </w:p>
+        </w:tc>
+        <w:tc>
+          <w:tcPr>
+            <w:tcW w:w="0" w:type="auto"/>
+            <w:hideMark/>
+          </w:tcPr>
+          <w:p>
+            <w:pPr>
+              <w:spacing w:after="160" w:line="259" w:lineRule="auto"/>
+            </w:pPr>
+            <w:r>
+              <w:t>The team may attempt more connectors and functions than can be tested reliably</w:t>
+            </w:r>
+          </w:p>
+        </w:tc>
+        <w:tc>
+          <w:tcPr>
+            <w:tcW w:w="0" w:type="auto"/>
+            <w:hideMark/>
+          </w:tcPr>
+          <w:p>
+            <w:pPr>
+              <w:spacing w:after="160" w:line="259" w:lineRule="auto"/>
+            </w:pPr>
+            <w:r>
+              <w:t>Prioritise the Patient workflow, core validation, fault-injection scenarios and defined acceptance criteria before adding optional functionality</w:t>
+            </w:r>
+          </w:p>
+        </w:tc>
+      </w:tr>
+    </w:tbl>
+    <w:p/>
+    <w:p>
+      <w:r>
+        <w:t>I saw these risks during the Stage 1 risk analysis, architecture and security-design activities. The limited Postman PoC also showed the importance of defined validation checks by spotting the FHIR Content-Type configuration gap.</w:t>
+      </w:r>
+    </w:p>
+    <w:p>
+      <w:pPr>
+        <w:rPr>
+          <w:b/>
+          <w:bCs/>
+        </w:rPr>
+      </w:pPr>
+      <w:r>
+        <w:rPr>
+          <w:b/>
+          <w:bCs/>
+        </w:rPr>
+        <w:t>Sprint activities and major deliverables</w:t>
+      </w:r>
+    </w:p>
+    <w:tbl>
+      <w:tblPr>
+        <w:tblStyle w:val="TableGrid"/>
+        <w:tblW w:w="0" w:type="auto"/>
+        <w:tblLook w:val="04A0" w:firstRow="1" w:lastRow="0" w:firstColumn="1" w:lastColumn="0" w:noHBand="0" w:noVBand="1"/>
+      </w:tblPr>
+      <w:tblGrid>
+        <w:gridCol w:w="1689"/>
+        <w:gridCol w:w="4161"/>
+        <w:gridCol w:w="3166"/>
+      </w:tblGrid>
+      <w:tr>
+        <w:tc>
+          <w:tcPr>
+            <w:tcW w:w="0" w:type="auto"/>
+            <w:hideMark/>
+          </w:tcPr>
+          <w:p>
+            <w:pPr>
+              <w:spacing w:after="160" w:line="259" w:lineRule="auto"/>
+              <w:rPr>
+                <w:b/>
+                <w:bCs/>
+              </w:rPr>
+            </w:pPr>
+            <w:r>
+              <w:rPr>
+                <w:b/>
+                <w:bCs/>
+              </w:rPr>
+              <w:t>Sprint</w:t>
+            </w:r>
+          </w:p>
+        </w:tc>
+        <w:tc>
+          <w:tcPr>
+            <w:tcW w:w="0" w:type="auto"/>
+            <w:hideMark/>
+          </w:tcPr>
+          <w:p>
+            <w:pPr>
+              <w:spacing w:after="160" w:line="259" w:lineRule="auto"/>
+              <w:rPr>
+                <w:b/>
+                <w:bCs/>
+              </w:rPr>
+            </w:pPr>
+            <w:r>
+              <w:rPr>
+                <w:b/>
+                <w:bCs/>
+              </w:rPr>
+              <w:t>Main activities</w:t>
+            </w:r>
+          </w:p>
+        </w:tc>
+        <w:tc>
+          <w:tcPr>
+            <w:tcW w:w="0" w:type="auto"/>
+            <w:hideMark/>
+          </w:tcPr>
+          <w:p>
+            <w:pPr>
+              <w:spacing w:after="160" w:line="259" w:lineRule="auto"/>
+              <w:rPr>
+                <w:b/>
+                <w:bCs/>
+              </w:rPr>
+            </w:pPr>
+            <w:r>
+              <w:rPr>
+                <w:b/>
+                <w:bCs/>
+              </w:rPr>
+              <w:t>Major deliverables</w:t>
+            </w:r>
+          </w:p>
+        </w:tc>
+      </w:tr>
+      <w:tr>
+        <w:tc>
+          <w:tcPr>
+            <w:tcW w:w="0" w:type="auto"/>
+            <w:hideMark/>
+          </w:tcPr>
+          <w:p>
+            <w:pPr>
+              <w:spacing w:after="160" w:line="259" w:lineRule="auto"/>
+            </w:pPr>
+            <w:r>
+              <w:rPr>
+                <w:b/>
+                <w:bCs/>
+              </w:rPr>
+              <w:t>Sprint 1 – Core Test Harness Foundation</w:t>
+            </w:r>
+          </w:p>
+        </w:tc>
+        <w:tc>
+          <w:tcPr>
+            <w:tcW w:w="0" w:type="auto"/>
+            <w:hideMark/>
+          </w:tcPr>
+          <w:p>
+            <w:pPr>
+              <w:spacing w:after="160" w:line="259" w:lineRule="auto"/>
+            </w:pPr>
+            <w:r>
+              <w:t xml:space="preserve">Confirm backend technology and development standards; configure Docker Compose; establish the Test Harness API; configure PostgreSQL synthetic-data storage; deploy/configure HAPI FHIR validation; load the agreed synthetic dataset; implement the initial FHIR Patient workflow; establish </w:t>
+            </w:r>
+            <w:proofErr w:type="spellStart"/>
+            <w:r>
+              <w:t>OperationOutcome</w:t>
+            </w:r>
+            <w:proofErr w:type="spellEnd"/>
+            <w:r>
+              <w:t xml:space="preserve"> error handling; create the automated test scaffold</w:t>
+            </w:r>
+          </w:p>
+        </w:tc>
+        <w:tc>
+          <w:tcPr>
+            <w:tcW w:w="0" w:type="auto"/>
+            <w:hideMark/>
+          </w:tcPr>
+          <w:p>
+            <w:pPr>
+              <w:spacing w:after="160" w:line="259" w:lineRule="auto"/>
+            </w:pPr>
+            <w:r>
+              <w:t>Reproducible development environment; working core API; synthetic-data store; HAPI FHIR validation service; working FHIR Patient workflow; initial automated test framework; documented setup instructions</w:t>
+            </w:r>
+          </w:p>
+        </w:tc>
+      </w:tr>
+      <w:tr>
+        <w:tc>
+          <w:tcPr>
+            <w:tcW w:w="0" w:type="auto"/>
+            <w:hideMark/>
+          </w:tcPr>
+          <w:p>
+            <w:pPr>
+              <w:spacing w:after="160" w:line="259" w:lineRule="auto"/>
+            </w:pPr>
+            <w:r>
+              <w:rPr>
+                <w:b/>
+                <w:bCs/>
+              </w:rPr>
+              <w:t>Sprint 2 – Integration, Security and Validation</w:t>
+            </w:r>
+          </w:p>
+        </w:tc>
+        <w:tc>
+          <w:tcPr>
+            <w:tcW w:w="0" w:type="auto"/>
+            <w:hideMark/>
+          </w:tcPr>
+          <w:p>
+            <w:pPr>
+              <w:spacing w:after="160" w:line="259" w:lineRule="auto"/>
+            </w:pPr>
+            <w:r>
+              <w:t xml:space="preserve">Implement the seven planned failure-mode test cases; add slow-response, malformed-message, dropped-connection and unavailable-service simulations; implement synthetic-data validation rules; add authentication and </w:t>
+            </w:r>
+            <w:r>
+              <w:lastRenderedPageBreak/>
+              <w:t>tenant isolation; implement terminology-mapping test scenarios; automate result collection; perform functional and cybersecurity validation; document defects and regression results</w:t>
+            </w:r>
+          </w:p>
+        </w:tc>
+        <w:tc>
+          <w:tcPr>
+            <w:tcW w:w="0" w:type="auto"/>
+            <w:hideMark/>
+          </w:tcPr>
+          <w:p>
+            <w:pPr>
+              <w:spacing w:after="160" w:line="259" w:lineRule="auto"/>
+            </w:pPr>
+            <w:r>
+              <w:lastRenderedPageBreak/>
+              <w:t xml:space="preserve">Automated functional and negative test suite; fault-injection capability; security controls; terminology-mapping validation results; pass/fail test report; </w:t>
+            </w:r>
+            <w:r>
+              <w:lastRenderedPageBreak/>
+              <w:t>cybersecurity evaluation; implementation documentation and demonstration</w:t>
+            </w:r>
+          </w:p>
+        </w:tc>
+      </w:tr>
+    </w:tbl>
+    <w:p/>
+    <w:p>
+      <w:r>
+        <w:t xml:space="preserve">At the end of each sprint a sprint review will be held. Work that does not </w:t>
+      </w:r>
+      <w:r>
+        <w:t>met</w:t>
+      </w:r>
+      <w:r>
+        <w:t xml:space="preserve"> the agreed Definition of Done will remain open</w:t>
+      </w:r>
+      <w:r>
+        <w:t xml:space="preserve"> or r</w:t>
+      </w:r>
+      <w:r>
+        <w:t>eturn to the backlog rather than be reported as complete. I believe this process keeps the team honest.</w:t>
+      </w:r>
+    </w:p>
+    <w:p>
+      <w:pPr>
+        <w:rPr>
+          <w:b/>
+          <w:bCs/>
+        </w:rPr>
+      </w:pPr>
+      <w:r>
+        <w:rPr>
+          <w:b/>
+          <w:bCs/>
+        </w:rPr>
+        <w:t>Tools to be used</w:t>
+      </w:r>
+    </w:p>
+    <w:p>
+      <w:r>
+        <w:t xml:space="preserve">The implementation will use the technology stack that was chosen during Stage 1. Docker Compose will give Docker Compose an environment for multiple services ensuring that all developers work with identical setups. The backend will use the framework </w:t>
+      </w:r>
+      <w:r>
+        <w:t xml:space="preserve">confirmed by the team at the start of ICT946. </w:t>
+      </w:r>
+      <w:proofErr w:type="spellStart"/>
+      <w:r>
+        <w:t>FastAPI</w:t>
+      </w:r>
+      <w:proofErr w:type="spellEnd"/>
+      <w:r>
+        <w:t>/Python is currently the preferred option, while Express/Node.js remains an alternative identified during Stage 1</w:t>
+      </w:r>
+      <w:r>
+        <w:t>. PostgreSQL will keep synthetic test records, mappings and test results while HAPI FHIR will give FHIR validation.</w:t>
+      </w:r>
+    </w:p>
+    <w:p>
+      <w:r>
+        <w:t>FHIR R4 and AU Core will be used for standards</w:t>
+      </w:r>
+      <w:r>
+        <w:noBreakHyphen/>
+        <w:t>based interoperability testing and HL7 v2 will stay for legacy</w:t>
+      </w:r>
+      <w:r>
+        <w:noBreakHyphen/>
+        <w:t>message simulations that still need it. SNOMED CT</w:t>
+      </w:r>
+      <w:r>
+        <w:noBreakHyphen/>
+        <w:t>AU, ICD</w:t>
+      </w:r>
+      <w:r>
+        <w:noBreakHyphen/>
+        <w:t>10</w:t>
+      </w:r>
+      <w:r>
+        <w:noBreakHyphen/>
+        <w:t>AM and MBS will be used for terminology</w:t>
+      </w:r>
+      <w:r>
+        <w:noBreakHyphen/>
+        <w:t xml:space="preserve">mapping tasks. Postman/Newman will help with API validation and </w:t>
+      </w:r>
+      <w:proofErr w:type="spellStart"/>
+      <w:r>
+        <w:t>PyTest</w:t>
+      </w:r>
+      <w:proofErr w:type="spellEnd"/>
+      <w:r>
+        <w:t xml:space="preserve"> or a similar testing framework will run repeatable automated tests.</w:t>
+      </w:r>
+    </w:p>
+    <w:p>
+      <w:r>
+        <w:t>GitHub will manage source control. Peer</w:t>
+      </w:r>
+      <w:r>
+        <w:noBreakHyphen/>
+        <w:t>reviewed pull requests while Jira will handle sprint planning, task ownership progress tracking and proof of individual contributions.</w:t>
+      </w:r>
+    </w:p>
+    <w:p>
+      <w:pPr>
+        <w:rPr>
+          <w:b/>
+          <w:bCs/>
+        </w:rPr>
+      </w:pPr>
+      <w:r>
+        <w:rPr>
+          <w:b/>
+          <w:bCs/>
+        </w:rPr>
+        <w:t>Development and configuration process</w:t>
+      </w:r>
+    </w:p>
+    <w:p>
+      <w:r>
+        <w:t>Implementation will follow a configuration and validation process, rather than building the entire solution all at once.</w:t>
+      </w:r>
+    </w:p>
+    <w:p>
+      <w:r>
+        <w:t>First our team will establish the shared repository branching approach, dependency versions and Docker Compose environment. Each service will then be configured individually</w:t>
+      </w:r>
+      <w:r>
+        <w:t xml:space="preserve"> and c</w:t>
+      </w:r>
+      <w:r>
+        <w:t>onfirmed through health checks before being integrated with other components.</w:t>
+      </w:r>
+    </w:p>
+    <w:p>
+      <w:r>
+        <w:t>The core Patient workflow will be implemented first because Stage 1 has already shown the request-response behaviour through the Postman endpoint GET /</w:t>
+      </w:r>
+      <w:proofErr w:type="spellStart"/>
+      <w:r>
+        <w:t>fhir</w:t>
+      </w:r>
+      <w:proofErr w:type="spellEnd"/>
+      <w:r>
+        <w:t>/R4/Patient/SYNTH-001. This gives the team a known baseline from which the production-like Stage 2 test environment can be developed. The core Patient workflow gives the team a starting point.</w:t>
+      </w:r>
+    </w:p>
+    <w:p>
+      <w:r>
+        <w:t>Once the core workflow is stable synthetic-data rules and FHIR validation will be introduced. Automated tests will then be added progressively beginning with requests, before moving to malformed data, slow responses dropped connections and unavailable-service conditions. Authentication, tenant isolation and other security controls will be implemented before -tenant testing.</w:t>
+      </w:r>
+    </w:p>
+    <w:p>
+      <w:r>
+        <w:t>Each increment will follow the same cycle:</w:t>
+      </w:r>
+    </w:p>
+    <w:p>
+      <w:r>
+        <w:rPr>
+          <w:b/>
+          <w:bCs/>
+        </w:rPr>
+        <w:lastRenderedPageBreak/>
+        <w:t>Configure or develop → peer review → execute tests → compare expected and actual results → record defects → correct → regression test → document evidence.</w:t>
+      </w:r>
+    </w:p>
+    <w:p>
+      <w:r>
+        <w:t>A feature will only be considered complete when the implementation of that feature the testing of that feature and the supporting documentation, for that feature meet the Definition of Done.</w:t>
+      </w:r>
+    </w:p>
+    <w:p>
+      <w:pPr>
+        <w:rPr>
+          <w:b/>
+          <w:bCs/>
+        </w:rPr>
+      </w:pPr>
+      <w:r>
+        <w:rPr>
+          <w:b/>
+          <w:bCs/>
+        </w:rPr>
+        <w:t>Team contribution during ICT946</w:t>
+      </w:r>
+    </w:p>
+    <w:p>
+      <w:r>
+        <w:t>Stage 2 implementation will continue to use the domain responsibilities established during Stage 1.</w:t>
+      </w:r>
+    </w:p>
+    <w:tbl>
+      <w:tblPr>
+        <w:tblStyle w:val="TableGrid"/>
+        <w:tblW w:w="0" w:type="auto"/>
+        <w:tblLook w:val="04A0" w:firstRow="1" w:lastRow="0" w:firstColumn="1" w:lastColumn="0" w:noHBand="0" w:noVBand="1"/>
+      </w:tblPr>
+      <w:tblGrid>
+        <w:gridCol w:w="2465"/>
+        <w:gridCol w:w="6551"/>
+      </w:tblGrid>
+      <w:tr>
+        <w:tc>
+          <w:tcPr>
+            <w:tcW w:w="0" w:type="auto"/>
+            <w:hideMark/>
+          </w:tcPr>
+          <w:p>
+            <w:pPr>
+              <w:spacing w:after="160" w:line="259" w:lineRule="auto"/>
+              <w:rPr>
+                <w:b/>
+                <w:bCs/>
+              </w:rPr>
+            </w:pPr>
+            <w:r>
+              <w:rPr>
+                <w:b/>
+                <w:bCs/>
+              </w:rPr>
+              <w:t>Team member</w:t>
+            </w:r>
+          </w:p>
+        </w:tc>
+        <w:tc>
+          <w:tcPr>
+            <w:tcW w:w="0" w:type="auto"/>
+            <w:hideMark/>
+          </w:tcPr>
+          <w:p>
+            <w:pPr>
+              <w:spacing w:after="160" w:line="259" w:lineRule="auto"/>
+              <w:rPr>
+                <w:b/>
+                <w:bCs/>
+              </w:rPr>
+            </w:pPr>
+            <w:r>
+              <w:rPr>
+                <w:b/>
+                <w:bCs/>
+              </w:rPr>
+              <w:t>Planned ICT946 contribution</w:t>
+            </w:r>
+          </w:p>
+        </w:tc>
+      </w:tr>
+      <w:tr>
+        <w:tc>
+          <w:tcPr>
+            <w:tcW w:w="0" w:type="auto"/>
+            <w:hideMark/>
+          </w:tcPr>
+          <w:p>
+            <w:pPr>
+              <w:spacing w:after="160" w:line="259" w:lineRule="auto"/>
+            </w:pPr>
+            <w:r>
+              <w:rPr>
+                <w:b/>
+                <w:bCs/>
+              </w:rPr>
+              <w:t xml:space="preserve">Sonam </w:t>
+            </w:r>
+            <w:proofErr w:type="spellStart"/>
+            <w:r>
+              <w:rPr>
+                <w:b/>
+                <w:bCs/>
+              </w:rPr>
+              <w:t>Pelden</w:t>
+            </w:r>
+            <w:proofErr w:type="spellEnd"/>
+            <w:r>
+              <w:rPr>
+                <w:b/>
+                <w:bCs/>
+              </w:rPr>
+              <w:t xml:space="preserve"> – Project Lead / Architecture</w:t>
+            </w:r>
+          </w:p>
+        </w:tc>
+        <w:tc>
+          <w:tcPr>
+            <w:tcW w:w="0" w:type="auto"/>
+            <w:hideMark/>
+          </w:tcPr>
+          <w:p>
+            <w:pPr>
+              <w:spacing w:after="160" w:line="259" w:lineRule="auto"/>
+            </w:pPr>
+            <w:r>
+              <w:t>Coordinate sprint priorities and scope, maintain architecture consistency, review dependencies and support final integration decisions</w:t>
+            </w:r>
+          </w:p>
+        </w:tc>
+      </w:tr>
+      <w:tr>
+        <w:tc>
+          <w:tcPr>
+            <w:tcW w:w="0" w:type="auto"/>
+            <w:hideMark/>
+          </w:tcPr>
+          <w:p>
+            <w:pPr>
+              <w:spacing w:after="160" w:line="259" w:lineRule="auto"/>
+            </w:pPr>
+            <w:r>
+              <w:rPr>
+                <w:b/>
+                <w:bCs/>
+              </w:rPr>
+              <w:t xml:space="preserve">Charity </w:t>
+            </w:r>
+            <w:proofErr w:type="spellStart"/>
+            <w:r>
+              <w:rPr>
+                <w:b/>
+                <w:bCs/>
+              </w:rPr>
+              <w:t>Gwese</w:t>
+            </w:r>
+            <w:proofErr w:type="spellEnd"/>
+            <w:r>
+              <w:rPr>
+                <w:b/>
+                <w:bCs/>
+              </w:rPr>
+              <w:t xml:space="preserve"> – Clinical / Data</w:t>
+            </w:r>
+          </w:p>
+        </w:tc>
+        <w:tc>
+          <w:tcPr>
+            <w:tcW w:w="0" w:type="auto"/>
+            <w:hideMark/>
+          </w:tcPr>
+          <w:p>
+            <w:pPr>
+              <w:spacing w:after="160" w:line="259" w:lineRule="auto"/>
+            </w:pPr>
+            <w:r>
+              <w:t>Review synthetic clinical scenarios, terminology accuracy and representative test data; support validation of expected clinical outcomes</w:t>
+            </w:r>
+          </w:p>
+        </w:tc>
+      </w:tr>
+      <w:tr>
+        <w:tc>
+          <w:tcPr>
+            <w:tcW w:w="0" w:type="auto"/>
+            <w:hideMark/>
+          </w:tcPr>
+          <w:p>
+            <w:pPr>
+              <w:spacing w:after="160" w:line="259" w:lineRule="auto"/>
+            </w:pPr>
+            <w:proofErr w:type="spellStart"/>
+            <w:r>
+              <w:rPr>
+                <w:b/>
+                <w:bCs/>
+              </w:rPr>
+              <w:t>Rikesh</w:t>
+            </w:r>
+            <w:proofErr w:type="spellEnd"/>
+            <w:r>
+              <w:rPr>
+                <w:b/>
+                <w:bCs/>
+              </w:rPr>
+              <w:t xml:space="preserve"> </w:t>
+            </w:r>
+            <w:proofErr w:type="spellStart"/>
+            <w:r>
+              <w:rPr>
+                <w:b/>
+                <w:bCs/>
+              </w:rPr>
+              <w:t>Aryal</w:t>
+            </w:r>
+            <w:proofErr w:type="spellEnd"/>
+            <w:r>
+              <w:rPr>
+                <w:b/>
+                <w:bCs/>
+              </w:rPr>
+              <w:t xml:space="preserve"> – Integration / Security</w:t>
+            </w:r>
+          </w:p>
+        </w:tc>
+        <w:tc>
+          <w:tcPr>
+            <w:tcW w:w="0" w:type="auto"/>
+            <w:hideMark/>
+          </w:tcPr>
+          <w:p>
+            <w:pPr>
+              <w:spacing w:after="160" w:line="259" w:lineRule="auto"/>
+            </w:pPr>
+            <w:r>
+              <w:t>Support API, HAPI FHIR, container and connector integration; contribute to authentication, tenant isolation and other security controls</w:t>
+            </w:r>
+          </w:p>
+        </w:tc>
+      </w:tr>
+      <w:tr>
+        <w:tc>
+          <w:tcPr>
+            <w:tcW w:w="0" w:type="auto"/>
+            <w:hideMark/>
+          </w:tcPr>
+          <w:p>
+            <w:pPr>
+              <w:spacing w:after="160" w:line="259" w:lineRule="auto"/>
+            </w:pPr>
+            <w:r>
+              <w:rPr>
+                <w:b/>
+                <w:bCs/>
+              </w:rPr>
+              <w:t>Zubair Adil Soomro – Testing / Documentation</w:t>
+            </w:r>
+          </w:p>
+        </w:tc>
+        <w:tc>
+          <w:tcPr>
+            <w:tcW w:w="0" w:type="auto"/>
+            <w:hideMark/>
+          </w:tcPr>
+          <w:p>
+            <w:pPr>
+              <w:spacing w:after="160" w:line="259" w:lineRule="auto"/>
+            </w:pPr>
+            <w:r>
+              <w:t>Maintain the test strategy; implement or coordinate functional, negative and failure-mode tests; record expected versus actual outcomes; perform cybersecurity evaluation and regression testing; maintain testing evidence and implementation documentation</w:t>
+            </w:r>
+          </w:p>
+        </w:tc>
+      </w:tr>
+    </w:tbl>
+    <w:p/>
+    <w:p>
+      <w:r>
+        <w:t xml:space="preserve">During ICT946 team members will review </w:t>
+      </w:r>
+      <w:r>
+        <w:t>each other’s</w:t>
+      </w:r>
+      <w:r>
+        <w:t xml:space="preserve"> pull requests and test results. This ensures that work is not accepted just because the person who wrote it says it is ready. </w:t>
+      </w:r>
+      <w:r>
+        <w:t>Instead,</w:t>
+      </w:r>
+      <w:r>
+        <w:t xml:space="preserve"> another team member checks it. Sprint reviews will be used to see how well the delivered features match the Stage 1 requirements and success criteria. Every sprint log, in Jira will be kept. Task assignments, GitHub pull requests, screenshots and test outputs will also be saved. These items serve as proof of what was done. Can be added to the appendix if needed.</w:t>
+      </w:r>
+    </w:p>
+    <w:p>
+      <w:pPr>
+        <w:pStyle w:val="Heading2"/>
+      </w:pPr>
+      <w:bookmarkStart w:id="27" w:name="_Toc240230994"/>
+      <w:r>
+        <w:t>5.</w:t>
+      </w:r>
+      <w:r>
+        <w:t>2</w:t>
+      </w:r>
+      <w:r>
+        <w:t xml:space="preserve"> Testing, Validation, and Cybersecurity Evaluation</w:t>
+      </w:r>
+      <w:bookmarkEnd w:id="27"/>
+    </w:p>
+    <w:p>
+      <w:bookmarkStart w:id="28" w:name="_Hlk240207632"/>
+      <w:r>
+        <w:t xml:space="preserve">The proposed Stage 2 implementation will use a -service architecture that consists of a Test Harness API, PostgreSQL synthetic-data storage and HAPI FHIR validation. </w:t>
+      </w:r>
+      <w:proofErr w:type="spellStart"/>
+      <w:r>
+        <w:t>FastAPI</w:t>
+      </w:r>
+      <w:proofErr w:type="spellEnd"/>
+      <w:r>
+        <w:t xml:space="preserve"> and Python are the preferred backend options but the final backend framework will be confirmed at the start of ICT946. The planned synthetic dataset will contain 50 records that use SYNTH-prefixed identifiers, invalid test IHIs and SNOMED CT</w:t>
+      </w:r>
+      <w:r>
+        <w:noBreakHyphen/>
+        <w:t>AU-coded conditions. HAPI FHIR is planned to provide validation against the agreed AU Core profiles. These components have not yet been implemented as a system; the Stage 1 technical evidence is limited to the Postman proof of concept described below.</w:t>
+      </w:r>
+    </w:p>
+    <w:p>
+      <w:r>
+        <w:lastRenderedPageBreak/>
+        <w:t xml:space="preserve">Architecturally the Synthetic FHIR Test Harness lives inside a trust boundary that is completely separate from any real patient data environment as shown in Figure 1 – Asset &amp; Trust Boundary Sketch Version 2. All requests go through one </w:t>
+      </w:r>
+      <w:proofErr w:type="spellStart"/>
+      <w:r>
+        <w:t>FastAPI</w:t>
+      </w:r>
+      <w:proofErr w:type="spellEnd"/>
+      <w:r>
+        <w:t xml:space="preserve"> entry point. </w:t>
+      </w:r>
+      <w:r>
+        <w:t xml:space="preserve">The proposed architecture also includes a Tenant Isolation / Request Router. During Stage 2 the Tenant Isolation / Request Router will validate the </w:t>
+      </w:r>
+      <w:proofErr w:type="spellStart"/>
+      <w:r>
+        <w:t>tenant_id</w:t>
+      </w:r>
+      <w:proofErr w:type="spellEnd"/>
+      <w:r>
+        <w:t xml:space="preserve"> before routing requests, to the synthetic tenant environment. This Tenant Isolation / Request Router control is intended to prevent one practice from accessing another </w:t>
+      </w:r>
+      <w:r>
+        <w:t>tenants’</w:t>
+      </w:r>
+      <w:r>
+        <w:t xml:space="preserve"> synthetic records. It has not yet been tested during Stage 1.</w:t>
+      </w:r>
+    </w:p>
+    <w:p>
+      <w:pPr>
+        <w:jc w:val="center"/>
+      </w:pPr>
+      <w:r>
+        <w:rPr>
+          <w:noProof/>
+        </w:rPr>
+        <w:drawing>
+          <wp:inline distT="0" distB="0" distL="0" distR="0" wp14:anchorId="5FC0CF01" wp14:editId="02D24DE1">
+            <wp:extent cx="5661660" cy="4522553"/>
+            <wp:effectExtent l="0" t="0" r="0" b="0"/>
+            <wp:docPr id="1" name="Picture 1"/>
+            <wp:cNvGraphicFramePr>
+              <a:graphicFrameLocks xmlns:a="http://schemas.openxmlformats.org/drawingml/2006/main" noChangeAspect="1"/>
+            </wp:cNvGraphicFramePr>
+            <a:graphic xmlns:a="http://schemas.openxmlformats.org/drawingml/2006/main">
+              <a:graphicData uri="http://schemas.openxmlformats.org/drawingml/2006/picture">
+                <pic:pic xmlns:pic="http://schemas.openxmlformats.org/drawingml/2006/picture">
+                  <pic:nvPicPr>
+                    <pic:cNvPr id="0" name="Picture 1"/>
+                    <pic:cNvPicPr>
+                      <a:picLocks noChangeAspect="1" noChangeArrowheads="1"/>
+                    </pic:cNvPicPr>
+                  </pic:nvPicPr>
+                  <pic:blipFill>
+                    <a:blip r:embed="rId14" cstate="print">
+                      <a:extLst>
+                        <a:ext uri="{28A0092B-C50C-407E-A947-70E740481C1C}">
+                          <a14:useLocalDpi xmlns:a14="http://schemas.microsoft.com/office/drawing/2010/main" val="0"/>
+                        </a:ext>
+                      </a:extLst>
+                    </a:blip>
+                    <a:srcRect/>
+                    <a:stretch>
+                      <a:fillRect/>
+                    </a:stretch>
+                  </pic:blipFill>
+                  <pic:spPr bwMode="auto">
+                    <a:xfrm>
+                      <a:off x="0" y="0"/>
+                      <a:ext cx="5680163" cy="4537333"/>
+                    </a:xfrm>
+                    <a:prstGeom prst="rect">
+                      <a:avLst/>
+                    </a:prstGeom>
+                    <a:noFill/>
+                    <a:ln>
+                      <a:noFill/>
+                    </a:ln>
+                  </pic:spPr>
+                </pic:pic>
+              </a:graphicData>
+            </a:graphic>
+          </wp:inline>
+        </w:drawing>
+      </w:r>
+    </w:p>
+    <w:p>
+      <w:pPr>
+        <w:jc w:val="center"/>
+      </w:pPr>
+      <w:r>
+        <w:t>Figure 1 — Asset &amp; Trust Boundary Sketch, Version 2</w:t>
+      </w:r>
+    </w:p>
+    <w:p>
+      <w:r>
+        <w:t>To keep the build safe the Proof of Concept chose one endpoint GET /</w:t>
+      </w:r>
+      <w:proofErr w:type="spellStart"/>
+      <w:r>
+        <w:t>fhir</w:t>
+      </w:r>
+      <w:proofErr w:type="spellEnd"/>
+      <w:r>
+        <w:t>/R4/Patient/SYNTH</w:t>
+      </w:r>
+      <w:r>
+        <w:rPr>
+          <w:rFonts w:ascii="Cambria Math" w:hAnsi="Cambria Math" w:cs="Cambria Math"/>
+        </w:rPr>
+        <w:t>‑</w:t>
+      </w:r>
+      <w:r>
+        <w:t>001. By week 8 this endpoint was set up. It ran as a mock server in Postman. It returns HTTP 200 OK with a structured synthetic FHIR Patient resource as shown In Figure 2 – Postman configuration and response. This is a working Proof of Concept configuration. It is not a Stage 2 build. Features such as HL7 v2.4 MLLP messaging SNOMED CT</w:t>
+      </w:r>
+      <w:r>
+        <w:rPr>
+          <w:rFonts w:ascii="Cambria Math" w:hAnsi="Cambria Math" w:cs="Cambria Math"/>
+        </w:rPr>
+        <w:t>‑</w:t>
+      </w:r>
+      <w:r>
+        <w:t>AU mapping logic, rate limiting and negative</w:t>
+      </w:r>
+      <w:r>
+        <w:rPr>
+          <w:rFonts w:ascii="Cambria Math" w:hAnsi="Cambria Math" w:cs="Cambria Math"/>
+        </w:rPr>
+        <w:t>‑</w:t>
+      </w:r>
+      <w:r>
+        <w:t>path fault injection are still planned for Stage 2 as originally intended.</w:t>
+      </w:r>
+    </w:p>
+    <w:p/>
+    <w:p>
+      <w:pPr>
+        <w:jc w:val="center"/>
+      </w:pPr>
+      <w:r>
+        <w:rPr>
+          <w:noProof/>
+        </w:rPr>
+        <w:lastRenderedPageBreak/>
+        <w:drawing>
+          <wp:inline distT="0" distB="0" distL="0" distR="0" wp14:anchorId="59027585" wp14:editId="4E6365C8">
+            <wp:extent cx="5731368" cy="3223895"/>
+            <wp:effectExtent l="0" t="0" r="3175" b="0"/>
+            <wp:docPr id="3" name="Picture 3"/>
+            <wp:cNvGraphicFramePr>
+              <a:graphicFrameLocks xmlns:a="http://schemas.openxmlformats.org/drawingml/2006/main" noChangeAspect="1"/>
+            </wp:cNvGraphicFramePr>
+            <a:graphic xmlns:a="http://schemas.openxmlformats.org/drawingml/2006/main">
+              <a:graphicData uri="http://schemas.openxmlformats.org/drawingml/2006/picture">
+                <pic:pic xmlns:pic="http://schemas.openxmlformats.org/drawingml/2006/picture">
+                  <pic:nvPicPr>
+                    <pic:cNvPr id="3" name="Picture 3"/>
+                    <pic:cNvPicPr>
+                      <a:picLocks noChangeAspect="1" noChangeArrowheads="1"/>
+                    </pic:cNvPicPr>
+                  </pic:nvPicPr>
+                  <pic:blipFill>
+                    <a:blip r:embed="rId15" cstate="print">
+                      <a:extLst>
+                        <a:ext uri="{28A0092B-C50C-407E-A947-70E740481C1C}">
+                          <a14:useLocalDpi xmlns:a14="http://schemas.microsoft.com/office/drawing/2010/main" val="0"/>
+                        </a:ext>
+                      </a:extLst>
+                    </a:blip>
+                    <a:stretch>
+                      <a:fillRect/>
+                    </a:stretch>
+                  </pic:blipFill>
+                  <pic:spPr bwMode="auto">
+                    <a:xfrm>
+                      <a:off x="0" y="0"/>
+                      <a:ext cx="5731368" cy="3223895"/>
+                    </a:xfrm>
+                    <a:prstGeom prst="rect">
+                      <a:avLst/>
+                    </a:prstGeom>
+                    <a:noFill/>
+                    <a:ln>
+                      <a:noFill/>
+                    </a:ln>
+                  </pic:spPr>
+                </pic:pic>
+              </a:graphicData>
+            </a:graphic>
+          </wp:inline>
+        </w:drawing>
+      </w:r>
+    </w:p>
+    <w:p>
+      <w:pPr>
+        <w:jc w:val="center"/>
+      </w:pPr>
+    </w:p>
+    <w:p>
+      <w:pPr>
+        <w:jc w:val="center"/>
+      </w:pPr>
+      <w:r>
+        <w:t>Figure 2 — Postman configuration and 200 OK response for GET /</w:t>
+      </w:r>
+      <w:proofErr w:type="spellStart"/>
+      <w:r>
+        <w:t>fhir</w:t>
+      </w:r>
+      <w:proofErr w:type="spellEnd"/>
+      <w:r>
+        <w:t>/R4/Patient/SYNTH-001</w:t>
+      </w:r>
+    </w:p>
+    <w:bookmarkEnd w:id="28"/>
+    <w:p>
+      <w:r>
+        <w:t xml:space="preserve">During Stage 1 I found four assumptions that need to be checked during ICT946. Those architectural assumptions are Docker Compose orchestration, across development environments enforcement of DVR-01–DVR-08, programmatic AU Core validation using HAPI FHIR and consistent </w:t>
+      </w:r>
+      <w:proofErr w:type="spellStart"/>
+      <w:r>
+        <w:t>OperationOutcome</w:t>
+      </w:r>
+      <w:proofErr w:type="spellEnd"/>
+      <w:r>
+        <w:t xml:space="preserve"> handling using TH-001–TH-010. The Stage 1 Postman PoC checked the basic FHIR request-response flow and the expected Patient resource structure.</w:t>
+      </w:r>
+    </w:p>
+    <w:p>
+      <w:r>
+        <w:t>Testing at Stage 1 includes a set of functional tests that are run along with a larger set of tests designed for Stage 2. Three functional tests were run on the Postman mock of GET /</w:t>
+      </w:r>
+      <w:proofErr w:type="spellStart"/>
+      <w:r>
+        <w:t>fhir</w:t>
+      </w:r>
+      <w:proofErr w:type="spellEnd"/>
+      <w:r>
+        <w:t>/R4/Patient/SYNTH-001 as shown in Table 1. Two of them passed. A HTTP 200 response and a correctly structured FHIR Patient resource that has the synthetic identifier SYNTH-001. And one failed: the response did not use the FHIR-specific application/</w:t>
+      </w:r>
+      <w:proofErr w:type="spellStart"/>
+      <w:r>
+        <w:t>fhir+json</w:t>
+      </w:r>
+      <w:proofErr w:type="spellEnd"/>
+      <w:r>
+        <w:t xml:space="preserve"> content type. This failure is reported on purpose because it shows that the process finds problems instead of just confirming success</w:t>
+      </w:r>
+      <w:r>
+        <w:t>.</w:t>
+      </w:r>
+      <w:r>
+        <w:t xml:space="preserve"> </w:t>
+      </w:r>
+      <w:r>
+        <w:t>The issue has been recorded for correction and regression testing during Stage 2 Sprint 1 in ICT946.</w:t>
+      </w:r>
+      <w:r>
+        <w:t xml:space="preserve"> The Stage 2 test report will follow the projects format for acceptance criteria: total tests run, pass rate, failures grouped by how bad they are, coverage of resources and endpoints a time stamp for the run and at least one documented example of a SNOMED-to-ICD-10-AM mapping edge case with the expected and actual results.</w:t>
+      </w:r>
+    </w:p>
+    <w:p>
+      <w:pPr>
+        <w:pStyle w:val="Heading2"/>
+        <w:spacing w:before="200" w:after="120"/>
+        <w:jc w:val="center"/>
+        <w:rPr>
+          <w:color w:val="auto"/>
+          <w:sz w:val="22"/>
+          <w:szCs w:val="22"/>
+        </w:rPr>
+      </w:pPr>
+      <w:bookmarkStart w:id="29" w:name="_Toc240230995"/>
+      <w:r>
+        <w:rPr>
+          <w:color w:val="auto"/>
+          <w:sz w:val="22"/>
+          <w:szCs w:val="22"/>
+        </w:rPr>
+        <w:lastRenderedPageBreak/>
+        <w:t>Table 1 — Functional Test Evidence (executed, Week 8)</w:t>
+      </w:r>
+      <w:bookmarkEnd w:id="29"/>
+    </w:p>
+    <w:tbl>
+      <w:tblPr>
+        <w:tblW w:w="8926" w:type="dxa"/>
+        <w:tblBorders>
+          <w:top w:val="single" w:sz="4" w:space="0" w:color="auto"/>
+          <w:left w:val="single" w:sz="4" w:space="0" w:color="auto"/>
+          <w:bottom w:val="single" w:sz="4" w:space="0" w:color="auto"/>
+          <w:right w:val="single" w:sz="4" w:space="0" w:color="auto"/>
+          <w:insideH w:val="single" w:sz="4" w:space="0" w:color="auto"/>
+          <w:insideV w:val="single" w:sz="4" w:space="0" w:color="auto"/>
+        </w:tblBorders>
+        <w:tblCellMar>
+          <w:left w:w="10" w:type="dxa"/>
+          <w:right w:w="10" w:type="dxa"/>
+        </w:tblCellMar>
+        <w:tblLook w:val="0000" w:firstRow="0" w:lastRow="0" w:firstColumn="0" w:lastColumn="0" w:noHBand="0" w:noVBand="0"/>
+      </w:tblPr>
+      <w:tblGrid>
+        <w:gridCol w:w="846"/>
+        <w:gridCol w:w="2689"/>
+        <w:gridCol w:w="1897"/>
+        <w:gridCol w:w="2360"/>
+        <w:gridCol w:w="1134"/>
+      </w:tblGrid>
+      <w:tr>
+        <w:trPr>
+          <w:tblHeader/>
+        </w:trPr>
+        <w:tc>
+          <w:tcPr>
+            <w:tcW w:w="846" w:type="dxa"/>
+            <w:shd w:val="clear" w:color="auto" w:fill="1F3864"/>
+            <w:tcMar>
+              <w:top w:w="80" w:type="dxa"/>
+              <w:left w:w="100" w:type="dxa"/>
+              <w:bottom w:w="80" w:type="dxa"/>
+              <w:right w:w="100" w:type="dxa"/>
+            </w:tcMar>
+          </w:tcPr>
+          <w:p>
+            <w:r>
+              <w:rPr>
+                <w:b/>
+                <w:bCs/>
+                <w:sz w:val="20"/>
+                <w:szCs w:val="20"/>
+              </w:rPr>
+              <w:t>Test ID</w:t>
+            </w:r>
+          </w:p>
+        </w:tc>
+        <w:tc>
+          <w:tcPr>
+            <w:tcW w:w="2689" w:type="dxa"/>
+            <w:shd w:val="clear" w:color="auto" w:fill="1F3864"/>
+            <w:tcMar>
+              <w:top w:w="80" w:type="dxa"/>
+              <w:left w:w="100" w:type="dxa"/>
+              <w:bottom w:w="80" w:type="dxa"/>
+              <w:right w:w="100" w:type="dxa"/>
+            </w:tcMar>
+          </w:tcPr>
+          <w:p>
+            <w:r>
+              <w:rPr>
+                <w:b/>
+                <w:bCs/>
+                <w:sz w:val="20"/>
+                <w:szCs w:val="20"/>
+              </w:rPr>
+              <w:t>What is being tested</w:t>
+            </w:r>
+          </w:p>
+        </w:tc>
+        <w:tc>
+          <w:tcPr>
+            <w:tcW w:w="1897" w:type="dxa"/>
+            <w:shd w:val="clear" w:color="auto" w:fill="1F3864"/>
+            <w:tcMar>
+              <w:top w:w="80" w:type="dxa"/>
+              <w:left w:w="100" w:type="dxa"/>
+              <w:bottom w:w="80" w:type="dxa"/>
+              <w:right w:w="100" w:type="dxa"/>
+            </w:tcMar>
+          </w:tcPr>
+          <w:p>
+            <w:r>
+              <w:rPr>
+                <w:b/>
+                <w:bCs/>
+                <w:sz w:val="20"/>
+                <w:szCs w:val="20"/>
+              </w:rPr>
+              <w:t>Expected</w:t>
+            </w:r>
+          </w:p>
+        </w:tc>
+        <w:tc>
+          <w:tcPr>
+            <w:tcW w:w="2360" w:type="dxa"/>
+            <w:shd w:val="clear" w:color="auto" w:fill="1F3864"/>
+            <w:tcMar>
+              <w:top w:w="80" w:type="dxa"/>
+              <w:left w:w="100" w:type="dxa"/>
+              <w:bottom w:w="80" w:type="dxa"/>
+              <w:right w:w="100" w:type="dxa"/>
+            </w:tcMar>
+          </w:tcPr>
+          <w:p>
+            <w:r>
+              <w:rPr>
+                <w:b/>
+                <w:bCs/>
+                <w:sz w:val="20"/>
+                <w:szCs w:val="20"/>
+              </w:rPr>
+              <w:t>Actual</w:t>
+            </w:r>
+          </w:p>
+        </w:tc>
+        <w:tc>
+          <w:tcPr>
+            <w:tcW w:w="1134" w:type="dxa"/>
+            <w:shd w:val="clear" w:color="auto" w:fill="1F3864"/>
+            <w:tcMar>
+              <w:top w:w="80" w:type="dxa"/>
+              <w:left w:w="100" w:type="dxa"/>
+              <w:bottom w:w="80" w:type="dxa"/>
+              <w:right w:w="100" w:type="dxa"/>
+            </w:tcMar>
+          </w:tcPr>
+          <w:p>
+            <w:r>
+              <w:rPr>
+                <w:b/>
+                <w:bCs/>
+                <w:sz w:val="20"/>
+                <w:szCs w:val="20"/>
+              </w:rPr>
+              <w:t>Result</w:t>
+            </w:r>
+          </w:p>
+        </w:tc>
+      </w:tr>
+      <w:tr>
+        <w:tc>
+          <w:tcPr>
+            <w:tcW w:w="846" w:type="dxa"/>
+            <w:shd w:val="clear" w:color="auto" w:fill="FFFFFF"/>
+            <w:tcMar>
+              <w:top w:w="80" w:type="dxa"/>
+              <w:left w:w="100" w:type="dxa"/>
+              <w:bottom w:w="80" w:type="dxa"/>
+              <w:right w:w="100" w:type="dxa"/>
+            </w:tcMar>
+          </w:tcPr>
+          <w:p>
+            <w:r>
+              <w:rPr>
+                <w:sz w:val="20"/>
+                <w:szCs w:val="20"/>
+              </w:rPr>
+              <w:t>TC-01</w:t>
+            </w:r>
+          </w:p>
+        </w:tc>
+        <w:tc>
+          <w:tcPr>
+            <w:tcW w:w="2689" w:type="dxa"/>
+            <w:shd w:val="clear" w:color="auto" w:fill="FFFFFF"/>
+            <w:tcMar>
+              <w:top w:w="80" w:type="dxa"/>
+              <w:left w:w="100" w:type="dxa"/>
+              <w:bottom w:w="80" w:type="dxa"/>
+              <w:right w:w="100" w:type="dxa"/>
+            </w:tcMar>
+          </w:tcPr>
+          <w:p>
+            <w:r>
+              <w:rPr>
+                <w:sz w:val="20"/>
+                <w:szCs w:val="20"/>
+              </w:rPr>
+              <w:t>Successful HTTP response from the synthetic FHIR Patient endpoint</w:t>
+            </w:r>
+          </w:p>
+        </w:tc>
+        <w:tc>
+          <w:tcPr>
+            <w:tcW w:w="1897" w:type="dxa"/>
+            <w:shd w:val="clear" w:color="auto" w:fill="FFFFFF"/>
+            <w:tcMar>
+              <w:top w:w="80" w:type="dxa"/>
+              <w:left w:w="100" w:type="dxa"/>
+              <w:bottom w:w="80" w:type="dxa"/>
+              <w:right w:w="100" w:type="dxa"/>
+            </w:tcMar>
+          </w:tcPr>
+          <w:p>
+            <w:r>
+              <w:rPr>
+                <w:sz w:val="20"/>
+                <w:szCs w:val="20"/>
+              </w:rPr>
+              <w:t>HTTP 200 OK</w:t>
+            </w:r>
+          </w:p>
+        </w:tc>
+        <w:tc>
+          <w:tcPr>
+            <w:tcW w:w="2360" w:type="dxa"/>
+            <w:shd w:val="clear" w:color="auto" w:fill="FFFFFF"/>
+            <w:tcMar>
+              <w:top w:w="80" w:type="dxa"/>
+              <w:left w:w="100" w:type="dxa"/>
+              <w:bottom w:w="80" w:type="dxa"/>
+              <w:right w:w="100" w:type="dxa"/>
+            </w:tcMar>
+          </w:tcPr>
+          <w:p>
+            <w:r>
+              <w:rPr>
+                <w:sz w:val="20"/>
+                <w:szCs w:val="20"/>
+              </w:rPr>
+              <w:t>HTTP 200 OK returned</w:t>
+            </w:r>
+          </w:p>
+        </w:tc>
+        <w:tc>
+          <w:tcPr>
+            <w:tcW w:w="1134" w:type="dxa"/>
+            <w:shd w:val="clear" w:color="auto" w:fill="FFFFFF"/>
+            <w:tcMar>
+              <w:top w:w="80" w:type="dxa"/>
+              <w:left w:w="100" w:type="dxa"/>
+              <w:bottom w:w="80" w:type="dxa"/>
+              <w:right w:w="100" w:type="dxa"/>
+            </w:tcMar>
+          </w:tcPr>
+          <w:p>
+            <w:r>
+              <w:rPr>
+                <w:sz w:val="20"/>
+                <w:szCs w:val="20"/>
+              </w:rPr>
+              <w:t>Pass</w:t>
+            </w:r>
+          </w:p>
+        </w:tc>
+      </w:tr>
+      <w:tr>
+        <w:tc>
+          <w:tcPr>
+            <w:tcW w:w="846" w:type="dxa"/>
+            <w:shd w:val="clear" w:color="auto" w:fill="F2F2F2"/>
+            <w:tcMar>
+              <w:top w:w="80" w:type="dxa"/>
+              <w:left w:w="100" w:type="dxa"/>
+              <w:bottom w:w="80" w:type="dxa"/>
+              <w:right w:w="100" w:type="dxa"/>
+            </w:tcMar>
+          </w:tcPr>
+          <w:p>
+            <w:r>
+              <w:rPr>
+                <w:sz w:val="20"/>
+                <w:szCs w:val="20"/>
+              </w:rPr>
+              <w:t>TC-02</w:t>
+            </w:r>
+          </w:p>
+        </w:tc>
+        <w:tc>
+          <w:tcPr>
+            <w:tcW w:w="2689" w:type="dxa"/>
+            <w:shd w:val="clear" w:color="auto" w:fill="F2F2F2"/>
+            <w:tcMar>
+              <w:top w:w="80" w:type="dxa"/>
+              <w:left w:w="100" w:type="dxa"/>
+              <w:bottom w:w="80" w:type="dxa"/>
+              <w:right w:w="100" w:type="dxa"/>
+            </w:tcMar>
+          </w:tcPr>
+          <w:p>
+            <w:r>
+              <w:rPr>
+                <w:sz w:val="20"/>
+                <w:szCs w:val="20"/>
+              </w:rPr>
+              <w:t>Correct FHIR Patient resource and synthetic identifier</w:t>
+            </w:r>
+          </w:p>
+        </w:tc>
+        <w:tc>
+          <w:tcPr>
+            <w:tcW w:w="1897" w:type="dxa"/>
+            <w:shd w:val="clear" w:color="auto" w:fill="F2F2F2"/>
+            <w:tcMar>
+              <w:top w:w="80" w:type="dxa"/>
+              <w:left w:w="100" w:type="dxa"/>
+              <w:bottom w:w="80" w:type="dxa"/>
+              <w:right w:w="100" w:type="dxa"/>
+            </w:tcMar>
+          </w:tcPr>
+          <w:p>
+            <w:proofErr w:type="spellStart"/>
+            <w:r>
+              <w:rPr>
+                <w:sz w:val="20"/>
+                <w:szCs w:val="20"/>
+              </w:rPr>
+              <w:t>resourceType</w:t>
+            </w:r>
+            <w:proofErr w:type="spellEnd"/>
+            <w:r>
+              <w:rPr>
+                <w:sz w:val="20"/>
+                <w:szCs w:val="20"/>
+              </w:rPr>
+              <w:t>: Patient, id: SYNTH-001</w:t>
+            </w:r>
+          </w:p>
+        </w:tc>
+        <w:tc>
+          <w:tcPr>
+            <w:tcW w:w="2360" w:type="dxa"/>
+            <w:shd w:val="clear" w:color="auto" w:fill="F2F2F2"/>
+            <w:tcMar>
+              <w:top w:w="80" w:type="dxa"/>
+              <w:left w:w="100" w:type="dxa"/>
+              <w:bottom w:w="80" w:type="dxa"/>
+              <w:right w:w="100" w:type="dxa"/>
+            </w:tcMar>
+          </w:tcPr>
+          <w:p>
+            <w:proofErr w:type="spellStart"/>
+            <w:r>
+              <w:rPr>
+                <w:sz w:val="20"/>
+                <w:szCs w:val="20"/>
+              </w:rPr>
+              <w:t>resourceType</w:t>
+            </w:r>
+            <w:proofErr w:type="spellEnd"/>
+            <w:r>
+              <w:rPr>
+                <w:sz w:val="20"/>
+                <w:szCs w:val="20"/>
+              </w:rPr>
+              <w:t>: Patient, id: SYNTH-001 returned</w:t>
+            </w:r>
+          </w:p>
+        </w:tc>
+        <w:tc>
+          <w:tcPr>
+            <w:tcW w:w="1134" w:type="dxa"/>
+            <w:shd w:val="clear" w:color="auto" w:fill="F2F2F2"/>
+            <w:tcMar>
+              <w:top w:w="80" w:type="dxa"/>
+              <w:left w:w="100" w:type="dxa"/>
+              <w:bottom w:w="80" w:type="dxa"/>
+              <w:right w:w="100" w:type="dxa"/>
+            </w:tcMar>
+          </w:tcPr>
+          <w:p>
+            <w:r>
+              <w:rPr>
+                <w:sz w:val="20"/>
+                <w:szCs w:val="20"/>
+              </w:rPr>
+              <w:t>Pass</w:t>
+            </w:r>
+          </w:p>
+        </w:tc>
+      </w:tr>
+      <w:tr>
+        <w:tc>
+          <w:tcPr>
+            <w:tcW w:w="846" w:type="dxa"/>
+            <w:shd w:val="clear" w:color="auto" w:fill="FFFFFF"/>
+            <w:tcMar>
+              <w:top w:w="80" w:type="dxa"/>
+              <w:left w:w="100" w:type="dxa"/>
+              <w:bottom w:w="80" w:type="dxa"/>
+              <w:right w:w="100" w:type="dxa"/>
+            </w:tcMar>
+          </w:tcPr>
+          <w:p>
+            <w:r>
+              <w:rPr>
+                <w:sz w:val="20"/>
+                <w:szCs w:val="20"/>
+              </w:rPr>
+              <w:t>TC-03</w:t>
+            </w:r>
+          </w:p>
+        </w:tc>
+        <w:tc>
+          <w:tcPr>
+            <w:tcW w:w="2689" w:type="dxa"/>
+            <w:shd w:val="clear" w:color="auto" w:fill="FFFFFF"/>
+            <w:tcMar>
+              <w:top w:w="80" w:type="dxa"/>
+              <w:left w:w="100" w:type="dxa"/>
+              <w:bottom w:w="80" w:type="dxa"/>
+              <w:right w:w="100" w:type="dxa"/>
+            </w:tcMar>
+          </w:tcPr>
+          <w:p>
+            <w:r>
+              <w:rPr>
+                <w:sz w:val="20"/>
+                <w:szCs w:val="20"/>
+              </w:rPr>
+              <w:t>FHIR-specific response Content-Type</w:t>
+            </w:r>
+          </w:p>
+        </w:tc>
+        <w:tc>
+          <w:tcPr>
+            <w:tcW w:w="1897" w:type="dxa"/>
+            <w:shd w:val="clear" w:color="auto" w:fill="FFFFFF"/>
+            <w:tcMar>
+              <w:top w:w="80" w:type="dxa"/>
+              <w:left w:w="100" w:type="dxa"/>
+              <w:bottom w:w="80" w:type="dxa"/>
+              <w:right w:w="100" w:type="dxa"/>
+            </w:tcMar>
+          </w:tcPr>
+          <w:p>
+            <w:r>
+              <w:rPr>
+                <w:sz w:val="20"/>
+                <w:szCs w:val="20"/>
+              </w:rPr>
+              <w:t>application/</w:t>
+            </w:r>
+            <w:proofErr w:type="spellStart"/>
+            <w:r>
+              <w:rPr>
+                <w:sz w:val="20"/>
+                <w:szCs w:val="20"/>
+              </w:rPr>
+              <w:t>fhir+json</w:t>
+            </w:r>
+            <w:proofErr w:type="spellEnd"/>
+          </w:p>
+        </w:tc>
+        <w:tc>
+          <w:tcPr>
+            <w:tcW w:w="2360" w:type="dxa"/>
+            <w:shd w:val="clear" w:color="auto" w:fill="FFFFFF"/>
+            <w:tcMar>
+              <w:top w:w="80" w:type="dxa"/>
+              <w:left w:w="100" w:type="dxa"/>
+              <w:bottom w:w="80" w:type="dxa"/>
+              <w:right w:w="100" w:type="dxa"/>
+            </w:tcMar>
+          </w:tcPr>
+          <w:p>
+            <w:r>
+              <w:rPr>
+                <w:sz w:val="20"/>
+                <w:szCs w:val="20"/>
+              </w:rPr>
+              <w:t>Returned successfully but without application/</w:t>
+            </w:r>
+            <w:proofErr w:type="spellStart"/>
+            <w:r>
+              <w:rPr>
+                <w:sz w:val="20"/>
+                <w:szCs w:val="20"/>
+              </w:rPr>
+              <w:t>fhir+json</w:t>
+            </w:r>
+            <w:proofErr w:type="spellEnd"/>
+          </w:p>
+        </w:tc>
+        <w:tc>
+          <w:tcPr>
+            <w:tcW w:w="1134" w:type="dxa"/>
+            <w:shd w:val="clear" w:color="auto" w:fill="FFFFFF"/>
+            <w:tcMar>
+              <w:top w:w="80" w:type="dxa"/>
+              <w:left w:w="100" w:type="dxa"/>
+              <w:bottom w:w="80" w:type="dxa"/>
+              <w:right w:w="100" w:type="dxa"/>
+            </w:tcMar>
+          </w:tcPr>
+          <w:p>
+            <w:r>
+              <w:rPr>
+                <w:sz w:val="20"/>
+                <w:szCs w:val="20"/>
+              </w:rPr>
+              <w:t>Fail</w:t>
+            </w:r>
+          </w:p>
+        </w:tc>
+      </w:tr>
+    </w:tbl>
+    <w:p/>
+    <w:p>
+      <w:r>
+        <w:t xml:space="preserve">In addition to these three tests </w:t>
+      </w:r>
+      <w:r>
+        <w:t>seven</w:t>
+      </w:r>
+      <w:r>
+        <w:t xml:space="preserve"> automated tests for failure modes are planned for Sprint 2: response (TC-SLOW-01/02) incorrect HL7/FHIR data (TC-MAL-01/02/03) a lost connection (TC-DROP-01) and a mock EMR that is not available (TC-UNAV-01) along with eight data-validation rules (DVR-01–DVR-08) and a ten-code error schema for </w:t>
+      </w:r>
+      <w:proofErr w:type="spellStart"/>
+      <w:r>
+        <w:t>OperationOutcome</w:t>
+      </w:r>
+      <w:proofErr w:type="spellEnd"/>
+      <w:r>
+        <w:t xml:space="preserve"> (TH-001–TH-010). TC-MAL-03 was added after a colleague noticed that synthetic data generation could accidentally create looking IHIs. A problem that was not in the original Week 5 risk register.</w:t>
+      </w:r>
+    </w:p>
+    <w:p>
+      <w:r>
+        <w:t xml:space="preserve">A </w:t>
+      </w:r>
+      <w:proofErr w:type="spellStart"/>
+      <w:r>
+        <w:t>Threat→Asset→Vulnerability→Impact→Control</w:t>
+      </w:r>
+      <w:proofErr w:type="spellEnd"/>
+      <w:r>
+        <w:t xml:space="preserve"> assessment shown in Table 2 shows how the main assets of the harness are connected to the threats: data leakage between tenants, errors in mapping SNOMED CT-AU to ICD-10-AM with NLP-based sensitivity as low as 54.1%; (Nguyen et al. 2018) and the risks of concentration and scaling that FAZ Australia’s Enterprise Product and Deployment Playbook already notes for </w:t>
+      </w:r>
+      <w:proofErr w:type="spellStart"/>
+      <w:r>
+        <w:t>MedTalk</w:t>
+      </w:r>
+      <w:proofErr w:type="spellEnd"/>
+      <w:r>
+        <w:t xml:space="preserve"> Connect. Specifically, that tenant isolation must work under real production conditions and be treated as a release requirement, not a one-time check. </w:t>
+      </w:r>
+      <w:r>
+        <w:t>Table 3 shows how the current implementation status matches the NIST Cybersecurity Framework 2.0 controls using evidence that was shown in Stage 1. This approach is intentionally more conservative, than the proposed control design found in Section 4.3.</w:t>
+      </w:r>
+      <w:r>
+        <w:t xml:space="preserve"> Table 4 compares the risk that remains at the design stage against the risk expected after controls are put in place and tested.</w:t>
+      </w:r>
+    </w:p>
+    <w:p>
+      <w:pPr>
+        <w:pStyle w:val="Heading2"/>
+        <w:spacing w:before="200" w:after="120"/>
+        <w:jc w:val="center"/>
+        <w:rPr>
+          <w:color w:val="auto"/>
+          <w:sz w:val="22"/>
+          <w:szCs w:val="22"/>
+        </w:rPr>
+      </w:pPr>
+      <w:bookmarkStart w:id="30" w:name="_Toc240230996"/>
+      <w:r>
+        <w:rPr>
+          <w:color w:val="auto"/>
+          <w:sz w:val="22"/>
+          <w:szCs w:val="22"/>
+        </w:rPr>
+        <w:t>Table 2 — Threat → Asset → Vulnerability → Impact → Control</w:t>
+      </w:r>
+      <w:bookmarkEnd w:id="30"/>
+    </w:p>
+    <w:tbl>
+      <w:tblPr>
+        <w:tblW w:w="9300" w:type="dxa"/>
+        <w:tblBorders>
+          <w:top w:val="single" w:sz="4" w:space="0" w:color="auto"/>
+          <w:left w:val="single" w:sz="4" w:space="0" w:color="auto"/>
+          <w:bottom w:val="single" w:sz="4" w:space="0" w:color="auto"/>
+          <w:right w:val="single" w:sz="4" w:space="0" w:color="auto"/>
+          <w:insideH w:val="single" w:sz="4" w:space="0" w:color="auto"/>
+          <w:insideV w:val="single" w:sz="4" w:space="0" w:color="auto"/>
+        </w:tblBorders>
+        <w:tblCellMar>
+          <w:left w:w="10" w:type="dxa"/>
+          <w:right w:w="10" w:type="dxa"/>
+        </w:tblCellMar>
+        <w:tblLook w:val="0000" w:firstRow="0" w:lastRow="0" w:firstColumn="0" w:lastColumn="0" w:noHBand="0" w:noVBand="0"/>
+      </w:tblPr>
+      <w:tblGrid>
+        <w:gridCol w:w="1700"/>
+        <w:gridCol w:w="1500"/>
+        <w:gridCol w:w="2000"/>
+        <w:gridCol w:w="2100"/>
+        <w:gridCol w:w="2000"/>
+      </w:tblGrid>
+      <w:tr>
+        <w:trPr>
+          <w:tblHeader/>
+        </w:trPr>
+        <w:tc>
+          <w:tcPr>
+            <w:tcW w:w="1700" w:type="dxa"/>
+            <w:shd w:val="clear" w:color="auto" w:fill="1F3864"/>
+            <w:tcMar>
+              <w:top w:w="80" w:type="dxa"/>
+              <w:left w:w="100" w:type="dxa"/>
+              <w:bottom w:w="80" w:type="dxa"/>
+              <w:right w:w="100" w:type="dxa"/>
+            </w:tcMar>
+          </w:tcPr>
+          <w:p>
+            <w:r>
+              <w:rPr>
+                <w:b/>
+                <w:bCs/>
+                <w:sz w:val="20"/>
+                <w:szCs w:val="20"/>
+              </w:rPr>
+              <w:t>Threat</w:t>
+            </w:r>
+          </w:p>
+        </w:tc>
+        <w:tc>
+          <w:tcPr>
+            <w:tcW w:w="1500" w:type="dxa"/>
+            <w:shd w:val="clear" w:color="auto" w:fill="1F3864"/>
+            <w:tcMar>
+              <w:top w:w="80" w:type="dxa"/>
+              <w:left w:w="100" w:type="dxa"/>
+              <w:bottom w:w="80" w:type="dxa"/>
+              <w:right w:w="100" w:type="dxa"/>
+            </w:tcMar>
+          </w:tcPr>
+          <w:p>
+            <w:r>
+              <w:rPr>
+                <w:b/>
+                <w:bCs/>
+                <w:sz w:val="20"/>
+                <w:szCs w:val="20"/>
+              </w:rPr>
+              <w:t>Asset</w:t>
+            </w:r>
+          </w:p>
+        </w:tc>
+        <w:tc>
+          <w:tcPr>
+            <w:tcW w:w="2000" w:type="dxa"/>
+            <w:shd w:val="clear" w:color="auto" w:fill="1F3864"/>
+            <w:tcMar>
+              <w:top w:w="80" w:type="dxa"/>
+              <w:left w:w="100" w:type="dxa"/>
+              <w:bottom w:w="80" w:type="dxa"/>
+              <w:right w:w="100" w:type="dxa"/>
+            </w:tcMar>
+          </w:tcPr>
+          <w:p>
+            <w:r>
+              <w:rPr>
+                <w:b/>
+                <w:bCs/>
+                <w:sz w:val="20"/>
+                <w:szCs w:val="20"/>
+              </w:rPr>
+              <w:t>Vulnerability</w:t>
+            </w:r>
+          </w:p>
+        </w:tc>
+        <w:tc>
+          <w:tcPr>
+            <w:tcW w:w="2100" w:type="dxa"/>
+            <w:shd w:val="clear" w:color="auto" w:fill="1F3864"/>
+            <w:tcMar>
+              <w:top w:w="80" w:type="dxa"/>
+              <w:left w:w="100" w:type="dxa"/>
+              <w:bottom w:w="80" w:type="dxa"/>
+              <w:right w:w="100" w:type="dxa"/>
+            </w:tcMar>
+          </w:tcPr>
+          <w:p>
+            <w:r>
+              <w:rPr>
+                <w:b/>
+                <w:bCs/>
+                <w:sz w:val="20"/>
+                <w:szCs w:val="20"/>
+              </w:rPr>
+              <w:t>Impact</w:t>
+            </w:r>
+          </w:p>
+        </w:tc>
+        <w:tc>
+          <w:tcPr>
+            <w:tcW w:w="2000" w:type="dxa"/>
+            <w:shd w:val="clear" w:color="auto" w:fill="1F3864"/>
+            <w:tcMar>
+              <w:top w:w="80" w:type="dxa"/>
+              <w:left w:w="100" w:type="dxa"/>
+              <w:bottom w:w="80" w:type="dxa"/>
+              <w:right w:w="100" w:type="dxa"/>
+            </w:tcMar>
+          </w:tcPr>
+          <w:p>
+            <w:r>
+              <w:rPr>
+                <w:b/>
+                <w:bCs/>
+                <w:sz w:val="20"/>
+                <w:szCs w:val="20"/>
+              </w:rPr>
+              <w:t>Control</w:t>
+            </w:r>
+          </w:p>
+        </w:tc>
+      </w:tr>
+      <w:tr>
+        <w:tc>
+          <w:tcPr>
+            <w:tcW w:w="1700" w:type="dxa"/>
+            <w:shd w:val="clear" w:color="auto" w:fill="FFFFFF"/>
+            <w:tcMar>
+              <w:top w:w="80" w:type="dxa"/>
+              <w:left w:w="100" w:type="dxa"/>
+              <w:bottom w:w="80" w:type="dxa"/>
+              <w:right w:w="100" w:type="dxa"/>
+            </w:tcMar>
+          </w:tcPr>
+          <w:p>
+            <w:r>
+              <w:rPr>
+                <w:sz w:val="20"/>
+                <w:szCs w:val="20"/>
+              </w:rPr>
+              <w:t>Real patient data enters the test environment</w:t>
+            </w:r>
+          </w:p>
+        </w:tc>
+        <w:tc>
+          <w:tcPr>
+            <w:tcW w:w="1500" w:type="dxa"/>
+            <w:shd w:val="clear" w:color="auto" w:fill="FFFFFF"/>
+            <w:tcMar>
+              <w:top w:w="80" w:type="dxa"/>
+              <w:left w:w="100" w:type="dxa"/>
+              <w:bottom w:w="80" w:type="dxa"/>
+              <w:right w:w="100" w:type="dxa"/>
+            </w:tcMar>
+          </w:tcPr>
+          <w:p>
+            <w:r>
+              <w:rPr>
+                <w:sz w:val="20"/>
+                <w:szCs w:val="20"/>
+              </w:rPr>
+              <w:t>Real patient records; compliance posture</w:t>
+            </w:r>
+          </w:p>
+        </w:tc>
+        <w:tc>
+          <w:tcPr>
+            <w:tcW w:w="2000" w:type="dxa"/>
+            <w:shd w:val="clear" w:color="auto" w:fill="FFFFFF"/>
+            <w:tcMar>
+              <w:top w:w="80" w:type="dxa"/>
+              <w:left w:w="100" w:type="dxa"/>
+              <w:bottom w:w="80" w:type="dxa"/>
+              <w:right w:w="100" w:type="dxa"/>
+            </w:tcMar>
+          </w:tcPr>
+          <w:p>
+            <w:r>
+              <w:rPr>
+                <w:sz w:val="20"/>
+                <w:szCs w:val="20"/>
+              </w:rPr>
+              <w:t>Ad hoc validation historically run near/against live systems</w:t>
+            </w:r>
+          </w:p>
+        </w:tc>
+        <w:tc>
+          <w:tcPr>
+            <w:tcW w:w="2100" w:type="dxa"/>
+            <w:shd w:val="clear" w:color="auto" w:fill="FFFFFF"/>
+            <w:tcMar>
+              <w:top w:w="80" w:type="dxa"/>
+              <w:left w:w="100" w:type="dxa"/>
+              <w:bottom w:w="80" w:type="dxa"/>
+              <w:right w:w="100" w:type="dxa"/>
+            </w:tcMar>
+          </w:tcPr>
+          <w:p>
+            <w:r>
+              <w:rPr>
+                <w:sz w:val="20"/>
+                <w:szCs w:val="20"/>
+              </w:rPr>
+              <w:t>Privacy Act 1988 / My Health Records Act 2012 breach; clinical-safety incident</w:t>
+            </w:r>
+          </w:p>
+        </w:tc>
+        <w:tc>
+          <w:tcPr>
+            <w:tcW w:w="2000" w:type="dxa"/>
+            <w:shd w:val="clear" w:color="auto" w:fill="FFFFFF"/>
+            <w:tcMar>
+              <w:top w:w="80" w:type="dxa"/>
+              <w:left w:w="100" w:type="dxa"/>
+              <w:bottom w:w="80" w:type="dxa"/>
+              <w:right w:w="100" w:type="dxa"/>
+            </w:tcMar>
+          </w:tcPr>
+          <w:p>
+            <w:r>
+              <w:rPr>
+                <w:sz w:val="20"/>
+                <w:szCs w:val="20"/>
+              </w:rPr>
+              <w:t>Trust-boundary isolation (Boundary B3, no flow allowed); DVR-01–DVR-08 synthetic-only enforcement</w:t>
+            </w:r>
+          </w:p>
+        </w:tc>
+      </w:tr>
+      <w:tr>
+        <w:tc>
+          <w:tcPr>
+            <w:tcW w:w="1700" w:type="dxa"/>
+            <w:shd w:val="clear" w:color="auto" w:fill="F2F2F2"/>
+            <w:tcMar>
+              <w:top w:w="80" w:type="dxa"/>
+              <w:left w:w="100" w:type="dxa"/>
+              <w:bottom w:w="80" w:type="dxa"/>
+              <w:right w:w="100" w:type="dxa"/>
+            </w:tcMar>
+          </w:tcPr>
+          <w:p>
+            <w:r>
+              <w:rPr>
+                <w:sz w:val="20"/>
+                <w:szCs w:val="20"/>
+              </w:rPr>
+              <w:lastRenderedPageBreak/>
+              <w:t>Cross-tenant data access</w:t>
+            </w:r>
+          </w:p>
+        </w:tc>
+        <w:tc>
+          <w:tcPr>
+            <w:tcW w:w="1500" w:type="dxa"/>
+            <w:shd w:val="clear" w:color="auto" w:fill="F2F2F2"/>
+            <w:tcMar>
+              <w:top w:w="80" w:type="dxa"/>
+              <w:left w:w="100" w:type="dxa"/>
+              <w:bottom w:w="80" w:type="dxa"/>
+              <w:right w:w="100" w:type="dxa"/>
+            </w:tcMar>
+          </w:tcPr>
+          <w:p>
+            <w:r>
+              <w:rPr>
+                <w:sz w:val="20"/>
+                <w:szCs w:val="20"/>
+              </w:rPr>
+              <w:t>Synthetic patient records (per tenant)</w:t>
+            </w:r>
+          </w:p>
+        </w:tc>
+        <w:tc>
+          <w:tcPr>
+            <w:tcW w:w="2000" w:type="dxa"/>
+            <w:shd w:val="clear" w:color="auto" w:fill="F2F2F2"/>
+            <w:tcMar>
+              <w:top w:w="80" w:type="dxa"/>
+              <w:left w:w="100" w:type="dxa"/>
+              <w:bottom w:w="80" w:type="dxa"/>
+              <w:right w:w="100" w:type="dxa"/>
+            </w:tcMar>
+          </w:tcPr>
+          <w:p>
+            <w:r>
+              <w:rPr>
+                <w:sz w:val="20"/>
+                <w:szCs w:val="20"/>
+              </w:rPr>
+              <w:t>Flat trust boundary with no tenant separation (Risk R4 — Critical)</w:t>
+            </w:r>
+          </w:p>
+        </w:tc>
+        <w:tc>
+          <w:tcPr>
+            <w:tcW w:w="2100" w:type="dxa"/>
+            <w:shd w:val="clear" w:color="auto" w:fill="F2F2F2"/>
+            <w:tcMar>
+              <w:top w:w="80" w:type="dxa"/>
+              <w:left w:w="100" w:type="dxa"/>
+              <w:bottom w:w="80" w:type="dxa"/>
+              <w:right w:w="100" w:type="dxa"/>
+            </w:tcMar>
+          </w:tcPr>
+          <w:p>
+            <w:r>
+              <w:rPr>
+                <w:sz w:val="20"/>
+                <w:szCs w:val="20"/>
+              </w:rPr>
+              <w:t>One mock practice's synthetic data exposed to another tenant's session</w:t>
+            </w:r>
+          </w:p>
+        </w:tc>
+        <w:tc>
+          <w:tcPr>
+            <w:tcW w:w="2000" w:type="dxa"/>
+            <w:shd w:val="clear" w:color="auto" w:fill="F2F2F2"/>
+            <w:tcMar>
+              <w:top w:w="80" w:type="dxa"/>
+              <w:left w:w="100" w:type="dxa"/>
+              <w:bottom w:w="80" w:type="dxa"/>
+              <w:right w:w="100" w:type="dxa"/>
+            </w:tcMar>
+          </w:tcPr>
+          <w:p>
+            <w:r>
+              <w:rPr>
+                <w:sz w:val="20"/>
+                <w:szCs w:val="20"/>
+              </w:rPr>
+              <w:t xml:space="preserve">Tenant Isolation / Request Router validating </w:t>
+            </w:r>
+            <w:proofErr w:type="spellStart"/>
+            <w:r>
+              <w:rPr>
+                <w:sz w:val="20"/>
+                <w:szCs w:val="20"/>
+              </w:rPr>
+              <w:t>tenant_id</w:t>
+            </w:r>
+            <w:proofErr w:type="spellEnd"/>
+            <w:r>
+              <w:rPr>
+                <w:sz w:val="20"/>
+                <w:szCs w:val="20"/>
+              </w:rPr>
+              <w:t xml:space="preserve">; row-level </w:t>
+            </w:r>
+            <w:proofErr w:type="spellStart"/>
+            <w:r>
+              <w:rPr>
+                <w:sz w:val="20"/>
+                <w:szCs w:val="20"/>
+              </w:rPr>
+              <w:t>tenant_id</w:t>
+            </w:r>
+            <w:proofErr w:type="spellEnd"/>
+            <w:r>
+              <w:rPr>
+                <w:sz w:val="20"/>
+                <w:szCs w:val="20"/>
+              </w:rPr>
+              <w:t xml:space="preserve"> foreign keys (planned)</w:t>
+            </w:r>
+          </w:p>
+        </w:tc>
+      </w:tr>
+      <w:tr>
+        <w:tc>
+          <w:tcPr>
+            <w:tcW w:w="1700" w:type="dxa"/>
+            <w:shd w:val="clear" w:color="auto" w:fill="FFFFFF"/>
+            <w:tcMar>
+              <w:top w:w="80" w:type="dxa"/>
+              <w:left w:w="100" w:type="dxa"/>
+              <w:bottom w:w="80" w:type="dxa"/>
+              <w:right w:w="100" w:type="dxa"/>
+            </w:tcMar>
+          </w:tcPr>
+          <w:p>
+            <w:r>
+              <w:rPr>
+                <w:sz w:val="20"/>
+                <w:szCs w:val="20"/>
+              </w:rPr>
+              <w:t>Malformed or adversarial FHIR/HL7 payload</w:t>
+            </w:r>
+          </w:p>
+        </w:tc>
+        <w:tc>
+          <w:tcPr>
+            <w:tcW w:w="1500" w:type="dxa"/>
+            <w:shd w:val="clear" w:color="auto" w:fill="FFFFFF"/>
+            <w:tcMar>
+              <w:top w:w="80" w:type="dxa"/>
+              <w:left w:w="100" w:type="dxa"/>
+              <w:bottom w:w="80" w:type="dxa"/>
+              <w:right w:w="100" w:type="dxa"/>
+            </w:tcMar>
+          </w:tcPr>
+          <w:p>
+            <w:proofErr w:type="spellStart"/>
+            <w:r>
+              <w:rPr>
+                <w:sz w:val="20"/>
+                <w:szCs w:val="20"/>
+              </w:rPr>
+              <w:t>FastAPI</w:t>
+            </w:r>
+            <w:proofErr w:type="spellEnd"/>
+            <w:r>
+              <w:rPr>
+                <w:sz w:val="20"/>
+                <w:szCs w:val="20"/>
+              </w:rPr>
+              <w:t xml:space="preserve"> Test Harness API; HAPI FHIR Validator</w:t>
+            </w:r>
+          </w:p>
+        </w:tc>
+        <w:tc>
+          <w:tcPr>
+            <w:tcW w:w="2000" w:type="dxa"/>
+            <w:shd w:val="clear" w:color="auto" w:fill="FFFFFF"/>
+            <w:tcMar>
+              <w:top w:w="80" w:type="dxa"/>
+              <w:left w:w="100" w:type="dxa"/>
+              <w:bottom w:w="80" w:type="dxa"/>
+              <w:right w:w="100" w:type="dxa"/>
+            </w:tcMar>
+          </w:tcPr>
+          <w:p>
+            <w:r>
+              <w:rPr>
+                <w:sz w:val="20"/>
+                <w:szCs w:val="20"/>
+              </w:rPr>
+              <w:t>Connector may accept payload without structured rejection</w:t>
+            </w:r>
+          </w:p>
+        </w:tc>
+        <w:tc>
+          <w:tcPr>
+            <w:tcW w:w="2100" w:type="dxa"/>
+            <w:shd w:val="clear" w:color="auto" w:fill="FFFFFF"/>
+            <w:tcMar>
+              <w:top w:w="80" w:type="dxa"/>
+              <w:left w:w="100" w:type="dxa"/>
+              <w:bottom w:w="80" w:type="dxa"/>
+              <w:right w:w="100" w:type="dxa"/>
+            </w:tcMar>
+          </w:tcPr>
+          <w:p>
+            <w:r>
+              <w:rPr>
+                <w:sz w:val="20"/>
+                <w:szCs w:val="20"/>
+              </w:rPr>
+              <w:t>Unhandled error or information disclosure via verbose stack trace</w:t>
+            </w:r>
+          </w:p>
+        </w:tc>
+        <w:tc>
+          <w:tcPr>
+            <w:tcW w:w="2000" w:type="dxa"/>
+            <w:shd w:val="clear" w:color="auto" w:fill="FFFFFF"/>
+            <w:tcMar>
+              <w:top w:w="80" w:type="dxa"/>
+              <w:left w:w="100" w:type="dxa"/>
+              <w:bottom w:w="80" w:type="dxa"/>
+              <w:right w:w="100" w:type="dxa"/>
+            </w:tcMar>
+          </w:tcPr>
+          <w:p>
+            <w:proofErr w:type="spellStart"/>
+            <w:r>
+              <w:rPr>
+                <w:sz w:val="20"/>
+                <w:szCs w:val="20"/>
+              </w:rPr>
+              <w:t>OperationOutcome</w:t>
+            </w:r>
+            <w:proofErr w:type="spellEnd"/>
+            <w:r>
+              <w:rPr>
+                <w:sz w:val="20"/>
+                <w:szCs w:val="20"/>
+              </w:rPr>
+              <w:t xml:space="preserve"> error schema (TH-001–TH-010); TC-MAL test cases; AU Core conformance validation</w:t>
+            </w:r>
+          </w:p>
+        </w:tc>
+      </w:tr>
+      <w:tr>
+        <w:tc>
+          <w:tcPr>
+            <w:tcW w:w="1700" w:type="dxa"/>
+            <w:shd w:val="clear" w:color="auto" w:fill="F2F2F2"/>
+            <w:tcMar>
+              <w:top w:w="80" w:type="dxa"/>
+              <w:left w:w="100" w:type="dxa"/>
+              <w:bottom w:w="80" w:type="dxa"/>
+              <w:right w:w="100" w:type="dxa"/>
+            </w:tcMar>
+          </w:tcPr>
+          <w:p>
+            <w:r>
+              <w:rPr>
+                <w:sz w:val="20"/>
+                <w:szCs w:val="20"/>
+              </w:rPr>
+              <w:t>Erroneous SNOMED CT-AU → ICD-10-AM/MBS mapping</w:t>
+            </w:r>
+          </w:p>
+        </w:tc>
+        <w:tc>
+          <w:tcPr>
+            <w:tcW w:w="1500" w:type="dxa"/>
+            <w:shd w:val="clear" w:color="auto" w:fill="F2F2F2"/>
+            <w:tcMar>
+              <w:top w:w="80" w:type="dxa"/>
+              <w:left w:w="100" w:type="dxa"/>
+              <w:bottom w:w="80" w:type="dxa"/>
+              <w:right w:w="100" w:type="dxa"/>
+            </w:tcMar>
+          </w:tcPr>
+          <w:p>
+            <w:r>
+              <w:rPr>
+                <w:sz w:val="20"/>
+                <w:szCs w:val="20"/>
+              </w:rPr>
+              <w:t>Clinical terminology mapping logic</w:t>
+            </w:r>
+          </w:p>
+        </w:tc>
+        <w:tc>
+          <w:tcPr>
+            <w:tcW w:w="2000" w:type="dxa"/>
+            <w:shd w:val="clear" w:color="auto" w:fill="F2F2F2"/>
+            <w:tcMar>
+              <w:top w:w="80" w:type="dxa"/>
+              <w:left w:w="100" w:type="dxa"/>
+              <w:bottom w:w="80" w:type="dxa"/>
+              <w:right w:w="100" w:type="dxa"/>
+            </w:tcMar>
+          </w:tcPr>
+          <w:p>
+            <w:r>
+              <w:rPr>
+                <w:sz w:val="20"/>
+                <w:szCs w:val="20"/>
+              </w:rPr>
+              <w:t>Automated mapping shown in literature to be error-prone (54.1% sensitivity; Nguyen et al., 2018)</w:t>
+            </w:r>
+          </w:p>
+        </w:tc>
+        <w:tc>
+          <w:tcPr>
+            <w:tcW w:w="2100" w:type="dxa"/>
+            <w:shd w:val="clear" w:color="auto" w:fill="F2F2F2"/>
+            <w:tcMar>
+              <w:top w:w="80" w:type="dxa"/>
+              <w:left w:w="100" w:type="dxa"/>
+              <w:bottom w:w="80" w:type="dxa"/>
+              <w:right w:w="100" w:type="dxa"/>
+            </w:tcMar>
+          </w:tcPr>
+          <w:p>
+            <w:r>
+              <w:rPr>
+                <w:sz w:val="20"/>
+                <w:szCs w:val="20"/>
+              </w:rPr>
+              <w:t>Incorrect clinical documentation or billing if the same logic reached production</w:t>
+            </w:r>
+          </w:p>
+        </w:tc>
+        <w:tc>
+          <w:tcPr>
+            <w:tcW w:w="2000" w:type="dxa"/>
+            <w:shd w:val="clear" w:color="auto" w:fill="F2F2F2"/>
+            <w:tcMar>
+              <w:top w:w="80" w:type="dxa"/>
+              <w:left w:w="100" w:type="dxa"/>
+              <w:bottom w:w="80" w:type="dxa"/>
+              <w:right w:w="100" w:type="dxa"/>
+            </w:tcMar>
+          </w:tcPr>
+          <w:p>
+            <w:r>
+              <w:rPr>
+                <w:sz w:val="20"/>
+                <w:szCs w:val="20"/>
+              </w:rPr>
+              <w:t>Dedicated mapping-validation test cases (Sprint 2); version-controlled mapping tables; manual review gate</w:t>
+            </w:r>
+          </w:p>
+        </w:tc>
+      </w:tr>
+      <w:tr>
+        <w:tc>
+          <w:tcPr>
+            <w:tcW w:w="1700" w:type="dxa"/>
+            <w:shd w:val="clear" w:color="auto" w:fill="FFFFFF"/>
+            <w:tcMar>
+              <w:top w:w="80" w:type="dxa"/>
+              <w:left w:w="100" w:type="dxa"/>
+              <w:bottom w:w="80" w:type="dxa"/>
+              <w:right w:w="100" w:type="dxa"/>
+            </w:tcMar>
+          </w:tcPr>
+          <w:p>
+            <w:r>
+              <w:rPr>
+                <w:sz w:val="20"/>
+                <w:szCs w:val="20"/>
+              </w:rPr>
+              <w:t>Connector failure under adverse network conditions</w:t>
+            </w:r>
+          </w:p>
+        </w:tc>
+        <w:tc>
+          <w:tcPr>
+            <w:tcW w:w="1500" w:type="dxa"/>
+            <w:shd w:val="clear" w:color="auto" w:fill="FFFFFF"/>
+            <w:tcMar>
+              <w:top w:w="80" w:type="dxa"/>
+              <w:left w:w="100" w:type="dxa"/>
+              <w:bottom w:w="80" w:type="dxa"/>
+              <w:right w:w="100" w:type="dxa"/>
+            </w:tcMar>
+          </w:tcPr>
+          <w:p>
+            <w:proofErr w:type="spellStart"/>
+            <w:r>
+              <w:rPr>
+                <w:sz w:val="20"/>
+                <w:szCs w:val="20"/>
+              </w:rPr>
+              <w:t>MedTalk</w:t>
+            </w:r>
+            <w:proofErr w:type="spellEnd"/>
+            <w:r>
+              <w:rPr>
+                <w:sz w:val="20"/>
+                <w:szCs w:val="20"/>
+              </w:rPr>
+              <w:t xml:space="preserve"> Connect ↔ mock EMR connection</w:t>
+            </w:r>
+          </w:p>
+        </w:tc>
+        <w:tc>
+          <w:tcPr>
+            <w:tcW w:w="2000" w:type="dxa"/>
+            <w:shd w:val="clear" w:color="auto" w:fill="FFFFFF"/>
+            <w:tcMar>
+              <w:top w:w="80" w:type="dxa"/>
+              <w:left w:w="100" w:type="dxa"/>
+              <w:bottom w:w="80" w:type="dxa"/>
+              <w:right w:w="100" w:type="dxa"/>
+            </w:tcMar>
+          </w:tcPr>
+          <w:p>
+            <w:r>
+              <w:rPr>
+                <w:sz w:val="20"/>
+                <w:szCs w:val="20"/>
+              </w:rPr>
+              <w:t>Behaviour under slow, dropped or unavailable conditions not yet tested</w:t>
+            </w:r>
+          </w:p>
+        </w:tc>
+        <w:tc>
+          <w:tcPr>
+            <w:tcW w:w="2100" w:type="dxa"/>
+            <w:shd w:val="clear" w:color="auto" w:fill="FFFFFF"/>
+            <w:tcMar>
+              <w:top w:w="80" w:type="dxa"/>
+              <w:left w:w="100" w:type="dxa"/>
+              <w:bottom w:w="80" w:type="dxa"/>
+              <w:right w:w="100" w:type="dxa"/>
+            </w:tcMar>
+          </w:tcPr>
+          <w:p>
+            <w:r>
+              <w:rPr>
+                <w:sz w:val="20"/>
+                <w:szCs w:val="20"/>
+              </w:rPr>
+              <w:t>Silent data loss or unhandled timeout if replicated against a live system</w:t>
+            </w:r>
+          </w:p>
+        </w:tc>
+        <w:tc>
+          <w:tcPr>
+            <w:tcW w:w="2000" w:type="dxa"/>
+            <w:shd w:val="clear" w:color="auto" w:fill="FFFFFF"/>
+            <w:tcMar>
+              <w:top w:w="80" w:type="dxa"/>
+              <w:left w:w="100" w:type="dxa"/>
+              <w:bottom w:w="80" w:type="dxa"/>
+              <w:right w:w="100" w:type="dxa"/>
+            </w:tcMar>
+          </w:tcPr>
+          <w:p>
+            <w:r>
+              <w:rPr>
+                <w:sz w:val="20"/>
+                <w:szCs w:val="20"/>
+              </w:rPr>
+              <w:t>TC-SLOW / TC-DROP / TC-UNAV automated fault-injection test cases (Sprint 2)</w:t>
+            </w:r>
+          </w:p>
+        </w:tc>
+      </w:tr>
+      <w:tr>
+        <w:tc>
+          <w:tcPr>
+            <w:tcW w:w="1700" w:type="dxa"/>
+            <w:shd w:val="clear" w:color="auto" w:fill="F2F2F2"/>
+            <w:tcMar>
+              <w:top w:w="80" w:type="dxa"/>
+              <w:left w:w="100" w:type="dxa"/>
+              <w:bottom w:w="80" w:type="dxa"/>
+              <w:right w:w="100" w:type="dxa"/>
+            </w:tcMar>
+          </w:tcPr>
+          <w:p>
+            <w:r>
+              <w:rPr>
+                <w:sz w:val="20"/>
+                <w:szCs w:val="20"/>
+              </w:rPr>
+              <w:t>Unauthorised access to the test harness</w:t>
+            </w:r>
+          </w:p>
+        </w:tc>
+        <w:tc>
+          <w:tcPr>
+            <w:tcW w:w="1500" w:type="dxa"/>
+            <w:shd w:val="clear" w:color="auto" w:fill="F2F2F2"/>
+            <w:tcMar>
+              <w:top w:w="80" w:type="dxa"/>
+              <w:left w:w="100" w:type="dxa"/>
+              <w:bottom w:w="80" w:type="dxa"/>
+              <w:right w:w="100" w:type="dxa"/>
+            </w:tcMar>
+          </w:tcPr>
+          <w:p>
+            <w:proofErr w:type="spellStart"/>
+            <w:r>
+              <w:rPr>
+                <w:sz w:val="20"/>
+                <w:szCs w:val="20"/>
+              </w:rPr>
+              <w:t>FastAPI</w:t>
+            </w:r>
+            <w:proofErr w:type="spellEnd"/>
+            <w:r>
+              <w:rPr>
+                <w:sz w:val="20"/>
+                <w:szCs w:val="20"/>
+              </w:rPr>
+              <w:t xml:space="preserve"> Test Harness API</w:t>
+            </w:r>
+          </w:p>
+        </w:tc>
+        <w:tc>
+          <w:tcPr>
+            <w:tcW w:w="2000" w:type="dxa"/>
+            <w:shd w:val="clear" w:color="auto" w:fill="F2F2F2"/>
+            <w:tcMar>
+              <w:top w:w="80" w:type="dxa"/>
+              <w:left w:w="100" w:type="dxa"/>
+              <w:bottom w:w="80" w:type="dxa"/>
+              <w:right w:w="100" w:type="dxa"/>
+            </w:tcMar>
+          </w:tcPr>
+          <w:p>
+            <w:r>
+              <w:rPr>
+                <w:sz w:val="20"/>
+                <w:szCs w:val="20"/>
+              </w:rPr>
+              <w:t>No authentication currently implemented (NIST PR.AA = Planned)</w:t>
+            </w:r>
+          </w:p>
+        </w:tc>
+        <w:tc>
+          <w:tcPr>
+            <w:tcW w:w="2100" w:type="dxa"/>
+            <w:shd w:val="clear" w:color="auto" w:fill="F2F2F2"/>
+            <w:tcMar>
+              <w:top w:w="80" w:type="dxa"/>
+              <w:left w:w="100" w:type="dxa"/>
+              <w:bottom w:w="80" w:type="dxa"/>
+              <w:right w:w="100" w:type="dxa"/>
+            </w:tcMar>
+          </w:tcPr>
+          <w:p>
+            <w:r>
+              <w:rPr>
+                <w:sz w:val="20"/>
+                <w:szCs w:val="20"/>
+              </w:rPr>
+              <w:t>Unauthorised party could query or manipulate test data or results</w:t>
+            </w:r>
+          </w:p>
+        </w:tc>
+        <w:tc>
+          <w:tcPr>
+            <w:tcW w:w="2000" w:type="dxa"/>
+            <w:shd w:val="clear" w:color="auto" w:fill="F2F2F2"/>
+            <w:tcMar>
+              <w:top w:w="80" w:type="dxa"/>
+              <w:left w:w="100" w:type="dxa"/>
+              <w:bottom w:w="80" w:type="dxa"/>
+              <w:right w:w="100" w:type="dxa"/>
+            </w:tcMar>
+          </w:tcPr>
+          <w:p>
+            <w:r>
+              <w:rPr>
+                <w:sz w:val="20"/>
+                <w:szCs w:val="20"/>
+              </w:rPr>
+              <w:t>Planned SMART on FHIR / OAuth 2.0 + API key at Boundary B1 (Sprint 2)</w:t>
+            </w:r>
+          </w:p>
+        </w:tc>
+      </w:tr>
+    </w:tbl>
+    <w:p/>
+    <w:p>
+      <w:r>
+        <w:t>I see that security controls mentioned in Section 4.3 make up the proposed solution design. I notice that this evaluation separates design security controls from those security controls that were actually shown during Stage 1. I treat a security control as implemented when I have clear evidence, from the Stage 1 proof of concept or test results. I mark security controls that lack evidence as planned for Stage 2 (ICT946).</w:t>
+      </w:r>
+    </w:p>
+    <w:p>
+      <w:pPr>
+        <w:pStyle w:val="Heading2"/>
+        <w:spacing w:before="200" w:after="120"/>
+        <w:jc w:val="center"/>
+        <w:rPr>
+          <w:color w:val="auto"/>
+          <w:sz w:val="22"/>
+          <w:szCs w:val="22"/>
+        </w:rPr>
+      </w:pPr>
+      <w:bookmarkStart w:id="31" w:name="_Toc240230997"/>
+      <w:r>
+        <w:rPr>
+          <w:color w:val="auto"/>
+          <w:sz w:val="22"/>
+          <w:szCs w:val="22"/>
+        </w:rPr>
+        <w:t>Table 3 — NIST Cybersecurity Framework 2.0 Mapping</w:t>
+      </w:r>
+      <w:bookmarkEnd w:id="31"/>
+    </w:p>
+    <w:tbl>
+      <w:tblPr>
+        <w:tblW w:w="9300" w:type="dxa"/>
+        <w:tblBorders>
+          <w:top w:val="single" w:sz="4" w:space="0" w:color="auto"/>
+          <w:left w:val="single" w:sz="4" w:space="0" w:color="auto"/>
+          <w:bottom w:val="single" w:sz="4" w:space="0" w:color="auto"/>
+          <w:right w:val="single" w:sz="4" w:space="0" w:color="auto"/>
+          <w:insideH w:val="single" w:sz="4" w:space="0" w:color="auto"/>
+          <w:insideV w:val="single" w:sz="4" w:space="0" w:color="auto"/>
+        </w:tblBorders>
+        <w:tblCellMar>
+          <w:left w:w="10" w:type="dxa"/>
+          <w:right w:w="10" w:type="dxa"/>
+        </w:tblCellMar>
+        <w:tblLook w:val="0000" w:firstRow="0" w:lastRow="0" w:firstColumn="0" w:lastColumn="0" w:noHBand="0" w:noVBand="0"/>
+      </w:tblPr>
+      <w:tblGrid>
+        <w:gridCol w:w="1400"/>
+        <w:gridCol w:w="2100"/>
+        <w:gridCol w:w="4900"/>
+        <w:gridCol w:w="900"/>
+      </w:tblGrid>
+      <w:tr>
+        <w:trPr>
+          <w:tblHeader/>
+        </w:trPr>
+        <w:tc>
+          <w:tcPr>
+            <w:tcW w:w="1400" w:type="dxa"/>
+            <w:shd w:val="clear" w:color="auto" w:fill="1F3864"/>
+            <w:tcMar>
+              <w:top w:w="80" w:type="dxa"/>
+              <w:left w:w="100" w:type="dxa"/>
+              <w:bottom w:w="80" w:type="dxa"/>
+              <w:right w:w="100" w:type="dxa"/>
+            </w:tcMar>
+          </w:tcPr>
+          <w:p>
+            <w:r>
+              <w:rPr>
+                <w:b/>
+                <w:bCs/>
+                <w:sz w:val="20"/>
+                <w:szCs w:val="20"/>
+              </w:rPr>
+              <w:t>Control Reference</w:t>
+            </w:r>
+          </w:p>
+        </w:tc>
+        <w:tc>
+          <w:tcPr>
+            <w:tcW w:w="2100" w:type="dxa"/>
+            <w:shd w:val="clear" w:color="auto" w:fill="1F3864"/>
+            <w:tcMar>
+              <w:top w:w="80" w:type="dxa"/>
+              <w:left w:w="100" w:type="dxa"/>
+              <w:bottom w:w="80" w:type="dxa"/>
+              <w:right w:w="100" w:type="dxa"/>
+            </w:tcMar>
+          </w:tcPr>
+          <w:p>
+            <w:r>
+              <w:rPr>
+                <w:b/>
+                <w:bCs/>
+                <w:sz w:val="20"/>
+                <w:szCs w:val="20"/>
+              </w:rPr>
+              <w:t>Control Name</w:t>
+            </w:r>
+          </w:p>
+        </w:tc>
+        <w:tc>
+          <w:tcPr>
+            <w:tcW w:w="4900" w:type="dxa"/>
+            <w:shd w:val="clear" w:color="auto" w:fill="1F3864"/>
+            <w:tcMar>
+              <w:top w:w="80" w:type="dxa"/>
+              <w:left w:w="100" w:type="dxa"/>
+              <w:bottom w:w="80" w:type="dxa"/>
+              <w:right w:w="100" w:type="dxa"/>
+            </w:tcMar>
+          </w:tcPr>
+          <w:p>
+            <w:r>
+              <w:rPr>
+                <w:b/>
+                <w:bCs/>
+                <w:sz w:val="20"/>
+                <w:szCs w:val="20"/>
+              </w:rPr>
+              <w:t>How the component addresses it</w:t>
+            </w:r>
+          </w:p>
+        </w:tc>
+        <w:tc>
+          <w:tcPr>
+            <w:tcW w:w="900" w:type="dxa"/>
+            <w:shd w:val="clear" w:color="auto" w:fill="1F3864"/>
+            <w:tcMar>
+              <w:top w:w="80" w:type="dxa"/>
+              <w:left w:w="100" w:type="dxa"/>
+              <w:bottom w:w="80" w:type="dxa"/>
+              <w:right w:w="100" w:type="dxa"/>
+            </w:tcMar>
+          </w:tcPr>
+          <w:p>
+            <w:r>
+              <w:rPr>
+                <w:b/>
+                <w:bCs/>
+                <w:sz w:val="20"/>
+                <w:szCs w:val="20"/>
+              </w:rPr>
+              <w:t>Status</w:t>
+            </w:r>
+          </w:p>
+        </w:tc>
+      </w:tr>
+      <w:tr>
+        <w:tc>
+          <w:tcPr>
+            <w:tcW w:w="1400" w:type="dxa"/>
+            <w:shd w:val="clear" w:color="auto" w:fill="FFFFFF"/>
+            <w:tcMar>
+              <w:top w:w="80" w:type="dxa"/>
+              <w:left w:w="100" w:type="dxa"/>
+              <w:bottom w:w="80" w:type="dxa"/>
+              <w:right w:w="100" w:type="dxa"/>
+            </w:tcMar>
+          </w:tcPr>
+          <w:p>
+            <w:r>
+              <w:rPr>
+                <w:sz w:val="20"/>
+                <w:szCs w:val="20"/>
+              </w:rPr>
+              <w:t>PR.DS</w:t>
+            </w:r>
+          </w:p>
+        </w:tc>
+        <w:tc>
+          <w:tcPr>
+            <w:tcW w:w="2100" w:type="dxa"/>
+            <w:shd w:val="clear" w:color="auto" w:fill="FFFFFF"/>
+            <w:tcMar>
+              <w:top w:w="80" w:type="dxa"/>
+              <w:left w:w="100" w:type="dxa"/>
+              <w:bottom w:w="80" w:type="dxa"/>
+              <w:right w:w="100" w:type="dxa"/>
+            </w:tcMar>
+          </w:tcPr>
+          <w:p>
+            <w:r>
+              <w:rPr>
+                <w:sz w:val="20"/>
+                <w:szCs w:val="20"/>
+              </w:rPr>
+              <w:t>Data Security</w:t>
+            </w:r>
+          </w:p>
+        </w:tc>
+        <w:tc>
+          <w:tcPr>
+            <w:tcW w:w="4900" w:type="dxa"/>
+            <w:shd w:val="clear" w:color="auto" w:fill="FFFFFF"/>
+            <w:tcMar>
+              <w:top w:w="80" w:type="dxa"/>
+              <w:left w:w="100" w:type="dxa"/>
+              <w:bottom w:w="80" w:type="dxa"/>
+              <w:right w:w="100" w:type="dxa"/>
+            </w:tcMar>
+          </w:tcPr>
+          <w:p>
+            <w:r>
+              <w:rPr>
+                <w:sz w:val="20"/>
+                <w:szCs w:val="20"/>
+              </w:rPr>
+              <w:t>The Postman FHIR Patient mock endpoint uses synthetic patient information only (e.g. SYNTH-001), reducing the risk of exposing real patient information during testing. Encryption at rest, formal secure storage and data-retention controls are not yet demonstrated.</w:t>
+            </w:r>
+          </w:p>
+        </w:tc>
+        <w:tc>
+          <w:tcPr>
+            <w:tcW w:w="900" w:type="dxa"/>
+            <w:shd w:val="clear" w:color="auto" w:fill="FFFFFF"/>
+            <w:tcMar>
+              <w:top w:w="80" w:type="dxa"/>
+              <w:left w:w="100" w:type="dxa"/>
+              <w:bottom w:w="80" w:type="dxa"/>
+              <w:right w:w="100" w:type="dxa"/>
+            </w:tcMar>
+          </w:tcPr>
+          <w:p>
+            <w:r>
+              <w:rPr>
+                <w:sz w:val="20"/>
+                <w:szCs w:val="20"/>
+              </w:rPr>
+              <w:t>Partial</w:t>
+            </w:r>
+          </w:p>
+        </w:tc>
+      </w:tr>
+      <w:tr>
+        <w:tc>
+          <w:tcPr>
+            <w:tcW w:w="1400" w:type="dxa"/>
+            <w:shd w:val="clear" w:color="auto" w:fill="F2F2F2"/>
+            <w:tcMar>
+              <w:top w:w="80" w:type="dxa"/>
+              <w:left w:w="100" w:type="dxa"/>
+              <w:bottom w:w="80" w:type="dxa"/>
+              <w:right w:w="100" w:type="dxa"/>
+            </w:tcMar>
+          </w:tcPr>
+          <w:p>
+            <w:r>
+              <w:rPr>
+                <w:sz w:val="20"/>
+                <w:szCs w:val="20"/>
+              </w:rPr>
+              <w:lastRenderedPageBreak/>
+              <w:t>PR.AA</w:t>
+            </w:r>
+          </w:p>
+        </w:tc>
+        <w:tc>
+          <w:tcPr>
+            <w:tcW w:w="2100" w:type="dxa"/>
+            <w:shd w:val="clear" w:color="auto" w:fill="F2F2F2"/>
+            <w:tcMar>
+              <w:top w:w="80" w:type="dxa"/>
+              <w:left w:w="100" w:type="dxa"/>
+              <w:bottom w:w="80" w:type="dxa"/>
+              <w:right w:w="100" w:type="dxa"/>
+            </w:tcMar>
+          </w:tcPr>
+          <w:p>
+            <w:r>
+              <w:rPr>
+                <w:sz w:val="20"/>
+                <w:szCs w:val="20"/>
+              </w:rPr>
+              <w:t>Identity Management, Authentication and Access Control</w:t>
+            </w:r>
+          </w:p>
+        </w:tc>
+        <w:tc>
+          <w:tcPr>
+            <w:tcW w:w="4900" w:type="dxa"/>
+            <w:shd w:val="clear" w:color="auto" w:fill="F2F2F2"/>
+            <w:tcMar>
+              <w:top w:w="80" w:type="dxa"/>
+              <w:left w:w="100" w:type="dxa"/>
+              <w:bottom w:w="80" w:type="dxa"/>
+              <w:right w:w="100" w:type="dxa"/>
+            </w:tcMar>
+          </w:tcPr>
+          <w:p>
+            <w:r>
+              <w:rPr>
+                <w:sz w:val="20"/>
+                <w:szCs w:val="20"/>
+              </w:rPr>
+              <w:t>The test environment should be restricted to authorised users, but the current Postman mock endpoint does not implement authentication, RBAC or OAuth. These are planned for Stage 2.</w:t>
+            </w:r>
+          </w:p>
+        </w:tc>
+        <w:tc>
+          <w:tcPr>
+            <w:tcW w:w="900" w:type="dxa"/>
+            <w:shd w:val="clear" w:color="auto" w:fill="F2F2F2"/>
+            <w:tcMar>
+              <w:top w:w="80" w:type="dxa"/>
+              <w:left w:w="100" w:type="dxa"/>
+              <w:bottom w:w="80" w:type="dxa"/>
+              <w:right w:w="100" w:type="dxa"/>
+            </w:tcMar>
+          </w:tcPr>
+          <w:p>
+            <w:r>
+              <w:rPr>
+                <w:sz w:val="20"/>
+                <w:szCs w:val="20"/>
+              </w:rPr>
+              <w:t>Planned</w:t>
+            </w:r>
+          </w:p>
+        </w:tc>
+      </w:tr>
+      <w:tr>
+        <w:tc>
+          <w:tcPr>
+            <w:tcW w:w="1400" w:type="dxa"/>
+            <w:shd w:val="clear" w:color="auto" w:fill="FFFFFF"/>
+            <w:tcMar>
+              <w:top w:w="80" w:type="dxa"/>
+              <w:left w:w="100" w:type="dxa"/>
+              <w:bottom w:w="80" w:type="dxa"/>
+              <w:right w:w="100" w:type="dxa"/>
+            </w:tcMar>
+          </w:tcPr>
+          <w:p>
+            <w:r>
+              <w:rPr>
+                <w:sz w:val="20"/>
+                <w:szCs w:val="20"/>
+              </w:rPr>
+              <w:t>DE.CM</w:t>
+            </w:r>
+          </w:p>
+        </w:tc>
+        <w:tc>
+          <w:tcPr>
+            <w:tcW w:w="2100" w:type="dxa"/>
+            <w:shd w:val="clear" w:color="auto" w:fill="FFFFFF"/>
+            <w:tcMar>
+              <w:top w:w="80" w:type="dxa"/>
+              <w:left w:w="100" w:type="dxa"/>
+              <w:bottom w:w="80" w:type="dxa"/>
+              <w:right w:w="100" w:type="dxa"/>
+            </w:tcMar>
+          </w:tcPr>
+          <w:p>
+            <w:r>
+              <w:rPr>
+                <w:sz w:val="20"/>
+                <w:szCs w:val="20"/>
+              </w:rPr>
+              <w:t>Continuous Monitoring</w:t>
+            </w:r>
+          </w:p>
+        </w:tc>
+        <w:tc>
+          <w:tcPr>
+            <w:tcW w:w="4900" w:type="dxa"/>
+            <w:shd w:val="clear" w:color="auto" w:fill="FFFFFF"/>
+            <w:tcMar>
+              <w:top w:w="80" w:type="dxa"/>
+              <w:left w:w="100" w:type="dxa"/>
+              <w:bottom w:w="80" w:type="dxa"/>
+              <w:right w:w="100" w:type="dxa"/>
+            </w:tcMar>
+          </w:tcPr>
+          <w:p>
+            <w:r>
+              <w:rPr>
+                <w:sz w:val="20"/>
+                <w:szCs w:val="20"/>
+              </w:rPr>
+              <w:t>Manual test evidence (HTTP status, FHIR response structure, response headers) identified a real configuration issue. Continuous logging, event monitoring and automated alerting are not yet implemented.</w:t>
+            </w:r>
+          </w:p>
+        </w:tc>
+        <w:tc>
+          <w:tcPr>
+            <w:tcW w:w="900" w:type="dxa"/>
+            <w:shd w:val="clear" w:color="auto" w:fill="FFFFFF"/>
+            <w:tcMar>
+              <w:top w:w="80" w:type="dxa"/>
+              <w:left w:w="100" w:type="dxa"/>
+              <w:bottom w:w="80" w:type="dxa"/>
+              <w:right w:w="100" w:type="dxa"/>
+            </w:tcMar>
+          </w:tcPr>
+          <w:p>
+            <w:r>
+              <w:rPr>
+                <w:sz w:val="20"/>
+                <w:szCs w:val="20"/>
+              </w:rPr>
+              <w:t>Planned</w:t>
+            </w:r>
+          </w:p>
+        </w:tc>
+      </w:tr>
+    </w:tbl>
+    <w:p>
+      <w:pPr>
+        <w:pStyle w:val="Heading2"/>
+        <w:spacing w:before="200" w:after="120"/>
+        <w:jc w:val="center"/>
+        <w:rPr>
+          <w:color w:val="auto"/>
+          <w:sz w:val="22"/>
+          <w:szCs w:val="22"/>
+        </w:rPr>
+      </w:pPr>
+      <w:bookmarkStart w:id="32" w:name="_Toc240230998"/>
+      <w:r>
+        <w:rPr>
+          <w:color w:val="auto"/>
+          <w:sz w:val="22"/>
+          <w:szCs w:val="22"/>
+        </w:rPr>
+        <w:t>Table 4 — Before / After Risk Comparison</w:t>
+      </w:r>
+      <w:bookmarkEnd w:id="32"/>
+    </w:p>
+    <w:tbl>
+      <w:tblPr>
+        <w:tblW w:w="9300" w:type="dxa"/>
+        <w:tblBorders>
+          <w:top w:val="single" w:sz="4" w:space="0" w:color="auto"/>
+          <w:left w:val="single" w:sz="4" w:space="0" w:color="auto"/>
+          <w:bottom w:val="single" w:sz="4" w:space="0" w:color="auto"/>
+          <w:right w:val="single" w:sz="4" w:space="0" w:color="auto"/>
+          <w:insideH w:val="single" w:sz="4" w:space="0" w:color="auto"/>
+          <w:insideV w:val="single" w:sz="4" w:space="0" w:color="auto"/>
+        </w:tblBorders>
+        <w:tblCellMar>
+          <w:left w:w="10" w:type="dxa"/>
+          <w:right w:w="10" w:type="dxa"/>
+        </w:tblCellMar>
+        <w:tblLook w:val="0000" w:firstRow="0" w:lastRow="0" w:firstColumn="0" w:lastColumn="0" w:noHBand="0" w:noVBand="0"/>
+      </w:tblPr>
+      <w:tblGrid>
+        <w:gridCol w:w="2400"/>
+        <w:gridCol w:w="3200"/>
+        <w:gridCol w:w="3700"/>
+      </w:tblGrid>
+      <w:tr>
+        <w:trPr>
+          <w:tblHeader/>
+        </w:trPr>
+        <w:tc>
+          <w:tcPr>
+            <w:tcW w:w="2400" w:type="dxa"/>
+            <w:shd w:val="clear" w:color="auto" w:fill="1F3864"/>
+            <w:tcMar>
+              <w:top w:w="80" w:type="dxa"/>
+              <w:left w:w="100" w:type="dxa"/>
+              <w:bottom w:w="80" w:type="dxa"/>
+              <w:right w:w="100" w:type="dxa"/>
+            </w:tcMar>
+          </w:tcPr>
+          <w:p>
+            <w:r>
+              <w:rPr>
+                <w:b/>
+                <w:bCs/>
+                <w:sz w:val="20"/>
+                <w:szCs w:val="20"/>
+              </w:rPr>
+              <w:t>Threat</w:t>
+            </w:r>
+          </w:p>
+        </w:tc>
+        <w:tc>
+          <w:tcPr>
+            <w:tcW w:w="3200" w:type="dxa"/>
+            <w:shd w:val="clear" w:color="auto" w:fill="1F3864"/>
+            <w:tcMar>
+              <w:top w:w="80" w:type="dxa"/>
+              <w:left w:w="100" w:type="dxa"/>
+              <w:bottom w:w="80" w:type="dxa"/>
+              <w:right w:w="100" w:type="dxa"/>
+            </w:tcMar>
+          </w:tcPr>
+          <w:p>
+            <w:r>
+              <w:rPr>
+                <w:b/>
+                <w:bCs/>
+                <w:sz w:val="20"/>
+                <w:szCs w:val="20"/>
+              </w:rPr>
+              <w:t>Current residual risk (Stage 1 design)</w:t>
+            </w:r>
+          </w:p>
+        </w:tc>
+        <w:tc>
+          <w:tcPr>
+            <w:tcW w:w="3700" w:type="dxa"/>
+            <w:shd w:val="clear" w:color="auto" w:fill="1F3864"/>
+            <w:tcMar>
+              <w:top w:w="80" w:type="dxa"/>
+              <w:left w:w="100" w:type="dxa"/>
+              <w:bottom w:w="80" w:type="dxa"/>
+              <w:right w:w="100" w:type="dxa"/>
+            </w:tcMar>
+          </w:tcPr>
+          <w:p>
+            <w:r>
+              <w:rPr>
+                <w:b/>
+                <w:bCs/>
+                <w:sz w:val="20"/>
+                <w:szCs w:val="20"/>
+              </w:rPr>
+              <w:t>Projected residual risk (after Stage 2 controls implemented and tested)</w:t>
+            </w:r>
+          </w:p>
+        </w:tc>
+      </w:tr>
+      <w:tr>
+        <w:tc>
+          <w:tcPr>
+            <w:tcW w:w="2400" w:type="dxa"/>
+            <w:shd w:val="clear" w:color="auto" w:fill="FFFFFF"/>
+            <w:tcMar>
+              <w:top w:w="80" w:type="dxa"/>
+              <w:left w:w="100" w:type="dxa"/>
+              <w:bottom w:w="80" w:type="dxa"/>
+              <w:right w:w="100" w:type="dxa"/>
+            </w:tcMar>
+          </w:tcPr>
+          <w:p>
+            <w:r>
+              <w:rPr>
+                <w:sz w:val="20"/>
+                <w:szCs w:val="20"/>
+              </w:rPr>
+              <w:t>Real patient data ingress</w:t>
+            </w:r>
+          </w:p>
+        </w:tc>
+        <w:tc>
+          <w:tcPr>
+            <w:tcW w:w="3200" w:type="dxa"/>
+            <w:shd w:val="clear" w:color="auto" w:fill="FFFFFF"/>
+            <w:tcMar>
+              <w:top w:w="80" w:type="dxa"/>
+              <w:left w:w="100" w:type="dxa"/>
+              <w:bottom w:w="80" w:type="dxa"/>
+              <w:right w:w="100" w:type="dxa"/>
+            </w:tcMar>
+          </w:tcPr>
+          <w:p>
+            <w:r>
+              <w:rPr>
+                <w:sz w:val="20"/>
+                <w:szCs w:val="20"/>
+              </w:rPr>
+              <w:t>Low — mitigated by design discipline, not yet code-enforced</w:t>
+            </w:r>
+          </w:p>
+        </w:tc>
+        <w:tc>
+          <w:tcPr>
+            <w:tcW w:w="3700" w:type="dxa"/>
+            <w:shd w:val="clear" w:color="auto" w:fill="FFFFFF"/>
+            <w:tcMar>
+              <w:top w:w="80" w:type="dxa"/>
+              <w:left w:w="100" w:type="dxa"/>
+              <w:bottom w:w="80" w:type="dxa"/>
+              <w:right w:w="100" w:type="dxa"/>
+            </w:tcMar>
+          </w:tcPr>
+          <w:p>
+            <w:r>
+              <w:rPr>
+                <w:sz w:val="20"/>
+                <w:szCs w:val="20"/>
+              </w:rPr>
+              <w:t>Low — enforced by automated DVR checks</w:t>
+            </w:r>
+          </w:p>
+        </w:tc>
+      </w:tr>
+      <w:tr>
+        <w:tc>
+          <w:tcPr>
+            <w:tcW w:w="2400" w:type="dxa"/>
+            <w:shd w:val="clear" w:color="auto" w:fill="F2F2F2"/>
+            <w:tcMar>
+              <w:top w:w="80" w:type="dxa"/>
+              <w:left w:w="100" w:type="dxa"/>
+              <w:bottom w:w="80" w:type="dxa"/>
+              <w:right w:w="100" w:type="dxa"/>
+            </w:tcMar>
+          </w:tcPr>
+          <w:p>
+            <w:r>
+              <w:rPr>
+                <w:sz w:val="20"/>
+                <w:szCs w:val="20"/>
+              </w:rPr>
+              <w:t>Cross-tenant data access</w:t>
+            </w:r>
+          </w:p>
+        </w:tc>
+        <w:tc>
+          <w:tcPr>
+            <w:tcW w:w="3200" w:type="dxa"/>
+            <w:shd w:val="clear" w:color="auto" w:fill="F2F2F2"/>
+            <w:tcMar>
+              <w:top w:w="80" w:type="dxa"/>
+              <w:left w:w="100" w:type="dxa"/>
+              <w:bottom w:w="80" w:type="dxa"/>
+              <w:right w:w="100" w:type="dxa"/>
+            </w:tcMar>
+          </w:tcPr>
+          <w:p>
+            <w:r>
+              <w:rPr>
+                <w:sz w:val="20"/>
+                <w:szCs w:val="20"/>
+              </w:rPr>
+              <w:t>High — identified (Risk R4), not yet built</w:t>
+            </w:r>
+          </w:p>
+        </w:tc>
+        <w:tc>
+          <w:tcPr>
+            <w:tcW w:w="3700" w:type="dxa"/>
+            <w:shd w:val="clear" w:color="auto" w:fill="F2F2F2"/>
+            <w:tcMar>
+              <w:top w:w="80" w:type="dxa"/>
+              <w:left w:w="100" w:type="dxa"/>
+              <w:bottom w:w="80" w:type="dxa"/>
+              <w:right w:w="100" w:type="dxa"/>
+            </w:tcMar>
+          </w:tcPr>
+          <w:p>
+            <w:r>
+              <w:rPr>
+                <w:sz w:val="20"/>
+                <w:szCs w:val="20"/>
+              </w:rPr>
+              <w:t>Low — once Tenant Isolation / Request Router is implemented and tested</w:t>
+            </w:r>
+          </w:p>
+        </w:tc>
+      </w:tr>
+      <w:tr>
+        <w:tc>
+          <w:tcPr>
+            <w:tcW w:w="2400" w:type="dxa"/>
+            <w:shd w:val="clear" w:color="auto" w:fill="FFFFFF"/>
+            <w:tcMar>
+              <w:top w:w="80" w:type="dxa"/>
+              <w:left w:w="100" w:type="dxa"/>
+              <w:bottom w:w="80" w:type="dxa"/>
+              <w:right w:w="100" w:type="dxa"/>
+            </w:tcMar>
+          </w:tcPr>
+          <w:p>
+            <w:r>
+              <w:rPr>
+                <w:sz w:val="20"/>
+                <w:szCs w:val="20"/>
+              </w:rPr>
+              <w:t>Malformed payload handling</w:t>
+            </w:r>
+          </w:p>
+        </w:tc>
+        <w:tc>
+          <w:tcPr>
+            <w:tcW w:w="3200" w:type="dxa"/>
+            <w:shd w:val="clear" w:color="auto" w:fill="FFFFFF"/>
+            <w:tcMar>
+              <w:top w:w="80" w:type="dxa"/>
+              <w:left w:w="100" w:type="dxa"/>
+              <w:bottom w:w="80" w:type="dxa"/>
+              <w:right w:w="100" w:type="dxa"/>
+            </w:tcMar>
+          </w:tcPr>
+          <w:p>
+            <w:r>
+              <w:rPr>
+                <w:sz w:val="20"/>
+                <w:szCs w:val="20"/>
+              </w:rPr>
+              <w:t>Medium — schema designed; one configuration gap already found (TC-03)</w:t>
+            </w:r>
+          </w:p>
+        </w:tc>
+        <w:tc>
+          <w:tcPr>
+            <w:tcW w:w="3700" w:type="dxa"/>
+            <w:shd w:val="clear" w:color="auto" w:fill="FFFFFF"/>
+            <w:tcMar>
+              <w:top w:w="80" w:type="dxa"/>
+              <w:left w:w="100" w:type="dxa"/>
+              <w:bottom w:w="80" w:type="dxa"/>
+              <w:right w:w="100" w:type="dxa"/>
+            </w:tcMar>
+          </w:tcPr>
+          <w:p>
+            <w:r>
+              <w:rPr>
+                <w:sz w:val="20"/>
+                <w:szCs w:val="20"/>
+              </w:rPr>
+              <w:t>Low — once full TC-MAL suite passes</w:t>
+            </w:r>
+          </w:p>
+        </w:tc>
+      </w:tr>
+      <w:tr>
+        <w:tc>
+          <w:tcPr>
+            <w:tcW w:w="2400" w:type="dxa"/>
+            <w:shd w:val="clear" w:color="auto" w:fill="F2F2F2"/>
+            <w:tcMar>
+              <w:top w:w="80" w:type="dxa"/>
+              <w:left w:w="100" w:type="dxa"/>
+              <w:bottom w:w="80" w:type="dxa"/>
+              <w:right w:w="100" w:type="dxa"/>
+            </w:tcMar>
+          </w:tcPr>
+          <w:p>
+            <w:r>
+              <w:rPr>
+                <w:sz w:val="20"/>
+                <w:szCs w:val="20"/>
+              </w:rPr>
+              <w:t>Terminology mapping accuracy</w:t>
+            </w:r>
+          </w:p>
+        </w:tc>
+        <w:tc>
+          <w:tcPr>
+            <w:tcW w:w="3200" w:type="dxa"/>
+            <w:shd w:val="clear" w:color="auto" w:fill="F2F2F2"/>
+            <w:tcMar>
+              <w:top w:w="80" w:type="dxa"/>
+              <w:left w:w="100" w:type="dxa"/>
+              <w:bottom w:w="80" w:type="dxa"/>
+              <w:right w:w="100" w:type="dxa"/>
+            </w:tcMar>
+          </w:tcPr>
+          <w:p>
+            <w:r>
+              <w:rPr>
+                <w:sz w:val="20"/>
+                <w:szCs w:val="20"/>
+              </w:rPr>
+              <w:t>High — mapping logic not yet built</w:t>
+            </w:r>
+          </w:p>
+        </w:tc>
+        <w:tc>
+          <w:tcPr>
+            <w:tcW w:w="3700" w:type="dxa"/>
+            <w:shd w:val="clear" w:color="auto" w:fill="F2F2F2"/>
+            <w:tcMar>
+              <w:top w:w="80" w:type="dxa"/>
+              <w:left w:w="100" w:type="dxa"/>
+              <w:bottom w:w="80" w:type="dxa"/>
+              <w:right w:w="100" w:type="dxa"/>
+            </w:tcMar>
+          </w:tcPr>
+          <w:p>
+            <w:r>
+              <w:rPr>
+                <w:sz w:val="20"/>
+                <w:szCs w:val="20"/>
+              </w:rPr>
+              <w:t>Medium — residual risk not fully eliminable per published literature</w:t>
+            </w:r>
+          </w:p>
+        </w:tc>
+      </w:tr>
+      <w:tr>
+        <w:tc>
+          <w:tcPr>
+            <w:tcW w:w="2400" w:type="dxa"/>
+            <w:shd w:val="clear" w:color="auto" w:fill="FFFFFF"/>
+            <w:tcMar>
+              <w:top w:w="80" w:type="dxa"/>
+              <w:left w:w="100" w:type="dxa"/>
+              <w:bottom w:w="80" w:type="dxa"/>
+              <w:right w:w="100" w:type="dxa"/>
+            </w:tcMar>
+          </w:tcPr>
+          <w:p>
+            <w:r>
+              <w:rPr>
+                <w:sz w:val="20"/>
+                <w:szCs w:val="20"/>
+              </w:rPr>
+              <w:t>Connector fault tolerance</w:t>
+            </w:r>
+          </w:p>
+        </w:tc>
+        <w:tc>
+          <w:tcPr>
+            <w:tcW w:w="3200" w:type="dxa"/>
+            <w:shd w:val="clear" w:color="auto" w:fill="FFFFFF"/>
+            <w:tcMar>
+              <w:top w:w="80" w:type="dxa"/>
+              <w:left w:w="100" w:type="dxa"/>
+              <w:bottom w:w="80" w:type="dxa"/>
+              <w:right w:w="100" w:type="dxa"/>
+            </w:tcMar>
+          </w:tcPr>
+          <w:p>
+            <w:r>
+              <w:rPr>
+                <w:sz w:val="20"/>
+                <w:szCs w:val="20"/>
+              </w:rPr>
+              <w:t>High — untested under adverse conditions</w:t>
+            </w:r>
+          </w:p>
+        </w:tc>
+        <w:tc>
+          <w:tcPr>
+            <w:tcW w:w="3700" w:type="dxa"/>
+            <w:shd w:val="clear" w:color="auto" w:fill="FFFFFF"/>
+            <w:tcMar>
+              <w:top w:w="80" w:type="dxa"/>
+              <w:left w:w="100" w:type="dxa"/>
+              <w:bottom w:w="80" w:type="dxa"/>
+              <w:right w:w="100" w:type="dxa"/>
+            </w:tcMar>
+          </w:tcPr>
+          <w:p>
+            <w:r>
+              <w:rPr>
+                <w:sz w:val="20"/>
+                <w:szCs w:val="20"/>
+              </w:rPr>
+              <w:t>Low — once TC-SLOW / TC-DROP / TC-UNAV suite executes</w:t>
+            </w:r>
+          </w:p>
+        </w:tc>
+      </w:tr>
+      <w:tr>
+        <w:tc>
+          <w:tcPr>
+            <w:tcW w:w="2400" w:type="dxa"/>
+            <w:shd w:val="clear" w:color="auto" w:fill="F2F2F2"/>
+            <w:tcMar>
+              <w:top w:w="80" w:type="dxa"/>
+              <w:left w:w="100" w:type="dxa"/>
+              <w:bottom w:w="80" w:type="dxa"/>
+              <w:right w:w="100" w:type="dxa"/>
+            </w:tcMar>
+          </w:tcPr>
+          <w:p>
+            <w:r>
+              <w:rPr>
+                <w:sz w:val="20"/>
+                <w:szCs w:val="20"/>
+              </w:rPr>
+              <w:t>Unauthorised access to harness</w:t>
+            </w:r>
+          </w:p>
+        </w:tc>
+        <w:tc>
+          <w:tcPr>
+            <w:tcW w:w="3200" w:type="dxa"/>
+            <w:shd w:val="clear" w:color="auto" w:fill="F2F2F2"/>
+            <w:tcMar>
+              <w:top w:w="80" w:type="dxa"/>
+              <w:left w:w="100" w:type="dxa"/>
+              <w:bottom w:w="80" w:type="dxa"/>
+              <w:right w:w="100" w:type="dxa"/>
+            </w:tcMar>
+          </w:tcPr>
+          <w:p>
+            <w:r>
+              <w:rPr>
+                <w:sz w:val="20"/>
+                <w:szCs w:val="20"/>
+              </w:rPr>
+              <w:t>High — no authentication implemented</w:t>
+            </w:r>
+          </w:p>
+        </w:tc>
+        <w:tc>
+          <w:tcPr>
+            <w:tcW w:w="3700" w:type="dxa"/>
+            <w:shd w:val="clear" w:color="auto" w:fill="F2F2F2"/>
+            <w:tcMar>
+              <w:top w:w="80" w:type="dxa"/>
+              <w:left w:w="100" w:type="dxa"/>
+              <w:bottom w:w="80" w:type="dxa"/>
+              <w:right w:w="100" w:type="dxa"/>
+            </w:tcMar>
+          </w:tcPr>
+          <w:p>
+            <w:r>
+              <w:rPr>
+                <w:sz w:val="20"/>
+                <w:szCs w:val="20"/>
+              </w:rPr>
+              <w:t>Low — once OAuth 2.0 / API key at Boundary B1 is implemented</w:t>
+            </w:r>
+          </w:p>
+        </w:tc>
+      </w:tr>
+    </w:tbl>
+    <w:p/>
+    <w:p>
+      <w:r>
+        <w:t xml:space="preserve">With regard to ethics, privacy and AI governance the PoC uses no personal or patient data; all fields are synthetic and there is no connection, to My Health Record. Two AI-related risks are listed. The first is that </w:t>
+      </w:r>
+      <w:proofErr w:type="spellStart"/>
+      <w:r>
+        <w:t>MedTalk</w:t>
+      </w:r>
+      <w:proofErr w:type="spellEnd"/>
+      <w:r>
+        <w:t xml:space="preserve"> is an AI scribe that automatically writes notes; an AI-generated note that is not checked and reaches this integration layer is an ethical and clinical safety issue that the harness is designed to catch before going to production. The second is that AI coding assistants helped with the projects documentation and learning; every technical result here was done and checked by hand which follows the Starter Kits AI usage policy. The one risk this review cannot fully handle is the problem of terminology mapping: even a harness that passes all the tests can't be sure it will work in every real-world situation because checking by hand only catches 76.3% of errors according to published research.</w:t>
+      </w:r>
+    </w:p>
+    <w:p>
+      <w:pPr>
+        <w:pStyle w:val="Heading1"/>
+      </w:pPr>
+      <w:bookmarkStart w:id="33" w:name="_Toc240230999"/>
+      <w:r>
+        <w:lastRenderedPageBreak/>
+        <w:t>6. Conclusion and Recommendations</w:t>
+      </w:r>
+      <w:bookmarkEnd w:id="33"/>
       <w:r>
         <w:t> </w:t>
       </w:r>
     </w:p>
     <w:p>
-      <w:pPr>
-        <w:pStyle w:val="Heading2"/>
-      </w:pPr>
-      <w:bookmarkStart w:id="25" w:name="_Toc240222677"/>
-      <w:r>
-        <w:t>5.2 Proof of Concept Description</w:t>
-      </w:r>
-      <w:bookmarkEnd w:id="25"/>
+      <w:bookmarkStart w:id="34" w:name="_Hlk240207680"/>
+      <w:r>
+        <w:t xml:space="preserve">Stage 1 of this project has shown that a synthetic Australian-context test harness is both needed and possible for checking </w:t>
+      </w:r>
+      <w:proofErr w:type="spellStart"/>
+      <w:r>
+        <w:t>MedTalk</w:t>
+      </w:r>
+      <w:proofErr w:type="spellEnd"/>
+      <w:r>
+        <w:t xml:space="preserve"> </w:t>
+      </w:r>
+      <w:proofErr w:type="spellStart"/>
+      <w:r>
+        <w:t>Connect’s</w:t>
+      </w:r>
+      <w:proofErr w:type="spellEnd"/>
+      <w:r>
+        <w:t xml:space="preserve"> connection with outside EMR systems before any connector reaches a live setting. Five findings support this conclusion. First the main technical risk is healthcare semantics – correctly applying the AU Core profile parsing HL7 v2 segments and converting SNOMED CT</w:t>
+      </w:r>
+      <w:r>
+        <w:noBreakHyphen/>
+        <w:t>AU to ICD</w:t>
+      </w:r>
+      <w:r>
+        <w:noBreakHyphen/>
+        <w:t>10</w:t>
+      </w:r>
+      <w:r>
+        <w:noBreakHyphen/>
+        <w:t xml:space="preserve">AM/MBS – not the age of the tools because Docker, </w:t>
+      </w:r>
+      <w:proofErr w:type="spellStart"/>
+      <w:r>
+        <w:t>FastAPI</w:t>
+      </w:r>
+      <w:proofErr w:type="spellEnd"/>
+      <w:r>
+        <w:t>, HAPI FHIR and PostgreSQL are all mature and well documented and Docker Compose is the deployment pattern that FAZ Australia’s own Playbook recommends for development and small</w:t>
+      </w:r>
+      <w:r>
+        <w:noBreakHyphen/>
+        <w:t>scale pilot environments. Second synthetic data creation has its privacy risk: if validation rules are not carefully set, generated identifiers can accidentally look like real ones, which is why DVR</w:t>
+      </w:r>
+      <w:r>
+        <w:noBreakHyphen/>
+        <w:t>01–DVR</w:t>
+      </w:r>
+      <w:r>
+        <w:noBreakHyphen/>
+        <w:t xml:space="preserve">08 and the </w:t>
+      </w:r>
+      <w:proofErr w:type="spellStart"/>
+      <w:r>
+        <w:t>Luhn</w:t>
+      </w:r>
+      <w:proofErr w:type="spellEnd"/>
+      <w:r>
+        <w:noBreakHyphen/>
+        <w:t>check rejection test (TC</w:t>
+      </w:r>
+      <w:r>
+        <w:noBreakHyphen/>
+        <w:t>MAL</w:t>
+      </w:r>
+      <w:r>
+        <w:noBreakHyphen/>
+        <w:t>03) exist. Third tenant isolation is an architectural requirement once the harness supports more than one mock practice and the current design only closes this gap on paper – a gap that matters more than it first appears because FAZ’s own Playbook already lists scaling and tenant</w:t>
+      </w:r>
+      <w:r>
+        <w:noBreakHyphen/>
+        <w:t xml:space="preserve">isolation risk as a named operational concern for </w:t>
+      </w:r>
+      <w:proofErr w:type="spellStart"/>
+      <w:r>
+        <w:t>MedTalk</w:t>
+      </w:r>
+      <w:proofErr w:type="spellEnd"/>
+      <w:r>
+        <w:t xml:space="preserve"> Connect overall. Fourth the Week 8 Postman proof of concept proved that a minimal request</w:t>
+      </w:r>
+      <w:r>
+        <w:noBreakHyphen/>
+        <w:t>response loop can be achieved and importantly that structured testing reveals real defects as shown by the failed Content</w:t>
+      </w:r>
+      <w:r>
+        <w:noBreakHyphen/>
+        <w:t>Type test. Fifth comparing work against the NIST Cybersecurity Framework 2.0 shows that data</w:t>
+      </w:r>
+      <w:r>
+        <w:noBreakHyphen/>
+        <w:t xml:space="preserve">isolation practices are further ahead than access control and monitoring both of which remain planned rather than implemented. </w:t>
+      </w:r>
+      <w:r>
+        <w:t>Although Section 4.3 describes the security controls that were meant to be in place, for the design the Stage 1 test showed that only synthetic-data isolation and basic API validation were shown. Authentication, access control, continuous monitoring, secure configuration and other similar controls are still things that need to be done in Stage 2.</w:t>
+      </w:r>
+      <w:r>
+        <w:t xml:space="preserve"> </w:t>
+      </w:r>
+      <w:r>
+        <w:t>Against the success criteria Stage 1 meets its design</w:t>
+      </w:r>
+      <w:r>
+        <w:noBreakHyphen/>
+        <w:t>stage objectives: an isolated architecture, a validated two</w:t>
+      </w:r>
+      <w:r>
+        <w:noBreakHyphen/>
+        <w:t>sprint plan a demonstrated single</w:t>
+      </w:r>
+      <w:r>
+        <w:noBreakHyphen/>
+        <w:t>endpoint PoC and a mapped set of security controls. It does not yet meet full</w:t>
+      </w:r>
+      <w:r>
+        <w:noBreakHyphen/>
+        <w:t>scale deployment readiness. Should not be presented as doing so. FAZ Australia’s own Enterprise Product and Deployment Playbook defines a deployment as production</w:t>
+      </w:r>
+      <w:r>
+        <w:noBreakHyphen/>
+        <w:t>ready once branding is verified selected connectors pass health checks, authorised practitioners and scopes are configured a pilot has finished with an acceptable error rate, security and clinical</w:t>
+      </w:r>
+      <w:r>
+        <w:noBreakHyphen/>
+        <w:t>governance review is complete and an account owner is assigned. Measured against that checklist four gates should be satisfied before this harness reaches production</w:t>
+      </w:r>
+      <w:r>
+        <w:noBreakHyphen/>
+        <w:t>adjacent use: implementation and testing of the Tenant Isolation / Request Router with row</w:t>
+      </w:r>
+      <w:r>
+        <w:noBreakHyphen/>
+        <w:t xml:space="preserve">level </w:t>
+      </w:r>
+      <w:proofErr w:type="spellStart"/>
+      <w:r>
+        <w:t>tenant_id</w:t>
+      </w:r>
+      <w:proofErr w:type="spellEnd"/>
+      <w:r>
+        <w:t xml:space="preserve"> enforcement; implementation of authentication rate limiting and TLS 1.3 at the boundary, which is currently only planned under NIST PR.AA; execution of the full </w:t>
+      </w:r>
+      <w:r>
+        <w:t>seven</w:t>
+      </w:r>
+      <w:r>
+        <w:noBreakHyphen/>
+        <w:t>case failure</w:t>
+      </w:r>
+      <w:r>
+        <w:noBreakHyphen/>
+        <w:t>mode suite with measured outcomes not only the three functional tests reported here; and the dedicated security and privacy review with the mentor raised at the Week 6 stand</w:t>
+      </w:r>
+      <w:r>
+        <w:noBreakHyphen/>
+        <w:t>up. Key limitations are the project’s scope – a single FHIR resource and endpoint no real EMR connectivity, manual rather than automated testing – and the constraints of a small student team without dedicated DevOps resources. Future work should prioritise automating the test suite in CI adding human</w:t>
+      </w:r>
+      <w:r>
+        <w:noBreakHyphen/>
+        <w:t>in</w:t>
+      </w:r>
+      <w:r>
+        <w:noBreakHyphen/>
+        <w:t>the</w:t>
+      </w:r>
+      <w:r>
+        <w:noBreakHyphen/>
+        <w:t>loop review to terminology mapping given that manual coding validation itself reaches 76.3 % sensitivity, in the literature and once trusted, supporting FAZ’s stated priority of a second reference customer rather than leaving production evidence concentrated in one deployment.</w:t>
+      </w:r>
+    </w:p>
+    <w:bookmarkEnd w:id="34"/>
+    <w:p/>
+    <w:p>
+      <w:pPr>
+        <w:pStyle w:val="Heading1"/>
+      </w:pPr>
+      <w:bookmarkStart w:id="35" w:name="_Toc240231000"/>
+      <w:r>
+        <w:lastRenderedPageBreak/>
+        <w:t>References</w:t>
+      </w:r>
+      <w:bookmarkEnd w:id="35"/>
       <w:r>
         <w:t> </w:t>
       </w:r>
     </w:p>
     <w:p>
-      <w:pPr>
-        <w:pStyle w:val="Heading2"/>
-      </w:pPr>
-      <w:bookmarkStart w:id="26" w:name="_Toc240222678"/>
-      <w:r>
-        <w:t>5.3 Testing, Validation, and Cybersecurity Evaluation</w:t>
-      </w:r>
-      <w:r>
-        <w:t>/evaluate ethical and privacy issues</w:t>
-      </w:r>
-      <w:bookmarkEnd w:id="26"/>
-      <w:r>
-        <w:t> </w:t>
-      </w:r>
-    </w:p>
-    <w:p>
-      <w:pPr>
-        <w:pStyle w:val="Heading1"/>
-      </w:pPr>
-      <w:bookmarkStart w:id="27" w:name="_Toc240222679"/>
-      <w:r>
-        <w:t>6. Conclusion and Recommendations</w:t>
-      </w:r>
-      <w:bookmarkEnd w:id="27"/>
-      <w:r>
-        <w:t> </w:t>
-      </w:r>
-    </w:p>
-    <w:p>
-      <w:pPr>
-        <w:pStyle w:val="Heading1"/>
-      </w:pPr>
-      <w:bookmarkStart w:id="28" w:name="_Toc240222680"/>
-      <w:r>
-        <w:t>References</w:t>
-      </w:r>
-      <w:bookmarkEnd w:id="28"/>
-      <w:r>
-        <w:t> </w:t>
-      </w:r>
-    </w:p>
-    <w:p>
       <w:r>
         <w:t xml:space="preserve">Attorney-General's Department. (n.d.). Document Verification Service (DVS). Australian Government. </w:t>
       </w:r>
-      <w:hyperlink r:id="rId14" w:history="1">
+      <w:hyperlink r:id="rId16" w:history="1">
         <w:r>
           <w:rPr>
             <w:rStyle w:val="Hyperlink"/>
@@ -10846,9 +15929,17 @@
     </w:p>
     <w:p>
       <w:r>
-        <w:t xml:space="preserve">Australian Government. (1988). Privacy Act 1988 (Cth). </w:t>
-      </w:r>
-      <w:hyperlink r:id="rId15" w:history="1">
+        <w:t>Australian Government. (1988). Privacy Act 1988 (</w:t>
+      </w:r>
+      <w:proofErr w:type="spellStart"/>
+      <w:r>
+        <w:t>Cth</w:t>
+      </w:r>
+      <w:proofErr w:type="spellEnd"/>
+      <w:r>
+        <w:t xml:space="preserve">). </w:t>
+      </w:r>
+      <w:hyperlink r:id="rId17" w:history="1">
         <w:r>
           <w:rPr>
             <w:rStyle w:val="Hyperlink"/>
@@ -10859,9 +15950,17 @@
     </w:p>
     <w:p>
       <w:r>
-        <w:t xml:space="preserve">Australian Government. (2012). My Health Records Act 2012 (Cth). </w:t>
-      </w:r>
-      <w:hyperlink r:id="rId16" w:history="1">
+        <w:t>Australian Government. (2012). My Health Records Act 2012 (</w:t>
+      </w:r>
+      <w:proofErr w:type="spellStart"/>
+      <w:r>
+        <w:t>Cth</w:t>
+      </w:r>
+      <w:proofErr w:type="spellEnd"/>
+      <w:r>
+        <w:t xml:space="preserve">). </w:t>
+      </w:r>
+      <w:hyperlink r:id="rId18" w:history="1">
         <w:r>
           <w:rPr>
             <w:rStyle w:val="Hyperlink"/>
@@ -10871,8 +15970,13 @@
       </w:hyperlink>
     </w:p>
     <w:p>
-      <w:r>
-        <w:t xml:space="preserve">Bonami Software. (2026). </w:t>
+      <w:proofErr w:type="spellStart"/>
+      <w:r>
+        <w:t>Bonami</w:t>
+      </w:r>
+      <w:proofErr w:type="spellEnd"/>
+      <w:r>
+        <w:t xml:space="preserve"> Software. (2026). </w:t>
       </w:r>
       <w:r>
         <w:rPr>
@@ -10882,9 +15986,17 @@
         <w:t>Epic Integration &amp; Implementation</w:t>
       </w:r>
       <w:r>
-        <w:t xml:space="preserve">. Bonami Software. </w:t>
-      </w:r>
-      <w:hyperlink r:id="rId17" w:history="1">
+        <w:t xml:space="preserve">. </w:t>
+      </w:r>
+      <w:proofErr w:type="spellStart"/>
+      <w:r>
+        <w:t>Bonami</w:t>
+      </w:r>
+      <w:proofErr w:type="spellEnd"/>
+      <w:r>
+        <w:t xml:space="preserve"> Software. </w:t>
+      </w:r>
+      <w:hyperlink r:id="rId19" w:history="1">
         <w:r>
           <w:rPr>
             <w:rStyle w:val="Hyperlink"/>
@@ -10905,9 +16017,17 @@
         <w:t>How to Get Your App Into Epic (2026)</w:t>
       </w:r>
       <w:r>
-        <w:t xml:space="preserve">. Nirmitee.Io. </w:t>
-      </w:r>
-      <w:hyperlink r:id="rId18" w:history="1">
+        <w:t xml:space="preserve">. </w:t>
+      </w:r>
+      <w:proofErr w:type="spellStart"/>
+      <w:r>
+        <w:t>Nirmitee.Io</w:t>
+      </w:r>
+      <w:proofErr w:type="spellEnd"/>
+      <w:r>
+        <w:t xml:space="preserve">. </w:t>
+      </w:r>
+      <w:hyperlink r:id="rId20" w:history="1">
         <w:r>
           <w:rPr>
             <w:rStyle w:val="Hyperlink"/>
@@ -10917,20 +16037,41 @@
       </w:hyperlink>
     </w:p>
     <w:p>
-      <w:r>
-        <w:t xml:space="preserve">eCQI. (2025). </w:t>
+      <w:proofErr w:type="spellStart"/>
+      <w:r>
+        <w:t>eCQI</w:t>
+      </w:r>
+      <w:proofErr w:type="spellEnd"/>
+      <w:r>
+        <w:t xml:space="preserve">. (2025). </w:t>
       </w:r>
       <w:r>
         <w:rPr>
           <w:i/>
           <w:iCs/>
         </w:rPr>
-        <w:t>FHIR® - Fast Healthcare Interoperability Resources® - About | eCQI Resource Center</w:t>
+        <w:t xml:space="preserve">FHIR® - Fast Healthcare Interoperability Resources® - About | </w:t>
+      </w:r>
+      <w:proofErr w:type="spellStart"/>
+      <w:r>
+        <w:rPr>
+          <w:i/>
+          <w:iCs/>
+        </w:rPr>
+        <w:t>eCQI</w:t>
+      </w:r>
+      <w:proofErr w:type="spellEnd"/>
+      <w:r>
+        <w:rPr>
+          <w:i/>
+          <w:iCs/>
+        </w:rPr>
+        <w:t xml:space="preserve"> Resource Center</w:t>
       </w:r>
       <w:r>
         <w:t xml:space="preserve">. Healthit.Gov. </w:t>
       </w:r>
-      <w:hyperlink r:id="rId19" w:history="1">
+      <w:hyperlink r:id="rId21" w:history="1">
         <w:r>
           <w:rPr>
             <w:rStyle w:val="Hyperlink"/>
@@ -10950,22 +16091,34 @@
           <w:i/>
           <w:iCs/>
         </w:rPr>
-        <w:lastRenderedPageBreak/>
         <w:t>For practices - Halo Connect Documentation</w:t>
       </w:r>
       <w:r>
-        <w:t>. (2026). Haloconnect.Io. https://docs.haloconnect.io/guides/practice-guide/</w:t>
+        <w:t xml:space="preserve">. (2026). </w:t>
+      </w:r>
+      <w:proofErr w:type="spellStart"/>
+      <w:r>
+        <w:t>Haloconnect.Io</w:t>
+      </w:r>
+      <w:proofErr w:type="spellEnd"/>
+      <w:r>
+        <w:t>. https://docs.haloconnect.io/guides/practice-guide/</w:t>
       </w:r>
     </w:p>
     <w:p/>
     <w:p>
-      <w:r>
-        <w:t>Giannangelo, K., et al. (2012). Mapping SNOMED CT to ICD-10. Studies in Health Technology and Informatics, 180, 83–87.</w:t>
+      <w:proofErr w:type="spellStart"/>
+      <w:r>
+        <w:t>Giannangelo</w:t>
+      </w:r>
+      <w:proofErr w:type="spellEnd"/>
+      <w:r>
+        <w:t>, K., et al. (2012). Mapping SNOMED CT to ICD-10. Studies in Health Technology and Informatics, 180, 83–87.</w:t>
       </w:r>
       <w:r>
         <w:t xml:space="preserve"> </w:t>
       </w:r>
-      <w:hyperlink r:id="rId20" w:history="1">
+      <w:hyperlink r:id="rId22" w:history="1">
         <w:r>
           <w:rPr>
             <w:rStyle w:val="Hyperlink"/>
@@ -10975,10 +16128,31 @@
       </w:hyperlink>
     </w:p>
     <w:p>
-      <w:r>
-        <w:t xml:space="preserve">Gruendner, J., Gulden, C., Kampf, M., Mate, S., Prokosch, H.-U., &amp; Zierk, J. (2021). A framework for criteria-based selection and processing of Fast Healthcare Interoperability Resources (FHIR) data for statistical analysis: Design and implementation study. JMIR Medical Informatics, 9(4), e25645. </w:t>
-      </w:r>
-      <w:hyperlink r:id="rId21" w:history="1">
+      <w:proofErr w:type="spellStart"/>
+      <w:r>
+        <w:t>Gruendner</w:t>
+      </w:r>
+      <w:proofErr w:type="spellEnd"/>
+      <w:r>
+        <w:t xml:space="preserve">, J., Gulden, C., Kampf, M., Mate, S., </w:t>
+      </w:r>
+      <w:proofErr w:type="spellStart"/>
+      <w:r>
+        <w:t>Prokosch</w:t>
+      </w:r>
+      <w:proofErr w:type="spellEnd"/>
+      <w:r>
+        <w:t xml:space="preserve">, H.-U., &amp; </w:t>
+      </w:r>
+      <w:proofErr w:type="spellStart"/>
+      <w:r>
+        <w:t>Zierk</w:t>
+      </w:r>
+      <w:proofErr w:type="spellEnd"/>
+      <w:r>
+        <w:t xml:space="preserve">, J. (2021). A framework for criteria-based selection and processing of Fast Healthcare Interoperability Resources (FHIR) data for statistical analysis: Design and implementation study. JMIR Medical Informatics, 9(4), e25645. </w:t>
+      </w:r>
+      <w:hyperlink r:id="rId23" w:history="1">
         <w:r>
           <w:rPr>
             <w:rStyle w:val="Hyperlink"/>
@@ -10991,7 +16165,7 @@
       <w:r>
         <w:t xml:space="preserve">HL7 Australia. (n.d.). AU Core Implementation Guide (v1.0.0). HL7 International. </w:t>
       </w:r>
-      <w:hyperlink r:id="rId22" w:history="1">
+      <w:hyperlink r:id="rId24" w:history="1">
         <w:r>
           <w:rPr>
             <w:rStyle w:val="Hyperlink"/>
@@ -11004,7 +16178,7 @@
       <w:r>
         <w:t xml:space="preserve">HL7 International. (2019). HL7 FHIR Release 4 (R4). </w:t>
       </w:r>
-      <w:hyperlink r:id="rId23" w:history="1">
+      <w:hyperlink r:id="rId25" w:history="1">
         <w:r>
           <w:rPr>
             <w:rStyle w:val="Hyperlink"/>
@@ -11022,9 +16196,17 @@
         <w:t>MarkiTech.AI</w:t>
       </w:r>
       <w:r>
-        <w:t xml:space="preserve">. (2025, ). MarkiTech. </w:t>
-      </w:r>
-      <w:hyperlink r:id="rId24" w:history="1">
+        <w:t xml:space="preserve">. (2025, ). </w:t>
+      </w:r>
+      <w:proofErr w:type="spellStart"/>
+      <w:r>
+        <w:t>MarkiTech</w:t>
+      </w:r>
+      <w:proofErr w:type="spellEnd"/>
+      <w:r>
+        <w:t xml:space="preserve">. </w:t>
+      </w:r>
+      <w:hyperlink r:id="rId26" w:history="1">
         <w:r>
           <w:rPr>
             <w:rStyle w:val="Hyperlink"/>
@@ -11037,13 +16219,23 @@
       </w:r>
     </w:p>
     <w:p>
+      <w:proofErr w:type="spellStart"/>
       <w:r>
         <w:rPr>
           <w:i/>
           <w:iCs/>
           <w:color w:val="000000"/>
         </w:rPr>
-        <w:t xml:space="preserve">MediBetter | </w:t>
+        <w:t>MediBetter</w:t>
+      </w:r>
+      <w:proofErr w:type="spellEnd"/>
+      <w:r>
+        <w:rPr>
+          <w:i/>
+          <w:iCs/>
+          <w:color w:val="000000"/>
+        </w:rPr>
+        <w:t xml:space="preserve"> | </w:t>
       </w:r>
       <w:r>
         <w:rPr>
@@ -11057,9 +16249,23 @@
         <w:rPr>
           <w:color w:val="000000"/>
         </w:rPr>
-        <w:t xml:space="preserve">. (2026). Medibetter.Com.Au. </w:t>
-      </w:r>
-      <w:hyperlink r:id="rId25" w:history="1">
+        <w:t xml:space="preserve">. (2026). </w:t>
+      </w:r>
+      <w:proofErr w:type="spellStart"/>
+      <w:r>
+        <w:rPr>
+          <w:color w:val="000000"/>
+        </w:rPr>
+        <w:t>Medibetter.Com.Au</w:t>
+      </w:r>
+      <w:proofErr w:type="spellEnd"/>
+      <w:r>
+        <w:rPr>
+          <w:color w:val="000000"/>
+        </w:rPr>
+        <w:t xml:space="preserve">. </w:t>
+      </w:r>
+      <w:hyperlink r:id="rId27" w:history="1">
         <w:r>
           <w:rPr>
             <w:rStyle w:val="Hyperlink"/>
@@ -11074,13 +16280,23 @@
           <w:color w:val="000000"/>
         </w:rPr>
       </w:pPr>
+      <w:proofErr w:type="spellStart"/>
       <w:r>
         <w:rPr>
           <w:i/>
           <w:iCs/>
           <w:color w:val="000000"/>
         </w:rPr>
-        <w:t>MediRecords Connect: Getting Started with Connect &amp; FHIR APIs</w:t>
+        <w:t>MediRecords</w:t>
+      </w:r>
+      <w:proofErr w:type="spellEnd"/>
+      <w:r>
+        <w:rPr>
+          <w:i/>
+          <w:iCs/>
+          <w:color w:val="000000"/>
+        </w:rPr>
+        <w:t xml:space="preserve"> Connect: Getting Started with Connect &amp; FHIR APIs</w:t>
       </w:r>
       <w:r>
         <w:rPr>
@@ -11088,7 +16304,7 @@
         </w:rPr>
         <w:t xml:space="preserve">. (2026). Knowledge Base. </w:t>
       </w:r>
-      <w:hyperlink r:id="rId26" w:history="1">
+      <w:hyperlink r:id="rId28" w:history="1">
         <w:r>
           <w:rPr>
             <w:rStyle w:val="Hyperlink"/>
@@ -11098,8 +16314,13 @@
       </w:hyperlink>
     </w:p>
     <w:p>
-      <w:r>
-        <w:t>MedTalk AI.</w:t>
+      <w:proofErr w:type="spellStart"/>
+      <w:r>
+        <w:t>MedTalk</w:t>
+      </w:r>
+      <w:proofErr w:type="spellEnd"/>
+      <w:r>
+        <w:t xml:space="preserve"> AI.</w:t>
       </w:r>
       <w:r>
         <w:t xml:space="preserve"> (2020). </w:t>
@@ -11118,15 +16339,21 @@
         </w:rPr>
         <w:t xml:space="preserve">. </w:t>
       </w:r>
-      <w:r>
-        <w:t>MedTalk AI. https://medtalk.co/au/product</w:t>
-      </w:r>
-    </w:p>
-    <w:p>
-      <w:r>
+      <w:proofErr w:type="spellStart"/>
+      <w:r>
+        <w:t>MedTalk</w:t>
+      </w:r>
+      <w:proofErr w:type="spellEnd"/>
+      <w:r>
+        <w:t xml:space="preserve"> AI. https://medtalk.co/au/product</w:t>
+      </w:r>
+    </w:p>
+    <w:p>
+      <w:r>
+        <w:lastRenderedPageBreak/>
         <w:t xml:space="preserve">National Institute of Standards and Technology. (2024). The NIST Cybersecurity Framework (CSF) 2.0 (NIST CSWP 29). U.S. Department of Commerce. </w:t>
       </w:r>
-      <w:hyperlink r:id="rId27" w:history="1">
+      <w:hyperlink r:id="rId29" w:history="1">
         <w:r>
           <w:rPr>
             <w:rStyle w:val="Hyperlink"/>
@@ -11139,7 +16366,7 @@
       <w:r>
         <w:t xml:space="preserve">SMART Health IT. (n.d.). SMART App Launch Framework. HL7 International. </w:t>
       </w:r>
-      <w:hyperlink r:id="rId28" w:history="1">
+      <w:hyperlink r:id="rId30" w:history="1">
         <w:r>
           <w:rPr>
             <w:rStyle w:val="Hyperlink"/>
@@ -11159,7 +16386,7 @@
       <w:r>
         <w:t xml:space="preserve">. (n.d.). Docs.Smarthealthit.Org. Retrieved September 11, 2026, from </w:t>
       </w:r>
-      <w:hyperlink r:id="rId29" w:history="1">
+      <w:hyperlink r:id="rId31" w:history="1">
         <w:r>
           <w:rPr>
             <w:rStyle w:val="Hyperlink"/>
@@ -11186,9 +16413,23 @@
         <w:rPr>
           <w:color w:val="000000"/>
         </w:rPr>
-        <w:t xml:space="preserve">. (2022). Digitalhealth.Gov.Au. </w:t>
-      </w:r>
-      <w:hyperlink r:id="rId30" w:history="1">
+        <w:t xml:space="preserve">. (2022). </w:t>
+      </w:r>
+      <w:proofErr w:type="spellStart"/>
+      <w:r>
+        <w:rPr>
+          <w:color w:val="000000"/>
+        </w:rPr>
+        <w:t>Digitalhealth.Gov.Au</w:t>
+      </w:r>
+      <w:proofErr w:type="spellEnd"/>
+      <w:r>
+        <w:rPr>
+          <w:color w:val="000000"/>
+        </w:rPr>
+        <w:t xml:space="preserve">. </w:t>
+      </w:r>
+      <w:hyperlink r:id="rId32" w:history="1">
         <w:r>
           <w:rPr>
             <w:rStyle w:val="Hyperlink"/>
@@ -11198,22 +16439,92 @@
       </w:hyperlink>
     </w:p>
     <w:p>
+      <w:proofErr w:type="spellStart"/>
       <w:r>
         <w:rPr>
           <w:i/>
           <w:iCs/>
         </w:rPr>
-        <w:t>Synapxe - HealthX Innovation Sandbox</w:t>
-      </w:r>
-      <w:r>
-        <w:t>. (2023). Healthx.Sg. https://innovation.healthx.sg/</w:t>
-      </w:r>
-    </w:p>
-    <w:p>
-      <w:r>
-        <w:t xml:space="preserve">Walonoski, J., Kramer, M., Nichols, J., Quina, A., Moesel, C., Hall, D., Duffett, C., Dube, K., Gallagher, T., &amp; McLachlan, S. (2018). Synthea: An approach, method, and software mechanism for generating synthetic patients and the synthetic electronic health care record. Journal of the American Medical Informatics Association, 25(3), 230–238. </w:t>
-      </w:r>
-      <w:hyperlink r:id="rId31" w:history="1">
+        <w:t>Synapxe</w:t>
+      </w:r>
+      <w:proofErr w:type="spellEnd"/>
+      <w:r>
+        <w:rPr>
+          <w:i/>
+          <w:iCs/>
+        </w:rPr>
+        <w:t xml:space="preserve"> - </w:t>
+      </w:r>
+      <w:proofErr w:type="spellStart"/>
+      <w:r>
+        <w:rPr>
+          <w:i/>
+          <w:iCs/>
+        </w:rPr>
+        <w:t>HealthX</w:t>
+      </w:r>
+      <w:proofErr w:type="spellEnd"/>
+      <w:r>
+        <w:rPr>
+          <w:i/>
+          <w:iCs/>
+        </w:rPr>
+        <w:t xml:space="preserve"> Innovation Sandbox</w:t>
+      </w:r>
+      <w:r>
+        <w:t xml:space="preserve">. (2023). </w:t>
+      </w:r>
+      <w:proofErr w:type="spellStart"/>
+      <w:r>
+        <w:t>Healthx.Sg</w:t>
+      </w:r>
+      <w:proofErr w:type="spellEnd"/>
+      <w:r>
+        <w:t>. https://innovation.healthx.sg/</w:t>
+      </w:r>
+    </w:p>
+    <w:p>
+      <w:proofErr w:type="spellStart"/>
+      <w:r>
+        <w:t>Walonoski</w:t>
+      </w:r>
+      <w:proofErr w:type="spellEnd"/>
+      <w:r>
+        <w:t xml:space="preserve">, J., Kramer, M., Nichols, J., </w:t>
+      </w:r>
+      <w:proofErr w:type="spellStart"/>
+      <w:r>
+        <w:t>Quina</w:t>
+      </w:r>
+      <w:proofErr w:type="spellEnd"/>
+      <w:r>
+        <w:t xml:space="preserve">, A., </w:t>
+      </w:r>
+      <w:proofErr w:type="spellStart"/>
+      <w:r>
+        <w:t>Moesel</w:t>
+      </w:r>
+      <w:proofErr w:type="spellEnd"/>
+      <w:r>
+        <w:t xml:space="preserve">, C., Hall, D., </w:t>
+      </w:r>
+      <w:proofErr w:type="spellStart"/>
+      <w:r>
+        <w:t>Duffett</w:t>
+      </w:r>
+      <w:proofErr w:type="spellEnd"/>
+      <w:r>
+        <w:t xml:space="preserve">, C., Dube, K., Gallagher, T., &amp; McLachlan, S. (2018). </w:t>
+      </w:r>
+      <w:proofErr w:type="spellStart"/>
+      <w:r>
+        <w:t>Synthea</w:t>
+      </w:r>
+      <w:proofErr w:type="spellEnd"/>
+      <w:r>
+        <w:t xml:space="preserve">: An approach, method, and software mechanism for generating synthetic patients and the synthetic electronic health care record. Journal of the American Medical Informatics Association, 25(3), 230–238. </w:t>
+      </w:r>
+      <w:hyperlink r:id="rId33" w:history="1">
         <w:r>
           <w:rPr>
             <w:rStyle w:val="Hyperlink"/>
@@ -11222,19 +16533,168 @@
         </w:r>
       </w:hyperlink>
     </w:p>
-    <w:p/>
-    <w:p/>
+    <w:p>
+      <w:pPr>
+        <w:spacing w:after="140"/>
+      </w:pPr>
+      <w:bookmarkStart w:id="36" w:name="_Hlk240207696"/>
+      <w:r>
+        <w:t>FAZ Australia. (2026). Healthcare Integration &amp; Clinical Terminology Test Harness: Project starter kit [Unpublished project brief]. Crown Institute of Higher Education.</w:t>
+      </w:r>
+    </w:p>
+    <w:p>
+      <w:pPr>
+        <w:spacing w:after="140"/>
+      </w:pPr>
+      <w:r>
+        <w:t xml:space="preserve">FAZ Australia. (2026). </w:t>
+      </w:r>
+      <w:proofErr w:type="spellStart"/>
+      <w:r>
+        <w:t>MedTalk</w:t>
+      </w:r>
+      <w:proofErr w:type="spellEnd"/>
+      <w:r>
+        <w:t xml:space="preserve"> Connect: Enterprise product and deployment playbook [Unpublished company document]. Crown Institute of Higher Education.</w:t>
+      </w:r>
+    </w:p>
+    <w:p>
+      <w:pPr>
+        <w:spacing w:after="140"/>
+      </w:pPr>
+      <w:r>
+        <w:t>HL7 Australia. (2023). AU Core FHIR implementation guide (v0.2.0-preview). https://hl7.org.au/fhir/core/0.2.0-preview</w:t>
+      </w:r>
+    </w:p>
+    <w:p>
+      <w:pPr>
+        <w:spacing w:after="140"/>
+      </w:pPr>
+      <w:r>
+        <w:t xml:space="preserve">Nguyen, A. N., </w:t>
+      </w:r>
+      <w:proofErr w:type="spellStart"/>
+      <w:r>
+        <w:t>Truran</w:t>
+      </w:r>
+      <w:proofErr w:type="spellEnd"/>
+      <w:r>
+        <w:t xml:space="preserve">, D., Kemp, M., Koopman, B., </w:t>
+      </w:r>
+      <w:proofErr w:type="spellStart"/>
+      <w:r>
+        <w:t>Conlan</w:t>
+      </w:r>
+      <w:proofErr w:type="spellEnd"/>
+      <w:r>
+        <w:t xml:space="preserve">, D., </w:t>
+      </w:r>
+      <w:proofErr w:type="spellStart"/>
+      <w:r>
+        <w:t>O'Dwyer</w:t>
+      </w:r>
+      <w:proofErr w:type="spellEnd"/>
+      <w:r>
+        <w:t>, J., et al. (2018). Computer-assisted diagnostic coding: Effectiveness of an NLP-based approach using SNOMED CT to ICD-10 mappings. AMIA Annual Symposium Proceedings, 2018, 807–816.</w:t>
+      </w:r>
+    </w:p>
+    <w:p>
+      <w:pPr>
+        <w:spacing w:after="140"/>
+      </w:pPr>
+      <w:r>
+        <w:t xml:space="preserve">Pascoe, C., Quinn, S., &amp; </w:t>
+      </w:r>
+      <w:proofErr w:type="spellStart"/>
+      <w:r>
+        <w:t>Scarfone</w:t>
+      </w:r>
+      <w:proofErr w:type="spellEnd"/>
+      <w:r>
+        <w:t>, K. (2024). The NIST Cybersecurity Framework (CSF) 2.0 (NIST CSWP 29). National Institute of Standards and Technology. https://doi.org/10.6028/NIST.CSWP.29</w:t>
+      </w:r>
+    </w:p>
+    <w:p>
+      <w:pPr>
+        <w:spacing w:after="140"/>
+      </w:pPr>
+      <w:proofErr w:type="spellStart"/>
+      <w:r>
+        <w:t>Walonoski</w:t>
+      </w:r>
+      <w:proofErr w:type="spellEnd"/>
+      <w:r>
+        <w:t xml:space="preserve">, J., Scanlon, R., Dowling, C., Hyland, M., </w:t>
+      </w:r>
+      <w:proofErr w:type="spellStart"/>
+      <w:r>
+        <w:t>Ettema</w:t>
+      </w:r>
+      <w:proofErr w:type="spellEnd"/>
+      <w:r>
+        <w:t xml:space="preserve">, R., &amp; </w:t>
+      </w:r>
+      <w:proofErr w:type="spellStart"/>
+      <w:r>
+        <w:t>Posnack</w:t>
+      </w:r>
+      <w:proofErr w:type="spellEnd"/>
+      <w:r>
+        <w:t>, S. (2018). Validation and testing of Fast Healthcare Interoperability Resources standards compliance: Data analysis. JMIR Medical Informatics, 6(4), e10870. https://doi.org/10.2196/10870</w:t>
+      </w:r>
+      <w:bookmarkEnd w:id="36"/>
+    </w:p>
     <w:p>
       <w:pPr>
         <w:pStyle w:val="Heading1"/>
       </w:pPr>
-      <w:bookmarkStart w:id="29" w:name="_Toc240222681"/>
-      <w:r>
-        <w:t>Appendices</w:t>
-      </w:r>
-      <w:bookmarkEnd w:id="29"/>
-      <w:r>
-        <w:t> </w:t>
+      <w:bookmarkStart w:id="37" w:name="_Toc240231001"/>
+      <w:r>
+        <w:lastRenderedPageBreak/>
+        <w:t>Append</w:t>
+      </w:r>
+      <w:r>
+        <w:t>ix</w:t>
+      </w:r>
+      <w:bookmarkEnd w:id="37"/>
+    </w:p>
+    <w:p>
+      <w:r>
+        <w:drawing>
+          <wp:inline distT="0" distB="0" distL="0" distR="0" wp14:anchorId="477C3F45" wp14:editId="20094A1F">
+            <wp:extent cx="5731510" cy="2589530"/>
+            <wp:effectExtent l="0" t="0" r="2540" b="1270"/>
+            <wp:docPr id="5" name="Picture 5"/>
+            <wp:cNvGraphicFramePr>
+              <a:graphicFrameLocks xmlns:a="http://schemas.openxmlformats.org/drawingml/2006/main" noChangeAspect="1"/>
+            </wp:cNvGraphicFramePr>
+            <a:graphic xmlns:a="http://schemas.openxmlformats.org/drawingml/2006/main">
+              <a:graphicData uri="http://schemas.openxmlformats.org/drawingml/2006/picture">
+                <pic:pic xmlns:pic="http://schemas.openxmlformats.org/drawingml/2006/picture">
+                  <pic:nvPicPr>
+                    <pic:cNvPr id="1" name=""/>
+                    <pic:cNvPicPr/>
+                  </pic:nvPicPr>
+                  <pic:blipFill>
+                    <a:blip r:embed="rId34"/>
+                    <a:stretch>
+                      <a:fillRect/>
+                    </a:stretch>
+                  </pic:blipFill>
+                  <pic:spPr>
+                    <a:xfrm>
+                      <a:off x="0" y="0"/>
+                      <a:ext cx="5731510" cy="2589530"/>
+                    </a:xfrm>
+                    <a:prstGeom prst="rect">
+                      <a:avLst/>
+                    </a:prstGeom>
+                  </pic:spPr>
+                </pic:pic>
+              </a:graphicData>
+            </a:graphic>
+          </wp:inline>
+        </w:drawing>
       </w:r>
     </w:p>
     <w:sectPr>
@@ -11248,7 +16708,7 @@
 </file>
 
 <file path=word/endnotes.xml><?xml version="1.0" encoding="utf-8"?>
-<w:endnotes xmlns:wpc="http://schemas.microsoft.com/office/word/2010/wordprocessingCanvas" xmlns:cx="http://schemas.microsoft.com/office/drawing/2014/chartex" xmlns:cx1="http://schemas.microsoft.com/office/drawing/2015/9/8/chartex" xmlns:cx2="http://schemas.microsoft.com/office/drawing/2015/10/21/chartex" xmlns:cx3="http://schemas.microsoft.com/office/drawing/2016/5/9/chartex" xmlns:cx4="http://schemas.microsoft.com/office/drawing/2016/5/10/chartex" xmlns:cx5="http://schemas.microsoft.com/office/drawing/2016/5/11/chartex" xmlns:cx6="http://schemas.microsoft.com/office/drawing/2016/5/12/chartex" xmlns:cx7="http://schemas.microsoft.com/office/drawing/2016/5/13/chartex" xmlns:cx8="http://schemas.microsoft.com/office/drawing/2016/5/14/chartex" xmlns:mc="http://schemas.openxmlformats.org/markup-compatibility/2006" xmlns:aink="http://schemas.microsoft.com/office/drawing/2016/ink" xmlns:am3d="http://schemas.microsoft.com/office/drawing/2017/model3d" xmlns:o="urn:schemas-microsoft-com:office:office" xmlns:oel="http://schemas.microsoft.com/office/2019/extlst" xmlns:r="http://schemas.openxmlformats.org/officeDocument/2006/relationships" xmlns:m="http://schemas.openxmlformats.org/officeDocument/2006/math" xmlns:v="urn:schemas-microsoft-com:vml" xmlns:wp14="http://schemas.microsoft.com/office/word/2010/wordprocessingDrawing" xmlns:wp="http://schemas.openxmlformats.org/drawingml/2006/wordprocessingDrawing" xmlns:w10="urn:schemas-microsoft-com:office:word" xmlns:w="http://schemas.openxmlformats.org/wordprocessingml/2006/main" xmlns:w14="http://schemas.microsoft.com/office/word/2010/wordml" xmlns:w15="http://schemas.microsoft.com/office/word/2012/wordml" xmlns:w16cex="http://schemas.microsoft.com/office/word/2018/wordml/cex" xmlns:w16cid="http://schemas.microsoft.com/office/word/2016/wordml/cid" xmlns:w16="http://schemas.microsoft.com/office/word/2018/wordml" xmlns:w16du="http://schemas.microsoft.com/office/word/2023/wordml/word16du" xmlns:w16sdtdh="http://schemas.microsoft.com/office/word/2020/wordml/sdtdatahash" xmlns:w16sdtfl="http://schemas.microsoft.com/office/word/2024/wordml/sdtformatlock" xmlns:w16se="http://schemas.microsoft.com/office/word/2015/wordml/symex" xmlns:wpg="http://schemas.microsoft.com/office/word/2010/wordprocessingGroup" xmlns:wpi="http://schemas.microsoft.com/office/word/2010/wordprocessingInk" xmlns:wne="http://schemas.microsoft.com/office/word/2006/wordml" xmlns:wps="http://schemas.microsoft.com/office/word/2010/wordprocessingShape" mc:Ignorable="w14 w15 w16se w16cid w16 w16cex w16sdtdh w16sdtfl w16du wp14">
+<w:endnotes xmlns:wpc="http://schemas.microsoft.com/office/word/2010/wordprocessingCanvas" xmlns:cx="http://schemas.microsoft.com/office/drawing/2014/chartex" xmlns:cx1="http://schemas.microsoft.com/office/drawing/2015/9/8/chartex" xmlns:cx2="http://schemas.microsoft.com/office/drawing/2015/10/21/chartex" xmlns:cx3="http://schemas.microsoft.com/office/drawing/2016/5/9/chartex" xmlns:cx4="http://schemas.microsoft.com/office/drawing/2016/5/10/chartex" xmlns:cx5="http://schemas.microsoft.com/office/drawing/2016/5/11/chartex" xmlns:cx6="http://schemas.microsoft.com/office/drawing/2016/5/12/chartex" xmlns:cx7="http://schemas.microsoft.com/office/drawing/2016/5/13/chartex" xmlns:cx8="http://schemas.microsoft.com/office/drawing/2016/5/14/chartex" xmlns:mc="http://schemas.openxmlformats.org/markup-compatibility/2006" xmlns:aink="http://schemas.microsoft.com/office/drawing/2016/ink" xmlns:am3d="http://schemas.microsoft.com/office/drawing/2017/model3d" xmlns:o="urn:schemas-microsoft-com:office:office" xmlns:oel="http://schemas.microsoft.com/office/2019/extlst" xmlns:r="http://schemas.openxmlformats.org/officeDocument/2006/relationships" xmlns:m="http://schemas.openxmlformats.org/officeDocument/2006/math" xmlns:v="urn:schemas-microsoft-com:vml" xmlns:wp14="http://schemas.microsoft.com/office/word/2010/wordprocessingDrawing" xmlns:wp="http://schemas.openxmlformats.org/drawingml/2006/wordprocessingDrawing" xmlns:w10="urn:schemas-microsoft-com:office:word" xmlns:w="http://schemas.openxmlformats.org/wordprocessingml/2006/main" xmlns:w14="http://schemas.microsoft.com/office/word/2010/wordml" xmlns:w15="http://schemas.microsoft.com/office/word/2012/wordml" xmlns:w16cex="http://schemas.microsoft.com/office/word/2018/wordml/cex" xmlns:w16cid="http://schemas.microsoft.com/office/word/2016/wordml/cid" xmlns:w16="http://schemas.microsoft.com/office/word/2018/wordml" xmlns:w16sdtdh="http://schemas.microsoft.com/office/word/2020/wordml/sdtdatahash" xmlns:w16se="http://schemas.microsoft.com/office/word/2015/wordml/symex" xmlns:wpg="http://schemas.microsoft.com/office/word/2010/wordprocessingGroup" xmlns:wpi="http://schemas.microsoft.com/office/word/2010/wordprocessingInk" xmlns:wne="http://schemas.microsoft.com/office/word/2006/wordml" xmlns:wps="http://schemas.microsoft.com/office/word/2010/wordprocessingShape" mc:Ignorable="w14 w15 w16se w16cid w16 w16cex w16sdtdh wp14">
   <w:endnote w:type="separator" w:id="-1">
     <w:p>
       <w:r>
@@ -11267,7 +16727,7 @@
 </file>
 
 <file path=word/footer1.xml><?xml version="1.0" encoding="utf-8"?>
-<w:ftr xmlns:wpc="http://schemas.microsoft.com/office/word/2010/wordprocessingCanvas" xmlns:cx="http://schemas.microsoft.com/office/drawing/2014/chartex" xmlns:cx1="http://schemas.microsoft.com/office/drawing/2015/9/8/chartex" xmlns:cx2="http://schemas.microsoft.com/office/drawing/2015/10/21/chartex" xmlns:cx3="http://schemas.microsoft.com/office/drawing/2016/5/9/chartex" xmlns:cx4="http://schemas.microsoft.com/office/drawing/2016/5/10/chartex" xmlns:cx5="http://schemas.microsoft.com/office/drawing/2016/5/11/chartex" xmlns:cx6="http://schemas.microsoft.com/office/drawing/2016/5/12/chartex" xmlns:cx7="http://schemas.microsoft.com/office/drawing/2016/5/13/chartex" xmlns:cx8="http://schemas.microsoft.com/office/drawing/2016/5/14/chartex" xmlns:mc="http://schemas.openxmlformats.org/markup-compatibility/2006" xmlns:aink="http://schemas.microsoft.com/office/drawing/2016/ink" xmlns:am3d="http://schemas.microsoft.com/office/drawing/2017/model3d" xmlns:o="urn:schemas-microsoft-com:office:office" xmlns:oel="http://schemas.microsoft.com/office/2019/extlst" xmlns:r="http://schemas.openxmlformats.org/officeDocument/2006/relationships" xmlns:m="http://schemas.openxmlformats.org/officeDocument/2006/math" xmlns:v="urn:schemas-microsoft-com:vml" xmlns:wp14="http://schemas.microsoft.com/office/word/2010/wordprocessingDrawing" xmlns:wp="http://schemas.openxmlformats.org/drawingml/2006/wordprocessingDrawing" xmlns:w10="urn:schemas-microsoft-com:office:word" xmlns:w="http://schemas.openxmlformats.org/wordprocessingml/2006/main" xmlns:w14="http://schemas.microsoft.com/office/word/2010/wordml" xmlns:w15="http://schemas.microsoft.com/office/word/2012/wordml" xmlns:w16cex="http://schemas.microsoft.com/office/word/2018/wordml/cex" xmlns:w16cid="http://schemas.microsoft.com/office/word/2016/wordml/cid" xmlns:w16="http://schemas.microsoft.com/office/word/2018/wordml" xmlns:w16du="http://schemas.microsoft.com/office/word/2023/wordml/word16du" xmlns:w16sdtdh="http://schemas.microsoft.com/office/word/2020/wordml/sdtdatahash" xmlns:w16sdtfl="http://schemas.microsoft.com/office/word/2024/wordml/sdtformatlock" xmlns:w16se="http://schemas.microsoft.com/office/word/2015/wordml/symex" xmlns:wpg="http://schemas.microsoft.com/office/word/2010/wordprocessingGroup" xmlns:wpi="http://schemas.microsoft.com/office/word/2010/wordprocessingInk" xmlns:wne="http://schemas.microsoft.com/office/word/2006/wordml" xmlns:wps="http://schemas.microsoft.com/office/word/2010/wordprocessingShape" mc:Ignorable="w14 w15 w16se w16cid w16 w16cex w16sdtdh w16sdtfl w16du wp14">
+<w:ftr xmlns:wpc="http://schemas.microsoft.com/office/word/2010/wordprocessingCanvas" xmlns:cx="http://schemas.microsoft.com/office/drawing/2014/chartex" xmlns:cx1="http://schemas.microsoft.com/office/drawing/2015/9/8/chartex" xmlns:cx2="http://schemas.microsoft.com/office/drawing/2015/10/21/chartex" xmlns:cx3="http://schemas.microsoft.com/office/drawing/2016/5/9/chartex" xmlns:cx4="http://schemas.microsoft.com/office/drawing/2016/5/10/chartex" xmlns:cx5="http://schemas.microsoft.com/office/drawing/2016/5/11/chartex" xmlns:cx6="http://schemas.microsoft.com/office/drawing/2016/5/12/chartex" xmlns:cx7="http://schemas.microsoft.com/office/drawing/2016/5/13/chartex" xmlns:cx8="http://schemas.microsoft.com/office/drawing/2016/5/14/chartex" xmlns:mc="http://schemas.openxmlformats.org/markup-compatibility/2006" xmlns:aink="http://schemas.microsoft.com/office/drawing/2016/ink" xmlns:am3d="http://schemas.microsoft.com/office/drawing/2017/model3d" xmlns:o="urn:schemas-microsoft-com:office:office" xmlns:oel="http://schemas.microsoft.com/office/2019/extlst" xmlns:r="http://schemas.openxmlformats.org/officeDocument/2006/relationships" xmlns:m="http://schemas.openxmlformats.org/officeDocument/2006/math" xmlns:v="urn:schemas-microsoft-com:vml" xmlns:wp14="http://schemas.microsoft.com/office/word/2010/wordprocessingDrawing" xmlns:wp="http://schemas.openxmlformats.org/drawingml/2006/wordprocessingDrawing" xmlns:w10="urn:schemas-microsoft-com:office:word" xmlns:w="http://schemas.openxmlformats.org/wordprocessingml/2006/main" xmlns:w14="http://schemas.microsoft.com/office/word/2010/wordml" xmlns:w15="http://schemas.microsoft.com/office/word/2012/wordml" xmlns:w16cex="http://schemas.microsoft.com/office/word/2018/wordml/cex" xmlns:w16cid="http://schemas.microsoft.com/office/word/2016/wordml/cid" xmlns:w16="http://schemas.microsoft.com/office/word/2018/wordml" xmlns:w16sdtdh="http://schemas.microsoft.com/office/word/2020/wordml/sdtdatahash" xmlns:w16se="http://schemas.microsoft.com/office/word/2015/wordml/symex" xmlns:wpg="http://schemas.microsoft.com/office/word/2010/wordprocessingGroup" xmlns:wpi="http://schemas.microsoft.com/office/word/2010/wordprocessingInk" xmlns:wne="http://schemas.microsoft.com/office/word/2006/wordml" xmlns:wps="http://schemas.microsoft.com/office/word/2010/wordprocessingShape" mc:Ignorable="w14 w15 w16se w16cid w16 w16cex w16sdtdh wp14">
   <w:p>
     <w:pPr>
       <w:pStyle w:val="Footer"/>
@@ -11282,7 +16742,7 @@
 </file>
 
 <file path=word/footnotes.xml><?xml version="1.0" encoding="utf-8"?>
-<w:footnotes xmlns:wpc="http://schemas.microsoft.com/office/word/2010/wordprocessingCanvas" xmlns:cx="http://schemas.microsoft.com/office/drawing/2014/chartex" xmlns:cx1="http://schemas.microsoft.com/office/drawing/2015/9/8/chartex" xmlns:cx2="http://schemas.microsoft.com/office/drawing/2015/10/21/chartex" xmlns:cx3="http://schemas.microsoft.com/office/drawing/2016/5/9/chartex" xmlns:cx4="http://schemas.microsoft.com/office/drawing/2016/5/10/chartex" xmlns:cx5="http://schemas.microsoft.com/office/drawing/2016/5/11/chartex" xmlns:cx6="http://schemas.microsoft.com/office/drawing/2016/5/12/chartex" xmlns:cx7="http://schemas.microsoft.com/office/drawing/2016/5/13/chartex" xmlns:cx8="http://schemas.microsoft.com/office/drawing/2016/5/14/chartex" xmlns:mc="http://schemas.openxmlformats.org/markup-compatibility/2006" xmlns:aink="http://schemas.microsoft.com/office/drawing/2016/ink" xmlns:am3d="http://schemas.microsoft.com/office/drawing/2017/model3d" xmlns:o="urn:schemas-microsoft-com:office:office" xmlns:oel="http://schemas.microsoft.com/office/2019/extlst" xmlns:r="http://schemas.openxmlformats.org/officeDocument/2006/relationships" xmlns:m="http://schemas.openxmlformats.org/officeDocument/2006/math" xmlns:v="urn:schemas-microsoft-com:vml" xmlns:wp14="http://schemas.microsoft.com/office/word/2010/wordprocessingDrawing" xmlns:wp="http://schemas.openxmlformats.org/drawingml/2006/wordprocessingDrawing" xmlns:w10="urn:schemas-microsoft-com:office:word" xmlns:w="http://schemas.openxmlformats.org/wordprocessingml/2006/main" xmlns:w14="http://schemas.microsoft.com/office/word/2010/wordml" xmlns:w15="http://schemas.microsoft.com/office/word/2012/wordml" xmlns:w16cex="http://schemas.microsoft.com/office/word/2018/wordml/cex" xmlns:w16cid="http://schemas.microsoft.com/office/word/2016/wordml/cid" xmlns:w16="http://schemas.microsoft.com/office/word/2018/wordml" xmlns:w16du="http://schemas.microsoft.com/office/word/2023/wordml/word16du" xmlns:w16sdtdh="http://schemas.microsoft.com/office/word/2020/wordml/sdtdatahash" xmlns:w16sdtfl="http://schemas.microsoft.com/office/word/2024/wordml/sdtformatlock" xmlns:w16se="http://schemas.microsoft.com/office/word/2015/wordml/symex" xmlns:wpg="http://schemas.microsoft.com/office/word/2010/wordprocessingGroup" xmlns:wpi="http://schemas.microsoft.com/office/word/2010/wordprocessingInk" xmlns:wne="http://schemas.microsoft.com/office/word/2006/wordml" xmlns:wps="http://schemas.microsoft.com/office/word/2010/wordprocessingShape" mc:Ignorable="w14 w15 w16se w16cid w16 w16cex w16sdtdh w16sdtfl w16du wp14">
+<w:footnotes xmlns:wpc="http://schemas.microsoft.com/office/word/2010/wordprocessingCanvas" xmlns:cx="http://schemas.microsoft.com/office/drawing/2014/chartex" xmlns:cx1="http://schemas.microsoft.com/office/drawing/2015/9/8/chartex" xmlns:cx2="http://schemas.microsoft.com/office/drawing/2015/10/21/chartex" xmlns:cx3="http://schemas.microsoft.com/office/drawing/2016/5/9/chartex" xmlns:cx4="http://schemas.microsoft.com/office/drawing/2016/5/10/chartex" xmlns:cx5="http://schemas.microsoft.com/office/drawing/2016/5/11/chartex" xmlns:cx6="http://schemas.microsoft.com/office/drawing/2016/5/12/chartex" xmlns:cx7="http://schemas.microsoft.com/office/drawing/2016/5/13/chartex" xmlns:cx8="http://schemas.microsoft.com/office/drawing/2016/5/14/chartex" xmlns:mc="http://schemas.openxmlformats.org/markup-compatibility/2006" xmlns:aink="http://schemas.microsoft.com/office/drawing/2016/ink" xmlns:am3d="http://schemas.microsoft.com/office/drawing/2017/model3d" xmlns:o="urn:schemas-microsoft-com:office:office" xmlns:oel="http://schemas.microsoft.com/office/2019/extlst" xmlns:r="http://schemas.openxmlformats.org/officeDocument/2006/relationships" xmlns:m="http://schemas.openxmlformats.org/officeDocument/2006/math" xmlns:v="urn:schemas-microsoft-com:vml" xmlns:wp14="http://schemas.microsoft.com/office/word/2010/wordprocessingDrawing" xmlns:wp="http://schemas.openxmlformats.org/drawingml/2006/wordprocessingDrawing" xmlns:w10="urn:schemas-microsoft-com:office:word" xmlns:w="http://schemas.openxmlformats.org/wordprocessingml/2006/main" xmlns:w14="http://schemas.microsoft.com/office/word/2010/wordml" xmlns:w15="http://schemas.microsoft.com/office/word/2012/wordml" xmlns:w16cex="http://schemas.microsoft.com/office/word/2018/wordml/cex" xmlns:w16cid="http://schemas.microsoft.com/office/word/2016/wordml/cid" xmlns:w16="http://schemas.microsoft.com/office/word/2018/wordml" xmlns:w16sdtdh="http://schemas.microsoft.com/office/word/2020/wordml/sdtdatahash" xmlns:w16se="http://schemas.microsoft.com/office/word/2015/wordml/symex" xmlns:wpg="http://schemas.microsoft.com/office/word/2010/wordprocessingGroup" xmlns:wpi="http://schemas.microsoft.com/office/word/2010/wordprocessingInk" xmlns:wne="http://schemas.microsoft.com/office/word/2006/wordml" xmlns:wps="http://schemas.microsoft.com/office/word/2010/wordprocessingShape" mc:Ignorable="w14 w15 w16se w16cid w16 w16cex w16sdtdh wp14">
   <w:footnote w:type="separator" w:id="-1">
     <w:p>
       <w:r>
@@ -11301,7 +16761,7 @@
 </file>
 
 <file path=word/numbering.xml><?xml version="1.0" encoding="utf-8"?>
-<w:numbering xmlns:wpc="http://schemas.microsoft.com/office/word/2010/wordprocessingCanvas" xmlns:cx="http://schemas.microsoft.com/office/drawing/2014/chartex" xmlns:cx1="http://schemas.microsoft.com/office/drawing/2015/9/8/chartex" xmlns:cx2="http://schemas.microsoft.com/office/drawing/2015/10/21/chartex" xmlns:cx3="http://schemas.microsoft.com/office/drawing/2016/5/9/chartex" xmlns:cx4="http://schemas.microsoft.com/office/drawing/2016/5/10/chartex" xmlns:cx5="http://schemas.microsoft.com/office/drawing/2016/5/11/chartex" xmlns:cx6="http://schemas.microsoft.com/office/drawing/2016/5/12/chartex" xmlns:cx7="http://schemas.microsoft.com/office/drawing/2016/5/13/chartex" xmlns:cx8="http://schemas.microsoft.com/office/drawing/2016/5/14/chartex" xmlns:mc="http://schemas.openxmlformats.org/markup-compatibility/2006" xmlns:aink="http://schemas.microsoft.com/office/drawing/2016/ink" xmlns:am3d="http://schemas.microsoft.com/office/drawing/2017/model3d" xmlns:o="urn:schemas-microsoft-com:office:office" xmlns:oel="http://schemas.microsoft.com/office/2019/extlst" xmlns:r="http://schemas.openxmlformats.org/officeDocument/2006/relationships" xmlns:m="http://schemas.openxmlformats.org/officeDocument/2006/math" xmlns:v="urn:schemas-microsoft-com:vml" xmlns:wp14="http://schemas.microsoft.com/office/word/2010/wordprocessingDrawing" xmlns:wp="http://schemas.openxmlformats.org/drawingml/2006/wordprocessingDrawing" xmlns:w10="urn:schemas-microsoft-com:office:word" xmlns:w="http://schemas.openxmlformats.org/wordprocessingml/2006/main" xmlns:w14="http://schemas.microsoft.com/office/word/2010/wordml" xmlns:w15="http://schemas.microsoft.com/office/word/2012/wordml" xmlns:w16cex="http://schemas.microsoft.com/office/word/2018/wordml/cex" xmlns:w16cid="http://schemas.microsoft.com/office/word/2016/wordml/cid" xmlns:w16="http://schemas.microsoft.com/office/word/2018/wordml" xmlns:w16du="http://schemas.microsoft.com/office/word/2023/wordml/word16du" xmlns:w16sdtdh="http://schemas.microsoft.com/office/word/2020/wordml/sdtdatahash" xmlns:w16sdtfl="http://schemas.microsoft.com/office/word/2024/wordml/sdtformatlock" xmlns:w16se="http://schemas.microsoft.com/office/word/2015/wordml/symex" xmlns:wpg="http://schemas.microsoft.com/office/word/2010/wordprocessingGroup" xmlns:wpi="http://schemas.microsoft.com/office/word/2010/wordprocessingInk" xmlns:wne="http://schemas.microsoft.com/office/word/2006/wordml" xmlns:wps="http://schemas.microsoft.com/office/word/2010/wordprocessingShape" mc:Ignorable="w14 w15 w16se w16cid w16 w16cex w16sdtdh w16sdtfl w16du wp14">
+<w:numbering xmlns:wpc="http://schemas.microsoft.com/office/word/2010/wordprocessingCanvas" xmlns:cx="http://schemas.microsoft.com/office/drawing/2014/chartex" xmlns:cx1="http://schemas.microsoft.com/office/drawing/2015/9/8/chartex" xmlns:cx2="http://schemas.microsoft.com/office/drawing/2015/10/21/chartex" xmlns:cx3="http://schemas.microsoft.com/office/drawing/2016/5/9/chartex" xmlns:cx4="http://schemas.microsoft.com/office/drawing/2016/5/10/chartex" xmlns:cx5="http://schemas.microsoft.com/office/drawing/2016/5/11/chartex" xmlns:cx6="http://schemas.microsoft.com/office/drawing/2016/5/12/chartex" xmlns:cx7="http://schemas.microsoft.com/office/drawing/2016/5/13/chartex" xmlns:cx8="http://schemas.microsoft.com/office/drawing/2016/5/14/chartex" xmlns:mc="http://schemas.openxmlformats.org/markup-compatibility/2006" xmlns:aink="http://schemas.microsoft.com/office/drawing/2016/ink" xmlns:am3d="http://schemas.microsoft.com/office/drawing/2017/model3d" xmlns:o="urn:schemas-microsoft-com:office:office" xmlns:oel="http://schemas.microsoft.com/office/2019/extlst" xmlns:r="http://schemas.openxmlformats.org/officeDocument/2006/relationships" xmlns:m="http://schemas.openxmlformats.org/officeDocument/2006/math" xmlns:v="urn:schemas-microsoft-com:vml" xmlns:wp14="http://schemas.microsoft.com/office/word/2010/wordprocessingDrawing" xmlns:wp="http://schemas.openxmlformats.org/drawingml/2006/wordprocessingDrawing" xmlns:w10="urn:schemas-microsoft-com:office:word" xmlns:w="http://schemas.openxmlformats.org/wordprocessingml/2006/main" xmlns:w14="http://schemas.microsoft.com/office/word/2010/wordml" xmlns:w15="http://schemas.microsoft.com/office/word/2012/wordml" xmlns:w16cex="http://schemas.microsoft.com/office/word/2018/wordml/cex" xmlns:w16cid="http://schemas.microsoft.com/office/word/2016/wordml/cid" xmlns:w16="http://schemas.microsoft.com/office/word/2018/wordml" xmlns:w16sdtdh="http://schemas.microsoft.com/office/word/2020/wordml/sdtdatahash" xmlns:w16se="http://schemas.microsoft.com/office/word/2015/wordml/symex" xmlns:wpg="http://schemas.microsoft.com/office/word/2010/wordprocessingGroup" xmlns:wpi="http://schemas.microsoft.com/office/word/2010/wordprocessingInk" xmlns:wne="http://schemas.microsoft.com/office/word/2006/wordml" xmlns:wps="http://schemas.microsoft.com/office/word/2010/wordprocessingShape" mc:Ignorable="w14 w15 w16se w16cid w16 w16cex w16sdtdh wp14">
   <w:abstractNum w:abstractNumId="0" w15:restartNumberingAfterBreak="0">
     <w:nsid w:val="01E30731"/>
     <w:multiLevelType w:val="hybridMultilevel"/>
@@ -14252,7 +19712,7 @@
 </file>
 
 <file path=word/styles.xml><?xml version="1.0" encoding="utf-8"?>
-<w:styles xmlns:mc="http://schemas.openxmlformats.org/markup-compatibility/2006" xmlns:r="http://schemas.openxmlformats.org/officeDocument/2006/relationships" xmlns:w="http://schemas.openxmlformats.org/wordprocessingml/2006/main" xmlns:w14="http://schemas.microsoft.com/office/word/2010/wordml" xmlns:w15="http://schemas.microsoft.com/office/word/2012/wordml" xmlns:w16cex="http://schemas.microsoft.com/office/word/2018/wordml/cex" xmlns:w16cid="http://schemas.microsoft.com/office/word/2016/wordml/cid" xmlns:w16="http://schemas.microsoft.com/office/word/2018/wordml" xmlns:w16du="http://schemas.microsoft.com/office/word/2023/wordml/word16du" xmlns:w16sdtdh="http://schemas.microsoft.com/office/word/2020/wordml/sdtdatahash" xmlns:w16sdtfl="http://schemas.microsoft.com/office/word/2024/wordml/sdtformatlock" xmlns:w16se="http://schemas.microsoft.com/office/word/2015/wordml/symex" mc:Ignorable="w14 w15 w16se w16cid w16 w16cex w16sdtdh w16sdtfl w16du">
+<w:styles xmlns:mc="http://schemas.openxmlformats.org/markup-compatibility/2006" xmlns:r="http://schemas.openxmlformats.org/officeDocument/2006/relationships" xmlns:w="http://schemas.openxmlformats.org/wordprocessingml/2006/main" xmlns:w14="http://schemas.microsoft.com/office/word/2010/wordml" xmlns:w15="http://schemas.microsoft.com/office/word/2012/wordml" xmlns:w16cex="http://schemas.microsoft.com/office/word/2018/wordml/cex" xmlns:w16cid="http://schemas.microsoft.com/office/word/2016/wordml/cid" xmlns:w16="http://schemas.microsoft.com/office/word/2018/wordml" xmlns:w16sdtdh="http://schemas.microsoft.com/office/word/2020/wordml/sdtdatahash" xmlns:w16se="http://schemas.microsoft.com/office/word/2015/wordml/symex" mc:Ignorable="w14 w15 w16se w16cid w16 w16cex w16sdtdh">
   <w:docDefaults>
     <w:rPrDefault>
       <w:rPr>

--- a/DOCUMENTS/Assessment_2_report.docx
+++ b/DOCUMENTS/Assessment_2_report.docx
@@ -3483,7 +3483,7 @@
                 <w:noProof/>
                 <w:webHidden/>
               </w:rPr>
-              <w:t>33</w:t>
+              <w:t>34</w:t>
             </w:r>
             <w:r>
               <w:rPr>
@@ -3767,7 +3767,7 @@
                 <w:noProof/>
                 <w:webHidden/>
               </w:rPr>
-              <w:t>37</w:t>
+              <w:t>38</w:t>
             </w:r>
             <w:r>
               <w:rPr>
@@ -7505,7 +7505,15 @@
         <w:t xml:space="preserve"> is high</w:t>
       </w:r>
       <w:r>
-        <w:t>: estimated overall cost is around $150 AUD, both using open source tools and free tier hosting under the WIL arrangement, and the expected value for FAZ Australia is great, as defect escape rate will be reduced and onboarding of connectors will be accelerated.</w:t>
+        <w:t xml:space="preserve">: estimated overall cost is around $150 AUD, both using </w:t>
+      </w:r>
+      <w:proofErr w:type="gramStart"/>
+      <w:r>
+        <w:t>open source</w:t>
+      </w:r>
+      <w:proofErr w:type="gramEnd"/>
+      <w:r>
+        <w:t xml:space="preserve"> tools and free tier hosting under the WIL arrangement, and the expected value for FAZ Australia is great, as defect escape rate will be reduced and onboarding of connectors will be accelerated.</w:t>
       </w:r>
     </w:p>
     <w:p>
@@ -8087,7 +8095,21 @@
         <w:rPr>
           <w:lang w:val="en-US"/>
         </w:rPr>
-        <w:t xml:space="preserve"> is currently one of the most credited synthetic patient generator as it creates realistic </w:t>
+        <w:t xml:space="preserve"> is currently one of the most credited synthetic patient </w:t>
+      </w:r>
+      <w:proofErr w:type="gramStart"/>
+      <w:r>
+        <w:rPr>
+          <w:lang w:val="en-US"/>
+        </w:rPr>
+        <w:t>generator</w:t>
+      </w:r>
+      <w:proofErr w:type="gramEnd"/>
+      <w:r>
+        <w:rPr>
+          <w:lang w:val="en-US"/>
+        </w:rPr>
+        <w:t xml:space="preserve"> as it creates realistic </w:t>
       </w:r>
       <w:r>
         <w:t>realistic mock medical histories and electronic health records</w:t>
@@ -8152,7 +8174,15 @@
     </w:p>
     <w:p>
       <w:r>
-        <w:t xml:space="preserve">The main gap in the current market is that existing standards and vendors solve only part of the problem. Standards define how data should be exchanged, vendor products expose endpoints and terminology systems define how meaning should be coded. This still then requires a synthetic test harness that utilises all these tools, standards and frameworks to form a repeatable automation testing, failure simulation and validation of edge cases. </w:t>
+        <w:t xml:space="preserve">The main gap in the current market is that existing standards and vendors solve only part of the problem. Standards define how data should be </w:t>
+      </w:r>
+      <w:proofErr w:type="gramStart"/>
+      <w:r>
+        <w:t>exchanged,</w:t>
+      </w:r>
+      <w:proofErr w:type="gramEnd"/>
+      <w:r>
+        <w:t xml:space="preserve"> vendor products expose endpoints and terminology systems define how meaning should be coded. This still then requires a synthetic test harness that utilises all these tools, standards and frameworks to form a repeatable automation testing, failure simulation and validation of edge cases. </w:t>
       </w:r>
     </w:p>
     <w:p/>
@@ -11941,7 +11971,13 @@
     </w:p>
     <w:p>
       <w:r>
-        <w:t>The implementation of the Healthcare Integration and Clinical Terminology Test Harness will continue in Stage 2 using a sprint-based approach. Stage 1 has set the business requirements suggested architecture, security design, planned test cases and a small Postman proof of concept. Stage 2 will turn this design into a working test harness. Check it step by step against the success criteria set in Stage 1.</w:t>
+        <w:t xml:space="preserve">The implementation of the Healthcare Integration and Clinical Terminology Test Harness will </w:t>
+      </w:r>
+      <w:r>
+        <w:t>begin</w:t>
+      </w:r>
+      <w:r>
+        <w:t xml:space="preserve"> in Stage 2 using a sprint-based approach. Stage 1 has set the business requirements suggested architecture, security design, planned test cases and a small Postman proof of concept. Stage 2 will turn this design into a working test harness. Check it step by step against the success criteria set in Stage 1.</w:t>
       </w:r>
     </w:p>
     <w:p>
@@ -12383,7 +12419,7 @@
           <w:b/>
           <w:bCs/>
         </w:rPr>
-        <w:t>Sprint activities and major deliverables</w:t>
+        <w:t>Planned Sprint Activities and Expected Major Deliverables for ICT946</w:t>
       </w:r>
     </w:p>
     <w:tbl>
@@ -13053,7 +13089,16 @@
     <w:p>
       <w:bookmarkStart w:id="28" w:name="_Hlk240207632"/>
       <w:r>
-        <w:t xml:space="preserve">The proposed Stage 2 implementation will use a -service architecture that consists of a Test Harness API, PostgreSQL synthetic-data storage and HAPI FHIR validation. </w:t>
+        <w:t xml:space="preserve">The proposed Stage 2 implementation will use a </w:t>
+      </w:r>
+      <w:r>
+        <w:t>multi-service architecture</w:t>
+      </w:r>
+      <w:r>
+        <w:t xml:space="preserve"> </w:t>
+      </w:r>
+      <w:r>
+        <w:t xml:space="preserve">that consists of a Test Harness API, PostgreSQL synthetic-data storage and HAPI FHIR validation. </w:t>
       </w:r>
       <w:proofErr w:type="spellStart"/>
       <w:r>
@@ -14734,7 +14779,23 @@
                 <w:sz w:val="20"/>
                 <w:szCs w:val="20"/>
               </w:rPr>
-              <w:t>No authentication currently implemented (NIST PR.AA = Planned)</w:t>
+              <w:t xml:space="preserve">No authentication currently implemented (NIST </w:t>
+            </w:r>
+            <w:proofErr w:type="gramStart"/>
+            <w:r>
+              <w:rPr>
+                <w:sz w:val="20"/>
+                <w:szCs w:val="20"/>
+              </w:rPr>
+              <w:t>PR.AA</w:t>
+            </w:r>
+            <w:proofErr w:type="gramEnd"/>
+            <w:r>
+              <w:rPr>
+                <w:sz w:val="20"/>
+                <w:szCs w:val="20"/>
+              </w:rPr>
+              <w:t xml:space="preserve"> = Planned)</w:t>
             </w:r>
           </w:p>
         </w:tc>
@@ -14785,9 +14846,385 @@
     <w:p/>
     <w:p>
       <w:r>
-        <w:t>I see that security controls mentioned in Section 4.3 make up the proposed solution design. I notice that this evaluation separates design security controls from those security controls that were actually shown during Stage 1. I treat a security control as implemented when I have clear evidence, from the Stage 1 proof of concept or test results. I mark security controls that lack evidence as planned for Stage 2 (ICT946).</w:t>
-      </w:r>
-    </w:p>
+        <w:t xml:space="preserve">Section 4.3 describes the security controls that are meant for the target test-harness architecture, such, as authentication, encryption, input validation, logging and secure configuration. Section 5.2 checks these controls using the evidence that was shown during Stage 1. </w:t>
+      </w:r>
+      <w:r>
+        <w:t>So,</w:t>
+      </w:r>
+      <w:r>
+        <w:t xml:space="preserve"> a control might be part of the suggested design. Still be listed here as Partial or Planned if the Stage 1 Postman proof of concept does not show any implementation evidence. This difference makes sure that controls that are planned for Stage 2 are not said to be done during Stage 1.</w:t>
+      </w:r>
+    </w:p>
+    <w:tbl>
+      <w:tblPr>
+        <w:tblStyle w:val="TableGrid"/>
+        <w:tblW w:w="0" w:type="auto"/>
+        <w:tblLook w:val="04A0" w:firstRow="1" w:lastRow="0" w:firstColumn="1" w:lastColumn="0" w:noHBand="0" w:noVBand="1"/>
+      </w:tblPr>
+      <w:tblGrid>
+        <w:gridCol w:w="2742"/>
+        <w:gridCol w:w="4582"/>
+        <w:gridCol w:w="1692"/>
+      </w:tblGrid>
+      <w:tr>
+        <w:tc>
+          <w:tcPr>
+            <w:tcW w:w="0" w:type="auto"/>
+            <w:hideMark/>
+          </w:tcPr>
+          <w:p>
+            <w:pPr>
+              <w:spacing w:after="160" w:line="259" w:lineRule="auto"/>
+              <w:rPr>
+                <w:b/>
+                <w:bCs/>
+              </w:rPr>
+            </w:pPr>
+            <w:r>
+              <w:rPr>
+                <w:b/>
+                <w:bCs/>
+              </w:rPr>
+              <w:t>Section 4.3 control</w:t>
+            </w:r>
+          </w:p>
+        </w:tc>
+        <w:tc>
+          <w:tcPr>
+            <w:tcW w:w="0" w:type="auto"/>
+            <w:hideMark/>
+          </w:tcPr>
+          <w:p>
+            <w:pPr>
+              <w:spacing w:after="160" w:line="259" w:lineRule="auto"/>
+              <w:rPr>
+                <w:b/>
+                <w:bCs/>
+              </w:rPr>
+            </w:pPr>
+            <w:r>
+              <w:rPr>
+                <w:b/>
+                <w:bCs/>
+              </w:rPr>
+              <w:t>Stage 1 evidence in Section 5.2</w:t>
+            </w:r>
+          </w:p>
+        </w:tc>
+        <w:tc>
+          <w:tcPr>
+            <w:tcW w:w="0" w:type="auto"/>
+            <w:hideMark/>
+          </w:tcPr>
+          <w:p>
+            <w:pPr>
+              <w:spacing w:after="160" w:line="259" w:lineRule="auto"/>
+              <w:rPr>
+                <w:b/>
+                <w:bCs/>
+              </w:rPr>
+            </w:pPr>
+            <w:r>
+              <w:rPr>
+                <w:b/>
+                <w:bCs/>
+              </w:rPr>
+              <w:t>Evaluation for Stage 1</w:t>
+            </w:r>
+          </w:p>
+        </w:tc>
+      </w:tr>
+      <w:tr>
+        <w:tc>
+          <w:tcPr>
+            <w:tcW w:w="0" w:type="auto"/>
+            <w:hideMark/>
+          </w:tcPr>
+          <w:p>
+            <w:pPr>
+              <w:spacing w:after="160" w:line="259" w:lineRule="auto"/>
+            </w:pPr>
+            <w:r>
+              <w:t>Authentication – SMART on FHIR / OAuth 2.0</w:t>
+            </w:r>
+          </w:p>
+        </w:tc>
+        <w:tc>
+          <w:tcPr>
+            <w:tcW w:w="0" w:type="auto"/>
+            <w:hideMark/>
+          </w:tcPr>
+          <w:p>
+            <w:pPr>
+              <w:spacing w:after="160" w:line="259" w:lineRule="auto"/>
+            </w:pPr>
+            <w:r>
+              <w:t>Not demonstrated by the Postman mock endpoint</w:t>
+            </w:r>
+          </w:p>
+        </w:tc>
+        <w:tc>
+          <w:tcPr>
+            <w:tcW w:w="0" w:type="auto"/>
+            <w:hideMark/>
+          </w:tcPr>
+          <w:p>
+            <w:pPr>
+              <w:spacing w:after="160" w:line="259" w:lineRule="auto"/>
+            </w:pPr>
+            <w:r>
+              <w:rPr>
+                <w:b/>
+                <w:bCs/>
+              </w:rPr>
+              <w:t>Planned – Stage 2</w:t>
+            </w:r>
+          </w:p>
+        </w:tc>
+      </w:tr>
+      <w:tr>
+        <w:tc>
+          <w:tcPr>
+            <w:tcW w:w="0" w:type="auto"/>
+            <w:hideMark/>
+          </w:tcPr>
+          <w:p>
+            <w:pPr>
+              <w:spacing w:after="160" w:line="259" w:lineRule="auto"/>
+            </w:pPr>
+            <w:r>
+              <w:t>Data protection – synthetic data / identifier rejection</w:t>
+            </w:r>
+          </w:p>
+        </w:tc>
+        <w:tc>
+          <w:tcPr>
+            <w:tcW w:w="0" w:type="auto"/>
+            <w:hideMark/>
+          </w:tcPr>
+          <w:p>
+            <w:pPr>
+              <w:spacing w:after="160" w:line="259" w:lineRule="auto"/>
+            </w:pPr>
+            <w:r>
+              <w:t>Synthetic SYNTH-001 data demonstrated; automated DVR enforcement not yet implemented</w:t>
+            </w:r>
+          </w:p>
+        </w:tc>
+        <w:tc>
+          <w:tcPr>
+            <w:tcW w:w="0" w:type="auto"/>
+            <w:hideMark/>
+          </w:tcPr>
+          <w:p>
+            <w:pPr>
+              <w:spacing w:after="160" w:line="259" w:lineRule="auto"/>
+            </w:pPr>
+            <w:r>
+              <w:rPr>
+                <w:b/>
+                <w:bCs/>
+              </w:rPr>
+              <w:t>Partial</w:t>
+            </w:r>
+          </w:p>
+        </w:tc>
+      </w:tr>
+      <w:tr>
+        <w:tc>
+          <w:tcPr>
+            <w:tcW w:w="0" w:type="auto"/>
+            <w:hideMark/>
+          </w:tcPr>
+          <w:p>
+            <w:pPr>
+              <w:spacing w:after="160" w:line="259" w:lineRule="auto"/>
+            </w:pPr>
+            <w:r>
+              <w:lastRenderedPageBreak/>
+              <w:t>Encryption – HTTPS/TLS</w:t>
+            </w:r>
+          </w:p>
+        </w:tc>
+        <w:tc>
+          <w:tcPr>
+            <w:tcW w:w="0" w:type="auto"/>
+            <w:hideMark/>
+          </w:tcPr>
+          <w:p>
+            <w:pPr>
+              <w:spacing w:after="160" w:line="259" w:lineRule="auto"/>
+            </w:pPr>
+            <w:r>
+              <w:t>No Stage 1 evidence demonstrating configured transport security</w:t>
+            </w:r>
+          </w:p>
+        </w:tc>
+        <w:tc>
+          <w:tcPr>
+            <w:tcW w:w="0" w:type="auto"/>
+            <w:hideMark/>
+          </w:tcPr>
+          <w:p>
+            <w:pPr>
+              <w:spacing w:after="160" w:line="259" w:lineRule="auto"/>
+            </w:pPr>
+            <w:r>
+              <w:rPr>
+                <w:b/>
+                <w:bCs/>
+              </w:rPr>
+              <w:t>Planned – Stage 2</w:t>
+            </w:r>
+          </w:p>
+        </w:tc>
+      </w:tr>
+      <w:tr>
+        <w:tc>
+          <w:tcPr>
+            <w:tcW w:w="0" w:type="auto"/>
+            <w:hideMark/>
+          </w:tcPr>
+          <w:p>
+            <w:pPr>
+              <w:spacing w:after="160" w:line="259" w:lineRule="auto"/>
+            </w:pPr>
+            <w:r>
+              <w:t>Input validation – FHIR/message validation</w:t>
+            </w:r>
+          </w:p>
+        </w:tc>
+        <w:tc>
+          <w:tcPr>
+            <w:tcW w:w="0" w:type="auto"/>
+            <w:hideMark/>
+          </w:tcPr>
+          <w:p>
+            <w:pPr>
+              <w:spacing w:after="160" w:line="259" w:lineRule="auto"/>
+            </w:pPr>
+            <w:r>
+              <w:t>Basic response structure was checked in Postman; HAPI/AU Core validation not yet implemented</w:t>
+            </w:r>
+          </w:p>
+        </w:tc>
+        <w:tc>
+          <w:tcPr>
+            <w:tcW w:w="0" w:type="auto"/>
+            <w:hideMark/>
+          </w:tcPr>
+          <w:p>
+            <w:pPr>
+              <w:spacing w:after="160" w:line="259" w:lineRule="auto"/>
+            </w:pPr>
+            <w:r>
+              <w:rPr>
+                <w:b/>
+                <w:bCs/>
+              </w:rPr>
+              <w:t>Partial</w:t>
+            </w:r>
+          </w:p>
+        </w:tc>
+      </w:tr>
+      <w:tr>
+        <w:tc>
+          <w:tcPr>
+            <w:tcW w:w="0" w:type="auto"/>
+            <w:hideMark/>
+          </w:tcPr>
+          <w:p>
+            <w:pPr>
+              <w:spacing w:after="160" w:line="259" w:lineRule="auto"/>
+            </w:pPr>
+            <w:r>
+              <w:t>Logging and monitoring</w:t>
+            </w:r>
+          </w:p>
+        </w:tc>
+        <w:tc>
+          <w:tcPr>
+            <w:tcW w:w="0" w:type="auto"/>
+            <w:hideMark/>
+          </w:tcPr>
+          <w:p>
+            <w:pPr>
+              <w:spacing w:after="160" w:line="259" w:lineRule="auto"/>
+            </w:pPr>
+            <w:r>
+              <w:t>Postman produced manual test evidence, but continuous security logging/monitoring is not implemented</w:t>
+            </w:r>
+          </w:p>
+        </w:tc>
+        <w:tc>
+          <w:tcPr>
+            <w:tcW w:w="0" w:type="auto"/>
+            <w:hideMark/>
+          </w:tcPr>
+          <w:p>
+            <w:pPr>
+              <w:spacing w:after="160" w:line="259" w:lineRule="auto"/>
+            </w:pPr>
+            <w:r>
+              <w:rPr>
+                <w:b/>
+                <w:bCs/>
+              </w:rPr>
+              <w:t>Planned – Stage 2</w:t>
+            </w:r>
+          </w:p>
+        </w:tc>
+      </w:tr>
+      <w:tr>
+        <w:tc>
+          <w:tcPr>
+            <w:tcW w:w="0" w:type="auto"/>
+            <w:hideMark/>
+          </w:tcPr>
+          <w:p>
+            <w:pPr>
+              <w:spacing w:after="160" w:line="259" w:lineRule="auto"/>
+            </w:pPr>
+            <w:r>
+              <w:t>Secure configuration</w:t>
+            </w:r>
+          </w:p>
+        </w:tc>
+        <w:tc>
+          <w:tcPr>
+            <w:tcW w:w="0" w:type="auto"/>
+            <w:hideMark/>
+          </w:tcPr>
+          <w:p>
+            <w:pPr>
+              <w:spacing w:after="160" w:line="259" w:lineRule="auto"/>
+            </w:pPr>
+            <w:r>
+              <w:t>Docker/container hardening has not yet been implemented</w:t>
+            </w:r>
+          </w:p>
+        </w:tc>
+        <w:tc>
+          <w:tcPr>
+            <w:tcW w:w="0" w:type="auto"/>
+            <w:hideMark/>
+          </w:tcPr>
+          <w:p>
+            <w:pPr>
+              <w:spacing w:after="160" w:line="259" w:lineRule="auto"/>
+            </w:pPr>
+            <w:r>
+              <w:rPr>
+                <w:b/>
+                <w:bCs/>
+              </w:rPr>
+              <w:t>Planned – Stage 2</w:t>
+            </w:r>
+          </w:p>
+        </w:tc>
+      </w:tr>
+    </w:tbl>
+    <w:p/>
     <w:p>
       <w:pPr>
         <w:pStyle w:val="Heading2"/>
@@ -14990,7 +15427,7 @@
                 <w:sz w:val="20"/>
                 <w:szCs w:val="20"/>
               </w:rPr>
-              <w:t>The Postman FHIR Patient mock endpoint uses synthetic patient information only (e.g. SYNTH-001), reducing the risk of exposing real patient information during testing. Encryption at rest, formal secure storage and data-retention controls are not yet demonstrated.</w:t>
+              <w:t>The Stage 1 Postman PoC used synthetic patient information only, including the identifier SYNTH-001. This demonstrates the synthetic-data principle in a limited form. However, automated DVR enforcement, secure storage, encryption at rest and formal retention controls were not demonstrated during Stage 1.</w:t>
             </w:r>
           </w:p>
         </w:tc>
@@ -15029,14 +15466,15 @@
             </w:tcMar>
           </w:tcPr>
           <w:p>
+            <w:proofErr w:type="gramStart"/>
             <w:r>
               <w:rPr>
                 <w:sz w:val="20"/>
                 <w:szCs w:val="20"/>
               </w:rPr>
-              <w:lastRenderedPageBreak/>
               <w:t>PR.AA</w:t>
             </w:r>
+            <w:proofErr w:type="gramEnd"/>
           </w:p>
         </w:tc>
         <w:tc>
@@ -15077,7 +15515,7 @@
                 <w:sz w:val="20"/>
                 <w:szCs w:val="20"/>
               </w:rPr>
-              <w:t>The test environment should be restricted to authorised users, but the current Postman mock endpoint does not implement authentication, RBAC or OAuth. These are planned for Stage 2.</w:t>
+              <w:t>Section 4.3 proposes SMART on FHIR/OAuth 2.0 authentication for the target architecture. The Stage 1 Postman mock endpoint did not implement or demonstrate authentication, RBAC or OAuth. These controls therefore remain implementation activities for Stage 2.</w:t>
             </w:r>
           </w:p>
         </w:tc>
@@ -15163,8 +15601,24 @@
                 <w:sz w:val="20"/>
                 <w:szCs w:val="20"/>
               </w:rPr>
-              <w:t>Manual test evidence (HTTP status, FHIR response structure, response headers) identified a real configuration issue. Continuous logging, event monitoring and automated alerting are not yet implemented.</w:t>
-            </w:r>
+              <w:t xml:space="preserve">Stage 1 produced manual Postman test evidence and identified a real response-configuration defect. However, continuous event logging, security monitoring and automated alerting described in the target design were not </w:t>
+            </w:r>
+            <w:proofErr w:type="gramStart"/>
+            <w:r>
+              <w:rPr>
+                <w:sz w:val="20"/>
+                <w:szCs w:val="20"/>
+              </w:rPr>
+              <w:t>implemented.</w:t>
+            </w:r>
+            <w:r>
+              <w:rPr>
+                <w:sz w:val="20"/>
+                <w:szCs w:val="20"/>
+              </w:rPr>
+              <w:t>.</w:t>
+            </w:r>
+            <w:proofErr w:type="gramEnd"/>
           </w:p>
         </w:tc>
         <w:tc>
@@ -15456,6 +15910,7 @@
                 <w:sz w:val="20"/>
                 <w:szCs w:val="20"/>
               </w:rPr>
+              <w:lastRenderedPageBreak/>
               <w:t>Malformed payload handling</w:t>
             </w:r>
           </w:p>
@@ -15719,7 +16174,6 @@
       </w:pPr>
       <w:bookmarkStart w:id="33" w:name="_Toc240230999"/>
       <w:r>
-        <w:lastRenderedPageBreak/>
         <w:t>6. Conclusion and Recommendations</w:t>
       </w:r>
       <w:bookmarkEnd w:id="33"/>
@@ -15815,14 +16269,24 @@
       </w:r>
       <w:r>
         <w:noBreakHyphen/>
-        <w:t>Type test. Fifth comparing work against the NIST Cybersecurity Framework 2.0 shows that data</w:t>
+        <w:t xml:space="preserve">Type test. Fifth comparing work against the NIST Cybersecurity Framework 2.0 </w:t>
+      </w:r>
+      <w:r>
+        <w:lastRenderedPageBreak/>
+        <w:t>shows that data</w:t>
       </w:r>
       <w:r>
         <w:noBreakHyphen/>
         <w:t xml:space="preserve">isolation practices are further ahead than access control and monitoring both of which remain planned rather than implemented. </w:t>
       </w:r>
       <w:r>
-        <w:t>Although Section 4.3 describes the security controls that were meant to be in place, for the design the Stage 1 test showed that only synthetic-data isolation and basic API validation were shown. Authentication, access control, continuous monitoring, secure configuration and other similar controls are still things that need to be done in Stage 2.</w:t>
+        <w:t xml:space="preserve">Although Section 4.3 describes the </w:t>
+      </w:r>
+      <w:r>
+        <w:t>security controls proposed for the target architecture</w:t>
+      </w:r>
+      <w:r>
+        <w:t>, for the design the Stage 1 test showed that only synthetic-data isolation and basic API validation were shown. Authentication, access control, continuous monitoring, secure configuration and other similar controls are still things that need to be done in Stage 2.</w:t>
       </w:r>
       <w:r>
         <w:t xml:space="preserve"> </w:t>
@@ -15906,7 +16370,6 @@
       </w:pPr>
       <w:bookmarkStart w:id="35" w:name="_Toc240231000"/>
       <w:r>
-        <w:lastRenderedPageBreak/>
         <w:t>References</w:t>
       </w:r>
       <w:bookmarkEnd w:id="35"/>
@@ -16014,7 +16477,23 @@
           <w:i/>
           <w:iCs/>
         </w:rPr>
-        <w:t>How to Get Your App Into Epic (2026)</w:t>
+        <w:t xml:space="preserve">How to Get Your App </w:t>
+      </w:r>
+      <w:proofErr w:type="gramStart"/>
+      <w:r>
+        <w:rPr>
+          <w:i/>
+          <w:iCs/>
+        </w:rPr>
+        <w:t>Into</w:t>
+      </w:r>
+      <w:proofErr w:type="gramEnd"/>
+      <w:r>
+        <w:rPr>
+          <w:i/>
+          <w:iCs/>
+        </w:rPr>
+        <w:t xml:space="preserve"> Epic (2026)</w:t>
       </w:r>
       <w:r>
         <w:t xml:space="preserve">. </w:t>
@@ -16082,6 +16561,7 @@
     </w:p>
     <w:p>
       <w:r>
+        <w:lastRenderedPageBreak/>
         <w:t>FAZ Australia. (n.d.). Project brief and requirements specification [Unpublished internal document].</w:t>
       </w:r>
     </w:p>
@@ -16196,7 +16676,15 @@
         <w:t>MarkiTech.AI</w:t>
       </w:r>
       <w:r>
-        <w:t xml:space="preserve">. (2025, ). </w:t>
+        <w:t>. (2025</w:t>
+      </w:r>
+      <w:proofErr w:type="gramStart"/>
+      <w:r>
+        <w:t>, )</w:t>
+      </w:r>
+      <w:proofErr w:type="gramEnd"/>
+      <w:r>
+        <w:t xml:space="preserve">. </w:t>
       </w:r>
       <w:proofErr w:type="spellStart"/>
       <w:r>
@@ -16350,7 +16838,6 @@
     </w:p>
     <w:p>
       <w:r>
-        <w:lastRenderedPageBreak/>
         <w:t xml:space="preserve">National Institute of Standards and Technology. (2024). The NIST Cybersecurity Framework (CSF) 2.0 (NIST CSWP 29). U.S. Department of Commerce. </w:t>
       </w:r>
       <w:hyperlink r:id="rId29" w:history="1">
@@ -16522,7 +17009,11 @@
       </w:r>
       <w:proofErr w:type="spellEnd"/>
       <w:r>
-        <w:t xml:space="preserve">: An approach, method, and software mechanism for generating synthetic patients and the synthetic electronic health care record. Journal of the American Medical Informatics Association, 25(3), 230–238. </w:t>
+        <w:t xml:space="preserve">: An approach, method, and software mechanism for generating synthetic patients and the synthetic electronic health care record. </w:t>
+      </w:r>
+      <w:r>
+        <w:lastRenderedPageBreak/>
+        <w:t xml:space="preserve">Journal of the American Medical Informatics Association, 25(3), 230–238. </w:t>
       </w:r>
       <w:hyperlink r:id="rId33" w:history="1">
         <w:r>
@@ -16650,7 +17141,6 @@
       </w:pPr>
       <w:bookmarkStart w:id="37" w:name="_Toc240231001"/>
       <w:r>
-        <w:lastRenderedPageBreak/>
         <w:t>Append</w:t>
       </w:r>
       <w:r>

--- a/DOCUMENTS/Assessment_2_report.docx
+++ b/DOCUMENTS/Assessment_2_report.docx
@@ -1,6 +1,6 @@
 
 <file path=word/document.xml><?xml version="1.0" encoding="utf-8"?>
-<w:document xmlns:wpc="http://schemas.microsoft.com/office/word/2010/wordprocessingCanvas" xmlns:cx="http://schemas.microsoft.com/office/drawing/2014/chartex" xmlns:cx1="http://schemas.microsoft.com/office/drawing/2015/9/8/chartex" xmlns:cx2="http://schemas.microsoft.com/office/drawing/2015/10/21/chartex" xmlns:cx3="http://schemas.microsoft.com/office/drawing/2016/5/9/chartex" xmlns:cx4="http://schemas.microsoft.com/office/drawing/2016/5/10/chartex" xmlns:cx5="http://schemas.microsoft.com/office/drawing/2016/5/11/chartex" xmlns:cx6="http://schemas.microsoft.com/office/drawing/2016/5/12/chartex" xmlns:cx7="http://schemas.microsoft.com/office/drawing/2016/5/13/chartex" xmlns:cx8="http://schemas.microsoft.com/office/drawing/2016/5/14/chartex" xmlns:mc="http://schemas.openxmlformats.org/markup-compatibility/2006" xmlns:aink="http://schemas.microsoft.com/office/drawing/2016/ink" xmlns:am3d="http://schemas.microsoft.com/office/drawing/2017/model3d" xmlns:o="urn:schemas-microsoft-com:office:office" xmlns:oel="http://schemas.microsoft.com/office/2019/extlst" xmlns:r="http://schemas.openxmlformats.org/officeDocument/2006/relationships" xmlns:m="http://schemas.openxmlformats.org/officeDocument/2006/math" xmlns:v="urn:schemas-microsoft-com:vml" xmlns:wp14="http://schemas.microsoft.com/office/word/2010/wordprocessingDrawing" xmlns:wp="http://schemas.openxmlformats.org/drawingml/2006/wordprocessingDrawing" xmlns:w10="urn:schemas-microsoft-com:office:word" xmlns:w="http://schemas.openxmlformats.org/wordprocessingml/2006/main" xmlns:w14="http://schemas.microsoft.com/office/word/2010/wordml" xmlns:w15="http://schemas.microsoft.com/office/word/2012/wordml" xmlns:w16cex="http://schemas.microsoft.com/office/word/2018/wordml/cex" xmlns:w16cid="http://schemas.microsoft.com/office/word/2016/wordml/cid" xmlns:w16="http://schemas.microsoft.com/office/word/2018/wordml" xmlns:w16sdtdh="http://schemas.microsoft.com/office/word/2020/wordml/sdtdatahash" xmlns:w16se="http://schemas.microsoft.com/office/word/2015/wordml/symex" xmlns:wpg="http://schemas.microsoft.com/office/word/2010/wordprocessingGroup" xmlns:wpi="http://schemas.microsoft.com/office/word/2010/wordprocessingInk" xmlns:wne="http://schemas.microsoft.com/office/word/2006/wordml" xmlns:wps="http://schemas.microsoft.com/office/word/2010/wordprocessingShape" mc:Ignorable="w14 w15 w16se w16cid w16 w16cex w16sdtdh wp14">
+<w:document xmlns:wpc="http://schemas.microsoft.com/office/word/2010/wordprocessingCanvas" xmlns:cx="http://schemas.microsoft.com/office/drawing/2014/chartex" xmlns:cx1="http://schemas.microsoft.com/office/drawing/2015/9/8/chartex" xmlns:cx2="http://schemas.microsoft.com/office/drawing/2015/10/21/chartex" xmlns:cx3="http://schemas.microsoft.com/office/drawing/2016/5/9/chartex" xmlns:cx4="http://schemas.microsoft.com/office/drawing/2016/5/10/chartex" xmlns:cx5="http://schemas.microsoft.com/office/drawing/2016/5/11/chartex" xmlns:cx6="http://schemas.microsoft.com/office/drawing/2016/5/12/chartex" xmlns:cx7="http://schemas.microsoft.com/office/drawing/2016/5/13/chartex" xmlns:cx8="http://schemas.microsoft.com/office/drawing/2016/5/14/chartex" xmlns:mc="http://schemas.openxmlformats.org/markup-compatibility/2006" xmlns:aink="http://schemas.microsoft.com/office/drawing/2016/ink" xmlns:am3d="http://schemas.microsoft.com/office/drawing/2017/model3d" xmlns:o="urn:schemas-microsoft-com:office:office" xmlns:oel="http://schemas.microsoft.com/office/2019/extlst" xmlns:r="http://schemas.openxmlformats.org/officeDocument/2006/relationships" xmlns:m="http://schemas.openxmlformats.org/officeDocument/2006/math" xmlns:v="urn:schemas-microsoft-com:vml" xmlns:wp14="http://schemas.microsoft.com/office/word/2010/wordprocessingDrawing" xmlns:wp="http://schemas.openxmlformats.org/drawingml/2006/wordprocessingDrawing" xmlns:w10="urn:schemas-microsoft-com:office:word" xmlns:w="http://schemas.openxmlformats.org/wordprocessingml/2006/main" xmlns:w14="http://schemas.microsoft.com/office/word/2010/wordml" xmlns:w15="http://schemas.microsoft.com/office/word/2012/wordml" xmlns:w16cex="http://schemas.microsoft.com/office/word/2018/wordml/cex" xmlns:w16cid="http://schemas.microsoft.com/office/word/2016/wordml/cid" xmlns:w16="http://schemas.microsoft.com/office/word/2018/wordml" xmlns:w16du="http://schemas.microsoft.com/office/word/2023/wordml/word16du" xmlns:w16sdtdh="http://schemas.microsoft.com/office/word/2020/wordml/sdtdatahash" xmlns:w16sdtfl="http://schemas.microsoft.com/office/word/2024/wordml/sdtformatlock" xmlns:w16se="http://schemas.microsoft.com/office/word/2015/wordml/symex" xmlns:wpg="http://schemas.microsoft.com/office/word/2010/wordprocessingGroup" xmlns:wpi="http://schemas.microsoft.com/office/word/2010/wordprocessingInk" xmlns:wne="http://schemas.microsoft.com/office/word/2006/wordml" xmlns:wps="http://schemas.microsoft.com/office/word/2010/wordprocessingShape" mc:Ignorable="w14 w15 w16se w16cid w16 w16cex w16sdtdh w16sdtfl w16du wp14">
   <w:body>
     <w:p>
       <w:pPr>
@@ -278,49 +278,13 @@
               <w:rPr>
                 <w:lang w:val="en-US"/>
               </w:rPr>
-              <w:t xml:space="preserve"> Sonam </w:t>
-            </w:r>
-            <w:proofErr w:type="spellStart"/>
+              <w:t xml:space="preserve"> Sonam Pelden, </w:t>
+            </w:r>
             <w:r>
               <w:rPr>
                 <w:lang w:val="en-US"/>
               </w:rPr>
-              <w:t>Pelden</w:t>
-            </w:r>
-            <w:proofErr w:type="spellEnd"/>
-            <w:r>
-              <w:rPr>
-                <w:lang w:val="en-US"/>
-              </w:rPr>
-              <w:t xml:space="preserve">, </w:t>
-            </w:r>
-            <w:proofErr w:type="spellStart"/>
-            <w:r>
-              <w:rPr>
-                <w:lang w:val="en-US"/>
-              </w:rPr>
-              <w:t>Rikesh</w:t>
-            </w:r>
-            <w:proofErr w:type="spellEnd"/>
-            <w:r>
-              <w:rPr>
-                <w:lang w:val="en-US"/>
-              </w:rPr>
-              <w:t xml:space="preserve"> </w:t>
-            </w:r>
-            <w:proofErr w:type="spellStart"/>
-            <w:r>
-              <w:rPr>
-                <w:lang w:val="en-US"/>
-              </w:rPr>
-              <w:t>Aryal</w:t>
-            </w:r>
-            <w:proofErr w:type="spellEnd"/>
-            <w:r>
-              <w:rPr>
-                <w:lang w:val="en-US"/>
-              </w:rPr>
-              <w:t>, Zub</w:t>
+              <w:t>Rikesh Aryal, Zub</w:t>
             </w:r>
             <w:r>
               <w:rPr>
@@ -648,16 +612,8 @@
               <w:rPr>
                 <w:lang w:val="en-NZ" w:eastAsia="en-NZ"/>
               </w:rPr>
-              <w:t xml:space="preserve">Sonam </w:t>
-            </w:r>
-            <w:proofErr w:type="spellStart"/>
-            <w:r>
-              <w:rPr>
-                <w:lang w:val="en-NZ" w:eastAsia="en-NZ"/>
-              </w:rPr>
-              <w:t>Pelden</w:t>
-            </w:r>
-            <w:proofErr w:type="spellEnd"/>
+              <w:t>Sonam Pelden</w:t>
+            </w:r>
           </w:p>
         </w:tc>
         <w:tc>
@@ -898,28 +854,12 @@
                 <w:lang w:val="en-NZ" w:eastAsia="en-NZ"/>
               </w:rPr>
             </w:pPr>
-            <w:proofErr w:type="spellStart"/>
             <w:r>
               <w:rPr>
                 <w:lang w:val="en-NZ" w:eastAsia="en-NZ"/>
               </w:rPr>
-              <w:t>Rikesh</w:t>
-            </w:r>
-            <w:proofErr w:type="spellEnd"/>
-            <w:r>
-              <w:rPr>
-                <w:lang w:val="en-NZ" w:eastAsia="en-NZ"/>
-              </w:rPr>
-              <w:t xml:space="preserve"> </w:t>
-            </w:r>
-            <w:proofErr w:type="spellStart"/>
-            <w:r>
-              <w:rPr>
-                <w:lang w:val="en-NZ" w:eastAsia="en-NZ"/>
-              </w:rPr>
-              <w:t>Aryal</w:t>
-            </w:r>
-            <w:proofErr w:type="spellEnd"/>
+              <w:t>Rikesh Aryal</w:t>
+            </w:r>
           </w:p>
         </w:tc>
         <w:tc>
@@ -1147,15 +1087,7 @@
         <w:br/>
       </w:r>
       <w:r>
-        <w:t xml:space="preserve">By submitting this assessment, I/we confirm that this work is my/our own and complies with the CIHE Academic Integrity Policy and the QA70 Use of </w:t>
-      </w:r>
-      <w:proofErr w:type="spellStart"/>
-      <w:r>
-        <w:t>GenAI</w:t>
-      </w:r>
-      <w:proofErr w:type="spellEnd"/>
-      <w:r>
-        <w:t xml:space="preserve"> in Teaching, Learning, Assessment and Research Policy. Any use of AI or other tools has followed the assessment instructions and guidance provided in the CIHE Student Guide on the Use of AI and has been fully acknowledged in the AI/Tool Use Declaration Table below. I/we understand that inappropriate or unacknowledged use of AI, or submission of work that is not my/our own, may constitute academic misconduct. I/we also confirm that this assessment has not been previously submitted unless approved, and I/we consent to its use for standard academic integrity, quality assurance, and AI governance review processes.</w:t>
+        <w:t>By submitting this assessment, I/we confirm that this work is my/our own and complies with the CIHE Academic Integrity Policy and the QA70 Use of GenAI in Teaching, Learning, Assessment and Research Policy. Any use of AI or other tools has followed the assessment instructions and guidance provided in the CIHE Student Guide on the Use of AI and has been fully acknowledged in the AI/Tool Use Declaration Table below. I/we understand that inappropriate or unacknowledged use of AI, or submission of work that is not my/our own, may constitute academic misconduct. I/we also confirm that this assessment has not been previously submitted unless approved, and I/we consent to its use for standard academic integrity, quality assurance, and AI governance review processes.</w:t>
       </w:r>
     </w:p>
     <w:p>
@@ -1232,19 +1164,11 @@
                 <w:lang w:eastAsia="en-NZ"/>
               </w:rPr>
             </w:pPr>
-            <w:proofErr w:type="spellStart"/>
             <w:r>
               <w:rPr>
                 <w:lang w:eastAsia="en-NZ"/>
               </w:rPr>
-              <w:t>GenAI</w:t>
-            </w:r>
-            <w:proofErr w:type="spellEnd"/>
-            <w:r>
-              <w:rPr>
-                <w:lang w:eastAsia="en-NZ"/>
-              </w:rPr>
-              <w:t xml:space="preserve"> Tool</w:t>
+              <w:t>GenAI Tool</w:t>
             </w:r>
           </w:p>
         </w:tc>
@@ -1374,8 +1298,8 @@
             <w:rPr>
               <w:rFonts w:asciiTheme="minorHAnsi" w:eastAsiaTheme="minorEastAsia" w:hAnsiTheme="minorHAnsi"/>
               <w:noProof/>
-              <w:szCs w:val="24"/>
-              <w:lang w:eastAsia="en-AU"/>
+              <w:szCs w:val="34"/>
+              <w:lang w:val="en-US" w:bidi="dz-BT"/>
             </w:rPr>
           </w:pPr>
           <w:r>
@@ -1387,7 +1311,7 @@
           <w:r>
             <w:fldChar w:fldCharType="separate"/>
           </w:r>
-          <w:hyperlink w:anchor="_Toc240230969" w:history="1">
+          <w:hyperlink w:anchor="_Toc240234908" w:history="1">
             <w:r>
               <w:rPr>
                 <w:rStyle w:val="Hyperlink"/>
@@ -1414,7 +1338,7 @@
                 <w:noProof/>
                 <w:webHidden/>
               </w:rPr>
-              <w:instrText xml:space="preserve"> PAGEREF _Toc240230969 \h </w:instrText>
+              <w:instrText xml:space="preserve"> PAGEREF _Toc240234908 \h </w:instrText>
             </w:r>
             <w:r>
               <w:rPr>
@@ -1434,7 +1358,7 @@
                 <w:noProof/>
                 <w:webHidden/>
               </w:rPr>
-              <w:t>4</w:t>
+              <w:t>3</w:t>
             </w:r>
             <w:r>
               <w:rPr>
@@ -1455,11 +1379,11 @@
             <w:rPr>
               <w:rFonts w:asciiTheme="minorHAnsi" w:eastAsiaTheme="minorEastAsia" w:hAnsiTheme="minorHAnsi"/>
               <w:noProof/>
-              <w:szCs w:val="24"/>
-              <w:lang w:eastAsia="en-AU"/>
+              <w:szCs w:val="34"/>
+              <w:lang w:val="en-US" w:bidi="dz-BT"/>
             </w:rPr>
           </w:pPr>
-          <w:hyperlink w:anchor="_Toc240230970" w:history="1">
+          <w:hyperlink w:anchor="_Toc240234909" w:history="1">
             <w:r>
               <w:rPr>
                 <w:rStyle w:val="Hyperlink"/>
@@ -1471,8 +1395,8 @@
               <w:rPr>
                 <w:rFonts w:asciiTheme="minorHAnsi" w:eastAsiaTheme="minorEastAsia" w:hAnsiTheme="minorHAnsi"/>
                 <w:noProof/>
-                <w:szCs w:val="24"/>
-                <w:lang w:eastAsia="en-AU"/>
+                <w:szCs w:val="34"/>
+                <w:lang w:val="en-US" w:bidi="dz-BT"/>
               </w:rPr>
               <w:tab/>
             </w:r>
@@ -1502,7 +1426,7 @@
                 <w:noProof/>
                 <w:webHidden/>
               </w:rPr>
-              <w:instrText xml:space="preserve"> PAGEREF _Toc240230970 \h </w:instrText>
+              <w:instrText xml:space="preserve"> PAGEREF _Toc240234909 \h </w:instrText>
             </w:r>
             <w:r>
               <w:rPr>
@@ -1522,7 +1446,7 @@
                 <w:noProof/>
                 <w:webHidden/>
               </w:rPr>
-              <w:t>5</w:t>
+              <w:t>4</w:t>
             </w:r>
             <w:r>
               <w:rPr>
@@ -1542,11 +1466,11 @@
             <w:rPr>
               <w:rFonts w:asciiTheme="minorHAnsi" w:eastAsiaTheme="minorEastAsia" w:hAnsiTheme="minorHAnsi"/>
               <w:noProof/>
-              <w:szCs w:val="24"/>
-              <w:lang w:eastAsia="en-AU"/>
+              <w:szCs w:val="34"/>
+              <w:lang w:val="en-US" w:bidi="dz-BT"/>
             </w:rPr>
           </w:pPr>
-          <w:hyperlink w:anchor="_Toc240230971" w:history="1">
+          <w:hyperlink w:anchor="_Toc240234910" w:history="1">
             <w:r>
               <w:rPr>
                 <w:rStyle w:val="Hyperlink"/>
@@ -1573,7 +1497,7 @@
                 <w:noProof/>
                 <w:webHidden/>
               </w:rPr>
-              <w:instrText xml:space="preserve"> PAGEREF _Toc240230971 \h </w:instrText>
+              <w:instrText xml:space="preserve"> PAGEREF _Toc240234910 \h </w:instrText>
             </w:r>
             <w:r>
               <w:rPr>
@@ -1593,7 +1517,7 @@
                 <w:noProof/>
                 <w:webHidden/>
               </w:rPr>
-              <w:t>6</w:t>
+              <w:t>5</w:t>
             </w:r>
             <w:r>
               <w:rPr>
@@ -1613,11 +1537,11 @@
             <w:rPr>
               <w:rFonts w:asciiTheme="minorHAnsi" w:eastAsiaTheme="minorEastAsia" w:hAnsiTheme="minorHAnsi"/>
               <w:noProof/>
-              <w:szCs w:val="24"/>
-              <w:lang w:eastAsia="en-AU"/>
+              <w:szCs w:val="34"/>
+              <w:lang w:val="en-US" w:bidi="dz-BT"/>
             </w:rPr>
           </w:pPr>
-          <w:hyperlink w:anchor="_Toc240230972" w:history="1">
+          <w:hyperlink w:anchor="_Toc240234911" w:history="1">
             <w:r>
               <w:rPr>
                 <w:rStyle w:val="Hyperlink"/>
@@ -1644,7 +1568,7 @@
                 <w:noProof/>
                 <w:webHidden/>
               </w:rPr>
-              <w:instrText xml:space="preserve"> PAGEREF _Toc240230972 \h </w:instrText>
+              <w:instrText xml:space="preserve"> PAGEREF _Toc240234911 \h </w:instrText>
             </w:r>
             <w:r>
               <w:rPr>
@@ -1664,7 +1588,7 @@
                 <w:noProof/>
                 <w:webHidden/>
               </w:rPr>
-              <w:t>7</w:t>
+              <w:t>6</w:t>
             </w:r>
             <w:r>
               <w:rPr>
@@ -1684,11 +1608,11 @@
             <w:rPr>
               <w:rFonts w:asciiTheme="minorHAnsi" w:eastAsiaTheme="minorEastAsia" w:hAnsiTheme="minorHAnsi"/>
               <w:noProof/>
-              <w:szCs w:val="24"/>
-              <w:lang w:eastAsia="en-AU"/>
+              <w:szCs w:val="34"/>
+              <w:lang w:val="en-US" w:bidi="dz-BT"/>
             </w:rPr>
           </w:pPr>
-          <w:hyperlink w:anchor="_Toc240230973" w:history="1">
+          <w:hyperlink w:anchor="_Toc240234912" w:history="1">
             <w:r>
               <w:rPr>
                 <w:rStyle w:val="Hyperlink"/>
@@ -1715,7 +1639,7 @@
                 <w:noProof/>
                 <w:webHidden/>
               </w:rPr>
-              <w:instrText xml:space="preserve"> PAGEREF _Toc240230973 \h </w:instrText>
+              <w:instrText xml:space="preserve"> PAGEREF _Toc240234912 \h </w:instrText>
             </w:r>
             <w:r>
               <w:rPr>
@@ -1735,7 +1659,7 @@
                 <w:noProof/>
                 <w:webHidden/>
               </w:rPr>
-              <w:t>8</w:t>
+              <w:t>7</w:t>
             </w:r>
             <w:r>
               <w:rPr>
@@ -1755,11 +1679,11 @@
             <w:rPr>
               <w:rFonts w:asciiTheme="minorHAnsi" w:eastAsiaTheme="minorEastAsia" w:hAnsiTheme="minorHAnsi"/>
               <w:noProof/>
-              <w:szCs w:val="24"/>
-              <w:lang w:eastAsia="en-AU"/>
+              <w:szCs w:val="34"/>
+              <w:lang w:val="en-US" w:bidi="dz-BT"/>
             </w:rPr>
           </w:pPr>
-          <w:hyperlink w:anchor="_Toc240230974" w:history="1">
+          <w:hyperlink w:anchor="_Toc240234913" w:history="1">
             <w:r>
               <w:rPr>
                 <w:rStyle w:val="Hyperlink"/>
@@ -1786,7 +1710,7 @@
                 <w:noProof/>
                 <w:webHidden/>
               </w:rPr>
-              <w:instrText xml:space="preserve"> PAGEREF _Toc240230974 \h </w:instrText>
+              <w:instrText xml:space="preserve"> PAGEREF _Toc240234913 \h </w:instrText>
             </w:r>
             <w:r>
               <w:rPr>
@@ -1806,7 +1730,7 @@
                 <w:noProof/>
                 <w:webHidden/>
               </w:rPr>
-              <w:t>9</w:t>
+              <w:t>8</w:t>
             </w:r>
             <w:r>
               <w:rPr>
@@ -1826,11 +1750,11 @@
             <w:rPr>
               <w:rFonts w:asciiTheme="minorHAnsi" w:eastAsiaTheme="minorEastAsia" w:hAnsiTheme="minorHAnsi"/>
               <w:noProof/>
-              <w:szCs w:val="24"/>
-              <w:lang w:eastAsia="en-AU"/>
+              <w:szCs w:val="34"/>
+              <w:lang w:val="en-US" w:bidi="dz-BT"/>
             </w:rPr>
           </w:pPr>
-          <w:hyperlink w:anchor="_Toc240230975" w:history="1">
+          <w:hyperlink w:anchor="_Toc240234914" w:history="1">
             <w:r>
               <w:rPr>
                 <w:rStyle w:val="Hyperlink"/>
@@ -1857,7 +1781,7 @@
                 <w:noProof/>
                 <w:webHidden/>
               </w:rPr>
-              <w:instrText xml:space="preserve"> PAGEREF _Toc240230975 \h </w:instrText>
+              <w:instrText xml:space="preserve"> PAGEREF _Toc240234914 \h </w:instrText>
             </w:r>
             <w:r>
               <w:rPr>
@@ -1877,7 +1801,7 @@
                 <w:noProof/>
                 <w:webHidden/>
               </w:rPr>
-              <w:t>10</w:t>
+              <w:t>9</w:t>
             </w:r>
             <w:r>
               <w:rPr>
@@ -1897,11 +1821,11 @@
             <w:rPr>
               <w:rFonts w:asciiTheme="minorHAnsi" w:eastAsiaTheme="minorEastAsia" w:hAnsiTheme="minorHAnsi"/>
               <w:noProof/>
-              <w:szCs w:val="24"/>
-              <w:lang w:eastAsia="en-AU"/>
+              <w:szCs w:val="34"/>
+              <w:lang w:val="en-US" w:bidi="dz-BT"/>
             </w:rPr>
           </w:pPr>
-          <w:hyperlink w:anchor="_Toc240230976" w:history="1">
+          <w:hyperlink w:anchor="_Toc240234915" w:history="1">
             <w:r>
               <w:rPr>
                 <w:rStyle w:val="Hyperlink"/>
@@ -1928,7 +1852,7 @@
                 <w:noProof/>
                 <w:webHidden/>
               </w:rPr>
-              <w:instrText xml:space="preserve"> PAGEREF _Toc240230976 \h </w:instrText>
+              <w:instrText xml:space="preserve"> PAGEREF _Toc240234915 \h </w:instrText>
             </w:r>
             <w:r>
               <w:rPr>
@@ -1948,7 +1872,7 @@
                 <w:noProof/>
                 <w:webHidden/>
               </w:rPr>
-              <w:t>10</w:t>
+              <w:t>9</w:t>
             </w:r>
             <w:r>
               <w:rPr>
@@ -1968,11 +1892,11 @@
             <w:rPr>
               <w:rFonts w:asciiTheme="minorHAnsi" w:eastAsiaTheme="minorEastAsia" w:hAnsiTheme="minorHAnsi"/>
               <w:noProof/>
-              <w:szCs w:val="24"/>
-              <w:lang w:eastAsia="en-AU"/>
+              <w:szCs w:val="34"/>
+              <w:lang w:val="en-US" w:bidi="dz-BT"/>
             </w:rPr>
           </w:pPr>
-          <w:hyperlink w:anchor="_Toc240230977" w:history="1">
+          <w:hyperlink w:anchor="_Toc240234916" w:history="1">
             <w:r>
               <w:rPr>
                 <w:rStyle w:val="Hyperlink"/>
@@ -1999,7 +1923,7 @@
                 <w:noProof/>
                 <w:webHidden/>
               </w:rPr>
-              <w:instrText xml:space="preserve"> PAGEREF _Toc240230977 \h </w:instrText>
+              <w:instrText xml:space="preserve"> PAGEREF _Toc240234916 \h </w:instrText>
             </w:r>
             <w:r>
               <w:rPr>
@@ -2019,7 +1943,7 @@
                 <w:noProof/>
                 <w:webHidden/>
               </w:rPr>
-              <w:t>10</w:t>
+              <w:t>9</w:t>
             </w:r>
             <w:r>
               <w:rPr>
@@ -2039,11 +1963,11 @@
             <w:rPr>
               <w:rFonts w:asciiTheme="minorHAnsi" w:eastAsiaTheme="minorEastAsia" w:hAnsiTheme="minorHAnsi"/>
               <w:noProof/>
-              <w:szCs w:val="24"/>
-              <w:lang w:eastAsia="en-AU"/>
+              <w:szCs w:val="34"/>
+              <w:lang w:val="en-US" w:bidi="dz-BT"/>
             </w:rPr>
           </w:pPr>
-          <w:hyperlink w:anchor="_Toc240230978" w:history="1">
+          <w:hyperlink w:anchor="_Toc240234917" w:history="1">
             <w:r>
               <w:rPr>
                 <w:rStyle w:val="Hyperlink"/>
@@ -2070,7 +1994,7 @@
                 <w:noProof/>
                 <w:webHidden/>
               </w:rPr>
-              <w:instrText xml:space="preserve"> PAGEREF _Toc240230978 \h </w:instrText>
+              <w:instrText xml:space="preserve"> PAGEREF _Toc240234917 \h </w:instrText>
             </w:r>
             <w:r>
               <w:rPr>
@@ -2090,7 +2014,7 @@
                 <w:noProof/>
                 <w:webHidden/>
               </w:rPr>
-              <w:t>11</w:t>
+              <w:t>10</w:t>
             </w:r>
             <w:r>
               <w:rPr>
@@ -2110,11 +2034,11 @@
             <w:rPr>
               <w:rFonts w:asciiTheme="minorHAnsi" w:eastAsiaTheme="minorEastAsia" w:hAnsiTheme="minorHAnsi"/>
               <w:noProof/>
-              <w:szCs w:val="24"/>
-              <w:lang w:eastAsia="en-AU"/>
+              <w:szCs w:val="34"/>
+              <w:lang w:val="en-US" w:bidi="dz-BT"/>
             </w:rPr>
           </w:pPr>
-          <w:hyperlink w:anchor="_Toc240230979" w:history="1">
+          <w:hyperlink w:anchor="_Toc240234918" w:history="1">
             <w:r>
               <w:rPr>
                 <w:rStyle w:val="Hyperlink"/>
@@ -2141,7 +2065,7 @@
                 <w:noProof/>
                 <w:webHidden/>
               </w:rPr>
-              <w:instrText xml:space="preserve"> PAGEREF _Toc240230979 \h </w:instrText>
+              <w:instrText xml:space="preserve"> PAGEREF _Toc240234918 \h </w:instrText>
             </w:r>
             <w:r>
               <w:rPr>
@@ -2161,7 +2085,7 @@
                 <w:noProof/>
                 <w:webHidden/>
               </w:rPr>
-              <w:t>12</w:t>
+              <w:t>11</w:t>
             </w:r>
             <w:r>
               <w:rPr>
@@ -2181,11 +2105,11 @@
             <w:rPr>
               <w:rFonts w:asciiTheme="minorHAnsi" w:eastAsiaTheme="minorEastAsia" w:hAnsiTheme="minorHAnsi"/>
               <w:noProof/>
-              <w:szCs w:val="24"/>
-              <w:lang w:eastAsia="en-AU"/>
+              <w:szCs w:val="34"/>
+              <w:lang w:val="en-US" w:bidi="dz-BT"/>
             </w:rPr>
           </w:pPr>
-          <w:hyperlink w:anchor="_Toc240230980" w:history="1">
+          <w:hyperlink w:anchor="_Toc240234919" w:history="1">
             <w:r>
               <w:rPr>
                 <w:rStyle w:val="Hyperlink"/>
@@ -2212,7 +2136,7 @@
                 <w:noProof/>
                 <w:webHidden/>
               </w:rPr>
-              <w:instrText xml:space="preserve"> PAGEREF _Toc240230980 \h </w:instrText>
+              <w:instrText xml:space="preserve"> PAGEREF _Toc240234919 \h </w:instrText>
             </w:r>
             <w:r>
               <w:rPr>
@@ -2232,7 +2156,7 @@
                 <w:noProof/>
                 <w:webHidden/>
               </w:rPr>
-              <w:t>13</w:t>
+              <w:t>12</w:t>
             </w:r>
             <w:r>
               <w:rPr>
@@ -2252,11 +2176,11 @@
             <w:rPr>
               <w:rFonts w:asciiTheme="minorHAnsi" w:eastAsiaTheme="minorEastAsia" w:hAnsiTheme="minorHAnsi"/>
               <w:noProof/>
-              <w:szCs w:val="24"/>
-              <w:lang w:eastAsia="en-AU"/>
+              <w:szCs w:val="34"/>
+              <w:lang w:val="en-US" w:bidi="dz-BT"/>
             </w:rPr>
           </w:pPr>
-          <w:hyperlink w:anchor="_Toc240230981" w:history="1">
+          <w:hyperlink w:anchor="_Toc240234920" w:history="1">
             <w:r>
               <w:rPr>
                 <w:rStyle w:val="Hyperlink"/>
@@ -2283,7 +2207,7 @@
                 <w:noProof/>
                 <w:webHidden/>
               </w:rPr>
-              <w:instrText xml:space="preserve"> PAGEREF _Toc240230981 \h </w:instrText>
+              <w:instrText xml:space="preserve"> PAGEREF _Toc240234920 \h </w:instrText>
             </w:r>
             <w:r>
               <w:rPr>
@@ -2303,7 +2227,7 @@
                 <w:noProof/>
                 <w:webHidden/>
               </w:rPr>
-              <w:t>14</w:t>
+              <w:t>13</w:t>
             </w:r>
             <w:r>
               <w:rPr>
@@ -2323,11 +2247,11 @@
             <w:rPr>
               <w:rFonts w:asciiTheme="minorHAnsi" w:eastAsiaTheme="minorEastAsia" w:hAnsiTheme="minorHAnsi"/>
               <w:noProof/>
-              <w:szCs w:val="24"/>
-              <w:lang w:eastAsia="en-AU"/>
+              <w:szCs w:val="34"/>
+              <w:lang w:val="en-US" w:bidi="dz-BT"/>
             </w:rPr>
           </w:pPr>
-          <w:hyperlink w:anchor="_Toc240230982" w:history="1">
+          <w:hyperlink w:anchor="_Toc240234921" w:history="1">
             <w:r>
               <w:rPr>
                 <w:rStyle w:val="Hyperlink"/>
@@ -2354,7 +2278,7 @@
                 <w:noProof/>
                 <w:webHidden/>
               </w:rPr>
-              <w:instrText xml:space="preserve"> PAGEREF _Toc240230982 \h </w:instrText>
+              <w:instrText xml:space="preserve"> PAGEREF _Toc240234921 \h </w:instrText>
             </w:r>
             <w:r>
               <w:rPr>
@@ -2374,7 +2298,7 @@
                 <w:noProof/>
                 <w:webHidden/>
               </w:rPr>
-              <w:t>14</w:t>
+              <w:t>13</w:t>
             </w:r>
             <w:r>
               <w:rPr>
@@ -2394,11 +2318,11 @@
             <w:rPr>
               <w:rFonts w:asciiTheme="minorHAnsi" w:eastAsiaTheme="minorEastAsia" w:hAnsiTheme="minorHAnsi"/>
               <w:noProof/>
-              <w:szCs w:val="24"/>
-              <w:lang w:eastAsia="en-AU"/>
+              <w:szCs w:val="34"/>
+              <w:lang w:val="en-US" w:bidi="dz-BT"/>
             </w:rPr>
           </w:pPr>
-          <w:hyperlink w:anchor="_Toc240230983" w:history="1">
+          <w:hyperlink w:anchor="_Toc240234922" w:history="1">
             <w:r>
               <w:rPr>
                 <w:rStyle w:val="Hyperlink"/>
@@ -2425,7 +2349,7 @@
                 <w:noProof/>
                 <w:webHidden/>
               </w:rPr>
-              <w:instrText xml:space="preserve"> PAGEREF _Toc240230983 \h </w:instrText>
+              <w:instrText xml:space="preserve"> PAGEREF _Toc240234922 \h </w:instrText>
             </w:r>
             <w:r>
               <w:rPr>
@@ -2445,7 +2369,7 @@
                 <w:noProof/>
                 <w:webHidden/>
               </w:rPr>
-              <w:t>15</w:t>
+              <w:t>14</w:t>
             </w:r>
             <w:r>
               <w:rPr>
@@ -2465,11 +2389,11 @@
             <w:rPr>
               <w:rFonts w:asciiTheme="minorHAnsi" w:eastAsiaTheme="minorEastAsia" w:hAnsiTheme="minorHAnsi"/>
               <w:noProof/>
-              <w:szCs w:val="24"/>
-              <w:lang w:eastAsia="en-AU"/>
+              <w:szCs w:val="34"/>
+              <w:lang w:val="en-US" w:bidi="dz-BT"/>
             </w:rPr>
           </w:pPr>
-          <w:hyperlink w:anchor="_Toc240230984" w:history="1">
+          <w:hyperlink w:anchor="_Toc240234923" w:history="1">
             <w:r>
               <w:rPr>
                 <w:rStyle w:val="Hyperlink"/>
@@ -2496,7 +2420,7 @@
                 <w:noProof/>
                 <w:webHidden/>
               </w:rPr>
-              <w:instrText xml:space="preserve"> PAGEREF _Toc240230984 \h </w:instrText>
+              <w:instrText xml:space="preserve"> PAGEREF _Toc240234923 \h </w:instrText>
             </w:r>
             <w:r>
               <w:rPr>
@@ -2516,7 +2440,7 @@
                 <w:noProof/>
                 <w:webHidden/>
               </w:rPr>
-              <w:t>16</w:t>
+              <w:t>15</w:t>
             </w:r>
             <w:r>
               <w:rPr>
@@ -2536,11 +2460,11 @@
             <w:rPr>
               <w:rFonts w:asciiTheme="minorHAnsi" w:eastAsiaTheme="minorEastAsia" w:hAnsiTheme="minorHAnsi"/>
               <w:noProof/>
-              <w:szCs w:val="24"/>
-              <w:lang w:eastAsia="en-AU"/>
+              <w:szCs w:val="34"/>
+              <w:lang w:val="en-US" w:bidi="dz-BT"/>
             </w:rPr>
           </w:pPr>
-          <w:hyperlink w:anchor="_Toc240230985" w:history="1">
+          <w:hyperlink w:anchor="_Toc240234924" w:history="1">
             <w:r>
               <w:rPr>
                 <w:rStyle w:val="Hyperlink"/>
@@ -2567,7 +2491,7 @@
                 <w:noProof/>
                 <w:webHidden/>
               </w:rPr>
-              <w:instrText xml:space="preserve"> PAGEREF _Toc240230985 \h </w:instrText>
+              <w:instrText xml:space="preserve"> PAGEREF _Toc240234924 \h </w:instrText>
             </w:r>
             <w:r>
               <w:rPr>
@@ -2587,7 +2511,7 @@
                 <w:noProof/>
                 <w:webHidden/>
               </w:rPr>
-              <w:t>18</w:t>
+              <w:t>17</w:t>
             </w:r>
             <w:r>
               <w:rPr>
@@ -2607,11 +2531,11 @@
             <w:rPr>
               <w:rFonts w:asciiTheme="minorHAnsi" w:eastAsiaTheme="minorEastAsia" w:hAnsiTheme="minorHAnsi"/>
               <w:noProof/>
-              <w:szCs w:val="24"/>
-              <w:lang w:eastAsia="en-AU"/>
+              <w:szCs w:val="34"/>
+              <w:lang w:val="en-US" w:bidi="dz-BT"/>
             </w:rPr>
           </w:pPr>
-          <w:hyperlink w:anchor="_Toc240230986" w:history="1">
+          <w:hyperlink w:anchor="_Toc240234925" w:history="1">
             <w:r>
               <w:rPr>
                 <w:rStyle w:val="Hyperlink"/>
@@ -2638,7 +2562,7 @@
                 <w:noProof/>
                 <w:webHidden/>
               </w:rPr>
-              <w:instrText xml:space="preserve"> PAGEREF _Toc240230986 \h </w:instrText>
+              <w:instrText xml:space="preserve"> PAGEREF _Toc240234925 \h </w:instrText>
             </w:r>
             <w:r>
               <w:rPr>
@@ -2658,7 +2582,7 @@
                 <w:noProof/>
                 <w:webHidden/>
               </w:rPr>
-              <w:t>19</w:t>
+              <w:t>18</w:t>
             </w:r>
             <w:r>
               <w:rPr>
@@ -2678,11 +2602,11 @@
             <w:rPr>
               <w:rFonts w:asciiTheme="minorHAnsi" w:eastAsiaTheme="minorEastAsia" w:hAnsiTheme="minorHAnsi"/>
               <w:noProof/>
-              <w:szCs w:val="24"/>
-              <w:lang w:eastAsia="en-AU"/>
+              <w:szCs w:val="34"/>
+              <w:lang w:val="en-US" w:bidi="dz-BT"/>
             </w:rPr>
           </w:pPr>
-          <w:hyperlink w:anchor="_Toc240230987" w:history="1">
+          <w:hyperlink w:anchor="_Toc240234926" w:history="1">
             <w:r>
               <w:rPr>
                 <w:rStyle w:val="Hyperlink"/>
@@ -2709,7 +2633,7 @@
                 <w:noProof/>
                 <w:webHidden/>
               </w:rPr>
-              <w:instrText xml:space="preserve"> PAGEREF _Toc240230987 \h </w:instrText>
+              <w:instrText xml:space="preserve"> PAGEREF _Toc240234926 \h </w:instrText>
             </w:r>
             <w:r>
               <w:rPr>
@@ -2729,7 +2653,7 @@
                 <w:noProof/>
                 <w:webHidden/>
               </w:rPr>
-              <w:t>19</w:t>
+              <w:t>18</w:t>
             </w:r>
             <w:r>
               <w:rPr>
@@ -2749,62 +2673,18 @@
             <w:rPr>
               <w:rFonts w:asciiTheme="minorHAnsi" w:eastAsiaTheme="minorEastAsia" w:hAnsiTheme="minorHAnsi"/>
               <w:noProof/>
-              <w:szCs w:val="24"/>
-              <w:lang w:eastAsia="en-AU"/>
+              <w:szCs w:val="34"/>
+              <w:lang w:val="en-US" w:bidi="dz-BT"/>
             </w:rPr>
           </w:pPr>
-          <w:hyperlink w:anchor="_Toc240230988" w:history="1">
-            <w:bookmarkStart w:id="0" w:name="_Toc240227375"/>
+          <w:hyperlink w:anchor="_Toc240234927" w:history="1">
             <w:r>
               <w:rPr>
                 <w:rStyle w:val="Hyperlink"/>
-                <w:rFonts w:eastAsia="Times New Roman"/>
                 <w:noProof/>
-                <w:lang w:val="en-GB" w:eastAsia="en-GB"/>
-              </w:rPr>
-              <w:drawing>
-                <wp:inline distT="0" distB="0" distL="0" distR="0" wp14:anchorId="0DC43BAE" wp14:editId="3C323BD5">
-                  <wp:extent cx="5943600" cy="586105"/>
-                  <wp:effectExtent l="0" t="0" r="0" b="0"/>
-                  <wp:docPr id="4" name="Picture 2"/>
-                  <wp:cNvGraphicFramePr>
-                    <a:graphicFrameLocks xmlns:a="http://schemas.openxmlformats.org/drawingml/2006/main" noChangeAspect="1"/>
-                  </wp:cNvGraphicFramePr>
-                  <a:graphic xmlns:a="http://schemas.openxmlformats.org/drawingml/2006/main">
-                    <a:graphicData uri="http://schemas.openxmlformats.org/drawingml/2006/picture">
-                      <pic:pic xmlns:pic="http://schemas.openxmlformats.org/drawingml/2006/picture">
-                        <pic:nvPicPr>
-                          <pic:cNvPr id="1119624554" name="Picture 1119624554"/>
-                          <pic:cNvPicPr/>
-                        </pic:nvPicPr>
-                        <pic:blipFill>
-                          <a:blip r:embed="rId9" cstate="print">
-                            <a:extLst>
-                              <a:ext uri="{28A0092B-C50C-407E-A947-70E740481C1C}">
-                                <a14:useLocalDpi xmlns:a14="http://schemas.microsoft.com/office/drawing/2010/main" val="0"/>
-                              </a:ext>
-                            </a:extLst>
-                          </a:blip>
-                          <a:stretch>
-                            <a:fillRect/>
-                          </a:stretch>
-                        </pic:blipFill>
-                        <pic:spPr>
-                          <a:xfrm>
-                            <a:off x="0" y="0"/>
-                            <a:ext cx="5943600" cy="586105"/>
-                          </a:xfrm>
-                          <a:prstGeom prst="rect">
-                            <a:avLst/>
-                          </a:prstGeom>
-                        </pic:spPr>
-                      </pic:pic>
-                    </a:graphicData>
-                  </a:graphic>
-                </wp:inline>
-              </w:drawing>
-            </w:r>
-            <w:bookmarkEnd w:id="0"/>
+              </w:rPr>
+              <w:t>4.2 Technology Stack and Justification</w:t>
+            </w:r>
             <w:r>
               <w:rPr>
                 <w:noProof/>
@@ -2824,7 +2704,7 @@
                 <w:noProof/>
                 <w:webHidden/>
               </w:rPr>
-              <w:instrText xml:space="preserve"> PAGEREF _Toc240230988 \h </w:instrText>
+              <w:instrText xml:space="preserve"> PAGEREF _Toc240234927 \h </w:instrText>
             </w:r>
             <w:r>
               <w:rPr>
@@ -2844,7 +2724,7 @@
                 <w:noProof/>
                 <w:webHidden/>
               </w:rPr>
-              <w:t>20</w:t>
+              <w:t>19</w:t>
             </w:r>
             <w:r>
               <w:rPr>
@@ -2864,17 +2744,17 @@
             <w:rPr>
               <w:rFonts w:asciiTheme="minorHAnsi" w:eastAsiaTheme="minorEastAsia" w:hAnsiTheme="minorHAnsi"/>
               <w:noProof/>
-              <w:szCs w:val="24"/>
-              <w:lang w:eastAsia="en-AU"/>
+              <w:szCs w:val="34"/>
+              <w:lang w:val="en-US" w:bidi="dz-BT"/>
             </w:rPr>
           </w:pPr>
-          <w:hyperlink w:anchor="_Toc240230989" w:history="1">
+          <w:hyperlink w:anchor="_Toc240234928" w:history="1">
             <w:r>
               <w:rPr>
                 <w:rStyle w:val="Hyperlink"/>
                 <w:noProof/>
               </w:rPr>
-              <w:t>4.2 Technology Stack and Justification</w:t>
+              <w:t>4.3 Security Design and Control Mapping</w:t>
             </w:r>
             <w:r>
               <w:rPr>
@@ -2895,7 +2775,7 @@
                 <w:noProof/>
                 <w:webHidden/>
               </w:rPr>
-              <w:instrText xml:space="preserve"> PAGEREF _Toc240230989 \h </w:instrText>
+              <w:instrText xml:space="preserve"> PAGEREF _Toc240234928 \h </w:instrText>
             </w:r>
             <w:r>
               <w:rPr>
@@ -2915,7 +2795,7 @@
                 <w:noProof/>
                 <w:webHidden/>
               </w:rPr>
-              <w:t>20</w:t>
+              <w:t>21</w:t>
             </w:r>
             <w:r>
               <w:rPr>
@@ -2935,17 +2815,17 @@
             <w:rPr>
               <w:rFonts w:asciiTheme="minorHAnsi" w:eastAsiaTheme="minorEastAsia" w:hAnsiTheme="minorHAnsi"/>
               <w:noProof/>
-              <w:szCs w:val="24"/>
-              <w:lang w:eastAsia="en-AU"/>
+              <w:szCs w:val="34"/>
+              <w:lang w:val="en-US" w:bidi="dz-BT"/>
             </w:rPr>
           </w:pPr>
-          <w:hyperlink w:anchor="_Toc240230990" w:history="1">
+          <w:hyperlink w:anchor="_Toc240234929" w:history="1">
             <w:r>
               <w:rPr>
                 <w:rStyle w:val="Hyperlink"/>
                 <w:noProof/>
               </w:rPr>
-              <w:t>4.3 Security Design and Control Mapping</w:t>
+              <w:t>4.4 Capital and Non-Capital Cost Estimation</w:t>
             </w:r>
             <w:r>
               <w:rPr>
@@ -2966,7 +2846,7 @@
                 <w:noProof/>
                 <w:webHidden/>
               </w:rPr>
-              <w:instrText xml:space="preserve"> PAGEREF _Toc240230990 \h </w:instrText>
+              <w:instrText xml:space="preserve"> PAGEREF _Toc240234929 \h </w:instrText>
             </w:r>
             <w:r>
               <w:rPr>
@@ -2986,7 +2866,78 @@
                 <w:noProof/>
                 <w:webHidden/>
               </w:rPr>
-              <w:t>22</w:t>
+              <w:t>24</w:t>
+            </w:r>
+            <w:r>
+              <w:rPr>
+                <w:noProof/>
+                <w:webHidden/>
+              </w:rPr>
+              <w:fldChar w:fldCharType="end"/>
+            </w:r>
+          </w:hyperlink>
+        </w:p>
+        <w:p>
+          <w:pPr>
+            <w:pStyle w:val="TOC1"/>
+            <w:tabs>
+              <w:tab w:val="right" w:leader="dot" w:pos="9016"/>
+            </w:tabs>
+            <w:rPr>
+              <w:rFonts w:asciiTheme="minorHAnsi" w:eastAsiaTheme="minorEastAsia" w:hAnsiTheme="minorHAnsi"/>
+              <w:noProof/>
+              <w:szCs w:val="34"/>
+              <w:lang w:val="en-US" w:bidi="dz-BT"/>
+            </w:rPr>
+          </w:pPr>
+          <w:hyperlink w:anchor="_Toc240234930" w:history="1">
+            <w:r>
+              <w:rPr>
+                <w:rStyle w:val="Hyperlink"/>
+                <w:noProof/>
+              </w:rPr>
+              <w:t>5. Proof of Concept, and Evaluation</w:t>
+            </w:r>
+            <w:r>
+              <w:rPr>
+                <w:noProof/>
+                <w:webHidden/>
+              </w:rPr>
+              <w:tab/>
+            </w:r>
+            <w:r>
+              <w:rPr>
+                <w:noProof/>
+                <w:webHidden/>
+              </w:rPr>
+              <w:fldChar w:fldCharType="begin"/>
+            </w:r>
+            <w:r>
+              <w:rPr>
+                <w:noProof/>
+                <w:webHidden/>
+              </w:rPr>
+              <w:instrText xml:space="preserve"> PAGEREF _Toc240234930 \h </w:instrText>
+            </w:r>
+            <w:r>
+              <w:rPr>
+                <w:noProof/>
+                <w:webHidden/>
+              </w:rPr>
+            </w:r>
+            <w:r>
+              <w:rPr>
+                <w:noProof/>
+                <w:webHidden/>
+              </w:rPr>
+              <w:fldChar w:fldCharType="separate"/>
+            </w:r>
+            <w:r>
+              <w:rPr>
+                <w:noProof/>
+                <w:webHidden/>
+              </w:rPr>
+              <w:t>26</w:t>
             </w:r>
             <w:r>
               <w:rPr>
@@ -3006,17 +2957,17 @@
             <w:rPr>
               <w:rFonts w:asciiTheme="minorHAnsi" w:eastAsiaTheme="minorEastAsia" w:hAnsiTheme="minorHAnsi"/>
               <w:noProof/>
-              <w:szCs w:val="24"/>
-              <w:lang w:eastAsia="en-AU"/>
+              <w:szCs w:val="34"/>
+              <w:lang w:val="en-US" w:bidi="dz-BT"/>
             </w:rPr>
           </w:pPr>
-          <w:hyperlink w:anchor="_Toc240230991" w:history="1">
+          <w:hyperlink w:anchor="_Toc240234931" w:history="1">
             <w:r>
               <w:rPr>
                 <w:rStyle w:val="Hyperlink"/>
                 <w:noProof/>
               </w:rPr>
-              <w:t>4.4 Capital and Non-Capital Cost Estimation</w:t>
+              <w:t>5.1 Sprint Plan</w:t>
             </w:r>
             <w:r>
               <w:rPr>
@@ -3037,7 +2988,7 @@
                 <w:noProof/>
                 <w:webHidden/>
               </w:rPr>
-              <w:instrText xml:space="preserve"> PAGEREF _Toc240230991 \h </w:instrText>
+              <w:instrText xml:space="preserve"> PAGEREF _Toc240234931 \h </w:instrText>
             </w:r>
             <w:r>
               <w:rPr>
@@ -3057,7 +3008,149 @@
                 <w:noProof/>
                 <w:webHidden/>
               </w:rPr>
-              <w:t>25</w:t>
+              <w:t>26</w:t>
+            </w:r>
+            <w:r>
+              <w:rPr>
+                <w:noProof/>
+                <w:webHidden/>
+              </w:rPr>
+              <w:fldChar w:fldCharType="end"/>
+            </w:r>
+          </w:hyperlink>
+        </w:p>
+        <w:p>
+          <w:pPr>
+            <w:pStyle w:val="TOC2"/>
+            <w:tabs>
+              <w:tab w:val="right" w:leader="dot" w:pos="9016"/>
+            </w:tabs>
+            <w:rPr>
+              <w:rFonts w:asciiTheme="minorHAnsi" w:eastAsiaTheme="minorEastAsia" w:hAnsiTheme="minorHAnsi"/>
+              <w:noProof/>
+              <w:szCs w:val="34"/>
+              <w:lang w:val="en-US" w:bidi="dz-BT"/>
+            </w:rPr>
+          </w:pPr>
+          <w:hyperlink w:anchor="_Toc240234932" w:history="1">
+            <w:r>
+              <w:rPr>
+                <w:rStyle w:val="Hyperlink"/>
+                <w:noProof/>
+              </w:rPr>
+              <w:t>5.2 Testing, Validation, and Cybersecurity Evaluation</w:t>
+            </w:r>
+            <w:r>
+              <w:rPr>
+                <w:noProof/>
+                <w:webHidden/>
+              </w:rPr>
+              <w:tab/>
+            </w:r>
+            <w:r>
+              <w:rPr>
+                <w:noProof/>
+                <w:webHidden/>
+              </w:rPr>
+              <w:fldChar w:fldCharType="begin"/>
+            </w:r>
+            <w:r>
+              <w:rPr>
+                <w:noProof/>
+                <w:webHidden/>
+              </w:rPr>
+              <w:instrText xml:space="preserve"> PAGEREF _Toc240234932 \h </w:instrText>
+            </w:r>
+            <w:r>
+              <w:rPr>
+                <w:noProof/>
+                <w:webHidden/>
+              </w:rPr>
+            </w:r>
+            <w:r>
+              <w:rPr>
+                <w:noProof/>
+                <w:webHidden/>
+              </w:rPr>
+              <w:fldChar w:fldCharType="separate"/>
+            </w:r>
+            <w:r>
+              <w:rPr>
+                <w:noProof/>
+                <w:webHidden/>
+              </w:rPr>
+              <w:t>29</w:t>
+            </w:r>
+            <w:r>
+              <w:rPr>
+                <w:noProof/>
+                <w:webHidden/>
+              </w:rPr>
+              <w:fldChar w:fldCharType="end"/>
+            </w:r>
+          </w:hyperlink>
+        </w:p>
+        <w:p>
+          <w:pPr>
+            <w:pStyle w:val="TOC2"/>
+            <w:tabs>
+              <w:tab w:val="right" w:leader="dot" w:pos="9016"/>
+            </w:tabs>
+            <w:rPr>
+              <w:rFonts w:asciiTheme="minorHAnsi" w:eastAsiaTheme="minorEastAsia" w:hAnsiTheme="minorHAnsi"/>
+              <w:noProof/>
+              <w:szCs w:val="34"/>
+              <w:lang w:val="en-US" w:bidi="dz-BT"/>
+            </w:rPr>
+          </w:pPr>
+          <w:hyperlink w:anchor="_Toc240234933" w:history="1">
+            <w:r>
+              <w:rPr>
+                <w:rStyle w:val="Hyperlink"/>
+                <w:noProof/>
+              </w:rPr>
+              <w:t>Table 5.2.2 — Threat → Asset → Vulnerability → Impact → Control</w:t>
+            </w:r>
+            <w:r>
+              <w:rPr>
+                <w:noProof/>
+                <w:webHidden/>
+              </w:rPr>
+              <w:tab/>
+            </w:r>
+            <w:r>
+              <w:rPr>
+                <w:noProof/>
+                <w:webHidden/>
+              </w:rPr>
+              <w:fldChar w:fldCharType="begin"/>
+            </w:r>
+            <w:r>
+              <w:rPr>
+                <w:noProof/>
+                <w:webHidden/>
+              </w:rPr>
+              <w:instrText xml:space="preserve"> PAGEREF _Toc240234933 \h </w:instrText>
+            </w:r>
+            <w:r>
+              <w:rPr>
+                <w:noProof/>
+                <w:webHidden/>
+              </w:rPr>
+            </w:r>
+            <w:r>
+              <w:rPr>
+                <w:noProof/>
+                <w:webHidden/>
+              </w:rPr>
+              <w:fldChar w:fldCharType="separate"/>
+            </w:r>
+            <w:r>
+              <w:rPr>
+                <w:noProof/>
+                <w:webHidden/>
+              </w:rPr>
+              <w:t>32</w:t>
             </w:r>
             <w:r>
               <w:rPr>
@@ -3077,17 +3170,17 @@
             <w:rPr>
               <w:rFonts w:asciiTheme="minorHAnsi" w:eastAsiaTheme="minorEastAsia" w:hAnsiTheme="minorHAnsi"/>
               <w:noProof/>
-              <w:szCs w:val="24"/>
-              <w:lang w:eastAsia="en-AU"/>
+              <w:szCs w:val="34"/>
+              <w:lang w:val="en-US" w:bidi="dz-BT"/>
             </w:rPr>
           </w:pPr>
-          <w:hyperlink w:anchor="_Toc240230992" w:history="1">
+          <w:hyperlink w:anchor="_Toc240234934" w:history="1">
             <w:r>
               <w:rPr>
                 <w:rStyle w:val="Hyperlink"/>
                 <w:noProof/>
               </w:rPr>
-              <w:t>5. Proof of Concept, and Evaluation</w:t>
+              <w:t>6. Conclusion and Recommendations</w:t>
             </w:r>
             <w:r>
               <w:rPr>
@@ -3108,7 +3201,7 @@
                 <w:noProof/>
                 <w:webHidden/>
               </w:rPr>
-              <w:instrText xml:space="preserve"> PAGEREF _Toc240230992 \h </w:instrText>
+              <w:instrText xml:space="preserve"> PAGEREF _Toc240234934 \h </w:instrText>
             </w:r>
             <w:r>
               <w:rPr>
@@ -3128,433 +3221,7 @@
                 <w:noProof/>
                 <w:webHidden/>
               </w:rPr>
-              <w:t>26</w:t>
-            </w:r>
-            <w:r>
-              <w:rPr>
-                <w:noProof/>
-                <w:webHidden/>
-              </w:rPr>
-              <w:fldChar w:fldCharType="end"/>
-            </w:r>
-          </w:hyperlink>
-        </w:p>
-        <w:p>
-          <w:pPr>
-            <w:pStyle w:val="TOC2"/>
-            <w:tabs>
-              <w:tab w:val="right" w:leader="dot" w:pos="9016"/>
-            </w:tabs>
-            <w:rPr>
-              <w:rFonts w:asciiTheme="minorHAnsi" w:eastAsiaTheme="minorEastAsia" w:hAnsiTheme="minorHAnsi"/>
-              <w:noProof/>
-              <w:szCs w:val="24"/>
-              <w:lang w:eastAsia="en-AU"/>
-            </w:rPr>
-          </w:pPr>
-          <w:hyperlink w:anchor="_Toc240230993" w:history="1">
-            <w:r>
-              <w:rPr>
-                <w:rStyle w:val="Hyperlink"/>
-                <w:noProof/>
-              </w:rPr>
-              <w:t>5.1 Sprint Plan</w:t>
-            </w:r>
-            <w:r>
-              <w:rPr>
-                <w:noProof/>
-                <w:webHidden/>
-              </w:rPr>
-              <w:tab/>
-            </w:r>
-            <w:r>
-              <w:rPr>
-                <w:noProof/>
-                <w:webHidden/>
-              </w:rPr>
-              <w:fldChar w:fldCharType="begin"/>
-            </w:r>
-            <w:r>
-              <w:rPr>
-                <w:noProof/>
-                <w:webHidden/>
-              </w:rPr>
-              <w:instrText xml:space="preserve"> PAGEREF _Toc240230993 \h </w:instrText>
-            </w:r>
-            <w:r>
-              <w:rPr>
-                <w:noProof/>
-                <w:webHidden/>
-              </w:rPr>
-            </w:r>
-            <w:r>
-              <w:rPr>
-                <w:noProof/>
-                <w:webHidden/>
-              </w:rPr>
-              <w:fldChar w:fldCharType="separate"/>
-            </w:r>
-            <w:r>
-              <w:rPr>
-                <w:noProof/>
-                <w:webHidden/>
-              </w:rPr>
-              <w:t>26</w:t>
-            </w:r>
-            <w:r>
-              <w:rPr>
-                <w:noProof/>
-                <w:webHidden/>
-              </w:rPr>
-              <w:fldChar w:fldCharType="end"/>
-            </w:r>
-          </w:hyperlink>
-        </w:p>
-        <w:p>
-          <w:pPr>
-            <w:pStyle w:val="TOC2"/>
-            <w:tabs>
-              <w:tab w:val="right" w:leader="dot" w:pos="9016"/>
-            </w:tabs>
-            <w:rPr>
-              <w:rFonts w:asciiTheme="minorHAnsi" w:eastAsiaTheme="minorEastAsia" w:hAnsiTheme="minorHAnsi"/>
-              <w:noProof/>
-              <w:szCs w:val="24"/>
-              <w:lang w:eastAsia="en-AU"/>
-            </w:rPr>
-          </w:pPr>
-          <w:hyperlink w:anchor="_Toc240230994" w:history="1">
-            <w:r>
-              <w:rPr>
-                <w:rStyle w:val="Hyperlink"/>
-                <w:noProof/>
-              </w:rPr>
-              <w:t>5.2 Testing, Validation, and Cybersecurity Evaluation</w:t>
-            </w:r>
-            <w:r>
-              <w:rPr>
-                <w:noProof/>
-                <w:webHidden/>
-              </w:rPr>
-              <w:tab/>
-            </w:r>
-            <w:r>
-              <w:rPr>
-                <w:noProof/>
-                <w:webHidden/>
-              </w:rPr>
-              <w:fldChar w:fldCharType="begin"/>
-            </w:r>
-            <w:r>
-              <w:rPr>
-                <w:noProof/>
-                <w:webHidden/>
-              </w:rPr>
-              <w:instrText xml:space="preserve"> PAGEREF _Toc240230994 \h </w:instrText>
-            </w:r>
-            <w:r>
-              <w:rPr>
-                <w:noProof/>
-                <w:webHidden/>
-              </w:rPr>
-            </w:r>
-            <w:r>
-              <w:rPr>
-                <w:noProof/>
-                <w:webHidden/>
-              </w:rPr>
-              <w:fldChar w:fldCharType="separate"/>
-            </w:r>
-            <w:r>
-              <w:rPr>
-                <w:noProof/>
-                <w:webHidden/>
-              </w:rPr>
-              <w:t>29</w:t>
-            </w:r>
-            <w:r>
-              <w:rPr>
-                <w:noProof/>
-                <w:webHidden/>
-              </w:rPr>
-              <w:fldChar w:fldCharType="end"/>
-            </w:r>
-          </w:hyperlink>
-        </w:p>
-        <w:p>
-          <w:pPr>
-            <w:pStyle w:val="TOC2"/>
-            <w:tabs>
-              <w:tab w:val="right" w:leader="dot" w:pos="9016"/>
-            </w:tabs>
-            <w:rPr>
-              <w:rFonts w:asciiTheme="minorHAnsi" w:eastAsiaTheme="minorEastAsia" w:hAnsiTheme="minorHAnsi"/>
-              <w:noProof/>
-              <w:szCs w:val="24"/>
-              <w:lang w:eastAsia="en-AU"/>
-            </w:rPr>
-          </w:pPr>
-          <w:hyperlink w:anchor="_Toc240230995" w:history="1">
-            <w:r>
-              <w:rPr>
-                <w:rStyle w:val="Hyperlink"/>
-                <w:noProof/>
-              </w:rPr>
-              <w:t>Table 1 — Functional Test Evidence (executed, Week 8)</w:t>
-            </w:r>
-            <w:r>
-              <w:rPr>
-                <w:noProof/>
-                <w:webHidden/>
-              </w:rPr>
-              <w:tab/>
-            </w:r>
-            <w:r>
-              <w:rPr>
-                <w:noProof/>
-                <w:webHidden/>
-              </w:rPr>
-              <w:fldChar w:fldCharType="begin"/>
-            </w:r>
-            <w:r>
-              <w:rPr>
-                <w:noProof/>
-                <w:webHidden/>
-              </w:rPr>
-              <w:instrText xml:space="preserve"> PAGEREF _Toc240230995 \h </w:instrText>
-            </w:r>
-            <w:r>
-              <w:rPr>
-                <w:noProof/>
-                <w:webHidden/>
-              </w:rPr>
-            </w:r>
-            <w:r>
-              <w:rPr>
-                <w:noProof/>
-                <w:webHidden/>
-              </w:rPr>
-              <w:fldChar w:fldCharType="separate"/>
-            </w:r>
-            <w:r>
-              <w:rPr>
-                <w:noProof/>
-                <w:webHidden/>
-              </w:rPr>
-              <w:t>32</w:t>
-            </w:r>
-            <w:r>
-              <w:rPr>
-                <w:noProof/>
-                <w:webHidden/>
-              </w:rPr>
-              <w:fldChar w:fldCharType="end"/>
-            </w:r>
-          </w:hyperlink>
-        </w:p>
-        <w:p>
-          <w:pPr>
-            <w:pStyle w:val="TOC2"/>
-            <w:tabs>
-              <w:tab w:val="right" w:leader="dot" w:pos="9016"/>
-            </w:tabs>
-            <w:rPr>
-              <w:rFonts w:asciiTheme="minorHAnsi" w:eastAsiaTheme="minorEastAsia" w:hAnsiTheme="minorHAnsi"/>
-              <w:noProof/>
-              <w:szCs w:val="24"/>
-              <w:lang w:eastAsia="en-AU"/>
-            </w:rPr>
-          </w:pPr>
-          <w:hyperlink w:anchor="_Toc240230996" w:history="1">
-            <w:r>
-              <w:rPr>
-                <w:rStyle w:val="Hyperlink"/>
-                <w:noProof/>
-              </w:rPr>
-              <w:t>Table 2 — Threat → Asset → Vulnerability → Impact → Control</w:t>
-            </w:r>
-            <w:r>
-              <w:rPr>
-                <w:noProof/>
-                <w:webHidden/>
-              </w:rPr>
-              <w:tab/>
-            </w:r>
-            <w:r>
-              <w:rPr>
-                <w:noProof/>
-                <w:webHidden/>
-              </w:rPr>
-              <w:fldChar w:fldCharType="begin"/>
-            </w:r>
-            <w:r>
-              <w:rPr>
-                <w:noProof/>
-                <w:webHidden/>
-              </w:rPr>
-              <w:instrText xml:space="preserve"> PAGEREF _Toc240230996 \h </w:instrText>
-            </w:r>
-            <w:r>
-              <w:rPr>
-                <w:noProof/>
-                <w:webHidden/>
-              </w:rPr>
-            </w:r>
-            <w:r>
-              <w:rPr>
-                <w:noProof/>
-                <w:webHidden/>
-              </w:rPr>
-              <w:fldChar w:fldCharType="separate"/>
-            </w:r>
-            <w:r>
-              <w:rPr>
-                <w:noProof/>
-                <w:webHidden/>
-              </w:rPr>
-              <w:t>32</w:t>
-            </w:r>
-            <w:r>
-              <w:rPr>
-                <w:noProof/>
-                <w:webHidden/>
-              </w:rPr>
-              <w:fldChar w:fldCharType="end"/>
-            </w:r>
-          </w:hyperlink>
-        </w:p>
-        <w:p>
-          <w:pPr>
-            <w:pStyle w:val="TOC2"/>
-            <w:tabs>
-              <w:tab w:val="right" w:leader="dot" w:pos="9016"/>
-            </w:tabs>
-            <w:rPr>
-              <w:rFonts w:asciiTheme="minorHAnsi" w:eastAsiaTheme="minorEastAsia" w:hAnsiTheme="minorHAnsi"/>
-              <w:noProof/>
-              <w:szCs w:val="24"/>
-              <w:lang w:eastAsia="en-AU"/>
-            </w:rPr>
-          </w:pPr>
-          <w:hyperlink w:anchor="_Toc240230997" w:history="1">
-            <w:r>
-              <w:rPr>
-                <w:rStyle w:val="Hyperlink"/>
-                <w:noProof/>
-              </w:rPr>
-              <w:t>Table 3 — NIST Cybersecurity Framework 2.0 Mapping</w:t>
-            </w:r>
-            <w:r>
-              <w:rPr>
-                <w:noProof/>
-                <w:webHidden/>
-              </w:rPr>
-              <w:tab/>
-            </w:r>
-            <w:r>
-              <w:rPr>
-                <w:noProof/>
-                <w:webHidden/>
-              </w:rPr>
-              <w:fldChar w:fldCharType="begin"/>
-            </w:r>
-            <w:r>
-              <w:rPr>
-                <w:noProof/>
-                <w:webHidden/>
-              </w:rPr>
-              <w:instrText xml:space="preserve"> PAGEREF _Toc240230997 \h </w:instrText>
-            </w:r>
-            <w:r>
-              <w:rPr>
-                <w:noProof/>
-                <w:webHidden/>
-              </w:rPr>
-            </w:r>
-            <w:r>
-              <w:rPr>
-                <w:noProof/>
-                <w:webHidden/>
-              </w:rPr>
-              <w:fldChar w:fldCharType="separate"/>
-            </w:r>
-            <w:r>
-              <w:rPr>
-                <w:noProof/>
-                <w:webHidden/>
-              </w:rPr>
-              <w:t>34</w:t>
-            </w:r>
-            <w:r>
-              <w:rPr>
-                <w:noProof/>
-                <w:webHidden/>
-              </w:rPr>
-              <w:fldChar w:fldCharType="end"/>
-            </w:r>
-          </w:hyperlink>
-        </w:p>
-        <w:p>
-          <w:pPr>
-            <w:pStyle w:val="TOC2"/>
-            <w:tabs>
-              <w:tab w:val="right" w:leader="dot" w:pos="9016"/>
-            </w:tabs>
-            <w:rPr>
-              <w:rFonts w:asciiTheme="minorHAnsi" w:eastAsiaTheme="minorEastAsia" w:hAnsiTheme="minorHAnsi"/>
-              <w:noProof/>
-              <w:szCs w:val="24"/>
-              <w:lang w:eastAsia="en-AU"/>
-            </w:rPr>
-          </w:pPr>
-          <w:hyperlink w:anchor="_Toc240230998" w:history="1">
-            <w:r>
-              <w:rPr>
-                <w:rStyle w:val="Hyperlink"/>
-                <w:noProof/>
-              </w:rPr>
-              <w:t>Table 4 — Before / After Risk Comparison</w:t>
-            </w:r>
-            <w:r>
-              <w:rPr>
-                <w:noProof/>
-                <w:webHidden/>
-              </w:rPr>
-              <w:tab/>
-            </w:r>
-            <w:r>
-              <w:rPr>
-                <w:noProof/>
-                <w:webHidden/>
-              </w:rPr>
-              <w:fldChar w:fldCharType="begin"/>
-            </w:r>
-            <w:r>
-              <w:rPr>
-                <w:noProof/>
-                <w:webHidden/>
-              </w:rPr>
-              <w:instrText xml:space="preserve"> PAGEREF _Toc240230998 \h </w:instrText>
-            </w:r>
-            <w:r>
-              <w:rPr>
-                <w:noProof/>
-                <w:webHidden/>
-              </w:rPr>
-            </w:r>
-            <w:r>
-              <w:rPr>
-                <w:noProof/>
-                <w:webHidden/>
-              </w:rPr>
-              <w:fldChar w:fldCharType="separate"/>
-            </w:r>
-            <w:r>
-              <w:rPr>
-                <w:noProof/>
-                <w:webHidden/>
-              </w:rPr>
-              <w:t>34</w:t>
+              <w:t>36</w:t>
             </w:r>
             <w:r>
               <w:rPr>
@@ -3574,17 +3241,17 @@
             <w:rPr>
               <w:rFonts w:asciiTheme="minorHAnsi" w:eastAsiaTheme="minorEastAsia" w:hAnsiTheme="minorHAnsi"/>
               <w:noProof/>
-              <w:szCs w:val="24"/>
-              <w:lang w:eastAsia="en-AU"/>
+              <w:szCs w:val="34"/>
+              <w:lang w:val="en-US" w:bidi="dz-BT"/>
             </w:rPr>
           </w:pPr>
-          <w:hyperlink w:anchor="_Toc240230999" w:history="1">
+          <w:hyperlink w:anchor="_Toc240234935" w:history="1">
             <w:r>
               <w:rPr>
                 <w:rStyle w:val="Hyperlink"/>
                 <w:noProof/>
               </w:rPr>
-              <w:t>6. Conclusion and Recommendations</w:t>
+              <w:t>References</w:t>
             </w:r>
             <w:r>
               <w:rPr>
@@ -3605,7 +3272,7 @@
                 <w:noProof/>
                 <w:webHidden/>
               </w:rPr>
-              <w:instrText xml:space="preserve"> PAGEREF _Toc240230999 \h </w:instrText>
+              <w:instrText xml:space="preserve"> PAGEREF _Toc240234935 \h </w:instrText>
             </w:r>
             <w:r>
               <w:rPr>
@@ -3625,7 +3292,7 @@
                 <w:noProof/>
                 <w:webHidden/>
               </w:rPr>
-              <w:t>35</w:t>
+              <w:t>37</w:t>
             </w:r>
             <w:r>
               <w:rPr>
@@ -3645,17 +3312,17 @@
             <w:rPr>
               <w:rFonts w:asciiTheme="minorHAnsi" w:eastAsiaTheme="minorEastAsia" w:hAnsiTheme="minorHAnsi"/>
               <w:noProof/>
-              <w:szCs w:val="24"/>
-              <w:lang w:eastAsia="en-AU"/>
+              <w:szCs w:val="34"/>
+              <w:lang w:val="en-US" w:bidi="dz-BT"/>
             </w:rPr>
           </w:pPr>
-          <w:hyperlink w:anchor="_Toc240231000" w:history="1">
+          <w:hyperlink w:anchor="_Toc240234936" w:history="1">
             <w:r>
               <w:rPr>
                 <w:rStyle w:val="Hyperlink"/>
                 <w:noProof/>
               </w:rPr>
-              <w:t>References</w:t>
+              <w:t>Appendices</w:t>
             </w:r>
             <w:r>
               <w:rPr>
@@ -3676,7 +3343,7 @@
                 <w:noProof/>
                 <w:webHidden/>
               </w:rPr>
-              <w:instrText xml:space="preserve"> PAGEREF _Toc240231000 \h </w:instrText>
+              <w:instrText xml:space="preserve"> PAGEREF _Toc240234936 \h </w:instrText>
             </w:r>
             <w:r>
               <w:rPr>
@@ -3696,78 +3363,7 @@
                 <w:noProof/>
                 <w:webHidden/>
               </w:rPr>
-              <w:t>36</w:t>
-            </w:r>
-            <w:r>
-              <w:rPr>
-                <w:noProof/>
-                <w:webHidden/>
-              </w:rPr>
-              <w:fldChar w:fldCharType="end"/>
-            </w:r>
-          </w:hyperlink>
-        </w:p>
-        <w:p>
-          <w:pPr>
-            <w:pStyle w:val="TOC1"/>
-            <w:tabs>
-              <w:tab w:val="right" w:leader="dot" w:pos="9016"/>
-            </w:tabs>
-            <w:rPr>
-              <w:rFonts w:asciiTheme="minorHAnsi" w:eastAsiaTheme="minorEastAsia" w:hAnsiTheme="minorHAnsi"/>
-              <w:noProof/>
-              <w:szCs w:val="24"/>
-              <w:lang w:eastAsia="en-AU"/>
-            </w:rPr>
-          </w:pPr>
-          <w:hyperlink w:anchor="_Toc240231001" w:history="1">
-            <w:r>
-              <w:rPr>
-                <w:rStyle w:val="Hyperlink"/>
-                <w:noProof/>
-              </w:rPr>
-              <w:t>Appendix</w:t>
-            </w:r>
-            <w:r>
-              <w:rPr>
-                <w:noProof/>
-                <w:webHidden/>
-              </w:rPr>
-              <w:tab/>
-            </w:r>
-            <w:r>
-              <w:rPr>
-                <w:noProof/>
-                <w:webHidden/>
-              </w:rPr>
-              <w:fldChar w:fldCharType="begin"/>
-            </w:r>
-            <w:r>
-              <w:rPr>
-                <w:noProof/>
-                <w:webHidden/>
-              </w:rPr>
-              <w:instrText xml:space="preserve"> PAGEREF _Toc240231001 \h </w:instrText>
-            </w:r>
-            <w:r>
-              <w:rPr>
-                <w:noProof/>
-                <w:webHidden/>
-              </w:rPr>
-            </w:r>
-            <w:r>
-              <w:rPr>
-                <w:noProof/>
-                <w:webHidden/>
-              </w:rPr>
-              <w:fldChar w:fldCharType="separate"/>
-            </w:r>
-            <w:r>
-              <w:rPr>
-                <w:noProof/>
-                <w:webHidden/>
-              </w:rPr>
-              <w:t>38</w:t>
+              <w:t>39</w:t>
             </w:r>
             <w:r>
               <w:rPr>
@@ -3793,26 +3389,24 @@
     <w:p/>
     <w:p/>
     <w:p>
+      <w:pPr>
+        <w:pStyle w:val="Heading1"/>
+      </w:pPr>
       <w:r>
         <w:br w:type="page"/>
       </w:r>
-    </w:p>
-    <w:p>
-      <w:pPr>
-        <w:pStyle w:val="Heading1"/>
-      </w:pPr>
-      <w:bookmarkStart w:id="1" w:name="_Toc240230969"/>
+      <w:bookmarkStart w:id="0" w:name="_Toc240234908"/>
       <w:r>
         <w:lastRenderedPageBreak/>
         <w:t>Executive Summary</w:t>
       </w:r>
-      <w:bookmarkEnd w:id="1"/>
+      <w:bookmarkEnd w:id="0"/>
       <w:r>
         <w:t> </w:t>
       </w:r>
     </w:p>
     <w:p>
-      <w:bookmarkStart w:id="2" w:name="_Hlk240207580"/>
+      <w:bookmarkStart w:id="1" w:name="_Hlk240207580"/>
       <w:r>
         <w:t xml:space="preserve">FAZ Australia’s clinical messaging platform, </w:t>
       </w:r>
@@ -3888,7 +3482,7 @@
         <w:t xml:space="preserve"> Connect grows.</w:t>
       </w:r>
     </w:p>
-    <w:bookmarkEnd w:id="2"/>
+    <w:bookmarkEnd w:id="1"/>
     <w:p>
       <w:r>
         <w:br w:type="page"/>
@@ -3902,12 +3496,12 @@
           <w:numId w:val="18"/>
         </w:numPr>
       </w:pPr>
-      <w:bookmarkStart w:id="3" w:name="_Toc240230970"/>
+      <w:bookmarkStart w:id="2" w:name="_Toc240234909"/>
       <w:r>
         <w:lastRenderedPageBreak/>
         <w:t>Introduction</w:t>
       </w:r>
-      <w:bookmarkEnd w:id="3"/>
+      <w:bookmarkEnd w:id="2"/>
       <w:r>
         <w:t> </w:t>
       </w:r>
@@ -3974,7 +3568,13 @@
       </w:r>
       <w:proofErr w:type="spellEnd"/>
       <w:r>
-        <w:t xml:space="preserve"> Connect is located between an AI-generated clinical note and a patient's medical record any error in FHIR exchange or in the translation of the clinical note from SNOMED CT-AU to ICD-10-AM/MBS could lead to incorrect clinical documentation or billing, while any chance of real patient data being accidentally exposed during testing constitutes a reportable privacy breach. Addressing this, the Healthcare Integration &amp; Clinical Terminology Test Harness project will be designing and subsequently build, a fully synthetic FHIR R4 test environment aligned with the AU Core Implementation Guide (HL7 Australia, 2025) that enables safe and repeatable testing of interoperability and terminology mapping.</w:t>
+        <w:t xml:space="preserve"> Connect is located between an AI-generated clinical note and a patient's medical record any error in FHIR exchange or in the translation of the clinical note from SNOMED CT-AU to ICD-10-AM/MBS could lead to incorrect clinical documentation or billing, while any chance of real patient data being accidentally exposed during testing constitutes a reportable privacy breach. Addressing this, the Healthcare Integration &amp; Clinical Terminology Test Harness project will be designing and subsequently build, a fully synthetic FHIR R4 test environment aligned with the AU Core Implementation Guide (</w:t>
+      </w:r>
+      <w:r>
+        <w:t>HL7 Australia. (n.d.)</w:t>
+      </w:r>
+      <w:r>
+        <w:t>) that enables safe and repeatable testing of interoperability and terminology mapping.</w:t>
       </w:r>
     </w:p>
     <w:p>
@@ -4016,7 +3616,7 @@
       <w:pPr>
         <w:pStyle w:val="Heading2"/>
       </w:pPr>
-      <w:bookmarkStart w:id="4" w:name="_Toc240230971"/>
+      <w:bookmarkStart w:id="3" w:name="_Toc240234910"/>
       <w:r>
         <w:lastRenderedPageBreak/>
         <w:t xml:space="preserve">1.1 </w:t>
@@ -4024,7 +3624,7 @@
       <w:r>
         <w:t>Business Context and Problem Statement</w:t>
       </w:r>
-      <w:bookmarkEnd w:id="4"/>
+      <w:bookmarkEnd w:id="3"/>
       <w:r>
         <w:t> </w:t>
       </w:r>
@@ -4147,7 +3747,7 @@
                     <pic:cNvPicPr/>
                   </pic:nvPicPr>
                   <pic:blipFill>
-                    <a:blip r:embed="rId10">
+                    <a:blip r:embed="rId9">
                       <a:extLst>
                         <a:ext uri="{28A0092B-C50C-407E-A947-70E740481C1C}">
                           <a14:useLocalDpi xmlns:a14="http://schemas.microsoft.com/office/drawing/2010/main" val="0"/>
@@ -4194,14 +3794,14 @@
       <w:pPr>
         <w:pStyle w:val="Heading2"/>
       </w:pPr>
-      <w:bookmarkStart w:id="5" w:name="_Toc240230972"/>
+      <w:bookmarkStart w:id="4" w:name="_Toc240234911"/>
       <w:r>
         <w:t xml:space="preserve">1.2 </w:t>
       </w:r>
       <w:r>
         <w:t>Project Goals, Objectives, and Success Criteria</w:t>
       </w:r>
-      <w:bookmarkEnd w:id="5"/>
+      <w:bookmarkEnd w:id="4"/>
       <w:r>
         <w:t> </w:t>
       </w:r>
@@ -4288,15 +3888,7 @@
         </w:numPr>
       </w:pPr>
       <w:r>
-        <w:t xml:space="preserve">Fully avoid real patient data during the project, with all use of real patient data blocked by automatic validation rules for synthetic data (e.g., </w:t>
-      </w:r>
-      <w:proofErr w:type="spellStart"/>
-      <w:r>
-        <w:t>Luhn</w:t>
-      </w:r>
-      <w:proofErr w:type="spellEnd"/>
-      <w:r>
-        <w:t xml:space="preserve"> check</w:t>
+        <w:t>Fully avoid real patient data during the project, with all use of real patient data blocked by automatic validation rules for synthetic data (e.g., Luhn check</w:t>
       </w:r>
       <w:r>
         <w:t xml:space="preserve"> </w:t>
@@ -4379,11 +3971,11 @@
       <w:pPr>
         <w:pStyle w:val="Heading2"/>
       </w:pPr>
-      <w:bookmarkStart w:id="6" w:name="_Toc240230973"/>
+      <w:bookmarkStart w:id="5" w:name="_Toc240234912"/>
       <w:r>
         <w:t>1.3 Project Scope, Assumptions, and Constraints</w:t>
       </w:r>
-      <w:bookmarkEnd w:id="6"/>
+      <w:bookmarkEnd w:id="5"/>
       <w:r>
         <w:t> </w:t>
       </w:r>
@@ -4597,12 +4189,12 @@
       <w:pPr>
         <w:pStyle w:val="Heading2"/>
       </w:pPr>
-      <w:bookmarkStart w:id="7" w:name="_Toc240230974"/>
+      <w:bookmarkStart w:id="6" w:name="_Toc240234913"/>
       <w:r>
         <w:lastRenderedPageBreak/>
         <w:t>1.4 Stakeholders and User Requirements</w:t>
       </w:r>
-      <w:bookmarkEnd w:id="7"/>
+      <w:bookmarkEnd w:id="6"/>
       <w:r>
         <w:t> </w:t>
       </w:r>
@@ -4764,15 +4356,7 @@
           </w:tcPr>
           <w:p>
             <w:r>
-              <w:t xml:space="preserve">Project Team (Sonam, Charity, </w:t>
-            </w:r>
-            <w:proofErr w:type="spellStart"/>
-            <w:r>
-              <w:t>Rikesh</w:t>
-            </w:r>
-            <w:proofErr w:type="spellEnd"/>
-            <w:r>
-              <w:t>, Zubair)</w:t>
+              <w:t>Project Team (Sonam, Charity, Rikesh, Zubair)</w:t>
             </w:r>
           </w:p>
         </w:tc>
@@ -4972,15 +4556,7 @@
         <w:t>data, with automated validation (</w:t>
       </w:r>
       <w:r>
-        <w:t xml:space="preserve">e.g., </w:t>
-      </w:r>
-      <w:proofErr w:type="spellStart"/>
-      <w:r>
-        <w:t>Luhn</w:t>
-      </w:r>
-      <w:proofErr w:type="spellEnd"/>
-      <w:r>
-        <w:t>-check rejection</w:t>
+        <w:t>e.g., Luhn-check rejection</w:t>
       </w:r>
       <w:r>
         <w:t>)</w:t>
@@ -5065,25 +4641,25 @@
           <w:szCs w:val="18"/>
         </w:rPr>
       </w:pPr>
-      <w:bookmarkStart w:id="8" w:name="_Toc240230975"/>
+      <w:bookmarkStart w:id="7" w:name="_Toc240234914"/>
       <w:r>
         <w:lastRenderedPageBreak/>
         <w:t>2. Project Planning and Management</w:t>
       </w:r>
+      <w:bookmarkEnd w:id="7"/>
+      <w:r>
+        <w:t> </w:t>
+      </w:r>
+    </w:p>
+    <w:p>
+      <w:pPr>
+        <w:pStyle w:val="Heading2"/>
+      </w:pPr>
+      <w:bookmarkStart w:id="8" w:name="_Toc240234915"/>
+      <w:r>
+        <w:t>2.1 Project Charter</w:t>
+      </w:r>
       <w:bookmarkEnd w:id="8"/>
-      <w:r>
-        <w:t> </w:t>
-      </w:r>
-    </w:p>
-    <w:p>
-      <w:pPr>
-        <w:pStyle w:val="Heading2"/>
-      </w:pPr>
-      <w:bookmarkStart w:id="9" w:name="_Toc240230976"/>
-      <w:r>
-        <w:t>2.1 Project Charter</w:t>
-      </w:r>
-      <w:bookmarkEnd w:id="9"/>
       <w:r>
         <w:t> </w:t>
       </w:r>
@@ -5220,11 +4796,11 @@
       <w:pPr>
         <w:pStyle w:val="Heading2"/>
       </w:pPr>
-      <w:bookmarkStart w:id="10" w:name="_Toc240230977"/>
+      <w:bookmarkStart w:id="9" w:name="_Toc240234916"/>
       <w:r>
         <w:t>2.2 Project Roadmap / Gantt Chart</w:t>
       </w:r>
-      <w:bookmarkEnd w:id="10"/>
+      <w:bookmarkEnd w:id="9"/>
       <w:r>
         <w:t> </w:t>
       </w:r>
@@ -5486,11 +5062,11 @@
       <w:pPr>
         <w:pStyle w:val="Heading2"/>
       </w:pPr>
-      <w:bookmarkStart w:id="11" w:name="_Toc240230978"/>
+      <w:bookmarkStart w:id="10" w:name="_Toc240234917"/>
       <w:r>
         <w:t>2.3 Team Roles and RACI Matrix</w:t>
       </w:r>
-      <w:bookmarkEnd w:id="11"/>
+      <w:bookmarkEnd w:id="10"/>
     </w:p>
     <w:p>
       <w:r>
@@ -5585,13 +5161,8 @@
             </w:tcMar>
           </w:tcPr>
           <w:p>
-            <w:proofErr w:type="spellStart"/>
-            <w:r>
-              <w:t>Rikesh</w:t>
-            </w:r>
-            <w:proofErr w:type="spellEnd"/>
-            <w:r>
-              <w:t xml:space="preserve"> (Integration)</w:t>
+            <w:r>
+              <w:t>Rikesh (Integration)</w:t>
             </w:r>
           </w:p>
         </w:tc>
@@ -6036,10 +5607,7 @@
           </w:tcPr>
           <w:p>
             <w:r>
-              <w:t>Proof of Concept &amp; Evaluation</w:t>
-            </w:r>
-            <w:r>
-              <w:t xml:space="preserve"> </w:t>
+              <w:t xml:space="preserve">Proof of Concept &amp; Evaluation </w:t>
             </w:r>
             <w:r>
               <w:t>(5.1–5.</w:t>
@@ -6300,15 +5868,7 @@
     </w:p>
     <w:p>
       <w:r>
-        <w:t xml:space="preserve">Sonam holds overall accountability as Project Lead, chairing check-ins and resolving scope conflicts; Charity leads clinical-data accuracy decisions; </w:t>
-      </w:r>
-      <w:proofErr w:type="spellStart"/>
-      <w:r>
-        <w:t>Rikesh</w:t>
-      </w:r>
-      <w:proofErr w:type="spellEnd"/>
-      <w:r>
-        <w:t xml:space="preserve"> leads technical/integration trade-offs; Zubair leads quality assurance and documentation standards. Leadership was distributed by domain rather than centralised, which kept decisions close to the person with the relevant expertise and reduced review bottlenecks going into Stage 2.</w:t>
+        <w:t>Sonam holds overall accountability as Project Lead, chairing check-ins and resolving scope conflicts; Charity leads clinical-data accuracy decisions; Rikesh leads technical/integration trade-offs; Zubair leads quality assurance and documentation standards. Leadership was distributed by domain rather than centralised, which kept decisions close to the person with the relevant expertise and reduced review bottlenecks going into Stage 2.</w:t>
       </w:r>
     </w:p>
     <w:p/>
@@ -6316,12 +5876,12 @@
       <w:pPr>
         <w:pStyle w:val="Heading2"/>
       </w:pPr>
-      <w:bookmarkStart w:id="12" w:name="_Toc240230979"/>
+      <w:bookmarkStart w:id="11" w:name="_Toc240234918"/>
       <w:r>
         <w:lastRenderedPageBreak/>
         <w:t>2.4 Risk Register</w:t>
       </w:r>
-      <w:bookmarkEnd w:id="12"/>
+      <w:bookmarkEnd w:id="11"/>
       <w:r>
         <w:t> </w:t>
       </w:r>
@@ -7124,13 +6684,8 @@
             </w:tcMar>
           </w:tcPr>
           <w:p>
-            <w:proofErr w:type="spellStart"/>
-            <w:r>
-              <w:t>Luhn</w:t>
-            </w:r>
-            <w:proofErr w:type="spellEnd"/>
-            <w:r>
-              <w:t>-check rejection rule + automated negative test</w:t>
+            <w:r>
+              <w:t>Luhn-check rejection rule + automated negative test</w:t>
             </w:r>
           </w:p>
         </w:tc>
@@ -7423,11 +6978,11 @@
       <w:pPr>
         <w:pStyle w:val="Heading2"/>
       </w:pPr>
-      <w:bookmarkStart w:id="13" w:name="_Toc240230980"/>
+      <w:bookmarkStart w:id="12" w:name="_Toc240234919"/>
       <w:r>
         <w:t>2.5 Feasibility Study</w:t>
       </w:r>
-      <w:bookmarkEnd w:id="13"/>
+      <w:bookmarkEnd w:id="12"/>
       <w:r>
         <w:t> </w:t>
       </w:r>
@@ -7457,7 +7012,13 @@
         <w:t>t</w:t>
       </w:r>
       <w:r>
-        <w:t xml:space="preserve">he proposed stack (FHIR R4 (Health Level Seven International, 2019), AU Core (HL7 Australia, 2025), HL7 v2.4 (Standards Australia, 2007), SNOMED CT-AU, HAPI FHIR, </w:t>
+        <w:t>he proposed stack (FHIR R4 (</w:t>
+      </w:r>
+      <w:r>
+        <w:t>HL7 International, 2019</w:t>
+      </w:r>
+      <w:r>
+        <w:t xml:space="preserve">), AU Core (HL7 Australia, 2025), HL7 v2.4 (Standards Australia, 2007), SNOMED CT-AU, HAPI FHIR, </w:t>
       </w:r>
       <w:proofErr w:type="spellStart"/>
       <w:r>
@@ -7547,15 +7108,7 @@
       </w:r>
       <w:proofErr w:type="spellEnd"/>
       <w:r>
-        <w:t xml:space="preserve">). Automated synthetic-data validation rules (such as </w:t>
-      </w:r>
-      <w:proofErr w:type="spellStart"/>
-      <w:r>
-        <w:t>Luhn</w:t>
-      </w:r>
-      <w:proofErr w:type="spellEnd"/>
-      <w:r>
-        <w:t>-check rejection) offer technical protection, but do not require manual compliance.</w:t>
+        <w:t>). Automated synthetic-data validation rules (such as Luhn-check rejection) offer technical protection, but do not require manual compliance.</w:t>
       </w:r>
     </w:p>
     <w:p>
@@ -7609,25 +7162,25 @@
           <w:szCs w:val="18"/>
         </w:rPr>
       </w:pPr>
-      <w:bookmarkStart w:id="14" w:name="_Toc240230981"/>
+      <w:bookmarkStart w:id="13" w:name="_Toc240234920"/>
       <w:r>
         <w:lastRenderedPageBreak/>
         <w:t>3. Industry and Technology Landscape Analysis</w:t>
       </w:r>
+      <w:bookmarkEnd w:id="13"/>
+      <w:r>
+        <w:t> </w:t>
+      </w:r>
+    </w:p>
+    <w:p>
+      <w:pPr>
+        <w:pStyle w:val="Heading2"/>
+      </w:pPr>
+      <w:bookmarkStart w:id="14" w:name="_Toc240234921"/>
+      <w:r>
+        <w:t>3.1 Current State Assessment: As-Is Analysis</w:t>
+      </w:r>
       <w:bookmarkEnd w:id="14"/>
-      <w:r>
-        <w:t> </w:t>
-      </w:r>
-    </w:p>
-    <w:p>
-      <w:pPr>
-        <w:pStyle w:val="Heading2"/>
-      </w:pPr>
-      <w:bookmarkStart w:id="15" w:name="_Toc240230982"/>
-      <w:r>
-        <w:t>3.1 Current State Assessment: As-Is Analysis</w:t>
-      </w:r>
-      <w:bookmarkEnd w:id="15"/>
       <w:r>
         <w:t> </w:t>
       </w:r>
@@ -7876,7 +7429,7 @@
                     <pic:cNvPicPr/>
                   </pic:nvPicPr>
                   <pic:blipFill>
-                    <a:blip r:embed="rId11">
+                    <a:blip r:embed="rId10">
                       <a:extLst>
                         <a:ext uri="{28A0092B-C50C-407E-A947-70E740481C1C}">
                           <a14:useLocalDpi xmlns:a14="http://schemas.microsoft.com/office/drawing/2010/main" val="0"/>
@@ -7913,11 +7466,11 @@
       <w:pPr>
         <w:pStyle w:val="Heading2"/>
       </w:pPr>
-      <w:bookmarkStart w:id="16" w:name="_Toc240230983"/>
+      <w:bookmarkStart w:id="15" w:name="_Toc240234922"/>
       <w:r>
         <w:t>3.2 Technology and Market Survey</w:t>
       </w:r>
-      <w:bookmarkEnd w:id="16"/>
+      <w:bookmarkEnd w:id="15"/>
       <w:r>
         <w:t> </w:t>
       </w:r>
@@ -8083,19 +7636,11 @@
           <w:lang w:val="en-US"/>
         </w:rPr>
       </w:pPr>
-      <w:proofErr w:type="spellStart"/>
       <w:r>
         <w:rPr>
           <w:lang w:val="en-US"/>
         </w:rPr>
-        <w:t>Synthea</w:t>
-      </w:r>
-      <w:proofErr w:type="spellEnd"/>
-      <w:r>
-        <w:rPr>
-          <w:lang w:val="en-US"/>
-        </w:rPr>
-        <w:t xml:space="preserve"> is currently one of the most credited synthetic patient </w:t>
+        <w:t xml:space="preserve">Synthea is currently one of the most credited synthetic patient </w:t>
       </w:r>
       <w:proofErr w:type="gramStart"/>
       <w:r>
@@ -8121,15 +7666,7 @@
         <w:t xml:space="preserve"> from birth to death.</w:t>
       </w:r>
       <w:r>
-        <w:t xml:space="preserve"> </w:t>
-      </w:r>
-      <w:proofErr w:type="spellStart"/>
-      <w:r>
-        <w:t>Synthea</w:t>
-      </w:r>
-      <w:proofErr w:type="spellEnd"/>
-      <w:r>
-        <w:t xml:space="preserve"> is an open source but produces mock patients based on Unites States of America demographics. CSIRO have created Australian mock data using Australian demographics, but the </w:t>
+        <w:t xml:space="preserve"> Synthea is an open source but produces mock patients based on Unites States of America demographics. CSIRO have created Australian mock data using Australian demographics, but the </w:t>
       </w:r>
       <w:proofErr w:type="spellStart"/>
       <w:r>
@@ -8174,15 +7711,7 @@
     </w:p>
     <w:p>
       <w:r>
-        <w:t xml:space="preserve">The main gap in the current market is that existing standards and vendors solve only part of the problem. Standards define how data should be </w:t>
-      </w:r>
-      <w:proofErr w:type="gramStart"/>
-      <w:r>
-        <w:t>exchanged,</w:t>
-      </w:r>
-      <w:proofErr w:type="gramEnd"/>
-      <w:r>
-        <w:t xml:space="preserve"> vendor products expose endpoints and terminology systems define how meaning should be coded. This still then requires a synthetic test harness that utilises all these tools, standards and frameworks to form a repeatable automation testing, failure simulation and validation of edge cases. </w:t>
+        <w:t xml:space="preserve">The main gap in the current market is that existing standards and vendors solve only part of the problem. Standards define how data should be exchanged, vendor products expose endpoints and terminology systems define how meaning should be coded. This still then requires a synthetic test harness that utilises all these tools, standards and frameworks to form a repeatable automation testing, failure simulation and validation of edge cases. </w:t>
       </w:r>
     </w:p>
     <w:p/>
@@ -8190,11 +7719,11 @@
       <w:pPr>
         <w:pStyle w:val="Heading2"/>
       </w:pPr>
-      <w:bookmarkStart w:id="17" w:name="_Toc240230984"/>
+      <w:bookmarkStart w:id="16" w:name="_Toc240234923"/>
       <w:r>
         <w:t>3.3 Comparative Analysis of Existing Solutions</w:t>
       </w:r>
-      <w:bookmarkEnd w:id="17"/>
+      <w:bookmarkEnd w:id="16"/>
       <w:r>
         <w:t> </w:t>
       </w:r>
@@ -8378,15 +7907,7 @@
               <w:t xml:space="preserve"> </w:t>
             </w:r>
             <w:r>
-              <w:t>(</w:t>
-            </w:r>
-            <w:proofErr w:type="spellStart"/>
-            <w:r>
-              <w:t>Bonami</w:t>
-            </w:r>
-            <w:proofErr w:type="spellEnd"/>
-            <w:r>
-              <w:t xml:space="preserve"> Software, 2026)</w:t>
+              <w:t>(Bonami Software, 2026)</w:t>
             </w:r>
             <w:r>
               <w:t>.</w:t>
@@ -8759,11 +8280,11 @@
       <w:pPr>
         <w:pStyle w:val="Heading2"/>
       </w:pPr>
-      <w:bookmarkStart w:id="18" w:name="_Toc240230985"/>
+      <w:bookmarkStart w:id="17" w:name="_Toc240234924"/>
       <w:r>
         <w:t>3.4 Gap Analysis: As-Is to To-Be</w:t>
       </w:r>
-      <w:bookmarkEnd w:id="18"/>
+      <w:bookmarkEnd w:id="17"/>
       <w:r>
         <w:t> </w:t>
       </w:r>
@@ -8954,12 +8475,12 @@
       <w:pPr>
         <w:pStyle w:val="Heading1"/>
       </w:pPr>
-      <w:bookmarkStart w:id="19" w:name="_Toc240230986"/>
+      <w:bookmarkStart w:id="18" w:name="_Toc240234925"/>
       <w:r>
         <w:lastRenderedPageBreak/>
         <w:t>4. Solution Design</w:t>
       </w:r>
-      <w:bookmarkEnd w:id="19"/>
+      <w:bookmarkEnd w:id="18"/>
     </w:p>
     <w:p>
       <w:pPr>
@@ -9009,11 +8530,11 @@
       <w:pPr>
         <w:pStyle w:val="Heading2"/>
       </w:pPr>
-      <w:bookmarkStart w:id="20" w:name="_Toc240230987"/>
+      <w:bookmarkStart w:id="19" w:name="_Toc240234926"/>
       <w:r>
         <w:t>4.1 Proposed Solution Architecture</w:t>
       </w:r>
-      <w:bookmarkEnd w:id="20"/>
+      <w:bookmarkEnd w:id="19"/>
     </w:p>
     <w:p>
       <w:pPr>
@@ -9024,9 +8545,6 @@
       </w:r>
     </w:p>
     <w:p>
-      <w:pPr>
-        <w:pStyle w:val="NormalWeb"/>
-      </w:pPr>
       <w:r>
         <w:rPr>
           <w:noProof/>
@@ -9047,7 +8565,7 @@
                     <pic:cNvPicPr/>
                   </pic:nvPicPr>
                   <pic:blipFill>
-                    <a:blip r:embed="rId12" cstate="print">
+                    <a:blip r:embed="rId11" cstate="print">
                       <a:extLst>
                         <a:ext uri="{28A0092B-C50C-407E-A947-70E740481C1C}">
                           <a14:useLocalDpi xmlns:a14="http://schemas.microsoft.com/office/drawing/2010/main" val="0"/>
@@ -9191,16 +8709,12 @@
     </w:p>
     <w:p>
       <w:pPr>
-        <w:pStyle w:val="Heading2"/>
         <w:rPr>
-          <w:rFonts w:eastAsia="Times New Roman"/>
           <w:lang w:val="en-GB" w:eastAsia="en-GB"/>
         </w:rPr>
       </w:pPr>
-      <w:bookmarkStart w:id="21" w:name="_Toc240230988"/>
       <w:r>
         <w:rPr>
-          <w:rFonts w:eastAsia="Times New Roman"/>
           <w:noProof/>
           <w:lang w:val="en-GB" w:eastAsia="en-GB"/>
         </w:rPr>
@@ -9221,7 +8735,7 @@
                     <pic:cNvPicPr/>
                   </pic:nvPicPr>
                   <pic:blipFill>
-                    <a:blip r:embed="rId9" cstate="print">
+                    <a:blip r:embed="rId12" cstate="print">
                       <a:extLst>
                         <a:ext uri="{28A0092B-C50C-407E-A947-70E740481C1C}">
                           <a14:useLocalDpi xmlns:a14="http://schemas.microsoft.com/office/drawing/2010/main" val="0"/>
@@ -9247,7 +8761,6 @@
           </wp:inline>
         </w:drawing>
       </w:r>
-      <w:bookmarkEnd w:id="21"/>
     </w:p>
     <w:p>
       <w:pPr>
@@ -9341,11 +8854,11 @@
       <w:pPr>
         <w:pStyle w:val="Heading2"/>
       </w:pPr>
-      <w:bookmarkStart w:id="22" w:name="_Toc240230989"/>
+      <w:bookmarkStart w:id="20" w:name="_Toc240234927"/>
       <w:r>
         <w:t>4.2 Technology Stack and Justification</w:t>
       </w:r>
-      <w:bookmarkEnd w:id="22"/>
+      <w:bookmarkEnd w:id="20"/>
     </w:p>
     <w:p>
       <w:pPr>
@@ -10014,11 +9527,11 @@
       <w:pPr>
         <w:pStyle w:val="Heading2"/>
       </w:pPr>
-      <w:bookmarkStart w:id="23" w:name="_Toc240230990"/>
+      <w:bookmarkStart w:id="21" w:name="_Toc240234928"/>
       <w:r>
         <w:t>4.3 Security Design and Control Mapping</w:t>
       </w:r>
-      <w:bookmarkEnd w:id="23"/>
+      <w:bookmarkEnd w:id="21"/>
     </w:p>
     <w:p>
       <w:pPr>
@@ -11430,19 +10943,11 @@
                 <w:lang w:val="en-GB" w:eastAsia="en-GB"/>
               </w:rPr>
             </w:pPr>
-            <w:proofErr w:type="spellStart"/>
             <w:r>
               <w:rPr>
                 <w:lang w:val="en-GB" w:eastAsia="en-GB"/>
               </w:rPr>
-              <w:t>Luhn</w:t>
-            </w:r>
-            <w:proofErr w:type="spellEnd"/>
-            <w:r>
-              <w:rPr>
-                <w:lang w:val="en-GB" w:eastAsia="en-GB"/>
-              </w:rPr>
-              <w:t>-check rejection of real AU IHI ranges (e.g. 800360 prefix)</w:t>
+              <w:t>Luhn-check rejection of real AU IHI ranges (e.g. 800360 prefix)</w:t>
             </w:r>
           </w:p>
         </w:tc>
@@ -11576,11 +11081,11 @@
       <w:pPr>
         <w:pStyle w:val="Heading2"/>
       </w:pPr>
-      <w:bookmarkStart w:id="24" w:name="_Toc240230991"/>
+      <w:bookmarkStart w:id="22" w:name="_Toc240234929"/>
       <w:r>
         <w:t>4.4 Capital and Non-Capital Cost Estimation</w:t>
       </w:r>
-      <w:bookmarkEnd w:id="24"/>
+      <w:bookmarkEnd w:id="22"/>
     </w:p>
     <w:p>
       <w:pPr>
@@ -11943,6 +11448,22 @@
     </w:p>
     <w:p>
       <w:pPr>
+        <w:jc w:val="left"/>
+        <w:rPr>
+          <w:rFonts w:asciiTheme="majorHAnsi" w:eastAsiaTheme="majorEastAsia" w:hAnsiTheme="majorHAnsi" w:cstheme="majorBidi"/>
+          <w:b/>
+          <w:bCs/>
+          <w:color w:val="0F4761" w:themeColor="accent1" w:themeShade="BF"/>
+          <w:sz w:val="40"/>
+          <w:szCs w:val="40"/>
+        </w:rPr>
+      </w:pPr>
+      <w:r>
+        <w:br w:type="page"/>
+      </w:r>
+    </w:p>
+    <w:p>
+      <w:pPr>
         <w:pStyle w:val="Heading1"/>
         <w:rPr>
           <w:rFonts w:ascii="Segoe UI" w:hAnsi="Segoe UI" w:cs="Segoe UI"/>
@@ -11950,11 +11471,12 @@
           <w:szCs w:val="18"/>
         </w:rPr>
       </w:pPr>
-      <w:bookmarkStart w:id="25" w:name="_Toc240230992"/>
-      <w:r>
+      <w:bookmarkStart w:id="23" w:name="_Toc240234930"/>
+      <w:r>
+        <w:lastRenderedPageBreak/>
         <w:t>5. Proof of Concept, and Evaluation</w:t>
       </w:r>
-      <w:bookmarkEnd w:id="25"/>
+      <w:bookmarkEnd w:id="23"/>
       <w:r>
         <w:t> </w:t>
       </w:r>
@@ -11963,11 +11485,11 @@
       <w:pPr>
         <w:pStyle w:val="Heading2"/>
       </w:pPr>
-      <w:bookmarkStart w:id="26" w:name="_Toc240230993"/>
+      <w:bookmarkStart w:id="24" w:name="_Toc240234931"/>
       <w:r>
         <w:t>5.1 Sprint Plan</w:t>
       </w:r>
-      <w:bookmarkEnd w:id="26"/>
+      <w:bookmarkEnd w:id="24"/>
     </w:p>
     <w:p>
       <w:r>
@@ -12023,6 +11545,7 @@
         <w:tc>
           <w:tcPr>
             <w:tcW w:w="0" w:type="auto"/>
+            <w:shd w:val="clear" w:color="auto" w:fill="92D050"/>
             <w:hideMark/>
           </w:tcPr>
           <w:p>
@@ -12045,6 +11568,7 @@
         <w:tc>
           <w:tcPr>
             <w:tcW w:w="0" w:type="auto"/>
+            <w:shd w:val="clear" w:color="auto" w:fill="92D050"/>
             <w:hideMark/>
           </w:tcPr>
           <w:p>
@@ -12067,6 +11591,7 @@
         <w:tc>
           <w:tcPr>
             <w:tcW w:w="0" w:type="auto"/>
+            <w:shd w:val="clear" w:color="auto" w:fill="92D050"/>
             <w:hideMark/>
           </w:tcPr>
           <w:p>
@@ -12200,11 +11725,7 @@
               <w:spacing w:after="160" w:line="259" w:lineRule="auto"/>
             </w:pPr>
             <w:r>
-              <w:t xml:space="preserve">Invalid FHIR resources may pass through the harness or valid </w:t>
-            </w:r>
-            <w:r>
-              <w:lastRenderedPageBreak/>
-              <w:t>resources may be rejected</w:t>
+              <w:t>Invalid FHIR resources may pass through the harness or valid resources may be rejected</w:t>
             </w:r>
           </w:p>
         </w:tc>
@@ -12218,7 +11739,6 @@
               <w:spacing w:after="160" w:line="259" w:lineRule="auto"/>
             </w:pPr>
             <w:r>
-              <w:lastRenderedPageBreak/>
               <w:t>Use HAPI FHIR as the reference validation service and test against agreed AU Core profiles</w:t>
             </w:r>
           </w:p>
@@ -12323,6 +11843,7 @@
               <w:spacing w:after="160" w:line="259" w:lineRule="auto"/>
             </w:pPr>
             <w:r>
+              <w:lastRenderedPageBreak/>
               <w:t>Authentication and tenant isolation not yet implemented</w:t>
             </w:r>
           </w:p>
@@ -12437,6 +11958,7 @@
         <w:tc>
           <w:tcPr>
             <w:tcW w:w="0" w:type="auto"/>
+            <w:shd w:val="clear" w:color="auto" w:fill="92D050"/>
             <w:hideMark/>
           </w:tcPr>
           <w:p>
@@ -12459,6 +11981,7 @@
         <w:tc>
           <w:tcPr>
             <w:tcW w:w="0" w:type="auto"/>
+            <w:shd w:val="clear" w:color="auto" w:fill="92D050"/>
             <w:hideMark/>
           </w:tcPr>
           <w:p>
@@ -12481,6 +12004,7 @@
         <w:tc>
           <w:tcPr>
             <w:tcW w:w="0" w:type="auto"/>
+            <w:shd w:val="clear" w:color="auto" w:fill="92D050"/>
             <w:hideMark/>
           </w:tcPr>
           <w:p>
@@ -12586,11 +12110,7 @@
               <w:spacing w:after="160" w:line="259" w:lineRule="auto"/>
             </w:pPr>
             <w:r>
-              <w:t xml:space="preserve">Implement the seven planned failure-mode test cases; add slow-response, malformed-message, dropped-connection and unavailable-service simulations; implement synthetic-data validation rules; add authentication and </w:t>
-            </w:r>
-            <w:r>
-              <w:lastRenderedPageBreak/>
-              <w:t>tenant isolation; implement terminology-mapping test scenarios; automate result collection; perform functional and cybersecurity validation; document defects and regression results</w:t>
+              <w:t>Implement the seven planned failure-mode test cases; add slow-response, malformed-message, dropped-connection and unavailable-service simulations; implement synthetic-data validation rules; add authentication and tenant isolation; implement terminology-mapping test scenarios; automate result collection; perform functional and cybersecurity validation; document defects and regression results</w:t>
             </w:r>
           </w:p>
         </w:tc>
@@ -12604,12 +12124,7 @@
               <w:spacing w:after="160" w:line="259" w:lineRule="auto"/>
             </w:pPr>
             <w:r>
-              <w:lastRenderedPageBreak/>
-              <w:t xml:space="preserve">Automated functional and negative test suite; fault-injection capability; security controls; terminology-mapping validation results; pass/fail test report; </w:t>
-            </w:r>
-            <w:r>
-              <w:lastRenderedPageBreak/>
-              <w:t>cybersecurity evaluation; implementation documentation and demonstration</w:t>
+              <w:t>Automated functional and negative test suite; fault-injection capability; security controls; terminology-mapping validation results; pass/fail test report; cybersecurity evaluation; implementation documentation and demonstration</w:t>
             </w:r>
           </w:p>
         </w:tc>
@@ -12650,6 +12165,7 @@
     </w:p>
     <w:p>
       <w:r>
+        <w:lastRenderedPageBreak/>
         <w:t xml:space="preserve">The implementation will use the technology stack that was chosen during Stage 1. Docker Compose will give Docker Compose an environment for multiple services ensuring that all developers work with identical setups. The backend will use the framework </w:t>
       </w:r>
       <w:r>
@@ -12773,7 +12289,6 @@
           <w:b/>
           <w:bCs/>
         </w:rPr>
-        <w:lastRenderedPageBreak/>
         <w:t>Configure or develop → peer review → execute tests → compare expected and actual results → record defects → correct → regression test → document evidence.</w:t>
       </w:r>
     </w:p>
@@ -12816,6 +12331,7 @@
         <w:tc>
           <w:tcPr>
             <w:tcW w:w="0" w:type="auto"/>
+            <w:shd w:val="clear" w:color="auto" w:fill="92D050"/>
             <w:hideMark/>
           </w:tcPr>
           <w:p>
@@ -12838,6 +12354,7 @@
         <w:tc>
           <w:tcPr>
             <w:tcW w:w="0" w:type="auto"/>
+            <w:shd w:val="clear" w:color="auto" w:fill="92D050"/>
             <w:hideMark/>
           </w:tcPr>
           <w:p>
@@ -12873,23 +12390,8 @@
                 <w:b/>
                 <w:bCs/>
               </w:rPr>
-              <w:t xml:space="preserve">Sonam </w:t>
-            </w:r>
-            <w:proofErr w:type="spellStart"/>
-            <w:r>
-              <w:rPr>
-                <w:b/>
-                <w:bCs/>
-              </w:rPr>
-              <w:t>Pelden</w:t>
-            </w:r>
-            <w:proofErr w:type="spellEnd"/>
-            <w:r>
-              <w:rPr>
-                <w:b/>
-                <w:bCs/>
-              </w:rPr>
-              <w:t xml:space="preserve"> – Project Lead / Architecture</w:t>
+              <w:lastRenderedPageBreak/>
+              <w:t>Sonam Pelden – Project Lead / Architecture</w:t>
             </w:r>
           </w:p>
         </w:tc>
@@ -12968,37 +12470,12 @@
             <w:pPr>
               <w:spacing w:after="160" w:line="259" w:lineRule="auto"/>
             </w:pPr>
-            <w:proofErr w:type="spellStart"/>
             <w:r>
               <w:rPr>
                 <w:b/>
                 <w:bCs/>
               </w:rPr>
-              <w:t>Rikesh</w:t>
-            </w:r>
-            <w:proofErr w:type="spellEnd"/>
-            <w:r>
-              <w:rPr>
-                <w:b/>
-                <w:bCs/>
-              </w:rPr>
-              <w:t xml:space="preserve"> </w:t>
-            </w:r>
-            <w:proofErr w:type="spellStart"/>
-            <w:r>
-              <w:rPr>
-                <w:b/>
-                <w:bCs/>
-              </w:rPr>
-              <w:t>Aryal</w:t>
-            </w:r>
-            <w:proofErr w:type="spellEnd"/>
-            <w:r>
-              <w:rPr>
-                <w:b/>
-                <w:bCs/>
-              </w:rPr>
-              <w:t xml:space="preserve"> – Integration / Security</w:t>
+              <w:t>Rikesh Aryal – Integration / Security</w:t>
             </w:r>
           </w:p>
         </w:tc>
@@ -13074,7 +12551,7 @@
       <w:pPr>
         <w:pStyle w:val="Heading2"/>
       </w:pPr>
-      <w:bookmarkStart w:id="27" w:name="_Toc240230994"/>
+      <w:bookmarkStart w:id="25" w:name="_Toc240234932"/>
       <w:r>
         <w:t>5.</w:t>
       </w:r>
@@ -13084,18 +12561,15 @@
       <w:r>
         <w:t xml:space="preserve"> Testing, Validation, and Cybersecurity Evaluation</w:t>
       </w:r>
-      <w:bookmarkEnd w:id="27"/>
-    </w:p>
-    <w:p>
-      <w:bookmarkStart w:id="28" w:name="_Hlk240207632"/>
+      <w:bookmarkEnd w:id="25"/>
+    </w:p>
+    <w:p>
+      <w:bookmarkStart w:id="26" w:name="_Hlk240207632"/>
       <w:r>
         <w:t xml:space="preserve">The proposed Stage 2 implementation will use a </w:t>
       </w:r>
       <w:r>
-        <w:t>multi-service architecture</w:t>
-      </w:r>
-      <w:r>
-        <w:t xml:space="preserve"> </w:t>
+        <w:t xml:space="preserve">multi-service architecture </w:t>
       </w:r>
       <w:r>
         <w:t xml:space="preserve">that consists of a Test Harness API, PostgreSQL synthetic-data storage and HAPI FHIR validation. </w:t>
@@ -13115,7 +12589,6 @@
     </w:p>
     <w:p>
       <w:r>
-        <w:lastRenderedPageBreak/>
         <w:t xml:space="preserve">Architecturally the Synthetic FHIR Test Harness lives inside a trust boundary that is completely separate from any real patient data environment as shown in Figure 1 – Asset &amp; Trust Boundary Sketch Version 2. All requests go through one </w:t>
       </w:r>
       <w:proofErr w:type="spellStart"/>
@@ -13135,13 +12608,7 @@
       </w:r>
       <w:proofErr w:type="spellEnd"/>
       <w:r>
-        <w:t xml:space="preserve"> before routing requests, to the synthetic tenant environment. This Tenant Isolation / Request Router control is intended to prevent one practice from accessing another </w:t>
-      </w:r>
-      <w:r>
-        <w:t>tenants’</w:t>
-      </w:r>
-      <w:r>
-        <w:t xml:space="preserve"> synthetic records. It has not yet been tested during Stage 1.</w:t>
+        <w:t xml:space="preserve"> before routing requests, to the synthetic tenant environment. This Tenant Isolation / Request Router control is intended to prevent one practice from accessing another tenants’ synthetic records. It has not yet been tested during Stage 1.</w:t>
       </w:r>
     </w:p>
     <w:p>
@@ -13152,6 +12619,7 @@
         <w:rPr>
           <w:noProof/>
         </w:rPr>
+        <w:lastRenderedPageBreak/>
         <w:drawing>
           <wp:inline distT="0" distB="0" distL="0" distR="0" wp14:anchorId="5FC0CF01" wp14:editId="02D24DE1">
             <wp:extent cx="5661660" cy="4522553"/>
@@ -13207,7 +12675,13 @@
         <w:jc w:val="center"/>
       </w:pPr>
       <w:r>
-        <w:t>Figure 1 — Asset &amp; Trust Boundary Sketch, Version 2</w:t>
+        <w:t xml:space="preserve">Figure </w:t>
+      </w:r>
+      <w:r>
+        <w:t>5.2.1</w:t>
+      </w:r>
+      <w:r>
+        <w:t xml:space="preserve"> — Asset &amp; Trust Boundary Sketch, Version 2</w:t>
       </w:r>
     </w:p>
     <w:p>
@@ -13319,7 +12793,13 @@
         <w:jc w:val="center"/>
       </w:pPr>
       <w:r>
-        <w:t>Figure 2 — Postman configuration and 200 OK response for GET /</w:t>
+        <w:t xml:space="preserve">Figure </w:t>
+      </w:r>
+      <w:r>
+        <w:t>5.2.2</w:t>
+      </w:r>
+      <w:r>
+        <w:t xml:space="preserve"> — Postman configuration and 200 OK response for GET /</w:t>
       </w:r>
       <w:proofErr w:type="spellStart"/>
       <w:r>
@@ -13330,7 +12810,7 @@
         <w:t>/R4/Patient/SYNTH-001</w:t>
       </w:r>
     </w:p>
-    <w:bookmarkEnd w:id="28"/>
+    <w:bookmarkEnd w:id="26"/>
     <w:p>
       <w:r>
         <w:t xml:space="preserve">During Stage 1 I found four assumptions that need to be checked during ICT946. Those architectural assumptions are Docker Compose orchestration, across development environments enforcement of DVR-01–DVR-08, programmatic AU Core validation using HAPI FHIR and consistent </w:t>
@@ -13378,27 +12858,15 @@
       </w:r>
     </w:p>
     <w:p>
-      <w:pPr>
-        <w:pStyle w:val="Heading2"/>
-        <w:spacing w:before="200" w:after="120"/>
-        <w:jc w:val="center"/>
-        <w:rPr>
-          <w:color w:val="auto"/>
-          <w:sz w:val="22"/>
-          <w:szCs w:val="22"/>
-        </w:rPr>
-      </w:pPr>
-      <w:bookmarkStart w:id="29" w:name="_Toc240230995"/>
-      <w:r>
-        <w:rPr>
-          <w:color w:val="auto"/>
-          <w:sz w:val="22"/>
-          <w:szCs w:val="22"/>
-        </w:rPr>
-        <w:lastRenderedPageBreak/>
-        <w:t>Table 1 — Functional Test Evidence (executed, Week 8)</w:t>
-      </w:r>
-      <w:bookmarkEnd w:id="29"/>
+      <w:r>
+        <w:t xml:space="preserve">Table </w:t>
+      </w:r>
+      <w:r>
+        <w:t>5.2.1</w:t>
+      </w:r>
+      <w:r>
+        <w:t xml:space="preserve"> — Functional Test Evidence (executed, Week 8)</w:t>
+      </w:r>
     </w:p>
     <w:tbl>
       <w:tblPr>
@@ -13431,7 +12899,7 @@
         <w:tc>
           <w:tcPr>
             <w:tcW w:w="846" w:type="dxa"/>
-            <w:shd w:val="clear" w:color="auto" w:fill="1F3864"/>
+            <w:shd w:val="clear" w:color="auto" w:fill="92D050"/>
             <w:tcMar>
               <w:top w:w="80" w:type="dxa"/>
               <w:left w:w="100" w:type="dxa"/>
@@ -13447,6 +12915,7 @@
                 <w:sz w:val="20"/>
                 <w:szCs w:val="20"/>
               </w:rPr>
+              <w:lastRenderedPageBreak/>
               <w:t>Test ID</w:t>
             </w:r>
           </w:p>
@@ -13454,7 +12923,7 @@
         <w:tc>
           <w:tcPr>
             <w:tcW w:w="2689" w:type="dxa"/>
-            <w:shd w:val="clear" w:color="auto" w:fill="1F3864"/>
+            <w:shd w:val="clear" w:color="auto" w:fill="92D050"/>
             <w:tcMar>
               <w:top w:w="80" w:type="dxa"/>
               <w:left w:w="100" w:type="dxa"/>
@@ -13477,7 +12946,7 @@
         <w:tc>
           <w:tcPr>
             <w:tcW w:w="1897" w:type="dxa"/>
-            <w:shd w:val="clear" w:color="auto" w:fill="1F3864"/>
+            <w:shd w:val="clear" w:color="auto" w:fill="92D050"/>
             <w:tcMar>
               <w:top w:w="80" w:type="dxa"/>
               <w:left w:w="100" w:type="dxa"/>
@@ -13500,7 +12969,7 @@
         <w:tc>
           <w:tcPr>
             <w:tcW w:w="2360" w:type="dxa"/>
-            <w:shd w:val="clear" w:color="auto" w:fill="1F3864"/>
+            <w:shd w:val="clear" w:color="auto" w:fill="92D050"/>
             <w:tcMar>
               <w:top w:w="80" w:type="dxa"/>
               <w:left w:w="100" w:type="dxa"/>
@@ -13523,7 +12992,7 @@
         <w:tc>
           <w:tcPr>
             <w:tcW w:w="1134" w:type="dxa"/>
-            <w:shd w:val="clear" w:color="auto" w:fill="1F3864"/>
+            <w:shd w:val="clear" w:color="auto" w:fill="92D050"/>
             <w:tcMar>
               <w:top w:w="80" w:type="dxa"/>
               <w:left w:w="100" w:type="dxa"/>
@@ -13960,16 +13429,32 @@
           <w:szCs w:val="22"/>
         </w:rPr>
       </w:pPr>
-      <w:bookmarkStart w:id="30" w:name="_Toc240230996"/>
+      <w:bookmarkStart w:id="27" w:name="_Toc240234933"/>
       <w:r>
         <w:rPr>
           <w:color w:val="auto"/>
           <w:sz w:val="22"/>
           <w:szCs w:val="22"/>
         </w:rPr>
-        <w:t>Table 2 — Threat → Asset → Vulnerability → Impact → Control</w:t>
-      </w:r>
-      <w:bookmarkEnd w:id="30"/>
+        <w:t xml:space="preserve">Table </w:t>
+      </w:r>
+      <w:r>
+        <w:rPr>
+          <w:color w:val="auto"/>
+          <w:sz w:val="22"/>
+          <w:szCs w:val="22"/>
+        </w:rPr>
+        <w:t>5.2.</w:t>
+      </w:r>
+      <w:r>
+        <w:rPr>
+          <w:color w:val="auto"/>
+          <w:sz w:val="22"/>
+          <w:szCs w:val="22"/>
+        </w:rPr>
+        <w:t>2 — Threat → Asset → Vulnerability → Impact → Control</w:t>
+      </w:r>
+      <w:bookmarkEnd w:id="27"/>
     </w:p>
     <w:tbl>
       <w:tblPr>
@@ -14002,7 +13487,7 @@
         <w:tc>
           <w:tcPr>
             <w:tcW w:w="1700" w:type="dxa"/>
-            <w:shd w:val="clear" w:color="auto" w:fill="1F3864"/>
+            <w:shd w:val="clear" w:color="auto" w:fill="92D050"/>
             <w:tcMar>
               <w:top w:w="80" w:type="dxa"/>
               <w:left w:w="100" w:type="dxa"/>
@@ -14025,7 +13510,7 @@
         <w:tc>
           <w:tcPr>
             <w:tcW w:w="1500" w:type="dxa"/>
-            <w:shd w:val="clear" w:color="auto" w:fill="1F3864"/>
+            <w:shd w:val="clear" w:color="auto" w:fill="92D050"/>
             <w:tcMar>
               <w:top w:w="80" w:type="dxa"/>
               <w:left w:w="100" w:type="dxa"/>
@@ -14048,7 +13533,7 @@
         <w:tc>
           <w:tcPr>
             <w:tcW w:w="2000" w:type="dxa"/>
-            <w:shd w:val="clear" w:color="auto" w:fill="1F3864"/>
+            <w:shd w:val="clear" w:color="auto" w:fill="92D050"/>
             <w:tcMar>
               <w:top w:w="80" w:type="dxa"/>
               <w:left w:w="100" w:type="dxa"/>
@@ -14071,7 +13556,7 @@
         <w:tc>
           <w:tcPr>
             <w:tcW w:w="2100" w:type="dxa"/>
-            <w:shd w:val="clear" w:color="auto" w:fill="1F3864"/>
+            <w:shd w:val="clear" w:color="auto" w:fill="92D050"/>
             <w:tcMar>
               <w:top w:w="80" w:type="dxa"/>
               <w:left w:w="100" w:type="dxa"/>
@@ -14094,7 +13579,7 @@
         <w:tc>
           <w:tcPr>
             <w:tcW w:w="2000" w:type="dxa"/>
-            <w:shd w:val="clear" w:color="auto" w:fill="1F3864"/>
+            <w:shd w:val="clear" w:color="auto" w:fill="92D050"/>
             <w:tcMar>
               <w:top w:w="80" w:type="dxa"/>
               <w:left w:w="100" w:type="dxa"/>
@@ -14240,7 +13725,6 @@
                 <w:sz w:val="20"/>
                 <w:szCs w:val="20"/>
               </w:rPr>
-              <w:lastRenderedPageBreak/>
               <w:t>Cross-tenant data access</w:t>
             </w:r>
           </w:p>
@@ -14283,7 +13767,15 @@
                 <w:sz w:val="20"/>
                 <w:szCs w:val="20"/>
               </w:rPr>
-              <w:t>Flat trust boundary with no tenant separation (Risk R4 — Critical)</w:t>
+              <w:t xml:space="preserve">Flat trust boundary with no tenant </w:t>
+            </w:r>
+            <w:r>
+              <w:rPr>
+                <w:sz w:val="20"/>
+                <w:szCs w:val="20"/>
+              </w:rPr>
+              <w:lastRenderedPageBreak/>
+              <w:t>separation (Risk R4 — Critical)</w:t>
             </w:r>
           </w:p>
         </w:tc>
@@ -14304,7 +13796,16 @@
                 <w:sz w:val="20"/>
                 <w:szCs w:val="20"/>
               </w:rPr>
-              <w:t>One mock practice's synthetic data exposed to another tenant's session</w:t>
+              <w:lastRenderedPageBreak/>
+              <w:t xml:space="preserve">One mock practice's synthetic data exposed </w:t>
+            </w:r>
+            <w:r>
+              <w:rPr>
+                <w:sz w:val="20"/>
+                <w:szCs w:val="20"/>
+              </w:rPr>
+              <w:lastRenderedPageBreak/>
+              <w:t>to another tenant's session</w:t>
             </w:r>
           </w:p>
         </w:tc>
@@ -14325,6 +13826,7 @@
                 <w:sz w:val="20"/>
                 <w:szCs w:val="20"/>
               </w:rPr>
+              <w:lastRenderedPageBreak/>
               <w:t xml:space="preserve">Tenant Isolation / Request Router validating </w:t>
             </w:r>
             <w:proofErr w:type="spellStart"/>
@@ -14341,7 +13843,15 @@
                 <w:sz w:val="20"/>
                 <w:szCs w:val="20"/>
               </w:rPr>
-              <w:t xml:space="preserve">; row-level </w:t>
+              <w:t xml:space="preserve">; </w:t>
+            </w:r>
+            <w:r>
+              <w:rPr>
+                <w:sz w:val="20"/>
+                <w:szCs w:val="20"/>
+              </w:rPr>
+              <w:lastRenderedPageBreak/>
+              <w:t xml:space="preserve">row-level </w:t>
             </w:r>
             <w:proofErr w:type="spellStart"/>
             <w:r>
@@ -14870,6 +14380,7 @@
         <w:tc>
           <w:tcPr>
             <w:tcW w:w="0" w:type="auto"/>
+            <w:shd w:val="clear" w:color="auto" w:fill="92D050"/>
             <w:hideMark/>
           </w:tcPr>
           <w:p>
@@ -14892,6 +14403,7 @@
         <w:tc>
           <w:tcPr>
             <w:tcW w:w="0" w:type="auto"/>
+            <w:shd w:val="clear" w:color="auto" w:fill="92D050"/>
             <w:hideMark/>
           </w:tcPr>
           <w:p>
@@ -14914,6 +14426,7 @@
         <w:tc>
           <w:tcPr>
             <w:tcW w:w="0" w:type="auto"/>
+            <w:shd w:val="clear" w:color="auto" w:fill="92D050"/>
             <w:hideMark/>
           </w:tcPr>
           <w:p>
@@ -15041,7 +14554,6 @@
               <w:spacing w:after="160" w:line="259" w:lineRule="auto"/>
             </w:pPr>
             <w:r>
-              <w:lastRenderedPageBreak/>
               <w:t>Encryption – HTTPS/TLS</w:t>
             </w:r>
           </w:p>
@@ -15090,6 +14602,7 @@
               <w:spacing w:after="160" w:line="259" w:lineRule="auto"/>
             </w:pPr>
             <w:r>
+              <w:lastRenderedPageBreak/>
               <w:t>Input validation – FHIR/message validation</w:t>
             </w:r>
           </w:p>
@@ -15226,26 +14739,15 @@
     </w:tbl>
     <w:p/>
     <w:p>
-      <w:pPr>
-        <w:pStyle w:val="Heading2"/>
-        <w:spacing w:before="200" w:after="120"/>
-        <w:jc w:val="center"/>
-        <w:rPr>
-          <w:color w:val="auto"/>
-          <w:sz w:val="22"/>
-          <w:szCs w:val="22"/>
-        </w:rPr>
-      </w:pPr>
-      <w:bookmarkStart w:id="31" w:name="_Toc240230997"/>
-      <w:r>
-        <w:rPr>
-          <w:color w:val="auto"/>
-          <w:sz w:val="22"/>
-          <w:szCs w:val="22"/>
-        </w:rPr>
-        <w:t>Table 3 — NIST Cybersecurity Framework 2.0 Mapping</w:t>
-      </w:r>
-      <w:bookmarkEnd w:id="31"/>
+      <w:r>
+        <w:t xml:space="preserve">Table </w:t>
+      </w:r>
+      <w:r>
+        <w:t>5.2.3</w:t>
+      </w:r>
+      <w:r>
+        <w:t xml:space="preserve"> — NIST Cybersecurity Framework 2.0 Mapping</w:t>
+      </w:r>
     </w:p>
     <w:tbl>
       <w:tblPr>
@@ -15277,7 +14779,7 @@
         <w:tc>
           <w:tcPr>
             <w:tcW w:w="1400" w:type="dxa"/>
-            <w:shd w:val="clear" w:color="auto" w:fill="1F3864"/>
+            <w:shd w:val="clear" w:color="auto" w:fill="92D050"/>
             <w:tcMar>
               <w:top w:w="80" w:type="dxa"/>
               <w:left w:w="100" w:type="dxa"/>
@@ -15300,7 +14802,7 @@
         <w:tc>
           <w:tcPr>
             <w:tcW w:w="2100" w:type="dxa"/>
-            <w:shd w:val="clear" w:color="auto" w:fill="1F3864"/>
+            <w:shd w:val="clear" w:color="auto" w:fill="92D050"/>
             <w:tcMar>
               <w:top w:w="80" w:type="dxa"/>
               <w:left w:w="100" w:type="dxa"/>
@@ -15323,7 +14825,7 @@
         <w:tc>
           <w:tcPr>
             <w:tcW w:w="4900" w:type="dxa"/>
-            <w:shd w:val="clear" w:color="auto" w:fill="1F3864"/>
+            <w:shd w:val="clear" w:color="auto" w:fill="92D050"/>
             <w:tcMar>
               <w:top w:w="80" w:type="dxa"/>
               <w:left w:w="100" w:type="dxa"/>
@@ -15346,7 +14848,7 @@
         <w:tc>
           <w:tcPr>
             <w:tcW w:w="900" w:type="dxa"/>
-            <w:shd w:val="clear" w:color="auto" w:fill="1F3864"/>
+            <w:shd w:val="clear" w:color="auto" w:fill="92D050"/>
             <w:tcMar>
               <w:top w:w="80" w:type="dxa"/>
               <w:left w:w="100" w:type="dxa"/>
@@ -15645,26 +15147,15 @@
       </w:tr>
     </w:tbl>
     <w:p>
-      <w:pPr>
-        <w:pStyle w:val="Heading2"/>
-        <w:spacing w:before="200" w:after="120"/>
-        <w:jc w:val="center"/>
-        <w:rPr>
-          <w:color w:val="auto"/>
-          <w:sz w:val="22"/>
-          <w:szCs w:val="22"/>
-        </w:rPr>
-      </w:pPr>
-      <w:bookmarkStart w:id="32" w:name="_Toc240230998"/>
-      <w:r>
-        <w:rPr>
-          <w:color w:val="auto"/>
-          <w:sz w:val="22"/>
-          <w:szCs w:val="22"/>
-        </w:rPr>
-        <w:t>Table 4 — Before / After Risk Comparison</w:t>
-      </w:r>
-      <w:bookmarkEnd w:id="32"/>
+      <w:r>
+        <w:t xml:space="preserve">Table </w:t>
+      </w:r>
+      <w:r>
+        <w:t>5.2.</w:t>
+      </w:r>
+      <w:r>
+        <w:t>4 — Before / After Risk Comparison</w:t>
+      </w:r>
     </w:p>
     <w:tbl>
       <w:tblPr>
@@ -15695,7 +15186,7 @@
         <w:tc>
           <w:tcPr>
             <w:tcW w:w="2400" w:type="dxa"/>
-            <w:shd w:val="clear" w:color="auto" w:fill="1F3864"/>
+            <w:shd w:val="clear" w:color="auto" w:fill="92D050"/>
             <w:tcMar>
               <w:top w:w="80" w:type="dxa"/>
               <w:left w:w="100" w:type="dxa"/>
@@ -15718,7 +15209,7 @@
         <w:tc>
           <w:tcPr>
             <w:tcW w:w="3200" w:type="dxa"/>
-            <w:shd w:val="clear" w:color="auto" w:fill="1F3864"/>
+            <w:shd w:val="clear" w:color="auto" w:fill="92D050"/>
             <w:tcMar>
               <w:top w:w="80" w:type="dxa"/>
               <w:left w:w="100" w:type="dxa"/>
@@ -15741,7 +15232,7 @@
         <w:tc>
           <w:tcPr>
             <w:tcW w:w="3700" w:type="dxa"/>
-            <w:shd w:val="clear" w:color="auto" w:fill="1F3864"/>
+            <w:shd w:val="clear" w:color="auto" w:fill="92D050"/>
             <w:tcMar>
               <w:top w:w="80" w:type="dxa"/>
               <w:left w:w="100" w:type="dxa"/>
@@ -15910,7 +15401,6 @@
                 <w:sz w:val="20"/>
                 <w:szCs w:val="20"/>
               </w:rPr>
-              <w:lastRenderedPageBreak/>
               <w:t>Malformed payload handling</w:t>
             </w:r>
           </w:p>
@@ -15976,6 +15466,7 @@
                 <w:sz w:val="20"/>
                 <w:szCs w:val="20"/>
               </w:rPr>
+              <w:lastRenderedPageBreak/>
               <w:t>Terminology mapping accuracy</w:t>
             </w:r>
           </w:p>
@@ -16170,19 +15661,36 @@
     </w:p>
     <w:p>
       <w:pPr>
+        <w:jc w:val="left"/>
+        <w:rPr>
+          <w:rFonts w:asciiTheme="majorHAnsi" w:eastAsiaTheme="majorEastAsia" w:hAnsiTheme="majorHAnsi" w:cstheme="majorBidi"/>
+          <w:b/>
+          <w:bCs/>
+          <w:color w:val="0F4761" w:themeColor="accent1" w:themeShade="BF"/>
+          <w:sz w:val="40"/>
+          <w:szCs w:val="40"/>
+        </w:rPr>
+      </w:pPr>
+      <w:r>
+        <w:br w:type="page"/>
+      </w:r>
+    </w:p>
+    <w:p>
+      <w:pPr>
         <w:pStyle w:val="Heading1"/>
       </w:pPr>
-      <w:bookmarkStart w:id="33" w:name="_Toc240230999"/>
-      <w:r>
+      <w:bookmarkStart w:id="28" w:name="_Toc240234934"/>
+      <w:r>
+        <w:lastRenderedPageBreak/>
         <w:t>6. Conclusion and Recommendations</w:t>
       </w:r>
-      <w:bookmarkEnd w:id="33"/>
+      <w:bookmarkEnd w:id="28"/>
       <w:r>
         <w:t> </w:t>
       </w:r>
     </w:p>
     <w:p>
-      <w:bookmarkStart w:id="34" w:name="_Hlk240207680"/>
+      <w:bookmarkStart w:id="29" w:name="_Hlk240207680"/>
       <w:r>
         <w:t xml:space="preserve">Stage 1 of this project has shown that a synthetic Australian-context test harness is both needed and possible for checking </w:t>
       </w:r>
@@ -16232,13 +15740,8 @@
       </w:r>
       <w:r>
         <w:noBreakHyphen/>
-        <w:t xml:space="preserve">08 and the </w:t>
-      </w:r>
-      <w:proofErr w:type="spellStart"/>
-      <w:r>
-        <w:t>Luhn</w:t>
-      </w:r>
-      <w:proofErr w:type="spellEnd"/>
+        <w:t>08 and the Luhn</w:t>
+      </w:r>
       <w:r>
         <w:noBreakHyphen/>
         <w:t>check rejection test (TC</w:t>
@@ -16269,11 +15772,7 @@
       </w:r>
       <w:r>
         <w:noBreakHyphen/>
-        <w:t xml:space="preserve">Type test. Fifth comparing work against the NIST Cybersecurity Framework 2.0 </w:t>
-      </w:r>
-      <w:r>
-        <w:lastRenderedPageBreak/>
-        <w:t>shows that data</w:t>
+        <w:t>Type test. Fifth comparing work against the NIST Cybersecurity Framework 2.0 shows that data</w:t>
       </w:r>
       <w:r>
         <w:noBreakHyphen/>
@@ -16362,17 +15861,18 @@
         <w:t>loop review to terminology mapping given that manual coding validation itself reaches 76.3 % sensitivity, in the literature and once trusted, supporting FAZ’s stated priority of a second reference customer rather than leaving production evidence concentrated in one deployment.</w:t>
       </w:r>
     </w:p>
-    <w:bookmarkEnd w:id="34"/>
+    <w:bookmarkEnd w:id="29"/>
     <w:p/>
     <w:p>
       <w:pPr>
         <w:pStyle w:val="Heading1"/>
       </w:pPr>
-      <w:bookmarkStart w:id="35" w:name="_Toc240231000"/>
-      <w:r>
+      <w:bookmarkStart w:id="30" w:name="_Toc240234935"/>
+      <w:r>
+        <w:lastRenderedPageBreak/>
         <w:t>References</w:t>
       </w:r>
-      <w:bookmarkEnd w:id="35"/>
+      <w:bookmarkEnd w:id="30"/>
       <w:r>
         <w:t> </w:t>
       </w:r>
@@ -16433,13 +15933,8 @@
       </w:hyperlink>
     </w:p>
     <w:p>
-      <w:proofErr w:type="spellStart"/>
-      <w:r>
-        <w:t>Bonami</w:t>
-      </w:r>
-      <w:proofErr w:type="spellEnd"/>
-      <w:r>
-        <w:t xml:space="preserve"> Software. (2026). </w:t>
+      <w:r>
+        <w:t xml:space="preserve">Bonami Software. (2026). </w:t>
       </w:r>
       <w:r>
         <w:rPr>
@@ -16449,15 +15944,7 @@
         <w:t>Epic Integration &amp; Implementation</w:t>
       </w:r>
       <w:r>
-        <w:t xml:space="preserve">. </w:t>
-      </w:r>
-      <w:proofErr w:type="spellStart"/>
-      <w:r>
-        <w:t>Bonami</w:t>
-      </w:r>
-      <w:proofErr w:type="spellEnd"/>
-      <w:r>
-        <w:t xml:space="preserve"> Software. </w:t>
+        <w:t xml:space="preserve">. Bonami Software. </w:t>
       </w:r>
       <w:hyperlink r:id="rId19" w:history="1">
         <w:r>
@@ -16545,8 +16032,17 @@
           <w:i/>
           <w:iCs/>
         </w:rPr>
-        <w:t xml:space="preserve"> Resource Center</w:t>
-      </w:r>
+        <w:t xml:space="preserve"> Resource </w:t>
+      </w:r>
+      <w:proofErr w:type="spellStart"/>
+      <w:r>
+        <w:rPr>
+          <w:i/>
+          <w:iCs/>
+        </w:rPr>
+        <w:t>Center</w:t>
+      </w:r>
+      <w:proofErr w:type="spellEnd"/>
       <w:r>
         <w:t xml:space="preserve">. Healthit.Gov. </w:t>
       </w:r>
@@ -16561,7 +16057,6 @@
     </w:p>
     <w:p>
       <w:r>
-        <w:lastRenderedPageBreak/>
         <w:t>FAZ Australia. (n.d.). Project brief and requirements specification [Unpublished internal document].</w:t>
       </w:r>
     </w:p>
@@ -16614,23 +16109,7 @@
       </w:r>
       <w:proofErr w:type="spellEnd"/>
       <w:r>
-        <w:t xml:space="preserve">, J., Gulden, C., Kampf, M., Mate, S., </w:t>
-      </w:r>
-      <w:proofErr w:type="spellStart"/>
-      <w:r>
-        <w:t>Prokosch</w:t>
-      </w:r>
-      <w:proofErr w:type="spellEnd"/>
-      <w:r>
-        <w:t xml:space="preserve">, H.-U., &amp; </w:t>
-      </w:r>
-      <w:proofErr w:type="spellStart"/>
-      <w:r>
-        <w:t>Zierk</w:t>
-      </w:r>
-      <w:proofErr w:type="spellEnd"/>
-      <w:r>
-        <w:t xml:space="preserve">, J. (2021). A framework for criteria-based selection and processing of Fast Healthcare Interoperability Resources (FHIR) data for statistical analysis: Design and implementation study. JMIR Medical Informatics, 9(4), e25645. </w:t>
+        <w:t xml:space="preserve">, J., Gulden, C., Kampf, M., Mate, S., Prokosch, H.-U., &amp; Zierk, J. (2021). A framework for criteria-based selection and processing of Fast Healthcare Interoperability Resources (FHIR) data for statistical analysis: Design and implementation study. JMIR Medical Informatics, 9(4), e25645. </w:t>
       </w:r>
       <w:hyperlink r:id="rId23" w:history="1">
         <w:r>
@@ -16838,6 +16317,7 @@
     </w:p>
     <w:p>
       <w:r>
+        <w:lastRenderedPageBreak/>
         <w:t xml:space="preserve">National Institute of Standards and Technology. (2024). The NIST Cybersecurity Framework (CSF) 2.0 (NIST CSWP 29). U.S. Department of Commerce. </w:t>
       </w:r>
       <w:hyperlink r:id="rId29" w:history="1">
@@ -16971,49 +16451,16 @@
       </w:r>
     </w:p>
     <w:p>
+      <w:r>
+        <w:t xml:space="preserve">Walonoski, J., Kramer, M., Nichols, J., Quina, A., </w:t>
+      </w:r>
       <w:proofErr w:type="spellStart"/>
       <w:r>
-        <w:t>Walonoski</w:t>
+        <w:t>Moesel</w:t>
       </w:r>
       <w:proofErr w:type="spellEnd"/>
       <w:r>
-        <w:t xml:space="preserve">, J., Kramer, M., Nichols, J., </w:t>
-      </w:r>
-      <w:proofErr w:type="spellStart"/>
-      <w:r>
-        <w:t>Quina</w:t>
-      </w:r>
-      <w:proofErr w:type="spellEnd"/>
-      <w:r>
-        <w:t xml:space="preserve">, A., </w:t>
-      </w:r>
-      <w:proofErr w:type="spellStart"/>
-      <w:r>
-        <w:t>Moesel</w:t>
-      </w:r>
-      <w:proofErr w:type="spellEnd"/>
-      <w:r>
-        <w:t xml:space="preserve">, C., Hall, D., </w:t>
-      </w:r>
-      <w:proofErr w:type="spellStart"/>
-      <w:r>
-        <w:t>Duffett</w:t>
-      </w:r>
-      <w:proofErr w:type="spellEnd"/>
-      <w:r>
-        <w:t xml:space="preserve">, C., Dube, K., Gallagher, T., &amp; McLachlan, S. (2018). </w:t>
-      </w:r>
-      <w:proofErr w:type="spellStart"/>
-      <w:r>
-        <w:t>Synthea</w:t>
-      </w:r>
-      <w:proofErr w:type="spellEnd"/>
-      <w:r>
-        <w:t xml:space="preserve">: An approach, method, and software mechanism for generating synthetic patients and the synthetic electronic health care record. </w:t>
-      </w:r>
-      <w:r>
-        <w:lastRenderedPageBreak/>
-        <w:t xml:space="preserve">Journal of the American Medical Informatics Association, 25(3), 230–238. </w:t>
+        <w:t xml:space="preserve">, C., Hall, D., Duffett, C., Dube, K., Gallagher, T., &amp; McLachlan, S. (2018). Synthea: An approach, method, and software mechanism for generating synthetic patients and the synthetic electronic health care record. Journal of the American Medical Informatics Association, 25(3), 230–238. </w:t>
       </w:r>
       <w:hyperlink r:id="rId33" w:history="1">
         <w:r>
@@ -17028,7 +16475,7 @@
       <w:pPr>
         <w:spacing w:after="140"/>
       </w:pPr>
-      <w:bookmarkStart w:id="36" w:name="_Hlk240207696"/>
+      <w:bookmarkStart w:id="31" w:name="_Hlk240207696"/>
       <w:r>
         <w:t>FAZ Australia. (2026). Healthcare Integration &amp; Clinical Terminology Test Harness: Project starter kit [Unpublished project brief]. Crown Institute of Higher Education.</w:t>
       </w:r>
@@ -17062,99 +16509,3036 @@
         <w:spacing w:after="140"/>
       </w:pPr>
       <w:r>
-        <w:t xml:space="preserve">Nguyen, A. N., </w:t>
+        <w:t>Nguyen, A. N., Truran, D., Kemp, M., Koopman, B., Conlan, D., O'Dwyer, J., et al. (2018). Computer-assisted diagnostic coding: Effectiveness of an NLP-based approach using SNOMED CT to ICD-10 mappings. AMIA Annual Symposium Proceedings, 2018, 807–816.</w:t>
+      </w:r>
+    </w:p>
+    <w:p>
+      <w:pPr>
+        <w:spacing w:after="140"/>
+      </w:pPr>
+      <w:r>
+        <w:t>Pascoe, C., Quinn, S., &amp; Scarfone, K. (2024). The NIST Cybersecurity Framework (CSF) 2.0 (NIST CSWP 29). National Institute of Standards and Technology. https://doi.org/10.6028/NIST.CSWP.29</w:t>
+      </w:r>
+    </w:p>
+    <w:p>
+      <w:pPr>
+        <w:spacing w:after="140"/>
+      </w:pPr>
+      <w:r>
+        <w:t xml:space="preserve">Walonoski, J., Scanlon, R., Dowling, C., Hyland, M., </w:t>
       </w:r>
       <w:proofErr w:type="spellStart"/>
       <w:r>
-        <w:t>Truran</w:t>
+        <w:t>Ettema</w:t>
       </w:r>
       <w:proofErr w:type="spellEnd"/>
       <w:r>
-        <w:t xml:space="preserve">, D., Kemp, M., Koopman, B., </w:t>
+        <w:t xml:space="preserve">, R., &amp; </w:t>
       </w:r>
       <w:proofErr w:type="spellStart"/>
       <w:r>
-        <w:t>Conlan</w:t>
+        <w:t>Posnack</w:t>
       </w:r>
       <w:proofErr w:type="spellEnd"/>
       <w:r>
-        <w:t xml:space="preserve">, D., </w:t>
-      </w:r>
-      <w:proofErr w:type="spellStart"/>
-      <w:r>
-        <w:t>O'Dwyer</w:t>
-      </w:r>
-      <w:proofErr w:type="spellEnd"/>
-      <w:r>
-        <w:t>, J., et al. (2018). Computer-assisted diagnostic coding: Effectiveness of an NLP-based approach using SNOMED CT to ICD-10 mappings. AMIA Annual Symposium Proceedings, 2018, 807–816.</w:t>
-      </w:r>
-    </w:p>
-    <w:p>
-      <w:pPr>
-        <w:spacing w:after="140"/>
-      </w:pPr>
-      <w:r>
-        <w:t xml:space="preserve">Pascoe, C., Quinn, S., &amp; </w:t>
-      </w:r>
-      <w:proofErr w:type="spellStart"/>
-      <w:r>
-        <w:t>Scarfone</w:t>
-      </w:r>
-      <w:proofErr w:type="spellEnd"/>
-      <w:r>
-        <w:t>, K. (2024). The NIST Cybersecurity Framework (CSF) 2.0 (NIST CSWP 29). National Institute of Standards and Technology. https://doi.org/10.6028/NIST.CSWP.29</w:t>
-      </w:r>
-    </w:p>
-    <w:p>
-      <w:pPr>
-        <w:spacing w:after="140"/>
-      </w:pPr>
-      <w:proofErr w:type="spellStart"/>
-      <w:r>
-        <w:t>Walonoski</w:t>
-      </w:r>
-      <w:proofErr w:type="spellEnd"/>
-      <w:r>
-        <w:t xml:space="preserve">, J., Scanlon, R., Dowling, C., Hyland, M., </w:t>
-      </w:r>
-      <w:proofErr w:type="spellStart"/>
-      <w:r>
-        <w:t>Ettema</w:t>
-      </w:r>
-      <w:proofErr w:type="spellEnd"/>
-      <w:r>
-        <w:t xml:space="preserve">, R., &amp; </w:t>
-      </w:r>
-      <w:proofErr w:type="spellStart"/>
-      <w:r>
-        <w:t>Posnack</w:t>
-      </w:r>
-      <w:proofErr w:type="spellEnd"/>
-      <w:r>
         <w:t>, S. (2018). Validation and testing of Fast Healthcare Interoperability Resources standards compliance: Data analysis. JMIR Medical Informatics, 6(4), e10870. https://doi.org/10.2196/10870</w:t>
       </w:r>
-      <w:bookmarkEnd w:id="36"/>
+      <w:bookmarkEnd w:id="31"/>
+    </w:p>
+    <w:p>
+      <w:pPr>
+        <w:jc w:val="left"/>
+        <w:rPr>
+          <w:rFonts w:asciiTheme="majorHAnsi" w:eastAsiaTheme="majorEastAsia" w:hAnsiTheme="majorHAnsi" w:cstheme="majorBidi"/>
+          <w:b/>
+          <w:bCs/>
+          <w:color w:val="0F4761" w:themeColor="accent1" w:themeShade="BF"/>
+          <w:sz w:val="40"/>
+          <w:szCs w:val="40"/>
+        </w:rPr>
+      </w:pPr>
+      <w:r>
+        <w:br w:type="page"/>
+      </w:r>
     </w:p>
     <w:p>
       <w:pPr>
         <w:pStyle w:val="Heading1"/>
       </w:pPr>
-      <w:bookmarkStart w:id="37" w:name="_Toc240231001"/>
-      <w:r>
+      <w:bookmarkStart w:id="32" w:name="_Toc240234936"/>
+      <w:r>
+        <w:lastRenderedPageBreak/>
         <w:t>Append</w:t>
       </w:r>
       <w:r>
-        <w:t>ix</w:t>
-      </w:r>
-      <w:bookmarkEnd w:id="37"/>
-    </w:p>
-    <w:p>
-      <w:r>
+        <w:t>i</w:t>
+      </w:r>
+      <w:r>
+        <w:t>ces</w:t>
+      </w:r>
+      <w:bookmarkEnd w:id="32"/>
+    </w:p>
+    <w:p>
+      <w:pPr>
+        <w:rPr>
+          <w:b/>
+          <w:bCs/>
+        </w:rPr>
+      </w:pPr>
+      <w:r>
+        <w:rPr>
+          <w:b/>
+          <w:bCs/>
+        </w:rPr>
+        <w:t>Appendix A: Full Project Risk Register (10 Risks)</w:t>
+      </w:r>
+    </w:p>
+    <w:p>
+      <w:pPr>
+        <w:spacing w:after="200"/>
+      </w:pPr>
+      <w:r>
+        <w:rPr>
+          <w:i/>
+          <w:iCs/>
+          <w:sz w:val="20"/>
+          <w:szCs w:val="20"/>
+        </w:rPr>
+        <w:t>Section 2.4 shows the condensed top risks (R1–R5, R9–R10). Full register below, per the original Stage 1 analysis.</w:t>
+      </w:r>
+    </w:p>
+    <w:tbl>
+      <w:tblPr>
+        <w:tblW w:w="9700" w:type="dxa"/>
+        <w:tblBorders>
+          <w:top w:val="single" w:sz="4" w:space="0" w:color="auto"/>
+          <w:left w:val="single" w:sz="4" w:space="0" w:color="auto"/>
+          <w:bottom w:val="single" w:sz="4" w:space="0" w:color="auto"/>
+          <w:right w:val="single" w:sz="4" w:space="0" w:color="auto"/>
+          <w:insideH w:val="single" w:sz="4" w:space="0" w:color="auto"/>
+          <w:insideV w:val="single" w:sz="4" w:space="0" w:color="auto"/>
+        </w:tblBorders>
+        <w:tblCellMar>
+          <w:left w:w="10" w:type="dxa"/>
+          <w:right w:w="10" w:type="dxa"/>
+        </w:tblCellMar>
+        <w:tblLook w:val="0000" w:firstRow="0" w:lastRow="0" w:firstColumn="0" w:lastColumn="0" w:noHBand="0" w:noVBand="0"/>
+      </w:tblPr>
+      <w:tblGrid>
+        <w:gridCol w:w="500"/>
+        <w:gridCol w:w="2564"/>
+        <w:gridCol w:w="985"/>
+        <w:gridCol w:w="896"/>
+        <w:gridCol w:w="603"/>
+        <w:gridCol w:w="799"/>
+        <w:gridCol w:w="2652"/>
+        <w:gridCol w:w="701"/>
+      </w:tblGrid>
+      <w:tr>
+        <w:tblPrEx>
+          <w:tblCellMar>
+            <w:top w:w="0" w:type="dxa"/>
+            <w:bottom w:w="0" w:type="dxa"/>
+          </w:tblCellMar>
+        </w:tblPrEx>
+        <w:tc>
+          <w:tcPr>
+            <w:tcW w:w="500" w:type="dxa"/>
+            <w:shd w:val="clear" w:color="auto" w:fill="92D050"/>
+            <w:tcMar>
+              <w:top w:w="80" w:type="dxa"/>
+              <w:left w:w="100" w:type="dxa"/>
+              <w:bottom w:w="80" w:type="dxa"/>
+              <w:right w:w="100" w:type="dxa"/>
+            </w:tcMar>
+          </w:tcPr>
+          <w:p>
+            <w:r>
+              <w:rPr>
+                <w:b/>
+                <w:bCs/>
+                <w:sz w:val="17"/>
+                <w:szCs w:val="17"/>
+              </w:rPr>
+              <w:t>ID</w:t>
+            </w:r>
+          </w:p>
+        </w:tc>
+        <w:tc>
+          <w:tcPr>
+            <w:tcW w:w="2600" w:type="dxa"/>
+            <w:shd w:val="clear" w:color="auto" w:fill="92D050"/>
+            <w:tcMar>
+              <w:top w:w="80" w:type="dxa"/>
+              <w:left w:w="100" w:type="dxa"/>
+              <w:bottom w:w="80" w:type="dxa"/>
+              <w:right w:w="100" w:type="dxa"/>
+            </w:tcMar>
+          </w:tcPr>
+          <w:p>
+            <w:r>
+              <w:rPr>
+                <w:b/>
+                <w:bCs/>
+                <w:sz w:val="17"/>
+                <w:szCs w:val="17"/>
+              </w:rPr>
+              <w:t>Risk</w:t>
+            </w:r>
+          </w:p>
+        </w:tc>
+        <w:tc>
+          <w:tcPr>
+            <w:tcW w:w="900" w:type="dxa"/>
+            <w:shd w:val="clear" w:color="auto" w:fill="92D050"/>
+            <w:tcMar>
+              <w:top w:w="80" w:type="dxa"/>
+              <w:left w:w="100" w:type="dxa"/>
+              <w:bottom w:w="80" w:type="dxa"/>
+              <w:right w:w="100" w:type="dxa"/>
+            </w:tcMar>
+          </w:tcPr>
+          <w:p>
+            <w:r>
+              <w:rPr>
+                <w:b/>
+                <w:bCs/>
+                <w:sz w:val="17"/>
+                <w:szCs w:val="17"/>
+              </w:rPr>
+              <w:t>Likelihood</w:t>
+            </w:r>
+          </w:p>
+        </w:tc>
+        <w:tc>
+          <w:tcPr>
+            <w:tcW w:w="900" w:type="dxa"/>
+            <w:shd w:val="clear" w:color="auto" w:fill="92D050"/>
+            <w:tcMar>
+              <w:top w:w="80" w:type="dxa"/>
+              <w:left w:w="100" w:type="dxa"/>
+              <w:bottom w:w="80" w:type="dxa"/>
+              <w:right w:w="100" w:type="dxa"/>
+            </w:tcMar>
+          </w:tcPr>
+          <w:p>
+            <w:r>
+              <w:rPr>
+                <w:b/>
+                <w:bCs/>
+                <w:sz w:val="17"/>
+                <w:szCs w:val="17"/>
+              </w:rPr>
+              <w:t>Impact</w:t>
+            </w:r>
+          </w:p>
+        </w:tc>
+        <w:tc>
+          <w:tcPr>
+            <w:tcW w:w="600" w:type="dxa"/>
+            <w:shd w:val="clear" w:color="auto" w:fill="92D050"/>
+            <w:tcMar>
+              <w:top w:w="80" w:type="dxa"/>
+              <w:left w:w="100" w:type="dxa"/>
+              <w:bottom w:w="80" w:type="dxa"/>
+              <w:right w:w="100" w:type="dxa"/>
+            </w:tcMar>
+          </w:tcPr>
+          <w:p>
+            <w:r>
+              <w:rPr>
+                <w:b/>
+                <w:bCs/>
+                <w:sz w:val="17"/>
+                <w:szCs w:val="17"/>
+              </w:rPr>
+              <w:t>Score</w:t>
+            </w:r>
+          </w:p>
+        </w:tc>
+        <w:tc>
+          <w:tcPr>
+            <w:tcW w:w="800" w:type="dxa"/>
+            <w:shd w:val="clear" w:color="auto" w:fill="92D050"/>
+            <w:tcMar>
+              <w:top w:w="80" w:type="dxa"/>
+              <w:left w:w="100" w:type="dxa"/>
+              <w:bottom w:w="80" w:type="dxa"/>
+              <w:right w:w="100" w:type="dxa"/>
+            </w:tcMar>
+          </w:tcPr>
+          <w:p>
+            <w:r>
+              <w:rPr>
+                <w:b/>
+                <w:bCs/>
+                <w:sz w:val="17"/>
+                <w:szCs w:val="17"/>
+              </w:rPr>
+              <w:t>Rating</w:t>
+            </w:r>
+          </w:p>
+        </w:tc>
+        <w:tc>
+          <w:tcPr>
+            <w:tcW w:w="2700" w:type="dxa"/>
+            <w:shd w:val="clear" w:color="auto" w:fill="92D050"/>
+            <w:tcMar>
+              <w:top w:w="80" w:type="dxa"/>
+              <w:left w:w="100" w:type="dxa"/>
+              <w:bottom w:w="80" w:type="dxa"/>
+              <w:right w:w="100" w:type="dxa"/>
+            </w:tcMar>
+          </w:tcPr>
+          <w:p>
+            <w:r>
+              <w:rPr>
+                <w:b/>
+                <w:bCs/>
+                <w:sz w:val="17"/>
+                <w:szCs w:val="17"/>
+              </w:rPr>
+              <w:t>Response</w:t>
+            </w:r>
+          </w:p>
+        </w:tc>
+        <w:tc>
+          <w:tcPr>
+            <w:tcW w:w="700" w:type="dxa"/>
+            <w:shd w:val="clear" w:color="auto" w:fill="92D050"/>
+            <w:tcMar>
+              <w:top w:w="80" w:type="dxa"/>
+              <w:left w:w="100" w:type="dxa"/>
+              <w:bottom w:w="80" w:type="dxa"/>
+              <w:right w:w="100" w:type="dxa"/>
+            </w:tcMar>
+          </w:tcPr>
+          <w:p>
+            <w:r>
+              <w:rPr>
+                <w:b/>
+                <w:bCs/>
+                <w:sz w:val="17"/>
+                <w:szCs w:val="17"/>
+              </w:rPr>
+              <w:t>Owner</w:t>
+            </w:r>
+          </w:p>
+        </w:tc>
+      </w:tr>
+      <w:tr>
+        <w:tblPrEx>
+          <w:tblCellMar>
+            <w:top w:w="0" w:type="dxa"/>
+            <w:bottom w:w="0" w:type="dxa"/>
+          </w:tblCellMar>
+        </w:tblPrEx>
+        <w:tc>
+          <w:tcPr>
+            <w:tcW w:w="500" w:type="dxa"/>
+            <w:tcMar>
+              <w:top w:w="80" w:type="dxa"/>
+              <w:left w:w="100" w:type="dxa"/>
+              <w:bottom w:w="80" w:type="dxa"/>
+              <w:right w:w="100" w:type="dxa"/>
+            </w:tcMar>
+          </w:tcPr>
+          <w:p>
+            <w:r>
+              <w:rPr>
+                <w:sz w:val="17"/>
+                <w:szCs w:val="17"/>
+              </w:rPr>
+              <w:t>R1</w:t>
+            </w:r>
+          </w:p>
+        </w:tc>
+        <w:tc>
+          <w:tcPr>
+            <w:tcW w:w="2600" w:type="dxa"/>
+            <w:tcMar>
+              <w:top w:w="80" w:type="dxa"/>
+              <w:left w:w="100" w:type="dxa"/>
+              <w:bottom w:w="80" w:type="dxa"/>
+              <w:right w:w="100" w:type="dxa"/>
+            </w:tcMar>
+          </w:tcPr>
+          <w:p>
+            <w:r>
+              <w:rPr>
+                <w:sz w:val="17"/>
+                <w:szCs w:val="17"/>
+              </w:rPr>
+              <w:t>Undetected connector crash/hang on slow FHIR response (&gt;5s)</w:t>
+            </w:r>
+          </w:p>
+        </w:tc>
+        <w:tc>
+          <w:tcPr>
+            <w:tcW w:w="900" w:type="dxa"/>
+            <w:tcMar>
+              <w:top w:w="80" w:type="dxa"/>
+              <w:left w:w="100" w:type="dxa"/>
+              <w:bottom w:w="80" w:type="dxa"/>
+              <w:right w:w="100" w:type="dxa"/>
+            </w:tcMar>
+          </w:tcPr>
+          <w:p>
+            <w:r>
+              <w:rPr>
+                <w:sz w:val="17"/>
+                <w:szCs w:val="17"/>
+              </w:rPr>
+              <w:t>Medium</w:t>
+            </w:r>
+          </w:p>
+        </w:tc>
+        <w:tc>
+          <w:tcPr>
+            <w:tcW w:w="900" w:type="dxa"/>
+            <w:tcMar>
+              <w:top w:w="80" w:type="dxa"/>
+              <w:left w:w="100" w:type="dxa"/>
+              <w:bottom w:w="80" w:type="dxa"/>
+              <w:right w:w="100" w:type="dxa"/>
+            </w:tcMar>
+          </w:tcPr>
+          <w:p>
+            <w:r>
+              <w:rPr>
+                <w:sz w:val="17"/>
+                <w:szCs w:val="17"/>
+              </w:rPr>
+              <w:t>High</w:t>
+            </w:r>
+          </w:p>
+        </w:tc>
+        <w:tc>
+          <w:tcPr>
+            <w:tcW w:w="600" w:type="dxa"/>
+            <w:tcMar>
+              <w:top w:w="80" w:type="dxa"/>
+              <w:left w:w="100" w:type="dxa"/>
+              <w:bottom w:w="80" w:type="dxa"/>
+              <w:right w:w="100" w:type="dxa"/>
+            </w:tcMar>
+          </w:tcPr>
+          <w:p>
+            <w:r>
+              <w:rPr>
+                <w:sz w:val="17"/>
+                <w:szCs w:val="17"/>
+              </w:rPr>
+              <w:t>6</w:t>
+            </w:r>
+          </w:p>
+        </w:tc>
+        <w:tc>
+          <w:tcPr>
+            <w:tcW w:w="800" w:type="dxa"/>
+            <w:tcMar>
+              <w:top w:w="80" w:type="dxa"/>
+              <w:left w:w="100" w:type="dxa"/>
+              <w:bottom w:w="80" w:type="dxa"/>
+              <w:right w:w="100" w:type="dxa"/>
+            </w:tcMar>
+          </w:tcPr>
+          <w:p>
+            <w:r>
+              <w:rPr>
+                <w:sz w:val="17"/>
+                <w:szCs w:val="17"/>
+              </w:rPr>
+              <w:t>High</w:t>
+            </w:r>
+          </w:p>
+        </w:tc>
+        <w:tc>
+          <w:tcPr>
+            <w:tcW w:w="2700" w:type="dxa"/>
+            <w:tcMar>
+              <w:top w:w="80" w:type="dxa"/>
+              <w:left w:w="100" w:type="dxa"/>
+              <w:bottom w:w="80" w:type="dxa"/>
+              <w:right w:w="100" w:type="dxa"/>
+            </w:tcMar>
+          </w:tcPr>
+          <w:p>
+            <w:r>
+              <w:rPr>
+                <w:sz w:val="17"/>
+                <w:szCs w:val="17"/>
+              </w:rPr>
+              <w:t>Automated slow-response test (TC-SLOW-01/02) with timeout/retry validation</w:t>
+            </w:r>
+          </w:p>
+        </w:tc>
+        <w:tc>
+          <w:tcPr>
+            <w:tcW w:w="700" w:type="dxa"/>
+            <w:tcMar>
+              <w:top w:w="80" w:type="dxa"/>
+              <w:left w:w="100" w:type="dxa"/>
+              <w:bottom w:w="80" w:type="dxa"/>
+              <w:right w:w="100" w:type="dxa"/>
+            </w:tcMar>
+          </w:tcPr>
+          <w:p>
+            <w:r>
+              <w:rPr>
+                <w:sz w:val="17"/>
+                <w:szCs w:val="17"/>
+              </w:rPr>
+              <w:t>Zubair</w:t>
+            </w:r>
+          </w:p>
+        </w:tc>
+      </w:tr>
+      <w:tr>
+        <w:tblPrEx>
+          <w:tblCellMar>
+            <w:top w:w="0" w:type="dxa"/>
+            <w:bottom w:w="0" w:type="dxa"/>
+          </w:tblCellMar>
+        </w:tblPrEx>
+        <w:tc>
+          <w:tcPr>
+            <w:tcW w:w="500" w:type="dxa"/>
+            <w:tcMar>
+              <w:top w:w="80" w:type="dxa"/>
+              <w:left w:w="100" w:type="dxa"/>
+              <w:bottom w:w="80" w:type="dxa"/>
+              <w:right w:w="100" w:type="dxa"/>
+            </w:tcMar>
+          </w:tcPr>
+          <w:p>
+            <w:r>
+              <w:rPr>
+                <w:sz w:val="17"/>
+                <w:szCs w:val="17"/>
+              </w:rPr>
+              <w:t>R2</w:t>
+            </w:r>
+          </w:p>
+        </w:tc>
+        <w:tc>
+          <w:tcPr>
+            <w:tcW w:w="2600" w:type="dxa"/>
+            <w:tcMar>
+              <w:top w:w="80" w:type="dxa"/>
+              <w:left w:w="100" w:type="dxa"/>
+              <w:bottom w:w="80" w:type="dxa"/>
+              <w:right w:w="100" w:type="dxa"/>
+            </w:tcMar>
+          </w:tcPr>
+          <w:p>
+            <w:r>
+              <w:rPr>
+                <w:sz w:val="17"/>
+                <w:szCs w:val="17"/>
+              </w:rPr>
+              <w:t>Unhandled parser exception from invalid HL7 segment</w:t>
+            </w:r>
+          </w:p>
+        </w:tc>
+        <w:tc>
+          <w:tcPr>
+            <w:tcW w:w="900" w:type="dxa"/>
+            <w:tcMar>
+              <w:top w:w="80" w:type="dxa"/>
+              <w:left w:w="100" w:type="dxa"/>
+              <w:bottom w:w="80" w:type="dxa"/>
+              <w:right w:w="100" w:type="dxa"/>
+            </w:tcMar>
+          </w:tcPr>
+          <w:p>
+            <w:r>
+              <w:rPr>
+                <w:sz w:val="17"/>
+                <w:szCs w:val="17"/>
+              </w:rPr>
+              <w:t>Medium</w:t>
+            </w:r>
+          </w:p>
+        </w:tc>
+        <w:tc>
+          <w:tcPr>
+            <w:tcW w:w="900" w:type="dxa"/>
+            <w:tcMar>
+              <w:top w:w="80" w:type="dxa"/>
+              <w:left w:w="100" w:type="dxa"/>
+              <w:bottom w:w="80" w:type="dxa"/>
+              <w:right w:w="100" w:type="dxa"/>
+            </w:tcMar>
+          </w:tcPr>
+          <w:p>
+            <w:r>
+              <w:rPr>
+                <w:sz w:val="17"/>
+                <w:szCs w:val="17"/>
+              </w:rPr>
+              <w:t>High</w:t>
+            </w:r>
+          </w:p>
+        </w:tc>
+        <w:tc>
+          <w:tcPr>
+            <w:tcW w:w="600" w:type="dxa"/>
+            <w:tcMar>
+              <w:top w:w="80" w:type="dxa"/>
+              <w:left w:w="100" w:type="dxa"/>
+              <w:bottom w:w="80" w:type="dxa"/>
+              <w:right w:w="100" w:type="dxa"/>
+            </w:tcMar>
+          </w:tcPr>
+          <w:p>
+            <w:r>
+              <w:rPr>
+                <w:sz w:val="17"/>
+                <w:szCs w:val="17"/>
+              </w:rPr>
+              <w:t>6</w:t>
+            </w:r>
+          </w:p>
+        </w:tc>
+        <w:tc>
+          <w:tcPr>
+            <w:tcW w:w="800" w:type="dxa"/>
+            <w:tcMar>
+              <w:top w:w="80" w:type="dxa"/>
+              <w:left w:w="100" w:type="dxa"/>
+              <w:bottom w:w="80" w:type="dxa"/>
+              <w:right w:w="100" w:type="dxa"/>
+            </w:tcMar>
+          </w:tcPr>
+          <w:p>
+            <w:r>
+              <w:rPr>
+                <w:sz w:val="17"/>
+                <w:szCs w:val="17"/>
+              </w:rPr>
+              <w:t>High</w:t>
+            </w:r>
+          </w:p>
+        </w:tc>
+        <w:tc>
+          <w:tcPr>
+            <w:tcW w:w="2700" w:type="dxa"/>
+            <w:tcMar>
+              <w:top w:w="80" w:type="dxa"/>
+              <w:left w:w="100" w:type="dxa"/>
+              <w:bottom w:w="80" w:type="dxa"/>
+              <w:right w:w="100" w:type="dxa"/>
+            </w:tcMar>
+          </w:tcPr>
+          <w:p>
+            <w:r>
+              <w:rPr>
+                <w:sz w:val="17"/>
+                <w:szCs w:val="17"/>
+              </w:rPr>
+              <w:t>Automated malformed-HL7 test (TC-MAL-02)</w:t>
+            </w:r>
+          </w:p>
+        </w:tc>
+        <w:tc>
+          <w:tcPr>
+            <w:tcW w:w="700" w:type="dxa"/>
+            <w:tcMar>
+              <w:top w:w="80" w:type="dxa"/>
+              <w:left w:w="100" w:type="dxa"/>
+              <w:bottom w:w="80" w:type="dxa"/>
+              <w:right w:w="100" w:type="dxa"/>
+            </w:tcMar>
+          </w:tcPr>
+          <w:p>
+            <w:r>
+              <w:rPr>
+                <w:sz w:val="17"/>
+                <w:szCs w:val="17"/>
+              </w:rPr>
+              <w:t>Zubair</w:t>
+            </w:r>
+          </w:p>
+        </w:tc>
+      </w:tr>
+      <w:tr>
+        <w:tblPrEx>
+          <w:tblCellMar>
+            <w:top w:w="0" w:type="dxa"/>
+            <w:bottom w:w="0" w:type="dxa"/>
+          </w:tblCellMar>
+        </w:tblPrEx>
+        <w:tc>
+          <w:tcPr>
+            <w:tcW w:w="500" w:type="dxa"/>
+            <w:tcMar>
+              <w:top w:w="80" w:type="dxa"/>
+              <w:left w:w="100" w:type="dxa"/>
+              <w:bottom w:w="80" w:type="dxa"/>
+              <w:right w:w="100" w:type="dxa"/>
+            </w:tcMar>
+          </w:tcPr>
+          <w:p>
+            <w:r>
+              <w:rPr>
+                <w:sz w:val="17"/>
+                <w:szCs w:val="17"/>
+              </w:rPr>
+              <w:t>R3</w:t>
+            </w:r>
+          </w:p>
+        </w:tc>
+        <w:tc>
+          <w:tcPr>
+            <w:tcW w:w="2600" w:type="dxa"/>
+            <w:tcMar>
+              <w:top w:w="80" w:type="dxa"/>
+              <w:left w:w="100" w:type="dxa"/>
+              <w:bottom w:w="80" w:type="dxa"/>
+              <w:right w:w="100" w:type="dxa"/>
+            </w:tcMar>
+          </w:tcPr>
+          <w:p>
+            <w:r>
+              <w:rPr>
+                <w:sz w:val="17"/>
+                <w:szCs w:val="17"/>
+              </w:rPr>
+              <w:t>Malformed FHIR data accepted and written to clinic system</w:t>
+            </w:r>
+          </w:p>
+        </w:tc>
+        <w:tc>
+          <w:tcPr>
+            <w:tcW w:w="900" w:type="dxa"/>
+            <w:tcMar>
+              <w:top w:w="80" w:type="dxa"/>
+              <w:left w:w="100" w:type="dxa"/>
+              <w:bottom w:w="80" w:type="dxa"/>
+              <w:right w:w="100" w:type="dxa"/>
+            </w:tcMar>
+          </w:tcPr>
+          <w:p>
+            <w:r>
+              <w:rPr>
+                <w:sz w:val="17"/>
+                <w:szCs w:val="17"/>
+              </w:rPr>
+              <w:t>Medium</w:t>
+            </w:r>
+          </w:p>
+        </w:tc>
+        <w:tc>
+          <w:tcPr>
+            <w:tcW w:w="900" w:type="dxa"/>
+            <w:tcMar>
+              <w:top w:w="80" w:type="dxa"/>
+              <w:left w:w="100" w:type="dxa"/>
+              <w:bottom w:w="80" w:type="dxa"/>
+              <w:right w:w="100" w:type="dxa"/>
+            </w:tcMar>
+          </w:tcPr>
+          <w:p>
+            <w:r>
+              <w:rPr>
+                <w:sz w:val="17"/>
+                <w:szCs w:val="17"/>
+              </w:rPr>
+              <w:t>High</w:t>
+            </w:r>
+          </w:p>
+        </w:tc>
+        <w:tc>
+          <w:tcPr>
+            <w:tcW w:w="600" w:type="dxa"/>
+            <w:tcMar>
+              <w:top w:w="80" w:type="dxa"/>
+              <w:left w:w="100" w:type="dxa"/>
+              <w:bottom w:w="80" w:type="dxa"/>
+              <w:right w:w="100" w:type="dxa"/>
+            </w:tcMar>
+          </w:tcPr>
+          <w:p>
+            <w:r>
+              <w:rPr>
+                <w:sz w:val="17"/>
+                <w:szCs w:val="17"/>
+              </w:rPr>
+              <w:t>6</w:t>
+            </w:r>
+          </w:p>
+        </w:tc>
+        <w:tc>
+          <w:tcPr>
+            <w:tcW w:w="800" w:type="dxa"/>
+            <w:tcMar>
+              <w:top w:w="80" w:type="dxa"/>
+              <w:left w:w="100" w:type="dxa"/>
+              <w:bottom w:w="80" w:type="dxa"/>
+              <w:right w:w="100" w:type="dxa"/>
+            </w:tcMar>
+          </w:tcPr>
+          <w:p>
+            <w:r>
+              <w:rPr>
+                <w:sz w:val="17"/>
+                <w:szCs w:val="17"/>
+              </w:rPr>
+              <w:t>High</w:t>
+            </w:r>
+          </w:p>
+        </w:tc>
+        <w:tc>
+          <w:tcPr>
+            <w:tcW w:w="2700" w:type="dxa"/>
+            <w:tcMar>
+              <w:top w:w="80" w:type="dxa"/>
+              <w:left w:w="100" w:type="dxa"/>
+              <w:bottom w:w="80" w:type="dxa"/>
+              <w:right w:w="100" w:type="dxa"/>
+            </w:tcMar>
+          </w:tcPr>
+          <w:p>
+            <w:r>
+              <w:rPr>
+                <w:sz w:val="17"/>
+                <w:szCs w:val="17"/>
+              </w:rPr>
+              <w:t>Automated malformed-FHIR test (TC-MAL-01)</w:t>
+            </w:r>
+          </w:p>
+        </w:tc>
+        <w:tc>
+          <w:tcPr>
+            <w:tcW w:w="700" w:type="dxa"/>
+            <w:tcMar>
+              <w:top w:w="80" w:type="dxa"/>
+              <w:left w:w="100" w:type="dxa"/>
+              <w:bottom w:w="80" w:type="dxa"/>
+              <w:right w:w="100" w:type="dxa"/>
+            </w:tcMar>
+          </w:tcPr>
+          <w:p>
+            <w:r>
+              <w:rPr>
+                <w:sz w:val="17"/>
+                <w:szCs w:val="17"/>
+              </w:rPr>
+              <w:t>Zubair</w:t>
+            </w:r>
+          </w:p>
+        </w:tc>
+      </w:tr>
+      <w:tr>
+        <w:tblPrEx>
+          <w:tblCellMar>
+            <w:top w:w="0" w:type="dxa"/>
+            <w:bottom w:w="0" w:type="dxa"/>
+          </w:tblCellMar>
+        </w:tblPrEx>
+        <w:tc>
+          <w:tcPr>
+            <w:tcW w:w="500" w:type="dxa"/>
+            <w:tcMar>
+              <w:top w:w="80" w:type="dxa"/>
+              <w:left w:w="100" w:type="dxa"/>
+              <w:bottom w:w="80" w:type="dxa"/>
+              <w:right w:w="100" w:type="dxa"/>
+            </w:tcMar>
+          </w:tcPr>
+          <w:p>
+            <w:r>
+              <w:rPr>
+                <w:sz w:val="17"/>
+                <w:szCs w:val="17"/>
+              </w:rPr>
+              <w:t>R4</w:t>
+            </w:r>
+          </w:p>
+        </w:tc>
+        <w:tc>
+          <w:tcPr>
+            <w:tcW w:w="2600" w:type="dxa"/>
+            <w:tcMar>
+              <w:top w:w="80" w:type="dxa"/>
+              <w:left w:w="100" w:type="dxa"/>
+              <w:bottom w:w="80" w:type="dxa"/>
+              <w:right w:w="100" w:type="dxa"/>
+            </w:tcMar>
+          </w:tcPr>
+          <w:p>
+            <w:r>
+              <w:rPr>
+                <w:sz w:val="17"/>
+                <w:szCs w:val="17"/>
+              </w:rPr>
+              <w:t>Cross-tenant data leakage via missing tenant scoping</w:t>
+            </w:r>
+          </w:p>
+        </w:tc>
+        <w:tc>
+          <w:tcPr>
+            <w:tcW w:w="900" w:type="dxa"/>
+            <w:tcMar>
+              <w:top w:w="80" w:type="dxa"/>
+              <w:left w:w="100" w:type="dxa"/>
+              <w:bottom w:w="80" w:type="dxa"/>
+              <w:right w:w="100" w:type="dxa"/>
+            </w:tcMar>
+          </w:tcPr>
+          <w:p>
+            <w:r>
+              <w:rPr>
+                <w:sz w:val="17"/>
+                <w:szCs w:val="17"/>
+              </w:rPr>
+              <w:t>Low</w:t>
+            </w:r>
+          </w:p>
+        </w:tc>
+        <w:tc>
+          <w:tcPr>
+            <w:tcW w:w="900" w:type="dxa"/>
+            <w:tcMar>
+              <w:top w:w="80" w:type="dxa"/>
+              <w:left w:w="100" w:type="dxa"/>
+              <w:bottom w:w="80" w:type="dxa"/>
+              <w:right w:w="100" w:type="dxa"/>
+            </w:tcMar>
+          </w:tcPr>
+          <w:p>
+            <w:r>
+              <w:rPr>
+                <w:sz w:val="17"/>
+                <w:szCs w:val="17"/>
+              </w:rPr>
+              <w:t>Critical</w:t>
+            </w:r>
+          </w:p>
+        </w:tc>
+        <w:tc>
+          <w:tcPr>
+            <w:tcW w:w="600" w:type="dxa"/>
+            <w:tcMar>
+              <w:top w:w="80" w:type="dxa"/>
+              <w:left w:w="100" w:type="dxa"/>
+              <w:bottom w:w="80" w:type="dxa"/>
+              <w:right w:w="100" w:type="dxa"/>
+            </w:tcMar>
+          </w:tcPr>
+          <w:p>
+            <w:r>
+              <w:rPr>
+                <w:sz w:val="17"/>
+                <w:szCs w:val="17"/>
+              </w:rPr>
+              <w:t>4</w:t>
+            </w:r>
+          </w:p>
+        </w:tc>
+        <w:tc>
+          <w:tcPr>
+            <w:tcW w:w="800" w:type="dxa"/>
+            <w:tcMar>
+              <w:top w:w="80" w:type="dxa"/>
+              <w:left w:w="100" w:type="dxa"/>
+              <w:bottom w:w="80" w:type="dxa"/>
+              <w:right w:w="100" w:type="dxa"/>
+            </w:tcMar>
+          </w:tcPr>
+          <w:p>
+            <w:r>
+              <w:rPr>
+                <w:sz w:val="17"/>
+                <w:szCs w:val="17"/>
+              </w:rPr>
+              <w:t>High</w:t>
+            </w:r>
+          </w:p>
+        </w:tc>
+        <w:tc>
+          <w:tcPr>
+            <w:tcW w:w="2700" w:type="dxa"/>
+            <w:tcMar>
+              <w:top w:w="80" w:type="dxa"/>
+              <w:left w:w="100" w:type="dxa"/>
+              <w:bottom w:w="80" w:type="dxa"/>
+              <w:right w:w="100" w:type="dxa"/>
+            </w:tcMar>
+          </w:tcPr>
+          <w:p>
+            <w:r>
+              <w:rPr>
+                <w:sz w:val="17"/>
+                <w:szCs w:val="17"/>
+              </w:rPr>
+              <w:t>Row-level tenant isolation, gateway validation, dedicated test layer</w:t>
+            </w:r>
+          </w:p>
+        </w:tc>
+        <w:tc>
+          <w:tcPr>
+            <w:tcW w:w="700" w:type="dxa"/>
+            <w:tcMar>
+              <w:top w:w="80" w:type="dxa"/>
+              <w:left w:w="100" w:type="dxa"/>
+              <w:bottom w:w="80" w:type="dxa"/>
+              <w:right w:w="100" w:type="dxa"/>
+            </w:tcMar>
+          </w:tcPr>
+          <w:p>
+            <w:r>
+              <w:rPr>
+                <w:sz w:val="17"/>
+                <w:szCs w:val="17"/>
+              </w:rPr>
+              <w:t>Zubair</w:t>
+            </w:r>
+          </w:p>
+        </w:tc>
+      </w:tr>
+      <w:tr>
+        <w:tblPrEx>
+          <w:tblCellMar>
+            <w:top w:w="0" w:type="dxa"/>
+            <w:bottom w:w="0" w:type="dxa"/>
+          </w:tblCellMar>
+        </w:tblPrEx>
+        <w:tc>
+          <w:tcPr>
+            <w:tcW w:w="500" w:type="dxa"/>
+            <w:tcMar>
+              <w:top w:w="80" w:type="dxa"/>
+              <w:left w:w="100" w:type="dxa"/>
+              <w:bottom w:w="80" w:type="dxa"/>
+              <w:right w:w="100" w:type="dxa"/>
+            </w:tcMar>
+          </w:tcPr>
+          <w:p>
+            <w:r>
+              <w:rPr>
+                <w:sz w:val="17"/>
+                <w:szCs w:val="17"/>
+              </w:rPr>
+              <w:t>R5</w:t>
+            </w:r>
+          </w:p>
+        </w:tc>
+        <w:tc>
+          <w:tcPr>
+            <w:tcW w:w="2600" w:type="dxa"/>
+            <w:tcMar>
+              <w:top w:w="80" w:type="dxa"/>
+              <w:left w:w="100" w:type="dxa"/>
+              <w:bottom w:w="80" w:type="dxa"/>
+              <w:right w:w="100" w:type="dxa"/>
+            </w:tcMar>
+          </w:tcPr>
+          <w:p>
+            <w:r>
+              <w:rPr>
+                <w:sz w:val="17"/>
+                <w:szCs w:val="17"/>
+              </w:rPr>
+              <w:t>Real patient identifier accidentally used in synthetic dataset</w:t>
+            </w:r>
+          </w:p>
+        </w:tc>
+        <w:tc>
+          <w:tcPr>
+            <w:tcW w:w="900" w:type="dxa"/>
+            <w:tcMar>
+              <w:top w:w="80" w:type="dxa"/>
+              <w:left w:w="100" w:type="dxa"/>
+              <w:bottom w:w="80" w:type="dxa"/>
+              <w:right w:w="100" w:type="dxa"/>
+            </w:tcMar>
+          </w:tcPr>
+          <w:p>
+            <w:r>
+              <w:rPr>
+                <w:sz w:val="17"/>
+                <w:szCs w:val="17"/>
+              </w:rPr>
+              <w:t>Low</w:t>
+            </w:r>
+          </w:p>
+        </w:tc>
+        <w:tc>
+          <w:tcPr>
+            <w:tcW w:w="900" w:type="dxa"/>
+            <w:tcMar>
+              <w:top w:w="80" w:type="dxa"/>
+              <w:left w:w="100" w:type="dxa"/>
+              <w:bottom w:w="80" w:type="dxa"/>
+              <w:right w:w="100" w:type="dxa"/>
+            </w:tcMar>
+          </w:tcPr>
+          <w:p>
+            <w:r>
+              <w:rPr>
+                <w:sz w:val="17"/>
+                <w:szCs w:val="17"/>
+              </w:rPr>
+              <w:t>Critical</w:t>
+            </w:r>
+          </w:p>
+        </w:tc>
+        <w:tc>
+          <w:tcPr>
+            <w:tcW w:w="600" w:type="dxa"/>
+            <w:tcMar>
+              <w:top w:w="80" w:type="dxa"/>
+              <w:left w:w="100" w:type="dxa"/>
+              <w:bottom w:w="80" w:type="dxa"/>
+              <w:right w:w="100" w:type="dxa"/>
+            </w:tcMar>
+          </w:tcPr>
+          <w:p>
+            <w:r>
+              <w:rPr>
+                <w:sz w:val="17"/>
+                <w:szCs w:val="17"/>
+              </w:rPr>
+              <w:t>4</w:t>
+            </w:r>
+          </w:p>
+        </w:tc>
+        <w:tc>
+          <w:tcPr>
+            <w:tcW w:w="800" w:type="dxa"/>
+            <w:tcMar>
+              <w:top w:w="80" w:type="dxa"/>
+              <w:left w:w="100" w:type="dxa"/>
+              <w:bottom w:w="80" w:type="dxa"/>
+              <w:right w:w="100" w:type="dxa"/>
+            </w:tcMar>
+          </w:tcPr>
+          <w:p>
+            <w:r>
+              <w:rPr>
+                <w:sz w:val="17"/>
+                <w:szCs w:val="17"/>
+              </w:rPr>
+              <w:t>High</w:t>
+            </w:r>
+          </w:p>
+        </w:tc>
+        <w:tc>
+          <w:tcPr>
+            <w:tcW w:w="2700" w:type="dxa"/>
+            <w:tcMar>
+              <w:top w:w="80" w:type="dxa"/>
+              <w:left w:w="100" w:type="dxa"/>
+              <w:bottom w:w="80" w:type="dxa"/>
+              <w:right w:w="100" w:type="dxa"/>
+            </w:tcMar>
+          </w:tcPr>
+          <w:p>
+            <w:r>
+              <w:rPr>
+                <w:sz w:val="17"/>
+                <w:szCs w:val="17"/>
+              </w:rPr>
+              <w:t>Luhn-check rejection rule + automated negative test (TC-MAL-03)</w:t>
+            </w:r>
+          </w:p>
+        </w:tc>
+        <w:tc>
+          <w:tcPr>
+            <w:tcW w:w="700" w:type="dxa"/>
+            <w:tcMar>
+              <w:top w:w="80" w:type="dxa"/>
+              <w:left w:w="100" w:type="dxa"/>
+              <w:bottom w:w="80" w:type="dxa"/>
+              <w:right w:w="100" w:type="dxa"/>
+            </w:tcMar>
+          </w:tcPr>
+          <w:p>
+            <w:r>
+              <w:rPr>
+                <w:sz w:val="17"/>
+                <w:szCs w:val="17"/>
+              </w:rPr>
+              <w:t>Zubair</w:t>
+            </w:r>
+          </w:p>
+        </w:tc>
+      </w:tr>
+      <w:tr>
+        <w:tblPrEx>
+          <w:tblCellMar>
+            <w:top w:w="0" w:type="dxa"/>
+            <w:bottom w:w="0" w:type="dxa"/>
+          </w:tblCellMar>
+        </w:tblPrEx>
+        <w:tc>
+          <w:tcPr>
+            <w:tcW w:w="500" w:type="dxa"/>
+            <w:tcMar>
+              <w:top w:w="80" w:type="dxa"/>
+              <w:left w:w="100" w:type="dxa"/>
+              <w:bottom w:w="80" w:type="dxa"/>
+              <w:right w:w="100" w:type="dxa"/>
+            </w:tcMar>
+          </w:tcPr>
+          <w:p>
+            <w:r>
+              <w:rPr>
+                <w:sz w:val="17"/>
+                <w:szCs w:val="17"/>
+              </w:rPr>
+              <w:t>R6</w:t>
+            </w:r>
+          </w:p>
+        </w:tc>
+        <w:tc>
+          <w:tcPr>
+            <w:tcW w:w="2600" w:type="dxa"/>
+            <w:tcMar>
+              <w:top w:w="80" w:type="dxa"/>
+              <w:left w:w="100" w:type="dxa"/>
+              <w:bottom w:w="80" w:type="dxa"/>
+              <w:right w:w="100" w:type="dxa"/>
+            </w:tcMar>
+          </w:tcPr>
+          <w:p>
+            <w:r>
+              <w:rPr>
+                <w:sz w:val="17"/>
+                <w:szCs w:val="17"/>
+              </w:rPr>
+              <w:t>Missing rate limiting causes API threshold breach/temporary ban</w:t>
+            </w:r>
+          </w:p>
+        </w:tc>
+        <w:tc>
+          <w:tcPr>
+            <w:tcW w:w="900" w:type="dxa"/>
+            <w:tcMar>
+              <w:top w:w="80" w:type="dxa"/>
+              <w:left w:w="100" w:type="dxa"/>
+              <w:bottom w:w="80" w:type="dxa"/>
+              <w:right w:w="100" w:type="dxa"/>
+            </w:tcMar>
+          </w:tcPr>
+          <w:p>
+            <w:r>
+              <w:rPr>
+                <w:sz w:val="17"/>
+                <w:szCs w:val="17"/>
+              </w:rPr>
+              <w:t>Medium</w:t>
+            </w:r>
+          </w:p>
+        </w:tc>
+        <w:tc>
+          <w:tcPr>
+            <w:tcW w:w="900" w:type="dxa"/>
+            <w:tcMar>
+              <w:top w:w="80" w:type="dxa"/>
+              <w:left w:w="100" w:type="dxa"/>
+              <w:bottom w:w="80" w:type="dxa"/>
+              <w:right w:w="100" w:type="dxa"/>
+            </w:tcMar>
+          </w:tcPr>
+          <w:p>
+            <w:r>
+              <w:rPr>
+                <w:sz w:val="17"/>
+                <w:szCs w:val="17"/>
+              </w:rPr>
+              <w:t>Medium</w:t>
+            </w:r>
+          </w:p>
+        </w:tc>
+        <w:tc>
+          <w:tcPr>
+            <w:tcW w:w="600" w:type="dxa"/>
+            <w:tcMar>
+              <w:top w:w="80" w:type="dxa"/>
+              <w:left w:w="100" w:type="dxa"/>
+              <w:bottom w:w="80" w:type="dxa"/>
+              <w:right w:w="100" w:type="dxa"/>
+            </w:tcMar>
+          </w:tcPr>
+          <w:p>
+            <w:r>
+              <w:rPr>
+                <w:sz w:val="17"/>
+                <w:szCs w:val="17"/>
+              </w:rPr>
+              <w:t>4</w:t>
+            </w:r>
+          </w:p>
+        </w:tc>
+        <w:tc>
+          <w:tcPr>
+            <w:tcW w:w="800" w:type="dxa"/>
+            <w:tcMar>
+              <w:top w:w="80" w:type="dxa"/>
+              <w:left w:w="100" w:type="dxa"/>
+              <w:bottom w:w="80" w:type="dxa"/>
+              <w:right w:w="100" w:type="dxa"/>
+            </w:tcMar>
+          </w:tcPr>
+          <w:p>
+            <w:r>
+              <w:rPr>
+                <w:sz w:val="17"/>
+                <w:szCs w:val="17"/>
+              </w:rPr>
+              <w:t>Medium</w:t>
+            </w:r>
+          </w:p>
+        </w:tc>
+        <w:tc>
+          <w:tcPr>
+            <w:tcW w:w="2700" w:type="dxa"/>
+            <w:tcMar>
+              <w:top w:w="80" w:type="dxa"/>
+              <w:left w:w="100" w:type="dxa"/>
+              <w:bottom w:w="80" w:type="dxa"/>
+              <w:right w:w="100" w:type="dxa"/>
+            </w:tcMar>
+          </w:tcPr>
+          <w:p>
+            <w:r>
+              <w:rPr>
+                <w:sz w:val="17"/>
+                <w:szCs w:val="17"/>
+              </w:rPr>
+              <w:t>Token bucket rate limiting (100 req/min), 429 response + backoff</w:t>
+            </w:r>
+          </w:p>
+        </w:tc>
+        <w:tc>
+          <w:tcPr>
+            <w:tcW w:w="700" w:type="dxa"/>
+            <w:tcMar>
+              <w:top w:w="80" w:type="dxa"/>
+              <w:left w:w="100" w:type="dxa"/>
+              <w:bottom w:w="80" w:type="dxa"/>
+              <w:right w:w="100" w:type="dxa"/>
+            </w:tcMar>
+          </w:tcPr>
+          <w:p>
+            <w:r>
+              <w:rPr>
+                <w:sz w:val="17"/>
+                <w:szCs w:val="17"/>
+              </w:rPr>
+              <w:t>Zubair</w:t>
+            </w:r>
+          </w:p>
+        </w:tc>
+      </w:tr>
+      <w:tr>
+        <w:tblPrEx>
+          <w:tblCellMar>
+            <w:top w:w="0" w:type="dxa"/>
+            <w:bottom w:w="0" w:type="dxa"/>
+          </w:tblCellMar>
+        </w:tblPrEx>
+        <w:tc>
+          <w:tcPr>
+            <w:tcW w:w="500" w:type="dxa"/>
+            <w:tcMar>
+              <w:top w:w="80" w:type="dxa"/>
+              <w:left w:w="100" w:type="dxa"/>
+              <w:bottom w:w="80" w:type="dxa"/>
+              <w:right w:w="100" w:type="dxa"/>
+            </w:tcMar>
+          </w:tcPr>
+          <w:p>
+            <w:r>
+              <w:rPr>
+                <w:sz w:val="17"/>
+                <w:szCs w:val="17"/>
+              </w:rPr>
+              <w:t>R7</w:t>
+            </w:r>
+          </w:p>
+        </w:tc>
+        <w:tc>
+          <w:tcPr>
+            <w:tcW w:w="2600" w:type="dxa"/>
+            <w:tcMar>
+              <w:top w:w="80" w:type="dxa"/>
+              <w:left w:w="100" w:type="dxa"/>
+              <w:bottom w:w="80" w:type="dxa"/>
+              <w:right w:w="100" w:type="dxa"/>
+            </w:tcMar>
+          </w:tcPr>
+          <w:p>
+            <w:r>
+              <w:rPr>
+                <w:sz w:val="17"/>
+                <w:szCs w:val="17"/>
+              </w:rPr>
+              <w:t>Dropped TCP connection during writeback causes duplicate records</w:t>
+            </w:r>
+          </w:p>
+        </w:tc>
+        <w:tc>
+          <w:tcPr>
+            <w:tcW w:w="900" w:type="dxa"/>
+            <w:tcMar>
+              <w:top w:w="80" w:type="dxa"/>
+              <w:left w:w="100" w:type="dxa"/>
+              <w:bottom w:w="80" w:type="dxa"/>
+              <w:right w:w="100" w:type="dxa"/>
+            </w:tcMar>
+          </w:tcPr>
+          <w:p>
+            <w:r>
+              <w:rPr>
+                <w:sz w:val="17"/>
+                <w:szCs w:val="17"/>
+              </w:rPr>
+              <w:t>Medium</w:t>
+            </w:r>
+          </w:p>
+        </w:tc>
+        <w:tc>
+          <w:tcPr>
+            <w:tcW w:w="900" w:type="dxa"/>
+            <w:tcMar>
+              <w:top w:w="80" w:type="dxa"/>
+              <w:left w:w="100" w:type="dxa"/>
+              <w:bottom w:w="80" w:type="dxa"/>
+              <w:right w:w="100" w:type="dxa"/>
+            </w:tcMar>
+          </w:tcPr>
+          <w:p>
+            <w:r>
+              <w:rPr>
+                <w:sz w:val="17"/>
+                <w:szCs w:val="17"/>
+              </w:rPr>
+              <w:t>High</w:t>
+            </w:r>
+          </w:p>
+        </w:tc>
+        <w:tc>
+          <w:tcPr>
+            <w:tcW w:w="600" w:type="dxa"/>
+            <w:tcMar>
+              <w:top w:w="80" w:type="dxa"/>
+              <w:left w:w="100" w:type="dxa"/>
+              <w:bottom w:w="80" w:type="dxa"/>
+              <w:right w:w="100" w:type="dxa"/>
+            </w:tcMar>
+          </w:tcPr>
+          <w:p>
+            <w:r>
+              <w:rPr>
+                <w:sz w:val="17"/>
+                <w:szCs w:val="17"/>
+              </w:rPr>
+              <w:t>6</w:t>
+            </w:r>
+          </w:p>
+        </w:tc>
+        <w:tc>
+          <w:tcPr>
+            <w:tcW w:w="800" w:type="dxa"/>
+            <w:tcMar>
+              <w:top w:w="80" w:type="dxa"/>
+              <w:left w:w="100" w:type="dxa"/>
+              <w:bottom w:w="80" w:type="dxa"/>
+              <w:right w:w="100" w:type="dxa"/>
+            </w:tcMar>
+          </w:tcPr>
+          <w:p>
+            <w:r>
+              <w:rPr>
+                <w:sz w:val="17"/>
+                <w:szCs w:val="17"/>
+              </w:rPr>
+              <w:t>High</w:t>
+            </w:r>
+          </w:p>
+        </w:tc>
+        <w:tc>
+          <w:tcPr>
+            <w:tcW w:w="2700" w:type="dxa"/>
+            <w:tcMar>
+              <w:top w:w="80" w:type="dxa"/>
+              <w:left w:w="100" w:type="dxa"/>
+              <w:bottom w:w="80" w:type="dxa"/>
+              <w:right w:w="100" w:type="dxa"/>
+            </w:tcMar>
+          </w:tcPr>
+          <w:p>
+            <w:r>
+              <w:rPr>
+                <w:sz w:val="17"/>
+                <w:szCs w:val="17"/>
+              </w:rPr>
+              <w:t>Automated dropped-connection test (TC-DROP-01), idempotency key check</w:t>
+            </w:r>
+          </w:p>
+        </w:tc>
+        <w:tc>
+          <w:tcPr>
+            <w:tcW w:w="700" w:type="dxa"/>
+            <w:tcMar>
+              <w:top w:w="80" w:type="dxa"/>
+              <w:left w:w="100" w:type="dxa"/>
+              <w:bottom w:w="80" w:type="dxa"/>
+              <w:right w:w="100" w:type="dxa"/>
+            </w:tcMar>
+          </w:tcPr>
+          <w:p>
+            <w:r>
+              <w:rPr>
+                <w:sz w:val="17"/>
+                <w:szCs w:val="17"/>
+              </w:rPr>
+              <w:t>Zubair</w:t>
+            </w:r>
+          </w:p>
+        </w:tc>
+      </w:tr>
+      <w:tr>
+        <w:tblPrEx>
+          <w:tblCellMar>
+            <w:top w:w="0" w:type="dxa"/>
+            <w:bottom w:w="0" w:type="dxa"/>
+          </w:tblCellMar>
+        </w:tblPrEx>
+        <w:tc>
+          <w:tcPr>
+            <w:tcW w:w="500" w:type="dxa"/>
+            <w:tcMar>
+              <w:top w:w="80" w:type="dxa"/>
+              <w:left w:w="100" w:type="dxa"/>
+              <w:bottom w:w="80" w:type="dxa"/>
+              <w:right w:w="100" w:type="dxa"/>
+            </w:tcMar>
+          </w:tcPr>
+          <w:p>
+            <w:r>
+              <w:rPr>
+                <w:sz w:val="17"/>
+                <w:szCs w:val="17"/>
+              </w:rPr>
+              <w:t>R8</w:t>
+            </w:r>
+          </w:p>
+        </w:tc>
+        <w:tc>
+          <w:tcPr>
+            <w:tcW w:w="2600" w:type="dxa"/>
+            <w:tcMar>
+              <w:top w:w="80" w:type="dxa"/>
+              <w:left w:w="100" w:type="dxa"/>
+              <w:bottom w:w="80" w:type="dxa"/>
+              <w:right w:w="100" w:type="dxa"/>
+            </w:tcMar>
+          </w:tcPr>
+          <w:p>
+            <w:r>
+              <w:rPr>
+                <w:sz w:val="17"/>
+                <w:szCs w:val="17"/>
+              </w:rPr>
+              <w:t>Missing circuit breaker logic on simulator unavailability</w:t>
+            </w:r>
+          </w:p>
+        </w:tc>
+        <w:tc>
+          <w:tcPr>
+            <w:tcW w:w="900" w:type="dxa"/>
+            <w:tcMar>
+              <w:top w:w="80" w:type="dxa"/>
+              <w:left w:w="100" w:type="dxa"/>
+              <w:bottom w:w="80" w:type="dxa"/>
+              <w:right w:w="100" w:type="dxa"/>
+            </w:tcMar>
+          </w:tcPr>
+          <w:p>
+            <w:r>
+              <w:rPr>
+                <w:sz w:val="17"/>
+                <w:szCs w:val="17"/>
+              </w:rPr>
+              <w:t>Low</w:t>
+            </w:r>
+          </w:p>
+        </w:tc>
+        <w:tc>
+          <w:tcPr>
+            <w:tcW w:w="900" w:type="dxa"/>
+            <w:tcMar>
+              <w:top w:w="80" w:type="dxa"/>
+              <w:left w:w="100" w:type="dxa"/>
+              <w:bottom w:w="80" w:type="dxa"/>
+              <w:right w:w="100" w:type="dxa"/>
+            </w:tcMar>
+          </w:tcPr>
+          <w:p>
+            <w:r>
+              <w:rPr>
+                <w:sz w:val="17"/>
+                <w:szCs w:val="17"/>
+              </w:rPr>
+              <w:t>Medium</w:t>
+            </w:r>
+          </w:p>
+        </w:tc>
+        <w:tc>
+          <w:tcPr>
+            <w:tcW w:w="600" w:type="dxa"/>
+            <w:tcMar>
+              <w:top w:w="80" w:type="dxa"/>
+              <w:left w:w="100" w:type="dxa"/>
+              <w:bottom w:w="80" w:type="dxa"/>
+              <w:right w:w="100" w:type="dxa"/>
+            </w:tcMar>
+          </w:tcPr>
+          <w:p>
+            <w:r>
+              <w:rPr>
+                <w:sz w:val="17"/>
+                <w:szCs w:val="17"/>
+              </w:rPr>
+              <w:t>2</w:t>
+            </w:r>
+          </w:p>
+        </w:tc>
+        <w:tc>
+          <w:tcPr>
+            <w:tcW w:w="800" w:type="dxa"/>
+            <w:tcMar>
+              <w:top w:w="80" w:type="dxa"/>
+              <w:left w:w="100" w:type="dxa"/>
+              <w:bottom w:w="80" w:type="dxa"/>
+              <w:right w:w="100" w:type="dxa"/>
+            </w:tcMar>
+          </w:tcPr>
+          <w:p>
+            <w:r>
+              <w:rPr>
+                <w:sz w:val="17"/>
+                <w:szCs w:val="17"/>
+              </w:rPr>
+              <w:t>Medium</w:t>
+            </w:r>
+          </w:p>
+        </w:tc>
+        <w:tc>
+          <w:tcPr>
+            <w:tcW w:w="2700" w:type="dxa"/>
+            <w:tcMar>
+              <w:top w:w="80" w:type="dxa"/>
+              <w:left w:w="100" w:type="dxa"/>
+              <w:bottom w:w="80" w:type="dxa"/>
+              <w:right w:w="100" w:type="dxa"/>
+            </w:tcMar>
+          </w:tcPr>
+          <w:p>
+            <w:r>
+              <w:rPr>
+                <w:sz w:val="17"/>
+                <w:szCs w:val="17"/>
+              </w:rPr>
+              <w:t>Automated unavailable-simulator test (TC-UNAV-01), circuit breaker after 5 failures</w:t>
+            </w:r>
+          </w:p>
+        </w:tc>
+        <w:tc>
+          <w:tcPr>
+            <w:tcW w:w="700" w:type="dxa"/>
+            <w:tcMar>
+              <w:top w:w="80" w:type="dxa"/>
+              <w:left w:w="100" w:type="dxa"/>
+              <w:bottom w:w="80" w:type="dxa"/>
+              <w:right w:w="100" w:type="dxa"/>
+            </w:tcMar>
+          </w:tcPr>
+          <w:p>
+            <w:r>
+              <w:rPr>
+                <w:sz w:val="17"/>
+                <w:szCs w:val="17"/>
+              </w:rPr>
+              <w:t>Zubair</w:t>
+            </w:r>
+          </w:p>
+        </w:tc>
+      </w:tr>
+      <w:tr>
+        <w:tblPrEx>
+          <w:tblCellMar>
+            <w:top w:w="0" w:type="dxa"/>
+            <w:bottom w:w="0" w:type="dxa"/>
+          </w:tblCellMar>
+        </w:tblPrEx>
+        <w:tc>
+          <w:tcPr>
+            <w:tcW w:w="500" w:type="dxa"/>
+            <w:tcMar>
+              <w:top w:w="80" w:type="dxa"/>
+              <w:left w:w="100" w:type="dxa"/>
+              <w:bottom w:w="80" w:type="dxa"/>
+              <w:right w:w="100" w:type="dxa"/>
+            </w:tcMar>
+          </w:tcPr>
+          <w:p>
+            <w:r>
+              <w:rPr>
+                <w:sz w:val="17"/>
+                <w:szCs w:val="17"/>
+              </w:rPr>
+              <w:t>R9</w:t>
+            </w:r>
+          </w:p>
+        </w:tc>
+        <w:tc>
+          <w:tcPr>
+            <w:tcW w:w="2600" w:type="dxa"/>
+            <w:tcMar>
+              <w:top w:w="80" w:type="dxa"/>
+              <w:left w:w="100" w:type="dxa"/>
+              <w:bottom w:w="80" w:type="dxa"/>
+              <w:right w:w="100" w:type="dxa"/>
+            </w:tcMar>
+          </w:tcPr>
+          <w:p>
+            <w:r>
+              <w:rPr>
+                <w:sz w:val="17"/>
+                <w:szCs w:val="17"/>
+              </w:rPr>
+              <w:t>Team's limited healthcare-semantics experience delays build</w:t>
+            </w:r>
+          </w:p>
+        </w:tc>
+        <w:tc>
+          <w:tcPr>
+            <w:tcW w:w="900" w:type="dxa"/>
+            <w:tcMar>
+              <w:top w:w="80" w:type="dxa"/>
+              <w:left w:w="100" w:type="dxa"/>
+              <w:bottom w:w="80" w:type="dxa"/>
+              <w:right w:w="100" w:type="dxa"/>
+            </w:tcMar>
+          </w:tcPr>
+          <w:p>
+            <w:r>
+              <w:rPr>
+                <w:sz w:val="17"/>
+                <w:szCs w:val="17"/>
+              </w:rPr>
+              <w:t>Medium</w:t>
+            </w:r>
+          </w:p>
+        </w:tc>
+        <w:tc>
+          <w:tcPr>
+            <w:tcW w:w="900" w:type="dxa"/>
+            <w:tcMar>
+              <w:top w:w="80" w:type="dxa"/>
+              <w:left w:w="100" w:type="dxa"/>
+              <w:bottom w:w="80" w:type="dxa"/>
+              <w:right w:w="100" w:type="dxa"/>
+            </w:tcMar>
+          </w:tcPr>
+          <w:p>
+            <w:r>
+              <w:rPr>
+                <w:sz w:val="17"/>
+                <w:szCs w:val="17"/>
+              </w:rPr>
+              <w:t>Medium</w:t>
+            </w:r>
+          </w:p>
+        </w:tc>
+        <w:tc>
+          <w:tcPr>
+            <w:tcW w:w="600" w:type="dxa"/>
+            <w:tcMar>
+              <w:top w:w="80" w:type="dxa"/>
+              <w:left w:w="100" w:type="dxa"/>
+              <w:bottom w:w="80" w:type="dxa"/>
+              <w:right w:w="100" w:type="dxa"/>
+            </w:tcMar>
+          </w:tcPr>
+          <w:p>
+            <w:r>
+              <w:rPr>
+                <w:sz w:val="17"/>
+                <w:szCs w:val="17"/>
+              </w:rPr>
+              <w:t>4</w:t>
+            </w:r>
+          </w:p>
+        </w:tc>
+        <w:tc>
+          <w:tcPr>
+            <w:tcW w:w="800" w:type="dxa"/>
+            <w:tcMar>
+              <w:top w:w="80" w:type="dxa"/>
+              <w:left w:w="100" w:type="dxa"/>
+              <w:bottom w:w="80" w:type="dxa"/>
+              <w:right w:w="100" w:type="dxa"/>
+            </w:tcMar>
+          </w:tcPr>
+          <w:p>
+            <w:r>
+              <w:rPr>
+                <w:sz w:val="17"/>
+                <w:szCs w:val="17"/>
+              </w:rPr>
+              <w:t>Medium</w:t>
+            </w:r>
+          </w:p>
+        </w:tc>
+        <w:tc>
+          <w:tcPr>
+            <w:tcW w:w="2700" w:type="dxa"/>
+            <w:tcMar>
+              <w:top w:w="80" w:type="dxa"/>
+              <w:left w:w="100" w:type="dxa"/>
+              <w:bottom w:w="80" w:type="dxa"/>
+              <w:right w:w="100" w:type="dxa"/>
+            </w:tcMar>
+          </w:tcPr>
+          <w:p>
+            <w:r>
+              <w:rPr>
+                <w:sz w:val="17"/>
+                <w:szCs w:val="17"/>
+              </w:rPr>
+              <w:t>Curated SNOMED subset, weekly mentor guidance</w:t>
+            </w:r>
+          </w:p>
+        </w:tc>
+        <w:tc>
+          <w:tcPr>
+            <w:tcW w:w="700" w:type="dxa"/>
+            <w:tcMar>
+              <w:top w:w="80" w:type="dxa"/>
+              <w:left w:w="100" w:type="dxa"/>
+              <w:bottom w:w="80" w:type="dxa"/>
+              <w:right w:w="100" w:type="dxa"/>
+            </w:tcMar>
+          </w:tcPr>
+          <w:p>
+            <w:r>
+              <w:rPr>
+                <w:sz w:val="17"/>
+                <w:szCs w:val="17"/>
+              </w:rPr>
+              <w:t>Team</w:t>
+            </w:r>
+          </w:p>
+        </w:tc>
+      </w:tr>
+      <w:tr>
+        <w:tblPrEx>
+          <w:tblCellMar>
+            <w:top w:w="0" w:type="dxa"/>
+            <w:bottom w:w="0" w:type="dxa"/>
+          </w:tblCellMar>
+        </w:tblPrEx>
+        <w:tc>
+          <w:tcPr>
+            <w:tcW w:w="500" w:type="dxa"/>
+            <w:tcMar>
+              <w:top w:w="80" w:type="dxa"/>
+              <w:left w:w="100" w:type="dxa"/>
+              <w:bottom w:w="80" w:type="dxa"/>
+              <w:right w:w="100" w:type="dxa"/>
+            </w:tcMar>
+          </w:tcPr>
+          <w:p>
+            <w:r>
+              <w:rPr>
+                <w:sz w:val="17"/>
+                <w:szCs w:val="17"/>
+              </w:rPr>
+              <w:t>R10</w:t>
+            </w:r>
+          </w:p>
+        </w:tc>
+        <w:tc>
+          <w:tcPr>
+            <w:tcW w:w="2600" w:type="dxa"/>
+            <w:tcMar>
+              <w:top w:w="80" w:type="dxa"/>
+              <w:left w:w="100" w:type="dxa"/>
+              <w:bottom w:w="80" w:type="dxa"/>
+              <w:right w:w="100" w:type="dxa"/>
+            </w:tcMar>
+          </w:tcPr>
+          <w:p>
+            <w:r>
+              <w:rPr>
+                <w:sz w:val="17"/>
+                <w:szCs w:val="17"/>
+              </w:rPr>
+              <w:t>Scope creep from broad project brief</w:t>
+            </w:r>
+          </w:p>
+        </w:tc>
+        <w:tc>
+          <w:tcPr>
+            <w:tcW w:w="900" w:type="dxa"/>
+            <w:tcMar>
+              <w:top w:w="80" w:type="dxa"/>
+              <w:left w:w="100" w:type="dxa"/>
+              <w:bottom w:w="80" w:type="dxa"/>
+              <w:right w:w="100" w:type="dxa"/>
+            </w:tcMar>
+          </w:tcPr>
+          <w:p>
+            <w:r>
+              <w:rPr>
+                <w:sz w:val="17"/>
+                <w:szCs w:val="17"/>
+              </w:rPr>
+              <w:t>Medium</w:t>
+            </w:r>
+          </w:p>
+        </w:tc>
+        <w:tc>
+          <w:tcPr>
+            <w:tcW w:w="900" w:type="dxa"/>
+            <w:tcMar>
+              <w:top w:w="80" w:type="dxa"/>
+              <w:left w:w="100" w:type="dxa"/>
+              <w:bottom w:w="80" w:type="dxa"/>
+              <w:right w:w="100" w:type="dxa"/>
+            </w:tcMar>
+          </w:tcPr>
+          <w:p>
+            <w:r>
+              <w:rPr>
+                <w:sz w:val="17"/>
+                <w:szCs w:val="17"/>
+              </w:rPr>
+              <w:t>Medium</w:t>
+            </w:r>
+          </w:p>
+        </w:tc>
+        <w:tc>
+          <w:tcPr>
+            <w:tcW w:w="600" w:type="dxa"/>
+            <w:tcMar>
+              <w:top w:w="80" w:type="dxa"/>
+              <w:left w:w="100" w:type="dxa"/>
+              <w:bottom w:w="80" w:type="dxa"/>
+              <w:right w:w="100" w:type="dxa"/>
+            </w:tcMar>
+          </w:tcPr>
+          <w:p>
+            <w:r>
+              <w:rPr>
+                <w:sz w:val="17"/>
+                <w:szCs w:val="17"/>
+              </w:rPr>
+              <w:t>4</w:t>
+            </w:r>
+          </w:p>
+        </w:tc>
+        <w:tc>
+          <w:tcPr>
+            <w:tcW w:w="800" w:type="dxa"/>
+            <w:tcMar>
+              <w:top w:w="80" w:type="dxa"/>
+              <w:left w:w="100" w:type="dxa"/>
+              <w:bottom w:w="80" w:type="dxa"/>
+              <w:right w:w="100" w:type="dxa"/>
+            </w:tcMar>
+          </w:tcPr>
+          <w:p>
+            <w:r>
+              <w:rPr>
+                <w:sz w:val="17"/>
+                <w:szCs w:val="17"/>
+              </w:rPr>
+              <w:t>Medium</w:t>
+            </w:r>
+          </w:p>
+        </w:tc>
+        <w:tc>
+          <w:tcPr>
+            <w:tcW w:w="2700" w:type="dxa"/>
+            <w:tcMar>
+              <w:top w:w="80" w:type="dxa"/>
+              <w:left w:w="100" w:type="dxa"/>
+              <w:bottom w:w="80" w:type="dxa"/>
+              <w:right w:w="100" w:type="dxa"/>
+            </w:tcMar>
+          </w:tcPr>
+          <w:p>
+            <w:r>
+              <w:rPr>
+                <w:sz w:val="17"/>
+                <w:szCs w:val="17"/>
+              </w:rPr>
+              <w:t>Fixed endpoint list, agreed exclusions</w:t>
+            </w:r>
+          </w:p>
+        </w:tc>
+        <w:tc>
+          <w:tcPr>
+            <w:tcW w:w="700" w:type="dxa"/>
+            <w:tcMar>
+              <w:top w:w="80" w:type="dxa"/>
+              <w:left w:w="100" w:type="dxa"/>
+              <w:bottom w:w="80" w:type="dxa"/>
+              <w:right w:w="100" w:type="dxa"/>
+            </w:tcMar>
+          </w:tcPr>
+          <w:p>
+            <w:r>
+              <w:rPr>
+                <w:sz w:val="17"/>
+                <w:szCs w:val="17"/>
+              </w:rPr>
+              <w:t>Team Lead</w:t>
+            </w:r>
+          </w:p>
+        </w:tc>
+      </w:tr>
+    </w:tbl>
+    <w:p>
+      <w:pPr>
+        <w:spacing w:after="300"/>
+      </w:pPr>
+    </w:p>
+    <w:p>
+      <w:pPr>
+        <w:rPr>
+          <w:b/>
+          <w:bCs/>
+        </w:rPr>
+      </w:pPr>
+      <w:r>
+        <w:rPr>
+          <w:b/>
+          <w:bCs/>
+        </w:rPr>
+        <w:t>Appendix B: Glossary of Acronyms and Terms</w:t>
+      </w:r>
+    </w:p>
+    <w:tbl>
+      <w:tblPr>
+        <w:tblW w:w="9000" w:type="dxa"/>
+        <w:tblBorders>
+          <w:top w:val="single" w:sz="4" w:space="0" w:color="auto"/>
+          <w:left w:val="single" w:sz="4" w:space="0" w:color="auto"/>
+          <w:bottom w:val="single" w:sz="4" w:space="0" w:color="auto"/>
+          <w:right w:val="single" w:sz="4" w:space="0" w:color="auto"/>
+          <w:insideH w:val="single" w:sz="4" w:space="0" w:color="auto"/>
+          <w:insideV w:val="single" w:sz="4" w:space="0" w:color="auto"/>
+        </w:tblBorders>
+        <w:tblCellMar>
+          <w:left w:w="10" w:type="dxa"/>
+          <w:right w:w="10" w:type="dxa"/>
+        </w:tblCellMar>
+        <w:tblLook w:val="0000" w:firstRow="0" w:lastRow="0" w:firstColumn="0" w:lastColumn="0" w:noHBand="0" w:noVBand="0"/>
+      </w:tblPr>
+      <w:tblGrid>
+        <w:gridCol w:w="2200"/>
+        <w:gridCol w:w="6800"/>
+      </w:tblGrid>
+      <w:tr>
+        <w:tblPrEx>
+          <w:tblCellMar>
+            <w:top w:w="0" w:type="dxa"/>
+            <w:bottom w:w="0" w:type="dxa"/>
+          </w:tblCellMar>
+        </w:tblPrEx>
+        <w:tc>
+          <w:tcPr>
+            <w:tcW w:w="2200" w:type="dxa"/>
+            <w:shd w:val="clear" w:color="auto" w:fill="92D050"/>
+            <w:tcMar>
+              <w:top w:w="80" w:type="dxa"/>
+              <w:left w:w="100" w:type="dxa"/>
+              <w:bottom w:w="80" w:type="dxa"/>
+              <w:right w:w="100" w:type="dxa"/>
+            </w:tcMar>
+          </w:tcPr>
+          <w:p>
+            <w:r>
+              <w:rPr>
+                <w:b/>
+                <w:bCs/>
+                <w:sz w:val="17"/>
+                <w:szCs w:val="17"/>
+              </w:rPr>
+              <w:t>Term</w:t>
+            </w:r>
+          </w:p>
+        </w:tc>
+        <w:tc>
+          <w:tcPr>
+            <w:tcW w:w="6800" w:type="dxa"/>
+            <w:shd w:val="clear" w:color="auto" w:fill="92D050"/>
+            <w:tcMar>
+              <w:top w:w="80" w:type="dxa"/>
+              <w:left w:w="100" w:type="dxa"/>
+              <w:bottom w:w="80" w:type="dxa"/>
+              <w:right w:w="100" w:type="dxa"/>
+            </w:tcMar>
+          </w:tcPr>
+          <w:p>
+            <w:r>
+              <w:rPr>
+                <w:b/>
+                <w:bCs/>
+                <w:sz w:val="17"/>
+                <w:szCs w:val="17"/>
+              </w:rPr>
+              <w:t>Meaning</w:t>
+            </w:r>
+          </w:p>
+        </w:tc>
+      </w:tr>
+      <w:tr>
+        <w:tblPrEx>
+          <w:tblCellMar>
+            <w:top w:w="0" w:type="dxa"/>
+            <w:bottom w:w="0" w:type="dxa"/>
+          </w:tblCellMar>
+        </w:tblPrEx>
+        <w:tc>
+          <w:tcPr>
+            <w:tcW w:w="2200" w:type="dxa"/>
+            <w:tcMar>
+              <w:top w:w="80" w:type="dxa"/>
+              <w:left w:w="100" w:type="dxa"/>
+              <w:bottom w:w="80" w:type="dxa"/>
+              <w:right w:w="100" w:type="dxa"/>
+            </w:tcMar>
+          </w:tcPr>
+          <w:p>
+            <w:r>
+              <w:rPr>
+                <w:sz w:val="17"/>
+                <w:szCs w:val="17"/>
+              </w:rPr>
+              <w:t>FHIR</w:t>
+            </w:r>
+          </w:p>
+        </w:tc>
+        <w:tc>
+          <w:tcPr>
+            <w:tcW w:w="6800" w:type="dxa"/>
+            <w:tcMar>
+              <w:top w:w="80" w:type="dxa"/>
+              <w:left w:w="100" w:type="dxa"/>
+              <w:bottom w:w="80" w:type="dxa"/>
+              <w:right w:w="100" w:type="dxa"/>
+            </w:tcMar>
+          </w:tcPr>
+          <w:p>
+            <w:r>
+              <w:rPr>
+                <w:sz w:val="17"/>
+                <w:szCs w:val="17"/>
+              </w:rPr>
+              <w:t>Fast Healthcare Interoperability Resources</w:t>
+            </w:r>
+          </w:p>
+        </w:tc>
+      </w:tr>
+      <w:tr>
+        <w:tblPrEx>
+          <w:tblCellMar>
+            <w:top w:w="0" w:type="dxa"/>
+            <w:bottom w:w="0" w:type="dxa"/>
+          </w:tblCellMar>
+        </w:tblPrEx>
+        <w:tc>
+          <w:tcPr>
+            <w:tcW w:w="2200" w:type="dxa"/>
+            <w:tcMar>
+              <w:top w:w="80" w:type="dxa"/>
+              <w:left w:w="100" w:type="dxa"/>
+              <w:bottom w:w="80" w:type="dxa"/>
+              <w:right w:w="100" w:type="dxa"/>
+            </w:tcMar>
+          </w:tcPr>
+          <w:p>
+            <w:r>
+              <w:rPr>
+                <w:sz w:val="17"/>
+                <w:szCs w:val="17"/>
+              </w:rPr>
+              <w:t>HL7</w:t>
+            </w:r>
+          </w:p>
+        </w:tc>
+        <w:tc>
+          <w:tcPr>
+            <w:tcW w:w="6800" w:type="dxa"/>
+            <w:tcMar>
+              <w:top w:w="80" w:type="dxa"/>
+              <w:left w:w="100" w:type="dxa"/>
+              <w:bottom w:w="80" w:type="dxa"/>
+              <w:right w:w="100" w:type="dxa"/>
+            </w:tcMar>
+          </w:tcPr>
+          <w:p>
+            <w:r>
+              <w:rPr>
+                <w:sz w:val="17"/>
+                <w:szCs w:val="17"/>
+              </w:rPr>
+              <w:t>Health Level Seven</w:t>
+            </w:r>
+          </w:p>
+        </w:tc>
+      </w:tr>
+      <w:tr>
+        <w:tblPrEx>
+          <w:tblCellMar>
+            <w:top w:w="0" w:type="dxa"/>
+            <w:bottom w:w="0" w:type="dxa"/>
+          </w:tblCellMar>
+        </w:tblPrEx>
+        <w:tc>
+          <w:tcPr>
+            <w:tcW w:w="2200" w:type="dxa"/>
+            <w:tcMar>
+              <w:top w:w="80" w:type="dxa"/>
+              <w:left w:w="100" w:type="dxa"/>
+              <w:bottom w:w="80" w:type="dxa"/>
+              <w:right w:w="100" w:type="dxa"/>
+            </w:tcMar>
+          </w:tcPr>
+          <w:p>
+            <w:r>
+              <w:rPr>
+                <w:sz w:val="17"/>
+                <w:szCs w:val="17"/>
+              </w:rPr>
+              <w:t>AU Core</w:t>
+            </w:r>
+          </w:p>
+        </w:tc>
+        <w:tc>
+          <w:tcPr>
+            <w:tcW w:w="6800" w:type="dxa"/>
+            <w:tcMar>
+              <w:top w:w="80" w:type="dxa"/>
+              <w:left w:w="100" w:type="dxa"/>
+              <w:bottom w:w="80" w:type="dxa"/>
+              <w:right w:w="100" w:type="dxa"/>
+            </w:tcMar>
+          </w:tcPr>
+          <w:p>
+            <w:r>
+              <w:rPr>
+                <w:sz w:val="17"/>
+                <w:szCs w:val="17"/>
+              </w:rPr>
+              <w:t>Australian national FHIR implementation guide</w:t>
+            </w:r>
+          </w:p>
+        </w:tc>
+      </w:tr>
+      <w:tr>
+        <w:tblPrEx>
+          <w:tblCellMar>
+            <w:top w:w="0" w:type="dxa"/>
+            <w:bottom w:w="0" w:type="dxa"/>
+          </w:tblCellMar>
+        </w:tblPrEx>
+        <w:tc>
+          <w:tcPr>
+            <w:tcW w:w="2200" w:type="dxa"/>
+            <w:tcMar>
+              <w:top w:w="80" w:type="dxa"/>
+              <w:left w:w="100" w:type="dxa"/>
+              <w:bottom w:w="80" w:type="dxa"/>
+              <w:right w:w="100" w:type="dxa"/>
+            </w:tcMar>
+          </w:tcPr>
+          <w:p>
+            <w:r>
+              <w:rPr>
+                <w:sz w:val="17"/>
+                <w:szCs w:val="17"/>
+              </w:rPr>
+              <w:lastRenderedPageBreak/>
+              <w:t>SNOMED CT-AU</w:t>
+            </w:r>
+          </w:p>
+        </w:tc>
+        <w:tc>
+          <w:tcPr>
+            <w:tcW w:w="6800" w:type="dxa"/>
+            <w:tcMar>
+              <w:top w:w="80" w:type="dxa"/>
+              <w:left w:w="100" w:type="dxa"/>
+              <w:bottom w:w="80" w:type="dxa"/>
+              <w:right w:w="100" w:type="dxa"/>
+            </w:tcMar>
+          </w:tcPr>
+          <w:p>
+            <w:r>
+              <w:rPr>
+                <w:sz w:val="17"/>
+                <w:szCs w:val="17"/>
+              </w:rPr>
+              <w:t>Australian edition of SNOMED Clinical Terms</w:t>
+            </w:r>
+          </w:p>
+        </w:tc>
+      </w:tr>
+      <w:tr>
+        <w:tblPrEx>
+          <w:tblCellMar>
+            <w:top w:w="0" w:type="dxa"/>
+            <w:bottom w:w="0" w:type="dxa"/>
+          </w:tblCellMar>
+        </w:tblPrEx>
+        <w:tc>
+          <w:tcPr>
+            <w:tcW w:w="2200" w:type="dxa"/>
+            <w:tcMar>
+              <w:top w:w="80" w:type="dxa"/>
+              <w:left w:w="100" w:type="dxa"/>
+              <w:bottom w:w="80" w:type="dxa"/>
+              <w:right w:w="100" w:type="dxa"/>
+            </w:tcMar>
+          </w:tcPr>
+          <w:p>
+            <w:r>
+              <w:rPr>
+                <w:sz w:val="17"/>
+                <w:szCs w:val="17"/>
+              </w:rPr>
+              <w:t>ICD-10-AM</w:t>
+            </w:r>
+          </w:p>
+        </w:tc>
+        <w:tc>
+          <w:tcPr>
+            <w:tcW w:w="6800" w:type="dxa"/>
+            <w:tcMar>
+              <w:top w:w="80" w:type="dxa"/>
+              <w:left w:w="100" w:type="dxa"/>
+              <w:bottom w:w="80" w:type="dxa"/>
+              <w:right w:w="100" w:type="dxa"/>
+            </w:tcMar>
+          </w:tcPr>
+          <w:p>
+            <w:r>
+              <w:rPr>
+                <w:sz w:val="17"/>
+                <w:szCs w:val="17"/>
+              </w:rPr>
+              <w:t>International Classification of Diseases, 10th revision, Australian Modification</w:t>
+            </w:r>
+          </w:p>
+        </w:tc>
+      </w:tr>
+      <w:tr>
+        <w:tblPrEx>
+          <w:tblCellMar>
+            <w:top w:w="0" w:type="dxa"/>
+            <w:bottom w:w="0" w:type="dxa"/>
+          </w:tblCellMar>
+        </w:tblPrEx>
+        <w:tc>
+          <w:tcPr>
+            <w:tcW w:w="2200" w:type="dxa"/>
+            <w:tcMar>
+              <w:top w:w="80" w:type="dxa"/>
+              <w:left w:w="100" w:type="dxa"/>
+              <w:bottom w:w="80" w:type="dxa"/>
+              <w:right w:w="100" w:type="dxa"/>
+            </w:tcMar>
+          </w:tcPr>
+          <w:p>
+            <w:r>
+              <w:rPr>
+                <w:sz w:val="17"/>
+                <w:szCs w:val="17"/>
+              </w:rPr>
+              <w:t>MBS</w:t>
+            </w:r>
+          </w:p>
+        </w:tc>
+        <w:tc>
+          <w:tcPr>
+            <w:tcW w:w="6800" w:type="dxa"/>
+            <w:tcMar>
+              <w:top w:w="80" w:type="dxa"/>
+              <w:left w:w="100" w:type="dxa"/>
+              <w:bottom w:w="80" w:type="dxa"/>
+              <w:right w:w="100" w:type="dxa"/>
+            </w:tcMar>
+          </w:tcPr>
+          <w:p>
+            <w:r>
+              <w:rPr>
+                <w:sz w:val="17"/>
+                <w:szCs w:val="17"/>
+              </w:rPr>
+              <w:t>Medicare Benefits Schedule</w:t>
+            </w:r>
+          </w:p>
+        </w:tc>
+      </w:tr>
+      <w:tr>
+        <w:tblPrEx>
+          <w:tblCellMar>
+            <w:top w:w="0" w:type="dxa"/>
+            <w:bottom w:w="0" w:type="dxa"/>
+          </w:tblCellMar>
+        </w:tblPrEx>
+        <w:tc>
+          <w:tcPr>
+            <w:tcW w:w="2200" w:type="dxa"/>
+            <w:tcMar>
+              <w:top w:w="80" w:type="dxa"/>
+              <w:left w:w="100" w:type="dxa"/>
+              <w:bottom w:w="80" w:type="dxa"/>
+              <w:right w:w="100" w:type="dxa"/>
+            </w:tcMar>
+          </w:tcPr>
+          <w:p>
+            <w:r>
+              <w:rPr>
+                <w:sz w:val="17"/>
+                <w:szCs w:val="17"/>
+              </w:rPr>
+              <w:t>IHI</w:t>
+            </w:r>
+          </w:p>
+        </w:tc>
+        <w:tc>
+          <w:tcPr>
+            <w:tcW w:w="6800" w:type="dxa"/>
+            <w:tcMar>
+              <w:top w:w="80" w:type="dxa"/>
+              <w:left w:w="100" w:type="dxa"/>
+              <w:bottom w:w="80" w:type="dxa"/>
+              <w:right w:w="100" w:type="dxa"/>
+            </w:tcMar>
+          </w:tcPr>
+          <w:p>
+            <w:r>
+              <w:rPr>
+                <w:sz w:val="17"/>
+                <w:szCs w:val="17"/>
+              </w:rPr>
+              <w:t>Individual Healthcare Identifier</w:t>
+            </w:r>
+          </w:p>
+        </w:tc>
+      </w:tr>
+      <w:tr>
+        <w:tblPrEx>
+          <w:tblCellMar>
+            <w:top w:w="0" w:type="dxa"/>
+            <w:bottom w:w="0" w:type="dxa"/>
+          </w:tblCellMar>
+        </w:tblPrEx>
+        <w:tc>
+          <w:tcPr>
+            <w:tcW w:w="2200" w:type="dxa"/>
+            <w:tcMar>
+              <w:top w:w="80" w:type="dxa"/>
+              <w:left w:w="100" w:type="dxa"/>
+              <w:bottom w:w="80" w:type="dxa"/>
+              <w:right w:w="100" w:type="dxa"/>
+            </w:tcMar>
+          </w:tcPr>
+          <w:p>
+            <w:r>
+              <w:rPr>
+                <w:sz w:val="17"/>
+                <w:szCs w:val="17"/>
+              </w:rPr>
+              <w:t>DVR</w:t>
+            </w:r>
+          </w:p>
+        </w:tc>
+        <w:tc>
+          <w:tcPr>
+            <w:tcW w:w="6800" w:type="dxa"/>
+            <w:tcMar>
+              <w:top w:w="80" w:type="dxa"/>
+              <w:left w:w="100" w:type="dxa"/>
+              <w:bottom w:w="80" w:type="dxa"/>
+              <w:right w:w="100" w:type="dxa"/>
+            </w:tcMar>
+          </w:tcPr>
+          <w:p>
+            <w:r>
+              <w:rPr>
+                <w:sz w:val="17"/>
+                <w:szCs w:val="17"/>
+              </w:rPr>
+              <w:t>Data Validation Rule (synthetic-data enforcement, DVR-01–DVR-08)</w:t>
+            </w:r>
+          </w:p>
+        </w:tc>
+      </w:tr>
+      <w:tr>
+        <w:tblPrEx>
+          <w:tblCellMar>
+            <w:top w:w="0" w:type="dxa"/>
+            <w:bottom w:w="0" w:type="dxa"/>
+          </w:tblCellMar>
+        </w:tblPrEx>
+        <w:tc>
+          <w:tcPr>
+            <w:tcW w:w="2200" w:type="dxa"/>
+            <w:tcMar>
+              <w:top w:w="80" w:type="dxa"/>
+              <w:left w:w="100" w:type="dxa"/>
+              <w:bottom w:w="80" w:type="dxa"/>
+              <w:right w:w="100" w:type="dxa"/>
+            </w:tcMar>
+          </w:tcPr>
+          <w:p>
+            <w:r>
+              <w:rPr>
+                <w:sz w:val="17"/>
+                <w:szCs w:val="17"/>
+              </w:rPr>
+              <w:t>TH-xxx</w:t>
+            </w:r>
+          </w:p>
+        </w:tc>
+        <w:tc>
+          <w:tcPr>
+            <w:tcW w:w="6800" w:type="dxa"/>
+            <w:tcMar>
+              <w:top w:w="80" w:type="dxa"/>
+              <w:left w:w="100" w:type="dxa"/>
+              <w:bottom w:w="80" w:type="dxa"/>
+              <w:right w:w="100" w:type="dxa"/>
+            </w:tcMar>
+          </w:tcPr>
+          <w:p>
+            <w:r>
+              <w:rPr>
+                <w:sz w:val="17"/>
+                <w:szCs w:val="17"/>
+              </w:rPr>
+              <w:t xml:space="preserve">Test Harness </w:t>
+            </w:r>
+            <w:proofErr w:type="spellStart"/>
+            <w:r>
+              <w:rPr>
+                <w:sz w:val="17"/>
+                <w:szCs w:val="17"/>
+              </w:rPr>
+              <w:t>OperationOutcome</w:t>
+            </w:r>
+            <w:proofErr w:type="spellEnd"/>
+            <w:r>
+              <w:rPr>
+                <w:sz w:val="17"/>
+                <w:szCs w:val="17"/>
+              </w:rPr>
+              <w:t xml:space="preserve"> error code (TH-001–TH-010)</w:t>
+            </w:r>
+          </w:p>
+        </w:tc>
+      </w:tr>
+      <w:tr>
+        <w:tblPrEx>
+          <w:tblCellMar>
+            <w:top w:w="0" w:type="dxa"/>
+            <w:bottom w:w="0" w:type="dxa"/>
+          </w:tblCellMar>
+        </w:tblPrEx>
+        <w:tc>
+          <w:tcPr>
+            <w:tcW w:w="2200" w:type="dxa"/>
+            <w:tcMar>
+              <w:top w:w="80" w:type="dxa"/>
+              <w:left w:w="100" w:type="dxa"/>
+              <w:bottom w:w="80" w:type="dxa"/>
+              <w:right w:w="100" w:type="dxa"/>
+            </w:tcMar>
+          </w:tcPr>
+          <w:p>
+            <w:r>
+              <w:rPr>
+                <w:sz w:val="17"/>
+                <w:szCs w:val="17"/>
+              </w:rPr>
+              <w:t>TC-xxx</w:t>
+            </w:r>
+          </w:p>
+        </w:tc>
+        <w:tc>
+          <w:tcPr>
+            <w:tcW w:w="6800" w:type="dxa"/>
+            <w:tcMar>
+              <w:top w:w="80" w:type="dxa"/>
+              <w:left w:w="100" w:type="dxa"/>
+              <w:bottom w:w="80" w:type="dxa"/>
+              <w:right w:w="100" w:type="dxa"/>
+            </w:tcMar>
+          </w:tcPr>
+          <w:p>
+            <w:r>
+              <w:rPr>
+                <w:sz w:val="17"/>
+                <w:szCs w:val="17"/>
+              </w:rPr>
+              <w:t>Test Case identifier (e.g., TC-SLOW, TC-MAL, TC-DROP, TC-UNAV)</w:t>
+            </w:r>
+          </w:p>
+        </w:tc>
+      </w:tr>
+      <w:tr>
+        <w:tblPrEx>
+          <w:tblCellMar>
+            <w:top w:w="0" w:type="dxa"/>
+            <w:bottom w:w="0" w:type="dxa"/>
+          </w:tblCellMar>
+        </w:tblPrEx>
+        <w:tc>
+          <w:tcPr>
+            <w:tcW w:w="2200" w:type="dxa"/>
+            <w:tcMar>
+              <w:top w:w="80" w:type="dxa"/>
+              <w:left w:w="100" w:type="dxa"/>
+              <w:bottom w:w="80" w:type="dxa"/>
+              <w:right w:w="100" w:type="dxa"/>
+            </w:tcMar>
+          </w:tcPr>
+          <w:p>
+            <w:r>
+              <w:rPr>
+                <w:sz w:val="17"/>
+                <w:szCs w:val="17"/>
+              </w:rPr>
+              <w:t>RACI</w:t>
+            </w:r>
+          </w:p>
+        </w:tc>
+        <w:tc>
+          <w:tcPr>
+            <w:tcW w:w="6800" w:type="dxa"/>
+            <w:tcMar>
+              <w:top w:w="80" w:type="dxa"/>
+              <w:left w:w="100" w:type="dxa"/>
+              <w:bottom w:w="80" w:type="dxa"/>
+              <w:right w:w="100" w:type="dxa"/>
+            </w:tcMar>
+          </w:tcPr>
+          <w:p>
+            <w:r>
+              <w:rPr>
+                <w:sz w:val="17"/>
+                <w:szCs w:val="17"/>
+              </w:rPr>
+              <w:t>Responsible, Accountable, Consulted, Informed</w:t>
+            </w:r>
+          </w:p>
+        </w:tc>
+      </w:tr>
+      <w:tr>
+        <w:tblPrEx>
+          <w:tblCellMar>
+            <w:top w:w="0" w:type="dxa"/>
+            <w:bottom w:w="0" w:type="dxa"/>
+          </w:tblCellMar>
+        </w:tblPrEx>
+        <w:tc>
+          <w:tcPr>
+            <w:tcW w:w="2200" w:type="dxa"/>
+            <w:tcMar>
+              <w:top w:w="80" w:type="dxa"/>
+              <w:left w:w="100" w:type="dxa"/>
+              <w:bottom w:w="80" w:type="dxa"/>
+              <w:right w:w="100" w:type="dxa"/>
+            </w:tcMar>
+          </w:tcPr>
+          <w:p>
+            <w:r>
+              <w:rPr>
+                <w:sz w:val="17"/>
+                <w:szCs w:val="17"/>
+              </w:rPr>
+              <w:t>NIST CSF</w:t>
+            </w:r>
+          </w:p>
+        </w:tc>
+        <w:tc>
+          <w:tcPr>
+            <w:tcW w:w="6800" w:type="dxa"/>
+            <w:tcMar>
+              <w:top w:w="80" w:type="dxa"/>
+              <w:left w:w="100" w:type="dxa"/>
+              <w:bottom w:w="80" w:type="dxa"/>
+              <w:right w:w="100" w:type="dxa"/>
+            </w:tcMar>
+          </w:tcPr>
+          <w:p>
+            <w:r>
+              <w:rPr>
+                <w:sz w:val="17"/>
+                <w:szCs w:val="17"/>
+              </w:rPr>
+              <w:t>NIST Cybersecurity Framework 2.0</w:t>
+            </w:r>
+          </w:p>
+        </w:tc>
+      </w:tr>
+      <w:tr>
+        <w:tblPrEx>
+          <w:tblCellMar>
+            <w:top w:w="0" w:type="dxa"/>
+            <w:bottom w:w="0" w:type="dxa"/>
+          </w:tblCellMar>
+        </w:tblPrEx>
+        <w:tc>
+          <w:tcPr>
+            <w:tcW w:w="2200" w:type="dxa"/>
+            <w:tcMar>
+              <w:top w:w="80" w:type="dxa"/>
+              <w:left w:w="100" w:type="dxa"/>
+              <w:bottom w:w="80" w:type="dxa"/>
+              <w:right w:w="100" w:type="dxa"/>
+            </w:tcMar>
+          </w:tcPr>
+          <w:p>
+            <w:r>
+              <w:rPr>
+                <w:sz w:val="17"/>
+                <w:szCs w:val="17"/>
+              </w:rPr>
+              <w:t>SMART on FHIR</w:t>
+            </w:r>
+          </w:p>
+        </w:tc>
+        <w:tc>
+          <w:tcPr>
+            <w:tcW w:w="6800" w:type="dxa"/>
+            <w:tcMar>
+              <w:top w:w="80" w:type="dxa"/>
+              <w:left w:w="100" w:type="dxa"/>
+              <w:bottom w:w="80" w:type="dxa"/>
+              <w:right w:w="100" w:type="dxa"/>
+            </w:tcMar>
+          </w:tcPr>
+          <w:p>
+            <w:r>
+              <w:rPr>
+                <w:sz w:val="17"/>
+                <w:szCs w:val="17"/>
+              </w:rPr>
+              <w:t>OAuth 2.0-based authorization framework for FHIR apps</w:t>
+            </w:r>
+          </w:p>
+        </w:tc>
+      </w:tr>
+      <w:tr>
+        <w:tblPrEx>
+          <w:tblCellMar>
+            <w:top w:w="0" w:type="dxa"/>
+            <w:bottom w:w="0" w:type="dxa"/>
+          </w:tblCellMar>
+        </w:tblPrEx>
+        <w:tc>
+          <w:tcPr>
+            <w:tcW w:w="2200" w:type="dxa"/>
+            <w:tcMar>
+              <w:top w:w="80" w:type="dxa"/>
+              <w:left w:w="100" w:type="dxa"/>
+              <w:bottom w:w="80" w:type="dxa"/>
+              <w:right w:w="100" w:type="dxa"/>
+            </w:tcMar>
+          </w:tcPr>
+          <w:p>
+            <w:r>
+              <w:rPr>
+                <w:sz w:val="17"/>
+                <w:szCs w:val="17"/>
+              </w:rPr>
+              <w:t>PoC</w:t>
+            </w:r>
+          </w:p>
+        </w:tc>
+        <w:tc>
+          <w:tcPr>
+            <w:tcW w:w="6800" w:type="dxa"/>
+            <w:tcMar>
+              <w:top w:w="80" w:type="dxa"/>
+              <w:left w:w="100" w:type="dxa"/>
+              <w:bottom w:w="80" w:type="dxa"/>
+              <w:right w:w="100" w:type="dxa"/>
+            </w:tcMar>
+          </w:tcPr>
+          <w:p>
+            <w:r>
+              <w:rPr>
+                <w:sz w:val="17"/>
+                <w:szCs w:val="17"/>
+              </w:rPr>
+              <w:t>Proof of Concept</w:t>
+            </w:r>
+          </w:p>
+        </w:tc>
+      </w:tr>
+      <w:tr>
+        <w:tblPrEx>
+          <w:tblCellMar>
+            <w:top w:w="0" w:type="dxa"/>
+            <w:bottom w:w="0" w:type="dxa"/>
+          </w:tblCellMar>
+        </w:tblPrEx>
+        <w:tc>
+          <w:tcPr>
+            <w:tcW w:w="2200" w:type="dxa"/>
+            <w:tcMar>
+              <w:top w:w="80" w:type="dxa"/>
+              <w:left w:w="100" w:type="dxa"/>
+              <w:bottom w:w="80" w:type="dxa"/>
+              <w:right w:w="100" w:type="dxa"/>
+            </w:tcMar>
+          </w:tcPr>
+          <w:p>
+            <w:r>
+              <w:rPr>
+                <w:sz w:val="17"/>
+                <w:szCs w:val="17"/>
+              </w:rPr>
+              <w:t>WIL</w:t>
+            </w:r>
+          </w:p>
+        </w:tc>
+        <w:tc>
+          <w:tcPr>
+            <w:tcW w:w="6800" w:type="dxa"/>
+            <w:tcMar>
+              <w:top w:w="80" w:type="dxa"/>
+              <w:left w:w="100" w:type="dxa"/>
+              <w:bottom w:w="80" w:type="dxa"/>
+              <w:right w:w="100" w:type="dxa"/>
+            </w:tcMar>
+          </w:tcPr>
+          <w:p>
+            <w:r>
+              <w:rPr>
+                <w:sz w:val="17"/>
+                <w:szCs w:val="17"/>
+              </w:rPr>
+              <w:t>Work-Integrated Learning</w:t>
+            </w:r>
+          </w:p>
+        </w:tc>
+      </w:tr>
+    </w:tbl>
+    <w:p>
+      <w:pPr>
+        <w:spacing w:after="300"/>
+      </w:pPr>
+    </w:p>
+    <w:p>
+      <w:pPr>
+        <w:rPr>
+          <w:b/>
+          <w:bCs/>
+        </w:rPr>
+      </w:pPr>
+      <w:r>
+        <w:rPr>
+          <w:b/>
+          <w:bCs/>
+        </w:rPr>
+        <w:t>Appendix C: Stage 2 (ICT946) Implementation Evidence</w:t>
+      </w:r>
+    </w:p>
+    <w:p>
+      <w:r>
+        <w:t>Not applicable to this Stage 1 submission. As noted in Section 5.1, Jira sprint logs, task-board records, GitHub pull-request history, and test-execution outputs will be generated during ICT946 implementation and appended at that stage.</w:t>
+      </w:r>
+    </w:p>
+    <w:p>
+      <w:pPr>
+        <w:rPr>
+          <w:b/>
+          <w:bCs/>
+        </w:rPr>
+      </w:pPr>
+    </w:p>
+    <w:p>
+      <w:pPr>
+        <w:rPr>
+          <w:b/>
+          <w:bCs/>
+        </w:rPr>
+      </w:pPr>
+      <w:r>
+        <w:rPr>
+          <w:b/>
+          <w:bCs/>
+        </w:rPr>
+        <w:t>Appendix D: Supporting Repository</w:t>
+      </w:r>
+    </w:p>
+    <w:p>
+      <w:r>
+        <w:t xml:space="preserve">Proof-of-work repository (architecture assets, login flow, Postman PoC configuration): </w:t>
+      </w:r>
+      <w:hyperlink r:id="rId34" w:history="1">
+        <w:r>
+          <w:rPr>
+            <w:rStyle w:val="Hyperlink"/>
+          </w:rPr>
+          <w:t>https://github.com/SkinnySeal17/HEAALTHCARE_SYSTEM/tree/main/Proof_of_Work</w:t>
+        </w:r>
+      </w:hyperlink>
+    </w:p>
+    <w:p/>
+    <w:p>
+      <w:pPr>
+        <w:rPr>
+          <w:b/>
+          <w:bCs/>
+        </w:rPr>
+      </w:pPr>
+    </w:p>
+    <w:p>
+      <w:pPr>
+        <w:rPr>
+          <w:b/>
+          <w:bCs/>
+        </w:rPr>
+      </w:pPr>
+    </w:p>
+    <w:p>
+      <w:pPr>
+        <w:rPr>
+          <w:b/>
+          <w:bCs/>
+        </w:rPr>
+      </w:pPr>
+    </w:p>
+    <w:p>
+      <w:pPr>
+        <w:rPr>
+          <w:b/>
+          <w:bCs/>
+        </w:rPr>
+      </w:pPr>
+    </w:p>
+    <w:p>
+      <w:pPr>
+        <w:rPr>
+          <w:b/>
+          <w:bCs/>
+        </w:rPr>
+      </w:pPr>
+    </w:p>
+    <w:p>
+      <w:pPr>
+        <w:rPr>
+          <w:b/>
+          <w:bCs/>
+        </w:rPr>
+      </w:pPr>
+    </w:p>
+    <w:p>
+      <w:pPr>
+        <w:rPr>
+          <w:b/>
+          <w:bCs/>
+        </w:rPr>
+      </w:pPr>
+    </w:p>
+    <w:p>
+      <w:pPr>
+        <w:rPr>
+          <w:b/>
+          <w:bCs/>
+        </w:rPr>
+      </w:pPr>
+      <w:r>
+        <w:rPr>
+          <w:b/>
+          <w:bCs/>
+        </w:rPr>
+        <w:lastRenderedPageBreak/>
+        <w:t>Appendix E: Evidence of Project Management and Collaboration</w:t>
+      </w:r>
+    </w:p>
+    <w:p>
+      <w:pPr>
+        <w:ind w:left="360"/>
+        <w:rPr>
+          <w:lang w:val="en-US"/>
+        </w:rPr>
+      </w:pPr>
+      <w:r>
+        <w:rPr>
+          <w:lang w:val="en-US"/>
+        </w:rPr>
+        <w:t xml:space="preserve">Figure E.1 — Jira board showing completed Stage 1 tasks (Weeks 1–8) </w:t>
+      </w:r>
+    </w:p>
+    <w:p>
+      <w:pPr>
+        <w:ind w:left="360"/>
+        <w:jc w:val="left"/>
+        <w:rPr>
+          <w:lang w:val="en-US"/>
+        </w:rPr>
+      </w:pPr>
+      <w:r>
+        <w:rPr>
+          <w:lang w:val="en-US"/>
+        </w:rPr>
+        <w:t>Jira link</w:t>
+      </w:r>
+      <w:r>
+        <w:rPr>
+          <w:lang w:val="en-US"/>
+        </w:rPr>
+        <w:t>:</w:t>
+      </w:r>
+      <w:r>
+        <w:rPr>
+          <w:lang w:val="en-US"/>
+        </w:rPr>
+        <w:t xml:space="preserve"> </w:t>
+      </w:r>
+      <w:r>
+        <w:rPr>
+          <w:lang w:val="en-US"/>
+        </w:rPr>
+        <w:t>https://student-team-siuckpgv.atlassian.net/jira/software/projects/HITH/list?jql=project+%3D+HITH+ORDER+BY+cf%5B10019%5D+ASC&amp;atlOrigin=eyJpIjoiM2RiNjg4Y2JiMjY0NDkwODk0NTJjN2ZjMDQzMDgwNWUiLCJwIjoiaiJ9</w:t>
+      </w:r>
+    </w:p>
+    <w:p>
+      <w:pPr>
+        <w:rPr>
+          <w:b/>
+          <w:bCs/>
+        </w:rPr>
+      </w:pPr>
+      <w:r>
+        <w:rPr>
+          <w:b/>
+          <w:bCs/>
+          <w:noProof/>
+        </w:rPr>
         <w:drawing>
-          <wp:inline distT="0" distB="0" distL="0" distR="0" wp14:anchorId="477C3F45" wp14:editId="20094A1F">
-            <wp:extent cx="5731510" cy="2589530"/>
-            <wp:effectExtent l="0" t="0" r="2540" b="1270"/>
-            <wp:docPr id="5" name="Picture 5"/>
+          <wp:inline distT="0" distB="0" distL="0" distR="0" wp14:anchorId="3078C95D" wp14:editId="321B7745">
+            <wp:extent cx="5731510" cy="2345690"/>
+            <wp:effectExtent l="0" t="0" r="2540" b="0"/>
+            <wp:docPr id="103578887" name="Picture 1"/>
             <wp:cNvGraphicFramePr>
               <a:graphicFrameLocks xmlns:a="http://schemas.openxmlformats.org/drawingml/2006/main" noChangeAspect="1"/>
             </wp:cNvGraphicFramePr>
@@ -17162,11 +19546,17 @@
               <a:graphicData uri="http://schemas.openxmlformats.org/drawingml/2006/picture">
                 <pic:pic xmlns:pic="http://schemas.openxmlformats.org/drawingml/2006/picture">
                   <pic:nvPicPr>
-                    <pic:cNvPr id="1" name=""/>
+                    <pic:cNvPr id="103578887" name="Picture 103578887"/>
                     <pic:cNvPicPr/>
                   </pic:nvPicPr>
                   <pic:blipFill>
-                    <a:blip r:embed="rId34"/>
+                    <a:blip r:embed="rId35" cstate="print">
+                      <a:extLst>
+                        <a:ext uri="{28A0092B-C50C-407E-A947-70E740481C1C}">
+                          <a14:useLocalDpi xmlns:a14="http://schemas.microsoft.com/office/drawing/2010/main" val="0"/>
+                        </a:ext>
+                      </a:extLst>
+                    </a:blip>
                     <a:stretch>
                       <a:fillRect/>
                     </a:stretch>
@@ -17174,7 +19564,102 @@
                   <pic:spPr>
                     <a:xfrm>
                       <a:off x="0" y="0"/>
-                      <a:ext cx="5731510" cy="2589530"/>
+                      <a:ext cx="5731510" cy="2345690"/>
+                    </a:xfrm>
+                    <a:prstGeom prst="rect">
+                      <a:avLst/>
+                    </a:prstGeom>
+                  </pic:spPr>
+                </pic:pic>
+              </a:graphicData>
+            </a:graphic>
+          </wp:inline>
+        </w:drawing>
+      </w:r>
+    </w:p>
+    <w:p>
+      <w:pPr>
+        <w:ind w:left="360"/>
+        <w:rPr>
+          <w:lang w:val="en-US"/>
+        </w:rPr>
+      </w:pPr>
+    </w:p>
+    <w:p>
+      <w:pPr>
+        <w:ind w:left="360"/>
+        <w:rPr>
+          <w:lang w:val="en-US"/>
+        </w:rPr>
+      </w:pPr>
+      <w:r>
+        <w:rPr>
+          <w:lang w:val="en-US"/>
+        </w:rPr>
+        <w:t>Figure E.2 — GitHub commit history for report and presentation version control</w:t>
+      </w:r>
+    </w:p>
+    <w:p>
+      <w:r>
+        <w:t>GitHub</w:t>
+      </w:r>
+      <w:r>
+        <w:t xml:space="preserve"> </w:t>
+      </w:r>
+      <w:r>
+        <w:t>link</w:t>
+      </w:r>
+      <w:r>
+        <w:t xml:space="preserve">: </w:t>
+      </w:r>
+      <w:r>
+        <w:t>https://github.com/SkinnySeal17/HEAALTHCARE_SYSTEM.git</w:t>
+      </w:r>
+    </w:p>
+    <w:p>
+      <w:pPr>
+        <w:rPr>
+          <w:b/>
+          <w:bCs/>
+        </w:rPr>
+      </w:pPr>
+      <w:r>
+        <w:rPr>
+          <w:b/>
+          <w:bCs/>
+          <w:noProof/>
+        </w:rPr>
+        <w:drawing>
+          <wp:inline distT="0" distB="0" distL="0" distR="0" wp14:anchorId="0EAC626D" wp14:editId="3D88546C">
+            <wp:extent cx="5731510" cy="3222625"/>
+            <wp:effectExtent l="0" t="0" r="2540" b="0"/>
+            <wp:docPr id="762128747" name="Picture 2"/>
+            <wp:cNvGraphicFramePr>
+              <a:graphicFrameLocks xmlns:a="http://schemas.openxmlformats.org/drawingml/2006/main" noChangeAspect="1"/>
+            </wp:cNvGraphicFramePr>
+            <a:graphic xmlns:a="http://schemas.openxmlformats.org/drawingml/2006/main">
+              <a:graphicData uri="http://schemas.openxmlformats.org/drawingml/2006/picture">
+                <pic:pic xmlns:pic="http://schemas.openxmlformats.org/drawingml/2006/picture">
+                  <pic:nvPicPr>
+                    <pic:cNvPr id="762128747" name="Picture 762128747"/>
+                    <pic:cNvPicPr/>
+                  </pic:nvPicPr>
+                  <pic:blipFill>
+                    <a:blip r:embed="rId36" cstate="print">
+                      <a:extLst>
+                        <a:ext uri="{28A0092B-C50C-407E-A947-70E740481C1C}">
+                          <a14:useLocalDpi xmlns:a14="http://schemas.microsoft.com/office/drawing/2010/main" val="0"/>
+                        </a:ext>
+                      </a:extLst>
+                    </a:blip>
+                    <a:stretch>
+                      <a:fillRect/>
+                    </a:stretch>
+                  </pic:blipFill>
+                  <pic:spPr>
+                    <a:xfrm>
+                      <a:off x="0" y="0"/>
+                      <a:ext cx="5731510" cy="3222625"/>
                     </a:xfrm>
                     <a:prstGeom prst="rect">
                       <a:avLst/>
@@ -17198,7 +19683,7 @@
 </file>
 
 <file path=word/endnotes.xml><?xml version="1.0" encoding="utf-8"?>
-<w:endnotes xmlns:wpc="http://schemas.microsoft.com/office/word/2010/wordprocessingCanvas" xmlns:cx="http://schemas.microsoft.com/office/drawing/2014/chartex" xmlns:cx1="http://schemas.microsoft.com/office/drawing/2015/9/8/chartex" xmlns:cx2="http://schemas.microsoft.com/office/drawing/2015/10/21/chartex" xmlns:cx3="http://schemas.microsoft.com/office/drawing/2016/5/9/chartex" xmlns:cx4="http://schemas.microsoft.com/office/drawing/2016/5/10/chartex" xmlns:cx5="http://schemas.microsoft.com/office/drawing/2016/5/11/chartex" xmlns:cx6="http://schemas.microsoft.com/office/drawing/2016/5/12/chartex" xmlns:cx7="http://schemas.microsoft.com/office/drawing/2016/5/13/chartex" xmlns:cx8="http://schemas.microsoft.com/office/drawing/2016/5/14/chartex" xmlns:mc="http://schemas.openxmlformats.org/markup-compatibility/2006" xmlns:aink="http://schemas.microsoft.com/office/drawing/2016/ink" xmlns:am3d="http://schemas.microsoft.com/office/drawing/2017/model3d" xmlns:o="urn:schemas-microsoft-com:office:office" xmlns:oel="http://schemas.microsoft.com/office/2019/extlst" xmlns:r="http://schemas.openxmlformats.org/officeDocument/2006/relationships" xmlns:m="http://schemas.openxmlformats.org/officeDocument/2006/math" xmlns:v="urn:schemas-microsoft-com:vml" xmlns:wp14="http://schemas.microsoft.com/office/word/2010/wordprocessingDrawing" xmlns:wp="http://schemas.openxmlformats.org/drawingml/2006/wordprocessingDrawing" xmlns:w10="urn:schemas-microsoft-com:office:word" xmlns:w="http://schemas.openxmlformats.org/wordprocessingml/2006/main" xmlns:w14="http://schemas.microsoft.com/office/word/2010/wordml" xmlns:w15="http://schemas.microsoft.com/office/word/2012/wordml" xmlns:w16cex="http://schemas.microsoft.com/office/word/2018/wordml/cex" xmlns:w16cid="http://schemas.microsoft.com/office/word/2016/wordml/cid" xmlns:w16="http://schemas.microsoft.com/office/word/2018/wordml" xmlns:w16sdtdh="http://schemas.microsoft.com/office/word/2020/wordml/sdtdatahash" xmlns:w16se="http://schemas.microsoft.com/office/word/2015/wordml/symex" xmlns:wpg="http://schemas.microsoft.com/office/word/2010/wordprocessingGroup" xmlns:wpi="http://schemas.microsoft.com/office/word/2010/wordprocessingInk" xmlns:wne="http://schemas.microsoft.com/office/word/2006/wordml" xmlns:wps="http://schemas.microsoft.com/office/word/2010/wordprocessingShape" mc:Ignorable="w14 w15 w16se w16cid w16 w16cex w16sdtdh wp14">
+<w:endnotes xmlns:wpc="http://schemas.microsoft.com/office/word/2010/wordprocessingCanvas" xmlns:cx="http://schemas.microsoft.com/office/drawing/2014/chartex" xmlns:cx1="http://schemas.microsoft.com/office/drawing/2015/9/8/chartex" xmlns:cx2="http://schemas.microsoft.com/office/drawing/2015/10/21/chartex" xmlns:cx3="http://schemas.microsoft.com/office/drawing/2016/5/9/chartex" xmlns:cx4="http://schemas.microsoft.com/office/drawing/2016/5/10/chartex" xmlns:cx5="http://schemas.microsoft.com/office/drawing/2016/5/11/chartex" xmlns:cx6="http://schemas.microsoft.com/office/drawing/2016/5/12/chartex" xmlns:cx7="http://schemas.microsoft.com/office/drawing/2016/5/13/chartex" xmlns:cx8="http://schemas.microsoft.com/office/drawing/2016/5/14/chartex" xmlns:mc="http://schemas.openxmlformats.org/markup-compatibility/2006" xmlns:aink="http://schemas.microsoft.com/office/drawing/2016/ink" xmlns:am3d="http://schemas.microsoft.com/office/drawing/2017/model3d" xmlns:o="urn:schemas-microsoft-com:office:office" xmlns:oel="http://schemas.microsoft.com/office/2019/extlst" xmlns:r="http://schemas.openxmlformats.org/officeDocument/2006/relationships" xmlns:m="http://schemas.openxmlformats.org/officeDocument/2006/math" xmlns:v="urn:schemas-microsoft-com:vml" xmlns:wp14="http://schemas.microsoft.com/office/word/2010/wordprocessingDrawing" xmlns:wp="http://schemas.openxmlformats.org/drawingml/2006/wordprocessingDrawing" xmlns:w10="urn:schemas-microsoft-com:office:word" xmlns:w="http://schemas.openxmlformats.org/wordprocessingml/2006/main" xmlns:w14="http://schemas.microsoft.com/office/word/2010/wordml" xmlns:w15="http://schemas.microsoft.com/office/word/2012/wordml" xmlns:w16cex="http://schemas.microsoft.com/office/word/2018/wordml/cex" xmlns:w16cid="http://schemas.microsoft.com/office/word/2016/wordml/cid" xmlns:w16="http://schemas.microsoft.com/office/word/2018/wordml" xmlns:w16du="http://schemas.microsoft.com/office/word/2023/wordml/word16du" xmlns:w16sdtdh="http://schemas.microsoft.com/office/word/2020/wordml/sdtdatahash" xmlns:w16sdtfl="http://schemas.microsoft.com/office/word/2024/wordml/sdtformatlock" xmlns:w16se="http://schemas.microsoft.com/office/word/2015/wordml/symex" xmlns:wpg="http://schemas.microsoft.com/office/word/2010/wordprocessingGroup" xmlns:wpi="http://schemas.microsoft.com/office/word/2010/wordprocessingInk" xmlns:wne="http://schemas.microsoft.com/office/word/2006/wordml" xmlns:wps="http://schemas.microsoft.com/office/word/2010/wordprocessingShape" mc:Ignorable="w14 w15 w16se w16cid w16 w16cex w16sdtdh w16sdtfl w16du wp14">
   <w:endnote w:type="separator" w:id="-1">
     <w:p>
       <w:r>
@@ -17217,7 +19702,7 @@
 </file>
 
 <file path=word/footer1.xml><?xml version="1.0" encoding="utf-8"?>
-<w:ftr xmlns:wpc="http://schemas.microsoft.com/office/word/2010/wordprocessingCanvas" xmlns:cx="http://schemas.microsoft.com/office/drawing/2014/chartex" xmlns:cx1="http://schemas.microsoft.com/office/drawing/2015/9/8/chartex" xmlns:cx2="http://schemas.microsoft.com/office/drawing/2015/10/21/chartex" xmlns:cx3="http://schemas.microsoft.com/office/drawing/2016/5/9/chartex" xmlns:cx4="http://schemas.microsoft.com/office/drawing/2016/5/10/chartex" xmlns:cx5="http://schemas.microsoft.com/office/drawing/2016/5/11/chartex" xmlns:cx6="http://schemas.microsoft.com/office/drawing/2016/5/12/chartex" xmlns:cx7="http://schemas.microsoft.com/office/drawing/2016/5/13/chartex" xmlns:cx8="http://schemas.microsoft.com/office/drawing/2016/5/14/chartex" xmlns:mc="http://schemas.openxmlformats.org/markup-compatibility/2006" xmlns:aink="http://schemas.microsoft.com/office/drawing/2016/ink" xmlns:am3d="http://schemas.microsoft.com/office/drawing/2017/model3d" xmlns:o="urn:schemas-microsoft-com:office:office" xmlns:oel="http://schemas.microsoft.com/office/2019/extlst" xmlns:r="http://schemas.openxmlformats.org/officeDocument/2006/relationships" xmlns:m="http://schemas.openxmlformats.org/officeDocument/2006/math" xmlns:v="urn:schemas-microsoft-com:vml" xmlns:wp14="http://schemas.microsoft.com/office/word/2010/wordprocessingDrawing" xmlns:wp="http://schemas.openxmlformats.org/drawingml/2006/wordprocessingDrawing" xmlns:w10="urn:schemas-microsoft-com:office:word" xmlns:w="http://schemas.openxmlformats.org/wordprocessingml/2006/main" xmlns:w14="http://schemas.microsoft.com/office/word/2010/wordml" xmlns:w15="http://schemas.microsoft.com/office/word/2012/wordml" xmlns:w16cex="http://schemas.microsoft.com/office/word/2018/wordml/cex" xmlns:w16cid="http://schemas.microsoft.com/office/word/2016/wordml/cid" xmlns:w16="http://schemas.microsoft.com/office/word/2018/wordml" xmlns:w16sdtdh="http://schemas.microsoft.com/office/word/2020/wordml/sdtdatahash" xmlns:w16se="http://schemas.microsoft.com/office/word/2015/wordml/symex" xmlns:wpg="http://schemas.microsoft.com/office/word/2010/wordprocessingGroup" xmlns:wpi="http://schemas.microsoft.com/office/word/2010/wordprocessingInk" xmlns:wne="http://schemas.microsoft.com/office/word/2006/wordml" xmlns:wps="http://schemas.microsoft.com/office/word/2010/wordprocessingShape" mc:Ignorable="w14 w15 w16se w16cid w16 w16cex w16sdtdh wp14">
+<w:ftr xmlns:wpc="http://schemas.microsoft.com/office/word/2010/wordprocessingCanvas" xmlns:cx="http://schemas.microsoft.com/office/drawing/2014/chartex" xmlns:cx1="http://schemas.microsoft.com/office/drawing/2015/9/8/chartex" xmlns:cx2="http://schemas.microsoft.com/office/drawing/2015/10/21/chartex" xmlns:cx3="http://schemas.microsoft.com/office/drawing/2016/5/9/chartex" xmlns:cx4="http://schemas.microsoft.com/office/drawing/2016/5/10/chartex" xmlns:cx5="http://schemas.microsoft.com/office/drawing/2016/5/11/chartex" xmlns:cx6="http://schemas.microsoft.com/office/drawing/2016/5/12/chartex" xmlns:cx7="http://schemas.microsoft.com/office/drawing/2016/5/13/chartex" xmlns:cx8="http://schemas.microsoft.com/office/drawing/2016/5/14/chartex" xmlns:mc="http://schemas.openxmlformats.org/markup-compatibility/2006" xmlns:aink="http://schemas.microsoft.com/office/drawing/2016/ink" xmlns:am3d="http://schemas.microsoft.com/office/drawing/2017/model3d" xmlns:o="urn:schemas-microsoft-com:office:office" xmlns:oel="http://schemas.microsoft.com/office/2019/extlst" xmlns:r="http://schemas.openxmlformats.org/officeDocument/2006/relationships" xmlns:m="http://schemas.openxmlformats.org/officeDocument/2006/math" xmlns:v="urn:schemas-microsoft-com:vml" xmlns:wp14="http://schemas.microsoft.com/office/word/2010/wordprocessingDrawing" xmlns:wp="http://schemas.openxmlformats.org/drawingml/2006/wordprocessingDrawing" xmlns:w10="urn:schemas-microsoft-com:office:word" xmlns:w="http://schemas.openxmlformats.org/wordprocessingml/2006/main" xmlns:w14="http://schemas.microsoft.com/office/word/2010/wordml" xmlns:w15="http://schemas.microsoft.com/office/word/2012/wordml" xmlns:w16cex="http://schemas.microsoft.com/office/word/2018/wordml/cex" xmlns:w16cid="http://schemas.microsoft.com/office/word/2016/wordml/cid" xmlns:w16="http://schemas.microsoft.com/office/word/2018/wordml" xmlns:w16du="http://schemas.microsoft.com/office/word/2023/wordml/word16du" xmlns:w16sdtdh="http://schemas.microsoft.com/office/word/2020/wordml/sdtdatahash" xmlns:w16sdtfl="http://schemas.microsoft.com/office/word/2024/wordml/sdtformatlock" xmlns:w16se="http://schemas.microsoft.com/office/word/2015/wordml/symex" xmlns:wpg="http://schemas.microsoft.com/office/word/2010/wordprocessingGroup" xmlns:wpi="http://schemas.microsoft.com/office/word/2010/wordprocessingInk" xmlns:wne="http://schemas.microsoft.com/office/word/2006/wordml" xmlns:wps="http://schemas.microsoft.com/office/word/2010/wordprocessingShape" mc:Ignorable="w14 w15 w16se w16cid w16 w16cex w16sdtdh w16sdtfl w16du wp14">
   <w:p>
     <w:pPr>
       <w:pStyle w:val="Footer"/>
@@ -17232,7 +19717,7 @@
 </file>
 
 <file path=word/footnotes.xml><?xml version="1.0" encoding="utf-8"?>
-<w:footnotes xmlns:wpc="http://schemas.microsoft.com/office/word/2010/wordprocessingCanvas" xmlns:cx="http://schemas.microsoft.com/office/drawing/2014/chartex" xmlns:cx1="http://schemas.microsoft.com/office/drawing/2015/9/8/chartex" xmlns:cx2="http://schemas.microsoft.com/office/drawing/2015/10/21/chartex" xmlns:cx3="http://schemas.microsoft.com/office/drawing/2016/5/9/chartex" xmlns:cx4="http://schemas.microsoft.com/office/drawing/2016/5/10/chartex" xmlns:cx5="http://schemas.microsoft.com/office/drawing/2016/5/11/chartex" xmlns:cx6="http://schemas.microsoft.com/office/drawing/2016/5/12/chartex" xmlns:cx7="http://schemas.microsoft.com/office/drawing/2016/5/13/chartex" xmlns:cx8="http://schemas.microsoft.com/office/drawing/2016/5/14/chartex" xmlns:mc="http://schemas.openxmlformats.org/markup-compatibility/2006" xmlns:aink="http://schemas.microsoft.com/office/drawing/2016/ink" xmlns:am3d="http://schemas.microsoft.com/office/drawing/2017/model3d" xmlns:o="urn:schemas-microsoft-com:office:office" xmlns:oel="http://schemas.microsoft.com/office/2019/extlst" xmlns:r="http://schemas.openxmlformats.org/officeDocument/2006/relationships" xmlns:m="http://schemas.openxmlformats.org/officeDocument/2006/math" xmlns:v="urn:schemas-microsoft-com:vml" xmlns:wp14="http://schemas.microsoft.com/office/word/2010/wordprocessingDrawing" xmlns:wp="http://schemas.openxmlformats.org/drawingml/2006/wordprocessingDrawing" xmlns:w10="urn:schemas-microsoft-com:office:word" xmlns:w="http://schemas.openxmlformats.org/wordprocessingml/2006/main" xmlns:w14="http://schemas.microsoft.com/office/word/2010/wordml" xmlns:w15="http://schemas.microsoft.com/office/word/2012/wordml" xmlns:w16cex="http://schemas.microsoft.com/office/word/2018/wordml/cex" xmlns:w16cid="http://schemas.microsoft.com/office/word/2016/wordml/cid" xmlns:w16="http://schemas.microsoft.com/office/word/2018/wordml" xmlns:w16sdtdh="http://schemas.microsoft.com/office/word/2020/wordml/sdtdatahash" xmlns:w16se="http://schemas.microsoft.com/office/word/2015/wordml/symex" xmlns:wpg="http://schemas.microsoft.com/office/word/2010/wordprocessingGroup" xmlns:wpi="http://schemas.microsoft.com/office/word/2010/wordprocessingInk" xmlns:wne="http://schemas.microsoft.com/office/word/2006/wordml" xmlns:wps="http://schemas.microsoft.com/office/word/2010/wordprocessingShape" mc:Ignorable="w14 w15 w16se w16cid w16 w16cex w16sdtdh wp14">
+<w:footnotes xmlns:wpc="http://schemas.microsoft.com/office/word/2010/wordprocessingCanvas" xmlns:cx="http://schemas.microsoft.com/office/drawing/2014/chartex" xmlns:cx1="http://schemas.microsoft.com/office/drawing/2015/9/8/chartex" xmlns:cx2="http://schemas.microsoft.com/office/drawing/2015/10/21/chartex" xmlns:cx3="http://schemas.microsoft.com/office/drawing/2016/5/9/chartex" xmlns:cx4="http://schemas.microsoft.com/office/drawing/2016/5/10/chartex" xmlns:cx5="http://schemas.microsoft.com/office/drawing/2016/5/11/chartex" xmlns:cx6="http://schemas.microsoft.com/office/drawing/2016/5/12/chartex" xmlns:cx7="http://schemas.microsoft.com/office/drawing/2016/5/13/chartex" xmlns:cx8="http://schemas.microsoft.com/office/drawing/2016/5/14/chartex" xmlns:mc="http://schemas.openxmlformats.org/markup-compatibility/2006" xmlns:aink="http://schemas.microsoft.com/office/drawing/2016/ink" xmlns:am3d="http://schemas.microsoft.com/office/drawing/2017/model3d" xmlns:o="urn:schemas-microsoft-com:office:office" xmlns:oel="http://schemas.microsoft.com/office/2019/extlst" xmlns:r="http://schemas.openxmlformats.org/officeDocument/2006/relationships" xmlns:m="http://schemas.openxmlformats.org/officeDocument/2006/math" xmlns:v="urn:schemas-microsoft-com:vml" xmlns:wp14="http://schemas.microsoft.com/office/word/2010/wordprocessingDrawing" xmlns:wp="http://schemas.openxmlformats.org/drawingml/2006/wordprocessingDrawing" xmlns:w10="urn:schemas-microsoft-com:office:word" xmlns:w="http://schemas.openxmlformats.org/wordprocessingml/2006/main" xmlns:w14="http://schemas.microsoft.com/office/word/2010/wordml" xmlns:w15="http://schemas.microsoft.com/office/word/2012/wordml" xmlns:w16cex="http://schemas.microsoft.com/office/word/2018/wordml/cex" xmlns:w16cid="http://schemas.microsoft.com/office/word/2016/wordml/cid" xmlns:w16="http://schemas.microsoft.com/office/word/2018/wordml" xmlns:w16du="http://schemas.microsoft.com/office/word/2023/wordml/word16du" xmlns:w16sdtdh="http://schemas.microsoft.com/office/word/2020/wordml/sdtdatahash" xmlns:w16sdtfl="http://schemas.microsoft.com/office/word/2024/wordml/sdtformatlock" xmlns:w16se="http://schemas.microsoft.com/office/word/2015/wordml/symex" xmlns:wpg="http://schemas.microsoft.com/office/word/2010/wordprocessingGroup" xmlns:wpi="http://schemas.microsoft.com/office/word/2010/wordprocessingInk" xmlns:wne="http://schemas.microsoft.com/office/word/2006/wordml" xmlns:wps="http://schemas.microsoft.com/office/word/2010/wordprocessingShape" mc:Ignorable="w14 w15 w16se w16cid w16 w16cex w16sdtdh w16sdtfl w16du wp14">
   <w:footnote w:type="separator" w:id="-1">
     <w:p>
       <w:r>
@@ -17251,7 +19736,7 @@
 </file>
 
 <file path=word/numbering.xml><?xml version="1.0" encoding="utf-8"?>
-<w:numbering xmlns:wpc="http://schemas.microsoft.com/office/word/2010/wordprocessingCanvas" xmlns:cx="http://schemas.microsoft.com/office/drawing/2014/chartex" xmlns:cx1="http://schemas.microsoft.com/office/drawing/2015/9/8/chartex" xmlns:cx2="http://schemas.microsoft.com/office/drawing/2015/10/21/chartex" xmlns:cx3="http://schemas.microsoft.com/office/drawing/2016/5/9/chartex" xmlns:cx4="http://schemas.microsoft.com/office/drawing/2016/5/10/chartex" xmlns:cx5="http://schemas.microsoft.com/office/drawing/2016/5/11/chartex" xmlns:cx6="http://schemas.microsoft.com/office/drawing/2016/5/12/chartex" xmlns:cx7="http://schemas.microsoft.com/office/drawing/2016/5/13/chartex" xmlns:cx8="http://schemas.microsoft.com/office/drawing/2016/5/14/chartex" xmlns:mc="http://schemas.openxmlformats.org/markup-compatibility/2006" xmlns:aink="http://schemas.microsoft.com/office/drawing/2016/ink" xmlns:am3d="http://schemas.microsoft.com/office/drawing/2017/model3d" xmlns:o="urn:schemas-microsoft-com:office:office" xmlns:oel="http://schemas.microsoft.com/office/2019/extlst" xmlns:r="http://schemas.openxmlformats.org/officeDocument/2006/relationships" xmlns:m="http://schemas.openxmlformats.org/officeDocument/2006/math" xmlns:v="urn:schemas-microsoft-com:vml" xmlns:wp14="http://schemas.microsoft.com/office/word/2010/wordprocessingDrawing" xmlns:wp="http://schemas.openxmlformats.org/drawingml/2006/wordprocessingDrawing" xmlns:w10="urn:schemas-microsoft-com:office:word" xmlns:w="http://schemas.openxmlformats.org/wordprocessingml/2006/main" xmlns:w14="http://schemas.microsoft.com/office/word/2010/wordml" xmlns:w15="http://schemas.microsoft.com/office/word/2012/wordml" xmlns:w16cex="http://schemas.microsoft.com/office/word/2018/wordml/cex" xmlns:w16cid="http://schemas.microsoft.com/office/word/2016/wordml/cid" xmlns:w16="http://schemas.microsoft.com/office/word/2018/wordml" xmlns:w16sdtdh="http://schemas.microsoft.com/office/word/2020/wordml/sdtdatahash" xmlns:w16se="http://schemas.microsoft.com/office/word/2015/wordml/symex" xmlns:wpg="http://schemas.microsoft.com/office/word/2010/wordprocessingGroup" xmlns:wpi="http://schemas.microsoft.com/office/word/2010/wordprocessingInk" xmlns:wne="http://schemas.microsoft.com/office/word/2006/wordml" xmlns:wps="http://schemas.microsoft.com/office/word/2010/wordprocessingShape" mc:Ignorable="w14 w15 w16se w16cid w16 w16cex w16sdtdh wp14">
+<w:numbering xmlns:wpc="http://schemas.microsoft.com/office/word/2010/wordprocessingCanvas" xmlns:cx="http://schemas.microsoft.com/office/drawing/2014/chartex" xmlns:cx1="http://schemas.microsoft.com/office/drawing/2015/9/8/chartex" xmlns:cx2="http://schemas.microsoft.com/office/drawing/2015/10/21/chartex" xmlns:cx3="http://schemas.microsoft.com/office/drawing/2016/5/9/chartex" xmlns:cx4="http://schemas.microsoft.com/office/drawing/2016/5/10/chartex" xmlns:cx5="http://schemas.microsoft.com/office/drawing/2016/5/11/chartex" xmlns:cx6="http://schemas.microsoft.com/office/drawing/2016/5/12/chartex" xmlns:cx7="http://schemas.microsoft.com/office/drawing/2016/5/13/chartex" xmlns:cx8="http://schemas.microsoft.com/office/drawing/2016/5/14/chartex" xmlns:mc="http://schemas.openxmlformats.org/markup-compatibility/2006" xmlns:aink="http://schemas.microsoft.com/office/drawing/2016/ink" xmlns:am3d="http://schemas.microsoft.com/office/drawing/2017/model3d" xmlns:o="urn:schemas-microsoft-com:office:office" xmlns:oel="http://schemas.microsoft.com/office/2019/extlst" xmlns:r="http://schemas.openxmlformats.org/officeDocument/2006/relationships" xmlns:m="http://schemas.openxmlformats.org/officeDocument/2006/math" xmlns:v="urn:schemas-microsoft-com:vml" xmlns:wp14="http://schemas.microsoft.com/office/word/2010/wordprocessingDrawing" xmlns:wp="http://schemas.openxmlformats.org/drawingml/2006/wordprocessingDrawing" xmlns:w10="urn:schemas-microsoft-com:office:word" xmlns:w="http://schemas.openxmlformats.org/wordprocessingml/2006/main" xmlns:w14="http://schemas.microsoft.com/office/word/2010/wordml" xmlns:w15="http://schemas.microsoft.com/office/word/2012/wordml" xmlns:w16cex="http://schemas.microsoft.com/office/word/2018/wordml/cex" xmlns:w16cid="http://schemas.microsoft.com/office/word/2016/wordml/cid" xmlns:w16="http://schemas.microsoft.com/office/word/2018/wordml" xmlns:w16du="http://schemas.microsoft.com/office/word/2023/wordml/word16du" xmlns:w16sdtdh="http://schemas.microsoft.com/office/word/2020/wordml/sdtdatahash" xmlns:w16sdtfl="http://schemas.microsoft.com/office/word/2024/wordml/sdtformatlock" xmlns:w16se="http://schemas.microsoft.com/office/word/2015/wordml/symex" xmlns:wpg="http://schemas.microsoft.com/office/word/2010/wordprocessingGroup" xmlns:wpi="http://schemas.microsoft.com/office/word/2010/wordprocessingInk" xmlns:wne="http://schemas.microsoft.com/office/word/2006/wordml" xmlns:wps="http://schemas.microsoft.com/office/word/2010/wordprocessingShape" mc:Ignorable="w14 w15 w16se w16cid w16 w16cex w16sdtdh w16sdtfl w16du wp14">
   <w:abstractNum w:abstractNumId="0" w15:restartNumberingAfterBreak="0">
     <w:nsid w:val="01E30731"/>
     <w:multiLevelType w:val="hybridMultilevel"/>
@@ -17818,6 +20303,119 @@
     </w:lvl>
   </w:abstractNum>
   <w:abstractNum w:abstractNumId="5" w15:restartNumberingAfterBreak="0">
+    <w:nsid w:val="1CAF209E"/>
+    <w:multiLevelType w:val="hybridMultilevel"/>
+    <w:tmpl w:val="EBC459B2"/>
+    <w:lvl w:ilvl="0" w:tplc="04090001">
+      <w:start w:val="1"/>
+      <w:numFmt w:val="bullet"/>
+      <w:lvlText w:val=""/>
+      <w:lvlJc w:val="left"/>
+      <w:pPr>
+        <w:ind w:left="1080" w:hanging="360"/>
+      </w:pPr>
+      <w:rPr>
+        <w:rFonts w:ascii="Symbol" w:hAnsi="Symbol" w:hint="default"/>
+      </w:rPr>
+    </w:lvl>
+    <w:lvl w:ilvl="1" w:tplc="04090003" w:tentative="1">
+      <w:start w:val="1"/>
+      <w:numFmt w:val="bullet"/>
+      <w:lvlText w:val="o"/>
+      <w:lvlJc w:val="left"/>
+      <w:pPr>
+        <w:ind w:left="1800" w:hanging="360"/>
+      </w:pPr>
+      <w:rPr>
+        <w:rFonts w:ascii="Courier New" w:hAnsi="Courier New" w:cs="Courier New" w:hint="default"/>
+      </w:rPr>
+    </w:lvl>
+    <w:lvl w:ilvl="2" w:tplc="04090005" w:tentative="1">
+      <w:start w:val="1"/>
+      <w:numFmt w:val="bullet"/>
+      <w:lvlText w:val=""/>
+      <w:lvlJc w:val="left"/>
+      <w:pPr>
+        <w:ind w:left="2520" w:hanging="360"/>
+      </w:pPr>
+      <w:rPr>
+        <w:rFonts w:ascii="Wingdings" w:hAnsi="Wingdings" w:hint="default"/>
+      </w:rPr>
+    </w:lvl>
+    <w:lvl w:ilvl="3" w:tplc="04090001" w:tentative="1">
+      <w:start w:val="1"/>
+      <w:numFmt w:val="bullet"/>
+      <w:lvlText w:val=""/>
+      <w:lvlJc w:val="left"/>
+      <w:pPr>
+        <w:ind w:left="3240" w:hanging="360"/>
+      </w:pPr>
+      <w:rPr>
+        <w:rFonts w:ascii="Symbol" w:hAnsi="Symbol" w:hint="default"/>
+      </w:rPr>
+    </w:lvl>
+    <w:lvl w:ilvl="4" w:tplc="04090003" w:tentative="1">
+      <w:start w:val="1"/>
+      <w:numFmt w:val="bullet"/>
+      <w:lvlText w:val="o"/>
+      <w:lvlJc w:val="left"/>
+      <w:pPr>
+        <w:ind w:left="3960" w:hanging="360"/>
+      </w:pPr>
+      <w:rPr>
+        <w:rFonts w:ascii="Courier New" w:hAnsi="Courier New" w:cs="Courier New" w:hint="default"/>
+      </w:rPr>
+    </w:lvl>
+    <w:lvl w:ilvl="5" w:tplc="04090005" w:tentative="1">
+      <w:start w:val="1"/>
+      <w:numFmt w:val="bullet"/>
+      <w:lvlText w:val=""/>
+      <w:lvlJc w:val="left"/>
+      <w:pPr>
+        <w:ind w:left="4680" w:hanging="360"/>
+      </w:pPr>
+      <w:rPr>
+        <w:rFonts w:ascii="Wingdings" w:hAnsi="Wingdings" w:hint="default"/>
+      </w:rPr>
+    </w:lvl>
+    <w:lvl w:ilvl="6" w:tplc="04090001" w:tentative="1">
+      <w:start w:val="1"/>
+      <w:numFmt w:val="bullet"/>
+      <w:lvlText w:val=""/>
+      <w:lvlJc w:val="left"/>
+      <w:pPr>
+        <w:ind w:left="5400" w:hanging="360"/>
+      </w:pPr>
+      <w:rPr>
+        <w:rFonts w:ascii="Symbol" w:hAnsi="Symbol" w:hint="default"/>
+      </w:rPr>
+    </w:lvl>
+    <w:lvl w:ilvl="7" w:tplc="04090003" w:tentative="1">
+      <w:start w:val="1"/>
+      <w:numFmt w:val="bullet"/>
+      <w:lvlText w:val="o"/>
+      <w:lvlJc w:val="left"/>
+      <w:pPr>
+        <w:ind w:left="6120" w:hanging="360"/>
+      </w:pPr>
+      <w:rPr>
+        <w:rFonts w:ascii="Courier New" w:hAnsi="Courier New" w:cs="Courier New" w:hint="default"/>
+      </w:rPr>
+    </w:lvl>
+    <w:lvl w:ilvl="8" w:tplc="04090005" w:tentative="1">
+      <w:start w:val="1"/>
+      <w:numFmt w:val="bullet"/>
+      <w:lvlText w:val=""/>
+      <w:lvlJc w:val="left"/>
+      <w:pPr>
+        <w:ind w:left="6840" w:hanging="360"/>
+      </w:pPr>
+      <w:rPr>
+        <w:rFonts w:ascii="Wingdings" w:hAnsi="Wingdings" w:hint="default"/>
+      </w:rPr>
+    </w:lvl>
+  </w:abstractNum>
+  <w:abstractNum w:abstractNumId="6" w15:restartNumberingAfterBreak="0">
     <w:nsid w:val="27C434D2"/>
     <w:multiLevelType w:val="multilevel"/>
     <w:tmpl w:val="B1C20534"/>
@@ -17938,7 +20536,7 @@
       </w:rPr>
     </w:lvl>
   </w:abstractNum>
-  <w:abstractNum w:abstractNumId="6" w15:restartNumberingAfterBreak="0">
+  <w:abstractNum w:abstractNumId="7" w15:restartNumberingAfterBreak="0">
     <w:nsid w:val="28236F37"/>
     <w:multiLevelType w:val="hybridMultilevel"/>
     <w:tmpl w:val="ADF29C32"/>
@@ -18051,7 +20649,7 @@
       </w:rPr>
     </w:lvl>
   </w:abstractNum>
-  <w:abstractNum w:abstractNumId="7" w15:restartNumberingAfterBreak="0">
+  <w:abstractNum w:abstractNumId="8" w15:restartNumberingAfterBreak="0">
     <w:nsid w:val="29556D95"/>
     <w:multiLevelType w:val="hybridMultilevel"/>
     <w:tmpl w:val="6C80EEB8"/>
@@ -18164,7 +20762,7 @@
       </w:rPr>
     </w:lvl>
   </w:abstractNum>
-  <w:abstractNum w:abstractNumId="8" w15:restartNumberingAfterBreak="0">
+  <w:abstractNum w:abstractNumId="9" w15:restartNumberingAfterBreak="0">
     <w:nsid w:val="2A9142D6"/>
     <w:multiLevelType w:val="hybridMultilevel"/>
     <w:tmpl w:val="186060BE"/>
@@ -18276,7 +20874,120 @@
       </w:rPr>
     </w:lvl>
   </w:abstractNum>
-  <w:abstractNum w:abstractNumId="9" w15:restartNumberingAfterBreak="0">
+  <w:abstractNum w:abstractNumId="10" w15:restartNumberingAfterBreak="0">
+    <w:nsid w:val="35CA3755"/>
+    <w:multiLevelType w:val="hybridMultilevel"/>
+    <w:tmpl w:val="0BE21DCA"/>
+    <w:lvl w:ilvl="0" w:tplc="04090001">
+      <w:start w:val="1"/>
+      <w:numFmt w:val="bullet"/>
+      <w:lvlText w:val=""/>
+      <w:lvlJc w:val="left"/>
+      <w:pPr>
+        <w:ind w:left="720" w:hanging="360"/>
+      </w:pPr>
+      <w:rPr>
+        <w:rFonts w:ascii="Symbol" w:hAnsi="Symbol" w:hint="default"/>
+      </w:rPr>
+    </w:lvl>
+    <w:lvl w:ilvl="1" w:tplc="04090003" w:tentative="1">
+      <w:start w:val="1"/>
+      <w:numFmt w:val="bullet"/>
+      <w:lvlText w:val="o"/>
+      <w:lvlJc w:val="left"/>
+      <w:pPr>
+        <w:ind w:left="1440" w:hanging="360"/>
+      </w:pPr>
+      <w:rPr>
+        <w:rFonts w:ascii="Courier New" w:hAnsi="Courier New" w:cs="Courier New" w:hint="default"/>
+      </w:rPr>
+    </w:lvl>
+    <w:lvl w:ilvl="2" w:tplc="04090005" w:tentative="1">
+      <w:start w:val="1"/>
+      <w:numFmt w:val="bullet"/>
+      <w:lvlText w:val=""/>
+      <w:lvlJc w:val="left"/>
+      <w:pPr>
+        <w:ind w:left="2160" w:hanging="360"/>
+      </w:pPr>
+      <w:rPr>
+        <w:rFonts w:ascii="Wingdings" w:hAnsi="Wingdings" w:hint="default"/>
+      </w:rPr>
+    </w:lvl>
+    <w:lvl w:ilvl="3" w:tplc="04090001" w:tentative="1">
+      <w:start w:val="1"/>
+      <w:numFmt w:val="bullet"/>
+      <w:lvlText w:val=""/>
+      <w:lvlJc w:val="left"/>
+      <w:pPr>
+        <w:ind w:left="2880" w:hanging="360"/>
+      </w:pPr>
+      <w:rPr>
+        <w:rFonts w:ascii="Symbol" w:hAnsi="Symbol" w:hint="default"/>
+      </w:rPr>
+    </w:lvl>
+    <w:lvl w:ilvl="4" w:tplc="04090003" w:tentative="1">
+      <w:start w:val="1"/>
+      <w:numFmt w:val="bullet"/>
+      <w:lvlText w:val="o"/>
+      <w:lvlJc w:val="left"/>
+      <w:pPr>
+        <w:ind w:left="3600" w:hanging="360"/>
+      </w:pPr>
+      <w:rPr>
+        <w:rFonts w:ascii="Courier New" w:hAnsi="Courier New" w:cs="Courier New" w:hint="default"/>
+      </w:rPr>
+    </w:lvl>
+    <w:lvl w:ilvl="5" w:tplc="04090005" w:tentative="1">
+      <w:start w:val="1"/>
+      <w:numFmt w:val="bullet"/>
+      <w:lvlText w:val=""/>
+      <w:lvlJc w:val="left"/>
+      <w:pPr>
+        <w:ind w:left="4320" w:hanging="360"/>
+      </w:pPr>
+      <w:rPr>
+        <w:rFonts w:ascii="Wingdings" w:hAnsi="Wingdings" w:hint="default"/>
+      </w:rPr>
+    </w:lvl>
+    <w:lvl w:ilvl="6" w:tplc="04090001" w:tentative="1">
+      <w:start w:val="1"/>
+      <w:numFmt w:val="bullet"/>
+      <w:lvlText w:val=""/>
+      <w:lvlJc w:val="left"/>
+      <w:pPr>
+        <w:ind w:left="5040" w:hanging="360"/>
+      </w:pPr>
+      <w:rPr>
+        <w:rFonts w:ascii="Symbol" w:hAnsi="Symbol" w:hint="default"/>
+      </w:rPr>
+    </w:lvl>
+    <w:lvl w:ilvl="7" w:tplc="04090003" w:tentative="1">
+      <w:start w:val="1"/>
+      <w:numFmt w:val="bullet"/>
+      <w:lvlText w:val="o"/>
+      <w:lvlJc w:val="left"/>
+      <w:pPr>
+        <w:ind w:left="5760" w:hanging="360"/>
+      </w:pPr>
+      <w:rPr>
+        <w:rFonts w:ascii="Courier New" w:hAnsi="Courier New" w:cs="Courier New" w:hint="default"/>
+      </w:rPr>
+    </w:lvl>
+    <w:lvl w:ilvl="8" w:tplc="04090005" w:tentative="1">
+      <w:start w:val="1"/>
+      <w:numFmt w:val="bullet"/>
+      <w:lvlText w:val=""/>
+      <w:lvlJc w:val="left"/>
+      <w:pPr>
+        <w:ind w:left="6480" w:hanging="360"/>
+      </w:pPr>
+      <w:rPr>
+        <w:rFonts w:ascii="Wingdings" w:hAnsi="Wingdings" w:hint="default"/>
+      </w:rPr>
+    </w:lvl>
+  </w:abstractNum>
+  <w:abstractNum w:abstractNumId="11" w15:restartNumberingAfterBreak="0">
     <w:nsid w:val="376A1AFA"/>
     <w:multiLevelType w:val="hybridMultilevel"/>
     <w:tmpl w:val="54DAB2A8"/>
@@ -18389,7 +21100,7 @@
       </w:rPr>
     </w:lvl>
   </w:abstractNum>
-  <w:abstractNum w:abstractNumId="10" w15:restartNumberingAfterBreak="0">
+  <w:abstractNum w:abstractNumId="12" w15:restartNumberingAfterBreak="0">
     <w:nsid w:val="380717AE"/>
     <w:multiLevelType w:val="hybridMultilevel"/>
     <w:tmpl w:val="3CC824F6"/>
@@ -18502,7 +21213,7 @@
       </w:rPr>
     </w:lvl>
   </w:abstractNum>
-  <w:abstractNum w:abstractNumId="11" w15:restartNumberingAfterBreak="0">
+  <w:abstractNum w:abstractNumId="13" w15:restartNumberingAfterBreak="0">
     <w:nsid w:val="3AB273C5"/>
     <w:multiLevelType w:val="hybridMultilevel"/>
     <w:tmpl w:val="36C46E6E"/>
@@ -18591,7 +21302,7 @@
       </w:pPr>
     </w:lvl>
   </w:abstractNum>
-  <w:abstractNum w:abstractNumId="12" w15:restartNumberingAfterBreak="0">
+  <w:abstractNum w:abstractNumId="14" w15:restartNumberingAfterBreak="0">
     <w:nsid w:val="3FF735BE"/>
     <w:multiLevelType w:val="hybridMultilevel"/>
     <w:tmpl w:val="F8824B4C"/>
@@ -18703,7 +21414,7 @@
       </w:rPr>
     </w:lvl>
   </w:abstractNum>
-  <w:abstractNum w:abstractNumId="13" w15:restartNumberingAfterBreak="0">
+  <w:abstractNum w:abstractNumId="15" w15:restartNumberingAfterBreak="0">
     <w:nsid w:val="426A1C66"/>
     <w:multiLevelType w:val="hybridMultilevel"/>
     <w:tmpl w:val="4F40A252"/>
@@ -18816,7 +21527,7 @@
       </w:rPr>
     </w:lvl>
   </w:abstractNum>
-  <w:abstractNum w:abstractNumId="14" w15:restartNumberingAfterBreak="0">
+  <w:abstractNum w:abstractNumId="16" w15:restartNumberingAfterBreak="0">
     <w:nsid w:val="50F639F3"/>
     <w:multiLevelType w:val="hybridMultilevel"/>
     <w:tmpl w:val="DB20E234"/>
@@ -18929,7 +21640,7 @@
       </w:rPr>
     </w:lvl>
   </w:abstractNum>
-  <w:abstractNum w:abstractNumId="15" w15:restartNumberingAfterBreak="0">
+  <w:abstractNum w:abstractNumId="17" w15:restartNumberingAfterBreak="0">
     <w:nsid w:val="55543EB4"/>
     <w:multiLevelType w:val="hybridMultilevel"/>
     <w:tmpl w:val="880A7B68"/>
@@ -19042,7 +21753,156 @@
       </w:rPr>
     </w:lvl>
   </w:abstractNum>
-  <w:abstractNum w:abstractNumId="16" w15:restartNumberingAfterBreak="0">
+  <w:abstractNum w:abstractNumId="18" w15:restartNumberingAfterBreak="0">
+    <w:nsid w:val="56B81CB5"/>
+    <w:multiLevelType w:val="multilevel"/>
+    <w:tmpl w:val="E37215B0"/>
+    <w:lvl w:ilvl="0">
+      <w:start w:val="1"/>
+      <w:numFmt w:val="bullet"/>
+      <w:lvlText w:val=""/>
+      <w:lvlJc w:val="left"/>
+      <w:pPr>
+        <w:tabs>
+          <w:tab w:val="num" w:pos="720"/>
+        </w:tabs>
+        <w:ind w:left="720" w:hanging="360"/>
+      </w:pPr>
+      <w:rPr>
+        <w:rFonts w:ascii="Symbol" w:hAnsi="Symbol" w:hint="default"/>
+        <w:sz w:val="20"/>
+      </w:rPr>
+    </w:lvl>
+    <w:lvl w:ilvl="1" w:tentative="1">
+      <w:start w:val="1"/>
+      <w:numFmt w:val="bullet"/>
+      <w:lvlText w:val="o"/>
+      <w:lvlJc w:val="left"/>
+      <w:pPr>
+        <w:tabs>
+          <w:tab w:val="num" w:pos="1440"/>
+        </w:tabs>
+        <w:ind w:left="1440" w:hanging="360"/>
+      </w:pPr>
+      <w:rPr>
+        <w:rFonts w:ascii="Courier New" w:hAnsi="Courier New" w:hint="default"/>
+        <w:sz w:val="20"/>
+      </w:rPr>
+    </w:lvl>
+    <w:lvl w:ilvl="2" w:tentative="1">
+      <w:start w:val="1"/>
+      <w:numFmt w:val="bullet"/>
+      <w:lvlText w:val=""/>
+      <w:lvlJc w:val="left"/>
+      <w:pPr>
+        <w:tabs>
+          <w:tab w:val="num" w:pos="2160"/>
+        </w:tabs>
+        <w:ind w:left="2160" w:hanging="360"/>
+      </w:pPr>
+      <w:rPr>
+        <w:rFonts w:ascii="Wingdings" w:hAnsi="Wingdings" w:hint="default"/>
+        <w:sz w:val="20"/>
+      </w:rPr>
+    </w:lvl>
+    <w:lvl w:ilvl="3" w:tentative="1">
+      <w:start w:val="1"/>
+      <w:numFmt w:val="bullet"/>
+      <w:lvlText w:val=""/>
+      <w:lvlJc w:val="left"/>
+      <w:pPr>
+        <w:tabs>
+          <w:tab w:val="num" w:pos="2880"/>
+        </w:tabs>
+        <w:ind w:left="2880" w:hanging="360"/>
+      </w:pPr>
+      <w:rPr>
+        <w:rFonts w:ascii="Wingdings" w:hAnsi="Wingdings" w:hint="default"/>
+        <w:sz w:val="20"/>
+      </w:rPr>
+    </w:lvl>
+    <w:lvl w:ilvl="4" w:tentative="1">
+      <w:start w:val="1"/>
+      <w:numFmt w:val="bullet"/>
+      <w:lvlText w:val=""/>
+      <w:lvlJc w:val="left"/>
+      <w:pPr>
+        <w:tabs>
+          <w:tab w:val="num" w:pos="3600"/>
+        </w:tabs>
+        <w:ind w:left="3600" w:hanging="360"/>
+      </w:pPr>
+      <w:rPr>
+        <w:rFonts w:ascii="Wingdings" w:hAnsi="Wingdings" w:hint="default"/>
+        <w:sz w:val="20"/>
+      </w:rPr>
+    </w:lvl>
+    <w:lvl w:ilvl="5" w:tentative="1">
+      <w:start w:val="1"/>
+      <w:numFmt w:val="bullet"/>
+      <w:lvlText w:val=""/>
+      <w:lvlJc w:val="left"/>
+      <w:pPr>
+        <w:tabs>
+          <w:tab w:val="num" w:pos="4320"/>
+        </w:tabs>
+        <w:ind w:left="4320" w:hanging="360"/>
+      </w:pPr>
+      <w:rPr>
+        <w:rFonts w:ascii="Wingdings" w:hAnsi="Wingdings" w:hint="default"/>
+        <w:sz w:val="20"/>
+      </w:rPr>
+    </w:lvl>
+    <w:lvl w:ilvl="6" w:tentative="1">
+      <w:start w:val="1"/>
+      <w:numFmt w:val="bullet"/>
+      <w:lvlText w:val=""/>
+      <w:lvlJc w:val="left"/>
+      <w:pPr>
+        <w:tabs>
+          <w:tab w:val="num" w:pos="5040"/>
+        </w:tabs>
+        <w:ind w:left="5040" w:hanging="360"/>
+      </w:pPr>
+      <w:rPr>
+        <w:rFonts w:ascii="Wingdings" w:hAnsi="Wingdings" w:hint="default"/>
+        <w:sz w:val="20"/>
+      </w:rPr>
+    </w:lvl>
+    <w:lvl w:ilvl="7" w:tentative="1">
+      <w:start w:val="1"/>
+      <w:numFmt w:val="bullet"/>
+      <w:lvlText w:val=""/>
+      <w:lvlJc w:val="left"/>
+      <w:pPr>
+        <w:tabs>
+          <w:tab w:val="num" w:pos="5760"/>
+        </w:tabs>
+        <w:ind w:left="5760" w:hanging="360"/>
+      </w:pPr>
+      <w:rPr>
+        <w:rFonts w:ascii="Wingdings" w:hAnsi="Wingdings" w:hint="default"/>
+        <w:sz w:val="20"/>
+      </w:rPr>
+    </w:lvl>
+    <w:lvl w:ilvl="8" w:tentative="1">
+      <w:start w:val="1"/>
+      <w:numFmt w:val="bullet"/>
+      <w:lvlText w:val=""/>
+      <w:lvlJc w:val="left"/>
+      <w:pPr>
+        <w:tabs>
+          <w:tab w:val="num" w:pos="6480"/>
+        </w:tabs>
+        <w:ind w:left="6480" w:hanging="360"/>
+      </w:pPr>
+      <w:rPr>
+        <w:rFonts w:ascii="Wingdings" w:hAnsi="Wingdings" w:hint="default"/>
+        <w:sz w:val="20"/>
+      </w:rPr>
+    </w:lvl>
+  </w:abstractNum>
+  <w:abstractNum w:abstractNumId="19" w15:restartNumberingAfterBreak="0">
     <w:nsid w:val="58592266"/>
     <w:multiLevelType w:val="hybridMultilevel"/>
     <w:tmpl w:val="97C84C1C"/>
@@ -19155,7 +22015,7 @@
       </w:rPr>
     </w:lvl>
   </w:abstractNum>
-  <w:abstractNum w:abstractNumId="17" w15:restartNumberingAfterBreak="0">
+  <w:abstractNum w:abstractNumId="20" w15:restartNumberingAfterBreak="0">
     <w:nsid w:val="608112CE"/>
     <w:multiLevelType w:val="hybridMultilevel"/>
     <w:tmpl w:val="09EE3DBA"/>
@@ -19267,7 +22127,7 @@
       </w:rPr>
     </w:lvl>
   </w:abstractNum>
-  <w:abstractNum w:abstractNumId="18" w15:restartNumberingAfterBreak="0">
+  <w:abstractNum w:abstractNumId="21" w15:restartNumberingAfterBreak="0">
     <w:nsid w:val="6353268B"/>
     <w:multiLevelType w:val="hybridMultilevel"/>
     <w:tmpl w:val="DC4AB506"/>
@@ -19380,7 +22240,7 @@
       </w:rPr>
     </w:lvl>
   </w:abstractNum>
-  <w:abstractNum w:abstractNumId="19" w15:restartNumberingAfterBreak="0">
+  <w:abstractNum w:abstractNumId="22" w15:restartNumberingAfterBreak="0">
     <w:nsid w:val="6AAE6C20"/>
     <w:multiLevelType w:val="hybridMultilevel"/>
     <w:tmpl w:val="ECE84744"/>
@@ -19469,7 +22329,7 @@
       </w:pPr>
     </w:lvl>
   </w:abstractNum>
-  <w:abstractNum w:abstractNumId="20" w15:restartNumberingAfterBreak="0">
+  <w:abstractNum w:abstractNumId="23" w15:restartNumberingAfterBreak="0">
     <w:nsid w:val="6C3E5E9B"/>
     <w:multiLevelType w:val="hybridMultilevel"/>
     <w:tmpl w:val="3F4A755E"/>
@@ -19582,7 +22442,7 @@
       </w:rPr>
     </w:lvl>
   </w:abstractNum>
-  <w:abstractNum w:abstractNumId="21" w15:restartNumberingAfterBreak="0">
+  <w:abstractNum w:abstractNumId="24" w15:restartNumberingAfterBreak="0">
     <w:nsid w:val="6D367050"/>
     <w:multiLevelType w:val="hybridMultilevel"/>
     <w:tmpl w:val="05CEFB78"/>
@@ -19695,7 +22555,7 @@
       </w:rPr>
     </w:lvl>
   </w:abstractNum>
-  <w:abstractNum w:abstractNumId="22" w15:restartNumberingAfterBreak="0">
+  <w:abstractNum w:abstractNumId="25" w15:restartNumberingAfterBreak="0">
     <w:nsid w:val="6F450195"/>
     <w:multiLevelType w:val="hybridMultilevel"/>
     <w:tmpl w:val="C936CC20"/>
@@ -19808,7 +22668,7 @@
       </w:rPr>
     </w:lvl>
   </w:abstractNum>
-  <w:abstractNum w:abstractNumId="23" w15:restartNumberingAfterBreak="0">
+  <w:abstractNum w:abstractNumId="26" w15:restartNumberingAfterBreak="0">
     <w:nsid w:val="7852D037"/>
     <w:multiLevelType w:val="hybridMultilevel"/>
     <w:tmpl w:val="F43A1892"/>
@@ -19894,7 +22754,7 @@
       </w:pPr>
     </w:lvl>
   </w:abstractNum>
-  <w:abstractNum w:abstractNumId="24" w15:restartNumberingAfterBreak="0">
+  <w:abstractNum w:abstractNumId="27" w15:restartNumberingAfterBreak="0">
     <w:nsid w:val="78DF649D"/>
     <w:multiLevelType w:val="hybridMultilevel"/>
     <w:tmpl w:val="49443DB2"/>
@@ -20007,7 +22867,7 @@
       </w:rPr>
     </w:lvl>
   </w:abstractNum>
-  <w:abstractNum w:abstractNumId="25" w15:restartNumberingAfterBreak="0">
+  <w:abstractNum w:abstractNumId="28" w15:restartNumberingAfterBreak="0">
     <w:nsid w:val="7CF05B2C"/>
     <w:multiLevelType w:val="hybridMultilevel"/>
     <w:tmpl w:val="DD36FAF8"/>
@@ -20121,58 +22981,58 @@
     </w:lvl>
   </w:abstractNum>
   <w:num w:numId="1" w16cid:durableId="375550706">
-    <w:abstractNumId w:val="23"/>
+    <w:abstractNumId w:val="26"/>
   </w:num>
   <w:num w:numId="2" w16cid:durableId="412551155">
+    <w:abstractNumId w:val="11"/>
+  </w:num>
+  <w:num w:numId="3" w16cid:durableId="2069301550">
+    <w:abstractNumId w:val="24"/>
+  </w:num>
+  <w:num w:numId="4" w16cid:durableId="1492333399">
+    <w:abstractNumId w:val="17"/>
+  </w:num>
+  <w:num w:numId="5" w16cid:durableId="2122918184">
+    <w:abstractNumId w:val="7"/>
+  </w:num>
+  <w:num w:numId="6" w16cid:durableId="1188104306">
+    <w:abstractNumId w:val="8"/>
+  </w:num>
+  <w:num w:numId="7" w16cid:durableId="287276096">
+    <w:abstractNumId w:val="28"/>
+  </w:num>
+  <w:num w:numId="8" w16cid:durableId="836380917">
+    <w:abstractNumId w:val="25"/>
+  </w:num>
+  <w:num w:numId="9" w16cid:durableId="1751193279">
+    <w:abstractNumId w:val="16"/>
+  </w:num>
+  <w:num w:numId="10" w16cid:durableId="1687247538">
+    <w:abstractNumId w:val="13"/>
+  </w:num>
+  <w:num w:numId="11" w16cid:durableId="42295535">
+    <w:abstractNumId w:val="22"/>
+  </w:num>
+  <w:num w:numId="12" w16cid:durableId="693270215">
+    <w:abstractNumId w:val="27"/>
+  </w:num>
+  <w:num w:numId="13" w16cid:durableId="1217937573">
+    <w:abstractNumId w:val="14"/>
+  </w:num>
+  <w:num w:numId="14" w16cid:durableId="195435717">
+    <w:abstractNumId w:val="21"/>
+  </w:num>
+  <w:num w:numId="15" w16cid:durableId="912396702">
     <w:abstractNumId w:val="9"/>
   </w:num>
-  <w:num w:numId="3" w16cid:durableId="2069301550">
-    <w:abstractNumId w:val="21"/>
-  </w:num>
-  <w:num w:numId="4" w16cid:durableId="1492333399">
-    <w:abstractNumId w:val="15"/>
-  </w:num>
-  <w:num w:numId="5" w16cid:durableId="2122918184">
-    <w:abstractNumId w:val="6"/>
-  </w:num>
-  <w:num w:numId="6" w16cid:durableId="1188104306">
-    <w:abstractNumId w:val="7"/>
-  </w:num>
-  <w:num w:numId="7" w16cid:durableId="287276096">
-    <w:abstractNumId w:val="25"/>
-  </w:num>
-  <w:num w:numId="8" w16cid:durableId="836380917">
-    <w:abstractNumId w:val="22"/>
-  </w:num>
-  <w:num w:numId="9" w16cid:durableId="1751193279">
-    <w:abstractNumId w:val="14"/>
-  </w:num>
-  <w:num w:numId="10" w16cid:durableId="1687247538">
-    <w:abstractNumId w:val="11"/>
-  </w:num>
-  <w:num w:numId="11" w16cid:durableId="42295535">
-    <w:abstractNumId w:val="19"/>
-  </w:num>
-  <w:num w:numId="12" w16cid:durableId="693270215">
-    <w:abstractNumId w:val="24"/>
-  </w:num>
-  <w:num w:numId="13" w16cid:durableId="1217937573">
+  <w:num w:numId="16" w16cid:durableId="452942021">
     <w:abstractNumId w:val="12"/>
   </w:num>
-  <w:num w:numId="14" w16cid:durableId="195435717">
-    <w:abstractNumId w:val="18"/>
-  </w:num>
-  <w:num w:numId="15" w16cid:durableId="912396702">
-    <w:abstractNumId w:val="8"/>
-  </w:num>
-  <w:num w:numId="16" w16cid:durableId="452942021">
-    <w:abstractNumId w:val="10"/>
-  </w:num>
   <w:num w:numId="17" w16cid:durableId="878929890">
-    <w:abstractNumId w:val="17"/>
+    <w:abstractNumId w:val="20"/>
   </w:num>
   <w:num w:numId="18" w16cid:durableId="778649773">
-    <w:abstractNumId w:val="5"/>
+    <w:abstractNumId w:val="6"/>
   </w:num>
   <w:num w:numId="19" w16cid:durableId="493255704">
     <w:abstractNumId w:val="1"/>
@@ -20187,22 +23047,31 @@
     <w:abstractNumId w:val="2"/>
   </w:num>
   <w:num w:numId="23" w16cid:durableId="1209533461">
-    <w:abstractNumId w:val="16"/>
+    <w:abstractNumId w:val="19"/>
   </w:num>
   <w:num w:numId="24" w16cid:durableId="1194660521">
     <w:abstractNumId w:val="3"/>
   </w:num>
   <w:num w:numId="25" w16cid:durableId="1720124383">
-    <w:abstractNumId w:val="13"/>
+    <w:abstractNumId w:val="15"/>
   </w:num>
   <w:num w:numId="26" w16cid:durableId="1589263893">
-    <w:abstractNumId w:val="20"/>
+    <w:abstractNumId w:val="23"/>
+  </w:num>
+  <w:num w:numId="27" w16cid:durableId="596794252">
+    <w:abstractNumId w:val="18"/>
+  </w:num>
+  <w:num w:numId="28" w16cid:durableId="151483734">
+    <w:abstractNumId w:val="10"/>
+  </w:num>
+  <w:num w:numId="29" w16cid:durableId="2038694498">
+    <w:abstractNumId w:val="5"/>
   </w:num>
 </w:numbering>
 </file>
 
 <file path=word/styles.xml><?xml version="1.0" encoding="utf-8"?>
-<w:styles xmlns:mc="http://schemas.openxmlformats.org/markup-compatibility/2006" xmlns:r="http://schemas.openxmlformats.org/officeDocument/2006/relationships" xmlns:w="http://schemas.openxmlformats.org/wordprocessingml/2006/main" xmlns:w14="http://schemas.microsoft.com/office/word/2010/wordml" xmlns:w15="http://schemas.microsoft.com/office/word/2012/wordml" xmlns:w16cex="http://schemas.microsoft.com/office/word/2018/wordml/cex" xmlns:w16cid="http://schemas.microsoft.com/office/word/2016/wordml/cid" xmlns:w16="http://schemas.microsoft.com/office/word/2018/wordml" xmlns:w16sdtdh="http://schemas.microsoft.com/office/word/2020/wordml/sdtdatahash" xmlns:w16se="http://schemas.microsoft.com/office/word/2015/wordml/symex" mc:Ignorable="w14 w15 w16se w16cid w16 w16cex w16sdtdh">
+<w:styles xmlns:mc="http://schemas.openxmlformats.org/markup-compatibility/2006" xmlns:r="http://schemas.openxmlformats.org/officeDocument/2006/relationships" xmlns:w="http://schemas.openxmlformats.org/wordprocessingml/2006/main" xmlns:w14="http://schemas.microsoft.com/office/word/2010/wordml" xmlns:w15="http://schemas.microsoft.com/office/word/2012/wordml" xmlns:w16cex="http://schemas.microsoft.com/office/word/2018/wordml/cex" xmlns:w16cid="http://schemas.microsoft.com/office/word/2016/wordml/cid" xmlns:w16="http://schemas.microsoft.com/office/word/2018/wordml" xmlns:w16du="http://schemas.microsoft.com/office/word/2023/wordml/word16du" xmlns:w16sdtdh="http://schemas.microsoft.com/office/word/2020/wordml/sdtdatahash" xmlns:w16sdtfl="http://schemas.microsoft.com/office/word/2024/wordml/sdtformatlock" xmlns:w16se="http://schemas.microsoft.com/office/word/2015/wordml/symex" mc:Ignorable="w14 w15 w16se w16cid w16 w16cex w16sdtdh w16sdtfl w16du">
   <w:docDefaults>
     <w:rPrDefault>
       <w:rPr>
